--- a/Documentatie.docx
+++ b/Documentatie.docx
@@ -4,7 +4,7 @@
   <w:body>
     <w:p>
       <w:pPr>
-        <w:jc w:val="center"/>
+        <w:jc w:val="both"/>
         <w:rPr>
           <w:rFonts w:ascii="Times New Roman" w:eastAsia="Times New Roman" w:hAnsi="Times New Roman" w:cs="Times New Roman"/>
           <w:b/>
@@ -18,7 +18,7 @@
     </w:p>
     <w:p>
       <w:pPr>
-        <w:jc w:val="center"/>
+        <w:jc w:val="both"/>
         <w:rPr>
           <w:rFonts w:ascii="Times New Roman" w:eastAsia="Times New Roman" w:hAnsi="Times New Roman" w:cs="Times New Roman"/>
           <w:b/>
@@ -44,7 +44,7 @@
     </w:p>
     <w:p>
       <w:pPr>
-        <w:jc w:val="center"/>
+        <w:jc w:val="both"/>
         <w:rPr>
           <w:rFonts w:ascii="Times New Roman" w:eastAsia="Times New Roman" w:hAnsi="Times New Roman" w:cs="Times New Roman"/>
           <w:b/>
@@ -82,7 +82,7 @@
                     </pic:cNvPicPr>
                   </pic:nvPicPr>
                   <pic:blipFill>
-                    <a:blip r:embed="rId6">
+                    <a:blip r:embed="rId8">
                       <a:extLst>
                         <a:ext uri="{28A0092B-C50C-407E-A947-70E740481C1C}">
                           <a14:useLocalDpi xmlns:a14="http://schemas.microsoft.com/office/drawing/2010/main" val="0"/>
@@ -134,47 +134,47 @@
     </w:p>
     <w:p>
       <w:pPr>
-        <w:jc w:val="center"/>
-        <w:rPr>
-          <w:rFonts w:ascii="Times New Roman" w:eastAsia="Times New Roman" w:hAnsi="Times New Roman" w:cs="Times New Roman"/>
-          <w:kern w:val="0"/>
-          <w14:ligatures w14:val="none"/>
-        </w:rPr>
-      </w:pPr>
-    </w:p>
-    <w:p>
-      <w:pPr>
-        <w:jc w:val="center"/>
-        <w:rPr>
-          <w:rFonts w:ascii="Times New Roman" w:eastAsia="Times New Roman" w:hAnsi="Times New Roman" w:cs="Times New Roman"/>
-          <w:kern w:val="0"/>
-          <w14:ligatures w14:val="none"/>
-        </w:rPr>
-      </w:pPr>
-    </w:p>
-    <w:p>
-      <w:pPr>
-        <w:jc w:val="center"/>
-        <w:rPr>
-          <w:rFonts w:ascii="Times New Roman" w:eastAsia="Times New Roman" w:hAnsi="Times New Roman" w:cs="Times New Roman"/>
-          <w:kern w:val="0"/>
-          <w14:ligatures w14:val="none"/>
-        </w:rPr>
-      </w:pPr>
-    </w:p>
-    <w:p>
-      <w:pPr>
-        <w:jc w:val="center"/>
-        <w:rPr>
-          <w:rFonts w:ascii="Times New Roman" w:eastAsia="Times New Roman" w:hAnsi="Times New Roman" w:cs="Times New Roman"/>
-          <w:kern w:val="0"/>
-          <w14:ligatures w14:val="none"/>
-        </w:rPr>
-      </w:pPr>
-    </w:p>
-    <w:p>
-      <w:pPr>
-        <w:jc w:val="center"/>
+        <w:jc w:val="both"/>
+        <w:rPr>
+          <w:rFonts w:ascii="Times New Roman" w:eastAsia="Times New Roman" w:hAnsi="Times New Roman" w:cs="Times New Roman"/>
+          <w:kern w:val="0"/>
+          <w14:ligatures w14:val="none"/>
+        </w:rPr>
+      </w:pPr>
+    </w:p>
+    <w:p>
+      <w:pPr>
+        <w:jc w:val="both"/>
+        <w:rPr>
+          <w:rFonts w:ascii="Times New Roman" w:eastAsia="Times New Roman" w:hAnsi="Times New Roman" w:cs="Times New Roman"/>
+          <w:kern w:val="0"/>
+          <w14:ligatures w14:val="none"/>
+        </w:rPr>
+      </w:pPr>
+    </w:p>
+    <w:p>
+      <w:pPr>
+        <w:jc w:val="both"/>
+        <w:rPr>
+          <w:rFonts w:ascii="Times New Roman" w:eastAsia="Times New Roman" w:hAnsi="Times New Roman" w:cs="Times New Roman"/>
+          <w:kern w:val="0"/>
+          <w14:ligatures w14:val="none"/>
+        </w:rPr>
+      </w:pPr>
+    </w:p>
+    <w:p>
+      <w:pPr>
+        <w:jc w:val="both"/>
+        <w:rPr>
+          <w:rFonts w:ascii="Times New Roman" w:eastAsia="Times New Roman" w:hAnsi="Times New Roman" w:cs="Times New Roman"/>
+          <w:kern w:val="0"/>
+          <w14:ligatures w14:val="none"/>
+        </w:rPr>
+      </w:pPr>
+    </w:p>
+    <w:p>
+      <w:pPr>
+        <w:jc w:val="both"/>
         <w:rPr>
           <w:rFonts w:ascii="Times New Roman" w:eastAsia="Times New Roman" w:hAnsi="Times New Roman" w:cs="Times New Roman"/>
           <w:kern w:val="0"/>
@@ -187,6 +187,7 @@
         <w:tabs>
           <w:tab w:val="left" w:pos="6156"/>
         </w:tabs>
+        <w:jc w:val="both"/>
         <w:rPr>
           <w:rFonts w:ascii="Times New Roman" w:eastAsia="Times New Roman" w:hAnsi="Times New Roman" w:cs="Times New Roman"/>
           <w:kern w:val="0"/>
@@ -204,157 +205,165 @@
     </w:p>
     <w:p>
       <w:pPr>
-        <w:jc w:val="center"/>
-        <w:rPr>
-          <w:rFonts w:ascii="Times New Roman" w:eastAsia="Times New Roman" w:hAnsi="Times New Roman" w:cs="Times New Roman"/>
-          <w:kern w:val="0"/>
-          <w14:ligatures w14:val="none"/>
-        </w:rPr>
-      </w:pPr>
-    </w:p>
-    <w:p>
-      <w:pPr>
-        <w:jc w:val="center"/>
-        <w:rPr>
-          <w:rFonts w:ascii="Times New Roman" w:eastAsia="Times New Roman" w:hAnsi="Times New Roman" w:cs="Times New Roman"/>
-          <w:kern w:val="0"/>
-          <w14:ligatures w14:val="none"/>
-        </w:rPr>
-      </w:pPr>
-    </w:p>
-    <w:p>
-      <w:pPr>
-        <w:jc w:val="center"/>
-        <w:rPr>
-          <w:rFonts w:ascii="Times New Roman" w:eastAsia="Times New Roman" w:hAnsi="Times New Roman" w:cs="Times New Roman"/>
-          <w:kern w:val="0"/>
-          <w14:ligatures w14:val="none"/>
-        </w:rPr>
-      </w:pPr>
-    </w:p>
-    <w:p>
-      <w:pPr>
-        <w:jc w:val="center"/>
-        <w:rPr>
-          <w:rFonts w:ascii="Times New Roman" w:eastAsia="Times New Roman" w:hAnsi="Times New Roman" w:cs="Times New Roman"/>
-          <w:kern w:val="0"/>
-          <w14:ligatures w14:val="none"/>
-        </w:rPr>
-      </w:pPr>
-    </w:p>
-    <w:p>
-      <w:pPr>
-        <w:jc w:val="center"/>
-        <w:rPr>
-          <w:rFonts w:ascii="Times New Roman" w:eastAsia="Times New Roman" w:hAnsi="Times New Roman" w:cs="Times New Roman"/>
-          <w:kern w:val="0"/>
-          <w14:ligatures w14:val="none"/>
-        </w:rPr>
-      </w:pPr>
-    </w:p>
-    <w:p>
-      <w:pPr>
-        <w:jc w:val="center"/>
-        <w:rPr>
-          <w:rFonts w:ascii="Times New Roman" w:eastAsia="Times New Roman" w:hAnsi="Times New Roman" w:cs="Times New Roman"/>
-          <w:kern w:val="0"/>
-          <w14:ligatures w14:val="none"/>
-        </w:rPr>
-      </w:pPr>
-    </w:p>
-    <w:p>
-      <w:pPr>
-        <w:jc w:val="center"/>
-        <w:rPr>
-          <w:rFonts w:ascii="Times New Roman" w:eastAsia="Times New Roman" w:hAnsi="Times New Roman" w:cs="Times New Roman"/>
-          <w:kern w:val="0"/>
-          <w14:ligatures w14:val="none"/>
-        </w:rPr>
-      </w:pPr>
-    </w:p>
-    <w:p>
-      <w:pPr>
-        <w:jc w:val="center"/>
-        <w:rPr>
-          <w:rFonts w:ascii="Times New Roman" w:eastAsia="Times New Roman" w:hAnsi="Times New Roman" w:cs="Times New Roman"/>
-          <w:kern w:val="0"/>
-          <w14:ligatures w14:val="none"/>
-        </w:rPr>
-      </w:pPr>
-    </w:p>
-    <w:p>
-      <w:pPr>
-        <w:jc w:val="center"/>
-        <w:rPr>
-          <w:rFonts w:ascii="Times New Roman" w:eastAsia="Times New Roman" w:hAnsi="Times New Roman" w:cs="Times New Roman"/>
-          <w:kern w:val="0"/>
-          <w14:ligatures w14:val="none"/>
-        </w:rPr>
-      </w:pPr>
-    </w:p>
-    <w:p>
-      <w:pPr>
-        <w:jc w:val="center"/>
-        <w:rPr>
-          <w:rFonts w:ascii="Times New Roman" w:eastAsia="Times New Roman" w:hAnsi="Times New Roman" w:cs="Times New Roman"/>
-          <w:kern w:val="0"/>
-          <w14:ligatures w14:val="none"/>
-        </w:rPr>
-      </w:pPr>
-    </w:p>
-    <w:p>
-      <w:pPr>
-        <w:jc w:val="center"/>
-        <w:rPr>
-          <w:rFonts w:ascii="Times New Roman" w:eastAsia="Times New Roman" w:hAnsi="Times New Roman" w:cs="Times New Roman"/>
-          <w:kern w:val="0"/>
-          <w14:ligatures w14:val="none"/>
-        </w:rPr>
-      </w:pPr>
-    </w:p>
-    <w:p>
-      <w:pPr>
-        <w:jc w:val="center"/>
-        <w:rPr>
-          <w:rFonts w:ascii="Times New Roman" w:eastAsia="Times New Roman" w:hAnsi="Times New Roman" w:cs="Times New Roman"/>
-          <w:kern w:val="0"/>
-          <w14:ligatures w14:val="none"/>
-        </w:rPr>
-      </w:pPr>
-    </w:p>
-    <w:p>
-      <w:pPr>
-        <w:jc w:val="center"/>
-        <w:rPr>
-          <w:rFonts w:ascii="Times New Roman" w:eastAsia="Times New Roman" w:hAnsi="Times New Roman" w:cs="Times New Roman"/>
-          <w:kern w:val="0"/>
-          <w14:ligatures w14:val="none"/>
-        </w:rPr>
-      </w:pPr>
-    </w:p>
-    <w:p>
-      <w:pPr>
-        <w:jc w:val="center"/>
-        <w:rPr>
-          <w:rFonts w:ascii="Times New Roman" w:eastAsia="Times New Roman" w:hAnsi="Times New Roman" w:cs="Times New Roman"/>
-          <w:kern w:val="0"/>
-          <w14:ligatures w14:val="none"/>
-        </w:rPr>
-      </w:pPr>
-    </w:p>
-    <w:p>
-      <w:pPr>
-        <w:jc w:val="center"/>
-        <w:rPr>
-          <w:rFonts w:ascii="Times New Roman" w:eastAsia="Times New Roman" w:hAnsi="Times New Roman" w:cs="Times New Roman"/>
-          <w:kern w:val="0"/>
-          <w14:ligatures w14:val="none"/>
-        </w:rPr>
-      </w:pPr>
-    </w:p>
-    <w:p>
-      <w:pPr>
-        <w:jc w:val="right"/>
+        <w:jc w:val="both"/>
+        <w:rPr>
+          <w:rFonts w:ascii="Times New Roman" w:eastAsia="Times New Roman" w:hAnsi="Times New Roman" w:cs="Times New Roman"/>
+          <w:kern w:val="0"/>
+          <w14:ligatures w14:val="none"/>
+        </w:rPr>
+      </w:pPr>
+    </w:p>
+    <w:p>
+      <w:pPr>
+        <w:jc w:val="both"/>
+        <w:rPr>
+          <w:rFonts w:ascii="Times New Roman" w:eastAsia="Times New Roman" w:hAnsi="Times New Roman" w:cs="Times New Roman"/>
+          <w:kern w:val="0"/>
+          <w14:ligatures w14:val="none"/>
+        </w:rPr>
+      </w:pPr>
+    </w:p>
+    <w:p>
+      <w:pPr>
+        <w:jc w:val="both"/>
+        <w:rPr>
+          <w:rFonts w:ascii="Times New Roman" w:eastAsia="Times New Roman" w:hAnsi="Times New Roman" w:cs="Times New Roman"/>
+          <w:kern w:val="0"/>
+          <w14:ligatures w14:val="none"/>
+        </w:rPr>
+      </w:pPr>
+    </w:p>
+    <w:p>
+      <w:pPr>
+        <w:jc w:val="both"/>
+        <w:rPr>
+          <w:rFonts w:ascii="Times New Roman" w:eastAsia="Times New Roman" w:hAnsi="Times New Roman" w:cs="Times New Roman"/>
+          <w:kern w:val="0"/>
+          <w14:ligatures w14:val="none"/>
+        </w:rPr>
+      </w:pPr>
+    </w:p>
+    <w:p>
+      <w:pPr>
+        <w:jc w:val="both"/>
+        <w:rPr>
+          <w:rFonts w:ascii="Times New Roman" w:eastAsia="Times New Roman" w:hAnsi="Times New Roman" w:cs="Times New Roman"/>
+          <w:kern w:val="0"/>
+          <w14:ligatures w14:val="none"/>
+        </w:rPr>
+      </w:pPr>
+    </w:p>
+    <w:p>
+      <w:pPr>
+        <w:jc w:val="both"/>
+        <w:rPr>
+          <w:rFonts w:ascii="Times New Roman" w:eastAsia="Times New Roman" w:hAnsi="Times New Roman" w:cs="Times New Roman"/>
+          <w:kern w:val="0"/>
+          <w14:ligatures w14:val="none"/>
+        </w:rPr>
+      </w:pPr>
+    </w:p>
+    <w:p>
+      <w:pPr>
+        <w:jc w:val="both"/>
+        <w:rPr>
+          <w:rFonts w:ascii="Times New Roman" w:eastAsia="Times New Roman" w:hAnsi="Times New Roman" w:cs="Times New Roman"/>
+          <w:kern w:val="0"/>
+          <w14:ligatures w14:val="none"/>
+        </w:rPr>
+      </w:pPr>
+    </w:p>
+    <w:p>
+      <w:pPr>
+        <w:jc w:val="both"/>
+        <w:rPr>
+          <w:rFonts w:ascii="Times New Roman" w:eastAsia="Times New Roman" w:hAnsi="Times New Roman" w:cs="Times New Roman"/>
+          <w:kern w:val="0"/>
+          <w14:ligatures w14:val="none"/>
+        </w:rPr>
+      </w:pPr>
+    </w:p>
+    <w:p>
+      <w:pPr>
+        <w:jc w:val="both"/>
+        <w:rPr>
+          <w:rFonts w:ascii="Times New Roman" w:eastAsia="Times New Roman" w:hAnsi="Times New Roman" w:cs="Times New Roman"/>
+          <w:kern w:val="0"/>
+          <w14:ligatures w14:val="none"/>
+        </w:rPr>
+      </w:pPr>
+    </w:p>
+    <w:p>
+      <w:pPr>
+        <w:jc w:val="both"/>
+        <w:rPr>
+          <w:rFonts w:ascii="Times New Roman" w:eastAsia="Times New Roman" w:hAnsi="Times New Roman" w:cs="Times New Roman"/>
+          <w:kern w:val="0"/>
+          <w14:ligatures w14:val="none"/>
+        </w:rPr>
+      </w:pPr>
+    </w:p>
+    <w:p>
+      <w:pPr>
+        <w:jc w:val="both"/>
+        <w:rPr>
+          <w:rFonts w:ascii="Times New Roman" w:eastAsia="Times New Roman" w:hAnsi="Times New Roman" w:cs="Times New Roman"/>
+          <w:kern w:val="0"/>
+          <w14:ligatures w14:val="none"/>
+        </w:rPr>
+      </w:pPr>
+    </w:p>
+    <w:p>
+      <w:pPr>
+        <w:jc w:val="both"/>
+        <w:rPr>
+          <w:rFonts w:ascii="Times New Roman" w:eastAsia="Times New Roman" w:hAnsi="Times New Roman" w:cs="Times New Roman"/>
+          <w:kern w:val="0"/>
+          <w14:ligatures w14:val="none"/>
+        </w:rPr>
+      </w:pPr>
+    </w:p>
+    <w:p>
+      <w:pPr>
+        <w:jc w:val="both"/>
+        <w:rPr>
+          <w:rFonts w:ascii="Times New Roman" w:eastAsia="Times New Roman" w:hAnsi="Times New Roman" w:cs="Times New Roman"/>
+          <w:kern w:val="0"/>
+          <w14:ligatures w14:val="none"/>
+        </w:rPr>
+      </w:pPr>
+    </w:p>
+    <w:p>
+      <w:pPr>
+        <w:jc w:val="both"/>
+        <w:rPr>
+          <w:rFonts w:ascii="Times New Roman" w:eastAsia="Times New Roman" w:hAnsi="Times New Roman" w:cs="Times New Roman"/>
+          <w:kern w:val="0"/>
+          <w14:ligatures w14:val="none"/>
+        </w:rPr>
+      </w:pPr>
+      <w:r>
+        <w:rPr>
+          <w:rFonts w:ascii="Times New Roman" w:eastAsia="Times New Roman" w:hAnsi="Times New Roman" w:cs="Times New Roman"/>
+          <w:kern w:val="0"/>
+          <w14:ligatures w14:val="none"/>
+        </w:rPr>
+        <w:t>ANUL 2026</w:t>
+      </w:r>
+    </w:p>
+    <w:p>
+      <w:pPr>
+        <w:jc w:val="both"/>
+        <w:rPr>
+          <w:rFonts w:ascii="Times New Roman" w:eastAsia="Times New Roman" w:hAnsi="Times New Roman" w:cs="Times New Roman"/>
+          <w:kern w:val="0"/>
+          <w14:ligatures w14:val="none"/>
+        </w:rPr>
+      </w:pPr>
+    </w:p>
+    <w:p>
+      <w:pPr>
+        <w:jc w:val="both"/>
         <w:rPr>
           <w:rFonts w:ascii="Times New Roman" w:eastAsia="Times New Roman" w:hAnsi="Times New Roman" w:cs="Times New Roman"/>
           <w:kern w:val="0"/>
@@ -372,7 +381,7 @@
     </w:p>
     <w:p>
       <w:pPr>
-        <w:jc w:val="right"/>
+        <w:jc w:val="both"/>
         <w:rPr>
           <w:rFonts w:ascii="Times New Roman" w:eastAsia="Times New Roman" w:hAnsi="Times New Roman" w:cs="Times New Roman"/>
           <w:kern w:val="0"/>
@@ -391,7 +400,13 @@
     <w:sdt>
       <w:sdtPr>
         <w:rPr>
+          <w:rFonts w:asciiTheme="minorHAnsi" w:eastAsiaTheme="minorHAnsi" w:hAnsiTheme="minorHAnsi" w:cstheme="minorBidi"/>
           <w:noProof/>
+          <w:color w:val="auto"/>
+          <w:kern w:val="2"/>
+          <w:sz w:val="24"/>
+          <w:szCs w:val="24"/>
+          <w14:ligatures w14:val="standardContextual"/>
         </w:rPr>
         <w:id w:val="667835087"/>
         <w:docPartObj>
@@ -401,20 +416,15 @@
       </w:sdtPr>
       <w:sdtEndPr>
         <w:rPr>
-          <w:rFonts w:asciiTheme="minorHAnsi" w:eastAsiaTheme="minorHAnsi" w:hAnsiTheme="minorHAnsi" w:cstheme="minorBidi"/>
-          <w:b/>
-          <w:bCs/>
-          <w:color w:val="auto"/>
-          <w:kern w:val="2"/>
-          <w:sz w:val="24"/>
-          <w:szCs w:val="24"/>
-          <w14:ligatures w14:val="standardContextual"/>
+          <w:b/>
+          <w:bCs/>
         </w:rPr>
       </w:sdtEndPr>
       <w:sdtContent>
         <w:p>
           <w:pPr>
             <w:pStyle w:val="TOCHeading"/>
+            <w:jc w:val="both"/>
             <w:rPr>
               <w:noProof/>
             </w:rPr>
@@ -432,6 +442,7 @@
             <w:tabs>
               <w:tab w:val="right" w:leader="dot" w:pos="9350"/>
             </w:tabs>
+            <w:jc w:val="both"/>
           </w:pPr>
           <w:r>
             <w:fldChar w:fldCharType="begin"/>
@@ -503,6 +514,7 @@
             <w:tabs>
               <w:tab w:val="right" w:leader="dot" w:pos="9350"/>
             </w:tabs>
+            <w:jc w:val="both"/>
           </w:pPr>
           <w:hyperlink w:anchor="_Toc234999571" w:history="1">
             <w:r>
@@ -565,6 +577,7 @@
             <w:tabs>
               <w:tab w:val="right" w:leader="dot" w:pos="9350"/>
             </w:tabs>
+            <w:jc w:val="both"/>
           </w:pPr>
           <w:hyperlink w:anchor="_Toc234999572" w:history="1">
             <w:r>
@@ -627,6 +640,7 @@
             <w:tabs>
               <w:tab w:val="right" w:leader="dot" w:pos="9350"/>
             </w:tabs>
+            <w:jc w:val="both"/>
           </w:pPr>
           <w:hyperlink w:anchor="_Toc234999573" w:history="1">
             <w:r>
@@ -689,6 +703,7 @@
             <w:tabs>
               <w:tab w:val="right" w:leader="dot" w:pos="9350"/>
             </w:tabs>
+            <w:jc w:val="both"/>
           </w:pPr>
           <w:hyperlink w:anchor="_Toc234999574" w:history="1">
             <w:r>
@@ -751,6 +766,7 @@
             <w:tabs>
               <w:tab w:val="right" w:leader="dot" w:pos="9350"/>
             </w:tabs>
+            <w:jc w:val="both"/>
           </w:pPr>
           <w:hyperlink w:anchor="_Toc234999575" w:history="1">
             <w:r>
@@ -813,6 +829,7 @@
             <w:tabs>
               <w:tab w:val="right" w:leader="dot" w:pos="9350"/>
             </w:tabs>
+            <w:jc w:val="both"/>
           </w:pPr>
           <w:hyperlink w:anchor="_Toc234999576" w:history="1">
             <w:r>
@@ -875,6 +892,7 @@
             <w:tabs>
               <w:tab w:val="right" w:leader="dot" w:pos="9350"/>
             </w:tabs>
+            <w:jc w:val="both"/>
           </w:pPr>
           <w:hyperlink w:anchor="_Toc234999577" w:history="1">
             <w:r>
@@ -937,6 +955,7 @@
             <w:tabs>
               <w:tab w:val="right" w:leader="dot" w:pos="9350"/>
             </w:tabs>
+            <w:jc w:val="both"/>
           </w:pPr>
           <w:hyperlink w:anchor="_Toc234999578" w:history="1">
             <w:r>
@@ -999,6 +1018,7 @@
             <w:tabs>
               <w:tab w:val="right" w:leader="dot" w:pos="9350"/>
             </w:tabs>
+            <w:jc w:val="both"/>
           </w:pPr>
           <w:hyperlink w:anchor="_Toc234999579" w:history="1">
             <w:r>
@@ -1061,6 +1081,7 @@
             <w:tabs>
               <w:tab w:val="right" w:leader="dot" w:pos="9350"/>
             </w:tabs>
+            <w:jc w:val="both"/>
           </w:pPr>
           <w:hyperlink w:anchor="_Toc234999580" w:history="1">
             <w:r>
@@ -1123,6 +1144,7 @@
             <w:tabs>
               <w:tab w:val="right" w:leader="dot" w:pos="9350"/>
             </w:tabs>
+            <w:jc w:val="both"/>
           </w:pPr>
           <w:hyperlink w:anchor="_Toc234999581" w:history="1">
             <w:r>
@@ -1185,6 +1207,7 @@
             <w:tabs>
               <w:tab w:val="right" w:leader="dot" w:pos="9350"/>
             </w:tabs>
+            <w:jc w:val="both"/>
           </w:pPr>
           <w:hyperlink w:anchor="_Toc234999582" w:history="1">
             <w:r>
@@ -1247,6 +1270,7 @@
             <w:tabs>
               <w:tab w:val="right" w:leader="dot" w:pos="9350"/>
             </w:tabs>
+            <w:jc w:val="both"/>
           </w:pPr>
           <w:hyperlink w:anchor="_Toc234999583" w:history="1">
             <w:r>
@@ -1309,6 +1333,7 @@
             <w:tabs>
               <w:tab w:val="right" w:leader="dot" w:pos="9350"/>
             </w:tabs>
+            <w:jc w:val="both"/>
           </w:pPr>
           <w:hyperlink w:anchor="_Toc234999584" w:history="1">
             <w:r>
@@ -1371,6 +1396,7 @@
             <w:tabs>
               <w:tab w:val="right" w:leader="dot" w:pos="9350"/>
             </w:tabs>
+            <w:jc w:val="both"/>
           </w:pPr>
           <w:hyperlink w:anchor="_Toc234999585" w:history="1">
             <w:r>
@@ -1433,6 +1459,7 @@
             <w:tabs>
               <w:tab w:val="right" w:leader="dot" w:pos="9350"/>
             </w:tabs>
+            <w:jc w:val="both"/>
           </w:pPr>
           <w:hyperlink w:anchor="_Toc234999586" w:history="1">
             <w:r>
@@ -1495,6 +1522,7 @@
             <w:tabs>
               <w:tab w:val="right" w:leader="dot" w:pos="9350"/>
             </w:tabs>
+            <w:jc w:val="both"/>
           </w:pPr>
           <w:hyperlink w:anchor="_Toc234999587" w:history="1">
             <w:r>
@@ -1557,6 +1585,7 @@
             <w:tabs>
               <w:tab w:val="right" w:leader="dot" w:pos="9350"/>
             </w:tabs>
+            <w:jc w:val="both"/>
           </w:pPr>
           <w:hyperlink w:anchor="_Toc234999588" w:history="1">
             <w:r>
@@ -1619,6 +1648,7 @@
             <w:tabs>
               <w:tab w:val="right" w:leader="dot" w:pos="9350"/>
             </w:tabs>
+            <w:jc w:val="both"/>
           </w:pPr>
           <w:hyperlink w:anchor="_Toc234999589" w:history="1">
             <w:r>
@@ -1681,6 +1711,7 @@
             <w:tabs>
               <w:tab w:val="right" w:leader="dot" w:pos="9350"/>
             </w:tabs>
+            <w:jc w:val="both"/>
           </w:pPr>
           <w:hyperlink w:anchor="_Toc234999590" w:history="1">
             <w:r>
@@ -1743,6 +1774,7 @@
             <w:tabs>
               <w:tab w:val="right" w:leader="dot" w:pos="9350"/>
             </w:tabs>
+            <w:jc w:val="both"/>
           </w:pPr>
           <w:hyperlink w:anchor="_Toc234999591" w:history="1">
             <w:r>
@@ -1805,6 +1837,7 @@
             <w:tabs>
               <w:tab w:val="right" w:leader="dot" w:pos="9350"/>
             </w:tabs>
+            <w:jc w:val="both"/>
           </w:pPr>
           <w:hyperlink w:anchor="_Toc234999592" w:history="1">
             <w:r>
@@ -1867,6 +1900,7 @@
             <w:tabs>
               <w:tab w:val="right" w:leader="dot" w:pos="9350"/>
             </w:tabs>
+            <w:jc w:val="both"/>
           </w:pPr>
           <w:hyperlink w:anchor="_Toc234999593" w:history="1">
             <w:r>
@@ -1929,6 +1963,7 @@
             <w:tabs>
               <w:tab w:val="right" w:leader="dot" w:pos="9350"/>
             </w:tabs>
+            <w:jc w:val="both"/>
           </w:pPr>
           <w:hyperlink w:anchor="_Toc234999594" w:history="1">
             <w:r>
@@ -1991,6 +2026,7 @@
             <w:tabs>
               <w:tab w:val="right" w:leader="dot" w:pos="9350"/>
             </w:tabs>
+            <w:jc w:val="both"/>
           </w:pPr>
           <w:hyperlink w:anchor="_Toc234999595" w:history="1">
             <w:r>
@@ -2053,6 +2089,7 @@
             <w:tabs>
               <w:tab w:val="right" w:leader="dot" w:pos="9350"/>
             </w:tabs>
+            <w:jc w:val="both"/>
           </w:pPr>
           <w:hyperlink w:anchor="_Toc234999596" w:history="1">
             <w:r>
@@ -2115,6 +2152,7 @@
             <w:tabs>
               <w:tab w:val="right" w:leader="dot" w:pos="9350"/>
             </w:tabs>
+            <w:jc w:val="both"/>
           </w:pPr>
           <w:hyperlink w:anchor="_Toc234999597" w:history="1">
             <w:r>
@@ -2177,6 +2215,7 @@
             <w:tabs>
               <w:tab w:val="right" w:leader="dot" w:pos="9350"/>
             </w:tabs>
+            <w:jc w:val="both"/>
           </w:pPr>
           <w:hyperlink w:anchor="_Toc234999598" w:history="1">
             <w:r>
@@ -2239,6 +2278,7 @@
             <w:tabs>
               <w:tab w:val="right" w:leader="dot" w:pos="9350"/>
             </w:tabs>
+            <w:jc w:val="both"/>
           </w:pPr>
           <w:hyperlink w:anchor="_Toc234999599" w:history="1">
             <w:r>
@@ -2301,6 +2341,7 @@
             <w:tabs>
               <w:tab w:val="right" w:leader="dot" w:pos="9350"/>
             </w:tabs>
+            <w:jc w:val="both"/>
           </w:pPr>
           <w:hyperlink w:anchor="_Toc234999600" w:history="1">
             <w:r>
@@ -2363,6 +2404,7 @@
             <w:tabs>
               <w:tab w:val="right" w:leader="dot" w:pos="9350"/>
             </w:tabs>
+            <w:jc w:val="both"/>
           </w:pPr>
           <w:hyperlink w:anchor="_Toc234999601" w:history="1">
             <w:r>
@@ -2425,6 +2467,7 @@
             <w:tabs>
               <w:tab w:val="right" w:leader="dot" w:pos="9350"/>
             </w:tabs>
+            <w:jc w:val="both"/>
           </w:pPr>
           <w:hyperlink w:anchor="_Toc234999602" w:history="1">
             <w:r>
@@ -2487,6 +2530,7 @@
             <w:tabs>
               <w:tab w:val="right" w:leader="dot" w:pos="9350"/>
             </w:tabs>
+            <w:jc w:val="both"/>
           </w:pPr>
           <w:hyperlink w:anchor="_Toc234999603" w:history="1">
             <w:r>
@@ -2544,6 +2588,9 @@
           </w:hyperlink>
         </w:p>
         <w:p>
+          <w:pPr>
+            <w:jc w:val="both"/>
+          </w:pPr>
           <w:r>
             <w:rPr>
               <w:b/>
@@ -2557,6 +2604,7 @@
     <w:p>
       <w:pPr>
         <w:spacing w:before="100" w:beforeAutospacing="1" w:after="100" w:afterAutospacing="1" w:line="240" w:lineRule="auto"/>
+        <w:jc w:val="both"/>
         <w:outlineLvl w:val="0"/>
         <w:rPr>
           <w:rFonts w:ascii="Times New Roman" w:eastAsia="Times New Roman" w:hAnsi="Times New Roman" w:cs="Times New Roman"/>
@@ -2572,6 +2620,7 @@
     <w:p>
       <w:pPr>
         <w:spacing w:before="100" w:beforeAutospacing="1" w:after="100" w:afterAutospacing="1" w:line="240" w:lineRule="auto"/>
+        <w:jc w:val="both"/>
         <w:outlineLvl w:val="0"/>
         <w:rPr>
           <w:rFonts w:ascii="Times New Roman" w:eastAsia="Times New Roman" w:hAnsi="Times New Roman" w:cs="Times New Roman"/>
@@ -2587,6 +2636,7 @@
     <w:p>
       <w:pPr>
         <w:spacing w:before="100" w:beforeAutospacing="1" w:after="100" w:afterAutospacing="1" w:line="240" w:lineRule="auto"/>
+        <w:jc w:val="both"/>
         <w:outlineLvl w:val="0"/>
         <w:rPr>
           <w:rFonts w:ascii="Times New Roman" w:eastAsia="Times New Roman" w:hAnsi="Times New Roman" w:cs="Times New Roman"/>
@@ -2602,6 +2652,7 @@
     <w:p>
       <w:pPr>
         <w:spacing w:before="100" w:beforeAutospacing="1" w:after="100" w:afterAutospacing="1" w:line="240" w:lineRule="auto"/>
+        <w:jc w:val="both"/>
         <w:outlineLvl w:val="0"/>
         <w:rPr>
           <w:rFonts w:ascii="Times New Roman" w:eastAsia="Times New Roman" w:hAnsi="Times New Roman" w:cs="Times New Roman"/>
@@ -2617,6 +2668,7 @@
     <w:p>
       <w:pPr>
         <w:spacing w:before="100" w:beforeAutospacing="1" w:after="100" w:afterAutospacing="1" w:line="240" w:lineRule="auto"/>
+        <w:jc w:val="both"/>
         <w:outlineLvl w:val="0"/>
         <w:rPr>
           <w:rFonts w:ascii="Times New Roman" w:eastAsia="Times New Roman" w:hAnsi="Times New Roman" w:cs="Times New Roman"/>
@@ -2632,6 +2684,7 @@
     <w:p>
       <w:pPr>
         <w:spacing w:before="100" w:beforeAutospacing="1" w:after="100" w:afterAutospacing="1" w:line="240" w:lineRule="auto"/>
+        <w:jc w:val="both"/>
         <w:outlineLvl w:val="0"/>
         <w:rPr>
           <w:rFonts w:ascii="Times New Roman" w:eastAsia="Times New Roman" w:hAnsi="Times New Roman" w:cs="Times New Roman"/>
@@ -2647,6 +2700,7 @@
     <w:p>
       <w:pPr>
         <w:spacing w:before="100" w:beforeAutospacing="1" w:after="100" w:afterAutospacing="1" w:line="240" w:lineRule="auto"/>
+        <w:jc w:val="both"/>
         <w:outlineLvl w:val="0"/>
         <w:rPr>
           <w:rFonts w:ascii="Times New Roman" w:eastAsia="Times New Roman" w:hAnsi="Times New Roman" w:cs="Times New Roman"/>
@@ -2662,6 +2716,7 @@
     <w:p>
       <w:pPr>
         <w:spacing w:before="100" w:beforeAutospacing="1" w:after="100" w:afterAutospacing="1" w:line="240" w:lineRule="auto"/>
+        <w:jc w:val="both"/>
         <w:outlineLvl w:val="0"/>
         <w:rPr>
           <w:rFonts w:ascii="Times New Roman" w:eastAsia="Times New Roman" w:hAnsi="Times New Roman" w:cs="Times New Roman"/>
@@ -2676,6 +2731,7 @@
     </w:p>
     <w:p>
       <w:pPr>
+        <w:jc w:val="both"/>
         <w:rPr>
           <w:rFonts w:ascii="Times New Roman" w:eastAsia="Times New Roman" w:hAnsi="Times New Roman" w:cs="Times New Roman"/>
           <w:b/>
@@ -2701,8 +2757,12 @@
     </w:p>
     <w:p>
       <w:pPr>
-        <w:spacing w:before="100" w:beforeAutospacing="1" w:after="100" w:afterAutospacing="1" w:line="240" w:lineRule="auto"/>
-        <w:outlineLvl w:val="0"/>
+        <w:pStyle w:val="ListParagraph"/>
+        <w:numPr>
+          <w:ilvl w:val="0"/>
+          <w:numId w:val="12"/>
+        </w:numPr>
+        <w:jc w:val="both"/>
         <w:rPr>
           <w:rFonts w:ascii="Times New Roman" w:eastAsia="Times New Roman" w:hAnsi="Times New Roman" w:cs="Times New Roman"/>
           <w:b/>
@@ -2710,6 +2770,7 @@
           <w:kern w:val="36"/>
           <w:sz w:val="48"/>
           <w:szCs w:val="48"/>
+          <w:highlight w:val="lightGray"/>
           <w14:ligatures w14:val="none"/>
         </w:rPr>
       </w:pPr>
@@ -2721,12 +2782,118 @@
           <w:kern w:val="36"/>
           <w:sz w:val="48"/>
           <w:szCs w:val="48"/>
+          <w:highlight w:val="lightGray"/>
           <w14:ligatures w14:val="none"/>
         </w:rPr>
         <w:lastRenderedPageBreak/>
-        <w:t>Motiva</w:t>
-      </w:r>
-      <w:r>
+        <w:t>Motivația alegerii temei</w:t>
+      </w:r>
+    </w:p>
+    <w:p>
+      <w:pPr>
+        <w:pStyle w:val="font-claude-response-body"/>
+        <w:ind w:firstLine="720"/>
+        <w:jc w:val="both"/>
+        <w:rPr>
+          <w:noProof/>
+        </w:rPr>
+      </w:pPr>
+      <w:r>
+        <w:rPr>
+          <w:noProof/>
+        </w:rPr>
+        <w:t xml:space="preserve">Laboratoarele clasice de Sisteme de Operare urmează, de regulă, un format liniar: o listă de comenzi de executat, cu rezultat previzibil, verificat vizual de student. Studentul aplică o comandă indicată, fără să fie nevoit să decidă </w:t>
+      </w:r>
+      <w:r>
+        <w:rPr>
+          <w:rStyle w:val="Emphasis"/>
+          <w:noProof/>
+        </w:rPr>
+        <w:t>care</w:t>
+      </w:r>
+      <w:r>
+        <w:rPr>
+          <w:noProof/>
+        </w:rPr>
+        <w:t xml:space="preserve"> comandă e potrivită pentru o problemă dată.</w:t>
+      </w:r>
+    </w:p>
+    <w:p>
+      <w:pPr>
+        <w:pStyle w:val="font-claude-response-body"/>
+        <w:ind w:firstLine="720"/>
+        <w:jc w:val="both"/>
+        <w:rPr>
+          <w:noProof/>
+        </w:rPr>
+      </w:pPr>
+      <w:r>
+        <w:rPr>
+          <w:noProof/>
+        </w:rPr>
+        <w:t xml:space="preserve">Proiectul de față propune un format alternativ, de tip </w:t>
+      </w:r>
+      <w:r>
+        <w:rPr>
+          <w:rStyle w:val="Strong"/>
+          <w:noProof/>
+        </w:rPr>
+        <w:t>CTF (Capture The Flag)</w:t>
+      </w:r>
+      <w:r>
+        <w:rPr>
+          <w:noProof/>
+        </w:rPr>
+        <w:t>, în care studentul primește doar un obiectiv (o informație ascunsă) și trebuie să identifice singur mecanismul și comanda potrivită. Acest tip de exercițiu e folosit cu succes de ani buni în comunitatea de securitate informatică (platforme precum OverTheWire) tocmai pentru că transformă cunoștințele teoretice în deprinderi practice reale.</w:t>
+      </w:r>
+    </w:p>
+    <w:p>
+      <w:pPr>
+        <w:pStyle w:val="font-claude-response-body"/>
+        <w:ind w:firstLine="720"/>
+        <w:jc w:val="both"/>
+        <w:rPr>
+          <w:noProof/>
+        </w:rPr>
+      </w:pPr>
+      <w:r>
+        <w:rPr>
+          <w:noProof/>
+        </w:rPr>
+        <w:t xml:space="preserve">Motivul pentru care s-a adăugat și un </w:t>
+      </w:r>
+      <w:r>
+        <w:rPr>
+          <w:rStyle w:val="Strong"/>
+          <w:noProof/>
+        </w:rPr>
+        <w:t>cadru narativ</w:t>
+      </w:r>
+      <w:r>
+        <w:rPr>
+          <w:noProof/>
+        </w:rPr>
+        <w:t xml:space="preserve"> (o poveste, nu doar o listă tehnică de niveluri) este și pedagogic: o succesiune de provocări legate printr-un fir narativ crește implicarea și motivația studentului să parcurgă toate nivelurile, nu doar câteva. În plus, plasarea fiecărei provocări într-un context neașteptat (aviație, deșert, misiuni internaționale, ATM) ne obligă să recunoasștem </w:t>
+      </w:r>
+      <w:r>
+        <w:rPr>
+          <w:rStyle w:val="Strong"/>
+          <w:noProof/>
+        </w:rPr>
+        <w:t>același concept tehnic</w:t>
+      </w:r>
+      <w:r>
+        <w:rPr>
+          <w:noProof/>
+        </w:rPr>
+        <w:t xml:space="preserve"> îmbrăcat în forme diferite, exact ceea ce se întâmplă în practica reală, unde problemele de sistem nu vin niciodată etichetate cu numele conceptului teoretic din curs.</w:t>
+      </w:r>
+    </w:p>
+    <w:p>
+      <w:pPr>
+        <w:spacing w:before="100" w:beforeAutospacing="1" w:after="100" w:afterAutospacing="1" w:line="240" w:lineRule="auto"/>
+        <w:jc w:val="both"/>
+        <w:outlineLvl w:val="0"/>
         <w:rPr>
           <w:rFonts w:ascii="Times New Roman" w:eastAsia="Times New Roman" w:hAnsi="Times New Roman" w:cs="Times New Roman"/>
           <w:b/>
@@ -2736,9 +2903,13 @@
           <w:szCs w:val="48"/>
           <w14:ligatures w14:val="none"/>
         </w:rPr>
-        <w:t>ț</w:t>
-      </w:r>
-      <w:r>
+      </w:pPr>
+    </w:p>
+    <w:p>
+      <w:pPr>
+        <w:spacing w:before="100" w:beforeAutospacing="1" w:after="100" w:afterAutospacing="1" w:line="240" w:lineRule="auto"/>
+        <w:jc w:val="both"/>
+        <w:outlineLvl w:val="0"/>
         <w:rPr>
           <w:rFonts w:ascii="Times New Roman" w:eastAsia="Times New Roman" w:hAnsi="Times New Roman" w:cs="Times New Roman"/>
           <w:b/>
@@ -2748,185 +2919,9 @@
           <w:szCs w:val="48"/>
           <w14:ligatures w14:val="none"/>
         </w:rPr>
-        <w:t>ia alegerii temei</w:t>
-      </w:r>
-    </w:p>
-    <w:p>
-      <w:pPr>
-        <w:pStyle w:val="font-claude-response-body"/>
-        <w:ind w:firstLine="720"/>
-        <w:jc w:val="both"/>
-        <w:rPr>
-          <w:noProof/>
-        </w:rPr>
-      </w:pPr>
-      <w:r>
-        <w:rPr>
-          <w:noProof/>
-        </w:rPr>
-        <w:t>Laboratoarele clasice de Sisteme de Operare urmează, de regulă, un format liniar: o listă de comenzi de executat, cu rezultat previzibil, verificat vizual de student</w:t>
-      </w:r>
-      <w:r>
-        <w:rPr>
-          <w:noProof/>
-        </w:rPr>
-        <w:t xml:space="preserve">. </w:t>
-      </w:r>
-      <w:r>
-        <w:rPr>
-          <w:noProof/>
-        </w:rPr>
-        <w:t xml:space="preserve">Studentul aplică o comandă indicată, fără să fie nevoit să decidă </w:t>
-      </w:r>
-      <w:r>
-        <w:rPr>
-          <w:rStyle w:val="Emphasis"/>
-          <w:noProof/>
-        </w:rPr>
-        <w:t>care</w:t>
-      </w:r>
-      <w:r>
-        <w:rPr>
-          <w:noProof/>
-        </w:rPr>
-        <w:t xml:space="preserve"> comandă e potrivită pentru o problemă dată.</w:t>
-      </w:r>
-    </w:p>
-    <w:p>
-      <w:pPr>
-        <w:pStyle w:val="font-claude-response-body"/>
-        <w:ind w:firstLine="720"/>
-        <w:jc w:val="both"/>
-        <w:rPr>
-          <w:noProof/>
-        </w:rPr>
-      </w:pPr>
-      <w:r>
-        <w:rPr>
-          <w:noProof/>
-        </w:rPr>
-        <w:t xml:space="preserve">Proiectul de față propune un format alternativ, de tip </w:t>
-      </w:r>
-      <w:r>
-        <w:rPr>
-          <w:rStyle w:val="Strong"/>
-          <w:noProof/>
-        </w:rPr>
-        <w:t>CTF (Capture The Flag)</w:t>
-      </w:r>
-      <w:r>
-        <w:rPr>
-          <w:noProof/>
-        </w:rPr>
-        <w:t>, în care studentul primește doar un obiectiv (o informație ascunsă) și trebuie să identifice singur mecanismul și comanda potrivită. Acest tip de exercițiu e folosit cu succes de ani buni în comunitatea de securitate informatică (platforme precum OverTheWire) tocmai pentru că transformă cunoștințele teoretice în deprinderi practice reale.</w:t>
-      </w:r>
-    </w:p>
-    <w:p>
-      <w:pPr>
-        <w:pStyle w:val="font-claude-response-body"/>
-        <w:ind w:firstLine="720"/>
-        <w:jc w:val="both"/>
-        <w:rPr>
-          <w:noProof/>
-        </w:rPr>
-      </w:pPr>
-      <w:r>
-        <w:rPr>
-          <w:noProof/>
-        </w:rPr>
-        <w:t xml:space="preserve">Motivul pentru care s-a adăugat și un </w:t>
-      </w:r>
-      <w:r>
-        <w:rPr>
-          <w:rStyle w:val="Strong"/>
-          <w:noProof/>
-        </w:rPr>
-        <w:t>cadru narativ</w:t>
-      </w:r>
-      <w:r>
-        <w:rPr>
-          <w:noProof/>
-        </w:rPr>
-        <w:t xml:space="preserve"> (o poveste, nu doar o listă tehnică de niveluri) este</w:t>
-      </w:r>
-      <w:r>
-        <w:rPr>
-          <w:noProof/>
-        </w:rPr>
-        <w:t xml:space="preserve"> și</w:t>
-      </w:r>
-      <w:r>
-        <w:rPr>
-          <w:noProof/>
-        </w:rPr>
-        <w:t xml:space="preserve"> pedagogic: o succesiune de provocări legate printr-un fir narativ crește implicarea și motivația studentului să parcurgă toate nivelurile, nu doar câteva. În plus, plasarea fiecărei provocări într-un context neașteptat (aviație, deșert, misiuni internaționale</w:t>
-      </w:r>
-      <w:r>
-        <w:rPr>
-          <w:noProof/>
-        </w:rPr>
-        <w:t>, ATM</w:t>
-      </w:r>
-      <w:r>
-        <w:rPr>
-          <w:noProof/>
-        </w:rPr>
-        <w:t xml:space="preserve">) </w:t>
-      </w:r>
-      <w:r>
-        <w:rPr>
-          <w:noProof/>
-        </w:rPr>
-        <w:t xml:space="preserve">ne </w:t>
-      </w:r>
-      <w:r>
-        <w:rPr>
-          <w:noProof/>
-        </w:rPr>
-        <w:t>obligă să recunoas</w:t>
-      </w:r>
-      <w:r>
-        <w:rPr>
-          <w:noProof/>
-        </w:rPr>
-        <w:t>ștem</w:t>
-      </w:r>
-      <w:r>
-        <w:rPr>
-          <w:noProof/>
-        </w:rPr>
-        <w:t xml:space="preserve"> </w:t>
-      </w:r>
-      <w:r>
-        <w:rPr>
-          <w:rStyle w:val="Strong"/>
-          <w:noProof/>
-        </w:rPr>
-        <w:t>același concept tehnic</w:t>
-      </w:r>
-      <w:r>
-        <w:rPr>
-          <w:noProof/>
-        </w:rPr>
-        <w:t xml:space="preserve"> îmbrăcat în forme diferite</w:t>
-      </w:r>
-      <w:r>
-        <w:rPr>
-          <w:noProof/>
-        </w:rPr>
-        <w:t>,</w:t>
-      </w:r>
-      <w:r>
-        <w:rPr>
-          <w:noProof/>
-        </w:rPr>
-        <w:t xml:space="preserve"> exact ceea ce se întâmplă în practica reală, unde problemele de sistem nu vin niciodată etichetate cu numele conceptului teoretic din curs.</w:t>
-      </w:r>
-    </w:p>
-    <w:p>
-      <w:pPr>
-        <w:spacing w:before="100" w:beforeAutospacing="1" w:after="100" w:afterAutospacing="1" w:line="240" w:lineRule="auto"/>
-        <w:outlineLvl w:val="0"/>
+      </w:pPr>
+      <w:bookmarkStart w:id="0" w:name="_Toc234999570"/>
+      <w:r>
         <w:rPr>
           <w:rFonts w:ascii="Times New Roman" w:eastAsia="Times New Roman" w:hAnsi="Times New Roman" w:cs="Times New Roman"/>
           <w:b/>
@@ -2934,14 +2929,12 @@
           <w:kern w:val="36"/>
           <w:sz w:val="48"/>
           <w:szCs w:val="48"/>
-          <w14:ligatures w14:val="none"/>
-        </w:rPr>
-      </w:pPr>
-    </w:p>
-    <w:p>
-      <w:pPr>
-        <w:spacing w:before="100" w:beforeAutospacing="1" w:after="100" w:afterAutospacing="1" w:line="240" w:lineRule="auto"/>
-        <w:outlineLvl w:val="0"/>
+          <w:highlight w:val="lightGray"/>
+          <w14:ligatures w14:val="none"/>
+        </w:rPr>
+        <w:t>2.</w:t>
+      </w:r>
+      <w:r>
         <w:rPr>
           <w:rFonts w:ascii="Times New Roman" w:eastAsia="Times New Roman" w:hAnsi="Times New Roman" w:cs="Times New Roman"/>
           <w:b/>
@@ -2949,10 +2942,11 @@
           <w:kern w:val="36"/>
           <w:sz w:val="48"/>
           <w:szCs w:val="48"/>
-          <w14:ligatures w14:val="none"/>
-        </w:rPr>
-      </w:pPr>
-      <w:bookmarkStart w:id="0" w:name="_Toc234999570"/>
+          <w:highlight w:val="lightGray"/>
+          <w14:ligatures w14:val="none"/>
+        </w:rPr>
+        <w:t>Poveste</w:t>
+      </w:r>
       <w:r>
         <w:rPr>
           <w:rFonts w:ascii="Times New Roman" w:eastAsia="Times New Roman" w:hAnsi="Times New Roman" w:cs="Times New Roman"/>
@@ -2961,18 +2955,7 @@
           <w:kern w:val="36"/>
           <w:sz w:val="48"/>
           <w:szCs w:val="48"/>
-          <w14:ligatures w14:val="none"/>
-        </w:rPr>
-        <w:t>Poveste</w:t>
-      </w:r>
-      <w:r>
-        <w:rPr>
-          <w:rFonts w:ascii="Times New Roman" w:eastAsia="Times New Roman" w:hAnsi="Times New Roman" w:cs="Times New Roman"/>
-          <w:b/>
-          <w:bCs/>
-          <w:kern w:val="36"/>
-          <w:sz w:val="48"/>
-          <w:szCs w:val="48"/>
+          <w:highlight w:val="lightGray"/>
           <w14:ligatures w14:val="none"/>
         </w:rPr>
         <w:t xml:space="preserve"> - cadru</w:t>
@@ -2982,6 +2965,7 @@
     <w:p>
       <w:pPr>
         <w:spacing w:before="100" w:beforeAutospacing="1" w:after="100" w:afterAutospacing="1" w:line="240" w:lineRule="auto"/>
+        <w:jc w:val="both"/>
         <w:outlineLvl w:val="1"/>
         <w:rPr>
           <w:rFonts w:ascii="Times New Roman" w:eastAsia="Times New Roman" w:hAnsi="Times New Roman" w:cs="Times New Roman"/>
@@ -3251,16 +3235,18 @@
     <w:p>
       <w:pPr>
         <w:spacing w:after="0" w:line="240" w:lineRule="auto"/>
-        <w:rPr>
-          <w:rFonts w:ascii="Times New Roman" w:eastAsia="Times New Roman" w:hAnsi="Times New Roman" w:cs="Times New Roman"/>
-          <w:kern w:val="0"/>
-          <w14:ligatures w14:val="none"/>
-        </w:rPr>
-      </w:pPr>
-    </w:p>
-    <w:p>
-      <w:pPr>
-        <w:spacing w:before="100" w:beforeAutospacing="1" w:after="100" w:afterAutospacing="1" w:line="240" w:lineRule="auto"/>
+        <w:jc w:val="both"/>
+        <w:rPr>
+          <w:rFonts w:ascii="Times New Roman" w:eastAsia="Times New Roman" w:hAnsi="Times New Roman" w:cs="Times New Roman"/>
+          <w:kern w:val="0"/>
+          <w14:ligatures w14:val="none"/>
+        </w:rPr>
+      </w:pPr>
+    </w:p>
+    <w:p>
+      <w:pPr>
+        <w:spacing w:before="100" w:beforeAutospacing="1" w:after="100" w:afterAutospacing="1" w:line="240" w:lineRule="auto"/>
+        <w:jc w:val="both"/>
         <w:outlineLvl w:val="1"/>
         <w:rPr>
           <w:rFonts w:ascii="Times New Roman" w:eastAsia="Times New Roman" w:hAnsi="Times New Roman" w:cs="Times New Roman"/>
@@ -3274,6 +3260,74 @@
       </w:pPr>
       <w:bookmarkStart w:id="2" w:name="_Toc234999572"/>
       <w:r>
+        <w:drawing>
+          <wp:anchor distT="0" distB="0" distL="114300" distR="114300" simplePos="0" relativeHeight="251659264" behindDoc="1" locked="0" layoutInCell="1" allowOverlap="1" wp14:anchorId="49ECA20F" wp14:editId="3C23B8FA">
+            <wp:simplePos x="0" y="0"/>
+            <wp:positionH relativeFrom="margin">
+              <wp:align>right</wp:align>
+            </wp:positionH>
+            <wp:positionV relativeFrom="paragraph">
+              <wp:posOffset>8679</wp:posOffset>
+            </wp:positionV>
+            <wp:extent cx="1906104" cy="2463800"/>
+            <wp:effectExtent l="0" t="0" r="0" b="0"/>
+            <wp:wrapNone/>
+            <wp:docPr id="642382264" name="Picture 642382264"/>
+            <wp:cNvGraphicFramePr>
+              <a:graphicFrameLocks xmlns:a="http://schemas.openxmlformats.org/drawingml/2006/main" noChangeAspect="1"/>
+            </wp:cNvGraphicFramePr>
+            <a:graphic xmlns:a="http://schemas.openxmlformats.org/drawingml/2006/main">
+              <a:graphicData uri="http://schemas.openxmlformats.org/drawingml/2006/picture">
+                <pic:pic xmlns:pic="http://schemas.openxmlformats.org/drawingml/2006/picture">
+                  <pic:nvPicPr>
+                    <pic:cNvPr id="1" name="Picture 1"/>
+                    <pic:cNvPicPr>
+                      <a:picLocks noChangeAspect="1"/>
+                    </pic:cNvPicPr>
+                  </pic:nvPicPr>
+                  <pic:blipFill rotWithShape="1">
+                    <a:blip r:embed="rId9" cstate="print">
+                      <a:extLst>
+                        <a:ext uri="{28A0092B-C50C-407E-A947-70E740481C1C}">
+                          <a14:useLocalDpi xmlns:a14="http://schemas.microsoft.com/office/drawing/2010/main" val="0"/>
+                        </a:ext>
+                      </a:extLst>
+                    </a:blip>
+                    <a:srcRect l="-108" t="1484" r="108" b="4998"/>
+                    <a:stretch>
+                      <a:fillRect/>
+                    </a:stretch>
+                  </pic:blipFill>
+                  <pic:spPr bwMode="auto">
+                    <a:xfrm>
+                      <a:off x="0" y="0"/>
+                      <a:ext cx="1906104" cy="2463800"/>
+                    </a:xfrm>
+                    <a:prstGeom prst="rect">
+                      <a:avLst/>
+                    </a:prstGeom>
+                    <a:ln>
+                      <a:noFill/>
+                    </a:ln>
+                    <a:extLst>
+                      <a:ext uri="{53640926-AAD7-44D8-BBD7-CCE9431645EC}">
+                        <a14:shadowObscured xmlns:a14="http://schemas.microsoft.com/office/drawing/2010/main"/>
+                      </a:ext>
+                    </a:extLst>
+                  </pic:spPr>
+                </pic:pic>
+              </a:graphicData>
+            </a:graphic>
+            <wp14:sizeRelH relativeFrom="page">
+              <wp14:pctWidth>0</wp14:pctWidth>
+            </wp14:sizeRelH>
+            <wp14:sizeRelV relativeFrom="page">
+              <wp14:pctHeight>0</wp14:pctHeight>
+            </wp14:sizeRelV>
+          </wp:anchor>
+        </w:drawing>
+      </w:r>
+      <w:r>
         <w:rPr>
           <w:rFonts w:ascii="Times New Roman" w:eastAsia="Times New Roman" w:hAnsi="Times New Roman" w:cs="Times New Roman"/>
           <w:b/>
@@ -3283,7 +3337,6 @@
           <w:szCs w:val="36"/>
           <w14:ligatures w14:val="none"/>
         </w:rPr>
-        <w:lastRenderedPageBreak/>
         <w:t>Structura pe acte</w:t>
       </w:r>
       <w:bookmarkEnd w:id="2"/>
@@ -3319,7 +3372,7 @@
           <w:p>
             <w:pPr>
               <w:spacing w:after="0" w:line="240" w:lineRule="auto"/>
-              <w:jc w:val="center"/>
+              <w:jc w:val="both"/>
               <w:rPr>
                 <w:rFonts w:ascii="Times New Roman" w:eastAsia="Times New Roman" w:hAnsi="Times New Roman" w:cs="Times New Roman"/>
                 <w:b/>
@@ -3349,7 +3402,7 @@
           <w:p>
             <w:pPr>
               <w:spacing w:after="0" w:line="240" w:lineRule="auto"/>
-              <w:jc w:val="center"/>
+              <w:jc w:val="both"/>
               <w:rPr>
                 <w:rFonts w:ascii="Times New Roman" w:eastAsia="Times New Roman" w:hAnsi="Times New Roman" w:cs="Times New Roman"/>
                 <w:b/>
@@ -3379,7 +3432,7 @@
           <w:p>
             <w:pPr>
               <w:spacing w:after="0" w:line="240" w:lineRule="auto"/>
-              <w:jc w:val="center"/>
+              <w:jc w:val="both"/>
               <w:rPr>
                 <w:rFonts w:ascii="Times New Roman" w:eastAsia="Times New Roman" w:hAnsi="Times New Roman" w:cs="Times New Roman"/>
                 <w:b/>
@@ -3414,6 +3467,7 @@
           <w:p>
             <w:pPr>
               <w:spacing w:after="0" w:line="240" w:lineRule="auto"/>
+              <w:jc w:val="both"/>
               <w:rPr>
                 <w:rFonts w:ascii="Times New Roman" w:eastAsia="Times New Roman" w:hAnsi="Times New Roman" w:cs="Times New Roman"/>
                 <w:kern w:val="0"/>
@@ -3439,6 +3493,7 @@
           <w:p>
             <w:pPr>
               <w:spacing w:after="0" w:line="240" w:lineRule="auto"/>
+              <w:jc w:val="both"/>
               <w:rPr>
                 <w:rFonts w:ascii="Times New Roman" w:eastAsia="Times New Roman" w:hAnsi="Times New Roman" w:cs="Times New Roman"/>
                 <w:kern w:val="0"/>
@@ -3464,6 +3519,7 @@
           <w:p>
             <w:pPr>
               <w:spacing w:after="0" w:line="240" w:lineRule="auto"/>
+              <w:jc w:val="both"/>
               <w:rPr>
                 <w:rFonts w:ascii="Times New Roman" w:eastAsia="Times New Roman" w:hAnsi="Times New Roman" w:cs="Times New Roman"/>
                 <w:kern w:val="0"/>
@@ -3494,6 +3550,7 @@
           <w:p>
             <w:pPr>
               <w:spacing w:after="0" w:line="240" w:lineRule="auto"/>
+              <w:jc w:val="both"/>
               <w:rPr>
                 <w:rFonts w:ascii="Times New Roman" w:eastAsia="Times New Roman" w:hAnsi="Times New Roman" w:cs="Times New Roman"/>
                 <w:kern w:val="0"/>
@@ -3519,6 +3576,7 @@
           <w:p>
             <w:pPr>
               <w:spacing w:after="0" w:line="240" w:lineRule="auto"/>
+              <w:jc w:val="both"/>
               <w:rPr>
                 <w:rFonts w:ascii="Times New Roman" w:eastAsia="Times New Roman" w:hAnsi="Times New Roman" w:cs="Times New Roman"/>
                 <w:kern w:val="0"/>
@@ -3544,6 +3602,7 @@
           <w:p>
             <w:pPr>
               <w:spacing w:after="0" w:line="240" w:lineRule="auto"/>
+              <w:jc w:val="both"/>
               <w:rPr>
                 <w:rFonts w:ascii="Times New Roman" w:eastAsia="Times New Roman" w:hAnsi="Times New Roman" w:cs="Times New Roman"/>
                 <w:kern w:val="0"/>
@@ -3574,6 +3633,7 @@
           <w:p>
             <w:pPr>
               <w:spacing w:after="0" w:line="240" w:lineRule="auto"/>
+              <w:jc w:val="both"/>
               <w:rPr>
                 <w:rFonts w:ascii="Times New Roman" w:eastAsia="Times New Roman" w:hAnsi="Times New Roman" w:cs="Times New Roman"/>
                 <w:kern w:val="0"/>
@@ -3599,6 +3659,7 @@
           <w:p>
             <w:pPr>
               <w:spacing w:after="0" w:line="240" w:lineRule="auto"/>
+              <w:jc w:val="both"/>
               <w:rPr>
                 <w:rFonts w:ascii="Times New Roman" w:eastAsia="Times New Roman" w:hAnsi="Times New Roman" w:cs="Times New Roman"/>
                 <w:kern w:val="0"/>
@@ -3624,6 +3685,7 @@
           <w:p>
             <w:pPr>
               <w:spacing w:after="0" w:line="240" w:lineRule="auto"/>
+              <w:jc w:val="both"/>
               <w:rPr>
                 <w:rFonts w:ascii="Times New Roman" w:eastAsia="Times New Roman" w:hAnsi="Times New Roman" w:cs="Times New Roman"/>
                 <w:kern w:val="0"/>
@@ -3654,6 +3716,7 @@
           <w:p>
             <w:pPr>
               <w:spacing w:after="0" w:line="240" w:lineRule="auto"/>
+              <w:jc w:val="both"/>
               <w:rPr>
                 <w:rFonts w:ascii="Times New Roman" w:eastAsia="Times New Roman" w:hAnsi="Times New Roman" w:cs="Times New Roman"/>
                 <w:kern w:val="0"/>
@@ -3679,6 +3742,7 @@
           <w:p>
             <w:pPr>
               <w:spacing w:after="0" w:line="240" w:lineRule="auto"/>
+              <w:jc w:val="both"/>
               <w:rPr>
                 <w:rFonts w:ascii="Times New Roman" w:eastAsia="Times New Roman" w:hAnsi="Times New Roman" w:cs="Times New Roman"/>
                 <w:kern w:val="0"/>
@@ -3704,6 +3768,7 @@
           <w:p>
             <w:pPr>
               <w:spacing w:after="0" w:line="240" w:lineRule="auto"/>
+              <w:jc w:val="both"/>
               <w:rPr>
                 <w:rFonts w:ascii="Times New Roman" w:eastAsia="Times New Roman" w:hAnsi="Times New Roman" w:cs="Times New Roman"/>
                 <w:kern w:val="0"/>
@@ -3734,6 +3799,7 @@
           <w:p>
             <w:pPr>
               <w:spacing w:after="0" w:line="240" w:lineRule="auto"/>
+              <w:jc w:val="both"/>
               <w:rPr>
                 <w:rFonts w:ascii="Times New Roman" w:eastAsia="Times New Roman" w:hAnsi="Times New Roman" w:cs="Times New Roman"/>
                 <w:kern w:val="0"/>
@@ -3759,6 +3825,7 @@
           <w:p>
             <w:pPr>
               <w:spacing w:after="0" w:line="240" w:lineRule="auto"/>
+              <w:jc w:val="both"/>
               <w:rPr>
                 <w:rFonts w:ascii="Times New Roman" w:eastAsia="Times New Roman" w:hAnsi="Times New Roman" w:cs="Times New Roman"/>
                 <w:kern w:val="0"/>
@@ -3784,6 +3851,7 @@
           <w:p>
             <w:pPr>
               <w:spacing w:after="0" w:line="240" w:lineRule="auto"/>
+              <w:jc w:val="both"/>
               <w:rPr>
                 <w:rFonts w:ascii="Times New Roman" w:eastAsia="Times New Roman" w:hAnsi="Times New Roman" w:cs="Times New Roman"/>
                 <w:kern w:val="0"/>
@@ -3814,6 +3882,7 @@
           <w:p>
             <w:pPr>
               <w:spacing w:after="0" w:line="240" w:lineRule="auto"/>
+              <w:jc w:val="both"/>
               <w:rPr>
                 <w:rFonts w:ascii="Times New Roman" w:eastAsia="Times New Roman" w:hAnsi="Times New Roman" w:cs="Times New Roman"/>
                 <w:kern w:val="0"/>
@@ -3839,6 +3908,7 @@
           <w:p>
             <w:pPr>
               <w:spacing w:after="0" w:line="240" w:lineRule="auto"/>
+              <w:jc w:val="both"/>
               <w:rPr>
                 <w:rFonts w:ascii="Times New Roman" w:eastAsia="Times New Roman" w:hAnsi="Times New Roman" w:cs="Times New Roman"/>
                 <w:kern w:val="0"/>
@@ -3864,6 +3934,7 @@
           <w:p>
             <w:pPr>
               <w:spacing w:after="0" w:line="240" w:lineRule="auto"/>
+              <w:jc w:val="both"/>
               <w:rPr>
                 <w:rFonts w:ascii="Times New Roman" w:eastAsia="Times New Roman" w:hAnsi="Times New Roman" w:cs="Times New Roman"/>
                 <w:kern w:val="0"/>
@@ -3885,16 +3956,18 @@
     <w:p>
       <w:pPr>
         <w:spacing w:after="0" w:line="240" w:lineRule="auto"/>
-        <w:rPr>
-          <w:rFonts w:ascii="Times New Roman" w:eastAsia="Times New Roman" w:hAnsi="Times New Roman" w:cs="Times New Roman"/>
-          <w:kern w:val="0"/>
-          <w14:ligatures w14:val="none"/>
-        </w:rPr>
-      </w:pPr>
-    </w:p>
-    <w:p>
-      <w:pPr>
-        <w:spacing w:before="100" w:beforeAutospacing="1" w:after="100" w:afterAutospacing="1" w:line="240" w:lineRule="auto"/>
+        <w:jc w:val="both"/>
+        <w:rPr>
+          <w:rFonts w:ascii="Times New Roman" w:eastAsia="Times New Roman" w:hAnsi="Times New Roman" w:cs="Times New Roman"/>
+          <w:kern w:val="0"/>
+          <w14:ligatures w14:val="none"/>
+        </w:rPr>
+      </w:pPr>
+    </w:p>
+    <w:p>
+      <w:pPr>
+        <w:spacing w:before="100" w:beforeAutospacing="1" w:after="100" w:afterAutospacing="1" w:line="240" w:lineRule="auto"/>
+        <w:jc w:val="both"/>
         <w:outlineLvl w:val="1"/>
         <w:rPr>
           <w:rFonts w:ascii="Times New Roman" w:eastAsia="Times New Roman" w:hAnsi="Times New Roman" w:cs="Times New Roman"/>
@@ -3911,6 +3984,7 @@
     <w:p>
       <w:pPr>
         <w:spacing w:before="100" w:beforeAutospacing="1" w:after="100" w:afterAutospacing="1" w:line="240" w:lineRule="auto"/>
+        <w:jc w:val="both"/>
         <w:outlineLvl w:val="1"/>
         <w:rPr>
           <w:rFonts w:ascii="Times New Roman" w:eastAsia="Times New Roman" w:hAnsi="Times New Roman" w:cs="Times New Roman"/>
@@ -3926,6 +4000,7 @@
     <w:p>
       <w:pPr>
         <w:spacing w:before="100" w:beforeAutospacing="1" w:after="100" w:afterAutospacing="1" w:line="240" w:lineRule="auto"/>
+        <w:jc w:val="both"/>
         <w:outlineLvl w:val="1"/>
         <w:rPr>
           <w:rFonts w:ascii="Times New Roman" w:eastAsia="Times New Roman" w:hAnsi="Times New Roman" w:cs="Times New Roman"/>
@@ -3937,11 +4012,7 @@
           <w14:ligatures w14:val="none"/>
         </w:rPr>
       </w:pPr>
-    </w:p>
-    <w:p>
-      <w:pPr>
-        <w:spacing w:before="100" w:beforeAutospacing="1" w:after="100" w:afterAutospacing="1" w:line="240" w:lineRule="auto"/>
-        <w:outlineLvl w:val="1"/>
+      <w:r>
         <w:rPr>
           <w:rFonts w:ascii="Times New Roman" w:eastAsia="Times New Roman" w:hAnsi="Times New Roman" w:cs="Times New Roman"/>
           <w:b/>
@@ -3951,8 +4022,415 @@
           <w:szCs w:val="36"/>
           <w14:ligatures w14:val="none"/>
         </w:rPr>
-      </w:pPr>
-      <w:r>
+        <w:t>ACTUL I — Pregătire (ATM)</w:t>
+      </w:r>
+      <w:bookmarkEnd w:id="3"/>
+    </w:p>
+    <w:p>
+      <w:pPr>
+        <w:spacing w:before="100" w:beforeAutospacing="1" w:after="100" w:afterAutospacing="1" w:line="240" w:lineRule="auto"/>
+        <w:jc w:val="both"/>
+        <w:outlineLvl w:val="2"/>
+        <w:rPr>
+          <w:rFonts w:ascii="Times New Roman" w:eastAsia="Times New Roman" w:hAnsi="Times New Roman" w:cs="Times New Roman"/>
+          <w:b/>
+          <w:bCs/>
+          <w:kern w:val="0"/>
+          <w:sz w:val="27"/>
+          <w:szCs w:val="27"/>
+          <w14:ligatures w14:val="none"/>
+        </w:rPr>
+      </w:pPr>
+      <w:bookmarkStart w:id="4" w:name="_Toc234999574"/>
+      <w:r>
+        <w:rPr>
+          <w:rFonts w:ascii="Times New Roman" w:eastAsia="Times New Roman" w:hAnsi="Times New Roman" w:cs="Times New Roman"/>
+          <w:b/>
+          <w:bCs/>
+          <w:kern w:val="0"/>
+          <w:sz w:val="27"/>
+          <w:szCs w:val="27"/>
+          <w14:ligatures w14:val="none"/>
+        </w:rPr>
+        <w:t>Misiunea 01 — „Dosarul de înrolare"</w:t>
+      </w:r>
+      <w:bookmarkEnd w:id="4"/>
+    </w:p>
+    <w:p>
+      <w:pPr>
+        <w:spacing w:before="100" w:beforeAutospacing="1" w:after="100" w:afterAutospacing="1" w:line="240" w:lineRule="auto"/>
+        <w:jc w:val="both"/>
+        <w:rPr>
+          <w:rFonts w:ascii="Times New Roman" w:eastAsia="Times New Roman" w:hAnsi="Times New Roman" w:cs="Times New Roman"/>
+          <w:kern w:val="0"/>
+          <w14:ligatures w14:val="none"/>
+        </w:rPr>
+      </w:pPr>
+      <w:r>
+        <w:rPr>
+          <w:rFonts w:ascii="Times New Roman" w:eastAsia="Times New Roman" w:hAnsi="Times New Roman" w:cs="Times New Roman"/>
+          <w:b/>
+          <w:bCs/>
+          <w:kern w:val="0"/>
+          <w14:ligatures w14:val="none"/>
+        </w:rPr>
+        <w:t>C</w:t>
+      </w:r>
+      <w:r>
+        <w:rPr>
+          <w:rFonts w:ascii="Times New Roman" w:eastAsia="Times New Roman" w:hAnsi="Times New Roman" w:cs="Times New Roman"/>
+          <w:b/>
+          <w:bCs/>
+          <w:kern w:val="0"/>
+          <w14:ligatures w14:val="none"/>
+        </w:rPr>
+        <w:t>erința</w:t>
+      </w:r>
+      <w:r>
+        <w:rPr>
+          <w:rFonts w:ascii="Times New Roman" w:eastAsia="Times New Roman" w:hAnsi="Times New Roman" w:cs="Times New Roman"/>
+          <w:b/>
+          <w:bCs/>
+          <w:kern w:val="0"/>
+          <w14:ligatures w14:val="none"/>
+        </w:rPr>
+        <w:t>:</w:t>
+      </w:r>
+      <w:r>
+        <w:rPr>
+          <w:rFonts w:ascii="Times New Roman" w:eastAsia="Times New Roman" w:hAnsi="Times New Roman" w:cs="Times New Roman"/>
+          <w:kern w:val="0"/>
+          <w14:ligatures w14:val="none"/>
+        </w:rPr>
+        <w:t xml:space="preserve"> fișiere ascunse (</w:t>
+      </w:r>
+      <w:r>
+        <w:rPr>
+          <w:rFonts w:ascii="Courier New" w:eastAsia="Times New Roman" w:hAnsi="Courier New" w:cs="Courier New"/>
+          <w:kern w:val="0"/>
+          <w:sz w:val="20"/>
+          <w:szCs w:val="20"/>
+          <w14:ligatures w14:val="none"/>
+        </w:rPr>
+        <w:t>ls -la</w:t>
+      </w:r>
+      <w:r>
+        <w:rPr>
+          <w:rFonts w:ascii="Times New Roman" w:eastAsia="Times New Roman" w:hAnsi="Times New Roman" w:cs="Times New Roman"/>
+          <w:kern w:val="0"/>
+          <w14:ligatures w14:val="none"/>
+        </w:rPr>
+        <w:t>)</w:t>
+      </w:r>
+    </w:p>
+    <w:p>
+      <w:pPr>
+        <w:spacing w:before="100" w:beforeAutospacing="1" w:after="100" w:afterAutospacing="1" w:line="240" w:lineRule="auto"/>
+        <w:ind w:firstLine="720"/>
+        <w:jc w:val="both"/>
+        <w:rPr>
+          <w:rFonts w:ascii="Times New Roman" w:eastAsia="Times New Roman" w:hAnsi="Times New Roman" w:cs="Times New Roman"/>
+          <w:kern w:val="0"/>
+          <w14:ligatures w14:val="none"/>
+        </w:rPr>
+      </w:pPr>
+      <w:r>
+        <w:rPr>
+          <w:rFonts w:ascii="Times New Roman" w:eastAsia="Times New Roman" w:hAnsi="Times New Roman" w:cs="Times New Roman"/>
+          <w:kern w:val="0"/>
+          <w14:ligatures w14:val="none"/>
+        </w:rPr>
+        <w:t xml:space="preserve"> Înainte de plecare, </w:t>
+      </w:r>
+      <w:r>
+        <w:rPr>
+          <w:rFonts w:ascii="Times New Roman" w:eastAsia="Times New Roman" w:hAnsi="Times New Roman" w:cs="Times New Roman"/>
+          <w:kern w:val="0"/>
+          <w14:ligatures w14:val="none"/>
+        </w:rPr>
+        <w:t>militarul</w:t>
+      </w:r>
+      <w:r>
+        <w:rPr>
+          <w:rFonts w:ascii="Times New Roman" w:eastAsia="Times New Roman" w:hAnsi="Times New Roman" w:cs="Times New Roman"/>
+          <w:kern w:val="0"/>
+          <w14:ligatures w14:val="none"/>
+        </w:rPr>
+        <w:t xml:space="preserve"> primește acces la contul administrativ al stagiului anterior. Instrucțiunile de îmbarcare nu sunt în locul evident</w:t>
+      </w:r>
+      <w:r>
+        <w:rPr>
+          <w:rFonts w:ascii="Times New Roman" w:eastAsia="Times New Roman" w:hAnsi="Times New Roman" w:cs="Times New Roman"/>
+          <w:kern w:val="0"/>
+          <w14:ligatures w14:val="none"/>
+        </w:rPr>
+        <w:t>,</w:t>
+      </w:r>
+      <w:r>
+        <w:rPr>
+          <w:rFonts w:ascii="Times New Roman" w:eastAsia="Times New Roman" w:hAnsi="Times New Roman" w:cs="Times New Roman"/>
+          <w:kern w:val="0"/>
+          <w14:ligatures w14:val="none"/>
+        </w:rPr>
+        <w:t xml:space="preserve"> ofițerul responsabil obișnuia să ascundă fișierele sensibile ca dotfiles, "din prudență".</w:t>
+      </w:r>
+    </w:p>
+    <w:p>
+      <w:pPr>
+        <w:spacing w:before="100" w:beforeAutospacing="1" w:after="100" w:afterAutospacing="1" w:line="240" w:lineRule="auto"/>
+        <w:jc w:val="both"/>
+        <w:outlineLvl w:val="2"/>
+        <w:rPr>
+          <w:rFonts w:ascii="Times New Roman" w:eastAsia="Times New Roman" w:hAnsi="Times New Roman" w:cs="Times New Roman"/>
+          <w:b/>
+          <w:bCs/>
+          <w:kern w:val="0"/>
+          <w:sz w:val="27"/>
+          <w:szCs w:val="27"/>
+          <w14:ligatures w14:val="none"/>
+        </w:rPr>
+      </w:pPr>
+      <w:bookmarkStart w:id="5" w:name="_Toc234999575"/>
+      <w:r>
+        <w:rPr>
+          <w:rFonts w:ascii="Times New Roman" w:eastAsia="Times New Roman" w:hAnsi="Times New Roman" w:cs="Times New Roman"/>
+          <w:b/>
+          <w:bCs/>
+          <w:kern w:val="0"/>
+          <w:sz w:val="27"/>
+          <w:szCs w:val="27"/>
+          <w14:ligatures w14:val="none"/>
+        </w:rPr>
+        <w:t>Misiunea 02 — „Inventarul de echipament"</w:t>
+      </w:r>
+      <w:bookmarkEnd w:id="5"/>
+    </w:p>
+    <w:p>
+      <w:pPr>
+        <w:spacing w:before="100" w:beforeAutospacing="1" w:after="100" w:afterAutospacing="1" w:line="240" w:lineRule="auto"/>
+        <w:jc w:val="both"/>
+        <w:rPr>
+          <w:rFonts w:ascii="Times New Roman" w:eastAsia="Times New Roman" w:hAnsi="Times New Roman" w:cs="Times New Roman"/>
+          <w:kern w:val="0"/>
+          <w14:ligatures w14:val="none"/>
+        </w:rPr>
+      </w:pPr>
+      <w:r>
+        <w:rPr>
+          <w:rFonts w:ascii="Times New Roman" w:eastAsia="Times New Roman" w:hAnsi="Times New Roman" w:cs="Times New Roman"/>
+          <w:b/>
+          <w:bCs/>
+          <w:kern w:val="0"/>
+          <w14:ligatures w14:val="none"/>
+        </w:rPr>
+        <w:t>C</w:t>
+      </w:r>
+      <w:r>
+        <w:rPr>
+          <w:rFonts w:ascii="Times New Roman" w:eastAsia="Times New Roman" w:hAnsi="Times New Roman" w:cs="Times New Roman"/>
+          <w:b/>
+          <w:bCs/>
+          <w:kern w:val="0"/>
+          <w14:ligatures w14:val="none"/>
+        </w:rPr>
+        <w:t>erința</w:t>
+      </w:r>
+      <w:r>
+        <w:rPr>
+          <w:rFonts w:ascii="Times New Roman" w:eastAsia="Times New Roman" w:hAnsi="Times New Roman" w:cs="Times New Roman"/>
+          <w:b/>
+          <w:bCs/>
+          <w:kern w:val="0"/>
+          <w14:ligatures w14:val="none"/>
+        </w:rPr>
+        <w:t>:</w:t>
+      </w:r>
+      <w:r>
+        <w:rPr>
+          <w:rFonts w:ascii="Times New Roman" w:eastAsia="Times New Roman" w:hAnsi="Times New Roman" w:cs="Times New Roman"/>
+          <w:kern w:val="0"/>
+          <w14:ligatures w14:val="none"/>
+        </w:rPr>
+        <w:t xml:space="preserve"> căutare după metadate (</w:t>
+      </w:r>
+      <w:r>
+        <w:rPr>
+          <w:rFonts w:ascii="Courier New" w:eastAsia="Times New Roman" w:hAnsi="Courier New" w:cs="Courier New"/>
+          <w:kern w:val="0"/>
+          <w:sz w:val="20"/>
+          <w:szCs w:val="20"/>
+          <w14:ligatures w14:val="none"/>
+        </w:rPr>
+        <w:t>find -size -user</w:t>
+      </w:r>
+      <w:r>
+        <w:rPr>
+          <w:rFonts w:ascii="Times New Roman" w:eastAsia="Times New Roman" w:hAnsi="Times New Roman" w:cs="Times New Roman"/>
+          <w:kern w:val="0"/>
+          <w14:ligatures w14:val="none"/>
+        </w:rPr>
+        <w:t>)</w:t>
+      </w:r>
+    </w:p>
+    <w:p>
+      <w:pPr>
+        <w:spacing w:before="100" w:beforeAutospacing="1" w:after="100" w:afterAutospacing="1" w:line="240" w:lineRule="auto"/>
+        <w:ind w:firstLine="720"/>
+        <w:jc w:val="both"/>
+        <w:rPr>
+          <w:rFonts w:ascii="Times New Roman" w:eastAsia="Times New Roman" w:hAnsi="Times New Roman" w:cs="Times New Roman"/>
+          <w:kern w:val="0"/>
+          <w14:ligatures w14:val="none"/>
+        </w:rPr>
+      </w:pPr>
+      <w:r>
+        <w:rPr>
+          <w:rFonts w:ascii="Times New Roman" w:eastAsia="Times New Roman" w:hAnsi="Times New Roman" w:cs="Times New Roman"/>
+          <w:kern w:val="0"/>
+          <w14:ligatures w14:val="none"/>
+        </w:rPr>
+        <w:t xml:space="preserve"> Printre mii de fișiere de inventar generate automat, unul singur</w:t>
+      </w:r>
+      <w:r>
+        <w:rPr>
+          <w:rFonts w:ascii="Times New Roman" w:eastAsia="Times New Roman" w:hAnsi="Times New Roman" w:cs="Times New Roman"/>
+          <w:kern w:val="0"/>
+          <w14:ligatures w14:val="none"/>
+        </w:rPr>
+        <w:t xml:space="preserve">, </w:t>
+      </w:r>
+      <w:r>
+        <w:rPr>
+          <w:rFonts w:ascii="Times New Roman" w:eastAsia="Times New Roman" w:hAnsi="Times New Roman" w:cs="Times New Roman"/>
+          <w:kern w:val="0"/>
+          <w14:ligatures w14:val="none"/>
+        </w:rPr>
+        <w:t>cel cu numărul de serie al echipamentului de comunicații are o dimensiune exactă și aparține unui cont de service, nu ofițerului curent.</w:t>
+      </w:r>
+    </w:p>
+    <w:p>
+      <w:pPr>
+        <w:spacing w:before="100" w:beforeAutospacing="1" w:after="100" w:afterAutospacing="1" w:line="240" w:lineRule="auto"/>
+        <w:jc w:val="both"/>
+        <w:outlineLvl w:val="2"/>
+        <w:rPr>
+          <w:rFonts w:ascii="Times New Roman" w:eastAsia="Times New Roman" w:hAnsi="Times New Roman" w:cs="Times New Roman"/>
+          <w:b/>
+          <w:bCs/>
+          <w:kern w:val="0"/>
+          <w:sz w:val="27"/>
+          <w:szCs w:val="27"/>
+          <w14:ligatures w14:val="none"/>
+        </w:rPr>
+      </w:pPr>
+      <w:bookmarkStart w:id="6" w:name="_Toc234999576"/>
+      <w:r>
+        <w:rPr>
+          <w:rFonts w:ascii="Times New Roman" w:eastAsia="Times New Roman" w:hAnsi="Times New Roman" w:cs="Times New Roman"/>
+          <w:b/>
+          <w:bCs/>
+          <w:kern w:val="0"/>
+          <w:sz w:val="27"/>
+          <w:szCs w:val="27"/>
+          <w14:ligatures w14:val="none"/>
+        </w:rPr>
+        <w:t>Misiunea 03 — „Cifrul de plecare"</w:t>
+      </w:r>
+      <w:bookmarkEnd w:id="6"/>
+    </w:p>
+    <w:p>
+      <w:pPr>
+        <w:spacing w:before="100" w:beforeAutospacing="1" w:after="100" w:afterAutospacing="1" w:line="240" w:lineRule="auto"/>
+        <w:jc w:val="both"/>
+        <w:rPr>
+          <w:rFonts w:ascii="Times New Roman" w:eastAsia="Times New Roman" w:hAnsi="Times New Roman" w:cs="Times New Roman"/>
+          <w:kern w:val="0"/>
+          <w14:ligatures w14:val="none"/>
+        </w:rPr>
+      </w:pPr>
+      <w:r>
+        <w:rPr>
+          <w:rFonts w:ascii="Times New Roman" w:eastAsia="Times New Roman" w:hAnsi="Times New Roman" w:cs="Times New Roman"/>
+          <w:b/>
+          <w:bCs/>
+          <w:kern w:val="0"/>
+          <w14:ligatures w14:val="none"/>
+        </w:rPr>
+        <w:t>Cerința</w:t>
+      </w:r>
+      <w:r>
+        <w:rPr>
+          <w:rFonts w:ascii="Times New Roman" w:eastAsia="Times New Roman" w:hAnsi="Times New Roman" w:cs="Times New Roman"/>
+          <w:b/>
+          <w:bCs/>
+          <w:kern w:val="0"/>
+          <w14:ligatures w14:val="none"/>
+        </w:rPr>
+        <w:t>:</w:t>
+      </w:r>
+      <w:r>
+        <w:rPr>
+          <w:rFonts w:ascii="Times New Roman" w:eastAsia="Times New Roman" w:hAnsi="Times New Roman" w:cs="Times New Roman"/>
+          <w:kern w:val="0"/>
+          <w14:ligatures w14:val="none"/>
+        </w:rPr>
+        <w:t xml:space="preserve"> expresii regulate (</w:t>
+      </w:r>
+      <w:r>
+        <w:rPr>
+          <w:rFonts w:ascii="Courier New" w:eastAsia="Times New Roman" w:hAnsi="Courier New" w:cs="Courier New"/>
+          <w:kern w:val="0"/>
+          <w:sz w:val="20"/>
+          <w:szCs w:val="20"/>
+          <w14:ligatures w14:val="none"/>
+        </w:rPr>
+        <w:t>grep -E</w:t>
+      </w:r>
+      <w:r>
+        <w:rPr>
+          <w:rFonts w:ascii="Times New Roman" w:eastAsia="Times New Roman" w:hAnsi="Times New Roman" w:cs="Times New Roman"/>
+          <w:kern w:val="0"/>
+          <w14:ligatures w14:val="none"/>
+        </w:rPr>
+        <w:t>)</w:t>
+      </w:r>
+    </w:p>
+    <w:p>
+      <w:pPr>
+        <w:spacing w:before="100" w:beforeAutospacing="1" w:after="100" w:afterAutospacing="1" w:line="240" w:lineRule="auto"/>
+        <w:ind w:firstLine="720"/>
+        <w:jc w:val="both"/>
+        <w:rPr>
+          <w:rFonts w:ascii="Times New Roman" w:eastAsia="Times New Roman" w:hAnsi="Times New Roman" w:cs="Times New Roman"/>
+          <w:kern w:val="0"/>
+          <w14:ligatures w14:val="none"/>
+        </w:rPr>
+      </w:pPr>
+      <w:r>
+        <w:rPr>
+          <w:rFonts w:ascii="Times New Roman" w:eastAsia="Times New Roman" w:hAnsi="Times New Roman" w:cs="Times New Roman"/>
+          <w:kern w:val="0"/>
+          <w14:ligatures w14:val="none"/>
+        </w:rPr>
+        <w:t xml:space="preserve"> Ordinul de deplasare conține un cod de rută ascuns într-un raport meteo lung de zeci de pagini, respectând un format fix — restul e zgomot administrativ.</w:t>
+      </w:r>
+    </w:p>
+    <w:p>
+      <w:pPr>
+        <w:spacing w:after="0" w:line="240" w:lineRule="auto"/>
+        <w:jc w:val="both"/>
+        <w:rPr>
+          <w:rFonts w:ascii="Times New Roman" w:eastAsia="Times New Roman" w:hAnsi="Times New Roman" w:cs="Times New Roman"/>
+          <w:kern w:val="0"/>
+          <w14:ligatures w14:val="none"/>
+        </w:rPr>
+      </w:pPr>
+    </w:p>
+    <w:p>
+      <w:pPr>
+        <w:spacing w:before="100" w:beforeAutospacing="1" w:after="100" w:afterAutospacing="1" w:line="240" w:lineRule="auto"/>
+        <w:jc w:val="both"/>
+        <w:outlineLvl w:val="1"/>
         <w:rPr>
           <w:rFonts w:ascii="Times New Roman" w:eastAsia="Times New Roman" w:hAnsi="Times New Roman" w:cs="Times New Roman"/>
           <w:b/>
@@ -3962,13 +4440,26 @@
           <w:szCs w:val="36"/>
           <w14:ligatures w14:val="none"/>
         </w:rPr>
-        <w:t>ACTUL I — Pregătire (ATM)</w:t>
-      </w:r>
-      <w:bookmarkEnd w:id="3"/>
-    </w:p>
-    <w:p>
-      <w:pPr>
-        <w:spacing w:before="100" w:beforeAutospacing="1" w:after="100" w:afterAutospacing="1" w:line="240" w:lineRule="auto"/>
+      </w:pPr>
+      <w:bookmarkStart w:id="7" w:name="_Toc234999577"/>
+      <w:r>
+        <w:rPr>
+          <w:rFonts w:ascii="Times New Roman" w:eastAsia="Times New Roman" w:hAnsi="Times New Roman" w:cs="Times New Roman"/>
+          <w:b/>
+          <w:bCs/>
+          <w:kern w:val="0"/>
+          <w:sz w:val="36"/>
+          <w:szCs w:val="36"/>
+          <w14:ligatures w14:val="none"/>
+        </w:rPr>
+        <w:t>ACTUL II — Poligon în deșert</w:t>
+      </w:r>
+      <w:bookmarkEnd w:id="7"/>
+    </w:p>
+    <w:p>
+      <w:pPr>
+        <w:spacing w:before="100" w:beforeAutospacing="1" w:after="100" w:afterAutospacing="1" w:line="240" w:lineRule="auto"/>
+        <w:jc w:val="both"/>
         <w:outlineLvl w:val="2"/>
         <w:rPr>
           <w:rFonts w:ascii="Times New Roman" w:eastAsia="Times New Roman" w:hAnsi="Times New Roman" w:cs="Times New Roman"/>
@@ -3980,7 +4471,7 @@
           <w14:ligatures w14:val="none"/>
         </w:rPr>
       </w:pPr>
-      <w:bookmarkStart w:id="4" w:name="_Toc234999574"/>
+      <w:bookmarkStart w:id="8" w:name="_Toc234999578"/>
       <w:r>
         <w:rPr>
           <w:rFonts w:ascii="Times New Roman" w:eastAsia="Times New Roman" w:hAnsi="Times New Roman" w:cs="Times New Roman"/>
@@ -3991,38 +4482,29 @@
           <w:szCs w:val="27"/>
           <w14:ligatures w14:val="none"/>
         </w:rPr>
-        <w:t>Misiunea 01 — „Dosarul de înrolare"</w:t>
-      </w:r>
-      <w:bookmarkEnd w:id="4"/>
-    </w:p>
-    <w:p>
-      <w:pPr>
-        <w:spacing w:before="100" w:beforeAutospacing="1" w:after="100" w:afterAutospacing="1" w:line="240" w:lineRule="auto"/>
-        <w:rPr>
-          <w:rFonts w:ascii="Times New Roman" w:eastAsia="Times New Roman" w:hAnsi="Times New Roman" w:cs="Times New Roman"/>
-          <w:kern w:val="0"/>
-          <w14:ligatures w14:val="none"/>
-        </w:rPr>
-      </w:pPr>
-      <w:r>
-        <w:rPr>
-          <w:rFonts w:ascii="Times New Roman" w:eastAsia="Times New Roman" w:hAnsi="Times New Roman" w:cs="Times New Roman"/>
-          <w:b/>
-          <w:bCs/>
-          <w:kern w:val="0"/>
-          <w14:ligatures w14:val="none"/>
-        </w:rPr>
-        <w:t>C</w:t>
-      </w:r>
-      <w:r>
-        <w:rPr>
-          <w:rFonts w:ascii="Times New Roman" w:eastAsia="Times New Roman" w:hAnsi="Times New Roman" w:cs="Times New Roman"/>
-          <w:b/>
-          <w:bCs/>
-          <w:kern w:val="0"/>
-          <w14:ligatures w14:val="none"/>
-        </w:rPr>
-        <w:t>erința</w:t>
+        <w:t>Misiunea 04 — „Recensământul garnizoanei"</w:t>
+      </w:r>
+      <w:bookmarkEnd w:id="8"/>
+    </w:p>
+    <w:p>
+      <w:pPr>
+        <w:spacing w:before="100" w:beforeAutospacing="1" w:after="100" w:afterAutospacing="1" w:line="240" w:lineRule="auto"/>
+        <w:jc w:val="both"/>
+        <w:rPr>
+          <w:rFonts w:ascii="Times New Roman" w:eastAsia="Times New Roman" w:hAnsi="Times New Roman" w:cs="Times New Roman"/>
+          <w:kern w:val="0"/>
+          <w14:ligatures w14:val="none"/>
+        </w:rPr>
+      </w:pPr>
+      <w:r>
+        <w:rPr>
+          <w:rFonts w:ascii="Times New Roman" w:eastAsia="Times New Roman" w:hAnsi="Times New Roman" w:cs="Times New Roman"/>
+          <w:b/>
+          <w:bCs/>
+          <w:kern w:val="0"/>
+          <w14:ligatures w14:val="none"/>
+        </w:rPr>
+        <w:t>Cerința</w:t>
       </w:r>
       <w:r>
         <w:rPr>
@@ -4040,7 +4522,7 @@
           <w:kern w:val="0"/>
           <w14:ligatures w14:val="none"/>
         </w:rPr>
-        <w:t xml:space="preserve"> fișiere ascunse (</w:t>
+        <w:t xml:space="preserve"> administrare useri (</w:t>
       </w:r>
       <w:r>
         <w:rPr>
@@ -4050,7 +4532,7 @@
           <w:szCs w:val="20"/>
           <w14:ligatures w14:val="none"/>
         </w:rPr>
-        <w:t>ls -la</w:t>
+        <w:t>/etc/passwd</w:t>
       </w:r>
       <w:r>
         <w:rPr>
@@ -4065,56 +4547,26 @@
       <w:pPr>
         <w:spacing w:before="100" w:beforeAutospacing="1" w:after="100" w:afterAutospacing="1" w:line="240" w:lineRule="auto"/>
         <w:ind w:firstLine="720"/>
-        <w:rPr>
-          <w:rFonts w:ascii="Times New Roman" w:eastAsia="Times New Roman" w:hAnsi="Times New Roman" w:cs="Times New Roman"/>
-          <w:kern w:val="0"/>
-          <w14:ligatures w14:val="none"/>
-        </w:rPr>
-      </w:pPr>
-      <w:r>
-        <w:rPr>
-          <w:rFonts w:ascii="Times New Roman" w:eastAsia="Times New Roman" w:hAnsi="Times New Roman" w:cs="Times New Roman"/>
-          <w:kern w:val="0"/>
-          <w14:ligatures w14:val="none"/>
-        </w:rPr>
-        <w:t xml:space="preserve"> Înainte de plecare, </w:t>
-      </w:r>
-      <w:r>
-        <w:rPr>
-          <w:rFonts w:ascii="Times New Roman" w:eastAsia="Times New Roman" w:hAnsi="Times New Roman" w:cs="Times New Roman"/>
-          <w:kern w:val="0"/>
-          <w14:ligatures w14:val="none"/>
-        </w:rPr>
-        <w:t>militarul</w:t>
-      </w:r>
-      <w:r>
-        <w:rPr>
-          <w:rFonts w:ascii="Times New Roman" w:eastAsia="Times New Roman" w:hAnsi="Times New Roman" w:cs="Times New Roman"/>
-          <w:kern w:val="0"/>
-          <w14:ligatures w14:val="none"/>
-        </w:rPr>
-        <w:t xml:space="preserve"> primește acces la contul administrativ al stagiului anterior. Instrucțiunile de îmbarcare nu sunt în locul evident</w:t>
-      </w:r>
-      <w:r>
-        <w:rPr>
-          <w:rFonts w:ascii="Times New Roman" w:eastAsia="Times New Roman" w:hAnsi="Times New Roman" w:cs="Times New Roman"/>
-          <w:kern w:val="0"/>
-          <w14:ligatures w14:val="none"/>
-        </w:rPr>
-        <w:t>,</w:t>
-      </w:r>
-      <w:r>
-        <w:rPr>
-          <w:rFonts w:ascii="Times New Roman" w:eastAsia="Times New Roman" w:hAnsi="Times New Roman" w:cs="Times New Roman"/>
-          <w:kern w:val="0"/>
-          <w14:ligatures w14:val="none"/>
-        </w:rPr>
-        <w:t xml:space="preserve"> ofițerul responsabil obișnuia să ascundă fișierele sensibile ca dotfiles, "din prudență".</w:t>
-      </w:r>
-    </w:p>
-    <w:p>
-      <w:pPr>
-        <w:spacing w:before="100" w:beforeAutospacing="1" w:after="100" w:afterAutospacing="1" w:line="240" w:lineRule="auto"/>
+        <w:jc w:val="both"/>
+        <w:rPr>
+          <w:rFonts w:ascii="Times New Roman" w:eastAsia="Times New Roman" w:hAnsi="Times New Roman" w:cs="Times New Roman"/>
+          <w:kern w:val="0"/>
+          <w14:ligatures w14:val="none"/>
+        </w:rPr>
+      </w:pPr>
+      <w:r>
+        <w:rPr>
+          <w:rFonts w:ascii="Times New Roman" w:eastAsia="Times New Roman" w:hAnsi="Times New Roman" w:cs="Times New Roman"/>
+          <w:kern w:val="0"/>
+          <w14:ligatures w14:val="none"/>
+        </w:rPr>
+        <w:t xml:space="preserve"> Baza deșertică găzduiește un contingent temporar de 20 de tehnicieni de teren, toți cu conturi generate automat. Codul următor e ascuns într-un director numit exact după numărul lor real — o gardă de securitate minimă împotriva accesului grăbit.</w:t>
+      </w:r>
+    </w:p>
+    <w:p>
+      <w:pPr>
+        <w:spacing w:before="100" w:beforeAutospacing="1" w:after="100" w:afterAutospacing="1" w:line="240" w:lineRule="auto"/>
+        <w:jc w:val="both"/>
         <w:outlineLvl w:val="2"/>
         <w:rPr>
           <w:rFonts w:ascii="Times New Roman" w:eastAsia="Times New Roman" w:hAnsi="Times New Roman" w:cs="Times New Roman"/>
@@ -4126,7 +4578,7 @@
           <w14:ligatures w14:val="none"/>
         </w:rPr>
       </w:pPr>
-      <w:bookmarkStart w:id="5" w:name="_Toc234999575"/>
+      <w:bookmarkStart w:id="9" w:name="_Toc234999579"/>
       <w:r>
         <w:rPr>
           <w:rFonts w:ascii="Times New Roman" w:eastAsia="Times New Roman" w:hAnsi="Times New Roman" w:cs="Times New Roman"/>
@@ -4137,38 +4589,29 @@
           <w:szCs w:val="27"/>
           <w14:ligatures w14:val="none"/>
         </w:rPr>
-        <w:t>Misiunea 02 — „Inventarul de echipament"</w:t>
-      </w:r>
-      <w:bookmarkEnd w:id="5"/>
-    </w:p>
-    <w:p>
-      <w:pPr>
-        <w:spacing w:before="100" w:beforeAutospacing="1" w:after="100" w:afterAutospacing="1" w:line="240" w:lineRule="auto"/>
-        <w:rPr>
-          <w:rFonts w:ascii="Times New Roman" w:eastAsia="Times New Roman" w:hAnsi="Times New Roman" w:cs="Times New Roman"/>
-          <w:kern w:val="0"/>
-          <w14:ligatures w14:val="none"/>
-        </w:rPr>
-      </w:pPr>
-      <w:r>
-        <w:rPr>
-          <w:rFonts w:ascii="Times New Roman" w:eastAsia="Times New Roman" w:hAnsi="Times New Roman" w:cs="Times New Roman"/>
-          <w:b/>
-          <w:bCs/>
-          <w:kern w:val="0"/>
-          <w14:ligatures w14:val="none"/>
-        </w:rPr>
-        <w:t>C</w:t>
-      </w:r>
-      <w:r>
-        <w:rPr>
-          <w:rFonts w:ascii="Times New Roman" w:eastAsia="Times New Roman" w:hAnsi="Times New Roman" w:cs="Times New Roman"/>
-          <w:b/>
-          <w:bCs/>
-          <w:kern w:val="0"/>
-          <w14:ligatures w14:val="none"/>
-        </w:rPr>
-        <w:t>erința</w:t>
+        <w:t>Misiunea 05 — „Generatorul de urgență"</w:t>
+      </w:r>
+      <w:bookmarkEnd w:id="9"/>
+    </w:p>
+    <w:p>
+      <w:pPr>
+        <w:spacing w:before="100" w:beforeAutospacing="1" w:after="100" w:afterAutospacing="1" w:line="240" w:lineRule="auto"/>
+        <w:jc w:val="both"/>
+        <w:rPr>
+          <w:rFonts w:ascii="Times New Roman" w:eastAsia="Times New Roman" w:hAnsi="Times New Roman" w:cs="Times New Roman"/>
+          <w:kern w:val="0"/>
+          <w14:ligatures w14:val="none"/>
+        </w:rPr>
+      </w:pPr>
+      <w:r>
+        <w:rPr>
+          <w:rFonts w:ascii="Times New Roman" w:eastAsia="Times New Roman" w:hAnsi="Times New Roman" w:cs="Times New Roman"/>
+          <w:b/>
+          <w:bCs/>
+          <w:kern w:val="0"/>
+          <w14:ligatures w14:val="none"/>
+        </w:rPr>
+        <w:t>Cerința</w:t>
       </w:r>
       <w:r>
         <w:rPr>
@@ -4186,7 +4629,96 @@
           <w:kern w:val="0"/>
           <w14:ligatures w14:val="none"/>
         </w:rPr>
-        <w:t xml:space="preserve"> căutare după metadate (</w:t>
+        <w:t xml:space="preserve"> bit SUID</w:t>
+      </w:r>
+    </w:p>
+    <w:p>
+      <w:pPr>
+        <w:spacing w:before="100" w:beforeAutospacing="1" w:after="100" w:afterAutospacing="1" w:line="240" w:lineRule="auto"/>
+        <w:ind w:firstLine="720"/>
+        <w:jc w:val="both"/>
+        <w:rPr>
+          <w:rFonts w:ascii="Times New Roman" w:eastAsia="Times New Roman" w:hAnsi="Times New Roman" w:cs="Times New Roman"/>
+          <w:kern w:val="0"/>
+          <w14:ligatures w14:val="none"/>
+        </w:rPr>
+      </w:pPr>
+      <w:r>
+        <w:rPr>
+          <w:rFonts w:ascii="Times New Roman" w:eastAsia="Times New Roman" w:hAnsi="Times New Roman" w:cs="Times New Roman"/>
+          <w:kern w:val="0"/>
+          <w14:ligatures w14:val="none"/>
+        </w:rPr>
+        <w:t xml:space="preserve"> Panoul de control al generatorului electric de rezervă poate fi citit doar prin utilitarul oficial de diagnoză, care rulează cu drepturile tehnicianului-șef — un mecanism vechi, dar funcțional, de control al accesului.</w:t>
+      </w:r>
+    </w:p>
+    <w:p>
+      <w:pPr>
+        <w:spacing w:before="100" w:beforeAutospacing="1" w:after="100" w:afterAutospacing="1" w:line="240" w:lineRule="auto"/>
+        <w:jc w:val="both"/>
+        <w:outlineLvl w:val="2"/>
+        <w:rPr>
+          <w:rFonts w:ascii="Times New Roman" w:eastAsia="Times New Roman" w:hAnsi="Times New Roman" w:cs="Times New Roman"/>
+          <w:b/>
+          <w:bCs/>
+          <w:kern w:val="0"/>
+          <w:sz w:val="27"/>
+          <w:szCs w:val="27"/>
+          <w14:ligatures w14:val="none"/>
+        </w:rPr>
+      </w:pPr>
+      <w:bookmarkStart w:id="10" w:name="_Toc234999580"/>
+      <w:r>
+        <w:rPr>
+          <w:rFonts w:ascii="Times New Roman" w:eastAsia="Times New Roman" w:hAnsi="Times New Roman" w:cs="Times New Roman"/>
+          <w:b/>
+          <w:bCs/>
+          <w:kern w:val="0"/>
+          <w:sz w:val="27"/>
+          <w:szCs w:val="27"/>
+          <w14:ligatures w14:val="none"/>
+        </w:rPr>
+        <w:t>Misiunea 06 — „Radarul care nu doarme niciodată"</w:t>
+      </w:r>
+      <w:bookmarkEnd w:id="10"/>
+    </w:p>
+    <w:p>
+      <w:pPr>
+        <w:spacing w:before="100" w:beforeAutospacing="1" w:after="100" w:afterAutospacing="1" w:line="240" w:lineRule="auto"/>
+        <w:jc w:val="both"/>
+        <w:rPr>
+          <w:rFonts w:ascii="Times New Roman" w:eastAsia="Times New Roman" w:hAnsi="Times New Roman" w:cs="Times New Roman"/>
+          <w:kern w:val="0"/>
+          <w14:ligatures w14:val="none"/>
+        </w:rPr>
+      </w:pPr>
+      <w:r>
+        <w:rPr>
+          <w:rFonts w:ascii="Times New Roman" w:eastAsia="Times New Roman" w:hAnsi="Times New Roman" w:cs="Times New Roman"/>
+          <w:b/>
+          <w:bCs/>
+          <w:kern w:val="0"/>
+          <w14:ligatures w14:val="none"/>
+        </w:rPr>
+        <w:t>Cerința</w:t>
+      </w:r>
+      <w:r>
+        <w:rPr>
+          <w:rFonts w:ascii="Times New Roman" w:eastAsia="Times New Roman" w:hAnsi="Times New Roman" w:cs="Times New Roman"/>
+          <w:b/>
+          <w:bCs/>
+          <w:kern w:val="0"/>
+          <w14:ligatures w14:val="none"/>
+        </w:rPr>
+        <w:t>:</w:t>
+      </w:r>
+      <w:r>
+        <w:rPr>
+          <w:rFonts w:ascii="Times New Roman" w:eastAsia="Times New Roman" w:hAnsi="Times New Roman" w:cs="Times New Roman"/>
+          <w:kern w:val="0"/>
+          <w14:ligatures w14:val="none"/>
+        </w:rPr>
+        <w:t xml:space="preserve"> inspecție procese (</w:t>
       </w:r>
       <w:r>
         <w:rPr>
@@ -4196,55 +4728,59 @@
           <w:szCs w:val="20"/>
           <w14:ligatures w14:val="none"/>
         </w:rPr>
-        <w:t>find -size -user</w:t>
-      </w:r>
-      <w:r>
-        <w:rPr>
-          <w:rFonts w:ascii="Times New Roman" w:eastAsia="Times New Roman" w:hAnsi="Times New Roman" w:cs="Times New Roman"/>
-          <w:kern w:val="0"/>
-          <w14:ligatures w14:val="none"/>
-        </w:rPr>
-        <w:t>)</w:t>
+        <w:t>ps</w:t>
+      </w:r>
+      <w:r>
+        <w:rPr>
+          <w:rFonts w:ascii="Times New Roman" w:eastAsia="Times New Roman" w:hAnsi="Times New Roman" w:cs="Times New Roman"/>
+          <w:kern w:val="0"/>
+          <w14:ligatures w14:val="none"/>
+        </w:rPr>
+        <w:t xml:space="preserve">, </w:t>
+      </w:r>
+      <w:r>
+        <w:rPr>
+          <w:rFonts w:ascii="Courier New" w:eastAsia="Times New Roman" w:hAnsi="Courier New" w:cs="Courier New"/>
+          <w:kern w:val="0"/>
+          <w:sz w:val="20"/>
+          <w:szCs w:val="20"/>
+          <w14:ligatures w14:val="none"/>
+        </w:rPr>
+        <w:t>/proc</w:t>
+      </w:r>
+      <w:r>
+        <w:rPr>
+          <w:rFonts w:ascii="Times New Roman" w:eastAsia="Times New Roman" w:hAnsi="Times New Roman" w:cs="Times New Roman"/>
+          <w:kern w:val="0"/>
+          <w14:ligatures w14:val="none"/>
+        </w:rPr>
+        <w:t xml:space="preserve">) </w:t>
       </w:r>
     </w:p>
     <w:p>
       <w:pPr>
         <w:spacing w:before="100" w:beforeAutospacing="1" w:after="100" w:afterAutospacing="1" w:line="240" w:lineRule="auto"/>
         <w:ind w:firstLine="720"/>
-        <w:rPr>
-          <w:rFonts w:ascii="Times New Roman" w:eastAsia="Times New Roman" w:hAnsi="Times New Roman" w:cs="Times New Roman"/>
-          <w:kern w:val="0"/>
-          <w14:ligatures w14:val="none"/>
-        </w:rPr>
-      </w:pPr>
-      <w:r>
-        <w:rPr>
-          <w:rFonts w:ascii="Times New Roman" w:eastAsia="Times New Roman" w:hAnsi="Times New Roman" w:cs="Times New Roman"/>
-          <w:kern w:val="0"/>
-          <w14:ligatures w14:val="none"/>
-        </w:rPr>
-        <w:t xml:space="preserve"> Printre mii de fișiere de inventar generate automat, unul singur</w:t>
-      </w:r>
-      <w:r>
-        <w:rPr>
-          <w:rFonts w:ascii="Times New Roman" w:eastAsia="Times New Roman" w:hAnsi="Times New Roman" w:cs="Times New Roman"/>
-          <w:kern w:val="0"/>
-          <w14:ligatures w14:val="none"/>
-        </w:rPr>
-        <w:t xml:space="preserve">, </w:t>
-      </w:r>
-      <w:r>
-        <w:rPr>
-          <w:rFonts w:ascii="Times New Roman" w:eastAsia="Times New Roman" w:hAnsi="Times New Roman" w:cs="Times New Roman"/>
-          <w:kern w:val="0"/>
-          <w14:ligatures w14:val="none"/>
-        </w:rPr>
-        <w:t>cel cu numărul de serie al echipamentului de comunicații are o dimensiune exactă și aparține unui cont de service, nu ofițerului curent.</w:t>
-      </w:r>
-    </w:p>
-    <w:p>
-      <w:pPr>
-        <w:spacing w:before="100" w:beforeAutospacing="1" w:after="100" w:afterAutospacing="1" w:line="240" w:lineRule="auto"/>
+        <w:jc w:val="both"/>
+        <w:rPr>
+          <w:rFonts w:ascii="Times New Roman" w:eastAsia="Times New Roman" w:hAnsi="Times New Roman" w:cs="Times New Roman"/>
+          <w:kern w:val="0"/>
+          <w14:ligatures w14:val="none"/>
+        </w:rPr>
+      </w:pPr>
+      <w:r>
+        <w:rPr>
+          <w:rFonts w:ascii="Times New Roman" w:eastAsia="Times New Roman" w:hAnsi="Times New Roman" w:cs="Times New Roman"/>
+          <w:kern w:val="0"/>
+          <w14:ligatures w14:val="none"/>
+        </w:rPr>
+        <w:t>Un proces de monitorizare radar rulează neîntrerupt de zile întregi. Parametrii lui de configurare, inclusiv codul de sincronizare cu baza următoare, sunt vizibili direct în linia lui de comandă.</w:t>
+      </w:r>
+    </w:p>
+    <w:p>
+      <w:pPr>
+        <w:spacing w:before="100" w:beforeAutospacing="1" w:after="100" w:afterAutospacing="1" w:line="240" w:lineRule="auto"/>
+        <w:jc w:val="both"/>
         <w:outlineLvl w:val="2"/>
         <w:rPr>
           <w:rFonts w:ascii="Times New Roman" w:eastAsia="Times New Roman" w:hAnsi="Times New Roman" w:cs="Times New Roman"/>
@@ -4256,7 +4792,7 @@
           <w14:ligatures w14:val="none"/>
         </w:rPr>
       </w:pPr>
-      <w:bookmarkStart w:id="6" w:name="_Toc234999576"/>
+      <w:bookmarkStart w:id="11" w:name="_Toc234999581"/>
       <w:r>
         <w:rPr>
           <w:rFonts w:ascii="Times New Roman" w:eastAsia="Times New Roman" w:hAnsi="Times New Roman" w:cs="Times New Roman"/>
@@ -4267,13 +4803,14 @@
           <w:szCs w:val="27"/>
           <w14:ligatures w14:val="none"/>
         </w:rPr>
-        <w:t>Misiunea 03 — „Cifrul de plecare"</w:t>
-      </w:r>
-      <w:bookmarkEnd w:id="6"/>
-    </w:p>
-    <w:p>
-      <w:pPr>
-        <w:spacing w:before="100" w:beforeAutospacing="1" w:after="100" w:afterAutospacing="1" w:line="240" w:lineRule="auto"/>
+        <w:t>Misiunea 07 — „Rondul de noapte"</w:t>
+      </w:r>
+      <w:bookmarkEnd w:id="11"/>
+    </w:p>
+    <w:p>
+      <w:pPr>
+        <w:spacing w:before="100" w:beforeAutospacing="1" w:after="100" w:afterAutospacing="1" w:line="240" w:lineRule="auto"/>
+        <w:jc w:val="both"/>
         <w:rPr>
           <w:rFonts w:ascii="Times New Roman" w:eastAsia="Times New Roman" w:hAnsi="Times New Roman" w:cs="Times New Roman"/>
           <w:kern w:val="0"/>
@@ -4306,7 +4843,316 @@
           <w:kern w:val="0"/>
           <w14:ligatures w14:val="none"/>
         </w:rPr>
-        <w:t xml:space="preserve"> expresii regulate (</w:t>
+        <w:t xml:space="preserve"> cron </w:t>
+      </w:r>
+    </w:p>
+    <w:p>
+      <w:pPr>
+        <w:spacing w:before="100" w:beforeAutospacing="1" w:after="100" w:afterAutospacing="1" w:line="240" w:lineRule="auto"/>
+        <w:ind w:firstLine="720"/>
+        <w:jc w:val="both"/>
+        <w:rPr>
+          <w:rFonts w:ascii="Times New Roman" w:eastAsia="Times New Roman" w:hAnsi="Times New Roman" w:cs="Times New Roman"/>
+          <w:kern w:val="0"/>
+          <w14:ligatures w14:val="none"/>
+        </w:rPr>
+      </w:pPr>
+      <w:r>
+        <w:rPr>
+          <w:rFonts w:ascii="Times New Roman" w:eastAsia="Times New Roman" w:hAnsi="Times New Roman" w:cs="Times New Roman"/>
+          <w:kern w:val="0"/>
+          <w14:ligatures w14:val="none"/>
+        </w:rPr>
+        <w:t>Rondul de verificare al perimetrului e automatizat — un script rulează la fiecare oră fixă și notează starea gardului electric într-un jurnal. Codul de acces al zonei de combustibil apare doar în rândurile scrise de acest job.</w:t>
+      </w:r>
+    </w:p>
+    <w:p>
+      <w:pPr>
+        <w:spacing w:before="100" w:beforeAutospacing="1" w:after="100" w:afterAutospacing="1" w:line="240" w:lineRule="auto"/>
+        <w:jc w:val="both"/>
+        <w:outlineLvl w:val="2"/>
+        <w:rPr>
+          <w:rFonts w:ascii="Times New Roman" w:eastAsia="Times New Roman" w:hAnsi="Times New Roman" w:cs="Times New Roman"/>
+          <w:b/>
+          <w:bCs/>
+          <w:kern w:val="0"/>
+          <w:sz w:val="27"/>
+          <w:szCs w:val="27"/>
+          <w14:ligatures w14:val="none"/>
+        </w:rPr>
+      </w:pPr>
+      <w:bookmarkStart w:id="12" w:name="_Toc234999582"/>
+      <w:r>
+        <w:rPr>
+          <w:rFonts w:ascii="Times New Roman" w:eastAsia="Times New Roman" w:hAnsi="Times New Roman" w:cs="Times New Roman"/>
+          <w:b/>
+          <w:bCs/>
+          <w:kern w:val="0"/>
+          <w:sz w:val="27"/>
+          <w:szCs w:val="27"/>
+          <w14:ligatures w14:val="none"/>
+        </w:rPr>
+        <w:t>Misiunea 08 — „Depozitul de combustibil"</w:t>
+      </w:r>
+      <w:bookmarkEnd w:id="12"/>
+    </w:p>
+    <w:p>
+      <w:pPr>
+        <w:spacing w:before="100" w:beforeAutospacing="1" w:after="100" w:afterAutospacing="1" w:line="240" w:lineRule="auto"/>
+        <w:jc w:val="both"/>
+        <w:rPr>
+          <w:rFonts w:ascii="Times New Roman" w:eastAsia="Times New Roman" w:hAnsi="Times New Roman" w:cs="Times New Roman"/>
+          <w:kern w:val="0"/>
+          <w14:ligatures w14:val="none"/>
+        </w:rPr>
+      </w:pPr>
+      <w:r>
+        <w:rPr>
+          <w:rFonts w:ascii="Times New Roman" w:eastAsia="Times New Roman" w:hAnsi="Times New Roman" w:cs="Times New Roman"/>
+          <w:b/>
+          <w:bCs/>
+          <w:kern w:val="0"/>
+          <w14:ligatures w14:val="none"/>
+        </w:rPr>
+        <w:t>Cerința</w:t>
+      </w:r>
+      <w:r>
+        <w:rPr>
+          <w:rFonts w:ascii="Times New Roman" w:eastAsia="Times New Roman" w:hAnsi="Times New Roman" w:cs="Times New Roman"/>
+          <w:b/>
+          <w:bCs/>
+          <w:kern w:val="0"/>
+          <w14:ligatures w14:val="none"/>
+        </w:rPr>
+        <w:t>:</w:t>
+      </w:r>
+      <w:r>
+        <w:rPr>
+          <w:rFonts w:ascii="Times New Roman" w:eastAsia="Times New Roman" w:hAnsi="Times New Roman" w:cs="Times New Roman"/>
+          <w:kern w:val="0"/>
+          <w14:ligatures w14:val="none"/>
+        </w:rPr>
+        <w:t xml:space="preserve"> permisiuni 711 (execute-only)</w:t>
+      </w:r>
+    </w:p>
+    <w:p>
+      <w:pPr>
+        <w:spacing w:before="100" w:beforeAutospacing="1" w:after="100" w:afterAutospacing="1" w:line="240" w:lineRule="auto"/>
+        <w:ind w:firstLine="720"/>
+        <w:jc w:val="both"/>
+        <w:rPr>
+          <w:rFonts w:ascii="Times New Roman" w:eastAsia="Times New Roman" w:hAnsi="Times New Roman" w:cs="Times New Roman"/>
+          <w:kern w:val="0"/>
+          <w14:ligatures w14:val="none"/>
+        </w:rPr>
+      </w:pPr>
+      <w:r>
+        <w:rPr>
+          <w:rFonts w:ascii="Times New Roman" w:eastAsia="Times New Roman" w:hAnsi="Times New Roman" w:cs="Times New Roman"/>
+          <w:kern w:val="0"/>
+          <w14:ligatures w14:val="none"/>
+        </w:rPr>
+        <w:t xml:space="preserve"> Depozitul are un sistem de acces pe culoare — poți trece printr-un culoar dacă știi exact numele lui, dar nu poți "vedea" ce culoare există dacă nu ai fost deja instruit asupra traseului.</w:t>
+      </w:r>
+    </w:p>
+    <w:p>
+      <w:pPr>
+        <w:spacing w:after="0" w:line="240" w:lineRule="auto"/>
+        <w:jc w:val="both"/>
+        <w:rPr>
+          <w:rFonts w:ascii="Times New Roman" w:eastAsia="Times New Roman" w:hAnsi="Times New Roman" w:cs="Times New Roman"/>
+          <w:kern w:val="0"/>
+          <w14:ligatures w14:val="none"/>
+        </w:rPr>
+      </w:pPr>
+    </w:p>
+    <w:p>
+      <w:pPr>
+        <w:spacing w:before="100" w:beforeAutospacing="1" w:after="100" w:afterAutospacing="1" w:line="240" w:lineRule="auto"/>
+        <w:jc w:val="both"/>
+        <w:outlineLvl w:val="1"/>
+        <w:rPr>
+          <w:rFonts w:ascii="Times New Roman" w:eastAsia="Times New Roman" w:hAnsi="Times New Roman" w:cs="Times New Roman"/>
+          <w:b/>
+          <w:bCs/>
+          <w:kern w:val="0"/>
+          <w:sz w:val="36"/>
+          <w:szCs w:val="36"/>
+          <w14:ligatures w14:val="none"/>
+        </w:rPr>
+      </w:pPr>
+      <w:bookmarkStart w:id="13" w:name="_Toc234999583"/>
+      <w:r>
+        <w:rPr>
+          <w:rFonts w:ascii="Times New Roman" w:eastAsia="Times New Roman" w:hAnsi="Times New Roman" w:cs="Times New Roman"/>
+          <w:b/>
+          <w:bCs/>
+          <w:kern w:val="0"/>
+          <w:sz w:val="36"/>
+          <w:szCs w:val="36"/>
+          <w14:ligatures w14:val="none"/>
+        </w:rPr>
+        <w:lastRenderedPageBreak/>
+        <w:t>ACTUL III — Baza aeriană</w:t>
+      </w:r>
+      <w:bookmarkEnd w:id="13"/>
+    </w:p>
+    <w:p>
+      <w:pPr>
+        <w:spacing w:before="100" w:beforeAutospacing="1" w:after="100" w:afterAutospacing="1" w:line="240" w:lineRule="auto"/>
+        <w:jc w:val="both"/>
+        <w:outlineLvl w:val="2"/>
+        <w:rPr>
+          <w:rFonts w:ascii="Times New Roman" w:eastAsia="Times New Roman" w:hAnsi="Times New Roman" w:cs="Times New Roman"/>
+          <w:b/>
+          <w:bCs/>
+          <w:kern w:val="0"/>
+          <w:sz w:val="27"/>
+          <w:szCs w:val="27"/>
+          <w14:ligatures w14:val="none"/>
+        </w:rPr>
+      </w:pPr>
+      <w:bookmarkStart w:id="14" w:name="_Toc234999584"/>
+      <w:r>
+        <w:rPr>
+          <w:rFonts w:ascii="Times New Roman" w:eastAsia="Times New Roman" w:hAnsi="Times New Roman" w:cs="Times New Roman"/>
+          <w:b/>
+          <w:bCs/>
+          <w:kern w:val="0"/>
+          <w:sz w:val="27"/>
+          <w:szCs w:val="27"/>
+          <w14:ligatures w14:val="none"/>
+        </w:rPr>
+        <w:t>Misiunea 09 — „Jurnalul de zbor"</w:t>
+      </w:r>
+      <w:bookmarkEnd w:id="14"/>
+    </w:p>
+    <w:p>
+      <w:pPr>
+        <w:spacing w:before="100" w:beforeAutospacing="1" w:after="100" w:afterAutospacing="1" w:line="240" w:lineRule="auto"/>
+        <w:jc w:val="both"/>
+        <w:rPr>
+          <w:rFonts w:ascii="Times New Roman" w:eastAsia="Times New Roman" w:hAnsi="Times New Roman" w:cs="Times New Roman"/>
+          <w:kern w:val="0"/>
+          <w14:ligatures w14:val="none"/>
+        </w:rPr>
+      </w:pPr>
+      <w:r>
+        <w:rPr>
+          <w:rFonts w:ascii="Times New Roman" w:eastAsia="Times New Roman" w:hAnsi="Times New Roman" w:cs="Times New Roman"/>
+          <w:b/>
+          <w:bCs/>
+          <w:kern w:val="0"/>
+          <w14:ligatures w14:val="none"/>
+        </w:rPr>
+        <w:t>Cerința</w:t>
+      </w:r>
+      <w:r>
+        <w:rPr>
+          <w:rFonts w:ascii="Times New Roman" w:eastAsia="Times New Roman" w:hAnsi="Times New Roman" w:cs="Times New Roman"/>
+          <w:b/>
+          <w:bCs/>
+          <w:kern w:val="0"/>
+          <w14:ligatures w14:val="none"/>
+        </w:rPr>
+        <w:t>:</w:t>
+      </w:r>
+      <w:r>
+        <w:rPr>
+          <w:rFonts w:ascii="Times New Roman" w:eastAsia="Times New Roman" w:hAnsi="Times New Roman" w:cs="Times New Roman"/>
+          <w:kern w:val="0"/>
+          <w14:ligatures w14:val="none"/>
+        </w:rPr>
+        <w:t xml:space="preserve"> analiza fișierelor de log </w:t>
+      </w:r>
+    </w:p>
+    <w:p>
+      <w:pPr>
+        <w:spacing w:before="100" w:beforeAutospacing="1" w:after="100" w:afterAutospacing="1" w:line="240" w:lineRule="auto"/>
+        <w:ind w:firstLine="720"/>
+        <w:jc w:val="both"/>
+        <w:rPr>
+          <w:rFonts w:ascii="Times New Roman" w:eastAsia="Times New Roman" w:hAnsi="Times New Roman" w:cs="Times New Roman"/>
+          <w:kern w:val="0"/>
+          <w14:ligatures w14:val="none"/>
+        </w:rPr>
+      </w:pPr>
+      <w:r>
+        <w:rPr>
+          <w:rFonts w:ascii="Times New Roman" w:eastAsia="Times New Roman" w:hAnsi="Times New Roman" w:cs="Times New Roman"/>
+          <w:kern w:val="0"/>
+          <w14:ligatures w14:val="none"/>
+        </w:rPr>
+        <w:t>Fiecare decolare lasă o înregistrare într-un jurnal de sistem. Codul pentru sala de briefing e ascuns printre mii de intrări de rutină, identificabil doar după un tipar de timp neobișnuit.</w:t>
+      </w:r>
+    </w:p>
+    <w:p>
+      <w:pPr>
+        <w:spacing w:before="100" w:beforeAutospacing="1" w:after="100" w:afterAutospacing="1" w:line="240" w:lineRule="auto"/>
+        <w:jc w:val="both"/>
+        <w:outlineLvl w:val="2"/>
+        <w:rPr>
+          <w:rFonts w:ascii="Times New Roman" w:eastAsia="Times New Roman" w:hAnsi="Times New Roman" w:cs="Times New Roman"/>
+          <w:b/>
+          <w:bCs/>
+          <w:kern w:val="0"/>
+          <w:sz w:val="27"/>
+          <w:szCs w:val="27"/>
+          <w14:ligatures w14:val="none"/>
+        </w:rPr>
+      </w:pPr>
+      <w:bookmarkStart w:id="15" w:name="_Toc234999585"/>
+      <w:r>
+        <w:rPr>
+          <w:rFonts w:ascii="Times New Roman" w:eastAsia="Times New Roman" w:hAnsi="Times New Roman" w:cs="Times New Roman"/>
+          <w:b/>
+          <w:bCs/>
+          <w:kern w:val="0"/>
+          <w:sz w:val="27"/>
+          <w:szCs w:val="27"/>
+          <w14:ligatures w14:val="none"/>
+        </w:rPr>
+        <w:t>Misiunea 10 — „Manifestul încărcăturii"</w:t>
+      </w:r>
+      <w:bookmarkEnd w:id="15"/>
+    </w:p>
+    <w:p>
+      <w:pPr>
+        <w:spacing w:before="100" w:beforeAutospacing="1" w:after="100" w:afterAutospacing="1" w:line="240" w:lineRule="auto"/>
+        <w:jc w:val="both"/>
+        <w:rPr>
+          <w:rFonts w:ascii="Times New Roman" w:eastAsia="Times New Roman" w:hAnsi="Times New Roman" w:cs="Times New Roman"/>
+          <w:kern w:val="0"/>
+          <w14:ligatures w14:val="none"/>
+        </w:rPr>
+      </w:pPr>
+      <w:r>
+        <w:rPr>
+          <w:rFonts w:ascii="Times New Roman" w:eastAsia="Times New Roman" w:hAnsi="Times New Roman" w:cs="Times New Roman"/>
+          <w:b/>
+          <w:bCs/>
+          <w:kern w:val="0"/>
+          <w14:ligatures w14:val="none"/>
+        </w:rPr>
+        <w:t>Cerința</w:t>
+      </w:r>
+      <w:r>
+        <w:rPr>
+          <w:rFonts w:ascii="Times New Roman" w:eastAsia="Times New Roman" w:hAnsi="Times New Roman" w:cs="Times New Roman"/>
+          <w:b/>
+          <w:bCs/>
+          <w:kern w:val="0"/>
+          <w14:ligatures w14:val="none"/>
+        </w:rPr>
+        <w:t>:</w:t>
+      </w:r>
+      <w:r>
+        <w:rPr>
+          <w:rFonts w:ascii="Times New Roman" w:eastAsia="Times New Roman" w:hAnsi="Times New Roman" w:cs="Times New Roman"/>
+          <w:kern w:val="0"/>
+          <w14:ligatures w14:val="none"/>
+        </w:rPr>
+        <w:t xml:space="preserve"> arhive comprimate imbricate (</w:t>
       </w:r>
       <w:r>
         <w:rPr>
@@ -4316,7 +5162,150 @@
           <w:szCs w:val="20"/>
           <w14:ligatures w14:val="none"/>
         </w:rPr>
-        <w:t>grep -E</w:t>
+        <w:t>tar</w:t>
+      </w:r>
+      <w:r>
+        <w:rPr>
+          <w:rFonts w:ascii="Times New Roman" w:eastAsia="Times New Roman" w:hAnsi="Times New Roman" w:cs="Times New Roman"/>
+          <w:kern w:val="0"/>
+          <w14:ligatures w14:val="none"/>
+        </w:rPr>
+        <w:t>/</w:t>
+      </w:r>
+      <w:r>
+        <w:rPr>
+          <w:rFonts w:ascii="Courier New" w:eastAsia="Times New Roman" w:hAnsi="Courier New" w:cs="Courier New"/>
+          <w:kern w:val="0"/>
+          <w:sz w:val="20"/>
+          <w:szCs w:val="20"/>
+          <w14:ligatures w14:val="none"/>
+        </w:rPr>
+        <w:t>gzip</w:t>
+      </w:r>
+      <w:r>
+        <w:rPr>
+          <w:rFonts w:ascii="Times New Roman" w:eastAsia="Times New Roman" w:hAnsi="Times New Roman" w:cs="Times New Roman"/>
+          <w:kern w:val="0"/>
+          <w14:ligatures w14:val="none"/>
+        </w:rPr>
+        <w:t xml:space="preserve">) </w:t>
+      </w:r>
+    </w:p>
+    <w:p>
+      <w:pPr>
+        <w:spacing w:before="100" w:beforeAutospacing="1" w:after="100" w:afterAutospacing="1" w:line="240" w:lineRule="auto"/>
+        <w:ind w:firstLine="720"/>
+        <w:jc w:val="both"/>
+        <w:rPr>
+          <w:rFonts w:ascii="Times New Roman" w:eastAsia="Times New Roman" w:hAnsi="Times New Roman" w:cs="Times New Roman"/>
+          <w:kern w:val="0"/>
+          <w14:ligatures w14:val="none"/>
+        </w:rPr>
+      </w:pPr>
+      <w:r>
+        <w:rPr>
+          <w:rFonts w:ascii="Times New Roman" w:eastAsia="Times New Roman" w:hAnsi="Times New Roman" w:cs="Times New Roman"/>
+          <w:kern w:val="0"/>
+          <w14:ligatures w14:val="none"/>
+        </w:rPr>
+        <w:t>Manifestul avionului de transport e o arhivă în interiorul altei arhive — fiecare strat trebuie dezarhivat pentru a ajunge la lista reală de coordonate.</w:t>
+      </w:r>
+    </w:p>
+    <w:p>
+      <w:pPr>
+        <w:spacing w:before="100" w:beforeAutospacing="1" w:after="100" w:afterAutospacing="1" w:line="240" w:lineRule="auto"/>
+        <w:jc w:val="both"/>
+        <w:outlineLvl w:val="2"/>
+        <w:rPr>
+          <w:rFonts w:ascii="Times New Roman" w:eastAsia="Times New Roman" w:hAnsi="Times New Roman" w:cs="Times New Roman"/>
+          <w:b/>
+          <w:bCs/>
+          <w:kern w:val="0"/>
+          <w:sz w:val="27"/>
+          <w:szCs w:val="27"/>
+          <w14:ligatures w14:val="none"/>
+        </w:rPr>
+      </w:pPr>
+      <w:bookmarkStart w:id="16" w:name="_Toc234999586"/>
+      <w:r>
+        <w:rPr>
+          <w:rFonts w:ascii="Times New Roman" w:eastAsia="Times New Roman" w:hAnsi="Times New Roman" w:cs="Times New Roman"/>
+          <w:b/>
+          <w:bCs/>
+          <w:kern w:val="0"/>
+          <w:sz w:val="27"/>
+          <w:szCs w:val="27"/>
+          <w14:ligatures w14:val="none"/>
+        </w:rPr>
+        <w:t>Misiunea 11 — „Turnul de control"</w:t>
+      </w:r>
+      <w:bookmarkEnd w:id="16"/>
+    </w:p>
+    <w:p>
+      <w:pPr>
+        <w:spacing w:before="100" w:beforeAutospacing="1" w:after="100" w:afterAutospacing="1" w:line="240" w:lineRule="auto"/>
+        <w:jc w:val="both"/>
+        <w:rPr>
+          <w:rFonts w:ascii="Times New Roman" w:eastAsia="Times New Roman" w:hAnsi="Times New Roman" w:cs="Times New Roman"/>
+          <w:kern w:val="0"/>
+          <w14:ligatures w14:val="none"/>
+        </w:rPr>
+      </w:pPr>
+      <w:r>
+        <w:rPr>
+          <w:rFonts w:ascii="Times New Roman" w:eastAsia="Times New Roman" w:hAnsi="Times New Roman" w:cs="Times New Roman"/>
+          <w:b/>
+          <w:bCs/>
+          <w:kern w:val="0"/>
+          <w14:ligatures w14:val="none"/>
+        </w:rPr>
+        <w:t>Cerința</w:t>
+      </w:r>
+      <w:r>
+        <w:rPr>
+          <w:rFonts w:ascii="Times New Roman" w:eastAsia="Times New Roman" w:hAnsi="Times New Roman" w:cs="Times New Roman"/>
+          <w:b/>
+          <w:bCs/>
+          <w:kern w:val="0"/>
+          <w14:ligatures w14:val="none"/>
+        </w:rPr>
+        <w:t>:</w:t>
+      </w:r>
+      <w:r>
+        <w:rPr>
+          <w:rFonts w:ascii="Times New Roman" w:eastAsia="Times New Roman" w:hAnsi="Times New Roman" w:cs="Times New Roman"/>
+          <w:kern w:val="0"/>
+          <w14:ligatures w14:val="none"/>
+        </w:rPr>
+        <w:t xml:space="preserve"> configurare rețea (</w:t>
+      </w:r>
+      <w:r>
+        <w:rPr>
+          <w:rFonts w:ascii="Courier New" w:eastAsia="Times New Roman" w:hAnsi="Courier New" w:cs="Courier New"/>
+          <w:kern w:val="0"/>
+          <w:sz w:val="20"/>
+          <w:szCs w:val="20"/>
+          <w14:ligatures w14:val="none"/>
+        </w:rPr>
+        <w:t>ip addr</w:t>
+      </w:r>
+      <w:r>
+        <w:rPr>
+          <w:rFonts w:ascii="Times New Roman" w:eastAsia="Times New Roman" w:hAnsi="Times New Roman" w:cs="Times New Roman"/>
+          <w:kern w:val="0"/>
+          <w14:ligatures w14:val="none"/>
+        </w:rPr>
+        <w:t xml:space="preserve">, </w:t>
+      </w:r>
+      <w:r>
+        <w:rPr>
+          <w:rFonts w:ascii="Courier New" w:eastAsia="Times New Roman" w:hAnsi="Courier New" w:cs="Courier New"/>
+          <w:kern w:val="0"/>
+          <w:sz w:val="20"/>
+          <w:szCs w:val="20"/>
+          <w14:ligatures w14:val="none"/>
+        </w:rPr>
+        <w:t>/etc/hosts</w:t>
       </w:r>
       <w:r>
         <w:rPr>
@@ -4331,34 +5320,287 @@
       <w:pPr>
         <w:spacing w:before="100" w:beforeAutospacing="1" w:after="100" w:afterAutospacing="1" w:line="240" w:lineRule="auto"/>
         <w:ind w:firstLine="720"/>
-        <w:rPr>
-          <w:rFonts w:ascii="Times New Roman" w:eastAsia="Times New Roman" w:hAnsi="Times New Roman" w:cs="Times New Roman"/>
-          <w:kern w:val="0"/>
-          <w14:ligatures w14:val="none"/>
-        </w:rPr>
-      </w:pPr>
-      <w:r>
-        <w:rPr>
-          <w:rFonts w:ascii="Times New Roman" w:eastAsia="Times New Roman" w:hAnsi="Times New Roman" w:cs="Times New Roman"/>
-          <w:kern w:val="0"/>
-          <w14:ligatures w14:val="none"/>
-        </w:rPr>
-        <w:t xml:space="preserve"> Ordinul de deplasare conține un cod de rută ascuns într-un raport meteo lung de zeci de pagini, respectând un format fix — restul e zgomot administrativ.</w:t>
+        <w:jc w:val="both"/>
+        <w:rPr>
+          <w:rFonts w:ascii="Times New Roman" w:eastAsia="Times New Roman" w:hAnsi="Times New Roman" w:cs="Times New Roman"/>
+          <w:kern w:val="0"/>
+          <w14:ligatures w14:val="none"/>
+        </w:rPr>
+      </w:pPr>
+      <w:r>
+        <w:rPr>
+          <w:rFonts w:ascii="Times New Roman" w:eastAsia="Times New Roman" w:hAnsi="Times New Roman" w:cs="Times New Roman"/>
+          <w:kern w:val="0"/>
+          <w14:ligatures w14:val="none"/>
+        </w:rPr>
+        <w:t xml:space="preserve"> Turnul de control comunică cu mai multe aeronave pe adrese interne diferite. Codul de rulare al zborului următor e asociat unei adrese pe care sistemul o rezolvă printr-o intrare locală necunoscută, nu prin DNS extern.</w:t>
+      </w:r>
+    </w:p>
+    <w:p>
+      <w:pPr>
+        <w:spacing w:before="100" w:beforeAutospacing="1" w:after="100" w:afterAutospacing="1" w:line="240" w:lineRule="auto"/>
+        <w:jc w:val="both"/>
+        <w:outlineLvl w:val="2"/>
+        <w:rPr>
+          <w:rFonts w:ascii="Times New Roman" w:eastAsia="Times New Roman" w:hAnsi="Times New Roman" w:cs="Times New Roman"/>
+          <w:b/>
+          <w:bCs/>
+          <w:kern w:val="0"/>
+          <w:sz w:val="27"/>
+          <w:szCs w:val="27"/>
+          <w14:ligatures w14:val="none"/>
+        </w:rPr>
+      </w:pPr>
+      <w:bookmarkStart w:id="17" w:name="_Toc234999587"/>
+      <w:r>
+        <w:rPr>
+          <w:rFonts w:ascii="Times New Roman" w:eastAsia="Times New Roman" w:hAnsi="Times New Roman" w:cs="Times New Roman"/>
+          <w:b/>
+          <w:bCs/>
+          <w:kern w:val="0"/>
+          <w:sz w:val="27"/>
+          <w:szCs w:val="27"/>
+          <w14:ligatures w14:val="none"/>
+        </w:rPr>
+        <w:t>Misiunea 12 — „Cutia neagră"</w:t>
+      </w:r>
+      <w:bookmarkEnd w:id="17"/>
+    </w:p>
+    <w:p>
+      <w:pPr>
+        <w:spacing w:before="100" w:beforeAutospacing="1" w:after="100" w:afterAutospacing="1" w:line="240" w:lineRule="auto"/>
+        <w:jc w:val="both"/>
+        <w:rPr>
+          <w:rFonts w:ascii="Times New Roman" w:eastAsia="Times New Roman" w:hAnsi="Times New Roman" w:cs="Times New Roman"/>
+          <w:kern w:val="0"/>
+          <w14:ligatures w14:val="none"/>
+        </w:rPr>
+      </w:pPr>
+      <w:r>
+        <w:rPr>
+          <w:rFonts w:ascii="Times New Roman" w:eastAsia="Times New Roman" w:hAnsi="Times New Roman" w:cs="Times New Roman"/>
+          <w:b/>
+          <w:bCs/>
+          <w:kern w:val="0"/>
+          <w14:ligatures w14:val="none"/>
+        </w:rPr>
+        <w:t>Cerința</w:t>
+      </w:r>
+      <w:r>
+        <w:rPr>
+          <w:rFonts w:ascii="Times New Roman" w:eastAsia="Times New Roman" w:hAnsi="Times New Roman" w:cs="Times New Roman"/>
+          <w:b/>
+          <w:bCs/>
+          <w:kern w:val="0"/>
+          <w14:ligatures w14:val="none"/>
+        </w:rPr>
+        <w:t>:</w:t>
+      </w:r>
+      <w:r>
+        <w:rPr>
+          <w:rFonts w:ascii="Times New Roman" w:eastAsia="Times New Roman" w:hAnsi="Times New Roman" w:cs="Times New Roman"/>
+          <w:kern w:val="0"/>
+          <w14:ligatures w14:val="none"/>
+        </w:rPr>
+        <w:t xml:space="preserve"> inspecție binară (</w:t>
+      </w:r>
+      <w:r>
+        <w:rPr>
+          <w:rFonts w:ascii="Courier New" w:eastAsia="Times New Roman" w:hAnsi="Courier New" w:cs="Courier New"/>
+          <w:kern w:val="0"/>
+          <w:sz w:val="20"/>
+          <w:szCs w:val="20"/>
+          <w14:ligatures w14:val="none"/>
+        </w:rPr>
+        <w:t>strings</w:t>
+      </w:r>
+      <w:r>
+        <w:rPr>
+          <w:rFonts w:ascii="Times New Roman" w:eastAsia="Times New Roman" w:hAnsi="Times New Roman" w:cs="Times New Roman"/>
+          <w:kern w:val="0"/>
+          <w14:ligatures w14:val="none"/>
+        </w:rPr>
+        <w:t xml:space="preserve">, </w:t>
+      </w:r>
+      <w:r>
+        <w:rPr>
+          <w:rFonts w:ascii="Courier New" w:eastAsia="Times New Roman" w:hAnsi="Courier New" w:cs="Courier New"/>
+          <w:kern w:val="0"/>
+          <w:sz w:val="20"/>
+          <w:szCs w:val="20"/>
+          <w14:ligatures w14:val="none"/>
+        </w:rPr>
+        <w:t>xxd</w:t>
+      </w:r>
+      <w:r>
+        <w:rPr>
+          <w:rFonts w:ascii="Times New Roman" w:eastAsia="Times New Roman" w:hAnsi="Times New Roman" w:cs="Times New Roman"/>
+          <w:kern w:val="0"/>
+          <w14:ligatures w14:val="none"/>
+        </w:rPr>
+        <w:t>)</w:t>
+      </w:r>
+    </w:p>
+    <w:p>
+      <w:pPr>
+        <w:spacing w:before="100" w:beforeAutospacing="1" w:after="100" w:afterAutospacing="1" w:line="240" w:lineRule="auto"/>
+        <w:ind w:firstLine="720"/>
+        <w:jc w:val="both"/>
+        <w:rPr>
+          <w:rFonts w:ascii="Times New Roman" w:eastAsia="Times New Roman" w:hAnsi="Times New Roman" w:cs="Times New Roman"/>
+          <w:kern w:val="0"/>
+          <w14:ligatures w14:val="none"/>
+        </w:rPr>
+      </w:pPr>
+      <w:r>
+        <w:rPr>
+          <w:rFonts w:ascii="Times New Roman" w:eastAsia="Times New Roman" w:hAnsi="Times New Roman" w:cs="Times New Roman"/>
+          <w:kern w:val="0"/>
+          <w14:ligatures w14:val="none"/>
+        </w:rPr>
+        <w:t xml:space="preserve"> Un fișier de telemetrie brută, necitibil ca text, conține totuși un fragment de text lizibil îngropat printre date binare — exact genul de informație pe care un instrument standard de analiză a fișierelor binare o poate scoate la iveală.</w:t>
+      </w:r>
+    </w:p>
+    <w:p>
+      <w:pPr>
+        <w:spacing w:before="100" w:beforeAutospacing="1" w:after="100" w:afterAutospacing="1" w:line="240" w:lineRule="auto"/>
+        <w:jc w:val="both"/>
+        <w:outlineLvl w:val="2"/>
+        <w:rPr>
+          <w:rFonts w:ascii="Times New Roman" w:eastAsia="Times New Roman" w:hAnsi="Times New Roman" w:cs="Times New Roman"/>
+          <w:b/>
+          <w:bCs/>
+          <w:kern w:val="0"/>
+          <w:sz w:val="27"/>
+          <w:szCs w:val="27"/>
+          <w14:ligatures w14:val="none"/>
+        </w:rPr>
+      </w:pPr>
+      <w:bookmarkStart w:id="18" w:name="_Toc234999588"/>
+      <w:r>
+        <w:rPr>
+          <w:rFonts w:ascii="Times New Roman" w:eastAsia="Times New Roman" w:hAnsi="Times New Roman" w:cs="Times New Roman"/>
+          <w:b/>
+          <w:bCs/>
+          <w:kern w:val="0"/>
+          <w:sz w:val="27"/>
+          <w:szCs w:val="27"/>
+          <w14:ligatures w14:val="none"/>
+        </w:rPr>
+        <w:t>Misiunea 13 — „Ceasul aeronavei"</w:t>
+      </w:r>
+      <w:bookmarkEnd w:id="18"/>
+    </w:p>
+    <w:p>
+      <w:pPr>
+        <w:spacing w:before="100" w:beforeAutospacing="1" w:after="100" w:afterAutospacing="1" w:line="240" w:lineRule="auto"/>
+        <w:jc w:val="both"/>
+        <w:rPr>
+          <w:rFonts w:ascii="Times New Roman" w:eastAsia="Times New Roman" w:hAnsi="Times New Roman" w:cs="Times New Roman"/>
+          <w:kern w:val="0"/>
+          <w14:ligatures w14:val="none"/>
+        </w:rPr>
+      </w:pPr>
+      <w:r>
+        <w:rPr>
+          <w:rFonts w:ascii="Times New Roman" w:eastAsia="Times New Roman" w:hAnsi="Times New Roman" w:cs="Times New Roman"/>
+          <w:b/>
+          <w:bCs/>
+          <w:kern w:val="0"/>
+          <w14:ligatures w14:val="none"/>
+        </w:rPr>
+        <w:t>Cerința</w:t>
+      </w:r>
+      <w:r>
+        <w:rPr>
+          <w:rFonts w:ascii="Times New Roman" w:eastAsia="Times New Roman" w:hAnsi="Times New Roman" w:cs="Times New Roman"/>
+          <w:b/>
+          <w:bCs/>
+          <w:kern w:val="0"/>
+          <w14:ligatures w14:val="none"/>
+        </w:rPr>
+        <w:t>:</w:t>
+      </w:r>
+      <w:r>
+        <w:rPr>
+          <w:rFonts w:ascii="Times New Roman" w:eastAsia="Times New Roman" w:hAnsi="Times New Roman" w:cs="Times New Roman"/>
+          <w:kern w:val="0"/>
+          <w14:ligatures w14:val="none"/>
+        </w:rPr>
+        <w:t xml:space="preserve"> timestamp-uri de fișiere (</w:t>
+      </w:r>
+      <w:r>
+        <w:rPr>
+          <w:rFonts w:ascii="Courier New" w:eastAsia="Times New Roman" w:hAnsi="Courier New" w:cs="Courier New"/>
+          <w:kern w:val="0"/>
+          <w:sz w:val="20"/>
+          <w:szCs w:val="20"/>
+          <w14:ligatures w14:val="none"/>
+        </w:rPr>
+        <w:t>stat</w:t>
+      </w:r>
+      <w:r>
+        <w:rPr>
+          <w:rFonts w:ascii="Times New Roman" w:eastAsia="Times New Roman" w:hAnsi="Times New Roman" w:cs="Times New Roman"/>
+          <w:kern w:val="0"/>
+          <w14:ligatures w14:val="none"/>
+        </w:rPr>
+        <w:t xml:space="preserve">, </w:t>
+      </w:r>
+      <w:r>
+        <w:rPr>
+          <w:rFonts w:ascii="Courier New" w:eastAsia="Times New Roman" w:hAnsi="Courier New" w:cs="Courier New"/>
+          <w:kern w:val="0"/>
+          <w:sz w:val="20"/>
+          <w:szCs w:val="20"/>
+          <w14:ligatures w14:val="none"/>
+        </w:rPr>
+        <w:t>find -newer</w:t>
+      </w:r>
+      <w:r>
+        <w:rPr>
+          <w:rFonts w:ascii="Times New Roman" w:eastAsia="Times New Roman" w:hAnsi="Times New Roman" w:cs="Times New Roman"/>
+          <w:kern w:val="0"/>
+          <w14:ligatures w14:val="none"/>
+        </w:rPr>
+        <w:t>)</w:t>
+      </w:r>
+    </w:p>
+    <w:p>
+      <w:pPr>
+        <w:spacing w:before="100" w:beforeAutospacing="1" w:after="100" w:afterAutospacing="1" w:line="240" w:lineRule="auto"/>
+        <w:ind w:firstLine="720"/>
+        <w:jc w:val="both"/>
+        <w:rPr>
+          <w:rFonts w:ascii="Times New Roman" w:eastAsia="Times New Roman" w:hAnsi="Times New Roman" w:cs="Times New Roman"/>
+          <w:kern w:val="0"/>
+          <w14:ligatures w14:val="none"/>
+        </w:rPr>
+      </w:pPr>
+      <w:r>
+        <w:rPr>
+          <w:rFonts w:ascii="Times New Roman" w:eastAsia="Times New Roman" w:hAnsi="Times New Roman" w:cs="Times New Roman"/>
+          <w:kern w:val="0"/>
+          <w14:ligatures w14:val="none"/>
+        </w:rPr>
+        <w:t xml:space="preserve"> Printre sute de fișiere de configurare a instrumentelor de bord, doar unul a fost modificat exact în fereastra orară a ultimului zbor de test — restul sunt copii vechi, nefolosite.</w:t>
       </w:r>
     </w:p>
     <w:p>
       <w:pPr>
         <w:spacing w:after="0" w:line="240" w:lineRule="auto"/>
-        <w:rPr>
-          <w:rFonts w:ascii="Times New Roman" w:eastAsia="Times New Roman" w:hAnsi="Times New Roman" w:cs="Times New Roman"/>
-          <w:kern w:val="0"/>
-          <w14:ligatures w14:val="none"/>
-        </w:rPr>
-      </w:pPr>
-    </w:p>
-    <w:p>
-      <w:pPr>
-        <w:spacing w:before="100" w:beforeAutospacing="1" w:after="100" w:afterAutospacing="1" w:line="240" w:lineRule="auto"/>
+        <w:jc w:val="both"/>
+        <w:rPr>
+          <w:rFonts w:ascii="Times New Roman" w:eastAsia="Times New Roman" w:hAnsi="Times New Roman" w:cs="Times New Roman"/>
+          <w:kern w:val="0"/>
+          <w14:ligatures w14:val="none"/>
+        </w:rPr>
+      </w:pPr>
+    </w:p>
+    <w:p>
+      <w:pPr>
+        <w:spacing w:before="100" w:beforeAutospacing="1" w:after="100" w:afterAutospacing="1" w:line="240" w:lineRule="auto"/>
+        <w:jc w:val="both"/>
         <w:outlineLvl w:val="1"/>
         <w:rPr>
           <w:rFonts w:ascii="Times New Roman" w:eastAsia="Times New Roman" w:hAnsi="Times New Roman" w:cs="Times New Roman"/>
@@ -4370,7 +5612,7 @@
           <w14:ligatures w14:val="none"/>
         </w:rPr>
       </w:pPr>
-      <w:bookmarkStart w:id="7" w:name="_Toc234999577"/>
+      <w:bookmarkStart w:id="19" w:name="_Toc234999589"/>
       <w:r>
         <w:rPr>
           <w:rFonts w:ascii="Times New Roman" w:eastAsia="Times New Roman" w:hAnsi="Times New Roman" w:cs="Times New Roman"/>
@@ -4381,13 +5623,14 @@
           <w:szCs w:val="36"/>
           <w14:ligatures w14:val="none"/>
         </w:rPr>
-        <w:t>ACTUL II — Poligon în deșert</w:t>
-      </w:r>
-      <w:bookmarkEnd w:id="7"/>
-    </w:p>
-    <w:p>
-      <w:pPr>
-        <w:spacing w:before="100" w:beforeAutospacing="1" w:after="100" w:afterAutospacing="1" w:line="240" w:lineRule="auto"/>
+        <w:t>ACTUL IV — Misiune multinațională, coastă est-africană</w:t>
+      </w:r>
+      <w:bookmarkEnd w:id="19"/>
+    </w:p>
+    <w:p>
+      <w:pPr>
+        <w:spacing w:before="100" w:beforeAutospacing="1" w:after="100" w:afterAutospacing="1" w:line="240" w:lineRule="auto"/>
+        <w:jc w:val="both"/>
         <w:outlineLvl w:val="2"/>
         <w:rPr>
           <w:rFonts w:ascii="Times New Roman" w:eastAsia="Times New Roman" w:hAnsi="Times New Roman" w:cs="Times New Roman"/>
@@ -4399,7 +5642,7 @@
           <w14:ligatures w14:val="none"/>
         </w:rPr>
       </w:pPr>
-      <w:bookmarkStart w:id="8" w:name="_Toc234999578"/>
+      <w:bookmarkStart w:id="20" w:name="_Toc234999590"/>
       <w:r>
         <w:rPr>
           <w:rFonts w:ascii="Times New Roman" w:eastAsia="Times New Roman" w:hAnsi="Times New Roman" w:cs="Times New Roman"/>
@@ -4410,27 +5653,29 @@
           <w:szCs w:val="27"/>
           <w14:ligatures w14:val="none"/>
         </w:rPr>
-        <w:t>Misiunea 04 — „Recensământul garnizoanei"</w:t>
-      </w:r>
-      <w:bookmarkEnd w:id="8"/>
-    </w:p>
-    <w:p>
-      <w:pPr>
-        <w:spacing w:before="100" w:beforeAutospacing="1" w:after="100" w:afterAutospacing="1" w:line="240" w:lineRule="auto"/>
-        <w:rPr>
-          <w:rFonts w:ascii="Times New Roman" w:eastAsia="Times New Roman" w:hAnsi="Times New Roman" w:cs="Times New Roman"/>
-          <w:kern w:val="0"/>
-          <w14:ligatures w14:val="none"/>
-        </w:rPr>
-      </w:pPr>
-      <w:r>
-        <w:rPr>
-          <w:rFonts w:ascii="Times New Roman" w:eastAsia="Times New Roman" w:hAnsi="Times New Roman" w:cs="Times New Roman"/>
-          <w:b/>
-          <w:bCs/>
-          <w:kern w:val="0"/>
-          <w14:ligatures w14:val="none"/>
-        </w:rPr>
+        <w:t>Misiunea 14 — „Punctul de control comun"</w:t>
+      </w:r>
+      <w:bookmarkEnd w:id="20"/>
+    </w:p>
+    <w:p>
+      <w:pPr>
+        <w:spacing w:before="100" w:beforeAutospacing="1" w:after="100" w:afterAutospacing="1" w:line="240" w:lineRule="auto"/>
+        <w:jc w:val="both"/>
+        <w:rPr>
+          <w:rFonts w:ascii="Times New Roman" w:eastAsia="Times New Roman" w:hAnsi="Times New Roman" w:cs="Times New Roman"/>
+          <w:kern w:val="0"/>
+          <w14:ligatures w14:val="none"/>
+        </w:rPr>
+      </w:pPr>
+      <w:r>
+        <w:rPr>
+          <w:rFonts w:ascii="Times New Roman" w:eastAsia="Times New Roman" w:hAnsi="Times New Roman" w:cs="Times New Roman"/>
+          <w:b/>
+          <w:bCs/>
+          <w:kern w:val="0"/>
+          <w14:ligatures w14:val="none"/>
+        </w:rPr>
+        <w:lastRenderedPageBreak/>
         <w:t>Cerința</w:t>
       </w:r>
       <w:r>
@@ -4449,7 +5694,7 @@
           <w:kern w:val="0"/>
           <w14:ligatures w14:val="none"/>
         </w:rPr>
-        <w:t xml:space="preserve"> administrare useri (</w:t>
+        <w:t xml:space="preserve"> variabile de mediu (</w:t>
       </w:r>
       <w:r>
         <w:rPr>
@@ -4459,39 +5704,41 @@
           <w:szCs w:val="20"/>
           <w14:ligatures w14:val="none"/>
         </w:rPr>
-        <w:t>/etc/passwd</w:t>
-      </w:r>
-      <w:r>
-        <w:rPr>
-          <w:rFonts w:ascii="Times New Roman" w:eastAsia="Times New Roman" w:hAnsi="Times New Roman" w:cs="Times New Roman"/>
-          <w:kern w:val="0"/>
-          <w14:ligatures w14:val="none"/>
-        </w:rPr>
-        <w:t>)</w:t>
+        <w:t>/proc/pid/environ</w:t>
+      </w:r>
+      <w:r>
+        <w:rPr>
+          <w:rFonts w:ascii="Times New Roman" w:eastAsia="Times New Roman" w:hAnsi="Times New Roman" w:cs="Times New Roman"/>
+          <w:kern w:val="0"/>
+          <w14:ligatures w14:val="none"/>
+        </w:rPr>
+        <w:t xml:space="preserve">) </w:t>
       </w:r>
     </w:p>
     <w:p>
       <w:pPr>
         <w:spacing w:before="100" w:beforeAutospacing="1" w:after="100" w:afterAutospacing="1" w:line="240" w:lineRule="auto"/>
         <w:ind w:firstLine="720"/>
-        <w:rPr>
-          <w:rFonts w:ascii="Times New Roman" w:eastAsia="Times New Roman" w:hAnsi="Times New Roman" w:cs="Times New Roman"/>
-          <w:kern w:val="0"/>
-          <w14:ligatures w14:val="none"/>
-        </w:rPr>
-      </w:pPr>
-      <w:r>
-        <w:rPr>
-          <w:rFonts w:ascii="Times New Roman" w:eastAsia="Times New Roman" w:hAnsi="Times New Roman" w:cs="Times New Roman"/>
-          <w:kern w:val="0"/>
-          <w14:ligatures w14:val="none"/>
-        </w:rPr>
-        <w:t xml:space="preserve"> Baza deșertică găzduiește un contingent temporar de 20 de tehnicieni de teren, toți cu conturi generate automat. Codul următor e ascuns într-un director numit exact după numărul lor real — o gardă de securitate minimă împotriva accesului grăbit.</w:t>
-      </w:r>
-    </w:p>
-    <w:p>
-      <w:pPr>
-        <w:spacing w:before="100" w:beforeAutospacing="1" w:after="100" w:afterAutospacing="1" w:line="240" w:lineRule="auto"/>
+        <w:jc w:val="both"/>
+        <w:rPr>
+          <w:rFonts w:ascii="Times New Roman" w:eastAsia="Times New Roman" w:hAnsi="Times New Roman" w:cs="Times New Roman"/>
+          <w:kern w:val="0"/>
+          <w14:ligatures w14:val="none"/>
+        </w:rPr>
+      </w:pPr>
+      <w:r>
+        <w:rPr>
+          <w:rFonts w:ascii="Times New Roman" w:eastAsia="Times New Roman" w:hAnsi="Times New Roman" w:cs="Times New Roman"/>
+          <w:kern w:val="0"/>
+          <w14:ligatures w14:val="none"/>
+        </w:rPr>
+        <w:t>Sistemul de coordonare al forțelor multinaționale pasează parametri de configurare unui proces auxiliar prin mediul de execuție — vizibil doar celui care a lansat propriul proces de diagnosticare.</w:t>
+      </w:r>
+    </w:p>
+    <w:p>
+      <w:pPr>
+        <w:spacing w:before="100" w:beforeAutospacing="1" w:after="100" w:afterAutospacing="1" w:line="240" w:lineRule="auto"/>
+        <w:jc w:val="both"/>
         <w:outlineLvl w:val="2"/>
         <w:rPr>
           <w:rFonts w:ascii="Times New Roman" w:eastAsia="Times New Roman" w:hAnsi="Times New Roman" w:cs="Times New Roman"/>
@@ -4503,7 +5750,7 @@
           <w14:ligatures w14:val="none"/>
         </w:rPr>
       </w:pPr>
-      <w:bookmarkStart w:id="9" w:name="_Toc234999579"/>
+      <w:bookmarkStart w:id="21" w:name="_Toc234999591"/>
       <w:r>
         <w:rPr>
           <w:rFonts w:ascii="Times New Roman" w:eastAsia="Times New Roman" w:hAnsi="Times New Roman" w:cs="Times New Roman"/>
@@ -4514,13 +5761,14 @@
           <w:szCs w:val="27"/>
           <w14:ligatures w14:val="none"/>
         </w:rPr>
-        <w:t>Misiunea 05 — „Generatorul de urgență"</w:t>
-      </w:r>
-      <w:bookmarkEnd w:id="9"/>
-    </w:p>
-    <w:p>
-      <w:pPr>
-        <w:spacing w:before="100" w:beforeAutospacing="1" w:after="100" w:afterAutospacing="1" w:line="240" w:lineRule="auto"/>
+        <w:t>Misiunea 15 — „Releul prin satelit"</w:t>
+      </w:r>
+      <w:bookmarkEnd w:id="21"/>
+    </w:p>
+    <w:p>
+      <w:pPr>
+        <w:spacing w:before="100" w:beforeAutospacing="1" w:after="100" w:afterAutospacing="1" w:line="240" w:lineRule="auto"/>
+        <w:jc w:val="both"/>
         <w:rPr>
           <w:rFonts w:ascii="Times New Roman" w:eastAsia="Times New Roman" w:hAnsi="Times New Roman" w:cs="Times New Roman"/>
           <w:kern w:val="0"/>
@@ -4553,31 +5801,33 @@
           <w:kern w:val="0"/>
           <w14:ligatures w14:val="none"/>
         </w:rPr>
-        <w:t xml:space="preserve"> bit SUID</w:t>
+        <w:t xml:space="preserve"> DNS local / rezoluție de nume</w:t>
       </w:r>
     </w:p>
     <w:p>
       <w:pPr>
         <w:spacing w:before="100" w:beforeAutospacing="1" w:after="100" w:afterAutospacing="1" w:line="240" w:lineRule="auto"/>
         <w:ind w:firstLine="720"/>
-        <w:rPr>
-          <w:rFonts w:ascii="Times New Roman" w:eastAsia="Times New Roman" w:hAnsi="Times New Roman" w:cs="Times New Roman"/>
-          <w:kern w:val="0"/>
-          <w14:ligatures w14:val="none"/>
-        </w:rPr>
-      </w:pPr>
-      <w:r>
-        <w:rPr>
-          <w:rFonts w:ascii="Times New Roman" w:eastAsia="Times New Roman" w:hAnsi="Times New Roman" w:cs="Times New Roman"/>
-          <w:kern w:val="0"/>
-          <w14:ligatures w14:val="none"/>
-        </w:rPr>
-        <w:t xml:space="preserve"> Panoul de control al generatorului electric de rezervă poate fi citit doar prin utilitarul oficial de diagnoză, care rulează cu drepturile tehnicianului-șef — un mecanism vechi, dar funcțional, de control al accesului.</w:t>
-      </w:r>
-    </w:p>
-    <w:p>
-      <w:pPr>
-        <w:spacing w:before="100" w:beforeAutospacing="1" w:after="100" w:afterAutospacing="1" w:line="240" w:lineRule="auto"/>
+        <w:jc w:val="both"/>
+        <w:rPr>
+          <w:rFonts w:ascii="Times New Roman" w:eastAsia="Times New Roman" w:hAnsi="Times New Roman" w:cs="Times New Roman"/>
+          <w:kern w:val="0"/>
+          <w14:ligatures w14:val="none"/>
+        </w:rPr>
+      </w:pPr>
+      <w:r>
+        <w:rPr>
+          <w:rFonts w:ascii="Times New Roman" w:eastAsia="Times New Roman" w:hAnsi="Times New Roman" w:cs="Times New Roman"/>
+          <w:kern w:val="0"/>
+          <w14:ligatures w14:val="none"/>
+        </w:rPr>
+        <w:t xml:space="preserve"> Legătura cu baza-mamă trece printr-un nume de gazdă intern, definit manual, nu prin infrastructura DNS obișnuită — codul de sincronizare e ascuns exact în această configurare locală.</w:t>
+      </w:r>
+    </w:p>
+    <w:p>
+      <w:pPr>
+        <w:spacing w:before="100" w:beforeAutospacing="1" w:after="100" w:afterAutospacing="1" w:line="240" w:lineRule="auto"/>
+        <w:jc w:val="both"/>
         <w:outlineLvl w:val="2"/>
         <w:rPr>
           <w:rFonts w:ascii="Times New Roman" w:eastAsia="Times New Roman" w:hAnsi="Times New Roman" w:cs="Times New Roman"/>
@@ -4589,7 +5839,7 @@
           <w14:ligatures w14:val="none"/>
         </w:rPr>
       </w:pPr>
-      <w:bookmarkStart w:id="10" w:name="_Toc234999580"/>
+      <w:bookmarkStart w:id="22" w:name="_Toc234999592"/>
       <w:r>
         <w:rPr>
           <w:rFonts w:ascii="Times New Roman" w:eastAsia="Times New Roman" w:hAnsi="Times New Roman" w:cs="Times New Roman"/>
@@ -4600,13 +5850,14 @@
           <w:szCs w:val="27"/>
           <w14:ligatures w14:val="none"/>
         </w:rPr>
-        <w:t>Misiunea 06 — „Radarul care nu doarme niciodată"</w:t>
-      </w:r>
-      <w:bookmarkEnd w:id="10"/>
-    </w:p>
-    <w:p>
-      <w:pPr>
-        <w:spacing w:before="100" w:beforeAutospacing="1" w:after="100" w:afterAutospacing="1" w:line="240" w:lineRule="auto"/>
+        <w:t>Misiunea 16 — „Depozitul umanitar"</w:t>
+      </w:r>
+      <w:bookmarkEnd w:id="22"/>
+    </w:p>
+    <w:p>
+      <w:pPr>
+        <w:spacing w:before="100" w:beforeAutospacing="1" w:after="100" w:afterAutospacing="1" w:line="240" w:lineRule="auto"/>
+        <w:jc w:val="both"/>
         <w:rPr>
           <w:rFonts w:ascii="Times New Roman" w:eastAsia="Times New Roman" w:hAnsi="Times New Roman" w:cs="Times New Roman"/>
           <w:kern w:val="0"/>
@@ -4639,7 +5890,96 @@
           <w:kern w:val="0"/>
           <w14:ligatures w14:val="none"/>
         </w:rPr>
-        <w:t xml:space="preserve"> inspecție procese (</w:t>
+        <w:t xml:space="preserve"> legături simbolice (symlink)</w:t>
+      </w:r>
+    </w:p>
+    <w:p>
+      <w:pPr>
+        <w:spacing w:before="100" w:beforeAutospacing="1" w:after="100" w:afterAutospacing="1" w:line="240" w:lineRule="auto"/>
+        <w:ind w:firstLine="720"/>
+        <w:jc w:val="both"/>
+        <w:rPr>
+          <w:rFonts w:ascii="Times New Roman" w:eastAsia="Times New Roman" w:hAnsi="Times New Roman" w:cs="Times New Roman"/>
+          <w:kern w:val="0"/>
+          <w14:ligatures w14:val="none"/>
+        </w:rPr>
+      </w:pPr>
+      <w:r>
+        <w:rPr>
+          <w:rFonts w:ascii="Times New Roman" w:eastAsia="Times New Roman" w:hAnsi="Times New Roman" w:cs="Times New Roman"/>
+          <w:kern w:val="0"/>
+          <w14:ligatures w14:val="none"/>
+        </w:rPr>
+        <w:t xml:space="preserve"> Un depozit de ajutoare umanitare are un sistem de organizare bazat pe scurtături — fișierul real cu manifestul complet e accesibil doar urmând un lanț de legături simbolice, nu prin căutare directă.</w:t>
+      </w:r>
+    </w:p>
+    <w:p>
+      <w:pPr>
+        <w:spacing w:before="100" w:beforeAutospacing="1" w:after="100" w:afterAutospacing="1" w:line="240" w:lineRule="auto"/>
+        <w:jc w:val="both"/>
+        <w:outlineLvl w:val="2"/>
+        <w:rPr>
+          <w:rFonts w:ascii="Times New Roman" w:eastAsia="Times New Roman" w:hAnsi="Times New Roman" w:cs="Times New Roman"/>
+          <w:b/>
+          <w:bCs/>
+          <w:kern w:val="0"/>
+          <w:sz w:val="27"/>
+          <w:szCs w:val="27"/>
+          <w14:ligatures w14:val="none"/>
+        </w:rPr>
+      </w:pPr>
+      <w:bookmarkStart w:id="23" w:name="_Toc234999593"/>
+      <w:r>
+        <w:rPr>
+          <w:rFonts w:ascii="Times New Roman" w:eastAsia="Times New Roman" w:hAnsi="Times New Roman" w:cs="Times New Roman"/>
+          <w:b/>
+          <w:bCs/>
+          <w:kern w:val="0"/>
+          <w:sz w:val="27"/>
+          <w:szCs w:val="27"/>
+          <w14:ligatures w14:val="none"/>
+        </w:rPr>
+        <w:t>Misiunea 17 — „Stația meteo de coastă"</w:t>
+      </w:r>
+      <w:bookmarkEnd w:id="23"/>
+    </w:p>
+    <w:p>
+      <w:pPr>
+        <w:spacing w:before="100" w:beforeAutospacing="1" w:after="100" w:afterAutospacing="1" w:line="240" w:lineRule="auto"/>
+        <w:jc w:val="both"/>
+        <w:rPr>
+          <w:rFonts w:ascii="Times New Roman" w:eastAsia="Times New Roman" w:hAnsi="Times New Roman" w:cs="Times New Roman"/>
+          <w:kern w:val="0"/>
+          <w14:ligatures w14:val="none"/>
+        </w:rPr>
+      </w:pPr>
+      <w:r>
+        <w:rPr>
+          <w:rFonts w:ascii="Times New Roman" w:eastAsia="Times New Roman" w:hAnsi="Times New Roman" w:cs="Times New Roman"/>
+          <w:b/>
+          <w:bCs/>
+          <w:kern w:val="0"/>
+          <w14:ligatures w14:val="none"/>
+        </w:rPr>
+        <w:t>Cerința</w:t>
+      </w:r>
+      <w:r>
+        <w:rPr>
+          <w:rFonts w:ascii="Times New Roman" w:eastAsia="Times New Roman" w:hAnsi="Times New Roman" w:cs="Times New Roman"/>
+          <w:b/>
+          <w:bCs/>
+          <w:kern w:val="0"/>
+          <w14:ligatures w14:val="none"/>
+        </w:rPr>
+        <w:t>:</w:t>
+      </w:r>
+      <w:r>
+        <w:rPr>
+          <w:rFonts w:ascii="Times New Roman" w:eastAsia="Times New Roman" w:hAnsi="Times New Roman" w:cs="Times New Roman"/>
+          <w:kern w:val="0"/>
+          <w14:ligatures w14:val="none"/>
+        </w:rPr>
+        <w:t xml:space="preserve"> procesare de date (</w:t>
       </w:r>
       <w:r>
         <w:rPr>
@@ -4649,7 +5989,7 @@
           <w:szCs w:val="20"/>
           <w14:ligatures w14:val="none"/>
         </w:rPr>
-        <w:t>ps</w:t>
+        <w:t>awk</w:t>
       </w:r>
       <w:r>
         <w:rPr>
@@ -4667,39 +6007,59 @@
           <w:szCs w:val="20"/>
           <w14:ligatures w14:val="none"/>
         </w:rPr>
-        <w:t>/proc</w:t>
-      </w:r>
-      <w:r>
-        <w:rPr>
-          <w:rFonts w:ascii="Times New Roman" w:eastAsia="Times New Roman" w:hAnsi="Times New Roman" w:cs="Times New Roman"/>
-          <w:kern w:val="0"/>
-          <w14:ligatures w14:val="none"/>
-        </w:rPr>
-        <w:t xml:space="preserve">) </w:t>
+        <w:t>sort</w:t>
+      </w:r>
+      <w:r>
+        <w:rPr>
+          <w:rFonts w:ascii="Times New Roman" w:eastAsia="Times New Roman" w:hAnsi="Times New Roman" w:cs="Times New Roman"/>
+          <w:kern w:val="0"/>
+          <w14:ligatures w14:val="none"/>
+        </w:rPr>
+        <w:t xml:space="preserve">, </w:t>
+      </w:r>
+      <w:r>
+        <w:rPr>
+          <w:rFonts w:ascii="Courier New" w:eastAsia="Times New Roman" w:hAnsi="Courier New" w:cs="Courier New"/>
+          <w:kern w:val="0"/>
+          <w:sz w:val="20"/>
+          <w:szCs w:val="20"/>
+          <w14:ligatures w14:val="none"/>
+        </w:rPr>
+        <w:t>uniq</w:t>
+      </w:r>
+      <w:r>
+        <w:rPr>
+          <w:rFonts w:ascii="Times New Roman" w:eastAsia="Times New Roman" w:hAnsi="Times New Roman" w:cs="Times New Roman"/>
+          <w:kern w:val="0"/>
+          <w14:ligatures w14:val="none"/>
+        </w:rPr>
+        <w:t>)</w:t>
       </w:r>
     </w:p>
     <w:p>
       <w:pPr>
         <w:spacing w:before="100" w:beforeAutospacing="1" w:after="100" w:afterAutospacing="1" w:line="240" w:lineRule="auto"/>
         <w:ind w:firstLine="720"/>
-        <w:rPr>
-          <w:rFonts w:ascii="Times New Roman" w:eastAsia="Times New Roman" w:hAnsi="Times New Roman" w:cs="Times New Roman"/>
-          <w:kern w:val="0"/>
-          <w14:ligatures w14:val="none"/>
-        </w:rPr>
-      </w:pPr>
-      <w:r>
-        <w:rPr>
-          <w:rFonts w:ascii="Times New Roman" w:eastAsia="Times New Roman" w:hAnsi="Times New Roman" w:cs="Times New Roman"/>
-          <w:kern w:val="0"/>
-          <w14:ligatures w14:val="none"/>
-        </w:rPr>
-        <w:t>Un proces de monitorizare radar rulează neîntrerupt de zile întregi. Parametrii lui de configurare, inclusiv codul de sincronizare cu baza următoare, sunt vizibili direct în linia lui de comandă.</w:t>
-      </w:r>
-    </w:p>
-    <w:p>
-      <w:pPr>
-        <w:spacing w:before="100" w:beforeAutospacing="1" w:after="100" w:afterAutospacing="1" w:line="240" w:lineRule="auto"/>
+        <w:jc w:val="both"/>
+        <w:rPr>
+          <w:rFonts w:ascii="Times New Roman" w:eastAsia="Times New Roman" w:hAnsi="Times New Roman" w:cs="Times New Roman"/>
+          <w:kern w:val="0"/>
+          <w14:ligatures w14:val="none"/>
+        </w:rPr>
+      </w:pPr>
+      <w:r>
+        <w:rPr>
+          <w:rFonts w:ascii="Times New Roman" w:eastAsia="Times New Roman" w:hAnsi="Times New Roman" w:cs="Times New Roman"/>
+          <w:kern w:val="0"/>
+          <w14:ligatures w14:val="none"/>
+        </w:rPr>
+        <w:t xml:space="preserve"> Zeci de mii de citiri meteo brute trebuie filtrate și agregate pentru a scoate la iveală o singură anomalie — punctul exact în care echipa de teren a lăsat codul următor.</w:t>
+      </w:r>
+    </w:p>
+    <w:p>
+      <w:pPr>
+        <w:spacing w:before="100" w:beforeAutospacing="1" w:after="100" w:afterAutospacing="1" w:line="240" w:lineRule="auto"/>
+        <w:jc w:val="both"/>
         <w:outlineLvl w:val="2"/>
         <w:rPr>
           <w:rFonts w:ascii="Times New Roman" w:eastAsia="Times New Roman" w:hAnsi="Times New Roman" w:cs="Times New Roman"/>
@@ -4711,7 +6071,7 @@
           <w14:ligatures w14:val="none"/>
         </w:rPr>
       </w:pPr>
-      <w:bookmarkStart w:id="11" w:name="_Toc234999581"/>
+      <w:bookmarkStart w:id="24" w:name="_Toc234999594"/>
       <w:r>
         <w:rPr>
           <w:rFonts w:ascii="Times New Roman" w:eastAsia="Times New Roman" w:hAnsi="Times New Roman" w:cs="Times New Roman"/>
@@ -4722,13 +6082,14 @@
           <w:szCs w:val="27"/>
           <w14:ligatures w14:val="none"/>
         </w:rPr>
-        <w:t>Misiunea 07 — „Rondul de noapte"</w:t>
-      </w:r>
-      <w:bookmarkEnd w:id="11"/>
-    </w:p>
-    <w:p>
-      <w:pPr>
-        <w:spacing w:before="100" w:beforeAutospacing="1" w:after="100" w:afterAutospacing="1" w:line="240" w:lineRule="auto"/>
+        <w:t>Misiunea 18 — „Arhiva bazei vechi"</w:t>
+      </w:r>
+      <w:bookmarkEnd w:id="24"/>
+    </w:p>
+    <w:p>
+      <w:pPr>
+        <w:spacing w:before="100" w:beforeAutospacing="1" w:after="100" w:afterAutospacing="1" w:line="240" w:lineRule="auto"/>
+        <w:jc w:val="both"/>
         <w:rPr>
           <w:rFonts w:ascii="Times New Roman" w:eastAsia="Times New Roman" w:hAnsi="Times New Roman" w:cs="Times New Roman"/>
           <w:kern w:val="0"/>
@@ -4761,31 +6122,92 @@
           <w:kern w:val="0"/>
           <w14:ligatures w14:val="none"/>
         </w:rPr>
-        <w:t xml:space="preserve"> cron </w:t>
+        <w:t xml:space="preserve"> criptare/decriptare (</w:t>
+      </w:r>
+      <w:r>
+        <w:rPr>
+          <w:rFonts w:ascii="Courier New" w:eastAsia="Times New Roman" w:hAnsi="Courier New" w:cs="Courier New"/>
+          <w:kern w:val="0"/>
+          <w:sz w:val="20"/>
+          <w:szCs w:val="20"/>
+          <w14:ligatures w14:val="none"/>
+        </w:rPr>
+        <w:t>openssl</w:t>
+      </w:r>
+      <w:r>
+        <w:rPr>
+          <w:rFonts w:ascii="Times New Roman" w:eastAsia="Times New Roman" w:hAnsi="Times New Roman" w:cs="Times New Roman"/>
+          <w:kern w:val="0"/>
+          <w14:ligatures w14:val="none"/>
+        </w:rPr>
+        <w:t>)</w:t>
       </w:r>
     </w:p>
     <w:p>
       <w:pPr>
         <w:spacing w:before="100" w:beforeAutospacing="1" w:after="100" w:afterAutospacing="1" w:line="240" w:lineRule="auto"/>
         <w:ind w:firstLine="720"/>
-        <w:rPr>
-          <w:rFonts w:ascii="Times New Roman" w:eastAsia="Times New Roman" w:hAnsi="Times New Roman" w:cs="Times New Roman"/>
-          <w:kern w:val="0"/>
-          <w14:ligatures w14:val="none"/>
-        </w:rPr>
-      </w:pPr>
-      <w:r>
-        <w:rPr>
-          <w:rFonts w:ascii="Times New Roman" w:eastAsia="Times New Roman" w:hAnsi="Times New Roman" w:cs="Times New Roman"/>
-          <w:kern w:val="0"/>
-          <w14:ligatures w14:val="none"/>
-        </w:rPr>
-        <w:t>Rondul de verificare al perimetrului e automatizat — un script rulează la fiecare oră fixă și notează starea gardului electric într-un jurnal. Codul de acces al zonei de combustibil apare doar în rândurile scrise de acest job.</w:t>
-      </w:r>
-    </w:p>
-    <w:p>
-      <w:pPr>
-        <w:spacing w:before="100" w:beforeAutospacing="1" w:after="100" w:afterAutospacing="1" w:line="240" w:lineRule="auto"/>
+        <w:jc w:val="both"/>
+        <w:rPr>
+          <w:rFonts w:ascii="Times New Roman" w:eastAsia="Times New Roman" w:hAnsi="Times New Roman" w:cs="Times New Roman"/>
+          <w:kern w:val="0"/>
+          <w14:ligatures w14:val="none"/>
+        </w:rPr>
+      </w:pPr>
+      <w:r>
+        <w:rPr>
+          <w:rFonts w:ascii="Times New Roman" w:eastAsia="Times New Roman" w:hAnsi="Times New Roman" w:cs="Times New Roman"/>
+          <w:kern w:val="0"/>
+          <w14:ligatures w14:val="none"/>
+        </w:rPr>
+        <w:t xml:space="preserve"> Sistemele bazei fuseseră dezafectate cu un an înainte. Un fișier arhivat rămas pe disc e criptat cu o parolă derivată dintr-un identificator fix al vechii instalații — ultimul artefact recuperabil de acolo.</w:t>
+      </w:r>
+    </w:p>
+    <w:p>
+      <w:pPr>
+        <w:spacing w:after="0" w:line="240" w:lineRule="auto"/>
+        <w:jc w:val="both"/>
+        <w:rPr>
+          <w:rFonts w:ascii="Times New Roman" w:eastAsia="Times New Roman" w:hAnsi="Times New Roman" w:cs="Times New Roman"/>
+          <w:kern w:val="0"/>
+          <w14:ligatures w14:val="none"/>
+        </w:rPr>
+      </w:pPr>
+    </w:p>
+    <w:p>
+      <w:pPr>
+        <w:spacing w:before="100" w:beforeAutospacing="1" w:after="100" w:afterAutospacing="1" w:line="240" w:lineRule="auto"/>
+        <w:jc w:val="both"/>
+        <w:outlineLvl w:val="1"/>
+        <w:rPr>
+          <w:rFonts w:ascii="Times New Roman" w:eastAsia="Times New Roman" w:hAnsi="Times New Roman" w:cs="Times New Roman"/>
+          <w:b/>
+          <w:bCs/>
+          <w:kern w:val="0"/>
+          <w:sz w:val="36"/>
+          <w:szCs w:val="36"/>
+          <w14:ligatures w14:val="none"/>
+        </w:rPr>
+      </w:pPr>
+      <w:bookmarkStart w:id="25" w:name="_Toc234999595"/>
+      <w:r>
+        <w:rPr>
+          <w:rFonts w:ascii="Times New Roman" w:eastAsia="Times New Roman" w:hAnsi="Times New Roman" w:cs="Times New Roman"/>
+          <w:b/>
+          <w:bCs/>
+          <w:kern w:val="0"/>
+          <w:sz w:val="36"/>
+          <w:szCs w:val="36"/>
+          <w14:ligatures w14:val="none"/>
+        </w:rPr>
+        <w:t>ACTUL V — Stație de releu montan, condiții arctice</w:t>
+      </w:r>
+      <w:bookmarkEnd w:id="25"/>
+    </w:p>
+    <w:p>
+      <w:pPr>
+        <w:spacing w:before="100" w:beforeAutospacing="1" w:after="100" w:afterAutospacing="1" w:line="240" w:lineRule="auto"/>
+        <w:jc w:val="both"/>
         <w:outlineLvl w:val="2"/>
         <w:rPr>
           <w:rFonts w:ascii="Times New Roman" w:eastAsia="Times New Roman" w:hAnsi="Times New Roman" w:cs="Times New Roman"/>
@@ -4797,7 +6219,7 @@
           <w14:ligatures w14:val="none"/>
         </w:rPr>
       </w:pPr>
-      <w:bookmarkStart w:id="12" w:name="_Toc234999582"/>
+      <w:bookmarkStart w:id="26" w:name="_Toc234999596"/>
       <w:r>
         <w:rPr>
           <w:rFonts w:ascii="Times New Roman" w:eastAsia="Times New Roman" w:hAnsi="Times New Roman" w:cs="Times New Roman"/>
@@ -4808,13 +6230,14 @@
           <w:szCs w:val="27"/>
           <w14:ligatures w14:val="none"/>
         </w:rPr>
-        <w:t>Misiunea 08 — „Depozitul de combustibil"</w:t>
-      </w:r>
-      <w:bookmarkEnd w:id="12"/>
-    </w:p>
-    <w:p>
-      <w:pPr>
-        <w:spacing w:before="100" w:beforeAutospacing="1" w:after="100" w:afterAutospacing="1" w:line="240" w:lineRule="auto"/>
+        <w:t>Misiunea 19 — „Semnalul întrerupt"</w:t>
+      </w:r>
+      <w:bookmarkEnd w:id="26"/>
+    </w:p>
+    <w:p>
+      <w:pPr>
+        <w:spacing w:before="100" w:beforeAutospacing="1" w:after="100" w:afterAutospacing="1" w:line="240" w:lineRule="auto"/>
+        <w:jc w:val="both"/>
         <w:rPr>
           <w:rFonts w:ascii="Times New Roman" w:eastAsia="Times New Roman" w:hAnsi="Times New Roman" w:cs="Times New Roman"/>
           <w:kern w:val="0"/>
@@ -4847,41 +6270,366 @@
           <w:kern w:val="0"/>
           <w14:ligatures w14:val="none"/>
         </w:rPr>
-        <w:t xml:space="preserve"> permisiuni 711 (execute-only)</w:t>
+        <w:t xml:space="preserve"> gestiunea semnalelor (</w:t>
+      </w:r>
+      <w:r>
+        <w:rPr>
+          <w:rFonts w:ascii="Courier New" w:eastAsia="Times New Roman" w:hAnsi="Courier New" w:cs="Courier New"/>
+          <w:kern w:val="0"/>
+          <w:sz w:val="20"/>
+          <w:szCs w:val="20"/>
+          <w14:ligatures w14:val="none"/>
+        </w:rPr>
+        <w:t>kill -SIGUSR1</w:t>
+      </w:r>
+      <w:r>
+        <w:rPr>
+          <w:rFonts w:ascii="Times New Roman" w:eastAsia="Times New Roman" w:hAnsi="Times New Roman" w:cs="Times New Roman"/>
+          <w:kern w:val="0"/>
+          <w14:ligatures w14:val="none"/>
+        </w:rPr>
+        <w:t>, procese)</w:t>
       </w:r>
     </w:p>
     <w:p>
       <w:pPr>
         <w:spacing w:before="100" w:beforeAutospacing="1" w:after="100" w:afterAutospacing="1" w:line="240" w:lineRule="auto"/>
         <w:ind w:firstLine="720"/>
-        <w:rPr>
-          <w:rFonts w:ascii="Times New Roman" w:eastAsia="Times New Roman" w:hAnsi="Times New Roman" w:cs="Times New Roman"/>
-          <w:kern w:val="0"/>
-          <w14:ligatures w14:val="none"/>
-        </w:rPr>
-      </w:pPr>
-      <w:r>
-        <w:rPr>
-          <w:rFonts w:ascii="Times New Roman" w:eastAsia="Times New Roman" w:hAnsi="Times New Roman" w:cs="Times New Roman"/>
-          <w:kern w:val="0"/>
-          <w14:ligatures w14:val="none"/>
-        </w:rPr>
-        <w:t xml:space="preserve"> Depozitul are un sistem de acces pe culoare — poți trece printr-un culoar dacă știi exact numele lui, dar nu poți "vedea" ce culoare există dacă nu ai fost deja instruit asupra traseului.</w:t>
+        <w:jc w:val="both"/>
+        <w:rPr>
+          <w:rFonts w:ascii="Times New Roman" w:eastAsia="Times New Roman" w:hAnsi="Times New Roman" w:cs="Times New Roman"/>
+          <w:kern w:val="0"/>
+          <w14:ligatures w14:val="none"/>
+        </w:rPr>
+      </w:pPr>
+      <w:r>
+        <w:rPr>
+          <w:rFonts w:ascii="Times New Roman" w:eastAsia="Times New Roman" w:hAnsi="Times New Roman" w:cs="Times New Roman"/>
+          <w:kern w:val="0"/>
+          <w14:ligatures w14:val="none"/>
+        </w:rPr>
+        <w:lastRenderedPageBreak/>
+        <w:t xml:space="preserve"> Stația de releu răspunde la un semnal specific trimis unui proces activ — o metodă veche de comunicare "silențioasă" între tehnicieni, fără fișiere sau rețea.</w:t>
+      </w:r>
+    </w:p>
+    <w:p>
+      <w:pPr>
+        <w:spacing w:before="100" w:beforeAutospacing="1" w:after="100" w:afterAutospacing="1" w:line="240" w:lineRule="auto"/>
+        <w:jc w:val="both"/>
+        <w:outlineLvl w:val="2"/>
+        <w:rPr>
+          <w:rFonts w:ascii="Times New Roman" w:eastAsia="Times New Roman" w:hAnsi="Times New Roman" w:cs="Times New Roman"/>
+          <w:b/>
+          <w:bCs/>
+          <w:kern w:val="0"/>
+          <w:sz w:val="27"/>
+          <w:szCs w:val="27"/>
+          <w14:ligatures w14:val="none"/>
+        </w:rPr>
+      </w:pPr>
+      <w:bookmarkStart w:id="27" w:name="_Toc234999597"/>
+      <w:r>
+        <w:rPr>
+          <w:rFonts w:ascii="Times New Roman" w:eastAsia="Times New Roman" w:hAnsi="Times New Roman" w:cs="Times New Roman"/>
+          <w:b/>
+          <w:bCs/>
+          <w:kern w:val="0"/>
+          <w:sz w:val="27"/>
+          <w:szCs w:val="27"/>
+          <w14:ligatures w14:val="none"/>
+        </w:rPr>
+        <w:t>Misiunea 20 — „Jurnalul echipei precedente"</w:t>
+      </w:r>
+      <w:bookmarkEnd w:id="27"/>
+    </w:p>
+    <w:p>
+      <w:pPr>
+        <w:spacing w:before="100" w:beforeAutospacing="1" w:after="100" w:afterAutospacing="1" w:line="240" w:lineRule="auto"/>
+        <w:jc w:val="both"/>
+        <w:rPr>
+          <w:rFonts w:ascii="Times New Roman" w:eastAsia="Times New Roman" w:hAnsi="Times New Roman" w:cs="Times New Roman"/>
+          <w:kern w:val="0"/>
+          <w14:ligatures w14:val="none"/>
+        </w:rPr>
+      </w:pPr>
+      <w:r>
+        <w:rPr>
+          <w:rFonts w:ascii="Times New Roman" w:eastAsia="Times New Roman" w:hAnsi="Times New Roman" w:cs="Times New Roman"/>
+          <w:b/>
+          <w:bCs/>
+          <w:kern w:val="0"/>
+          <w14:ligatures w14:val="none"/>
+        </w:rPr>
+        <w:t>Cerința</w:t>
+      </w:r>
+      <w:r>
+        <w:rPr>
+          <w:rFonts w:ascii="Times New Roman" w:eastAsia="Times New Roman" w:hAnsi="Times New Roman" w:cs="Times New Roman"/>
+          <w:b/>
+          <w:bCs/>
+          <w:kern w:val="0"/>
+          <w14:ligatures w14:val="none"/>
+        </w:rPr>
+        <w:t>:</w:t>
+      </w:r>
+      <w:r>
+        <w:rPr>
+          <w:rFonts w:ascii="Times New Roman" w:eastAsia="Times New Roman" w:hAnsi="Times New Roman" w:cs="Times New Roman"/>
+          <w:kern w:val="0"/>
+          <w14:ligatures w14:val="none"/>
+        </w:rPr>
+        <w:t xml:space="preserve"> istoricul comenzilor (bash history) </w:t>
+      </w:r>
+    </w:p>
+    <w:p>
+      <w:pPr>
+        <w:spacing w:before="100" w:beforeAutospacing="1" w:after="100" w:afterAutospacing="1" w:line="240" w:lineRule="auto"/>
+        <w:ind w:firstLine="720"/>
+        <w:jc w:val="both"/>
+        <w:rPr>
+          <w:rFonts w:ascii="Times New Roman" w:eastAsia="Times New Roman" w:hAnsi="Times New Roman" w:cs="Times New Roman"/>
+          <w:kern w:val="0"/>
+          <w14:ligatures w14:val="none"/>
+        </w:rPr>
+      </w:pPr>
+      <w:r>
+        <w:rPr>
+          <w:rFonts w:ascii="Times New Roman" w:eastAsia="Times New Roman" w:hAnsi="Times New Roman" w:cs="Times New Roman"/>
+          <w:kern w:val="0"/>
+          <w14:ligatures w14:val="none"/>
+        </w:rPr>
+        <w:t>Ultima echipă a lăsat, neintenționat, urme ale comenzilor executate înainte de evacuarea de urgență — informația de care ai nevoie e îngropată printre zeci de comenzi de rutină.</w:t>
+      </w:r>
+    </w:p>
+    <w:p>
+      <w:pPr>
+        <w:spacing w:before="100" w:beforeAutospacing="1" w:after="100" w:afterAutospacing="1" w:line="240" w:lineRule="auto"/>
+        <w:jc w:val="both"/>
+        <w:outlineLvl w:val="2"/>
+        <w:rPr>
+          <w:rFonts w:ascii="Times New Roman" w:eastAsia="Times New Roman" w:hAnsi="Times New Roman" w:cs="Times New Roman"/>
+          <w:b/>
+          <w:bCs/>
+          <w:kern w:val="0"/>
+          <w:sz w:val="27"/>
+          <w:szCs w:val="27"/>
+          <w14:ligatures w14:val="none"/>
+        </w:rPr>
+      </w:pPr>
+      <w:bookmarkStart w:id="28" w:name="_Toc234999598"/>
+      <w:r>
+        <w:rPr>
+          <w:rFonts w:ascii="Times New Roman" w:eastAsia="Times New Roman" w:hAnsi="Times New Roman" w:cs="Times New Roman"/>
+          <w:b/>
+          <w:bCs/>
+          <w:kern w:val="0"/>
+          <w:sz w:val="27"/>
+          <w:szCs w:val="27"/>
+          <w14:ligatures w14:val="none"/>
+        </w:rPr>
+        <w:t>Misiunea 21 — „Spațiul de stocare limitat"</w:t>
+      </w:r>
+      <w:bookmarkEnd w:id="28"/>
+    </w:p>
+    <w:p>
+      <w:pPr>
+        <w:spacing w:before="100" w:beforeAutospacing="1" w:after="100" w:afterAutospacing="1" w:line="240" w:lineRule="auto"/>
+        <w:jc w:val="both"/>
+        <w:rPr>
+          <w:rFonts w:ascii="Times New Roman" w:eastAsia="Times New Roman" w:hAnsi="Times New Roman" w:cs="Times New Roman"/>
+          <w:kern w:val="0"/>
+          <w14:ligatures w14:val="none"/>
+        </w:rPr>
+      </w:pPr>
+      <w:r>
+        <w:rPr>
+          <w:rFonts w:ascii="Times New Roman" w:eastAsia="Times New Roman" w:hAnsi="Times New Roman" w:cs="Times New Roman"/>
+          <w:b/>
+          <w:bCs/>
+          <w:kern w:val="0"/>
+          <w14:ligatures w14:val="none"/>
+        </w:rPr>
+        <w:t>Cerința</w:t>
+      </w:r>
+      <w:r>
+        <w:rPr>
+          <w:rFonts w:ascii="Times New Roman" w:eastAsia="Times New Roman" w:hAnsi="Times New Roman" w:cs="Times New Roman"/>
+          <w:b/>
+          <w:bCs/>
+          <w:kern w:val="0"/>
+          <w14:ligatures w14:val="none"/>
+        </w:rPr>
+        <w:t>:</w:t>
+      </w:r>
+      <w:r>
+        <w:rPr>
+          <w:rFonts w:ascii="Times New Roman" w:eastAsia="Times New Roman" w:hAnsi="Times New Roman" w:cs="Times New Roman"/>
+          <w:kern w:val="0"/>
+          <w14:ligatures w14:val="none"/>
+        </w:rPr>
+        <w:t xml:space="preserve"> analiza spațiului pe disc (</w:t>
+      </w:r>
+      <w:r>
+        <w:rPr>
+          <w:rFonts w:ascii="Courier New" w:eastAsia="Times New Roman" w:hAnsi="Courier New" w:cs="Courier New"/>
+          <w:kern w:val="0"/>
+          <w:sz w:val="20"/>
+          <w:szCs w:val="20"/>
+          <w14:ligatures w14:val="none"/>
+        </w:rPr>
+        <w:t>du</w:t>
+      </w:r>
+      <w:r>
+        <w:rPr>
+          <w:rFonts w:ascii="Times New Roman" w:eastAsia="Times New Roman" w:hAnsi="Times New Roman" w:cs="Times New Roman"/>
+          <w:kern w:val="0"/>
+          <w14:ligatures w14:val="none"/>
+        </w:rPr>
+        <w:t xml:space="preserve">, </w:t>
+      </w:r>
+      <w:r>
+        <w:rPr>
+          <w:rFonts w:ascii="Courier New" w:eastAsia="Times New Roman" w:hAnsi="Courier New" w:cs="Courier New"/>
+          <w:kern w:val="0"/>
+          <w:sz w:val="20"/>
+          <w:szCs w:val="20"/>
+          <w14:ligatures w14:val="none"/>
+        </w:rPr>
+        <w:t>df</w:t>
+      </w:r>
+      <w:r>
+        <w:rPr>
+          <w:rFonts w:ascii="Times New Roman" w:eastAsia="Times New Roman" w:hAnsi="Times New Roman" w:cs="Times New Roman"/>
+          <w:kern w:val="0"/>
+          <w14:ligatures w14:val="none"/>
+        </w:rPr>
+        <w:t xml:space="preserve">) </w:t>
+      </w:r>
+    </w:p>
+    <w:p>
+      <w:pPr>
+        <w:spacing w:before="100" w:beforeAutospacing="1" w:after="100" w:afterAutospacing="1" w:line="240" w:lineRule="auto"/>
+        <w:ind w:firstLine="720"/>
+        <w:jc w:val="both"/>
+        <w:rPr>
+          <w:rFonts w:ascii="Times New Roman" w:eastAsia="Times New Roman" w:hAnsi="Times New Roman" w:cs="Times New Roman"/>
+          <w:kern w:val="0"/>
+          <w14:ligatures w14:val="none"/>
+        </w:rPr>
+      </w:pPr>
+      <w:r>
+        <w:rPr>
+          <w:rFonts w:ascii="Times New Roman" w:eastAsia="Times New Roman" w:hAnsi="Times New Roman" w:cs="Times New Roman"/>
+          <w:kern w:val="0"/>
+          <w14:ligatures w14:val="none"/>
+        </w:rPr>
+        <w:t>Discul stației e aproape plin. Codul de acces la generatorul de rezervă e într-un fișier mascat ca fiind foarte mare, dar care de fapt ocupă spațiu real doar printr-un artificiu de sistem de fișiere.</w:t>
+      </w:r>
+    </w:p>
+    <w:p>
+      <w:pPr>
+        <w:spacing w:before="100" w:beforeAutospacing="1" w:after="100" w:afterAutospacing="1" w:line="240" w:lineRule="auto"/>
+        <w:jc w:val="both"/>
+        <w:outlineLvl w:val="2"/>
+        <w:rPr>
+          <w:rFonts w:ascii="Times New Roman" w:eastAsia="Times New Roman" w:hAnsi="Times New Roman" w:cs="Times New Roman"/>
+          <w:b/>
+          <w:bCs/>
+          <w:kern w:val="0"/>
+          <w:sz w:val="27"/>
+          <w:szCs w:val="27"/>
+          <w14:ligatures w14:val="none"/>
+        </w:rPr>
+      </w:pPr>
+      <w:bookmarkStart w:id="29" w:name="_Toc234999599"/>
+      <w:r>
+        <w:rPr>
+          <w:rFonts w:ascii="Times New Roman" w:eastAsia="Times New Roman" w:hAnsi="Times New Roman" w:cs="Times New Roman"/>
+          <w:b/>
+          <w:bCs/>
+          <w:kern w:val="0"/>
+          <w:sz w:val="27"/>
+          <w:szCs w:val="27"/>
+          <w14:ligatures w14:val="none"/>
+        </w:rPr>
+        <w:t>Misiunea 22 — „Releul final"</w:t>
+      </w:r>
+      <w:bookmarkEnd w:id="29"/>
+    </w:p>
+    <w:p>
+      <w:pPr>
+        <w:spacing w:before="100" w:beforeAutospacing="1" w:after="100" w:afterAutospacing="1" w:line="240" w:lineRule="auto"/>
+        <w:jc w:val="both"/>
+        <w:rPr>
+          <w:rFonts w:ascii="Times New Roman" w:eastAsia="Times New Roman" w:hAnsi="Times New Roman" w:cs="Times New Roman"/>
+          <w:kern w:val="0"/>
+          <w14:ligatures w14:val="none"/>
+        </w:rPr>
+      </w:pPr>
+      <w:r>
+        <w:rPr>
+          <w:rFonts w:ascii="Times New Roman" w:eastAsia="Times New Roman" w:hAnsi="Times New Roman" w:cs="Times New Roman"/>
+          <w:b/>
+          <w:bCs/>
+          <w:kern w:val="0"/>
+          <w14:ligatures w14:val="none"/>
+        </w:rPr>
+        <w:t>Cerința</w:t>
+      </w:r>
+      <w:r>
+        <w:rPr>
+          <w:rFonts w:ascii="Times New Roman" w:eastAsia="Times New Roman" w:hAnsi="Times New Roman" w:cs="Times New Roman"/>
+          <w:b/>
+          <w:bCs/>
+          <w:kern w:val="0"/>
+          <w14:ligatures w14:val="none"/>
+        </w:rPr>
+        <w:t>:</w:t>
+      </w:r>
+      <w:r>
+        <w:rPr>
+          <w:rFonts w:ascii="Times New Roman" w:eastAsia="Times New Roman" w:hAnsi="Times New Roman" w:cs="Times New Roman"/>
+          <w:kern w:val="0"/>
+          <w14:ligatures w14:val="none"/>
+        </w:rPr>
+        <w:t xml:space="preserve"> capabilități de proces (alternativă modernă la SUID)</w:t>
+      </w:r>
+    </w:p>
+    <w:p>
+      <w:pPr>
+        <w:spacing w:before="100" w:beforeAutospacing="1" w:after="100" w:afterAutospacing="1" w:line="240" w:lineRule="auto"/>
+        <w:ind w:firstLine="720"/>
+        <w:jc w:val="both"/>
+        <w:rPr>
+          <w:rFonts w:ascii="Times New Roman" w:eastAsia="Times New Roman" w:hAnsi="Times New Roman" w:cs="Times New Roman"/>
+          <w:kern w:val="0"/>
+          <w14:ligatures w14:val="none"/>
+        </w:rPr>
+      </w:pPr>
+      <w:r>
+        <w:rPr>
+          <w:rFonts w:ascii="Times New Roman" w:eastAsia="Times New Roman" w:hAnsi="Times New Roman" w:cs="Times New Roman"/>
+          <w:kern w:val="0"/>
+          <w14:ligatures w14:val="none"/>
+        </w:rPr>
+        <w:t xml:space="preserve"> Ultimul releu montan folosește un mecanism mai fin decât SUID clasic — un utilitar cu o capacitate specifică atașată, suficientă exact pentru operația necesară, nimic mai mult.</w:t>
       </w:r>
     </w:p>
     <w:p>
       <w:pPr>
         <w:spacing w:after="0" w:line="240" w:lineRule="auto"/>
-        <w:rPr>
-          <w:rFonts w:ascii="Times New Roman" w:eastAsia="Times New Roman" w:hAnsi="Times New Roman" w:cs="Times New Roman"/>
-          <w:kern w:val="0"/>
-          <w14:ligatures w14:val="none"/>
-        </w:rPr>
-      </w:pPr>
-    </w:p>
-    <w:p>
-      <w:pPr>
-        <w:spacing w:before="100" w:beforeAutospacing="1" w:after="100" w:afterAutospacing="1" w:line="240" w:lineRule="auto"/>
+        <w:jc w:val="both"/>
+        <w:rPr>
+          <w:rFonts w:ascii="Times New Roman" w:eastAsia="Times New Roman" w:hAnsi="Times New Roman" w:cs="Times New Roman"/>
+          <w:kern w:val="0"/>
+          <w14:ligatures w14:val="none"/>
+        </w:rPr>
+      </w:pPr>
+    </w:p>
+    <w:p>
+      <w:pPr>
+        <w:spacing w:before="100" w:beforeAutospacing="1" w:after="100" w:afterAutospacing="1" w:line="240" w:lineRule="auto"/>
+        <w:jc w:val="both"/>
         <w:outlineLvl w:val="1"/>
         <w:rPr>
           <w:rFonts w:ascii="Times New Roman" w:eastAsia="Times New Roman" w:hAnsi="Times New Roman" w:cs="Times New Roman"/>
@@ -4893,7 +6641,7 @@
           <w14:ligatures w14:val="none"/>
         </w:rPr>
       </w:pPr>
-      <w:bookmarkStart w:id="13" w:name="_Toc234999583"/>
+      <w:bookmarkStart w:id="30" w:name="_Toc234999600"/>
       <w:r>
         <w:rPr>
           <w:rFonts w:ascii="Times New Roman" w:eastAsia="Times New Roman" w:hAnsi="Times New Roman" w:cs="Times New Roman"/>
@@ -4904,14 +6652,14 @@
           <w:szCs w:val="36"/>
           <w14:ligatures w14:val="none"/>
         </w:rPr>
-        <w:lastRenderedPageBreak/>
-        <w:t>ACTUL III — Baza aeriană</w:t>
-      </w:r>
-      <w:bookmarkEnd w:id="13"/>
-    </w:p>
-    <w:p>
-      <w:pPr>
-        <w:spacing w:before="100" w:beforeAutospacing="1" w:after="100" w:afterAutospacing="1" w:line="240" w:lineRule="auto"/>
+        <w:t>ACTUL VI — Revenire la ATM</w:t>
+      </w:r>
+      <w:bookmarkEnd w:id="30"/>
+    </w:p>
+    <w:p>
+      <w:pPr>
+        <w:spacing w:before="100" w:beforeAutospacing="1" w:after="100" w:afterAutospacing="1" w:line="240" w:lineRule="auto"/>
+        <w:jc w:val="both"/>
         <w:outlineLvl w:val="2"/>
         <w:rPr>
           <w:rFonts w:ascii="Times New Roman" w:eastAsia="Times New Roman" w:hAnsi="Times New Roman" w:cs="Times New Roman"/>
@@ -4923,7 +6671,7 @@
           <w14:ligatures w14:val="none"/>
         </w:rPr>
       </w:pPr>
-      <w:bookmarkStart w:id="14" w:name="_Toc234999584"/>
+      <w:bookmarkStart w:id="31" w:name="_Toc234999601"/>
       <w:r>
         <w:rPr>
           <w:rFonts w:ascii="Times New Roman" w:eastAsia="Times New Roman" w:hAnsi="Times New Roman" w:cs="Times New Roman"/>
@@ -4934,13 +6682,14 @@
           <w:szCs w:val="27"/>
           <w14:ligatures w14:val="none"/>
         </w:rPr>
-        <w:t>Misiunea 09 — „Jurnalul de zbor"</w:t>
-      </w:r>
-      <w:bookmarkEnd w:id="14"/>
-    </w:p>
-    <w:p>
-      <w:pPr>
-        <w:spacing w:before="100" w:beforeAutospacing="1" w:after="100" w:afterAutospacing="1" w:line="240" w:lineRule="auto"/>
+        <w:t>Misiunea 23 — „Raportul cifrat"</w:t>
+      </w:r>
+      <w:bookmarkEnd w:id="31"/>
+    </w:p>
+    <w:p>
+      <w:pPr>
+        <w:spacing w:before="100" w:beforeAutospacing="1" w:after="100" w:afterAutospacing="1" w:line="240" w:lineRule="auto"/>
+        <w:jc w:val="both"/>
         <w:rPr>
           <w:rFonts w:ascii="Times New Roman" w:eastAsia="Times New Roman" w:hAnsi="Times New Roman" w:cs="Times New Roman"/>
           <w:kern w:val="0"/>
@@ -4973,31 +6722,51 @@
           <w:kern w:val="0"/>
           <w14:ligatures w14:val="none"/>
         </w:rPr>
-        <w:t xml:space="preserve"> analiza fișierelor de log </w:t>
+        <w:t xml:space="preserve"> codare/decodare (</w:t>
+      </w:r>
+      <w:r>
+        <w:rPr>
+          <w:rFonts w:ascii="Courier New" w:eastAsia="Times New Roman" w:hAnsi="Courier New" w:cs="Courier New"/>
+          <w:kern w:val="0"/>
+          <w:sz w:val="20"/>
+          <w:szCs w:val="20"/>
+          <w14:ligatures w14:val="none"/>
+        </w:rPr>
+        <w:t>base64</w:t>
+      </w:r>
+      <w:r>
+        <w:rPr>
+          <w:rFonts w:ascii="Times New Roman" w:eastAsia="Times New Roman" w:hAnsi="Times New Roman" w:cs="Times New Roman"/>
+          <w:kern w:val="0"/>
+          <w14:ligatures w14:val="none"/>
+        </w:rPr>
+        <w:t xml:space="preserve">) combinată cu criptare </w:t>
       </w:r>
     </w:p>
     <w:p>
       <w:pPr>
         <w:spacing w:before="100" w:beforeAutospacing="1" w:after="100" w:afterAutospacing="1" w:line="240" w:lineRule="auto"/>
         <w:ind w:firstLine="720"/>
-        <w:rPr>
-          <w:rFonts w:ascii="Times New Roman" w:eastAsia="Times New Roman" w:hAnsi="Times New Roman" w:cs="Times New Roman"/>
-          <w:kern w:val="0"/>
-          <w14:ligatures w14:val="none"/>
-        </w:rPr>
-      </w:pPr>
-      <w:r>
-        <w:rPr>
-          <w:rFonts w:ascii="Times New Roman" w:eastAsia="Times New Roman" w:hAnsi="Times New Roman" w:cs="Times New Roman"/>
-          <w:kern w:val="0"/>
-          <w14:ligatures w14:val="none"/>
-        </w:rPr>
-        <w:t>Fiecare decolare lasă o înregistrare într-un jurnal de sistem. Codul pentru sala de briefing e ascuns printre mii de intrări de rutină, identificabil doar după un tipar de timp neobișnuit.</w:t>
-      </w:r>
-    </w:p>
-    <w:p>
-      <w:pPr>
-        <w:spacing w:before="100" w:beforeAutospacing="1" w:after="100" w:afterAutospacing="1" w:line="240" w:lineRule="auto"/>
+        <w:jc w:val="both"/>
+        <w:rPr>
+          <w:rFonts w:ascii="Times New Roman" w:eastAsia="Times New Roman" w:hAnsi="Times New Roman" w:cs="Times New Roman"/>
+          <w:kern w:val="0"/>
+          <w14:ligatures w14:val="none"/>
+        </w:rPr>
+      </w:pPr>
+      <w:r>
+        <w:rPr>
+          <w:rFonts w:ascii="Times New Roman" w:eastAsia="Times New Roman" w:hAnsi="Times New Roman" w:cs="Times New Roman"/>
+          <w:kern w:val="0"/>
+          <w14:ligatures w14:val="none"/>
+        </w:rPr>
+        <w:t>Raportul final al stagiului trebuie transmis codat, ca măsură minimă de protecție împotriva citirii accidentale în tranzit.</w:t>
+      </w:r>
+    </w:p>
+    <w:p>
+      <w:pPr>
+        <w:spacing w:before="100" w:beforeAutospacing="1" w:after="100" w:afterAutospacing="1" w:line="240" w:lineRule="auto"/>
+        <w:jc w:val="both"/>
         <w:outlineLvl w:val="2"/>
         <w:rPr>
           <w:rFonts w:ascii="Times New Roman" w:eastAsia="Times New Roman" w:hAnsi="Times New Roman" w:cs="Times New Roman"/>
@@ -5009,7 +6778,7 @@
           <w14:ligatures w14:val="none"/>
         </w:rPr>
       </w:pPr>
-      <w:bookmarkStart w:id="15" w:name="_Toc234999585"/>
+      <w:bookmarkStart w:id="32" w:name="_Toc234999602"/>
       <w:r>
         <w:rPr>
           <w:rFonts w:ascii="Times New Roman" w:eastAsia="Times New Roman" w:hAnsi="Times New Roman" w:cs="Times New Roman"/>
@@ -5020,13 +6789,14 @@
           <w:szCs w:val="27"/>
           <w14:ligatures w14:val="none"/>
         </w:rPr>
-        <w:t>Misiunea 10 — „Manifestul încărcăturii"</w:t>
-      </w:r>
-      <w:bookmarkEnd w:id="15"/>
-    </w:p>
-    <w:p>
-      <w:pPr>
-        <w:spacing w:before="100" w:beforeAutospacing="1" w:after="100" w:afterAutospacing="1" w:line="240" w:lineRule="auto"/>
+        <w:t>Misiunea 24 — „Auditul de securitate"</w:t>
+      </w:r>
+      <w:bookmarkEnd w:id="32"/>
+    </w:p>
+    <w:p>
+      <w:pPr>
+        <w:spacing w:before="100" w:beforeAutospacing="1" w:after="100" w:afterAutospacing="1" w:line="240" w:lineRule="auto"/>
+        <w:jc w:val="both"/>
         <w:rPr>
           <w:rFonts w:ascii="Times New Roman" w:eastAsia="Times New Roman" w:hAnsi="Times New Roman" w:cs="Times New Roman"/>
           <w:kern w:val="0"/>
@@ -5059,7 +6829,259 @@
           <w:kern w:val="0"/>
           <w14:ligatures w14:val="none"/>
         </w:rPr>
-        <w:t xml:space="preserve"> arhive comprimate imbricate (</w:t>
+        <w:t xml:space="preserve"> configurare syslog / descoperire de servicii </w:t>
+      </w:r>
+    </w:p>
+    <w:p>
+      <w:pPr>
+        <w:spacing w:before="100" w:beforeAutospacing="1" w:after="100" w:afterAutospacing="1" w:line="240" w:lineRule="auto"/>
+        <w:ind w:firstLine="720"/>
+        <w:jc w:val="both"/>
+        <w:rPr>
+          <w:rFonts w:ascii="Times New Roman" w:eastAsia="Times New Roman" w:hAnsi="Times New Roman" w:cs="Times New Roman"/>
+          <w:kern w:val="0"/>
+          <w14:ligatures w14:val="none"/>
+        </w:rPr>
+      </w:pPr>
+      <w:r>
+        <w:rPr>
+          <w:rFonts w:ascii="Times New Roman" w:eastAsia="Times New Roman" w:hAnsi="Times New Roman" w:cs="Times New Roman"/>
+          <w:kern w:val="0"/>
+          <w14:ligatures w14:val="none"/>
+        </w:rPr>
+        <w:t>Înainte de închiderea stagiului, cadetul trebuie să identifice un serviciu de logare configurat neobișnuit, care a păstrat, fără voie, ultimul cod al întregului parcurs.</w:t>
+      </w:r>
+    </w:p>
+    <w:p>
+      <w:pPr>
+        <w:spacing w:before="100" w:beforeAutospacing="1" w:after="100" w:afterAutospacing="1" w:line="240" w:lineRule="auto"/>
+        <w:jc w:val="both"/>
+        <w:outlineLvl w:val="2"/>
+        <w:rPr>
+          <w:rFonts w:ascii="Times New Roman" w:eastAsia="Times New Roman" w:hAnsi="Times New Roman" w:cs="Times New Roman"/>
+          <w:b/>
+          <w:bCs/>
+          <w:kern w:val="0"/>
+          <w:sz w:val="27"/>
+          <w:szCs w:val="27"/>
+          <w14:ligatures w14:val="none"/>
+        </w:rPr>
+      </w:pPr>
+      <w:bookmarkStart w:id="33" w:name="_Toc234999603"/>
+      <w:r>
+        <w:rPr>
+          <w:rFonts w:ascii="Times New Roman" w:eastAsia="Times New Roman" w:hAnsi="Times New Roman" w:cs="Times New Roman"/>
+          <w:b/>
+          <w:bCs/>
+          <w:kern w:val="0"/>
+          <w:sz w:val="27"/>
+          <w:szCs w:val="27"/>
+          <w14:ligatures w14:val="none"/>
+        </w:rPr>
+        <w:t>Misiunea 25 — „Dosarul final" (misiune capstone)</w:t>
+      </w:r>
+      <w:bookmarkEnd w:id="33"/>
+    </w:p>
+    <w:p>
+      <w:pPr>
+        <w:spacing w:before="100" w:beforeAutospacing="1" w:after="100" w:afterAutospacing="1" w:line="240" w:lineRule="auto"/>
+        <w:jc w:val="both"/>
+        <w:rPr>
+          <w:rFonts w:ascii="Times New Roman" w:eastAsia="Times New Roman" w:hAnsi="Times New Roman" w:cs="Times New Roman"/>
+          <w:kern w:val="0"/>
+          <w14:ligatures w14:val="none"/>
+        </w:rPr>
+      </w:pPr>
+      <w:r>
+        <w:rPr>
+          <w:rFonts w:ascii="Times New Roman" w:eastAsia="Times New Roman" w:hAnsi="Times New Roman" w:cs="Times New Roman"/>
+          <w:b/>
+          <w:bCs/>
+          <w:kern w:val="0"/>
+          <w14:ligatures w14:val="none"/>
+        </w:rPr>
+        <w:t>Cerința</w:t>
+      </w:r>
+      <w:r>
+        <w:rPr>
+          <w:rFonts w:ascii="Times New Roman" w:eastAsia="Times New Roman" w:hAnsi="Times New Roman" w:cs="Times New Roman"/>
+          <w:b/>
+          <w:bCs/>
+          <w:kern w:val="0"/>
+          <w14:ligatures w14:val="none"/>
+        </w:rPr>
+        <w:t>:</w:t>
+      </w:r>
+      <w:r>
+        <w:rPr>
+          <w:rFonts w:ascii="Times New Roman" w:eastAsia="Times New Roman" w:hAnsi="Times New Roman" w:cs="Times New Roman"/>
+          <w:kern w:val="0"/>
+          <w14:ligatures w14:val="none"/>
+        </w:rPr>
+        <w:t xml:space="preserve"> combinație a mai multor tehnici anterioare </w:t>
+      </w:r>
+    </w:p>
+    <w:p>
+      <w:pPr>
+        <w:spacing w:before="100" w:beforeAutospacing="1" w:after="100" w:afterAutospacing="1" w:line="240" w:lineRule="auto"/>
+        <w:ind w:firstLine="720"/>
+        <w:jc w:val="both"/>
+        <w:rPr>
+          <w:rFonts w:ascii="Times New Roman" w:eastAsia="Times New Roman" w:hAnsi="Times New Roman" w:cs="Times New Roman"/>
+          <w:kern w:val="0"/>
+          <w14:ligatures w14:val="none"/>
+        </w:rPr>
+      </w:pPr>
+      <w:r>
+        <w:rPr>
+          <w:rFonts w:ascii="Times New Roman" w:eastAsia="Times New Roman" w:hAnsi="Times New Roman" w:cs="Times New Roman"/>
+          <w:kern w:val="0"/>
+          <w14:ligatures w14:val="none"/>
+        </w:rPr>
+        <w:lastRenderedPageBreak/>
+        <w:t>Ultimul cont conține un lanț complet: un fișier arhivat, comprimat, criptat, cu parola derivată dintr-un hash calculat la rândul lui dintr-o informație obținută prin inspecția unui proces activ — o recapitulare a tuturor competențelor acumulate pe parcursul stagiului.</w:t>
+      </w:r>
+    </w:p>
+    <w:p>
+      <w:pPr>
+        <w:spacing w:before="100" w:beforeAutospacing="1" w:after="100" w:afterAutospacing="1" w:line="240" w:lineRule="auto"/>
+        <w:ind w:firstLine="720"/>
+        <w:jc w:val="both"/>
+        <w:rPr>
+          <w:rFonts w:ascii="Times New Roman" w:eastAsia="Times New Roman" w:hAnsi="Times New Roman" w:cs="Times New Roman"/>
+          <w:kern w:val="0"/>
+          <w14:ligatures w14:val="none"/>
+        </w:rPr>
+      </w:pPr>
+    </w:p>
+    <w:p>
+      <w:pPr>
+        <w:spacing w:before="100" w:beforeAutospacing="1" w:after="100" w:afterAutospacing="1" w:line="240" w:lineRule="auto"/>
+        <w:jc w:val="both"/>
+        <w:rPr>
+          <w:rFonts w:ascii="Times New Roman" w:eastAsia="Times New Roman" w:hAnsi="Times New Roman" w:cs="Times New Roman"/>
+          <w:b/>
+          <w:bCs/>
+          <w:kern w:val="0"/>
+          <w:sz w:val="36"/>
+          <w:szCs w:val="36"/>
+          <w14:ligatures w14:val="none"/>
+        </w:rPr>
+      </w:pPr>
+      <w:r>
+        <w:rPr>
+          <w:rFonts w:ascii="Times New Roman" w:eastAsia="Times New Roman" w:hAnsi="Times New Roman" w:cs="Times New Roman"/>
+          <w:b/>
+          <w:bCs/>
+          <w:kern w:val="0"/>
+          <w:sz w:val="36"/>
+          <w:szCs w:val="36"/>
+          <w:highlight w:val="lightGray"/>
+          <w14:ligatures w14:val="none"/>
+        </w:rPr>
+        <w:t>3. DOCUMENTAȚIE TEHNICĂ</w:t>
+      </w:r>
+    </w:p>
+    <w:p>
+      <w:pPr>
+        <w:spacing w:before="100" w:beforeAutospacing="1" w:after="100" w:afterAutospacing="1" w:line="240" w:lineRule="auto"/>
+        <w:ind w:firstLine="720"/>
+        <w:jc w:val="both"/>
+        <w:rPr>
+          <w:rFonts w:ascii="Times New Roman" w:eastAsia="Times New Roman" w:hAnsi="Times New Roman" w:cs="Times New Roman"/>
+          <w:kern w:val="0"/>
+          <w14:ligatures w14:val="none"/>
+        </w:rPr>
+      </w:pPr>
+    </w:p>
+    <w:p>
+      <w:pPr>
+        <w:spacing w:before="100" w:beforeAutospacing="1" w:after="100" w:afterAutospacing="1" w:line="240" w:lineRule="auto"/>
+        <w:outlineLvl w:val="1"/>
+        <w:rPr>
+          <w:rFonts w:ascii="Times New Roman" w:eastAsia="Times New Roman" w:hAnsi="Times New Roman" w:cs="Times New Roman"/>
+          <w:b/>
+          <w:bCs/>
+          <w:kern w:val="0"/>
+          <w:sz w:val="36"/>
+          <w:szCs w:val="36"/>
+          <w14:ligatures w14:val="none"/>
+        </w:rPr>
+      </w:pPr>
+      <w:r>
+        <w:rPr>
+          <w:rFonts w:ascii="Times New Roman" w:eastAsia="Times New Roman" w:hAnsi="Times New Roman" w:cs="Times New Roman"/>
+          <w:b/>
+          <w:bCs/>
+          <w:kern w:val="0"/>
+          <w:sz w:val="36"/>
+          <w:szCs w:val="36"/>
+          <w14:ligatures w14:val="none"/>
+        </w:rPr>
+        <w:t>1. Justificarea alegerii mediului de dezvoltare</w:t>
+      </w:r>
+    </w:p>
+    <w:p>
+      <w:pPr>
+        <w:spacing w:before="100" w:beforeAutospacing="1" w:after="100" w:afterAutospacing="1" w:line="240" w:lineRule="auto"/>
+        <w:outlineLvl w:val="2"/>
+        <w:rPr>
+          <w:rFonts w:ascii="Times New Roman" w:eastAsia="Times New Roman" w:hAnsi="Times New Roman" w:cs="Times New Roman"/>
+          <w:b/>
+          <w:bCs/>
+          <w:kern w:val="0"/>
+          <w:sz w:val="27"/>
+          <w:szCs w:val="27"/>
+          <w14:ligatures w14:val="none"/>
+        </w:rPr>
+      </w:pPr>
+      <w:r>
+        <w:rPr>
+          <w:rFonts w:ascii="Times New Roman" w:eastAsia="Times New Roman" w:hAnsi="Times New Roman" w:cs="Times New Roman"/>
+          <w:b/>
+          <w:bCs/>
+          <w:kern w:val="0"/>
+          <w:sz w:val="27"/>
+          <w:szCs w:val="27"/>
+          <w14:ligatures w14:val="none"/>
+        </w:rPr>
+        <w:t>1.1. Necesitatea unui sistem de operare de tip Unix</w:t>
+      </w:r>
+    </w:p>
+    <w:p>
+      <w:pPr>
+        <w:spacing w:before="100" w:beforeAutospacing="1" w:after="100" w:afterAutospacing="1" w:line="240" w:lineRule="auto"/>
+        <w:ind w:firstLine="720"/>
+        <w:jc w:val="both"/>
+        <w:rPr>
+          <w:rFonts w:ascii="Times New Roman" w:eastAsia="Times New Roman" w:hAnsi="Times New Roman" w:cs="Times New Roman"/>
+          <w:kern w:val="0"/>
+          <w14:ligatures w14:val="none"/>
+        </w:rPr>
+      </w:pPr>
+      <w:r>
+        <w:rPr>
+          <w:rFonts w:ascii="Times New Roman" w:eastAsia="Times New Roman" w:hAnsi="Times New Roman" w:cs="Times New Roman"/>
+          <w:kern w:val="0"/>
+          <w14:ligatures w14:val="none"/>
+        </w:rPr>
+        <w:t>Implementarea propusă exploatează mecanisme specifice sistemelor de operare de tip Unix</w:t>
+      </w:r>
+      <w:r>
+        <w:rPr>
+          <w:rFonts w:ascii="Times New Roman" w:eastAsia="Times New Roman" w:hAnsi="Times New Roman" w:cs="Times New Roman"/>
+          <w:kern w:val="0"/>
+          <w14:ligatures w14:val="none"/>
+        </w:rPr>
+        <w:t xml:space="preserve">, </w:t>
+      </w:r>
+      <w:r>
+        <w:rPr>
+          <w:rFonts w:ascii="Times New Roman" w:eastAsia="Times New Roman" w:hAnsi="Times New Roman" w:cs="Times New Roman"/>
+          <w:kern w:val="0"/>
+          <w14:ligatures w14:val="none"/>
+        </w:rPr>
+        <w:t xml:space="preserve">gestiunea permisiunilor la nivel de utilizator și grup (UID/GID), biți de acces speciali (SUID), procese planificate (cron) și inspecția stării proceselor prin pseudo-sistemul de fișiere </w:t>
       </w:r>
       <w:r>
         <w:rPr>
@@ -5069,15 +7091,306 @@
           <w:szCs w:val="20"/>
           <w14:ligatures w14:val="none"/>
         </w:rPr>
-        <w:t>tar</w:t>
-      </w:r>
-      <w:r>
-        <w:rPr>
-          <w:rFonts w:ascii="Times New Roman" w:eastAsia="Times New Roman" w:hAnsi="Times New Roman" w:cs="Times New Roman"/>
-          <w:kern w:val="0"/>
-          <w14:ligatures w14:val="none"/>
-        </w:rPr>
-        <w:t>/</w:t>
+        <w:t>/proc</w:t>
+      </w:r>
+      <w:r>
+        <w:rPr>
+          <w:rFonts w:ascii="Times New Roman" w:eastAsia="Times New Roman" w:hAnsi="Times New Roman" w:cs="Times New Roman"/>
+          <w:kern w:val="0"/>
+          <w14:ligatures w14:val="none"/>
+        </w:rPr>
+        <w:t>. Aceste mecanisme nu au echivalent funcțional în Windows, motiv pentru care implementarea necesită un sistem de operare Linux.</w:t>
+      </w:r>
+    </w:p>
+    <w:p>
+      <w:pPr>
+        <w:spacing w:before="100" w:beforeAutospacing="1" w:after="100" w:afterAutospacing="1" w:line="240" w:lineRule="auto"/>
+        <w:jc w:val="both"/>
+        <w:outlineLvl w:val="2"/>
+        <w:rPr>
+          <w:rFonts w:ascii="Times New Roman" w:eastAsia="Times New Roman" w:hAnsi="Times New Roman" w:cs="Times New Roman"/>
+          <w:b/>
+          <w:bCs/>
+          <w:kern w:val="0"/>
+          <w:sz w:val="27"/>
+          <w:szCs w:val="27"/>
+          <w14:ligatures w14:val="none"/>
+        </w:rPr>
+      </w:pPr>
+      <w:r>
+        <w:rPr>
+          <w:rFonts w:ascii="Times New Roman" w:eastAsia="Times New Roman" w:hAnsi="Times New Roman" w:cs="Times New Roman"/>
+          <w:b/>
+          <w:bCs/>
+          <w:kern w:val="0"/>
+          <w:sz w:val="27"/>
+          <w:szCs w:val="27"/>
+          <w14:ligatures w14:val="none"/>
+        </w:rPr>
+        <w:t>1.2. Virtualizarea mediului de lucru</w:t>
+      </w:r>
+    </w:p>
+    <w:p>
+      <w:pPr>
+        <w:spacing w:before="100" w:beforeAutospacing="1" w:after="100" w:afterAutospacing="1" w:line="240" w:lineRule="auto"/>
+        <w:ind w:firstLine="360"/>
+        <w:jc w:val="both"/>
+        <w:rPr>
+          <w:rFonts w:ascii="Times New Roman" w:eastAsia="Times New Roman" w:hAnsi="Times New Roman" w:cs="Times New Roman"/>
+          <w:kern w:val="0"/>
+          <w14:ligatures w14:val="none"/>
+        </w:rPr>
+      </w:pPr>
+      <w:r>
+        <w:rPr>
+          <w:rFonts w:ascii="Times New Roman" w:eastAsia="Times New Roman" w:hAnsi="Times New Roman" w:cs="Times New Roman"/>
+          <w:kern w:val="0"/>
+          <w14:ligatures w14:val="none"/>
+        </w:rPr>
+        <w:t xml:space="preserve">Pentru a evita interferența cu sistemul de operare gazdă și pentru a permite experimentarea fără riscul compromiterii mediului de lucru curent, sistemul Linux a fost rulat într-o </w:t>
+      </w:r>
+      <w:r>
+        <w:rPr>
+          <w:rFonts w:ascii="Times New Roman" w:eastAsia="Times New Roman" w:hAnsi="Times New Roman" w:cs="Times New Roman"/>
+          <w:b/>
+          <w:bCs/>
+          <w:kern w:val="0"/>
+          <w14:ligatures w14:val="none"/>
+        </w:rPr>
+        <w:t>mașină virtuală</w:t>
+      </w:r>
+      <w:r>
+        <w:rPr>
+          <w:rFonts w:ascii="Times New Roman" w:eastAsia="Times New Roman" w:hAnsi="Times New Roman" w:cs="Times New Roman"/>
+          <w:kern w:val="0"/>
+          <w14:ligatures w14:val="none"/>
+        </w:rPr>
+        <w:t xml:space="preserve"> (Oracle VM VirtualBox), cu distribuția </w:t>
+      </w:r>
+      <w:r>
+        <w:rPr>
+          <w:rFonts w:ascii="Times New Roman" w:eastAsia="Times New Roman" w:hAnsi="Times New Roman" w:cs="Times New Roman"/>
+          <w:b/>
+          <w:bCs/>
+          <w:kern w:val="0"/>
+          <w14:ligatures w14:val="none"/>
+        </w:rPr>
+        <w:t>Linux Mint</w:t>
+      </w:r>
+      <w:r>
+        <w:rPr>
+          <w:rFonts w:ascii="Times New Roman" w:eastAsia="Times New Roman" w:hAnsi="Times New Roman" w:cs="Times New Roman"/>
+          <w:kern w:val="0"/>
+          <w14:ligatures w14:val="none"/>
+        </w:rPr>
+        <w:t xml:space="preserve"> ca sistem de operare invitat. Această abordare oferă:</w:t>
+      </w:r>
+    </w:p>
+    <w:p>
+      <w:pPr>
+        <w:numPr>
+          <w:ilvl w:val="0"/>
+          <w:numId w:val="13"/>
+        </w:numPr>
+        <w:spacing w:before="100" w:beforeAutospacing="1" w:after="100" w:afterAutospacing="1" w:line="240" w:lineRule="auto"/>
+        <w:jc w:val="both"/>
+        <w:rPr>
+          <w:rFonts w:ascii="Times New Roman" w:eastAsia="Times New Roman" w:hAnsi="Times New Roman" w:cs="Times New Roman"/>
+          <w:kern w:val="0"/>
+          <w14:ligatures w14:val="none"/>
+        </w:rPr>
+      </w:pPr>
+      <w:r>
+        <w:rPr>
+          <w:rFonts w:ascii="Times New Roman" w:eastAsia="Times New Roman" w:hAnsi="Times New Roman" w:cs="Times New Roman"/>
+          <w:kern w:val="0"/>
+          <w14:ligatures w14:val="none"/>
+        </w:rPr>
+        <w:t>izolare completă față de sistemul gazdă (Windows);</w:t>
+      </w:r>
+    </w:p>
+    <w:p>
+      <w:pPr>
+        <w:numPr>
+          <w:ilvl w:val="0"/>
+          <w:numId w:val="13"/>
+        </w:numPr>
+        <w:spacing w:before="100" w:beforeAutospacing="1" w:after="100" w:afterAutospacing="1" w:line="240" w:lineRule="auto"/>
+        <w:jc w:val="both"/>
+        <w:rPr>
+          <w:rFonts w:ascii="Times New Roman" w:eastAsia="Times New Roman" w:hAnsi="Times New Roman" w:cs="Times New Roman"/>
+          <w:kern w:val="0"/>
+          <w14:ligatures w14:val="none"/>
+        </w:rPr>
+      </w:pPr>
+      <w:r>
+        <w:rPr>
+          <w:rFonts w:ascii="Times New Roman" w:eastAsia="Times New Roman" w:hAnsi="Times New Roman" w:cs="Times New Roman"/>
+          <w:kern w:val="0"/>
+          <w14:ligatures w14:val="none"/>
+        </w:rPr>
+        <w:t>posibilitatea restaurării rapide a stării inițiale, în cazul unei configurări eronate;</w:t>
+      </w:r>
+    </w:p>
+    <w:p>
+      <w:pPr>
+        <w:numPr>
+          <w:ilvl w:val="0"/>
+          <w:numId w:val="13"/>
+        </w:numPr>
+        <w:spacing w:before="100" w:beforeAutospacing="1" w:after="100" w:afterAutospacing="1" w:line="240" w:lineRule="auto"/>
+        <w:jc w:val="both"/>
+        <w:rPr>
+          <w:rFonts w:ascii="Times New Roman" w:eastAsia="Times New Roman" w:hAnsi="Times New Roman" w:cs="Times New Roman"/>
+          <w:kern w:val="0"/>
+          <w14:ligatures w14:val="none"/>
+        </w:rPr>
+      </w:pPr>
+      <w:r>
+        <w:rPr>
+          <w:rFonts w:ascii="Times New Roman" w:eastAsia="Times New Roman" w:hAnsi="Times New Roman" w:cs="Times New Roman"/>
+          <w:kern w:val="0"/>
+          <w14:ligatures w14:val="none"/>
+        </w:rPr>
+        <w:t>un mediu Bash identic din punct de vedere funcțional cu cel utilizat în cadrul orelor de laborator</w:t>
+      </w:r>
+      <w:r>
+        <w:rPr>
+          <w:rFonts w:ascii="Times New Roman" w:eastAsia="Times New Roman" w:hAnsi="Times New Roman" w:cs="Times New Roman"/>
+          <w:kern w:val="0"/>
+          <w14:ligatures w14:val="none"/>
+        </w:rPr>
+        <w:t xml:space="preserve"> SO</w:t>
+      </w:r>
+    </w:p>
+    <w:p>
+      <w:pPr>
+        <w:spacing w:before="100" w:beforeAutospacing="1" w:after="100" w:afterAutospacing="1" w:line="240" w:lineRule="auto"/>
+        <w:jc w:val="both"/>
+        <w:outlineLvl w:val="2"/>
+        <w:rPr>
+          <w:rFonts w:ascii="Times New Roman" w:eastAsia="Times New Roman" w:hAnsi="Times New Roman" w:cs="Times New Roman"/>
+          <w:b/>
+          <w:bCs/>
+          <w:kern w:val="0"/>
+          <w:sz w:val="27"/>
+          <w:szCs w:val="27"/>
+          <w14:ligatures w14:val="none"/>
+        </w:rPr>
+      </w:pPr>
+      <w:r>
+        <w:rPr>
+          <w:rFonts w:ascii="Times New Roman" w:eastAsia="Times New Roman" w:hAnsi="Times New Roman" w:cs="Times New Roman"/>
+          <w:b/>
+          <w:bCs/>
+          <w:kern w:val="0"/>
+          <w:sz w:val="27"/>
+          <w:szCs w:val="27"/>
+          <w14:ligatures w14:val="none"/>
+        </w:rPr>
+        <w:t>1.3. Containerizarea aplicației (Docker)</w:t>
+      </w:r>
+    </w:p>
+    <w:p>
+      <w:pPr>
+        <w:spacing w:before="100" w:beforeAutospacing="1" w:after="100" w:afterAutospacing="1" w:line="240" w:lineRule="auto"/>
+        <w:ind w:firstLine="360"/>
+        <w:jc w:val="both"/>
+        <w:rPr>
+          <w:rFonts w:ascii="Times New Roman" w:eastAsia="Times New Roman" w:hAnsi="Times New Roman" w:cs="Times New Roman"/>
+          <w:kern w:val="0"/>
+          <w14:ligatures w14:val="none"/>
+        </w:rPr>
+      </w:pPr>
+      <w:r>
+        <w:rPr>
+          <w:rFonts w:ascii="Times New Roman" w:eastAsia="Times New Roman" w:hAnsi="Times New Roman" w:cs="Times New Roman"/>
+          <w:kern w:val="0"/>
+          <w14:ligatures w14:val="none"/>
+        </w:rPr>
+        <w:t xml:space="preserve">Peste sistemul de operare Linux Mint a fost instalată platforma </w:t>
+      </w:r>
+      <w:r>
+        <w:rPr>
+          <w:rFonts w:ascii="Times New Roman" w:eastAsia="Times New Roman" w:hAnsi="Times New Roman" w:cs="Times New Roman"/>
+          <w:b/>
+          <w:bCs/>
+          <w:kern w:val="0"/>
+          <w14:ligatures w14:val="none"/>
+        </w:rPr>
+        <w:t>Docker</w:t>
+      </w:r>
+      <w:r>
+        <w:rPr>
+          <w:rFonts w:ascii="Times New Roman" w:eastAsia="Times New Roman" w:hAnsi="Times New Roman" w:cs="Times New Roman"/>
+          <w:kern w:val="0"/>
+          <w14:ligatures w14:val="none"/>
+        </w:rPr>
+        <w:t xml:space="preserve">, care permite ambalarea unui sistem de fișiere complet configurat (conturi de utilizator, permisiuni, servicii) într-o </w:t>
+      </w:r>
+      <w:r>
+        <w:rPr>
+          <w:rFonts w:ascii="Times New Roman" w:eastAsia="Times New Roman" w:hAnsi="Times New Roman" w:cs="Times New Roman"/>
+          <w:b/>
+          <w:bCs/>
+          <w:kern w:val="0"/>
+          <w14:ligatures w14:val="none"/>
+        </w:rPr>
+        <w:t>imagine</w:t>
+      </w:r>
+      <w:r>
+        <w:rPr>
+          <w:rFonts w:ascii="Times New Roman" w:eastAsia="Times New Roman" w:hAnsi="Times New Roman" w:cs="Times New Roman"/>
+          <w:kern w:val="0"/>
+          <w14:ligatures w14:val="none"/>
+        </w:rPr>
+        <w:t xml:space="preserve"> reproductibilă. Alegerea Docker, în locul unei a doua mașini virtuale imbricate, a fost motivată de:</w:t>
+      </w:r>
+    </w:p>
+    <w:p>
+      <w:pPr>
+        <w:numPr>
+          <w:ilvl w:val="0"/>
+          <w:numId w:val="14"/>
+        </w:numPr>
+        <w:spacing w:before="100" w:beforeAutospacing="1" w:after="100" w:afterAutospacing="1" w:line="240" w:lineRule="auto"/>
+        <w:jc w:val="both"/>
+        <w:rPr>
+          <w:rFonts w:ascii="Times New Roman" w:eastAsia="Times New Roman" w:hAnsi="Times New Roman" w:cs="Times New Roman"/>
+          <w:kern w:val="0"/>
+          <w14:ligatures w14:val="none"/>
+        </w:rPr>
+      </w:pPr>
+      <w:r>
+        <w:rPr>
+          <w:rFonts w:ascii="Times New Roman" w:eastAsia="Times New Roman" w:hAnsi="Times New Roman" w:cs="Times New Roman"/>
+          <w:kern w:val="0"/>
+          <w14:ligatures w14:val="none"/>
+        </w:rPr>
+        <w:t>timpul de pornire semnificativ redus al unui container față de o mașină virtuală completă;</w:t>
+      </w:r>
+    </w:p>
+    <w:p>
+      <w:pPr>
+        <w:numPr>
+          <w:ilvl w:val="0"/>
+          <w:numId w:val="14"/>
+        </w:numPr>
+        <w:spacing w:before="100" w:beforeAutospacing="1" w:after="100" w:afterAutospacing="1" w:line="240" w:lineRule="auto"/>
+        <w:jc w:val="both"/>
+        <w:rPr>
+          <w:rFonts w:ascii="Times New Roman" w:eastAsia="Times New Roman" w:hAnsi="Times New Roman" w:cs="Times New Roman"/>
+          <w:kern w:val="0"/>
+          <w14:ligatures w14:val="none"/>
+        </w:rPr>
+      </w:pPr>
+      <w:r>
+        <w:rPr>
+          <w:rFonts w:ascii="Times New Roman" w:eastAsia="Times New Roman" w:hAnsi="Times New Roman" w:cs="Times New Roman"/>
+          <w:kern w:val="0"/>
+          <w14:ligatures w14:val="none"/>
+        </w:rPr>
+        <w:t>posibilitatea reconstrucției identice a mediului, la nevoie, printr-o singură comandă (</w:t>
       </w:r>
       <w:r>
         <w:rPr>
@@ -5087,39 +7400,73 @@
           <w:szCs w:val="20"/>
           <w14:ligatures w14:val="none"/>
         </w:rPr>
-        <w:t>gzip</w:t>
-      </w:r>
-      <w:r>
-        <w:rPr>
-          <w:rFonts w:ascii="Times New Roman" w:eastAsia="Times New Roman" w:hAnsi="Times New Roman" w:cs="Times New Roman"/>
-          <w:kern w:val="0"/>
-          <w14:ligatures w14:val="none"/>
-        </w:rPr>
-        <w:t xml:space="preserve">) </w:t>
-      </w:r>
-    </w:p>
-    <w:p>
-      <w:pPr>
-        <w:spacing w:before="100" w:beforeAutospacing="1" w:after="100" w:afterAutospacing="1" w:line="240" w:lineRule="auto"/>
-        <w:ind w:firstLine="720"/>
-        <w:rPr>
-          <w:rFonts w:ascii="Times New Roman" w:eastAsia="Times New Roman" w:hAnsi="Times New Roman" w:cs="Times New Roman"/>
-          <w:kern w:val="0"/>
-          <w14:ligatures w14:val="none"/>
-        </w:rPr>
-      </w:pPr>
-      <w:r>
-        <w:rPr>
-          <w:rFonts w:ascii="Times New Roman" w:eastAsia="Times New Roman" w:hAnsi="Times New Roman" w:cs="Times New Roman"/>
-          <w:kern w:val="0"/>
-          <w14:ligatures w14:val="none"/>
-        </w:rPr>
-        <w:t>Manifestul avionului de transport e o arhivă în interiorul altei arhive — fiecare strat trebuie dezarhivat pentru a ajunge la lista reală de coordonate.</w:t>
-      </w:r>
-    </w:p>
-    <w:p>
-      <w:pPr>
-        <w:spacing w:before="100" w:beforeAutospacing="1" w:after="100" w:afterAutospacing="1" w:line="240" w:lineRule="auto"/>
+        <w:t>docker build</w:t>
+      </w:r>
+      <w:r>
+        <w:rPr>
+          <w:rFonts w:ascii="Times New Roman" w:eastAsia="Times New Roman" w:hAnsi="Times New Roman" w:cs="Times New Roman"/>
+          <w:kern w:val="0"/>
+          <w14:ligatures w14:val="none"/>
+        </w:rPr>
+        <w:t>);</w:t>
+      </w:r>
+    </w:p>
+    <w:p>
+      <w:pPr>
+        <w:numPr>
+          <w:ilvl w:val="0"/>
+          <w:numId w:val="14"/>
+        </w:numPr>
+        <w:spacing w:before="100" w:beforeAutospacing="1" w:after="100" w:afterAutospacing="1" w:line="240" w:lineRule="auto"/>
+        <w:jc w:val="both"/>
+        <w:rPr>
+          <w:rFonts w:ascii="Times New Roman" w:eastAsia="Times New Roman" w:hAnsi="Times New Roman" w:cs="Times New Roman"/>
+          <w:kern w:val="0"/>
+          <w14:ligatures w14:val="none"/>
+        </w:rPr>
+      </w:pPr>
+      <w:r>
+        <w:rPr>
+          <w:rFonts w:ascii="Times New Roman" w:eastAsia="Times New Roman" w:hAnsi="Times New Roman" w:cs="Times New Roman"/>
+          <w:kern w:val="0"/>
+          <w14:ligatures w14:val="none"/>
+        </w:rPr>
+        <w:t>modelul standard de distribuire a mediilor de laborator reproductibile în industria de securitate informatică (ex. platforma OverTheWire).</w:t>
+      </w:r>
+    </w:p>
+    <w:p>
+      <w:pPr>
+        <w:spacing w:before="100" w:beforeAutospacing="1" w:after="100" w:afterAutospacing="1" w:line="240" w:lineRule="auto"/>
+        <w:jc w:val="both"/>
+        <w:outlineLvl w:val="1"/>
+        <w:rPr>
+          <w:rFonts w:ascii="Times New Roman" w:eastAsia="Times New Roman" w:hAnsi="Times New Roman" w:cs="Times New Roman"/>
+          <w:b/>
+          <w:bCs/>
+          <w:kern w:val="0"/>
+          <w:sz w:val="36"/>
+          <w:szCs w:val="36"/>
+          <w14:ligatures w14:val="none"/>
+        </w:rPr>
+      </w:pPr>
+      <w:r>
+        <w:rPr>
+          <w:rFonts w:ascii="Times New Roman" w:eastAsia="Times New Roman" w:hAnsi="Times New Roman" w:cs="Times New Roman"/>
+          <w:b/>
+          <w:bCs/>
+          <w:kern w:val="0"/>
+          <w:sz w:val="36"/>
+          <w:szCs w:val="36"/>
+          <w14:ligatures w14:val="none"/>
+        </w:rPr>
+        <w:lastRenderedPageBreak/>
+        <w:t>2. Arhitectura soluției implementate</w:t>
+      </w:r>
+    </w:p>
+    <w:p>
+      <w:pPr>
+        <w:spacing w:before="100" w:beforeAutospacing="1" w:after="100" w:afterAutospacing="1" w:line="240" w:lineRule="auto"/>
+        <w:jc w:val="both"/>
         <w:outlineLvl w:val="2"/>
         <w:rPr>
           <w:rFonts w:ascii="Times New Roman" w:eastAsia="Times New Roman" w:hAnsi="Times New Roman" w:cs="Times New Roman"/>
@@ -5131,7 +7478,6 @@
           <w14:ligatures w14:val="none"/>
         </w:rPr>
       </w:pPr>
-      <w:bookmarkStart w:id="16" w:name="_Toc234999586"/>
       <w:r>
         <w:rPr>
           <w:rFonts w:ascii="Times New Roman" w:eastAsia="Times New Roman" w:hAnsi="Times New Roman" w:cs="Times New Roman"/>
@@ -5142,46 +7488,45 @@
           <w:szCs w:val="27"/>
           <w14:ligatures w14:val="none"/>
         </w:rPr>
-        <w:t>Misiunea 11 — „Turnul de control"</w:t>
-      </w:r>
-      <w:bookmarkEnd w:id="16"/>
-    </w:p>
-    <w:p>
-      <w:pPr>
-        <w:spacing w:before="100" w:beforeAutospacing="1" w:after="100" w:afterAutospacing="1" w:line="240" w:lineRule="auto"/>
-        <w:rPr>
-          <w:rFonts w:ascii="Times New Roman" w:eastAsia="Times New Roman" w:hAnsi="Times New Roman" w:cs="Times New Roman"/>
-          <w:kern w:val="0"/>
-          <w14:ligatures w14:val="none"/>
-        </w:rPr>
-      </w:pPr>
-      <w:r>
-        <w:rPr>
-          <w:rFonts w:ascii="Times New Roman" w:eastAsia="Times New Roman" w:hAnsi="Times New Roman" w:cs="Times New Roman"/>
-          <w:b/>
-          <w:bCs/>
-          <w:kern w:val="0"/>
-          <w14:ligatures w14:val="none"/>
-        </w:rPr>
-        <w:t>Cerința</w:t>
-      </w:r>
-      <w:r>
-        <w:rPr>
-          <w:rFonts w:ascii="Times New Roman" w:eastAsia="Times New Roman" w:hAnsi="Times New Roman" w:cs="Times New Roman"/>
-          <w:b/>
-          <w:bCs/>
-          <w:kern w:val="0"/>
-          <w14:ligatures w14:val="none"/>
-        </w:rPr>
-        <w:t>:</w:t>
-      </w:r>
-      <w:r>
-        <w:rPr>
-          <w:rFonts w:ascii="Times New Roman" w:eastAsia="Times New Roman" w:hAnsi="Times New Roman" w:cs="Times New Roman"/>
-          <w:kern w:val="0"/>
-          <w14:ligatures w14:val="none"/>
-        </w:rPr>
-        <w:t xml:space="preserve"> configurare rețea (</w:t>
+        <w:t>2.1. Modelul de acces</w:t>
+      </w:r>
+    </w:p>
+    <w:p>
+      <w:pPr>
+        <w:spacing w:before="100" w:beforeAutospacing="1" w:after="100" w:afterAutospacing="1" w:line="240" w:lineRule="auto"/>
+        <w:ind w:firstLine="720"/>
+        <w:jc w:val="both"/>
+        <w:rPr>
+          <w:rFonts w:ascii="Times New Roman" w:eastAsia="Times New Roman" w:hAnsi="Times New Roman" w:cs="Times New Roman"/>
+          <w:kern w:val="0"/>
+          <w14:ligatures w14:val="none"/>
+        </w:rPr>
+      </w:pPr>
+      <w:r>
+        <w:rPr>
+          <w:rFonts w:ascii="Times New Roman" w:eastAsia="Times New Roman" w:hAnsi="Times New Roman" w:cs="Times New Roman"/>
+          <w:kern w:val="0"/>
+          <w14:ligatures w14:val="none"/>
+        </w:rPr>
+        <w:t xml:space="preserve">Accesul la mediu se realizează exclusiv prin protocolul </w:t>
+      </w:r>
+      <w:r>
+        <w:rPr>
+          <w:rFonts w:ascii="Times New Roman" w:eastAsia="Times New Roman" w:hAnsi="Times New Roman" w:cs="Times New Roman"/>
+          <w:b/>
+          <w:bCs/>
+          <w:kern w:val="0"/>
+          <w14:ligatures w14:val="none"/>
+        </w:rPr>
+        <w:t>SSH</w:t>
+      </w:r>
+      <w:r>
+        <w:rPr>
+          <w:rFonts w:ascii="Times New Roman" w:eastAsia="Times New Roman" w:hAnsi="Times New Roman" w:cs="Times New Roman"/>
+          <w:kern w:val="0"/>
+          <w14:ligatures w14:val="none"/>
+        </w:rPr>
+        <w:t>. Fiecare dintre cele 25 de etape ale exercițiului ("misiuni") corespunde unui cont de utilizator Linux distinct (</w:t>
       </w:r>
       <w:r>
         <w:rPr>
@@ -5191,15 +7536,15 @@
           <w:szCs w:val="20"/>
           <w14:ligatures w14:val="none"/>
         </w:rPr>
-        <w:t>ip addr</w:t>
-      </w:r>
-      <w:r>
-        <w:rPr>
-          <w:rFonts w:ascii="Times New Roman" w:eastAsia="Times New Roman" w:hAnsi="Times New Roman" w:cs="Times New Roman"/>
-          <w:kern w:val="0"/>
-          <w14:ligatures w14:val="none"/>
-        </w:rPr>
-        <w:t xml:space="preserve">, </w:t>
+        <w:t>m01</w:t>
+      </w:r>
+      <w:r>
+        <w:rPr>
+          <w:rFonts w:ascii="Times New Roman" w:eastAsia="Times New Roman" w:hAnsi="Times New Roman" w:cs="Times New Roman"/>
+          <w:kern w:val="0"/>
+          <w14:ligatures w14:val="none"/>
+        </w:rPr>
+        <w:t>–</w:t>
       </w:r>
       <w:r>
         <w:rPr>
@@ -5209,39 +7554,21 @@
           <w:szCs w:val="20"/>
           <w14:ligatures w14:val="none"/>
         </w:rPr>
-        <w:t>/etc/hosts</w:t>
-      </w:r>
-      <w:r>
-        <w:rPr>
-          <w:rFonts w:ascii="Times New Roman" w:eastAsia="Times New Roman" w:hAnsi="Times New Roman" w:cs="Times New Roman"/>
-          <w:kern w:val="0"/>
-          <w14:ligatures w14:val="none"/>
-        </w:rPr>
-        <w:t>)</w:t>
-      </w:r>
-    </w:p>
-    <w:p>
-      <w:pPr>
-        <w:spacing w:before="100" w:beforeAutospacing="1" w:after="100" w:afterAutospacing="1" w:line="240" w:lineRule="auto"/>
-        <w:ind w:firstLine="720"/>
-        <w:rPr>
-          <w:rFonts w:ascii="Times New Roman" w:eastAsia="Times New Roman" w:hAnsi="Times New Roman" w:cs="Times New Roman"/>
-          <w:kern w:val="0"/>
-          <w14:ligatures w14:val="none"/>
-        </w:rPr>
-      </w:pPr>
-      <w:r>
-        <w:rPr>
-          <w:rFonts w:ascii="Times New Roman" w:eastAsia="Times New Roman" w:hAnsi="Times New Roman" w:cs="Times New Roman"/>
-          <w:kern w:val="0"/>
-          <w14:ligatures w14:val="none"/>
-        </w:rPr>
-        <w:t xml:space="preserve"> Turnul de control comunică cu mai multe aeronave pe adrese interne diferite. Codul de rulare al zborului următor e asociat unei adrese pe care sistemul o rezolvă printr-o intrare locală necunoscută, nu prin DNS extern.</w:t>
-      </w:r>
-    </w:p>
-    <w:p>
-      <w:pPr>
-        <w:spacing w:before="100" w:beforeAutospacing="1" w:after="100" w:afterAutospacing="1" w:line="240" w:lineRule="auto"/>
+        <w:t>m25</w:t>
+      </w:r>
+      <w:r>
+        <w:rPr>
+          <w:rFonts w:ascii="Times New Roman" w:eastAsia="Times New Roman" w:hAnsi="Times New Roman" w:cs="Times New Roman"/>
+          <w:kern w:val="0"/>
+          <w14:ligatures w14:val="none"/>
+        </w:rPr>
+        <w:t>). Progresul de la o etapă la următoarea presupune identificarea unei informații de acces (parolă) ascunse în contul curent, prin exploatarea unui mecanism specific de sistem de operare.</w:t>
+      </w:r>
+    </w:p>
+    <w:p>
+      <w:pPr>
+        <w:spacing w:before="100" w:beforeAutospacing="1" w:after="100" w:afterAutospacing="1" w:line="240" w:lineRule="auto"/>
+        <w:jc w:val="both"/>
         <w:outlineLvl w:val="2"/>
         <w:rPr>
           <w:rFonts w:ascii="Times New Roman" w:eastAsia="Times New Roman" w:hAnsi="Times New Roman" w:cs="Times New Roman"/>
@@ -5253,7 +7580,6 @@
           <w14:ligatures w14:val="none"/>
         </w:rPr>
       </w:pPr>
-      <w:bookmarkStart w:id="17" w:name="_Toc234999587"/>
       <w:r>
         <w:rPr>
           <w:rFonts w:ascii="Times New Roman" w:eastAsia="Times New Roman" w:hAnsi="Times New Roman" w:cs="Times New Roman"/>
@@ -5264,106 +7590,405 @@
           <w:szCs w:val="27"/>
           <w14:ligatures w14:val="none"/>
         </w:rPr>
-        <w:t>Misiunea 12 — „Cutia neagră"</w:t>
-      </w:r>
-      <w:bookmarkEnd w:id="17"/>
-    </w:p>
-    <w:p>
-      <w:pPr>
-        <w:spacing w:before="100" w:beforeAutospacing="1" w:after="100" w:afterAutospacing="1" w:line="240" w:lineRule="auto"/>
-        <w:rPr>
-          <w:rFonts w:ascii="Times New Roman" w:eastAsia="Times New Roman" w:hAnsi="Times New Roman" w:cs="Times New Roman"/>
-          <w:kern w:val="0"/>
-          <w14:ligatures w14:val="none"/>
-        </w:rPr>
-      </w:pPr>
-      <w:r>
-        <w:rPr>
-          <w:rFonts w:ascii="Times New Roman" w:eastAsia="Times New Roman" w:hAnsi="Times New Roman" w:cs="Times New Roman"/>
-          <w:b/>
-          <w:bCs/>
-          <w:kern w:val="0"/>
-          <w14:ligatures w14:val="none"/>
-        </w:rPr>
-        <w:t>Cerința</w:t>
-      </w:r>
-      <w:r>
-        <w:rPr>
-          <w:rFonts w:ascii="Times New Roman" w:eastAsia="Times New Roman" w:hAnsi="Times New Roman" w:cs="Times New Roman"/>
-          <w:b/>
-          <w:bCs/>
-          <w:kern w:val="0"/>
-          <w14:ligatures w14:val="none"/>
-        </w:rPr>
-        <w:t>:</w:t>
-      </w:r>
-      <w:r>
-        <w:rPr>
-          <w:rFonts w:ascii="Times New Roman" w:eastAsia="Times New Roman" w:hAnsi="Times New Roman" w:cs="Times New Roman"/>
-          <w:kern w:val="0"/>
-          <w14:ligatures w14:val="none"/>
-        </w:rPr>
-        <w:t xml:space="preserve"> inspecție binară (</w:t>
-      </w:r>
-      <w:r>
-        <w:rPr>
-          <w:rFonts w:ascii="Courier New" w:eastAsia="Times New Roman" w:hAnsi="Courier New" w:cs="Courier New"/>
+        <w:t>2.2. Modelul de execuție (instanță unică)</w:t>
+      </w:r>
+    </w:p>
+    <w:p>
+      <w:pPr>
+        <w:spacing w:before="100" w:beforeAutospacing="1" w:after="100" w:afterAutospacing="1" w:line="240" w:lineRule="auto"/>
+        <w:ind w:firstLine="720"/>
+        <w:jc w:val="both"/>
+        <w:rPr>
+          <w:rFonts w:ascii="Times New Roman" w:eastAsia="Times New Roman" w:hAnsi="Times New Roman" w:cs="Times New Roman"/>
+          <w:kern w:val="0"/>
+          <w14:ligatures w14:val="none"/>
+        </w:rPr>
+      </w:pPr>
+      <w:r>
+        <w:rPr>
+          <w:rFonts w:ascii="Times New Roman" w:eastAsia="Times New Roman" w:hAnsi="Times New Roman" w:cs="Times New Roman"/>
+          <w:kern w:val="0"/>
+          <w14:ligatures w14:val="none"/>
+        </w:rPr>
+        <w:t xml:space="preserve">Spre deosebire de o arhitectură cu instanțe multiple (câte un container per utilizator), soluția implementată rulează </w:t>
+      </w:r>
+      <w:r>
+        <w:rPr>
+          <w:rFonts w:ascii="Times New Roman" w:eastAsia="Times New Roman" w:hAnsi="Times New Roman" w:cs="Times New Roman"/>
+          <w:b/>
+          <w:bCs/>
+          <w:kern w:val="0"/>
+          <w14:ligatures w14:val="none"/>
+        </w:rPr>
+        <w:t>o singură instanță containerizată</w:t>
+      </w:r>
+      <w:r>
+        <w:rPr>
+          <w:rFonts w:ascii="Times New Roman" w:eastAsia="Times New Roman" w:hAnsi="Times New Roman" w:cs="Times New Roman"/>
+          <w:kern w:val="0"/>
+          <w14:ligatures w14:val="none"/>
+        </w:rPr>
+        <w:t>, la care se pot conecta simultan mai mulți utilizatori. Izolarea logică între "misiuni" nu este asigurată prin separare la nivel de infrastructură, ci prin mecanismul standard de permisiuni al sistemului de fișiere Unix — soluție aliniată cu obiectivul pedagogic al exercițiului.</w:t>
+      </w:r>
+    </w:p>
+    <w:p>
+      <w:pPr>
+        <w:spacing w:before="100" w:beforeAutospacing="1" w:after="100" w:afterAutospacing="1" w:line="240" w:lineRule="auto"/>
+        <w:jc w:val="both"/>
+        <w:outlineLvl w:val="2"/>
+        <w:rPr>
+          <w:rFonts w:ascii="Times New Roman" w:eastAsia="Times New Roman" w:hAnsi="Times New Roman" w:cs="Times New Roman"/>
+          <w:b/>
+          <w:bCs/>
+          <w:kern w:val="0"/>
+          <w:sz w:val="27"/>
+          <w:szCs w:val="27"/>
+          <w14:ligatures w14:val="none"/>
+        </w:rPr>
+      </w:pPr>
+      <w:r>
+        <w:rPr>
+          <w:rFonts w:ascii="Times New Roman" w:eastAsia="Times New Roman" w:hAnsi="Times New Roman" w:cs="Times New Roman"/>
+          <w:b/>
+          <w:bCs/>
+          <w:kern w:val="0"/>
+          <w:sz w:val="27"/>
+          <w:szCs w:val="27"/>
+          <w14:ligatures w14:val="none"/>
+        </w:rPr>
+        <w:t>2.3. Structura fișierelor sursă</w:t>
+      </w:r>
+    </w:p>
+    <w:p>
+      <w:pPr>
+        <w:tabs>
+          <w:tab w:val="left" w:pos="916"/>
+          <w:tab w:val="left" w:pos="1832"/>
+          <w:tab w:val="left" w:pos="2748"/>
+          <w:tab w:val="left" w:pos="3664"/>
+          <w:tab w:val="left" w:pos="4580"/>
+          <w:tab w:val="left" w:pos="5496"/>
+          <w:tab w:val="left" w:pos="6412"/>
+          <w:tab w:val="left" w:pos="7328"/>
+          <w:tab w:val="left" w:pos="8244"/>
+          <w:tab w:val="left" w:pos="9160"/>
+          <w:tab w:val="left" w:pos="10076"/>
+          <w:tab w:val="left" w:pos="10992"/>
+          <w:tab w:val="left" w:pos="11908"/>
+          <w:tab w:val="left" w:pos="12824"/>
+          <w:tab w:val="left" w:pos="13740"/>
+          <w:tab w:val="left" w:pos="14656"/>
+        </w:tabs>
+        <w:spacing w:after="0" w:line="240" w:lineRule="auto"/>
+        <w:jc w:val="both"/>
+        <w:rPr>
+          <w:rFonts w:ascii="var(--font-mono)" w:eastAsia="Times New Roman" w:hAnsi="var(--font-mono)" w:cs="Courier New"/>
+          <w:color w:val="EAECF0"/>
           <w:kern w:val="0"/>
           <w:sz w:val="20"/>
           <w:szCs w:val="20"/>
-          <w14:ligatures w14:val="none"/>
-        </w:rPr>
-        <w:t>strings</w:t>
-      </w:r>
-      <w:r>
-        <w:rPr>
-          <w:rFonts w:ascii="Times New Roman" w:eastAsia="Times New Roman" w:hAnsi="Times New Roman" w:cs="Times New Roman"/>
-          <w:kern w:val="0"/>
-          <w14:ligatures w14:val="none"/>
-        </w:rPr>
-        <w:t xml:space="preserve">, </w:t>
-      </w:r>
-      <w:r>
-        <w:rPr>
-          <w:rFonts w:ascii="Courier New" w:eastAsia="Times New Roman" w:hAnsi="Courier New" w:cs="Courier New"/>
+          <w:highlight w:val="black"/>
+          <w14:ligatures w14:val="none"/>
+        </w:rPr>
+      </w:pPr>
+      <w:r>
+        <w:rPr>
+          <w:rFonts w:ascii="var(--font-mono)" w:eastAsia="Times New Roman" w:hAnsi="var(--font-mono)" w:cs="Courier New"/>
+          <w:color w:val="EAECF0"/>
           <w:kern w:val="0"/>
           <w:sz w:val="20"/>
           <w:szCs w:val="20"/>
-          <w14:ligatures w14:val="none"/>
-        </w:rPr>
-        <w:t>xxd</w:t>
-      </w:r>
-      <w:r>
-        <w:rPr>
-          <w:rFonts w:ascii="Times New Roman" w:eastAsia="Times New Roman" w:hAnsi="Times New Roman" w:cs="Times New Roman"/>
-          <w:kern w:val="0"/>
-          <w14:ligatures w14:val="none"/>
-        </w:rPr>
-        <w:t>)</w:t>
+          <w:highlight w:val="black"/>
+          <w14:ligatures w14:val="none"/>
+        </w:rPr>
+        <w:t>Dockerfile    — specificația completă de construcție a imaginii</w:t>
+      </w:r>
+    </w:p>
+    <w:p>
+      <w:pPr>
+        <w:tabs>
+          <w:tab w:val="left" w:pos="916"/>
+          <w:tab w:val="left" w:pos="1832"/>
+          <w:tab w:val="left" w:pos="2748"/>
+          <w:tab w:val="left" w:pos="3664"/>
+          <w:tab w:val="left" w:pos="4580"/>
+          <w:tab w:val="left" w:pos="5496"/>
+          <w:tab w:val="left" w:pos="6412"/>
+          <w:tab w:val="left" w:pos="7328"/>
+          <w:tab w:val="left" w:pos="8244"/>
+          <w:tab w:val="left" w:pos="9160"/>
+          <w:tab w:val="left" w:pos="10076"/>
+          <w:tab w:val="left" w:pos="10992"/>
+          <w:tab w:val="left" w:pos="11908"/>
+          <w:tab w:val="left" w:pos="12824"/>
+          <w:tab w:val="left" w:pos="13740"/>
+          <w:tab w:val="left" w:pos="14656"/>
+        </w:tabs>
+        <w:spacing w:after="0" w:line="240" w:lineRule="auto"/>
+        <w:jc w:val="both"/>
+        <w:rPr>
+          <w:rFonts w:ascii="var(--font-mono)" w:eastAsia="Times New Roman" w:hAnsi="var(--font-mono)" w:cs="Courier New"/>
+          <w:color w:val="EAECF0"/>
+          <w:kern w:val="0"/>
+          <w:sz w:val="20"/>
+          <w:szCs w:val="20"/>
+          <w:highlight w:val="black"/>
+          <w14:ligatures w14:val="none"/>
+        </w:rPr>
+      </w:pPr>
+      <w:r>
+        <w:rPr>
+          <w:rFonts w:ascii="var(--font-mono)" w:eastAsia="Times New Roman" w:hAnsi="var(--font-mono)" w:cs="Courier New"/>
+          <w:color w:val="EAECF0"/>
+          <w:kern w:val="0"/>
+          <w:sz w:val="20"/>
+          <w:szCs w:val="20"/>
+          <w:highlight w:val="black"/>
+          <w14:ligatures w14:val="none"/>
+        </w:rPr>
+        <w:t>levels/m01 … m25/    — scriptul de inițializare al fiecărei misiuni</w:t>
+      </w:r>
+    </w:p>
+    <w:p>
+      <w:pPr>
+        <w:tabs>
+          <w:tab w:val="left" w:pos="916"/>
+          <w:tab w:val="left" w:pos="1832"/>
+          <w:tab w:val="left" w:pos="2748"/>
+          <w:tab w:val="left" w:pos="3664"/>
+          <w:tab w:val="left" w:pos="4580"/>
+          <w:tab w:val="left" w:pos="5496"/>
+          <w:tab w:val="left" w:pos="6412"/>
+          <w:tab w:val="left" w:pos="7328"/>
+          <w:tab w:val="left" w:pos="8244"/>
+          <w:tab w:val="left" w:pos="9160"/>
+          <w:tab w:val="left" w:pos="10076"/>
+          <w:tab w:val="left" w:pos="10992"/>
+          <w:tab w:val="left" w:pos="11908"/>
+          <w:tab w:val="left" w:pos="12824"/>
+          <w:tab w:val="left" w:pos="13740"/>
+          <w:tab w:val="left" w:pos="14656"/>
+        </w:tabs>
+        <w:spacing w:after="0" w:line="240" w:lineRule="auto"/>
+        <w:jc w:val="both"/>
+        <w:rPr>
+          <w:rFonts w:ascii="var(--font-mono)" w:eastAsia="Times New Roman" w:hAnsi="var(--font-mono)" w:cs="Courier New"/>
+          <w:color w:val="EAECF0"/>
+          <w:kern w:val="0"/>
+          <w:sz w:val="20"/>
+          <w:szCs w:val="20"/>
+          <w:highlight w:val="black"/>
+          <w14:ligatures w14:val="none"/>
+        </w:rPr>
+      </w:pPr>
+      <w:r>
+        <w:rPr>
+          <w:rFonts w:ascii="var(--font-mono)" w:eastAsia="Times New Roman" w:hAnsi="var(--font-mono)" w:cs="Courier New"/>
+          <w:color w:val="EAECF0"/>
+          <w:kern w:val="0"/>
+          <w:sz w:val="20"/>
+          <w:szCs w:val="20"/>
+          <w:highlight w:val="black"/>
+          <w14:ligatures w14:val="none"/>
+        </w:rPr>
+        <w:t>scripts/  — utilitare de construcție, pornire, resetare și validare</w:t>
+      </w:r>
+    </w:p>
+    <w:p>
+      <w:pPr>
+        <w:tabs>
+          <w:tab w:val="left" w:pos="916"/>
+          <w:tab w:val="left" w:pos="1832"/>
+          <w:tab w:val="left" w:pos="2748"/>
+          <w:tab w:val="left" w:pos="3664"/>
+          <w:tab w:val="left" w:pos="4580"/>
+          <w:tab w:val="left" w:pos="5496"/>
+          <w:tab w:val="left" w:pos="6412"/>
+          <w:tab w:val="left" w:pos="7328"/>
+          <w:tab w:val="left" w:pos="8244"/>
+          <w:tab w:val="left" w:pos="9160"/>
+          <w:tab w:val="left" w:pos="10076"/>
+          <w:tab w:val="left" w:pos="10992"/>
+          <w:tab w:val="left" w:pos="11908"/>
+          <w:tab w:val="left" w:pos="12824"/>
+          <w:tab w:val="left" w:pos="13740"/>
+          <w:tab w:val="left" w:pos="14656"/>
+        </w:tabs>
+        <w:spacing w:after="0" w:line="240" w:lineRule="auto"/>
+        <w:jc w:val="both"/>
+        <w:rPr>
+          <w:rFonts w:ascii="var(--font-mono)" w:eastAsia="Times New Roman" w:hAnsi="var(--font-mono)" w:cs="Courier New"/>
+          <w:color w:val="EAECF0"/>
+          <w:kern w:val="0"/>
+          <w:sz w:val="20"/>
+          <w:szCs w:val="20"/>
+          <w14:ligatures w14:val="none"/>
+        </w:rPr>
+      </w:pPr>
+      <w:r>
+        <w:rPr>
+          <w:rFonts w:ascii="var(--font-mono)" w:eastAsia="Times New Roman" w:hAnsi="var(--font-mono)" w:cs="Courier New"/>
+          <w:color w:val="EAECF0"/>
+          <w:kern w:val="0"/>
+          <w:sz w:val="20"/>
+          <w:szCs w:val="20"/>
+          <w:highlight w:val="black"/>
+          <w14:ligatures w14:val="none"/>
+        </w:rPr>
+        <w:t>web/     — interfață de prezentare (informativă, non-interactivă)</w:t>
+      </w:r>
+      <w:r>
+        <w:rPr>
+          <w:rFonts w:ascii="var(--font-mono)" w:eastAsia="Times New Roman" w:hAnsi="var(--font-mono)" w:cs="Courier New"/>
+          <w:color w:val="EAECF0"/>
+          <w:kern w:val="0"/>
+          <w:sz w:val="20"/>
+          <w:szCs w:val="20"/>
+          <w14:ligatures w14:val="none"/>
+        </w:rPr>
+        <w:t xml:space="preserve"> – de implementat pe viitor,</w:t>
       </w:r>
     </w:p>
     <w:p>
       <w:pPr>
         <w:spacing w:before="100" w:beforeAutospacing="1" w:after="100" w:afterAutospacing="1" w:line="240" w:lineRule="auto"/>
         <w:ind w:firstLine="720"/>
-        <w:rPr>
-          <w:rFonts w:ascii="Times New Roman" w:eastAsia="Times New Roman" w:hAnsi="Times New Roman" w:cs="Times New Roman"/>
-          <w:kern w:val="0"/>
-          <w14:ligatures w14:val="none"/>
-        </w:rPr>
-      </w:pPr>
-      <w:r>
-        <w:rPr>
-          <w:rFonts w:ascii="Times New Roman" w:eastAsia="Times New Roman" w:hAnsi="Times New Roman" w:cs="Times New Roman"/>
-          <w:kern w:val="0"/>
-          <w14:ligatures w14:val="none"/>
-        </w:rPr>
-        <w:t xml:space="preserve"> Un fișier de telemetrie brută, necitibil ca text, conține totuși un fragment de text lizibil îngropat printre date binare — exact genul de informație pe care un instrument standard de analiză a fișierelor binare o poate scoate la iveală.</w:t>
-      </w:r>
-    </w:p>
-    <w:p>
-      <w:pPr>
-        <w:spacing w:before="100" w:beforeAutospacing="1" w:after="100" w:afterAutospacing="1" w:line="240" w:lineRule="auto"/>
+        <w:jc w:val="both"/>
+        <w:rPr>
+          <w:rFonts w:ascii="Times New Roman" w:eastAsia="Times New Roman" w:hAnsi="Times New Roman" w:cs="Times New Roman"/>
+          <w:kern w:val="0"/>
+          <w14:ligatures w14:val="none"/>
+        </w:rPr>
+      </w:pPr>
+      <w:r>
+        <w:rPr>
+          <w:rFonts w:ascii="Times New Roman" w:eastAsia="Times New Roman" w:hAnsi="Times New Roman" w:cs="Times New Roman"/>
+          <w:kern w:val="0"/>
+          <w14:ligatures w14:val="none"/>
+        </w:rPr>
+        <w:t>Fieca</w:t>
+      </w:r>
+      <w:r>
+        <w:rPr>
+          <w:rFonts w:ascii="Times New Roman" w:eastAsia="Times New Roman" w:hAnsi="Times New Roman" w:cs="Times New Roman"/>
+          <w:kern w:val="0"/>
+          <w14:ligatures w14:val="none"/>
+        </w:rPr>
+        <w:t>r</w:t>
+      </w:r>
+      <w:r>
+        <w:rPr>
+          <w:rFonts w:ascii="Times New Roman" w:eastAsia="Times New Roman" w:hAnsi="Times New Roman" w:cs="Times New Roman"/>
+          <w:kern w:val="0"/>
+          <w14:ligatures w14:val="none"/>
+        </w:rPr>
+        <w:t xml:space="preserve">e script </w:t>
+      </w:r>
+      <w:r>
+        <w:rPr>
+          <w:rFonts w:ascii="Courier New" w:eastAsia="Times New Roman" w:hAnsi="Courier New" w:cs="Courier New"/>
+          <w:kern w:val="0"/>
+          <w:sz w:val="20"/>
+          <w:szCs w:val="20"/>
+          <w14:ligatures w14:val="none"/>
+        </w:rPr>
+        <w:t>setup.sh</w:t>
+      </w:r>
+      <w:r>
+        <w:rPr>
+          <w:rFonts w:ascii="Times New Roman" w:eastAsia="Times New Roman" w:hAnsi="Times New Roman" w:cs="Times New Roman"/>
+          <w:kern w:val="0"/>
+          <w14:ligatures w14:val="none"/>
+        </w:rPr>
+        <w:t xml:space="preserve"> din structura </w:t>
+      </w:r>
+      <w:r>
+        <w:rPr>
+          <w:rFonts w:ascii="Courier New" w:eastAsia="Times New Roman" w:hAnsi="Courier New" w:cs="Courier New"/>
+          <w:kern w:val="0"/>
+          <w:sz w:val="20"/>
+          <w:szCs w:val="20"/>
+          <w14:ligatures w14:val="none"/>
+        </w:rPr>
+        <w:t>levels/</w:t>
+      </w:r>
+      <w:r>
+        <w:rPr>
+          <w:rFonts w:ascii="Times New Roman" w:eastAsia="Times New Roman" w:hAnsi="Times New Roman" w:cs="Times New Roman"/>
+          <w:kern w:val="0"/>
+          <w14:ligatures w14:val="none"/>
+        </w:rPr>
+        <w:t xml:space="preserve"> execută, la momentul construcției imaginii, operațiile specifice mecanismului testat: crearea unui fișier cu metadate particulare, configurarea unui bit SUID, înregistrarea unei sarcini </w:t>
+      </w:r>
+      <w:r>
+        <w:rPr>
+          <w:rFonts w:ascii="Courier New" w:eastAsia="Times New Roman" w:hAnsi="Courier New" w:cs="Courier New"/>
+          <w:kern w:val="0"/>
+          <w:sz w:val="20"/>
+          <w:szCs w:val="20"/>
+          <w14:ligatures w14:val="none"/>
+        </w:rPr>
+        <w:t>cron</w:t>
+      </w:r>
+      <w:r>
+        <w:rPr>
+          <w:rFonts w:ascii="Times New Roman" w:eastAsia="Times New Roman" w:hAnsi="Times New Roman" w:cs="Times New Roman"/>
+          <w:kern w:val="0"/>
+          <w14:ligatures w14:val="none"/>
+        </w:rPr>
+        <w:t xml:space="preserve">, sau lansarea unui proces persistent cu parametri accesibili prin </w:t>
+      </w:r>
+      <w:r>
+        <w:rPr>
+          <w:rFonts w:ascii="Courier New" w:eastAsia="Times New Roman" w:hAnsi="Courier New" w:cs="Courier New"/>
+          <w:kern w:val="0"/>
+          <w:sz w:val="20"/>
+          <w:szCs w:val="20"/>
+          <w14:ligatures w14:val="none"/>
+        </w:rPr>
+        <w:t>/proc</w:t>
+      </w:r>
+      <w:r>
+        <w:rPr>
+          <w:rFonts w:ascii="Times New Roman" w:eastAsia="Times New Roman" w:hAnsi="Times New Roman" w:cs="Times New Roman"/>
+          <w:kern w:val="0"/>
+          <w14:ligatures w14:val="none"/>
+        </w:rPr>
+        <w:t>.</w:t>
+      </w:r>
+    </w:p>
+    <w:p>
+      <w:pPr>
+        <w:spacing w:before="100" w:beforeAutospacing="1" w:after="100" w:afterAutospacing="1" w:line="240" w:lineRule="auto"/>
+        <w:jc w:val="both"/>
+        <w:outlineLvl w:val="1"/>
+        <w:rPr>
+          <w:rFonts w:ascii="Times New Roman" w:eastAsia="Times New Roman" w:hAnsi="Times New Roman" w:cs="Times New Roman"/>
+          <w:b/>
+          <w:bCs/>
+          <w:kern w:val="0"/>
+          <w:sz w:val="36"/>
+          <w:szCs w:val="36"/>
+          <w14:ligatures w14:val="none"/>
+        </w:rPr>
+      </w:pPr>
+      <w:r>
+        <w:rPr>
+          <w:rFonts w:ascii="Times New Roman" w:eastAsia="Times New Roman" w:hAnsi="Times New Roman" w:cs="Times New Roman"/>
+          <w:b/>
+          <w:bCs/>
+          <w:kern w:val="0"/>
+          <w:sz w:val="36"/>
+          <w:szCs w:val="36"/>
+          <w14:ligatures w14:val="none"/>
+        </w:rPr>
+        <w:t>3. Etapele de implementare parcurse</w:t>
+      </w:r>
+    </w:p>
+    <w:p>
+      <w:pPr>
+        <w:spacing w:before="100" w:beforeAutospacing="1" w:after="100" w:afterAutospacing="1" w:line="240" w:lineRule="auto"/>
+        <w:jc w:val="both"/>
         <w:outlineLvl w:val="2"/>
         <w:rPr>
           <w:rFonts w:ascii="Times New Roman" w:eastAsia="Times New Roman" w:hAnsi="Times New Roman" w:cs="Times New Roman"/>
@@ -5375,7 +8000,6 @@
           <w14:ligatures w14:val="none"/>
         </w:rPr>
       </w:pPr>
-      <w:bookmarkStart w:id="18" w:name="_Toc234999588"/>
       <w:r>
         <w:rPr>
           <w:rFonts w:ascii="Times New Roman" w:eastAsia="Times New Roman" w:hAnsi="Times New Roman" w:cs="Times New Roman"/>
@@ -5386,145 +8010,474 @@
           <w:szCs w:val="27"/>
           <w14:ligatures w14:val="none"/>
         </w:rPr>
-        <w:t>Misiunea 13 — „Ceasul aeronavei"</w:t>
-      </w:r>
-      <w:bookmarkEnd w:id="18"/>
-    </w:p>
-    <w:p>
-      <w:pPr>
-        <w:spacing w:before="100" w:beforeAutospacing="1" w:after="100" w:afterAutospacing="1" w:line="240" w:lineRule="auto"/>
-        <w:rPr>
-          <w:rFonts w:ascii="Times New Roman" w:eastAsia="Times New Roman" w:hAnsi="Times New Roman" w:cs="Times New Roman"/>
-          <w:kern w:val="0"/>
-          <w14:ligatures w14:val="none"/>
-        </w:rPr>
-      </w:pPr>
-      <w:r>
-        <w:rPr>
-          <w:rFonts w:ascii="Times New Roman" w:eastAsia="Times New Roman" w:hAnsi="Times New Roman" w:cs="Times New Roman"/>
-          <w:b/>
-          <w:bCs/>
-          <w:kern w:val="0"/>
-          <w14:ligatures w14:val="none"/>
-        </w:rPr>
-        <w:t>Cerința</w:t>
-      </w:r>
-      <w:r>
-        <w:rPr>
-          <w:rFonts w:ascii="Times New Roman" w:eastAsia="Times New Roman" w:hAnsi="Times New Roman" w:cs="Times New Roman"/>
-          <w:b/>
-          <w:bCs/>
-          <w:kern w:val="0"/>
-          <w14:ligatures w14:val="none"/>
-        </w:rPr>
-        <w:t>:</w:t>
-      </w:r>
-      <w:r>
-        <w:rPr>
-          <w:rFonts w:ascii="Times New Roman" w:eastAsia="Times New Roman" w:hAnsi="Times New Roman" w:cs="Times New Roman"/>
-          <w:kern w:val="0"/>
-          <w14:ligatures w14:val="none"/>
-        </w:rPr>
-        <w:t xml:space="preserve"> timestamp-uri de fișiere (</w:t>
-      </w:r>
-      <w:r>
-        <w:rPr>
-          <w:rFonts w:ascii="Courier New" w:eastAsia="Times New Roman" w:hAnsi="Courier New" w:cs="Courier New"/>
+        <w:t>3.1. Pregătirea mediului de sistem</w:t>
+      </w:r>
+    </w:p>
+    <w:p>
+      <w:pPr>
+        <w:spacing w:after="0" w:line="240" w:lineRule="auto"/>
+        <w:jc w:val="both"/>
+        <w:rPr>
+          <w:rFonts w:ascii="Times New Roman" w:eastAsia="Times New Roman" w:hAnsi="Times New Roman" w:cs="Times New Roman"/>
+          <w:kern w:val="0"/>
+          <w14:ligatures w14:val="none"/>
+        </w:rPr>
+      </w:pPr>
+      <w:r>
+        <w:rPr>
+          <w:rFonts w:ascii="Times New Roman" w:eastAsia="Times New Roman" w:hAnsi="Times New Roman" w:cs="Times New Roman"/>
+          <w:kern w:val="0"/>
+          <w14:ligatures w14:val="none"/>
+        </w:rPr>
+        <w:t>bash</w:t>
+      </w:r>
+    </w:p>
+    <w:p>
+      <w:pPr>
+        <w:tabs>
+          <w:tab w:val="left" w:pos="916"/>
+          <w:tab w:val="left" w:pos="1832"/>
+          <w:tab w:val="left" w:pos="2748"/>
+          <w:tab w:val="left" w:pos="3664"/>
+          <w:tab w:val="left" w:pos="4580"/>
+          <w:tab w:val="left" w:pos="5496"/>
+          <w:tab w:val="left" w:pos="6412"/>
+          <w:tab w:val="left" w:pos="7328"/>
+          <w:tab w:val="left" w:pos="8244"/>
+          <w:tab w:val="left" w:pos="9160"/>
+          <w:tab w:val="left" w:pos="10076"/>
+          <w:tab w:val="left" w:pos="10992"/>
+          <w:tab w:val="left" w:pos="11908"/>
+          <w:tab w:val="left" w:pos="12824"/>
+          <w:tab w:val="left" w:pos="13740"/>
+          <w:tab w:val="left" w:pos="14656"/>
+        </w:tabs>
+        <w:spacing w:after="0" w:line="240" w:lineRule="auto"/>
+        <w:jc w:val="both"/>
+        <w:rPr>
+          <w:rFonts w:ascii="var(--font-mono)" w:eastAsia="Times New Roman" w:hAnsi="var(--font-mono)" w:cs="Courier New"/>
+          <w:color w:val="EAECF0"/>
           <w:kern w:val="0"/>
           <w:sz w:val="20"/>
           <w:szCs w:val="20"/>
-          <w14:ligatures w14:val="none"/>
-        </w:rPr>
-        <w:t>stat</w:t>
-      </w:r>
-      <w:r>
-        <w:rPr>
-          <w:rFonts w:ascii="Times New Roman" w:eastAsia="Times New Roman" w:hAnsi="Times New Roman" w:cs="Times New Roman"/>
-          <w:kern w:val="0"/>
-          <w14:ligatures w14:val="none"/>
-        </w:rPr>
-        <w:t xml:space="preserve">, </w:t>
-      </w:r>
-      <w:r>
-        <w:rPr>
-          <w:rFonts w:ascii="Courier New" w:eastAsia="Times New Roman" w:hAnsi="Courier New" w:cs="Courier New"/>
+          <w:highlight w:val="black"/>
+          <w14:ligatures w14:val="none"/>
+        </w:rPr>
+      </w:pPr>
+      <w:r>
+        <w:rPr>
+          <w:rFonts w:ascii="var(--font-mono)" w:eastAsia="Times New Roman" w:hAnsi="var(--font-mono)" w:cs="Courier New"/>
+          <w:color w:val="70B8FF"/>
           <w:kern w:val="0"/>
           <w:sz w:val="20"/>
           <w:szCs w:val="20"/>
-          <w14:ligatures w14:val="none"/>
-        </w:rPr>
-        <w:t>find -newer</w:t>
-      </w:r>
-      <w:r>
-        <w:rPr>
-          <w:rFonts w:ascii="Times New Roman" w:eastAsia="Times New Roman" w:hAnsi="Times New Roman" w:cs="Times New Roman"/>
-          <w:kern w:val="0"/>
-          <w14:ligatures w14:val="none"/>
-        </w:rPr>
-        <w:t>)</w:t>
+          <w:highlight w:val="black"/>
+          <w14:ligatures w14:val="none"/>
+        </w:rPr>
+        <w:t>sudo</w:t>
+      </w:r>
+      <w:r>
+        <w:rPr>
+          <w:rFonts w:ascii="var(--font-mono)" w:eastAsia="Times New Roman" w:hAnsi="var(--font-mono)" w:cs="Courier New"/>
+          <w:color w:val="EAECF0"/>
+          <w:kern w:val="0"/>
+          <w:sz w:val="20"/>
+          <w:szCs w:val="20"/>
+          <w:highlight w:val="black"/>
+          <w14:ligatures w14:val="none"/>
+        </w:rPr>
+        <w:t xml:space="preserve"> </w:t>
+      </w:r>
+      <w:r>
+        <w:rPr>
+          <w:rFonts w:ascii="var(--font-mono)" w:eastAsia="Times New Roman" w:hAnsi="var(--font-mono)" w:cs="Courier New"/>
+          <w:color w:val="70B8FF"/>
+          <w:kern w:val="0"/>
+          <w:sz w:val="20"/>
+          <w:szCs w:val="20"/>
+          <w:highlight w:val="black"/>
+          <w14:ligatures w14:val="none"/>
+        </w:rPr>
+        <w:t>apt</w:t>
+      </w:r>
+      <w:r>
+        <w:rPr>
+          <w:rFonts w:ascii="var(--font-mono)" w:eastAsia="Times New Roman" w:hAnsi="var(--font-mono)" w:cs="Courier New"/>
+          <w:color w:val="EAECF0"/>
+          <w:kern w:val="0"/>
+          <w:sz w:val="20"/>
+          <w:szCs w:val="20"/>
+          <w:highlight w:val="black"/>
+          <w14:ligatures w14:val="none"/>
+        </w:rPr>
+        <w:t xml:space="preserve"> update &amp;&amp; </w:t>
+      </w:r>
+      <w:r>
+        <w:rPr>
+          <w:rFonts w:ascii="var(--font-mono)" w:eastAsia="Times New Roman" w:hAnsi="var(--font-mono)" w:cs="Courier New"/>
+          <w:color w:val="70B8FF"/>
+          <w:kern w:val="0"/>
+          <w:sz w:val="20"/>
+          <w:szCs w:val="20"/>
+          <w:highlight w:val="black"/>
+          <w14:ligatures w14:val="none"/>
+        </w:rPr>
+        <w:t>sudo</w:t>
+      </w:r>
+      <w:r>
+        <w:rPr>
+          <w:rFonts w:ascii="var(--font-mono)" w:eastAsia="Times New Roman" w:hAnsi="var(--font-mono)" w:cs="Courier New"/>
+          <w:color w:val="EAECF0"/>
+          <w:kern w:val="0"/>
+          <w:sz w:val="20"/>
+          <w:szCs w:val="20"/>
+          <w:highlight w:val="black"/>
+          <w14:ligatures w14:val="none"/>
+        </w:rPr>
+        <w:t xml:space="preserve"> </w:t>
+      </w:r>
+      <w:r>
+        <w:rPr>
+          <w:rFonts w:ascii="var(--font-mono)" w:eastAsia="Times New Roman" w:hAnsi="var(--font-mono)" w:cs="Courier New"/>
+          <w:color w:val="70B8FF"/>
+          <w:kern w:val="0"/>
+          <w:sz w:val="20"/>
+          <w:szCs w:val="20"/>
+          <w:highlight w:val="black"/>
+          <w14:ligatures w14:val="none"/>
+        </w:rPr>
+        <w:t>apt</w:t>
+      </w:r>
+      <w:r>
+        <w:rPr>
+          <w:rFonts w:ascii="var(--font-mono)" w:eastAsia="Times New Roman" w:hAnsi="var(--font-mono)" w:cs="Courier New"/>
+          <w:color w:val="EAECF0"/>
+          <w:kern w:val="0"/>
+          <w:sz w:val="20"/>
+          <w:szCs w:val="20"/>
+          <w:highlight w:val="black"/>
+          <w14:ligatures w14:val="none"/>
+        </w:rPr>
+        <w:t xml:space="preserve"> </w:t>
+      </w:r>
+      <w:r>
+        <w:rPr>
+          <w:rFonts w:ascii="var(--font-mono)" w:eastAsia="Times New Roman" w:hAnsi="var(--font-mono)" w:cs="Courier New"/>
+          <w:color w:val="70B8FF"/>
+          <w:kern w:val="0"/>
+          <w:sz w:val="20"/>
+          <w:szCs w:val="20"/>
+          <w:highlight w:val="black"/>
+          <w14:ligatures w14:val="none"/>
+        </w:rPr>
+        <w:t>install</w:t>
+      </w:r>
+      <w:r>
+        <w:rPr>
+          <w:rFonts w:ascii="var(--font-mono)" w:eastAsia="Times New Roman" w:hAnsi="var(--font-mono)" w:cs="Courier New"/>
+          <w:color w:val="EAECF0"/>
+          <w:kern w:val="0"/>
+          <w:sz w:val="20"/>
+          <w:szCs w:val="20"/>
+          <w:highlight w:val="black"/>
+          <w14:ligatures w14:val="none"/>
+        </w:rPr>
+        <w:t xml:space="preserve"> docker.io </w:t>
+      </w:r>
+      <w:r>
+        <w:rPr>
+          <w:rFonts w:ascii="var(--font-mono)" w:eastAsia="Times New Roman" w:hAnsi="var(--font-mono)" w:cs="Courier New"/>
+          <w:color w:val="70B8FF"/>
+          <w:kern w:val="0"/>
+          <w:sz w:val="20"/>
+          <w:szCs w:val="20"/>
+          <w:highlight w:val="black"/>
+          <w14:ligatures w14:val="none"/>
+        </w:rPr>
+        <w:t>git</w:t>
+      </w:r>
+      <w:r>
+        <w:rPr>
+          <w:rFonts w:ascii="var(--font-mono)" w:eastAsia="Times New Roman" w:hAnsi="var(--font-mono)" w:cs="Courier New"/>
+          <w:color w:val="EAECF0"/>
+          <w:kern w:val="0"/>
+          <w:sz w:val="20"/>
+          <w:szCs w:val="20"/>
+          <w:highlight w:val="black"/>
+          <w14:ligatures w14:val="none"/>
+        </w:rPr>
+        <w:t xml:space="preserve"> -y</w:t>
+      </w:r>
+    </w:p>
+    <w:p>
+      <w:pPr>
+        <w:tabs>
+          <w:tab w:val="left" w:pos="916"/>
+          <w:tab w:val="left" w:pos="1832"/>
+          <w:tab w:val="left" w:pos="2748"/>
+          <w:tab w:val="left" w:pos="3664"/>
+          <w:tab w:val="left" w:pos="4580"/>
+          <w:tab w:val="left" w:pos="5496"/>
+          <w:tab w:val="left" w:pos="6412"/>
+          <w:tab w:val="left" w:pos="7328"/>
+          <w:tab w:val="left" w:pos="8244"/>
+          <w:tab w:val="left" w:pos="9160"/>
+          <w:tab w:val="left" w:pos="10076"/>
+          <w:tab w:val="left" w:pos="10992"/>
+          <w:tab w:val="left" w:pos="11908"/>
+          <w:tab w:val="left" w:pos="12824"/>
+          <w:tab w:val="left" w:pos="13740"/>
+          <w:tab w:val="left" w:pos="14656"/>
+        </w:tabs>
+        <w:spacing w:after="0" w:line="240" w:lineRule="auto"/>
+        <w:jc w:val="both"/>
+        <w:rPr>
+          <w:rFonts w:ascii="var(--font-mono)" w:eastAsia="Times New Roman" w:hAnsi="var(--font-mono)" w:cs="Courier New"/>
+          <w:color w:val="EAECF0"/>
+          <w:kern w:val="0"/>
+          <w:sz w:val="20"/>
+          <w:szCs w:val="20"/>
+          <w:highlight w:val="black"/>
+          <w14:ligatures w14:val="none"/>
+        </w:rPr>
+      </w:pPr>
+      <w:r>
+        <w:rPr>
+          <w:rFonts w:ascii="var(--font-mono)" w:eastAsia="Times New Roman" w:hAnsi="var(--font-mono)" w:cs="Courier New"/>
+          <w:color w:val="70B8FF"/>
+          <w:kern w:val="0"/>
+          <w:sz w:val="20"/>
+          <w:szCs w:val="20"/>
+          <w:highlight w:val="black"/>
+          <w14:ligatures w14:val="none"/>
+        </w:rPr>
+        <w:t>sudo</w:t>
+      </w:r>
+      <w:r>
+        <w:rPr>
+          <w:rFonts w:ascii="var(--font-mono)" w:eastAsia="Times New Roman" w:hAnsi="var(--font-mono)" w:cs="Courier New"/>
+          <w:color w:val="EAECF0"/>
+          <w:kern w:val="0"/>
+          <w:sz w:val="20"/>
+          <w:szCs w:val="20"/>
+          <w:highlight w:val="black"/>
+          <w14:ligatures w14:val="none"/>
+        </w:rPr>
+        <w:t xml:space="preserve"> systemctl </w:t>
+      </w:r>
+      <w:r>
+        <w:rPr>
+          <w:rFonts w:ascii="var(--font-mono)" w:eastAsia="Times New Roman" w:hAnsi="var(--font-mono)" w:cs="Courier New"/>
+          <w:color w:val="FBAD60"/>
+          <w:kern w:val="0"/>
+          <w:sz w:val="20"/>
+          <w:szCs w:val="20"/>
+          <w:highlight w:val="black"/>
+          <w14:ligatures w14:val="none"/>
+        </w:rPr>
+        <w:t>enable</w:t>
+      </w:r>
+      <w:r>
+        <w:rPr>
+          <w:rFonts w:ascii="var(--font-mono)" w:eastAsia="Times New Roman" w:hAnsi="var(--font-mono)" w:cs="Courier New"/>
+          <w:color w:val="EAECF0"/>
+          <w:kern w:val="0"/>
+          <w:sz w:val="20"/>
+          <w:szCs w:val="20"/>
+          <w:highlight w:val="black"/>
+          <w14:ligatures w14:val="none"/>
+        </w:rPr>
+        <w:t xml:space="preserve"> --now </w:t>
+      </w:r>
+      <w:r>
+        <w:rPr>
+          <w:rFonts w:ascii="var(--font-mono)" w:eastAsia="Times New Roman" w:hAnsi="var(--font-mono)" w:cs="Courier New"/>
+          <w:color w:val="70B8FF"/>
+          <w:kern w:val="0"/>
+          <w:sz w:val="20"/>
+          <w:szCs w:val="20"/>
+          <w:highlight w:val="black"/>
+          <w14:ligatures w14:val="none"/>
+        </w:rPr>
+        <w:t>docker</w:t>
+      </w:r>
+    </w:p>
+    <w:p>
+      <w:pPr>
+        <w:tabs>
+          <w:tab w:val="left" w:pos="916"/>
+          <w:tab w:val="left" w:pos="1832"/>
+          <w:tab w:val="left" w:pos="2748"/>
+          <w:tab w:val="left" w:pos="3664"/>
+          <w:tab w:val="left" w:pos="4580"/>
+          <w:tab w:val="left" w:pos="5496"/>
+          <w:tab w:val="left" w:pos="6412"/>
+          <w:tab w:val="left" w:pos="7328"/>
+          <w:tab w:val="left" w:pos="8244"/>
+          <w:tab w:val="left" w:pos="9160"/>
+          <w:tab w:val="left" w:pos="10076"/>
+          <w:tab w:val="left" w:pos="10992"/>
+          <w:tab w:val="left" w:pos="11908"/>
+          <w:tab w:val="left" w:pos="12824"/>
+          <w:tab w:val="left" w:pos="13740"/>
+          <w:tab w:val="left" w:pos="14656"/>
+        </w:tabs>
+        <w:spacing w:after="0" w:line="240" w:lineRule="auto"/>
+        <w:jc w:val="both"/>
+        <w:rPr>
+          <w:rFonts w:ascii="var(--font-mono)" w:eastAsia="Times New Roman" w:hAnsi="var(--font-mono)" w:cs="Courier New"/>
+          <w:color w:val="EAECF0"/>
+          <w:kern w:val="0"/>
+          <w:sz w:val="20"/>
+          <w:szCs w:val="20"/>
+          <w14:ligatures w14:val="none"/>
+        </w:rPr>
+      </w:pPr>
+      <w:r>
+        <w:rPr>
+          <w:rFonts w:ascii="var(--font-mono)" w:eastAsia="Times New Roman" w:hAnsi="var(--font-mono)" w:cs="Courier New"/>
+          <w:color w:val="70B8FF"/>
+          <w:kern w:val="0"/>
+          <w:sz w:val="20"/>
+          <w:szCs w:val="20"/>
+          <w:highlight w:val="black"/>
+          <w14:ligatures w14:val="none"/>
+        </w:rPr>
+        <w:t>sudo</w:t>
+      </w:r>
+      <w:r>
+        <w:rPr>
+          <w:rFonts w:ascii="var(--font-mono)" w:eastAsia="Times New Roman" w:hAnsi="var(--font-mono)" w:cs="Courier New"/>
+          <w:color w:val="EAECF0"/>
+          <w:kern w:val="0"/>
+          <w:sz w:val="20"/>
+          <w:szCs w:val="20"/>
+          <w:highlight w:val="black"/>
+          <w14:ligatures w14:val="none"/>
+        </w:rPr>
+        <w:t xml:space="preserve"> </w:t>
+      </w:r>
+      <w:r>
+        <w:rPr>
+          <w:rFonts w:ascii="var(--font-mono)" w:eastAsia="Times New Roman" w:hAnsi="var(--font-mono)" w:cs="Courier New"/>
+          <w:color w:val="70B8FF"/>
+          <w:kern w:val="0"/>
+          <w:sz w:val="20"/>
+          <w:szCs w:val="20"/>
+          <w:highlight w:val="black"/>
+          <w14:ligatures w14:val="none"/>
+        </w:rPr>
+        <w:t>usermod</w:t>
+      </w:r>
+      <w:r>
+        <w:rPr>
+          <w:rFonts w:ascii="var(--font-mono)" w:eastAsia="Times New Roman" w:hAnsi="var(--font-mono)" w:cs="Courier New"/>
+          <w:color w:val="EAECF0"/>
+          <w:kern w:val="0"/>
+          <w:sz w:val="20"/>
+          <w:szCs w:val="20"/>
+          <w:highlight w:val="black"/>
+          <w14:ligatures w14:val="none"/>
+        </w:rPr>
+        <w:t xml:space="preserve"> -aG </w:t>
+      </w:r>
+      <w:r>
+        <w:rPr>
+          <w:rFonts w:ascii="var(--font-mono)" w:eastAsia="Times New Roman" w:hAnsi="var(--font-mono)" w:cs="Courier New"/>
+          <w:color w:val="70B8FF"/>
+          <w:kern w:val="0"/>
+          <w:sz w:val="20"/>
+          <w:szCs w:val="20"/>
+          <w:highlight w:val="black"/>
+          <w14:ligatures w14:val="none"/>
+        </w:rPr>
+        <w:t>docker</w:t>
+      </w:r>
+      <w:r>
+        <w:rPr>
+          <w:rFonts w:ascii="var(--font-mono)" w:eastAsia="Times New Roman" w:hAnsi="var(--font-mono)" w:cs="Courier New"/>
+          <w:color w:val="EAECF0"/>
+          <w:kern w:val="0"/>
+          <w:sz w:val="20"/>
+          <w:szCs w:val="20"/>
+          <w:highlight w:val="black"/>
+          <w14:ligatures w14:val="none"/>
+        </w:rPr>
+        <w:t xml:space="preserve"> </w:t>
+      </w:r>
+      <w:r>
+        <w:rPr>
+          <w:rFonts w:ascii="var(--font-mono)" w:eastAsia="Times New Roman" w:hAnsi="var(--font-mono)" w:cs="Courier New"/>
+          <w:color w:val="5EEDED"/>
+          <w:kern w:val="0"/>
+          <w:sz w:val="20"/>
+          <w:szCs w:val="20"/>
+          <w:highlight w:val="black"/>
+          <w14:ligatures w14:val="none"/>
+        </w:rPr>
+        <w:t>$USER</w:t>
       </w:r>
     </w:p>
     <w:p>
       <w:pPr>
         <w:spacing w:before="100" w:beforeAutospacing="1" w:after="100" w:afterAutospacing="1" w:line="240" w:lineRule="auto"/>
         <w:ind w:firstLine="720"/>
-        <w:rPr>
-          <w:rFonts w:ascii="Times New Roman" w:eastAsia="Times New Roman" w:hAnsi="Times New Roman" w:cs="Times New Roman"/>
-          <w:kern w:val="0"/>
-          <w14:ligatures w14:val="none"/>
-        </w:rPr>
-      </w:pPr>
-      <w:r>
-        <w:rPr>
-          <w:rFonts w:ascii="Times New Roman" w:eastAsia="Times New Roman" w:hAnsi="Times New Roman" w:cs="Times New Roman"/>
-          <w:kern w:val="0"/>
-          <w14:ligatures w14:val="none"/>
-        </w:rPr>
-        <w:t xml:space="preserve"> Printre sute de fișiere de configurare a instrumentelor de bord, doar unul a fost modificat exact în fereastra orară a ultimului zbor de test — restul sunt copii vechi, nefolosite.</w:t>
-      </w:r>
-    </w:p>
-    <w:p>
-      <w:pPr>
-        <w:spacing w:after="0" w:line="240" w:lineRule="auto"/>
-        <w:rPr>
-          <w:rFonts w:ascii="Times New Roman" w:eastAsia="Times New Roman" w:hAnsi="Times New Roman" w:cs="Times New Roman"/>
-          <w:kern w:val="0"/>
-          <w14:ligatures w14:val="none"/>
-        </w:rPr>
-      </w:pPr>
-    </w:p>
-    <w:p>
-      <w:pPr>
-        <w:spacing w:before="100" w:beforeAutospacing="1" w:after="100" w:afterAutospacing="1" w:line="240" w:lineRule="auto"/>
-        <w:outlineLvl w:val="1"/>
-        <w:rPr>
-          <w:rFonts w:ascii="Times New Roman" w:eastAsia="Times New Roman" w:hAnsi="Times New Roman" w:cs="Times New Roman"/>
-          <w:b/>
-          <w:bCs/>
-          <w:kern w:val="0"/>
-          <w:sz w:val="36"/>
-          <w:szCs w:val="36"/>
-          <w14:ligatures w14:val="none"/>
-        </w:rPr>
-      </w:pPr>
-      <w:bookmarkStart w:id="19" w:name="_Toc234999589"/>
-      <w:r>
-        <w:rPr>
-          <w:rFonts w:ascii="Times New Roman" w:eastAsia="Times New Roman" w:hAnsi="Times New Roman" w:cs="Times New Roman"/>
-          <w:b/>
-          <w:bCs/>
-          <w:kern w:val="0"/>
-          <w:sz w:val="36"/>
-          <w:szCs w:val="36"/>
-          <w14:ligatures w14:val="none"/>
-        </w:rPr>
-        <w:t>ACTUL IV — Misiune multinațională, coastă est-africană</w:t>
-      </w:r>
-      <w:bookmarkEnd w:id="19"/>
-    </w:p>
-    <w:p>
-      <w:pPr>
-        <w:spacing w:before="100" w:beforeAutospacing="1" w:after="100" w:afterAutospacing="1" w:line="240" w:lineRule="auto"/>
+        <w:jc w:val="both"/>
+        <w:rPr>
+          <w:rFonts w:ascii="Times New Roman" w:eastAsia="Times New Roman" w:hAnsi="Times New Roman" w:cs="Times New Roman"/>
+          <w:kern w:val="0"/>
+          <w14:ligatures w14:val="none"/>
+        </w:rPr>
+      </w:pPr>
+      <w:r>
+        <w:rPr>
+          <w:rFonts w:ascii="Times New Roman" w:eastAsia="Times New Roman" w:hAnsi="Times New Roman" w:cs="Times New Roman"/>
+          <w:kern w:val="0"/>
+          <w14:ligatures w14:val="none"/>
+        </w:rPr>
+        <w:t xml:space="preserve">Adăugarea utilizatorului curent în grupul </w:t>
+      </w:r>
+      <w:r>
+        <w:rPr>
+          <w:rFonts w:ascii="Courier New" w:eastAsia="Times New Roman" w:hAnsi="Courier New" w:cs="Courier New"/>
+          <w:kern w:val="0"/>
+          <w:sz w:val="20"/>
+          <w:szCs w:val="20"/>
+          <w14:ligatures w14:val="none"/>
+        </w:rPr>
+        <w:t>docker</w:t>
+      </w:r>
+      <w:r>
+        <w:rPr>
+          <w:rFonts w:ascii="Times New Roman" w:eastAsia="Times New Roman" w:hAnsi="Times New Roman" w:cs="Times New Roman"/>
+          <w:kern w:val="0"/>
+          <w14:ligatures w14:val="none"/>
+        </w:rPr>
+        <w:t xml:space="preserve"> elimină necesitatea invocării </w:t>
+      </w:r>
+      <w:r>
+        <w:rPr>
+          <w:rFonts w:ascii="Courier New" w:eastAsia="Times New Roman" w:hAnsi="Courier New" w:cs="Courier New"/>
+          <w:kern w:val="0"/>
+          <w:sz w:val="20"/>
+          <w:szCs w:val="20"/>
+          <w14:ligatures w14:val="none"/>
+        </w:rPr>
+        <w:t>sudo</w:t>
+      </w:r>
+      <w:r>
+        <w:rPr>
+          <w:rFonts w:ascii="Times New Roman" w:eastAsia="Times New Roman" w:hAnsi="Times New Roman" w:cs="Times New Roman"/>
+          <w:kern w:val="0"/>
+          <w14:ligatures w14:val="none"/>
+        </w:rPr>
+        <w:t xml:space="preserve"> la fiecare comandă Docker ulterioară.</w:t>
+      </w:r>
+    </w:p>
+    <w:p>
+      <w:pPr>
+        <w:spacing w:before="100" w:beforeAutospacing="1" w:after="100" w:afterAutospacing="1" w:line="240" w:lineRule="auto"/>
+        <w:jc w:val="both"/>
         <w:outlineLvl w:val="2"/>
         <w:rPr>
           <w:rFonts w:ascii="Times New Roman" w:eastAsia="Times New Roman" w:hAnsi="Times New Roman" w:cs="Times New Roman"/>
@@ -5536,7 +8489,6 @@
           <w14:ligatures w14:val="none"/>
         </w:rPr>
       </w:pPr>
-      <w:bookmarkStart w:id="20" w:name="_Toc234999590"/>
       <w:r>
         <w:rPr>
           <w:rFonts w:ascii="Times New Roman" w:eastAsia="Times New Roman" w:hAnsi="Times New Roman" w:cs="Times New Roman"/>
@@ -5547,89 +8499,175 @@
           <w:szCs w:val="27"/>
           <w14:ligatures w14:val="none"/>
         </w:rPr>
-        <w:t>Misiunea 14 — „Punctul de control comun"</w:t>
-      </w:r>
-      <w:bookmarkEnd w:id="20"/>
-    </w:p>
-    <w:p>
-      <w:pPr>
-        <w:spacing w:before="100" w:beforeAutospacing="1" w:after="100" w:afterAutospacing="1" w:line="240" w:lineRule="auto"/>
-        <w:rPr>
-          <w:rFonts w:ascii="Times New Roman" w:eastAsia="Times New Roman" w:hAnsi="Times New Roman" w:cs="Times New Roman"/>
-          <w:kern w:val="0"/>
-          <w14:ligatures w14:val="none"/>
-        </w:rPr>
-      </w:pPr>
-      <w:r>
-        <w:rPr>
-          <w:rFonts w:ascii="Times New Roman" w:eastAsia="Times New Roman" w:hAnsi="Times New Roman" w:cs="Times New Roman"/>
-          <w:b/>
-          <w:bCs/>
-          <w:kern w:val="0"/>
-          <w14:ligatures w14:val="none"/>
-        </w:rPr>
-        <w:lastRenderedPageBreak/>
-        <w:t>Cerința</w:t>
-      </w:r>
-      <w:r>
-        <w:rPr>
-          <w:rFonts w:ascii="Times New Roman" w:eastAsia="Times New Roman" w:hAnsi="Times New Roman" w:cs="Times New Roman"/>
-          <w:b/>
-          <w:bCs/>
-          <w:kern w:val="0"/>
-          <w14:ligatures w14:val="none"/>
-        </w:rPr>
-        <w:t>:</w:t>
-      </w:r>
-      <w:r>
-        <w:rPr>
-          <w:rFonts w:ascii="Times New Roman" w:eastAsia="Times New Roman" w:hAnsi="Times New Roman" w:cs="Times New Roman"/>
-          <w:kern w:val="0"/>
-          <w14:ligatures w14:val="none"/>
-        </w:rPr>
-        <w:t xml:space="preserve"> variabile de mediu (</w:t>
-      </w:r>
-      <w:r>
-        <w:rPr>
-          <w:rFonts w:ascii="Courier New" w:eastAsia="Times New Roman" w:hAnsi="Courier New" w:cs="Courier New"/>
+        <w:t>3.2. Construcția imaginii</w:t>
+      </w:r>
+    </w:p>
+    <w:p>
+      <w:pPr>
+        <w:spacing w:after="0" w:line="240" w:lineRule="auto"/>
+        <w:jc w:val="both"/>
+        <w:rPr>
+          <w:rFonts w:ascii="Times New Roman" w:eastAsia="Times New Roman" w:hAnsi="Times New Roman" w:cs="Times New Roman"/>
+          <w:kern w:val="0"/>
+          <w14:ligatures w14:val="none"/>
+        </w:rPr>
+      </w:pPr>
+      <w:r>
+        <w:rPr>
+          <w:rFonts w:ascii="Times New Roman" w:eastAsia="Times New Roman" w:hAnsi="Times New Roman" w:cs="Times New Roman"/>
+          <w:kern w:val="0"/>
+          <w14:ligatures w14:val="none"/>
+        </w:rPr>
+        <w:t>bash</w:t>
+      </w:r>
+    </w:p>
+    <w:p>
+      <w:pPr>
+        <w:tabs>
+          <w:tab w:val="left" w:pos="916"/>
+          <w:tab w:val="left" w:pos="1832"/>
+          <w:tab w:val="left" w:pos="2748"/>
+          <w:tab w:val="left" w:pos="3664"/>
+          <w:tab w:val="left" w:pos="4580"/>
+          <w:tab w:val="left" w:pos="5496"/>
+          <w:tab w:val="left" w:pos="6412"/>
+          <w:tab w:val="left" w:pos="7328"/>
+          <w:tab w:val="left" w:pos="8244"/>
+          <w:tab w:val="left" w:pos="9160"/>
+          <w:tab w:val="left" w:pos="10076"/>
+          <w:tab w:val="left" w:pos="10992"/>
+          <w:tab w:val="left" w:pos="11908"/>
+          <w:tab w:val="left" w:pos="12824"/>
+          <w:tab w:val="left" w:pos="13740"/>
+          <w:tab w:val="left" w:pos="14656"/>
+        </w:tabs>
+        <w:spacing w:after="0" w:line="240" w:lineRule="auto"/>
+        <w:jc w:val="both"/>
+        <w:rPr>
+          <w:rFonts w:ascii="var(--font-mono)" w:eastAsia="Times New Roman" w:hAnsi="var(--font-mono)" w:cs="Courier New"/>
+          <w:color w:val="EAECF0"/>
           <w:kern w:val="0"/>
           <w:sz w:val="20"/>
           <w:szCs w:val="20"/>
           <w14:ligatures w14:val="none"/>
         </w:rPr>
-        <w:t>/proc/pid/environ</w:t>
-      </w:r>
-      <w:r>
-        <w:rPr>
-          <w:rFonts w:ascii="Times New Roman" w:eastAsia="Times New Roman" w:hAnsi="Times New Roman" w:cs="Times New Roman"/>
-          <w:kern w:val="0"/>
-          <w14:ligatures w14:val="none"/>
-        </w:rPr>
-        <w:t xml:space="preserve">) </w:t>
+      </w:pPr>
+      <w:r>
+        <w:rPr>
+          <w:rFonts w:ascii="var(--font-mono)" w:eastAsia="Times New Roman" w:hAnsi="var(--font-mono)" w:cs="Courier New"/>
+          <w:color w:val="70B8FF"/>
+          <w:kern w:val="0"/>
+          <w:sz w:val="20"/>
+          <w:szCs w:val="20"/>
+          <w:highlight w:val="black"/>
+          <w14:ligatures w14:val="none"/>
+        </w:rPr>
+        <w:t>docker</w:t>
+      </w:r>
+      <w:r>
+        <w:rPr>
+          <w:rFonts w:ascii="var(--font-mono)" w:eastAsia="Times New Roman" w:hAnsi="var(--font-mono)" w:cs="Courier New"/>
+          <w:color w:val="EAECF0"/>
+          <w:kern w:val="0"/>
+          <w:sz w:val="20"/>
+          <w:szCs w:val="20"/>
+          <w:highlight w:val="black"/>
+          <w14:ligatures w14:val="none"/>
+        </w:rPr>
+        <w:t xml:space="preserve"> build -t proiect-stagiu:v1 </w:t>
+      </w:r>
+      <w:r>
+        <w:rPr>
+          <w:rFonts w:ascii="var(--font-mono)" w:eastAsia="Times New Roman" w:hAnsi="var(--font-mono)" w:cs="Courier New"/>
+          <w:color w:val="FBAD60"/>
+          <w:kern w:val="0"/>
+          <w:sz w:val="20"/>
+          <w:szCs w:val="20"/>
+          <w:highlight w:val="black"/>
+          <w14:ligatures w14:val="none"/>
+        </w:rPr>
+        <w:t>.</w:t>
       </w:r>
     </w:p>
     <w:p>
       <w:pPr>
         <w:spacing w:before="100" w:beforeAutospacing="1" w:after="100" w:afterAutospacing="1" w:line="240" w:lineRule="auto"/>
         <w:ind w:firstLine="720"/>
-        <w:rPr>
-          <w:rFonts w:ascii="Times New Roman" w:eastAsia="Times New Roman" w:hAnsi="Times New Roman" w:cs="Times New Roman"/>
-          <w:kern w:val="0"/>
-          <w14:ligatures w14:val="none"/>
-        </w:rPr>
-      </w:pPr>
-      <w:r>
-        <w:rPr>
-          <w:rFonts w:ascii="Times New Roman" w:eastAsia="Times New Roman" w:hAnsi="Times New Roman" w:cs="Times New Roman"/>
-          <w:kern w:val="0"/>
-          <w14:ligatures w14:val="none"/>
-        </w:rPr>
-        <w:t>Sistemul de coordonare al forțelor multinaționale pasează parametri de configurare unui proces auxiliar prin mediul de execuție — vizibil doar celui care a lansat propriul proces de diagnosticare.</w:t>
-      </w:r>
-    </w:p>
-    <w:p>
-      <w:pPr>
-        <w:spacing w:before="100" w:beforeAutospacing="1" w:after="100" w:afterAutospacing="1" w:line="240" w:lineRule="auto"/>
+        <w:jc w:val="both"/>
+        <w:rPr>
+          <w:rFonts w:ascii="Times New Roman" w:eastAsia="Times New Roman" w:hAnsi="Times New Roman" w:cs="Times New Roman"/>
+          <w:kern w:val="0"/>
+          <w14:ligatures w14:val="none"/>
+        </w:rPr>
+      </w:pPr>
+      <w:r>
+        <w:rPr>
+          <w:rFonts w:ascii="Times New Roman" w:eastAsia="Times New Roman" w:hAnsi="Times New Roman" w:cs="Times New Roman"/>
+          <w:kern w:val="0"/>
+          <w14:ligatures w14:val="none"/>
+        </w:rPr>
+        <w:lastRenderedPageBreak/>
+        <w:t xml:space="preserve">Această operațiune parcurge secvențial toate cele 25 de scripturi de inițializare, creează conturile de utilizator corespunzătoare și instalează serviciile necesare (server SSH, demon </w:t>
+      </w:r>
+      <w:r>
+        <w:rPr>
+          <w:rFonts w:ascii="Courier New" w:eastAsia="Times New Roman" w:hAnsi="Courier New" w:cs="Courier New"/>
+          <w:kern w:val="0"/>
+          <w:sz w:val="20"/>
+          <w:szCs w:val="20"/>
+          <w14:ligatures w14:val="none"/>
+        </w:rPr>
+        <w:t>cron</w:t>
+      </w:r>
+      <w:r>
+        <w:rPr>
+          <w:rFonts w:ascii="Times New Roman" w:eastAsia="Times New Roman" w:hAnsi="Times New Roman" w:cs="Times New Roman"/>
+          <w:kern w:val="0"/>
+          <w14:ligatures w14:val="none"/>
+        </w:rPr>
+        <w:t xml:space="preserve">, compilator </w:t>
+      </w:r>
+      <w:r>
+        <w:rPr>
+          <w:rFonts w:ascii="Courier New" w:eastAsia="Times New Roman" w:hAnsi="Courier New" w:cs="Courier New"/>
+          <w:kern w:val="0"/>
+          <w:sz w:val="20"/>
+          <w:szCs w:val="20"/>
+          <w14:ligatures w14:val="none"/>
+        </w:rPr>
+        <w:t>gcc</w:t>
+      </w:r>
+      <w:r>
+        <w:rPr>
+          <w:rFonts w:ascii="Times New Roman" w:eastAsia="Times New Roman" w:hAnsi="Times New Roman" w:cs="Times New Roman"/>
+          <w:kern w:val="0"/>
+          <w14:ligatures w14:val="none"/>
+        </w:rPr>
+        <w:t xml:space="preserve">, utilitarul </w:t>
+      </w:r>
+      <w:r>
+        <w:rPr>
+          <w:rFonts w:ascii="Courier New" w:eastAsia="Times New Roman" w:hAnsi="Courier New" w:cs="Courier New"/>
+          <w:kern w:val="0"/>
+          <w:sz w:val="20"/>
+          <w:szCs w:val="20"/>
+          <w14:ligatures w14:val="none"/>
+        </w:rPr>
+        <w:t>openssl</w:t>
+      </w:r>
+      <w:r>
+        <w:rPr>
+          <w:rFonts w:ascii="Times New Roman" w:eastAsia="Times New Roman" w:hAnsi="Times New Roman" w:cs="Times New Roman"/>
+          <w:kern w:val="0"/>
+          <w14:ligatures w14:val="none"/>
+        </w:rPr>
+        <w:t>).</w:t>
+      </w:r>
+    </w:p>
+    <w:p>
+      <w:pPr>
+        <w:spacing w:before="100" w:beforeAutospacing="1" w:after="100" w:afterAutospacing="1" w:line="240" w:lineRule="auto"/>
+        <w:jc w:val="both"/>
         <w:outlineLvl w:val="2"/>
         <w:rPr>
           <w:rFonts w:ascii="Times New Roman" w:eastAsia="Times New Roman" w:hAnsi="Times New Roman" w:cs="Times New Roman"/>
@@ -5641,7 +8679,6 @@
           <w14:ligatures w14:val="none"/>
         </w:rPr>
       </w:pPr>
-      <w:bookmarkStart w:id="21" w:name="_Toc234999591"/>
       <w:r>
         <w:rPr>
           <w:rFonts w:ascii="Times New Roman" w:eastAsia="Times New Roman" w:hAnsi="Times New Roman" w:cs="Times New Roman"/>
@@ -5652,70 +8689,150 @@
           <w:szCs w:val="27"/>
           <w14:ligatures w14:val="none"/>
         </w:rPr>
-        <w:t>Misiunea 15 — „Releul prin satelit"</w:t>
-      </w:r>
-      <w:bookmarkEnd w:id="21"/>
-    </w:p>
-    <w:p>
-      <w:pPr>
-        <w:spacing w:before="100" w:beforeAutospacing="1" w:after="100" w:afterAutospacing="1" w:line="240" w:lineRule="auto"/>
-        <w:rPr>
-          <w:rFonts w:ascii="Times New Roman" w:eastAsia="Times New Roman" w:hAnsi="Times New Roman" w:cs="Times New Roman"/>
-          <w:kern w:val="0"/>
-          <w14:ligatures w14:val="none"/>
-        </w:rPr>
-      </w:pPr>
-      <w:r>
-        <w:rPr>
-          <w:rFonts w:ascii="Times New Roman" w:eastAsia="Times New Roman" w:hAnsi="Times New Roman" w:cs="Times New Roman"/>
-          <w:b/>
-          <w:bCs/>
-          <w:kern w:val="0"/>
-          <w14:ligatures w14:val="none"/>
-        </w:rPr>
-        <w:t>Cerința</w:t>
-      </w:r>
-      <w:r>
-        <w:rPr>
-          <w:rFonts w:ascii="Times New Roman" w:eastAsia="Times New Roman" w:hAnsi="Times New Roman" w:cs="Times New Roman"/>
-          <w:b/>
-          <w:bCs/>
-          <w:kern w:val="0"/>
-          <w14:ligatures w14:val="none"/>
-        </w:rPr>
-        <w:t>:</w:t>
-      </w:r>
-      <w:r>
-        <w:rPr>
-          <w:rFonts w:ascii="Times New Roman" w:eastAsia="Times New Roman" w:hAnsi="Times New Roman" w:cs="Times New Roman"/>
-          <w:kern w:val="0"/>
-          <w14:ligatures w14:val="none"/>
-        </w:rPr>
-        <w:t xml:space="preserve"> DNS local / rezoluție de nume</w:t>
+        <w:t>3.3. Instanțierea containerului</w:t>
+      </w:r>
+    </w:p>
+    <w:p>
+      <w:pPr>
+        <w:spacing w:after="0" w:line="240" w:lineRule="auto"/>
+        <w:jc w:val="both"/>
+        <w:rPr>
+          <w:rFonts w:ascii="Times New Roman" w:eastAsia="Times New Roman" w:hAnsi="Times New Roman" w:cs="Times New Roman"/>
+          <w:kern w:val="0"/>
+          <w14:ligatures w14:val="none"/>
+        </w:rPr>
+      </w:pPr>
+      <w:r>
+        <w:rPr>
+          <w:rFonts w:ascii="Times New Roman" w:eastAsia="Times New Roman" w:hAnsi="Times New Roman" w:cs="Times New Roman"/>
+          <w:kern w:val="0"/>
+          <w14:ligatures w14:val="none"/>
+        </w:rPr>
+        <w:t>bash</w:t>
+      </w:r>
+    </w:p>
+    <w:p>
+      <w:pPr>
+        <w:tabs>
+          <w:tab w:val="left" w:pos="916"/>
+          <w:tab w:val="left" w:pos="1832"/>
+          <w:tab w:val="left" w:pos="2748"/>
+          <w:tab w:val="left" w:pos="3664"/>
+          <w:tab w:val="left" w:pos="4580"/>
+          <w:tab w:val="left" w:pos="5496"/>
+          <w:tab w:val="left" w:pos="6412"/>
+          <w:tab w:val="left" w:pos="7328"/>
+          <w:tab w:val="left" w:pos="8244"/>
+          <w:tab w:val="left" w:pos="9160"/>
+          <w:tab w:val="left" w:pos="10076"/>
+          <w:tab w:val="left" w:pos="10992"/>
+          <w:tab w:val="left" w:pos="11908"/>
+          <w:tab w:val="left" w:pos="12824"/>
+          <w:tab w:val="left" w:pos="13740"/>
+          <w:tab w:val="left" w:pos="14656"/>
+        </w:tabs>
+        <w:spacing w:after="0" w:line="240" w:lineRule="auto"/>
+        <w:jc w:val="both"/>
+        <w:rPr>
+          <w:rFonts w:ascii="var(--font-mono)" w:eastAsia="Times New Roman" w:hAnsi="var(--font-mono)" w:cs="Courier New"/>
+          <w:color w:val="EAECF0"/>
+          <w:kern w:val="0"/>
+          <w:sz w:val="20"/>
+          <w:szCs w:val="20"/>
+          <w14:ligatures w14:val="none"/>
+        </w:rPr>
+      </w:pPr>
+      <w:r>
+        <w:rPr>
+          <w:rFonts w:ascii="var(--font-mono)" w:eastAsia="Times New Roman" w:hAnsi="var(--font-mono)" w:cs="Courier New"/>
+          <w:color w:val="70B8FF"/>
+          <w:kern w:val="0"/>
+          <w:sz w:val="20"/>
+          <w:szCs w:val="20"/>
+          <w:highlight w:val="black"/>
+          <w14:ligatures w14:val="none"/>
+        </w:rPr>
+        <w:t>docker</w:t>
+      </w:r>
+      <w:r>
+        <w:rPr>
+          <w:rFonts w:ascii="var(--font-mono)" w:eastAsia="Times New Roman" w:hAnsi="var(--font-mono)" w:cs="Courier New"/>
+          <w:color w:val="EAECF0"/>
+          <w:kern w:val="0"/>
+          <w:sz w:val="20"/>
+          <w:szCs w:val="20"/>
+          <w:highlight w:val="black"/>
+          <w14:ligatures w14:val="none"/>
+        </w:rPr>
+        <w:t xml:space="preserve"> run -d -p </w:t>
+      </w:r>
+      <w:r>
+        <w:rPr>
+          <w:rFonts w:ascii="var(--font-mono)" w:eastAsia="Times New Roman" w:hAnsi="var(--font-mono)" w:cs="Courier New"/>
+          <w:color w:val="5EEDED"/>
+          <w:kern w:val="0"/>
+          <w:sz w:val="20"/>
+          <w:szCs w:val="20"/>
+          <w:highlight w:val="black"/>
+          <w14:ligatures w14:val="none"/>
+        </w:rPr>
+        <w:t>2220</w:t>
+      </w:r>
+      <w:r>
+        <w:rPr>
+          <w:rFonts w:ascii="var(--font-mono)" w:eastAsia="Times New Roman" w:hAnsi="var(--font-mono)" w:cs="Courier New"/>
+          <w:color w:val="EAECF0"/>
+          <w:kern w:val="0"/>
+          <w:sz w:val="20"/>
+          <w:szCs w:val="20"/>
+          <w:highlight w:val="black"/>
+          <w14:ligatures w14:val="none"/>
+        </w:rPr>
+        <w:t>:22 --name proiect-stagiu-live proiect-stagiu:v1</w:t>
       </w:r>
     </w:p>
     <w:p>
       <w:pPr>
         <w:spacing w:before="100" w:beforeAutospacing="1" w:after="100" w:afterAutospacing="1" w:line="240" w:lineRule="auto"/>
         <w:ind w:firstLine="720"/>
-        <w:rPr>
-          <w:rFonts w:ascii="Times New Roman" w:eastAsia="Times New Roman" w:hAnsi="Times New Roman" w:cs="Times New Roman"/>
-          <w:kern w:val="0"/>
-          <w14:ligatures w14:val="none"/>
-        </w:rPr>
-      </w:pPr>
-      <w:r>
-        <w:rPr>
-          <w:rFonts w:ascii="Times New Roman" w:eastAsia="Times New Roman" w:hAnsi="Times New Roman" w:cs="Times New Roman"/>
-          <w:kern w:val="0"/>
-          <w14:ligatures w14:val="none"/>
-        </w:rPr>
-        <w:t xml:space="preserve"> Legătura cu baza-mamă trece printr-un nume de gazdă intern, definit manual, nu prin infrastructura DNS obișnuită — codul de sincronizare e ascuns exact în această configurare locală.</w:t>
-      </w:r>
-    </w:p>
-    <w:p>
-      <w:pPr>
-        <w:spacing w:before="100" w:beforeAutospacing="1" w:after="100" w:afterAutospacing="1" w:line="240" w:lineRule="auto"/>
+        <w:jc w:val="both"/>
+        <w:rPr>
+          <w:rFonts w:ascii="Times New Roman" w:eastAsia="Times New Roman" w:hAnsi="Times New Roman" w:cs="Times New Roman"/>
+          <w:kern w:val="0"/>
+          <w14:ligatures w14:val="none"/>
+        </w:rPr>
+      </w:pPr>
+      <w:r>
+        <w:rPr>
+          <w:rFonts w:ascii="Times New Roman" w:eastAsia="Times New Roman" w:hAnsi="Times New Roman" w:cs="Times New Roman"/>
+          <w:kern w:val="0"/>
+          <w14:ligatures w14:val="none"/>
+        </w:rPr>
+        <w:t>Containerul este rulat în regim detașat (</w:t>
+      </w:r>
+      <w:r>
+        <w:rPr>
+          <w:rFonts w:ascii="Courier New" w:eastAsia="Times New Roman" w:hAnsi="Courier New" w:cs="Courier New"/>
+          <w:kern w:val="0"/>
+          <w:sz w:val="20"/>
+          <w:szCs w:val="20"/>
+          <w14:ligatures w14:val="none"/>
+        </w:rPr>
+        <w:t>-d</w:t>
+      </w:r>
+      <w:r>
+        <w:rPr>
+          <w:rFonts w:ascii="Times New Roman" w:eastAsia="Times New Roman" w:hAnsi="Times New Roman" w:cs="Times New Roman"/>
+          <w:kern w:val="0"/>
+          <w14:ligatures w14:val="none"/>
+        </w:rPr>
+        <w:t>), iar portul 22 (SSH) al mediului virtualizat este expus pe portul 2220 al gazdei Linux Mint.</w:t>
+      </w:r>
+    </w:p>
+    <w:p>
+      <w:pPr>
+        <w:spacing w:before="100" w:beforeAutospacing="1" w:after="100" w:afterAutospacing="1" w:line="240" w:lineRule="auto"/>
+        <w:jc w:val="both"/>
         <w:outlineLvl w:val="2"/>
         <w:rPr>
           <w:rFonts w:ascii="Times New Roman" w:eastAsia="Times New Roman" w:hAnsi="Times New Roman" w:cs="Times New Roman"/>
@@ -5727,7 +8844,6 @@
           <w14:ligatures w14:val="none"/>
         </w:rPr>
       </w:pPr>
-      <w:bookmarkStart w:id="22" w:name="_Toc234999592"/>
       <w:r>
         <w:rPr>
           <w:rFonts w:ascii="Times New Roman" w:eastAsia="Times New Roman" w:hAnsi="Times New Roman" w:cs="Times New Roman"/>
@@ -5738,1068 +8854,269 @@
           <w:szCs w:val="27"/>
           <w14:ligatures w14:val="none"/>
         </w:rPr>
-        <w:t>Misiunea 16 — „Depozitul umanitar"</w:t>
-      </w:r>
-      <w:bookmarkEnd w:id="22"/>
-    </w:p>
-    <w:p>
-      <w:pPr>
-        <w:spacing w:before="100" w:beforeAutospacing="1" w:after="100" w:afterAutospacing="1" w:line="240" w:lineRule="auto"/>
-        <w:rPr>
-          <w:rFonts w:ascii="Times New Roman" w:eastAsia="Times New Roman" w:hAnsi="Times New Roman" w:cs="Times New Roman"/>
-          <w:kern w:val="0"/>
-          <w14:ligatures w14:val="none"/>
-        </w:rPr>
-      </w:pPr>
-      <w:r>
-        <w:rPr>
-          <w:rFonts w:ascii="Times New Roman" w:eastAsia="Times New Roman" w:hAnsi="Times New Roman" w:cs="Times New Roman"/>
-          <w:b/>
-          <w:bCs/>
-          <w:kern w:val="0"/>
-          <w14:ligatures w14:val="none"/>
-        </w:rPr>
-        <w:t>Cerința</w:t>
-      </w:r>
-      <w:r>
-        <w:rPr>
-          <w:rFonts w:ascii="Times New Roman" w:eastAsia="Times New Roman" w:hAnsi="Times New Roman" w:cs="Times New Roman"/>
-          <w:b/>
-          <w:bCs/>
-          <w:kern w:val="0"/>
-          <w14:ligatures w14:val="none"/>
-        </w:rPr>
-        <w:t>:</w:t>
-      </w:r>
-      <w:r>
-        <w:rPr>
-          <w:rFonts w:ascii="Times New Roman" w:eastAsia="Times New Roman" w:hAnsi="Times New Roman" w:cs="Times New Roman"/>
-          <w:kern w:val="0"/>
-          <w14:ligatures w14:val="none"/>
-        </w:rPr>
-        <w:t xml:space="preserve"> legături simbolice (symlink)</w:t>
-      </w:r>
-    </w:p>
-    <w:p>
-      <w:pPr>
-        <w:spacing w:before="100" w:beforeAutospacing="1" w:after="100" w:afterAutospacing="1" w:line="240" w:lineRule="auto"/>
-        <w:ind w:firstLine="720"/>
-        <w:rPr>
-          <w:rFonts w:ascii="Times New Roman" w:eastAsia="Times New Roman" w:hAnsi="Times New Roman" w:cs="Times New Roman"/>
-          <w:kern w:val="0"/>
-          <w14:ligatures w14:val="none"/>
-        </w:rPr>
-      </w:pPr>
-      <w:r>
-        <w:rPr>
-          <w:rFonts w:ascii="Times New Roman" w:eastAsia="Times New Roman" w:hAnsi="Times New Roman" w:cs="Times New Roman"/>
-          <w:kern w:val="0"/>
-          <w14:ligatures w14:val="none"/>
-        </w:rPr>
-        <w:t xml:space="preserve"> Un depozit de ajutoare umanitare are un sistem de organizare bazat pe scurtături — fișierul real cu manifestul complet e accesibil doar urmând un lanț de legături simbolice, nu prin căutare directă.</w:t>
-      </w:r>
-    </w:p>
-    <w:p>
-      <w:pPr>
-        <w:spacing w:before="100" w:beforeAutospacing="1" w:after="100" w:afterAutospacing="1" w:line="240" w:lineRule="auto"/>
-        <w:outlineLvl w:val="2"/>
-        <w:rPr>
-          <w:rFonts w:ascii="Times New Roman" w:eastAsia="Times New Roman" w:hAnsi="Times New Roman" w:cs="Times New Roman"/>
-          <w:b/>
-          <w:bCs/>
-          <w:kern w:val="0"/>
-          <w:sz w:val="27"/>
-          <w:szCs w:val="27"/>
-          <w14:ligatures w14:val="none"/>
-        </w:rPr>
-      </w:pPr>
-      <w:bookmarkStart w:id="23" w:name="_Toc234999593"/>
-      <w:r>
-        <w:rPr>
-          <w:rFonts w:ascii="Times New Roman" w:eastAsia="Times New Roman" w:hAnsi="Times New Roman" w:cs="Times New Roman"/>
-          <w:b/>
-          <w:bCs/>
-          <w:kern w:val="0"/>
-          <w:sz w:val="27"/>
-          <w:szCs w:val="27"/>
-          <w14:ligatures w14:val="none"/>
-        </w:rPr>
-        <w:t>Misiunea 17 — „Stația meteo de coastă"</w:t>
-      </w:r>
-      <w:bookmarkEnd w:id="23"/>
-    </w:p>
-    <w:p>
-      <w:pPr>
-        <w:spacing w:before="100" w:beforeAutospacing="1" w:after="100" w:afterAutospacing="1" w:line="240" w:lineRule="auto"/>
-        <w:rPr>
-          <w:rFonts w:ascii="Times New Roman" w:eastAsia="Times New Roman" w:hAnsi="Times New Roman" w:cs="Times New Roman"/>
-          <w:kern w:val="0"/>
-          <w14:ligatures w14:val="none"/>
-        </w:rPr>
-      </w:pPr>
-      <w:r>
-        <w:rPr>
-          <w:rFonts w:ascii="Times New Roman" w:eastAsia="Times New Roman" w:hAnsi="Times New Roman" w:cs="Times New Roman"/>
-          <w:b/>
-          <w:bCs/>
-          <w:kern w:val="0"/>
-          <w14:ligatures w14:val="none"/>
-        </w:rPr>
-        <w:t>Cerința</w:t>
-      </w:r>
-      <w:r>
-        <w:rPr>
-          <w:rFonts w:ascii="Times New Roman" w:eastAsia="Times New Roman" w:hAnsi="Times New Roman" w:cs="Times New Roman"/>
-          <w:b/>
-          <w:bCs/>
-          <w:kern w:val="0"/>
-          <w14:ligatures w14:val="none"/>
-        </w:rPr>
-        <w:t>:</w:t>
-      </w:r>
-      <w:r>
-        <w:rPr>
-          <w:rFonts w:ascii="Times New Roman" w:eastAsia="Times New Roman" w:hAnsi="Times New Roman" w:cs="Times New Roman"/>
-          <w:kern w:val="0"/>
-          <w14:ligatures w14:val="none"/>
-        </w:rPr>
-        <w:t xml:space="preserve"> procesare de date (</w:t>
-      </w:r>
-      <w:r>
-        <w:rPr>
-          <w:rFonts w:ascii="Courier New" w:eastAsia="Times New Roman" w:hAnsi="Courier New" w:cs="Courier New"/>
+        <w:t>3.4. Validarea funcțională</w:t>
+      </w:r>
+    </w:p>
+    <w:p>
+      <w:pPr>
+        <w:spacing w:before="100" w:beforeAutospacing="1" w:after="100" w:afterAutospacing="1" w:line="240" w:lineRule="auto"/>
+        <w:jc w:val="both"/>
+        <w:rPr>
+          <w:rFonts w:ascii="Times New Roman" w:eastAsia="Times New Roman" w:hAnsi="Times New Roman" w:cs="Times New Roman"/>
+          <w:kern w:val="0"/>
+          <w14:ligatures w14:val="none"/>
+        </w:rPr>
+      </w:pPr>
+      <w:r>
+        <w:rPr>
+          <w:rFonts w:ascii="Times New Roman" w:eastAsia="Times New Roman" w:hAnsi="Times New Roman" w:cs="Times New Roman"/>
+          <w:kern w:val="0"/>
+          <w14:ligatures w14:val="none"/>
+        </w:rPr>
+        <w:t>Conectarea inițială și parcurgerea secvențială a misiunilor:</w:t>
+      </w:r>
+    </w:p>
+    <w:p>
+      <w:pPr>
+        <w:spacing w:after="0" w:line="240" w:lineRule="auto"/>
+        <w:jc w:val="both"/>
+        <w:rPr>
+          <w:rFonts w:ascii="Times New Roman" w:eastAsia="Times New Roman" w:hAnsi="Times New Roman" w:cs="Times New Roman"/>
+          <w:kern w:val="0"/>
+          <w14:ligatures w14:val="none"/>
+        </w:rPr>
+      </w:pPr>
+      <w:r>
+        <w:rPr>
+          <w:rFonts w:ascii="Times New Roman" w:eastAsia="Times New Roman" w:hAnsi="Times New Roman" w:cs="Times New Roman"/>
+          <w:kern w:val="0"/>
+          <w14:ligatures w14:val="none"/>
+        </w:rPr>
+        <w:t>bash</w:t>
+      </w:r>
+    </w:p>
+    <w:p>
+      <w:pPr>
+        <w:tabs>
+          <w:tab w:val="left" w:pos="916"/>
+          <w:tab w:val="left" w:pos="1832"/>
+          <w:tab w:val="left" w:pos="2748"/>
+          <w:tab w:val="left" w:pos="3664"/>
+          <w:tab w:val="left" w:pos="4580"/>
+          <w:tab w:val="left" w:pos="5496"/>
+          <w:tab w:val="left" w:pos="6412"/>
+          <w:tab w:val="left" w:pos="7328"/>
+          <w:tab w:val="left" w:pos="8244"/>
+          <w:tab w:val="left" w:pos="9160"/>
+          <w:tab w:val="left" w:pos="10076"/>
+          <w:tab w:val="left" w:pos="10992"/>
+          <w:tab w:val="left" w:pos="11908"/>
+          <w:tab w:val="left" w:pos="12824"/>
+          <w:tab w:val="left" w:pos="13740"/>
+          <w:tab w:val="left" w:pos="14656"/>
+        </w:tabs>
+        <w:spacing w:after="0" w:line="240" w:lineRule="auto"/>
+        <w:jc w:val="both"/>
+        <w:rPr>
+          <w:rFonts w:ascii="var(--font-mono)" w:eastAsia="Times New Roman" w:hAnsi="var(--font-mono)" w:cs="Courier New"/>
+          <w:color w:val="EAECF0"/>
           <w:kern w:val="0"/>
           <w:sz w:val="20"/>
           <w:szCs w:val="20"/>
           <w14:ligatures w14:val="none"/>
         </w:rPr>
-        <w:t>awk</w:t>
-      </w:r>
-      <w:r>
-        <w:rPr>
-          <w:rFonts w:ascii="Times New Roman" w:eastAsia="Times New Roman" w:hAnsi="Times New Roman" w:cs="Times New Roman"/>
-          <w:kern w:val="0"/>
-          <w14:ligatures w14:val="none"/>
-        </w:rPr>
-        <w:t xml:space="preserve">, </w:t>
-      </w:r>
-      <w:r>
-        <w:rPr>
-          <w:rFonts w:ascii="Courier New" w:eastAsia="Times New Roman" w:hAnsi="Courier New" w:cs="Courier New"/>
+      </w:pPr>
+      <w:r>
+        <w:rPr>
+          <w:rFonts w:ascii="var(--font-mono)" w:eastAsia="Times New Roman" w:hAnsi="var(--font-mono)" w:cs="Courier New"/>
+          <w:color w:val="70B8FF"/>
           <w:kern w:val="0"/>
           <w:sz w:val="20"/>
           <w:szCs w:val="20"/>
-          <w14:ligatures w14:val="none"/>
-        </w:rPr>
-        <w:t>sort</w:t>
-      </w:r>
-      <w:r>
-        <w:rPr>
-          <w:rFonts w:ascii="Times New Roman" w:eastAsia="Times New Roman" w:hAnsi="Times New Roman" w:cs="Times New Roman"/>
-          <w:kern w:val="0"/>
-          <w14:ligatures w14:val="none"/>
-        </w:rPr>
-        <w:t xml:space="preserve">, </w:t>
-      </w:r>
-      <w:r>
-        <w:rPr>
-          <w:rFonts w:ascii="Courier New" w:eastAsia="Times New Roman" w:hAnsi="Courier New" w:cs="Courier New"/>
+          <w:highlight w:val="black"/>
+          <w14:ligatures w14:val="none"/>
+        </w:rPr>
+        <w:t>ssh</w:t>
+      </w:r>
+      <w:r>
+        <w:rPr>
+          <w:rFonts w:ascii="var(--font-mono)" w:eastAsia="Times New Roman" w:hAnsi="var(--font-mono)" w:cs="Courier New"/>
+          <w:color w:val="EAECF0"/>
           <w:kern w:val="0"/>
           <w:sz w:val="20"/>
           <w:szCs w:val="20"/>
-          <w14:ligatures w14:val="none"/>
-        </w:rPr>
-        <w:t>uniq</w:t>
-      </w:r>
-      <w:r>
-        <w:rPr>
-          <w:rFonts w:ascii="Times New Roman" w:eastAsia="Times New Roman" w:hAnsi="Times New Roman" w:cs="Times New Roman"/>
-          <w:kern w:val="0"/>
-          <w14:ligatures w14:val="none"/>
-        </w:rPr>
-        <w:t>)</w:t>
-      </w:r>
-    </w:p>
-    <w:p>
-      <w:pPr>
-        <w:spacing w:before="100" w:beforeAutospacing="1" w:after="100" w:afterAutospacing="1" w:line="240" w:lineRule="auto"/>
-        <w:ind w:firstLine="720"/>
-        <w:rPr>
-          <w:rFonts w:ascii="Times New Roman" w:eastAsia="Times New Roman" w:hAnsi="Times New Roman" w:cs="Times New Roman"/>
-          <w:kern w:val="0"/>
-          <w14:ligatures w14:val="none"/>
-        </w:rPr>
-      </w:pPr>
-      <w:r>
-        <w:rPr>
-          <w:rFonts w:ascii="Times New Roman" w:eastAsia="Times New Roman" w:hAnsi="Times New Roman" w:cs="Times New Roman"/>
-          <w:kern w:val="0"/>
-          <w14:ligatures w14:val="none"/>
-        </w:rPr>
-        <w:t xml:space="preserve"> Zeci de mii de citiri meteo brute trebuie filtrate și agregate pentru a scoate la iveală o singură anomalie — punctul exact în care echipa de teren a lăsat codul următor.</w:t>
-      </w:r>
-    </w:p>
-    <w:p>
-      <w:pPr>
-        <w:spacing w:before="100" w:beforeAutospacing="1" w:after="100" w:afterAutospacing="1" w:line="240" w:lineRule="auto"/>
-        <w:outlineLvl w:val="2"/>
-        <w:rPr>
-          <w:rFonts w:ascii="Times New Roman" w:eastAsia="Times New Roman" w:hAnsi="Times New Roman" w:cs="Times New Roman"/>
-          <w:b/>
-          <w:bCs/>
-          <w:kern w:val="0"/>
-          <w:sz w:val="27"/>
-          <w:szCs w:val="27"/>
-          <w14:ligatures w14:val="none"/>
-        </w:rPr>
-      </w:pPr>
-      <w:bookmarkStart w:id="24" w:name="_Toc234999594"/>
-      <w:r>
-        <w:rPr>
-          <w:rFonts w:ascii="Times New Roman" w:eastAsia="Times New Roman" w:hAnsi="Times New Roman" w:cs="Times New Roman"/>
-          <w:b/>
-          <w:bCs/>
-          <w:kern w:val="0"/>
-          <w:sz w:val="27"/>
-          <w:szCs w:val="27"/>
-          <w14:ligatures w14:val="none"/>
-        </w:rPr>
-        <w:t>Misiunea 18 — „Arhiva bazei vechi"</w:t>
-      </w:r>
-      <w:bookmarkEnd w:id="24"/>
-    </w:p>
-    <w:p>
-      <w:pPr>
-        <w:spacing w:before="100" w:beforeAutospacing="1" w:after="100" w:afterAutospacing="1" w:line="240" w:lineRule="auto"/>
-        <w:rPr>
-          <w:rFonts w:ascii="Times New Roman" w:eastAsia="Times New Roman" w:hAnsi="Times New Roman" w:cs="Times New Roman"/>
-          <w:kern w:val="0"/>
-          <w14:ligatures w14:val="none"/>
-        </w:rPr>
-      </w:pPr>
-      <w:r>
-        <w:rPr>
-          <w:rFonts w:ascii="Times New Roman" w:eastAsia="Times New Roman" w:hAnsi="Times New Roman" w:cs="Times New Roman"/>
-          <w:b/>
-          <w:bCs/>
-          <w:kern w:val="0"/>
-          <w14:ligatures w14:val="none"/>
-        </w:rPr>
-        <w:t>Cerința</w:t>
-      </w:r>
-      <w:r>
-        <w:rPr>
-          <w:rFonts w:ascii="Times New Roman" w:eastAsia="Times New Roman" w:hAnsi="Times New Roman" w:cs="Times New Roman"/>
-          <w:b/>
-          <w:bCs/>
-          <w:kern w:val="0"/>
-          <w14:ligatures w14:val="none"/>
-        </w:rPr>
-        <w:t>:</w:t>
-      </w:r>
-      <w:r>
-        <w:rPr>
-          <w:rFonts w:ascii="Times New Roman" w:eastAsia="Times New Roman" w:hAnsi="Times New Roman" w:cs="Times New Roman"/>
-          <w:kern w:val="0"/>
-          <w14:ligatures w14:val="none"/>
-        </w:rPr>
-        <w:t xml:space="preserve"> criptare/decriptare (</w:t>
-      </w:r>
-      <w:r>
-        <w:rPr>
-          <w:rFonts w:ascii="Courier New" w:eastAsia="Times New Roman" w:hAnsi="Courier New" w:cs="Courier New"/>
+          <w:highlight w:val="black"/>
+          <w14:ligatures w14:val="none"/>
+        </w:rPr>
+        <w:t xml:space="preserve"> m01@localhost -p </w:t>
+      </w:r>
+      <w:r>
+        <w:rPr>
+          <w:rFonts w:ascii="var(--font-mono)" w:eastAsia="Times New Roman" w:hAnsi="var(--font-mono)" w:cs="Courier New"/>
+          <w:color w:val="5EEDED"/>
           <w:kern w:val="0"/>
           <w:sz w:val="20"/>
           <w:szCs w:val="20"/>
-          <w14:ligatures w14:val="none"/>
-        </w:rPr>
-        <w:t>openssl</w:t>
-      </w:r>
-      <w:r>
-        <w:rPr>
-          <w:rFonts w:ascii="Times New Roman" w:eastAsia="Times New Roman" w:hAnsi="Times New Roman" w:cs="Times New Roman"/>
-          <w:kern w:val="0"/>
-          <w14:ligatures w14:val="none"/>
-        </w:rPr>
-        <w:t>)</w:t>
-      </w:r>
-    </w:p>
-    <w:p>
-      <w:pPr>
-        <w:spacing w:before="100" w:beforeAutospacing="1" w:after="100" w:afterAutospacing="1" w:line="240" w:lineRule="auto"/>
-        <w:ind w:firstLine="720"/>
-        <w:rPr>
-          <w:rFonts w:ascii="Times New Roman" w:eastAsia="Times New Roman" w:hAnsi="Times New Roman" w:cs="Times New Roman"/>
-          <w:kern w:val="0"/>
-          <w14:ligatures w14:val="none"/>
-        </w:rPr>
-      </w:pPr>
-      <w:r>
-        <w:rPr>
-          <w:rFonts w:ascii="Times New Roman" w:eastAsia="Times New Roman" w:hAnsi="Times New Roman" w:cs="Times New Roman"/>
-          <w:kern w:val="0"/>
-          <w14:ligatures w14:val="none"/>
-        </w:rPr>
-        <w:t xml:space="preserve"> Sistemele bazei fuseseră dezafectate cu un an înainte. Un fișier arhivat rămas pe disc e criptat cu o parolă derivată dintr-un identificator fix al vechii instalații — ultimul artefact recuperabil de acolo.</w:t>
+          <w:highlight w:val="black"/>
+          <w14:ligatures w14:val="none"/>
+        </w:rPr>
+        <w:t>2220</w:t>
+      </w:r>
+    </w:p>
+    <w:p>
+      <w:pPr>
+        <w:spacing w:before="100" w:beforeAutospacing="1" w:after="100" w:afterAutospacing="1" w:line="240" w:lineRule="auto"/>
+        <w:jc w:val="both"/>
+        <w:rPr>
+          <w:rFonts w:ascii="Times New Roman" w:eastAsia="Times New Roman" w:hAnsi="Times New Roman" w:cs="Times New Roman"/>
+          <w:kern w:val="0"/>
+          <w14:ligatures w14:val="none"/>
+        </w:rPr>
+      </w:pPr>
+      <w:r>
+        <w:rPr>
+          <w:rFonts w:ascii="Times New Roman" w:eastAsia="Times New Roman" w:hAnsi="Times New Roman" w:cs="Times New Roman"/>
+          <w:kern w:val="0"/>
+          <w14:ligatures w14:val="none"/>
+        </w:rPr>
+        <w:t>Trecerea la etapa următoare presupune încheierea sesiunii curente și reconectarea cu identitatea nou obținută:</w:t>
       </w:r>
     </w:p>
     <w:p>
       <w:pPr>
         <w:spacing w:after="0" w:line="240" w:lineRule="auto"/>
-        <w:rPr>
-          <w:rFonts w:ascii="Times New Roman" w:eastAsia="Times New Roman" w:hAnsi="Times New Roman" w:cs="Times New Roman"/>
-          <w:kern w:val="0"/>
-          <w14:ligatures w14:val="none"/>
-        </w:rPr>
-      </w:pPr>
-    </w:p>
-    <w:p>
-      <w:pPr>
-        <w:spacing w:before="100" w:beforeAutospacing="1" w:after="100" w:afterAutospacing="1" w:line="240" w:lineRule="auto"/>
-        <w:outlineLvl w:val="1"/>
-        <w:rPr>
-          <w:rFonts w:ascii="Times New Roman" w:eastAsia="Times New Roman" w:hAnsi="Times New Roman" w:cs="Times New Roman"/>
-          <w:b/>
-          <w:bCs/>
-          <w:kern w:val="0"/>
-          <w:sz w:val="36"/>
-          <w:szCs w:val="36"/>
-          <w14:ligatures w14:val="none"/>
-        </w:rPr>
-      </w:pPr>
-      <w:bookmarkStart w:id="25" w:name="_Toc234999595"/>
-      <w:r>
-        <w:rPr>
-          <w:rFonts w:ascii="Times New Roman" w:eastAsia="Times New Roman" w:hAnsi="Times New Roman" w:cs="Times New Roman"/>
-          <w:b/>
-          <w:bCs/>
-          <w:kern w:val="0"/>
-          <w:sz w:val="36"/>
-          <w:szCs w:val="36"/>
-          <w14:ligatures w14:val="none"/>
-        </w:rPr>
-        <w:t>ACTUL V — Stație de releu montan, condiții arctice</w:t>
-      </w:r>
-      <w:bookmarkEnd w:id="25"/>
-    </w:p>
-    <w:p>
-      <w:pPr>
-        <w:spacing w:before="100" w:beforeAutospacing="1" w:after="100" w:afterAutospacing="1" w:line="240" w:lineRule="auto"/>
-        <w:outlineLvl w:val="2"/>
-        <w:rPr>
-          <w:rFonts w:ascii="Times New Roman" w:eastAsia="Times New Roman" w:hAnsi="Times New Roman" w:cs="Times New Roman"/>
-          <w:b/>
-          <w:bCs/>
-          <w:kern w:val="0"/>
-          <w:sz w:val="27"/>
-          <w:szCs w:val="27"/>
-          <w14:ligatures w14:val="none"/>
-        </w:rPr>
-      </w:pPr>
-      <w:bookmarkStart w:id="26" w:name="_Toc234999596"/>
-      <w:r>
-        <w:rPr>
-          <w:rFonts w:ascii="Times New Roman" w:eastAsia="Times New Roman" w:hAnsi="Times New Roman" w:cs="Times New Roman"/>
-          <w:b/>
-          <w:bCs/>
-          <w:kern w:val="0"/>
-          <w:sz w:val="27"/>
-          <w:szCs w:val="27"/>
-          <w14:ligatures w14:val="none"/>
-        </w:rPr>
-        <w:t>Misiunea 19 — „Semnalul întrerupt"</w:t>
-      </w:r>
-      <w:bookmarkEnd w:id="26"/>
-    </w:p>
-    <w:p>
-      <w:pPr>
-        <w:spacing w:before="100" w:beforeAutospacing="1" w:after="100" w:afterAutospacing="1" w:line="240" w:lineRule="auto"/>
-        <w:rPr>
-          <w:rFonts w:ascii="Times New Roman" w:eastAsia="Times New Roman" w:hAnsi="Times New Roman" w:cs="Times New Roman"/>
-          <w:kern w:val="0"/>
-          <w14:ligatures w14:val="none"/>
-        </w:rPr>
-      </w:pPr>
-      <w:r>
-        <w:rPr>
-          <w:rFonts w:ascii="Times New Roman" w:eastAsia="Times New Roman" w:hAnsi="Times New Roman" w:cs="Times New Roman"/>
-          <w:b/>
-          <w:bCs/>
-          <w:kern w:val="0"/>
-          <w14:ligatures w14:val="none"/>
-        </w:rPr>
-        <w:t>Cerința</w:t>
-      </w:r>
-      <w:r>
-        <w:rPr>
-          <w:rFonts w:ascii="Times New Roman" w:eastAsia="Times New Roman" w:hAnsi="Times New Roman" w:cs="Times New Roman"/>
-          <w:b/>
-          <w:bCs/>
-          <w:kern w:val="0"/>
-          <w14:ligatures w14:val="none"/>
-        </w:rPr>
-        <w:t>:</w:t>
-      </w:r>
-      <w:r>
-        <w:rPr>
-          <w:rFonts w:ascii="Times New Roman" w:eastAsia="Times New Roman" w:hAnsi="Times New Roman" w:cs="Times New Roman"/>
-          <w:kern w:val="0"/>
-          <w14:ligatures w14:val="none"/>
-        </w:rPr>
-        <w:t xml:space="preserve"> gestiunea semnalelor (</w:t>
-      </w:r>
-      <w:r>
-        <w:rPr>
-          <w:rFonts w:ascii="Courier New" w:eastAsia="Times New Roman" w:hAnsi="Courier New" w:cs="Courier New"/>
+        <w:jc w:val="both"/>
+        <w:rPr>
+          <w:rFonts w:ascii="Times New Roman" w:eastAsia="Times New Roman" w:hAnsi="Times New Roman" w:cs="Times New Roman"/>
+          <w:kern w:val="0"/>
+          <w14:ligatures w14:val="none"/>
+        </w:rPr>
+      </w:pPr>
+      <w:r>
+        <w:rPr>
+          <w:rFonts w:ascii="Times New Roman" w:eastAsia="Times New Roman" w:hAnsi="Times New Roman" w:cs="Times New Roman"/>
+          <w:kern w:val="0"/>
+          <w14:ligatures w14:val="none"/>
+        </w:rPr>
+        <w:t>bash</w:t>
+      </w:r>
+    </w:p>
+    <w:p>
+      <w:pPr>
+        <w:tabs>
+          <w:tab w:val="left" w:pos="916"/>
+          <w:tab w:val="left" w:pos="1832"/>
+          <w:tab w:val="left" w:pos="2748"/>
+          <w:tab w:val="left" w:pos="3664"/>
+          <w:tab w:val="left" w:pos="4580"/>
+          <w:tab w:val="left" w:pos="5496"/>
+          <w:tab w:val="left" w:pos="6412"/>
+          <w:tab w:val="left" w:pos="7328"/>
+          <w:tab w:val="left" w:pos="8244"/>
+          <w:tab w:val="left" w:pos="9160"/>
+          <w:tab w:val="left" w:pos="10076"/>
+          <w:tab w:val="left" w:pos="10992"/>
+          <w:tab w:val="left" w:pos="11908"/>
+          <w:tab w:val="left" w:pos="12824"/>
+          <w:tab w:val="left" w:pos="13740"/>
+          <w:tab w:val="left" w:pos="14656"/>
+        </w:tabs>
+        <w:spacing w:after="0" w:line="240" w:lineRule="auto"/>
+        <w:jc w:val="both"/>
+        <w:rPr>
+          <w:rFonts w:ascii="var(--font-mono)" w:eastAsia="Times New Roman" w:hAnsi="var(--font-mono)" w:cs="Courier New"/>
+          <w:color w:val="EAECF0"/>
           <w:kern w:val="0"/>
           <w:sz w:val="20"/>
           <w:szCs w:val="20"/>
-          <w14:ligatures w14:val="none"/>
-        </w:rPr>
-        <w:t>kill -SIGUSR1</w:t>
-      </w:r>
-      <w:r>
-        <w:rPr>
-          <w:rFonts w:ascii="Times New Roman" w:eastAsia="Times New Roman" w:hAnsi="Times New Roman" w:cs="Times New Roman"/>
-          <w:kern w:val="0"/>
-          <w14:ligatures w14:val="none"/>
-        </w:rPr>
-        <w:t>, procese)</w:t>
-      </w:r>
-    </w:p>
-    <w:p>
-      <w:pPr>
-        <w:spacing w:before="100" w:beforeAutospacing="1" w:after="100" w:afterAutospacing="1" w:line="240" w:lineRule="auto"/>
-        <w:ind w:firstLine="720"/>
-        <w:rPr>
-          <w:rFonts w:ascii="Times New Roman" w:eastAsia="Times New Roman" w:hAnsi="Times New Roman" w:cs="Times New Roman"/>
-          <w:kern w:val="0"/>
-          <w14:ligatures w14:val="none"/>
-        </w:rPr>
-      </w:pPr>
-      <w:r>
-        <w:rPr>
-          <w:rFonts w:ascii="Times New Roman" w:eastAsia="Times New Roman" w:hAnsi="Times New Roman" w:cs="Times New Roman"/>
-          <w:kern w:val="0"/>
-          <w14:ligatures w14:val="none"/>
-        </w:rPr>
-        <w:lastRenderedPageBreak/>
-        <w:t xml:space="preserve"> Stația de releu răspunde la un semnal specific trimis unui proces activ — o metodă veche de comunicare "silențioasă" între tehnicieni, fără fișiere sau rețea.</w:t>
-      </w:r>
-    </w:p>
-    <w:p>
-      <w:pPr>
-        <w:spacing w:before="100" w:beforeAutospacing="1" w:after="100" w:afterAutospacing="1" w:line="240" w:lineRule="auto"/>
-        <w:outlineLvl w:val="2"/>
-        <w:rPr>
-          <w:rFonts w:ascii="Times New Roman" w:eastAsia="Times New Roman" w:hAnsi="Times New Roman" w:cs="Times New Roman"/>
-          <w:b/>
-          <w:bCs/>
-          <w:kern w:val="0"/>
-          <w:sz w:val="27"/>
-          <w:szCs w:val="27"/>
-          <w14:ligatures w14:val="none"/>
-        </w:rPr>
-      </w:pPr>
-      <w:bookmarkStart w:id="27" w:name="_Toc234999597"/>
-      <w:r>
-        <w:rPr>
-          <w:rFonts w:ascii="Times New Roman" w:eastAsia="Times New Roman" w:hAnsi="Times New Roman" w:cs="Times New Roman"/>
-          <w:b/>
-          <w:bCs/>
-          <w:kern w:val="0"/>
-          <w:sz w:val="27"/>
-          <w:szCs w:val="27"/>
-          <w14:ligatures w14:val="none"/>
-        </w:rPr>
-        <w:t>Misiunea 20 — „Jurnalul echipei precedente"</w:t>
-      </w:r>
-      <w:bookmarkEnd w:id="27"/>
-    </w:p>
-    <w:p>
-      <w:pPr>
-        <w:spacing w:before="100" w:beforeAutospacing="1" w:after="100" w:afterAutospacing="1" w:line="240" w:lineRule="auto"/>
-        <w:rPr>
-          <w:rFonts w:ascii="Times New Roman" w:eastAsia="Times New Roman" w:hAnsi="Times New Roman" w:cs="Times New Roman"/>
-          <w:kern w:val="0"/>
-          <w14:ligatures w14:val="none"/>
-        </w:rPr>
-      </w:pPr>
-      <w:r>
-        <w:rPr>
-          <w:rFonts w:ascii="Times New Roman" w:eastAsia="Times New Roman" w:hAnsi="Times New Roman" w:cs="Times New Roman"/>
-          <w:b/>
-          <w:bCs/>
-          <w:kern w:val="0"/>
-          <w14:ligatures w14:val="none"/>
-        </w:rPr>
-        <w:t>Cerința</w:t>
-      </w:r>
-      <w:r>
-        <w:rPr>
-          <w:rFonts w:ascii="Times New Roman" w:eastAsia="Times New Roman" w:hAnsi="Times New Roman" w:cs="Times New Roman"/>
-          <w:b/>
-          <w:bCs/>
-          <w:kern w:val="0"/>
-          <w14:ligatures w14:val="none"/>
-        </w:rPr>
-        <w:t>:</w:t>
-      </w:r>
-      <w:r>
-        <w:rPr>
-          <w:rFonts w:ascii="Times New Roman" w:eastAsia="Times New Roman" w:hAnsi="Times New Roman" w:cs="Times New Roman"/>
-          <w:kern w:val="0"/>
-          <w14:ligatures w14:val="none"/>
-        </w:rPr>
-        <w:t xml:space="preserve"> istoricul comenzilor (bash history) </w:t>
-      </w:r>
-    </w:p>
-    <w:p>
-      <w:pPr>
-        <w:spacing w:before="100" w:beforeAutospacing="1" w:after="100" w:afterAutospacing="1" w:line="240" w:lineRule="auto"/>
-        <w:ind w:firstLine="720"/>
-        <w:rPr>
-          <w:rFonts w:ascii="Times New Roman" w:eastAsia="Times New Roman" w:hAnsi="Times New Roman" w:cs="Times New Roman"/>
-          <w:kern w:val="0"/>
-          <w14:ligatures w14:val="none"/>
-        </w:rPr>
-      </w:pPr>
-      <w:r>
-        <w:rPr>
-          <w:rFonts w:ascii="Times New Roman" w:eastAsia="Times New Roman" w:hAnsi="Times New Roman" w:cs="Times New Roman"/>
-          <w:kern w:val="0"/>
-          <w14:ligatures w14:val="none"/>
-        </w:rPr>
-        <w:t>Ultima echipă a lăsat, neintenționat, urme ale comenzilor executate înainte de evacuarea de urgență — informația de care ai nevoie e îngropată printre zeci de comenzi de rutină.</w:t>
-      </w:r>
-    </w:p>
-    <w:p>
-      <w:pPr>
-        <w:spacing w:before="100" w:beforeAutospacing="1" w:after="100" w:afterAutospacing="1" w:line="240" w:lineRule="auto"/>
-        <w:outlineLvl w:val="2"/>
-        <w:rPr>
-          <w:rFonts w:ascii="Times New Roman" w:eastAsia="Times New Roman" w:hAnsi="Times New Roman" w:cs="Times New Roman"/>
-          <w:b/>
-          <w:bCs/>
-          <w:kern w:val="0"/>
-          <w:sz w:val="27"/>
-          <w:szCs w:val="27"/>
-          <w14:ligatures w14:val="none"/>
-        </w:rPr>
-      </w:pPr>
-      <w:bookmarkStart w:id="28" w:name="_Toc234999598"/>
-      <w:r>
-        <w:rPr>
-          <w:rFonts w:ascii="Times New Roman" w:eastAsia="Times New Roman" w:hAnsi="Times New Roman" w:cs="Times New Roman"/>
-          <w:b/>
-          <w:bCs/>
-          <w:kern w:val="0"/>
-          <w:sz w:val="27"/>
-          <w:szCs w:val="27"/>
-          <w14:ligatures w14:val="none"/>
-        </w:rPr>
-        <w:t>Misiunea 21 — „Spațiul de stocare limitat"</w:t>
-      </w:r>
-      <w:bookmarkEnd w:id="28"/>
-    </w:p>
-    <w:p>
-      <w:pPr>
-        <w:spacing w:before="100" w:beforeAutospacing="1" w:after="100" w:afterAutospacing="1" w:line="240" w:lineRule="auto"/>
-        <w:rPr>
-          <w:rFonts w:ascii="Times New Roman" w:eastAsia="Times New Roman" w:hAnsi="Times New Roman" w:cs="Times New Roman"/>
-          <w:kern w:val="0"/>
-          <w14:ligatures w14:val="none"/>
-        </w:rPr>
-      </w:pPr>
-      <w:r>
-        <w:rPr>
-          <w:rFonts w:ascii="Times New Roman" w:eastAsia="Times New Roman" w:hAnsi="Times New Roman" w:cs="Times New Roman"/>
-          <w:b/>
-          <w:bCs/>
-          <w:kern w:val="0"/>
-          <w14:ligatures w14:val="none"/>
-        </w:rPr>
-        <w:t>Cerința</w:t>
-      </w:r>
-      <w:r>
-        <w:rPr>
-          <w:rFonts w:ascii="Times New Roman" w:eastAsia="Times New Roman" w:hAnsi="Times New Roman" w:cs="Times New Roman"/>
-          <w:b/>
-          <w:bCs/>
-          <w:kern w:val="0"/>
-          <w14:ligatures w14:val="none"/>
-        </w:rPr>
-        <w:t>:</w:t>
-      </w:r>
-      <w:r>
-        <w:rPr>
-          <w:rFonts w:ascii="Times New Roman" w:eastAsia="Times New Roman" w:hAnsi="Times New Roman" w:cs="Times New Roman"/>
-          <w:kern w:val="0"/>
-          <w14:ligatures w14:val="none"/>
-        </w:rPr>
-        <w:t xml:space="preserve"> analiza spațiului pe disc (</w:t>
-      </w:r>
-      <w:r>
-        <w:rPr>
-          <w:rFonts w:ascii="Courier New" w:eastAsia="Times New Roman" w:hAnsi="Courier New" w:cs="Courier New"/>
+          <w:highlight w:val="black"/>
+          <w14:ligatures w14:val="none"/>
+        </w:rPr>
+      </w:pPr>
+      <w:r>
+        <w:rPr>
+          <w:rFonts w:ascii="var(--font-mono)" w:eastAsia="Times New Roman" w:hAnsi="var(--font-mono)" w:cs="Courier New"/>
+          <w:color w:val="FBAD60"/>
           <w:kern w:val="0"/>
           <w:sz w:val="20"/>
           <w:szCs w:val="20"/>
-          <w14:ligatures w14:val="none"/>
-        </w:rPr>
-        <w:t>du</w:t>
-      </w:r>
-      <w:r>
-        <w:rPr>
-          <w:rFonts w:ascii="Times New Roman" w:eastAsia="Times New Roman" w:hAnsi="Times New Roman" w:cs="Times New Roman"/>
-          <w:kern w:val="0"/>
-          <w14:ligatures w14:val="none"/>
-        </w:rPr>
-        <w:t xml:space="preserve">, </w:t>
-      </w:r>
-      <w:r>
-        <w:rPr>
-          <w:rFonts w:ascii="Courier New" w:eastAsia="Times New Roman" w:hAnsi="Courier New" w:cs="Courier New"/>
+          <w:highlight w:val="black"/>
+          <w14:ligatures w14:val="none"/>
+        </w:rPr>
+        <w:t>exit</w:t>
+      </w:r>
+    </w:p>
+    <w:p>
+      <w:pPr>
+        <w:tabs>
+          <w:tab w:val="left" w:pos="916"/>
+          <w:tab w:val="left" w:pos="1832"/>
+          <w:tab w:val="left" w:pos="2748"/>
+          <w:tab w:val="left" w:pos="3664"/>
+          <w:tab w:val="left" w:pos="4580"/>
+          <w:tab w:val="left" w:pos="5496"/>
+          <w:tab w:val="left" w:pos="6412"/>
+          <w:tab w:val="left" w:pos="7328"/>
+          <w:tab w:val="left" w:pos="8244"/>
+          <w:tab w:val="left" w:pos="9160"/>
+          <w:tab w:val="left" w:pos="10076"/>
+          <w:tab w:val="left" w:pos="10992"/>
+          <w:tab w:val="left" w:pos="11908"/>
+          <w:tab w:val="left" w:pos="12824"/>
+          <w:tab w:val="left" w:pos="13740"/>
+          <w:tab w:val="left" w:pos="14656"/>
+        </w:tabs>
+        <w:spacing w:after="0" w:line="240" w:lineRule="auto"/>
+        <w:jc w:val="both"/>
+        <w:rPr>
+          <w:rFonts w:ascii="var(--font-mono)" w:eastAsia="Times New Roman" w:hAnsi="var(--font-mono)" w:cs="Courier New"/>
+          <w:color w:val="EAECF0"/>
           <w:kern w:val="0"/>
           <w:sz w:val="20"/>
           <w:szCs w:val="20"/>
           <w14:ligatures w14:val="none"/>
         </w:rPr>
-        <w:t>df</w:t>
-      </w:r>
-      <w:r>
-        <w:rPr>
-          <w:rFonts w:ascii="Times New Roman" w:eastAsia="Times New Roman" w:hAnsi="Times New Roman" w:cs="Times New Roman"/>
-          <w:kern w:val="0"/>
-          <w14:ligatures w14:val="none"/>
-        </w:rPr>
-        <w:t xml:space="preserve">) </w:t>
-      </w:r>
-    </w:p>
-    <w:p>
-      <w:pPr>
-        <w:spacing w:before="100" w:beforeAutospacing="1" w:after="100" w:afterAutospacing="1" w:line="240" w:lineRule="auto"/>
-        <w:ind w:firstLine="720"/>
-        <w:rPr>
-          <w:rFonts w:ascii="Times New Roman" w:eastAsia="Times New Roman" w:hAnsi="Times New Roman" w:cs="Times New Roman"/>
-          <w:kern w:val="0"/>
-          <w14:ligatures w14:val="none"/>
-        </w:rPr>
-      </w:pPr>
-      <w:r>
-        <w:rPr>
-          <w:rFonts w:ascii="Times New Roman" w:eastAsia="Times New Roman" w:hAnsi="Times New Roman" w:cs="Times New Roman"/>
-          <w:kern w:val="0"/>
-          <w14:ligatures w14:val="none"/>
-        </w:rPr>
-        <w:t>Discul stației e aproape plin. Codul de acces la generatorul de rezervă e într-un fișier mascat ca fiind foarte mare, dar care de fapt ocupă spațiu real doar printr-un artificiu de sistem de fișiere.</w:t>
-      </w:r>
-    </w:p>
-    <w:p>
-      <w:pPr>
-        <w:spacing w:before="100" w:beforeAutospacing="1" w:after="100" w:afterAutospacing="1" w:line="240" w:lineRule="auto"/>
-        <w:outlineLvl w:val="2"/>
-        <w:rPr>
-          <w:rFonts w:ascii="Times New Roman" w:eastAsia="Times New Roman" w:hAnsi="Times New Roman" w:cs="Times New Roman"/>
-          <w:b/>
-          <w:bCs/>
-          <w:kern w:val="0"/>
-          <w:sz w:val="27"/>
-          <w:szCs w:val="27"/>
-          <w14:ligatures w14:val="none"/>
-        </w:rPr>
-      </w:pPr>
-      <w:bookmarkStart w:id="29" w:name="_Toc234999599"/>
-      <w:r>
-        <w:rPr>
-          <w:rFonts w:ascii="Times New Roman" w:eastAsia="Times New Roman" w:hAnsi="Times New Roman" w:cs="Times New Roman"/>
-          <w:b/>
-          <w:bCs/>
-          <w:kern w:val="0"/>
-          <w:sz w:val="27"/>
-          <w:szCs w:val="27"/>
-          <w14:ligatures w14:val="none"/>
-        </w:rPr>
-        <w:t>Misiunea 22 — „Releul final"</w:t>
-      </w:r>
-      <w:bookmarkEnd w:id="29"/>
-    </w:p>
-    <w:p>
-      <w:pPr>
-        <w:spacing w:before="100" w:beforeAutospacing="1" w:after="100" w:afterAutospacing="1" w:line="240" w:lineRule="auto"/>
-        <w:rPr>
-          <w:rFonts w:ascii="Times New Roman" w:eastAsia="Times New Roman" w:hAnsi="Times New Roman" w:cs="Times New Roman"/>
-          <w:kern w:val="0"/>
-          <w14:ligatures w14:val="none"/>
-        </w:rPr>
-      </w:pPr>
-      <w:r>
-        <w:rPr>
-          <w:rFonts w:ascii="Times New Roman" w:eastAsia="Times New Roman" w:hAnsi="Times New Roman" w:cs="Times New Roman"/>
-          <w:b/>
-          <w:bCs/>
-          <w:kern w:val="0"/>
-          <w14:ligatures w14:val="none"/>
-        </w:rPr>
-        <w:t>Cerința</w:t>
-      </w:r>
-      <w:r>
-        <w:rPr>
-          <w:rFonts w:ascii="Times New Roman" w:eastAsia="Times New Roman" w:hAnsi="Times New Roman" w:cs="Times New Roman"/>
-          <w:b/>
-          <w:bCs/>
-          <w:kern w:val="0"/>
-          <w14:ligatures w14:val="none"/>
-        </w:rPr>
-        <w:t>:</w:t>
-      </w:r>
-      <w:r>
-        <w:rPr>
-          <w:rFonts w:ascii="Times New Roman" w:eastAsia="Times New Roman" w:hAnsi="Times New Roman" w:cs="Times New Roman"/>
-          <w:kern w:val="0"/>
-          <w14:ligatures w14:val="none"/>
-        </w:rPr>
-        <w:t xml:space="preserve"> capabilități de proces (alternativă modernă la SUID)</w:t>
-      </w:r>
-    </w:p>
-    <w:p>
-      <w:pPr>
-        <w:spacing w:before="100" w:beforeAutospacing="1" w:after="100" w:afterAutospacing="1" w:line="240" w:lineRule="auto"/>
-        <w:ind w:firstLine="720"/>
-        <w:rPr>
-          <w:rFonts w:ascii="Times New Roman" w:eastAsia="Times New Roman" w:hAnsi="Times New Roman" w:cs="Times New Roman"/>
-          <w:kern w:val="0"/>
-          <w14:ligatures w14:val="none"/>
-        </w:rPr>
-      </w:pPr>
-      <w:r>
-        <w:rPr>
-          <w:rFonts w:ascii="Times New Roman" w:eastAsia="Times New Roman" w:hAnsi="Times New Roman" w:cs="Times New Roman"/>
-          <w:kern w:val="0"/>
-          <w14:ligatures w14:val="none"/>
-        </w:rPr>
-        <w:t xml:space="preserve"> Ultimul releu montan folosește un mecanism mai fin decât SUID clasic — un utilitar cu o capacitate specifică atașată, suficientă exact pentru operația necesară, nimic mai mult.</w:t>
-      </w:r>
-    </w:p>
-    <w:p>
-      <w:pPr>
-        <w:spacing w:after="0" w:line="240" w:lineRule="auto"/>
-        <w:rPr>
-          <w:rFonts w:ascii="Times New Roman" w:eastAsia="Times New Roman" w:hAnsi="Times New Roman" w:cs="Times New Roman"/>
-          <w:kern w:val="0"/>
-          <w14:ligatures w14:val="none"/>
-        </w:rPr>
-      </w:pPr>
-    </w:p>
-    <w:p>
-      <w:pPr>
-        <w:spacing w:before="100" w:beforeAutospacing="1" w:after="100" w:afterAutospacing="1" w:line="240" w:lineRule="auto"/>
-        <w:outlineLvl w:val="1"/>
-        <w:rPr>
-          <w:rFonts w:ascii="Times New Roman" w:eastAsia="Times New Roman" w:hAnsi="Times New Roman" w:cs="Times New Roman"/>
-          <w:b/>
-          <w:bCs/>
-          <w:kern w:val="0"/>
-          <w:sz w:val="36"/>
-          <w:szCs w:val="36"/>
-          <w14:ligatures w14:val="none"/>
-        </w:rPr>
-      </w:pPr>
-      <w:bookmarkStart w:id="30" w:name="_Toc234999600"/>
-      <w:r>
-        <w:rPr>
-          <w:rFonts w:ascii="Times New Roman" w:eastAsia="Times New Roman" w:hAnsi="Times New Roman" w:cs="Times New Roman"/>
-          <w:b/>
-          <w:bCs/>
-          <w:kern w:val="0"/>
-          <w:sz w:val="36"/>
-          <w:szCs w:val="36"/>
-          <w14:ligatures w14:val="none"/>
-        </w:rPr>
-        <w:t>ACTUL VI — Revenire la ATM</w:t>
-      </w:r>
-      <w:bookmarkEnd w:id="30"/>
-    </w:p>
-    <w:p>
-      <w:pPr>
-        <w:spacing w:before="100" w:beforeAutospacing="1" w:after="100" w:afterAutospacing="1" w:line="240" w:lineRule="auto"/>
-        <w:outlineLvl w:val="2"/>
-        <w:rPr>
-          <w:rFonts w:ascii="Times New Roman" w:eastAsia="Times New Roman" w:hAnsi="Times New Roman" w:cs="Times New Roman"/>
-          <w:b/>
-          <w:bCs/>
-          <w:kern w:val="0"/>
-          <w:sz w:val="27"/>
-          <w:szCs w:val="27"/>
-          <w14:ligatures w14:val="none"/>
-        </w:rPr>
-      </w:pPr>
-      <w:bookmarkStart w:id="31" w:name="_Toc234999601"/>
-      <w:r>
-        <w:rPr>
-          <w:rFonts w:ascii="Times New Roman" w:eastAsia="Times New Roman" w:hAnsi="Times New Roman" w:cs="Times New Roman"/>
-          <w:b/>
-          <w:bCs/>
-          <w:kern w:val="0"/>
-          <w:sz w:val="27"/>
-          <w:szCs w:val="27"/>
-          <w14:ligatures w14:val="none"/>
-        </w:rPr>
-        <w:t>Misiunea 23 — „Raportul cifrat"</w:t>
-      </w:r>
-      <w:bookmarkEnd w:id="31"/>
-    </w:p>
-    <w:p>
-      <w:pPr>
-        <w:spacing w:before="100" w:beforeAutospacing="1" w:after="100" w:afterAutospacing="1" w:line="240" w:lineRule="auto"/>
-        <w:rPr>
-          <w:rFonts w:ascii="Times New Roman" w:eastAsia="Times New Roman" w:hAnsi="Times New Roman" w:cs="Times New Roman"/>
-          <w:kern w:val="0"/>
-          <w14:ligatures w14:val="none"/>
-        </w:rPr>
-      </w:pPr>
-      <w:r>
-        <w:rPr>
-          <w:rFonts w:ascii="Times New Roman" w:eastAsia="Times New Roman" w:hAnsi="Times New Roman" w:cs="Times New Roman"/>
-          <w:b/>
-          <w:bCs/>
-          <w:kern w:val="0"/>
-          <w14:ligatures w14:val="none"/>
-        </w:rPr>
-        <w:t>Cerința</w:t>
-      </w:r>
-      <w:r>
-        <w:rPr>
-          <w:rFonts w:ascii="Times New Roman" w:eastAsia="Times New Roman" w:hAnsi="Times New Roman" w:cs="Times New Roman"/>
-          <w:b/>
-          <w:bCs/>
-          <w:kern w:val="0"/>
-          <w14:ligatures w14:val="none"/>
-        </w:rPr>
-        <w:t>:</w:t>
-      </w:r>
-      <w:r>
-        <w:rPr>
-          <w:rFonts w:ascii="Times New Roman" w:eastAsia="Times New Roman" w:hAnsi="Times New Roman" w:cs="Times New Roman"/>
-          <w:kern w:val="0"/>
-          <w14:ligatures w14:val="none"/>
-        </w:rPr>
-        <w:t xml:space="preserve"> codare/decodare (</w:t>
-      </w:r>
-      <w:r>
-        <w:rPr>
-          <w:rFonts w:ascii="Courier New" w:eastAsia="Times New Roman" w:hAnsi="Courier New" w:cs="Courier New"/>
+      </w:pPr>
+      <w:r>
+        <w:rPr>
+          <w:rFonts w:ascii="var(--font-mono)" w:eastAsia="Times New Roman" w:hAnsi="var(--font-mono)" w:cs="Courier New"/>
+          <w:color w:val="70B8FF"/>
           <w:kern w:val="0"/>
           <w:sz w:val="20"/>
           <w:szCs w:val="20"/>
-          <w14:ligatures w14:val="none"/>
-        </w:rPr>
-        <w:t>base64</w:t>
-      </w:r>
-      <w:r>
-        <w:rPr>
-          <w:rFonts w:ascii="Times New Roman" w:eastAsia="Times New Roman" w:hAnsi="Times New Roman" w:cs="Times New Roman"/>
-          <w:kern w:val="0"/>
-          <w14:ligatures w14:val="none"/>
-        </w:rPr>
-        <w:t xml:space="preserve">) combinată cu criptare </w:t>
-      </w:r>
-    </w:p>
-    <w:p>
-      <w:pPr>
-        <w:spacing w:before="100" w:beforeAutospacing="1" w:after="100" w:afterAutospacing="1" w:line="240" w:lineRule="auto"/>
-        <w:ind w:firstLine="720"/>
-        <w:rPr>
-          <w:rFonts w:ascii="Times New Roman" w:eastAsia="Times New Roman" w:hAnsi="Times New Roman" w:cs="Times New Roman"/>
-          <w:kern w:val="0"/>
-          <w14:ligatures w14:val="none"/>
-        </w:rPr>
-      </w:pPr>
-      <w:r>
-        <w:rPr>
-          <w:rFonts w:ascii="Times New Roman" w:eastAsia="Times New Roman" w:hAnsi="Times New Roman" w:cs="Times New Roman"/>
-          <w:kern w:val="0"/>
-          <w14:ligatures w14:val="none"/>
-        </w:rPr>
-        <w:t>Raportul final al stagiului trebuie transmis codat, ca măsură minimă de protecție împotriva citirii accidentale în tranzit.</w:t>
-      </w:r>
-    </w:p>
-    <w:p>
-      <w:pPr>
-        <w:spacing w:before="100" w:beforeAutospacing="1" w:after="100" w:afterAutospacing="1" w:line="240" w:lineRule="auto"/>
-        <w:outlineLvl w:val="2"/>
-        <w:rPr>
-          <w:rFonts w:ascii="Times New Roman" w:eastAsia="Times New Roman" w:hAnsi="Times New Roman" w:cs="Times New Roman"/>
-          <w:b/>
-          <w:bCs/>
-          <w:kern w:val="0"/>
-          <w:sz w:val="27"/>
-          <w:szCs w:val="27"/>
-          <w14:ligatures w14:val="none"/>
-        </w:rPr>
-      </w:pPr>
-      <w:bookmarkStart w:id="32" w:name="_Toc234999602"/>
-      <w:r>
-        <w:rPr>
-          <w:rFonts w:ascii="Times New Roman" w:eastAsia="Times New Roman" w:hAnsi="Times New Roman" w:cs="Times New Roman"/>
-          <w:b/>
-          <w:bCs/>
-          <w:kern w:val="0"/>
-          <w:sz w:val="27"/>
-          <w:szCs w:val="27"/>
-          <w14:ligatures w14:val="none"/>
-        </w:rPr>
-        <w:t>Misiunea 24 — „Auditul de securitate"</w:t>
-      </w:r>
-      <w:bookmarkEnd w:id="32"/>
-    </w:p>
-    <w:p>
-      <w:pPr>
-        <w:spacing w:before="100" w:beforeAutospacing="1" w:after="100" w:afterAutospacing="1" w:line="240" w:lineRule="auto"/>
-        <w:rPr>
-          <w:rFonts w:ascii="Times New Roman" w:eastAsia="Times New Roman" w:hAnsi="Times New Roman" w:cs="Times New Roman"/>
-          <w:kern w:val="0"/>
-          <w14:ligatures w14:val="none"/>
-        </w:rPr>
-      </w:pPr>
-      <w:r>
-        <w:rPr>
-          <w:rFonts w:ascii="Times New Roman" w:eastAsia="Times New Roman" w:hAnsi="Times New Roman" w:cs="Times New Roman"/>
-          <w:b/>
-          <w:bCs/>
-          <w:kern w:val="0"/>
-          <w14:ligatures w14:val="none"/>
-        </w:rPr>
-        <w:t>Cerința</w:t>
-      </w:r>
-      <w:r>
-        <w:rPr>
-          <w:rFonts w:ascii="Times New Roman" w:eastAsia="Times New Roman" w:hAnsi="Times New Roman" w:cs="Times New Roman"/>
-          <w:b/>
-          <w:bCs/>
-          <w:kern w:val="0"/>
-          <w14:ligatures w14:val="none"/>
-        </w:rPr>
-        <w:t>:</w:t>
-      </w:r>
-      <w:r>
-        <w:rPr>
-          <w:rFonts w:ascii="Times New Roman" w:eastAsia="Times New Roman" w:hAnsi="Times New Roman" w:cs="Times New Roman"/>
-          <w:kern w:val="0"/>
-          <w14:ligatures w14:val="none"/>
-        </w:rPr>
-        <w:t xml:space="preserve"> configurare syslog / descoperire de servicii </w:t>
-      </w:r>
-    </w:p>
-    <w:p>
-      <w:pPr>
-        <w:spacing w:before="100" w:beforeAutospacing="1" w:after="100" w:afterAutospacing="1" w:line="240" w:lineRule="auto"/>
-        <w:ind w:firstLine="720"/>
-        <w:rPr>
-          <w:rFonts w:ascii="Times New Roman" w:eastAsia="Times New Roman" w:hAnsi="Times New Roman" w:cs="Times New Roman"/>
-          <w:kern w:val="0"/>
-          <w14:ligatures w14:val="none"/>
-        </w:rPr>
-      </w:pPr>
-      <w:r>
-        <w:rPr>
-          <w:rFonts w:ascii="Times New Roman" w:eastAsia="Times New Roman" w:hAnsi="Times New Roman" w:cs="Times New Roman"/>
-          <w:kern w:val="0"/>
-          <w14:ligatures w14:val="none"/>
-        </w:rPr>
-        <w:t>Înainte de închiderea stagiului, cadetul trebuie să identifice un serviciu de logare configurat neobișnuit, care a păstrat, fără voie, ultimul cod al întregului parcurs.</w:t>
-      </w:r>
-    </w:p>
-    <w:p>
-      <w:pPr>
-        <w:spacing w:before="100" w:beforeAutospacing="1" w:after="100" w:afterAutospacing="1" w:line="240" w:lineRule="auto"/>
-        <w:outlineLvl w:val="2"/>
-        <w:rPr>
-          <w:rFonts w:ascii="Times New Roman" w:eastAsia="Times New Roman" w:hAnsi="Times New Roman" w:cs="Times New Roman"/>
-          <w:b/>
-          <w:bCs/>
-          <w:kern w:val="0"/>
-          <w:sz w:val="27"/>
-          <w:szCs w:val="27"/>
-          <w14:ligatures w14:val="none"/>
-        </w:rPr>
-      </w:pPr>
-      <w:bookmarkStart w:id="33" w:name="_Toc234999603"/>
-      <w:r>
-        <w:rPr>
-          <w:rFonts w:ascii="Times New Roman" w:eastAsia="Times New Roman" w:hAnsi="Times New Roman" w:cs="Times New Roman"/>
-          <w:b/>
-          <w:bCs/>
-          <w:kern w:val="0"/>
-          <w:sz w:val="27"/>
-          <w:szCs w:val="27"/>
-          <w14:ligatures w14:val="none"/>
-        </w:rPr>
-        <w:t>Misiunea 25 — „Dosarul final" (misiune capstone)</w:t>
-      </w:r>
-      <w:bookmarkEnd w:id="33"/>
-    </w:p>
-    <w:p>
-      <w:pPr>
-        <w:spacing w:before="100" w:beforeAutospacing="1" w:after="100" w:afterAutospacing="1" w:line="240" w:lineRule="auto"/>
-        <w:rPr>
-          <w:rFonts w:ascii="Times New Roman" w:eastAsia="Times New Roman" w:hAnsi="Times New Roman" w:cs="Times New Roman"/>
-          <w:kern w:val="0"/>
-          <w14:ligatures w14:val="none"/>
-        </w:rPr>
-      </w:pPr>
-      <w:r>
-        <w:rPr>
-          <w:rFonts w:ascii="Times New Roman" w:eastAsia="Times New Roman" w:hAnsi="Times New Roman" w:cs="Times New Roman"/>
-          <w:b/>
-          <w:bCs/>
-          <w:kern w:val="0"/>
-          <w14:ligatures w14:val="none"/>
-        </w:rPr>
-        <w:lastRenderedPageBreak/>
-        <w:t>Cerința</w:t>
-      </w:r>
-      <w:r>
-        <w:rPr>
-          <w:rFonts w:ascii="Times New Roman" w:eastAsia="Times New Roman" w:hAnsi="Times New Roman" w:cs="Times New Roman"/>
-          <w:b/>
-          <w:bCs/>
-          <w:kern w:val="0"/>
-          <w14:ligatures w14:val="none"/>
-        </w:rPr>
-        <w:t>:</w:t>
-      </w:r>
-      <w:r>
-        <w:rPr>
-          <w:rFonts w:ascii="Times New Roman" w:eastAsia="Times New Roman" w:hAnsi="Times New Roman" w:cs="Times New Roman"/>
-          <w:kern w:val="0"/>
-          <w14:ligatures w14:val="none"/>
-        </w:rPr>
-        <w:t xml:space="preserve"> combinație a mai multor tehnici anterioare </w:t>
-      </w:r>
-    </w:p>
-    <w:p>
-      <w:pPr>
-        <w:spacing w:before="100" w:beforeAutospacing="1" w:after="100" w:afterAutospacing="1" w:line="240" w:lineRule="auto"/>
-        <w:ind w:firstLine="720"/>
-        <w:rPr>
-          <w:rFonts w:ascii="Times New Roman" w:eastAsia="Times New Roman" w:hAnsi="Times New Roman" w:cs="Times New Roman"/>
-          <w:kern w:val="0"/>
-          <w14:ligatures w14:val="none"/>
-        </w:rPr>
-      </w:pPr>
-      <w:r>
-        <w:rPr>
-          <w:rFonts w:ascii="Times New Roman" w:eastAsia="Times New Roman" w:hAnsi="Times New Roman" w:cs="Times New Roman"/>
-          <w:kern w:val="0"/>
-          <w14:ligatures w14:val="none"/>
-        </w:rPr>
-        <w:t>Ultimul cont conține un lanț complet: un fișier arhivat, comprimat, criptat, cu parola derivată dintr-un hash calculat la rândul lui dintr-o informație obținută prin inspecția unui proces activ — o recapitulare a tuturor competențelor acumulate pe parcursul stagiului.</w:t>
-      </w:r>
-    </w:p>
-    <w:p>
-      <w:pPr>
-        <w:jc w:val="right"/>
+          <w:highlight w:val="black"/>
+          <w14:ligatures w14:val="none"/>
+        </w:rPr>
+        <w:t>ssh</w:t>
+      </w:r>
+      <w:r>
+        <w:rPr>
+          <w:rFonts w:ascii="var(--font-mono)" w:eastAsia="Times New Roman" w:hAnsi="var(--font-mono)" w:cs="Courier New"/>
+          <w:color w:val="EAECF0"/>
+          <w:kern w:val="0"/>
+          <w:sz w:val="20"/>
+          <w:szCs w:val="20"/>
+          <w:highlight w:val="black"/>
+          <w14:ligatures w14:val="none"/>
+        </w:rPr>
+        <w:t xml:space="preserve"> m02@localhost -p </w:t>
+      </w:r>
+      <w:r>
+        <w:rPr>
+          <w:rFonts w:ascii="var(--font-mono)" w:eastAsia="Times New Roman" w:hAnsi="var(--font-mono)" w:cs="Courier New"/>
+          <w:color w:val="5EEDED"/>
+          <w:kern w:val="0"/>
+          <w:sz w:val="20"/>
+          <w:szCs w:val="20"/>
+          <w:highlight w:val="black"/>
+          <w14:ligatures w14:val="none"/>
+        </w:rPr>
+        <w:t>2220</w:t>
+      </w:r>
+    </w:p>
+    <w:p>
+      <w:pPr>
+        <w:jc w:val="both"/>
         <w:rPr>
           <w:rFonts w:ascii="Times New Roman" w:eastAsia="Times New Roman" w:hAnsi="Times New Roman" w:cs="Times New Roman"/>
           <w:noProof w:val="0"/>
@@ -6809,18 +9126,737 @@
       </w:pPr>
     </w:p>
     <w:sectPr>
+      <w:footerReference w:type="default" r:id="rId10"/>
       <w:pgSz w:w="12240" w:h="15840"/>
       <w:pgMar w:top="1440" w:right="1440" w:bottom="1440" w:left="1440" w:header="720" w:footer="720" w:gutter="0"/>
       <w:cols w:space="720"/>
+      <w:titlePg/>
       <w:docGrid w:linePitch="360"/>
     </w:sectPr>
   </w:body>
 </w:document>
 </file>
 
+<file path=word/endnotes.xml><?xml version="1.0" encoding="utf-8"?>
+<w:endnotes xmlns:wpc="http://schemas.microsoft.com/office/word/2010/wordprocessingCanvas" xmlns:cx="http://schemas.microsoft.com/office/drawing/2014/chartex" xmlns:cx1="http://schemas.microsoft.com/office/drawing/2015/9/8/chartex" xmlns:cx2="http://schemas.microsoft.com/office/drawing/2015/10/21/chartex" xmlns:cx3="http://schemas.microsoft.com/office/drawing/2016/5/9/chartex" xmlns:cx4="http://schemas.microsoft.com/office/drawing/2016/5/10/chartex" xmlns:cx5="http://schemas.microsoft.com/office/drawing/2016/5/11/chartex" xmlns:cx6="http://schemas.microsoft.com/office/drawing/2016/5/12/chartex" xmlns:cx7="http://schemas.microsoft.com/office/drawing/2016/5/13/chartex" xmlns:cx8="http://schemas.microsoft.com/office/drawing/2016/5/14/chartex" xmlns:mc="http://schemas.openxmlformats.org/markup-compatibility/2006" xmlns:aink="http://schemas.microsoft.com/office/drawing/2016/ink" xmlns:am3d="http://schemas.microsoft.com/office/drawing/2017/model3d" xmlns:o="urn:schemas-microsoft-com:office:office" xmlns:oel="http://schemas.microsoft.com/office/2019/extlst" xmlns:r="http://schemas.openxmlformats.org/officeDocument/2006/relationships" xmlns:m="http://schemas.openxmlformats.org/officeDocument/2006/math" xmlns:v="urn:schemas-microsoft-com:vml" xmlns:wp14="http://schemas.microsoft.com/office/word/2010/wordprocessingDrawing" xmlns:wp="http://schemas.openxmlformats.org/drawingml/2006/wordprocessingDrawing" xmlns:w10="urn:schemas-microsoft-com:office:word" xmlns:w="http://schemas.openxmlformats.org/wordprocessingml/2006/main" xmlns:w14="http://schemas.microsoft.com/office/word/2010/wordml" xmlns:w15="http://schemas.microsoft.com/office/word/2012/wordml" xmlns:w16cex="http://schemas.microsoft.com/office/word/2018/wordml/cex" xmlns:w16cid="http://schemas.microsoft.com/office/word/2016/wordml/cid" xmlns:w16="http://schemas.microsoft.com/office/word/2018/wordml" xmlns:w16du="http://schemas.microsoft.com/office/word/2023/wordml/word16du" xmlns:w16sdtdh="http://schemas.microsoft.com/office/word/2020/wordml/sdtdatahash" xmlns:w16sdtfl="http://schemas.microsoft.com/office/word/2024/wordml/sdtformatlock" xmlns:w16se="http://schemas.microsoft.com/office/word/2015/wordml/symex" xmlns:wpg="http://schemas.microsoft.com/office/word/2010/wordprocessingGroup" xmlns:wpi="http://schemas.microsoft.com/office/word/2010/wordprocessingInk" xmlns:wne="http://schemas.microsoft.com/office/word/2006/wordml" xmlns:wps="http://schemas.microsoft.com/office/word/2010/wordprocessingShape" mc:Ignorable="w14 w15 w16se w16cid w16 w16cex w16sdtdh w16sdtfl w16du wp14">
+  <w:endnote w:type="separator" w:id="-1">
+    <w:p>
+      <w:pPr>
+        <w:spacing w:after="0" w:line="240" w:lineRule="auto"/>
+      </w:pPr>
+      <w:r>
+        <w:separator/>
+      </w:r>
+    </w:p>
+  </w:endnote>
+  <w:endnote w:type="continuationSeparator" w:id="0">
+    <w:p>
+      <w:pPr>
+        <w:spacing w:after="0" w:line="240" w:lineRule="auto"/>
+      </w:pPr>
+      <w:r>
+        <w:continuationSeparator/>
+      </w:r>
+    </w:p>
+  </w:endnote>
+</w:endnotes>
+</file>
+
+<file path=word/footer1.xml><?xml version="1.0" encoding="utf-8"?>
+<w:ftr xmlns:wpc="http://schemas.microsoft.com/office/word/2010/wordprocessingCanvas" xmlns:cx="http://schemas.microsoft.com/office/drawing/2014/chartex" xmlns:cx1="http://schemas.microsoft.com/office/drawing/2015/9/8/chartex" xmlns:cx2="http://schemas.microsoft.com/office/drawing/2015/10/21/chartex" xmlns:cx3="http://schemas.microsoft.com/office/drawing/2016/5/9/chartex" xmlns:cx4="http://schemas.microsoft.com/office/drawing/2016/5/10/chartex" xmlns:cx5="http://schemas.microsoft.com/office/drawing/2016/5/11/chartex" xmlns:cx6="http://schemas.microsoft.com/office/drawing/2016/5/12/chartex" xmlns:cx7="http://schemas.microsoft.com/office/drawing/2016/5/13/chartex" xmlns:cx8="http://schemas.microsoft.com/office/drawing/2016/5/14/chartex" xmlns:mc="http://schemas.openxmlformats.org/markup-compatibility/2006" xmlns:aink="http://schemas.microsoft.com/office/drawing/2016/ink" xmlns:am3d="http://schemas.microsoft.com/office/drawing/2017/model3d" xmlns:o="urn:schemas-microsoft-com:office:office" xmlns:oel="http://schemas.microsoft.com/office/2019/extlst" xmlns:r="http://schemas.openxmlformats.org/officeDocument/2006/relationships" xmlns:m="http://schemas.openxmlformats.org/officeDocument/2006/math" xmlns:v="urn:schemas-microsoft-com:vml" xmlns:wp14="http://schemas.microsoft.com/office/word/2010/wordprocessingDrawing" xmlns:wp="http://schemas.openxmlformats.org/drawingml/2006/wordprocessingDrawing" xmlns:w10="urn:schemas-microsoft-com:office:word" xmlns:w="http://schemas.openxmlformats.org/wordprocessingml/2006/main" xmlns:w14="http://schemas.microsoft.com/office/word/2010/wordml" xmlns:w15="http://schemas.microsoft.com/office/word/2012/wordml" xmlns:w16cex="http://schemas.microsoft.com/office/word/2018/wordml/cex" xmlns:w16cid="http://schemas.microsoft.com/office/word/2016/wordml/cid" xmlns:w16="http://schemas.microsoft.com/office/word/2018/wordml" xmlns:w16du="http://schemas.microsoft.com/office/word/2023/wordml/word16du" xmlns:w16sdtdh="http://schemas.microsoft.com/office/word/2020/wordml/sdtdatahash" xmlns:w16sdtfl="http://schemas.microsoft.com/office/word/2024/wordml/sdtformatlock" xmlns:w16se="http://schemas.microsoft.com/office/word/2015/wordml/symex" xmlns:wpg="http://schemas.microsoft.com/office/word/2010/wordprocessingGroup" xmlns:wpi="http://schemas.microsoft.com/office/word/2010/wordprocessingInk" xmlns:wne="http://schemas.microsoft.com/office/word/2006/wordml" xmlns:wps="http://schemas.microsoft.com/office/word/2010/wordprocessingShape" mc:Ignorable="w14 w15 w16se w16cid w16 w16cex w16sdtdh w16sdtfl w16du wp14">
+  <w:sdt>
+    <w:sdtPr>
+      <w:id w:val="1080941009"/>
+      <w:docPartObj>
+        <w:docPartGallery w:val="Page Numbers (Bottom of Page)"/>
+        <w:docPartUnique/>
+      </w:docPartObj>
+    </w:sdtPr>
+    <w:sdtContent>
+      <w:p>
+        <w:pPr>
+          <w:pStyle w:val="Footer"/>
+          <w:jc w:val="center"/>
+        </w:pPr>
+        <w:r>
+          <w:fldChar w:fldCharType="begin"/>
+        </w:r>
+        <w:r>
+          <w:instrText xml:space="preserve"> PAGE   \* MERGEFORMAT </w:instrText>
+        </w:r>
+        <w:r>
+          <w:fldChar w:fldCharType="separate"/>
+        </w:r>
+        <w:r>
+          <w:t>2</w:t>
+        </w:r>
+        <w:r>
+          <w:fldChar w:fldCharType="end"/>
+        </w:r>
+      </w:p>
+    </w:sdtContent>
+  </w:sdt>
+  <w:p>
+    <w:pPr>
+      <w:pStyle w:val="Footer"/>
+    </w:pPr>
+  </w:p>
+</w:ftr>
+</file>
+
+<file path=word/footnotes.xml><?xml version="1.0" encoding="utf-8"?>
+<w:footnotes xmlns:wpc="http://schemas.microsoft.com/office/word/2010/wordprocessingCanvas" xmlns:cx="http://schemas.microsoft.com/office/drawing/2014/chartex" xmlns:cx1="http://schemas.microsoft.com/office/drawing/2015/9/8/chartex" xmlns:cx2="http://schemas.microsoft.com/office/drawing/2015/10/21/chartex" xmlns:cx3="http://schemas.microsoft.com/office/drawing/2016/5/9/chartex" xmlns:cx4="http://schemas.microsoft.com/office/drawing/2016/5/10/chartex" xmlns:cx5="http://schemas.microsoft.com/office/drawing/2016/5/11/chartex" xmlns:cx6="http://schemas.microsoft.com/office/drawing/2016/5/12/chartex" xmlns:cx7="http://schemas.microsoft.com/office/drawing/2016/5/13/chartex" xmlns:cx8="http://schemas.microsoft.com/office/drawing/2016/5/14/chartex" xmlns:mc="http://schemas.openxmlformats.org/markup-compatibility/2006" xmlns:aink="http://schemas.microsoft.com/office/drawing/2016/ink" xmlns:am3d="http://schemas.microsoft.com/office/drawing/2017/model3d" xmlns:o="urn:schemas-microsoft-com:office:office" xmlns:oel="http://schemas.microsoft.com/office/2019/extlst" xmlns:r="http://schemas.openxmlformats.org/officeDocument/2006/relationships" xmlns:m="http://schemas.openxmlformats.org/officeDocument/2006/math" xmlns:v="urn:schemas-microsoft-com:vml" xmlns:wp14="http://schemas.microsoft.com/office/word/2010/wordprocessingDrawing" xmlns:wp="http://schemas.openxmlformats.org/drawingml/2006/wordprocessingDrawing" xmlns:w10="urn:schemas-microsoft-com:office:word" xmlns:w="http://schemas.openxmlformats.org/wordprocessingml/2006/main" xmlns:w14="http://schemas.microsoft.com/office/word/2010/wordml" xmlns:w15="http://schemas.microsoft.com/office/word/2012/wordml" xmlns:w16cex="http://schemas.microsoft.com/office/word/2018/wordml/cex" xmlns:w16cid="http://schemas.microsoft.com/office/word/2016/wordml/cid" xmlns:w16="http://schemas.microsoft.com/office/word/2018/wordml" xmlns:w16du="http://schemas.microsoft.com/office/word/2023/wordml/word16du" xmlns:w16sdtdh="http://schemas.microsoft.com/office/word/2020/wordml/sdtdatahash" xmlns:w16sdtfl="http://schemas.microsoft.com/office/word/2024/wordml/sdtformatlock" xmlns:w16se="http://schemas.microsoft.com/office/word/2015/wordml/symex" xmlns:wpg="http://schemas.microsoft.com/office/word/2010/wordprocessingGroup" xmlns:wpi="http://schemas.microsoft.com/office/word/2010/wordprocessingInk" xmlns:wne="http://schemas.microsoft.com/office/word/2006/wordml" xmlns:wps="http://schemas.microsoft.com/office/word/2010/wordprocessingShape" mc:Ignorable="w14 w15 w16se w16cid w16 w16cex w16sdtdh w16sdtfl w16du wp14">
+  <w:footnote w:type="separator" w:id="-1">
+    <w:p>
+      <w:pPr>
+        <w:spacing w:after="0" w:line="240" w:lineRule="auto"/>
+      </w:pPr>
+      <w:r>
+        <w:separator/>
+      </w:r>
+    </w:p>
+  </w:footnote>
+  <w:footnote w:type="continuationSeparator" w:id="0">
+    <w:p>
+      <w:pPr>
+        <w:spacing w:after="0" w:line="240" w:lineRule="auto"/>
+      </w:pPr>
+      <w:r>
+        <w:continuationSeparator/>
+      </w:r>
+    </w:p>
+  </w:footnote>
+</w:footnotes>
+</file>
+
 <file path=word/numbering.xml><?xml version="1.0" encoding="utf-8"?>
 <w:numbering xmlns:wpc="http://schemas.microsoft.com/office/word/2010/wordprocessingCanvas" xmlns:cx="http://schemas.microsoft.com/office/drawing/2014/chartex" xmlns:cx1="http://schemas.microsoft.com/office/drawing/2015/9/8/chartex" xmlns:cx2="http://schemas.microsoft.com/office/drawing/2015/10/21/chartex" xmlns:cx3="http://schemas.microsoft.com/office/drawing/2016/5/9/chartex" xmlns:cx4="http://schemas.microsoft.com/office/drawing/2016/5/10/chartex" xmlns:cx5="http://schemas.microsoft.com/office/drawing/2016/5/11/chartex" xmlns:cx6="http://schemas.microsoft.com/office/drawing/2016/5/12/chartex" xmlns:cx7="http://schemas.microsoft.com/office/drawing/2016/5/13/chartex" xmlns:cx8="http://schemas.microsoft.com/office/drawing/2016/5/14/chartex" xmlns:mc="http://schemas.openxmlformats.org/markup-compatibility/2006" xmlns:aink="http://schemas.microsoft.com/office/drawing/2016/ink" xmlns:am3d="http://schemas.microsoft.com/office/drawing/2017/model3d" xmlns:o="urn:schemas-microsoft-com:office:office" xmlns:oel="http://schemas.microsoft.com/office/2019/extlst" xmlns:r="http://schemas.openxmlformats.org/officeDocument/2006/relationships" xmlns:m="http://schemas.openxmlformats.org/officeDocument/2006/math" xmlns:v="urn:schemas-microsoft-com:vml" xmlns:wp14="http://schemas.microsoft.com/office/word/2010/wordprocessingDrawing" xmlns:wp="http://schemas.openxmlformats.org/drawingml/2006/wordprocessingDrawing" xmlns:w10="urn:schemas-microsoft-com:office:word" xmlns:w="http://schemas.openxmlformats.org/wordprocessingml/2006/main" xmlns:w14="http://schemas.microsoft.com/office/word/2010/wordml" xmlns:w15="http://schemas.microsoft.com/office/word/2012/wordml" xmlns:w16cex="http://schemas.microsoft.com/office/word/2018/wordml/cex" xmlns:w16cid="http://schemas.microsoft.com/office/word/2016/wordml/cid" xmlns:w16="http://schemas.microsoft.com/office/word/2018/wordml" xmlns:w16du="http://schemas.microsoft.com/office/word/2023/wordml/word16du" xmlns:w16sdtdh="http://schemas.microsoft.com/office/word/2020/wordml/sdtdatahash" xmlns:w16sdtfl="http://schemas.microsoft.com/office/word/2024/wordml/sdtformatlock" xmlns:w16se="http://schemas.microsoft.com/office/word/2015/wordml/symex" xmlns:wpg="http://schemas.microsoft.com/office/word/2010/wordprocessingGroup" xmlns:wpi="http://schemas.microsoft.com/office/word/2010/wordprocessingInk" xmlns:wne="http://schemas.microsoft.com/office/word/2006/wordml" xmlns:wps="http://schemas.microsoft.com/office/word/2010/wordprocessingShape" mc:Ignorable="w14 w15 w16se w16cid w16 w16cex w16sdtdh w16sdtfl w16du wp14">
   <w:abstractNum w:abstractNumId="0" w15:restartNumberingAfterBreak="0">
+    <w:nsid w:val="04DC20E2"/>
+    <w:multiLevelType w:val="hybridMultilevel"/>
+    <w:tmpl w:val="986E17F8"/>
+    <w:lvl w:ilvl="0" w:tplc="0409000F">
+      <w:start w:val="1"/>
+      <w:numFmt w:val="decimal"/>
+      <w:lvlText w:val="%1."/>
+      <w:lvlJc w:val="left"/>
+      <w:pPr>
+        <w:ind w:left="720" w:hanging="360"/>
+      </w:pPr>
+      <w:rPr>
+        <w:rFonts w:hint="default"/>
+      </w:rPr>
+    </w:lvl>
+    <w:lvl w:ilvl="1" w:tplc="04090019" w:tentative="1">
+      <w:start w:val="1"/>
+      <w:numFmt w:val="lowerLetter"/>
+      <w:lvlText w:val="%2."/>
+      <w:lvlJc w:val="left"/>
+      <w:pPr>
+        <w:ind w:left="1440" w:hanging="360"/>
+      </w:pPr>
+    </w:lvl>
+    <w:lvl w:ilvl="2" w:tplc="0409001B" w:tentative="1">
+      <w:start w:val="1"/>
+      <w:numFmt w:val="lowerRoman"/>
+      <w:lvlText w:val="%3."/>
+      <w:lvlJc w:val="right"/>
+      <w:pPr>
+        <w:ind w:left="2160" w:hanging="180"/>
+      </w:pPr>
+    </w:lvl>
+    <w:lvl w:ilvl="3" w:tplc="0409000F" w:tentative="1">
+      <w:start w:val="1"/>
+      <w:numFmt w:val="decimal"/>
+      <w:lvlText w:val="%4."/>
+      <w:lvlJc w:val="left"/>
+      <w:pPr>
+        <w:ind w:left="2880" w:hanging="360"/>
+      </w:pPr>
+    </w:lvl>
+    <w:lvl w:ilvl="4" w:tplc="04090019" w:tentative="1">
+      <w:start w:val="1"/>
+      <w:numFmt w:val="lowerLetter"/>
+      <w:lvlText w:val="%5."/>
+      <w:lvlJc w:val="left"/>
+      <w:pPr>
+        <w:ind w:left="3600" w:hanging="360"/>
+      </w:pPr>
+    </w:lvl>
+    <w:lvl w:ilvl="5" w:tplc="0409001B" w:tentative="1">
+      <w:start w:val="1"/>
+      <w:numFmt w:val="lowerRoman"/>
+      <w:lvlText w:val="%6."/>
+      <w:lvlJc w:val="right"/>
+      <w:pPr>
+        <w:ind w:left="4320" w:hanging="180"/>
+      </w:pPr>
+    </w:lvl>
+    <w:lvl w:ilvl="6" w:tplc="0409000F" w:tentative="1">
+      <w:start w:val="1"/>
+      <w:numFmt w:val="decimal"/>
+      <w:lvlText w:val="%7."/>
+      <w:lvlJc w:val="left"/>
+      <w:pPr>
+        <w:ind w:left="5040" w:hanging="360"/>
+      </w:pPr>
+    </w:lvl>
+    <w:lvl w:ilvl="7" w:tplc="04090019" w:tentative="1">
+      <w:start w:val="1"/>
+      <w:numFmt w:val="lowerLetter"/>
+      <w:lvlText w:val="%8."/>
+      <w:lvlJc w:val="left"/>
+      <w:pPr>
+        <w:ind w:left="5760" w:hanging="360"/>
+      </w:pPr>
+    </w:lvl>
+    <w:lvl w:ilvl="8" w:tplc="0409001B" w:tentative="1">
+      <w:start w:val="1"/>
+      <w:numFmt w:val="lowerRoman"/>
+      <w:lvlText w:val="%9."/>
+      <w:lvlJc w:val="right"/>
+      <w:pPr>
+        <w:ind w:left="6480" w:hanging="180"/>
+      </w:pPr>
+    </w:lvl>
+  </w:abstractNum>
+  <w:abstractNum w:abstractNumId="1" w15:restartNumberingAfterBreak="0">
+    <w:nsid w:val="130A2C4B"/>
+    <w:multiLevelType w:val="multilevel"/>
+    <w:tmpl w:val="EB2C802E"/>
+    <w:lvl w:ilvl="0">
+      <w:start w:val="1"/>
+      <w:numFmt w:val="bullet"/>
+      <w:lvlText w:val=""/>
+      <w:lvlJc w:val="left"/>
+      <w:pPr>
+        <w:tabs>
+          <w:tab w:val="num" w:pos="720"/>
+        </w:tabs>
+        <w:ind w:left="720" w:hanging="360"/>
+      </w:pPr>
+      <w:rPr>
+        <w:rFonts w:ascii="Symbol" w:hAnsi="Symbol" w:hint="default"/>
+        <w:sz w:val="20"/>
+      </w:rPr>
+    </w:lvl>
+    <w:lvl w:ilvl="1" w:tentative="1">
+      <w:start w:val="1"/>
+      <w:numFmt w:val="bullet"/>
+      <w:lvlText w:val="o"/>
+      <w:lvlJc w:val="left"/>
+      <w:pPr>
+        <w:tabs>
+          <w:tab w:val="num" w:pos="1440"/>
+        </w:tabs>
+        <w:ind w:left="1440" w:hanging="360"/>
+      </w:pPr>
+      <w:rPr>
+        <w:rFonts w:ascii="Courier New" w:hAnsi="Courier New" w:hint="default"/>
+        <w:sz w:val="20"/>
+      </w:rPr>
+    </w:lvl>
+    <w:lvl w:ilvl="2" w:tentative="1">
+      <w:start w:val="1"/>
+      <w:numFmt w:val="bullet"/>
+      <w:lvlText w:val=""/>
+      <w:lvlJc w:val="left"/>
+      <w:pPr>
+        <w:tabs>
+          <w:tab w:val="num" w:pos="2160"/>
+        </w:tabs>
+        <w:ind w:left="2160" w:hanging="360"/>
+      </w:pPr>
+      <w:rPr>
+        <w:rFonts w:ascii="Wingdings" w:hAnsi="Wingdings" w:hint="default"/>
+        <w:sz w:val="20"/>
+      </w:rPr>
+    </w:lvl>
+    <w:lvl w:ilvl="3" w:tentative="1">
+      <w:start w:val="1"/>
+      <w:numFmt w:val="bullet"/>
+      <w:lvlText w:val=""/>
+      <w:lvlJc w:val="left"/>
+      <w:pPr>
+        <w:tabs>
+          <w:tab w:val="num" w:pos="2880"/>
+        </w:tabs>
+        <w:ind w:left="2880" w:hanging="360"/>
+      </w:pPr>
+      <w:rPr>
+        <w:rFonts w:ascii="Wingdings" w:hAnsi="Wingdings" w:hint="default"/>
+        <w:sz w:val="20"/>
+      </w:rPr>
+    </w:lvl>
+    <w:lvl w:ilvl="4" w:tentative="1">
+      <w:start w:val="1"/>
+      <w:numFmt w:val="bullet"/>
+      <w:lvlText w:val=""/>
+      <w:lvlJc w:val="left"/>
+      <w:pPr>
+        <w:tabs>
+          <w:tab w:val="num" w:pos="3600"/>
+        </w:tabs>
+        <w:ind w:left="3600" w:hanging="360"/>
+      </w:pPr>
+      <w:rPr>
+        <w:rFonts w:ascii="Wingdings" w:hAnsi="Wingdings" w:hint="default"/>
+        <w:sz w:val="20"/>
+      </w:rPr>
+    </w:lvl>
+    <w:lvl w:ilvl="5" w:tentative="1">
+      <w:start w:val="1"/>
+      <w:numFmt w:val="bullet"/>
+      <w:lvlText w:val=""/>
+      <w:lvlJc w:val="left"/>
+      <w:pPr>
+        <w:tabs>
+          <w:tab w:val="num" w:pos="4320"/>
+        </w:tabs>
+        <w:ind w:left="4320" w:hanging="360"/>
+      </w:pPr>
+      <w:rPr>
+        <w:rFonts w:ascii="Wingdings" w:hAnsi="Wingdings" w:hint="default"/>
+        <w:sz w:val="20"/>
+      </w:rPr>
+    </w:lvl>
+    <w:lvl w:ilvl="6" w:tentative="1">
+      <w:start w:val="1"/>
+      <w:numFmt w:val="bullet"/>
+      <w:lvlText w:val=""/>
+      <w:lvlJc w:val="left"/>
+      <w:pPr>
+        <w:tabs>
+          <w:tab w:val="num" w:pos="5040"/>
+        </w:tabs>
+        <w:ind w:left="5040" w:hanging="360"/>
+      </w:pPr>
+      <w:rPr>
+        <w:rFonts w:ascii="Wingdings" w:hAnsi="Wingdings" w:hint="default"/>
+        <w:sz w:val="20"/>
+      </w:rPr>
+    </w:lvl>
+    <w:lvl w:ilvl="7" w:tentative="1">
+      <w:start w:val="1"/>
+      <w:numFmt w:val="bullet"/>
+      <w:lvlText w:val=""/>
+      <w:lvlJc w:val="left"/>
+      <w:pPr>
+        <w:tabs>
+          <w:tab w:val="num" w:pos="5760"/>
+        </w:tabs>
+        <w:ind w:left="5760" w:hanging="360"/>
+      </w:pPr>
+      <w:rPr>
+        <w:rFonts w:ascii="Wingdings" w:hAnsi="Wingdings" w:hint="default"/>
+        <w:sz w:val="20"/>
+      </w:rPr>
+    </w:lvl>
+    <w:lvl w:ilvl="8" w:tentative="1">
+      <w:start w:val="1"/>
+      <w:numFmt w:val="bullet"/>
+      <w:lvlText w:val=""/>
+      <w:lvlJc w:val="left"/>
+      <w:pPr>
+        <w:tabs>
+          <w:tab w:val="num" w:pos="6480"/>
+        </w:tabs>
+        <w:ind w:left="6480" w:hanging="360"/>
+      </w:pPr>
+      <w:rPr>
+        <w:rFonts w:ascii="Wingdings" w:hAnsi="Wingdings" w:hint="default"/>
+        <w:sz w:val="20"/>
+      </w:rPr>
+    </w:lvl>
+  </w:abstractNum>
+  <w:abstractNum w:abstractNumId="2" w15:restartNumberingAfterBreak="0">
+    <w:nsid w:val="1B8A2ADA"/>
+    <w:multiLevelType w:val="multilevel"/>
+    <w:tmpl w:val="91A8872E"/>
+    <w:lvl w:ilvl="0">
+      <w:start w:val="1"/>
+      <w:numFmt w:val="lowerRoman"/>
+      <w:lvlText w:val="%1."/>
+      <w:lvlJc w:val="right"/>
+      <w:pPr>
+        <w:tabs>
+          <w:tab w:val="num" w:pos="720"/>
+        </w:tabs>
+        <w:ind w:left="720" w:hanging="360"/>
+      </w:pPr>
+      <w:rPr>
+        <w:rFonts w:hint="default"/>
+        <w:sz w:val="20"/>
+      </w:rPr>
+    </w:lvl>
+    <w:lvl w:ilvl="1" w:tentative="1">
+      <w:start w:val="1"/>
+      <w:numFmt w:val="bullet"/>
+      <w:lvlText w:val="o"/>
+      <w:lvlJc w:val="left"/>
+      <w:pPr>
+        <w:tabs>
+          <w:tab w:val="num" w:pos="1440"/>
+        </w:tabs>
+        <w:ind w:left="1440" w:hanging="360"/>
+      </w:pPr>
+      <w:rPr>
+        <w:rFonts w:ascii="Courier New" w:hAnsi="Courier New" w:hint="default"/>
+        <w:sz w:val="20"/>
+      </w:rPr>
+    </w:lvl>
+    <w:lvl w:ilvl="2" w:tentative="1">
+      <w:start w:val="1"/>
+      <w:numFmt w:val="bullet"/>
+      <w:lvlText w:val=""/>
+      <w:lvlJc w:val="left"/>
+      <w:pPr>
+        <w:tabs>
+          <w:tab w:val="num" w:pos="2160"/>
+        </w:tabs>
+        <w:ind w:left="2160" w:hanging="360"/>
+      </w:pPr>
+      <w:rPr>
+        <w:rFonts w:ascii="Wingdings" w:hAnsi="Wingdings" w:hint="default"/>
+        <w:sz w:val="20"/>
+      </w:rPr>
+    </w:lvl>
+    <w:lvl w:ilvl="3" w:tentative="1">
+      <w:start w:val="1"/>
+      <w:numFmt w:val="bullet"/>
+      <w:lvlText w:val=""/>
+      <w:lvlJc w:val="left"/>
+      <w:pPr>
+        <w:tabs>
+          <w:tab w:val="num" w:pos="2880"/>
+        </w:tabs>
+        <w:ind w:left="2880" w:hanging="360"/>
+      </w:pPr>
+      <w:rPr>
+        <w:rFonts w:ascii="Wingdings" w:hAnsi="Wingdings" w:hint="default"/>
+        <w:sz w:val="20"/>
+      </w:rPr>
+    </w:lvl>
+    <w:lvl w:ilvl="4" w:tentative="1">
+      <w:start w:val="1"/>
+      <w:numFmt w:val="bullet"/>
+      <w:lvlText w:val=""/>
+      <w:lvlJc w:val="left"/>
+      <w:pPr>
+        <w:tabs>
+          <w:tab w:val="num" w:pos="3600"/>
+        </w:tabs>
+        <w:ind w:left="3600" w:hanging="360"/>
+      </w:pPr>
+      <w:rPr>
+        <w:rFonts w:ascii="Wingdings" w:hAnsi="Wingdings" w:hint="default"/>
+        <w:sz w:val="20"/>
+      </w:rPr>
+    </w:lvl>
+    <w:lvl w:ilvl="5" w:tentative="1">
+      <w:start w:val="1"/>
+      <w:numFmt w:val="bullet"/>
+      <w:lvlText w:val=""/>
+      <w:lvlJc w:val="left"/>
+      <w:pPr>
+        <w:tabs>
+          <w:tab w:val="num" w:pos="4320"/>
+        </w:tabs>
+        <w:ind w:left="4320" w:hanging="360"/>
+      </w:pPr>
+      <w:rPr>
+        <w:rFonts w:ascii="Wingdings" w:hAnsi="Wingdings" w:hint="default"/>
+        <w:sz w:val="20"/>
+      </w:rPr>
+    </w:lvl>
+    <w:lvl w:ilvl="6" w:tentative="1">
+      <w:start w:val="1"/>
+      <w:numFmt w:val="bullet"/>
+      <w:lvlText w:val=""/>
+      <w:lvlJc w:val="left"/>
+      <w:pPr>
+        <w:tabs>
+          <w:tab w:val="num" w:pos="5040"/>
+        </w:tabs>
+        <w:ind w:left="5040" w:hanging="360"/>
+      </w:pPr>
+      <w:rPr>
+        <w:rFonts w:ascii="Wingdings" w:hAnsi="Wingdings" w:hint="default"/>
+        <w:sz w:val="20"/>
+      </w:rPr>
+    </w:lvl>
+    <w:lvl w:ilvl="7" w:tentative="1">
+      <w:start w:val="1"/>
+      <w:numFmt w:val="bullet"/>
+      <w:lvlText w:val=""/>
+      <w:lvlJc w:val="left"/>
+      <w:pPr>
+        <w:tabs>
+          <w:tab w:val="num" w:pos="5760"/>
+        </w:tabs>
+        <w:ind w:left="5760" w:hanging="360"/>
+      </w:pPr>
+      <w:rPr>
+        <w:rFonts w:ascii="Wingdings" w:hAnsi="Wingdings" w:hint="default"/>
+        <w:sz w:val="20"/>
+      </w:rPr>
+    </w:lvl>
+    <w:lvl w:ilvl="8" w:tentative="1">
+      <w:start w:val="1"/>
+      <w:numFmt w:val="bullet"/>
+      <w:lvlText w:val=""/>
+      <w:lvlJc w:val="left"/>
+      <w:pPr>
+        <w:tabs>
+          <w:tab w:val="num" w:pos="6480"/>
+        </w:tabs>
+        <w:ind w:left="6480" w:hanging="360"/>
+      </w:pPr>
+      <w:rPr>
+        <w:rFonts w:ascii="Wingdings" w:hAnsi="Wingdings" w:hint="default"/>
+        <w:sz w:val="20"/>
+      </w:rPr>
+    </w:lvl>
+  </w:abstractNum>
+  <w:abstractNum w:abstractNumId="3" w15:restartNumberingAfterBreak="0">
+    <w:nsid w:val="235E0C45"/>
+    <w:multiLevelType w:val="hybridMultilevel"/>
+    <w:tmpl w:val="4C2A35A8"/>
+    <w:lvl w:ilvl="0" w:tplc="0409000F">
+      <w:start w:val="1"/>
+      <w:numFmt w:val="decimal"/>
+      <w:lvlText w:val="%1."/>
+      <w:lvlJc w:val="left"/>
+      <w:pPr>
+        <w:ind w:left="720" w:hanging="360"/>
+      </w:pPr>
+      <w:rPr>
+        <w:rFonts w:hint="default"/>
+      </w:rPr>
+    </w:lvl>
+    <w:lvl w:ilvl="1" w:tplc="04090019" w:tentative="1">
+      <w:start w:val="1"/>
+      <w:numFmt w:val="lowerLetter"/>
+      <w:lvlText w:val="%2."/>
+      <w:lvlJc w:val="left"/>
+      <w:pPr>
+        <w:ind w:left="1440" w:hanging="360"/>
+      </w:pPr>
+    </w:lvl>
+    <w:lvl w:ilvl="2" w:tplc="0409001B" w:tentative="1">
+      <w:start w:val="1"/>
+      <w:numFmt w:val="lowerRoman"/>
+      <w:lvlText w:val="%3."/>
+      <w:lvlJc w:val="right"/>
+      <w:pPr>
+        <w:ind w:left="2160" w:hanging="180"/>
+      </w:pPr>
+    </w:lvl>
+    <w:lvl w:ilvl="3" w:tplc="0409000F" w:tentative="1">
+      <w:start w:val="1"/>
+      <w:numFmt w:val="decimal"/>
+      <w:lvlText w:val="%4."/>
+      <w:lvlJc w:val="left"/>
+      <w:pPr>
+        <w:ind w:left="2880" w:hanging="360"/>
+      </w:pPr>
+    </w:lvl>
+    <w:lvl w:ilvl="4" w:tplc="04090019" w:tentative="1">
+      <w:start w:val="1"/>
+      <w:numFmt w:val="lowerLetter"/>
+      <w:lvlText w:val="%5."/>
+      <w:lvlJc w:val="left"/>
+      <w:pPr>
+        <w:ind w:left="3600" w:hanging="360"/>
+      </w:pPr>
+    </w:lvl>
+    <w:lvl w:ilvl="5" w:tplc="0409001B" w:tentative="1">
+      <w:start w:val="1"/>
+      <w:numFmt w:val="lowerRoman"/>
+      <w:lvlText w:val="%6."/>
+      <w:lvlJc w:val="right"/>
+      <w:pPr>
+        <w:ind w:left="4320" w:hanging="180"/>
+      </w:pPr>
+    </w:lvl>
+    <w:lvl w:ilvl="6" w:tplc="0409000F" w:tentative="1">
+      <w:start w:val="1"/>
+      <w:numFmt w:val="decimal"/>
+      <w:lvlText w:val="%7."/>
+      <w:lvlJc w:val="left"/>
+      <w:pPr>
+        <w:ind w:left="5040" w:hanging="360"/>
+      </w:pPr>
+    </w:lvl>
+    <w:lvl w:ilvl="7" w:tplc="04090019" w:tentative="1">
+      <w:start w:val="1"/>
+      <w:numFmt w:val="lowerLetter"/>
+      <w:lvlText w:val="%8."/>
+      <w:lvlJc w:val="left"/>
+      <w:pPr>
+        <w:ind w:left="5760" w:hanging="360"/>
+      </w:pPr>
+    </w:lvl>
+    <w:lvl w:ilvl="8" w:tplc="0409001B" w:tentative="1">
+      <w:start w:val="1"/>
+      <w:numFmt w:val="lowerRoman"/>
+      <w:lvlText w:val="%9."/>
+      <w:lvlJc w:val="right"/>
+      <w:pPr>
+        <w:ind w:left="6480" w:hanging="180"/>
+      </w:pPr>
+    </w:lvl>
+  </w:abstractNum>
+  <w:abstractNum w:abstractNumId="4" w15:restartNumberingAfterBreak="0">
+    <w:nsid w:val="35C75696"/>
+    <w:multiLevelType w:val="multilevel"/>
+    <w:tmpl w:val="E6B2C564"/>
+    <w:lvl w:ilvl="0">
+      <w:start w:val="1"/>
+      <w:numFmt w:val="bullet"/>
+      <w:lvlText w:val=""/>
+      <w:lvlJc w:val="left"/>
+      <w:pPr>
+        <w:tabs>
+          <w:tab w:val="num" w:pos="720"/>
+        </w:tabs>
+        <w:ind w:left="720" w:hanging="360"/>
+      </w:pPr>
+      <w:rPr>
+        <w:rFonts w:ascii="Symbol" w:hAnsi="Symbol" w:hint="default"/>
+        <w:sz w:val="20"/>
+      </w:rPr>
+    </w:lvl>
+    <w:lvl w:ilvl="1" w:tentative="1">
+      <w:start w:val="1"/>
+      <w:numFmt w:val="bullet"/>
+      <w:lvlText w:val="o"/>
+      <w:lvlJc w:val="left"/>
+      <w:pPr>
+        <w:tabs>
+          <w:tab w:val="num" w:pos="1440"/>
+        </w:tabs>
+        <w:ind w:left="1440" w:hanging="360"/>
+      </w:pPr>
+      <w:rPr>
+        <w:rFonts w:ascii="Courier New" w:hAnsi="Courier New" w:hint="default"/>
+        <w:sz w:val="20"/>
+      </w:rPr>
+    </w:lvl>
+    <w:lvl w:ilvl="2" w:tentative="1">
+      <w:start w:val="1"/>
+      <w:numFmt w:val="bullet"/>
+      <w:lvlText w:val=""/>
+      <w:lvlJc w:val="left"/>
+      <w:pPr>
+        <w:tabs>
+          <w:tab w:val="num" w:pos="2160"/>
+        </w:tabs>
+        <w:ind w:left="2160" w:hanging="360"/>
+      </w:pPr>
+      <w:rPr>
+        <w:rFonts w:ascii="Wingdings" w:hAnsi="Wingdings" w:hint="default"/>
+        <w:sz w:val="20"/>
+      </w:rPr>
+    </w:lvl>
+    <w:lvl w:ilvl="3" w:tentative="1">
+      <w:start w:val="1"/>
+      <w:numFmt w:val="bullet"/>
+      <w:lvlText w:val=""/>
+      <w:lvlJc w:val="left"/>
+      <w:pPr>
+        <w:tabs>
+          <w:tab w:val="num" w:pos="2880"/>
+        </w:tabs>
+        <w:ind w:left="2880" w:hanging="360"/>
+      </w:pPr>
+      <w:rPr>
+        <w:rFonts w:ascii="Wingdings" w:hAnsi="Wingdings" w:hint="default"/>
+        <w:sz w:val="20"/>
+      </w:rPr>
+    </w:lvl>
+    <w:lvl w:ilvl="4" w:tentative="1">
+      <w:start w:val="1"/>
+      <w:numFmt w:val="bullet"/>
+      <w:lvlText w:val=""/>
+      <w:lvlJc w:val="left"/>
+      <w:pPr>
+        <w:tabs>
+          <w:tab w:val="num" w:pos="3600"/>
+        </w:tabs>
+        <w:ind w:left="3600" w:hanging="360"/>
+      </w:pPr>
+      <w:rPr>
+        <w:rFonts w:ascii="Wingdings" w:hAnsi="Wingdings" w:hint="default"/>
+        <w:sz w:val="20"/>
+      </w:rPr>
+    </w:lvl>
+    <w:lvl w:ilvl="5" w:tentative="1">
+      <w:start w:val="1"/>
+      <w:numFmt w:val="bullet"/>
+      <w:lvlText w:val=""/>
+      <w:lvlJc w:val="left"/>
+      <w:pPr>
+        <w:tabs>
+          <w:tab w:val="num" w:pos="4320"/>
+        </w:tabs>
+        <w:ind w:left="4320" w:hanging="360"/>
+      </w:pPr>
+      <w:rPr>
+        <w:rFonts w:ascii="Wingdings" w:hAnsi="Wingdings" w:hint="default"/>
+        <w:sz w:val="20"/>
+      </w:rPr>
+    </w:lvl>
+    <w:lvl w:ilvl="6" w:tentative="1">
+      <w:start w:val="1"/>
+      <w:numFmt w:val="bullet"/>
+      <w:lvlText w:val=""/>
+      <w:lvlJc w:val="left"/>
+      <w:pPr>
+        <w:tabs>
+          <w:tab w:val="num" w:pos="5040"/>
+        </w:tabs>
+        <w:ind w:left="5040" w:hanging="360"/>
+      </w:pPr>
+      <w:rPr>
+        <w:rFonts w:ascii="Wingdings" w:hAnsi="Wingdings" w:hint="default"/>
+        <w:sz w:val="20"/>
+      </w:rPr>
+    </w:lvl>
+    <w:lvl w:ilvl="7" w:tentative="1">
+      <w:start w:val="1"/>
+      <w:numFmt w:val="bullet"/>
+      <w:lvlText w:val=""/>
+      <w:lvlJc w:val="left"/>
+      <w:pPr>
+        <w:tabs>
+          <w:tab w:val="num" w:pos="5760"/>
+        </w:tabs>
+        <w:ind w:left="5760" w:hanging="360"/>
+      </w:pPr>
+      <w:rPr>
+        <w:rFonts w:ascii="Wingdings" w:hAnsi="Wingdings" w:hint="default"/>
+        <w:sz w:val="20"/>
+      </w:rPr>
+    </w:lvl>
+    <w:lvl w:ilvl="8" w:tentative="1">
+      <w:start w:val="1"/>
+      <w:numFmt w:val="bullet"/>
+      <w:lvlText w:val=""/>
+      <w:lvlJc w:val="left"/>
+      <w:pPr>
+        <w:tabs>
+          <w:tab w:val="num" w:pos="6480"/>
+        </w:tabs>
+        <w:ind w:left="6480" w:hanging="360"/>
+      </w:pPr>
+      <w:rPr>
+        <w:rFonts w:ascii="Wingdings" w:hAnsi="Wingdings" w:hint="default"/>
+        <w:sz w:val="20"/>
+      </w:rPr>
+    </w:lvl>
+  </w:abstractNum>
+  <w:abstractNum w:abstractNumId="5" w15:restartNumberingAfterBreak="0">
     <w:nsid w:val="3E2E3EBA"/>
     <w:multiLevelType w:val="multilevel"/>
     <w:tmpl w:val="71844FE8"/>
@@ -6969,7 +10005,274 @@
       </w:rPr>
     </w:lvl>
   </w:abstractNum>
-  <w:abstractNum w:abstractNumId="1" w15:restartNumberingAfterBreak="0">
+  <w:abstractNum w:abstractNumId="6" w15:restartNumberingAfterBreak="0">
+    <w:nsid w:val="3F962E55"/>
+    <w:multiLevelType w:val="hybridMultilevel"/>
+    <w:tmpl w:val="E8C8F7F4"/>
+    <w:lvl w:ilvl="0" w:tplc="0409000F">
+      <w:start w:val="1"/>
+      <w:numFmt w:val="decimal"/>
+      <w:lvlText w:val="%1."/>
+      <w:lvlJc w:val="left"/>
+      <w:pPr>
+        <w:ind w:left="720" w:hanging="360"/>
+      </w:pPr>
+      <w:rPr>
+        <w:rFonts w:hint="default"/>
+      </w:rPr>
+    </w:lvl>
+    <w:lvl w:ilvl="1" w:tplc="04090019" w:tentative="1">
+      <w:start w:val="1"/>
+      <w:numFmt w:val="lowerLetter"/>
+      <w:lvlText w:val="%2."/>
+      <w:lvlJc w:val="left"/>
+      <w:pPr>
+        <w:ind w:left="1440" w:hanging="360"/>
+      </w:pPr>
+    </w:lvl>
+    <w:lvl w:ilvl="2" w:tplc="0409001B" w:tentative="1">
+      <w:start w:val="1"/>
+      <w:numFmt w:val="lowerRoman"/>
+      <w:lvlText w:val="%3."/>
+      <w:lvlJc w:val="right"/>
+      <w:pPr>
+        <w:ind w:left="2160" w:hanging="180"/>
+      </w:pPr>
+    </w:lvl>
+    <w:lvl w:ilvl="3" w:tplc="0409000F" w:tentative="1">
+      <w:start w:val="1"/>
+      <w:numFmt w:val="decimal"/>
+      <w:lvlText w:val="%4."/>
+      <w:lvlJc w:val="left"/>
+      <w:pPr>
+        <w:ind w:left="2880" w:hanging="360"/>
+      </w:pPr>
+    </w:lvl>
+    <w:lvl w:ilvl="4" w:tplc="04090019" w:tentative="1">
+      <w:start w:val="1"/>
+      <w:numFmt w:val="lowerLetter"/>
+      <w:lvlText w:val="%5."/>
+      <w:lvlJc w:val="left"/>
+      <w:pPr>
+        <w:ind w:left="3600" w:hanging="360"/>
+      </w:pPr>
+    </w:lvl>
+    <w:lvl w:ilvl="5" w:tplc="0409001B" w:tentative="1">
+      <w:start w:val="1"/>
+      <w:numFmt w:val="lowerRoman"/>
+      <w:lvlText w:val="%6."/>
+      <w:lvlJc w:val="right"/>
+      <w:pPr>
+        <w:ind w:left="4320" w:hanging="180"/>
+      </w:pPr>
+    </w:lvl>
+    <w:lvl w:ilvl="6" w:tplc="0409000F" w:tentative="1">
+      <w:start w:val="1"/>
+      <w:numFmt w:val="decimal"/>
+      <w:lvlText w:val="%7."/>
+      <w:lvlJc w:val="left"/>
+      <w:pPr>
+        <w:ind w:left="5040" w:hanging="360"/>
+      </w:pPr>
+    </w:lvl>
+    <w:lvl w:ilvl="7" w:tplc="04090019" w:tentative="1">
+      <w:start w:val="1"/>
+      <w:numFmt w:val="lowerLetter"/>
+      <w:lvlText w:val="%8."/>
+      <w:lvlJc w:val="left"/>
+      <w:pPr>
+        <w:ind w:left="5760" w:hanging="360"/>
+      </w:pPr>
+    </w:lvl>
+    <w:lvl w:ilvl="8" w:tplc="0409001B" w:tentative="1">
+      <w:start w:val="1"/>
+      <w:numFmt w:val="lowerRoman"/>
+      <w:lvlText w:val="%9."/>
+      <w:lvlJc w:val="right"/>
+      <w:pPr>
+        <w:ind w:left="6480" w:hanging="180"/>
+      </w:pPr>
+    </w:lvl>
+  </w:abstractNum>
+  <w:abstractNum w:abstractNumId="7" w15:restartNumberingAfterBreak="0">
+    <w:nsid w:val="47320CDA"/>
+    <w:multiLevelType w:val="hybridMultilevel"/>
+    <w:tmpl w:val="384E80CC"/>
+    <w:lvl w:ilvl="0" w:tplc="0409000F">
+      <w:start w:val="1"/>
+      <w:numFmt w:val="decimal"/>
+      <w:lvlText w:val="%1."/>
+      <w:lvlJc w:val="left"/>
+      <w:pPr>
+        <w:ind w:left="720" w:hanging="360"/>
+      </w:pPr>
+      <w:rPr>
+        <w:rFonts w:hint="default"/>
+      </w:rPr>
+    </w:lvl>
+    <w:lvl w:ilvl="1" w:tplc="04090019" w:tentative="1">
+      <w:start w:val="1"/>
+      <w:numFmt w:val="lowerLetter"/>
+      <w:lvlText w:val="%2."/>
+      <w:lvlJc w:val="left"/>
+      <w:pPr>
+        <w:ind w:left="1440" w:hanging="360"/>
+      </w:pPr>
+    </w:lvl>
+    <w:lvl w:ilvl="2" w:tplc="0409001B" w:tentative="1">
+      <w:start w:val="1"/>
+      <w:numFmt w:val="lowerRoman"/>
+      <w:lvlText w:val="%3."/>
+      <w:lvlJc w:val="right"/>
+      <w:pPr>
+        <w:ind w:left="2160" w:hanging="180"/>
+      </w:pPr>
+    </w:lvl>
+    <w:lvl w:ilvl="3" w:tplc="0409000F" w:tentative="1">
+      <w:start w:val="1"/>
+      <w:numFmt w:val="decimal"/>
+      <w:lvlText w:val="%4."/>
+      <w:lvlJc w:val="left"/>
+      <w:pPr>
+        <w:ind w:left="2880" w:hanging="360"/>
+      </w:pPr>
+    </w:lvl>
+    <w:lvl w:ilvl="4" w:tplc="04090019" w:tentative="1">
+      <w:start w:val="1"/>
+      <w:numFmt w:val="lowerLetter"/>
+      <w:lvlText w:val="%5."/>
+      <w:lvlJc w:val="left"/>
+      <w:pPr>
+        <w:ind w:left="3600" w:hanging="360"/>
+      </w:pPr>
+    </w:lvl>
+    <w:lvl w:ilvl="5" w:tplc="0409001B" w:tentative="1">
+      <w:start w:val="1"/>
+      <w:numFmt w:val="lowerRoman"/>
+      <w:lvlText w:val="%6."/>
+      <w:lvlJc w:val="right"/>
+      <w:pPr>
+        <w:ind w:left="4320" w:hanging="180"/>
+      </w:pPr>
+    </w:lvl>
+    <w:lvl w:ilvl="6" w:tplc="0409000F" w:tentative="1">
+      <w:start w:val="1"/>
+      <w:numFmt w:val="decimal"/>
+      <w:lvlText w:val="%7."/>
+      <w:lvlJc w:val="left"/>
+      <w:pPr>
+        <w:ind w:left="5040" w:hanging="360"/>
+      </w:pPr>
+    </w:lvl>
+    <w:lvl w:ilvl="7" w:tplc="04090019" w:tentative="1">
+      <w:start w:val="1"/>
+      <w:numFmt w:val="lowerLetter"/>
+      <w:lvlText w:val="%8."/>
+      <w:lvlJc w:val="left"/>
+      <w:pPr>
+        <w:ind w:left="5760" w:hanging="360"/>
+      </w:pPr>
+    </w:lvl>
+    <w:lvl w:ilvl="8" w:tplc="0409001B" w:tentative="1">
+      <w:start w:val="1"/>
+      <w:numFmt w:val="lowerRoman"/>
+      <w:lvlText w:val="%9."/>
+      <w:lvlJc w:val="right"/>
+      <w:pPr>
+        <w:ind w:left="6480" w:hanging="180"/>
+      </w:pPr>
+    </w:lvl>
+  </w:abstractNum>
+  <w:abstractNum w:abstractNumId="8" w15:restartNumberingAfterBreak="0">
+    <w:nsid w:val="55380B93"/>
+    <w:multiLevelType w:val="hybridMultilevel"/>
+    <w:tmpl w:val="A62EC760"/>
+    <w:lvl w:ilvl="0" w:tplc="0409000F">
+      <w:start w:val="1"/>
+      <w:numFmt w:val="decimal"/>
+      <w:lvlText w:val="%1."/>
+      <w:lvlJc w:val="left"/>
+      <w:pPr>
+        <w:ind w:left="720" w:hanging="360"/>
+      </w:pPr>
+      <w:rPr>
+        <w:rFonts w:hint="default"/>
+      </w:rPr>
+    </w:lvl>
+    <w:lvl w:ilvl="1" w:tplc="04090019" w:tentative="1">
+      <w:start w:val="1"/>
+      <w:numFmt w:val="lowerLetter"/>
+      <w:lvlText w:val="%2."/>
+      <w:lvlJc w:val="left"/>
+      <w:pPr>
+        <w:ind w:left="1440" w:hanging="360"/>
+      </w:pPr>
+    </w:lvl>
+    <w:lvl w:ilvl="2" w:tplc="0409001B" w:tentative="1">
+      <w:start w:val="1"/>
+      <w:numFmt w:val="lowerRoman"/>
+      <w:lvlText w:val="%3."/>
+      <w:lvlJc w:val="right"/>
+      <w:pPr>
+        <w:ind w:left="2160" w:hanging="180"/>
+      </w:pPr>
+    </w:lvl>
+    <w:lvl w:ilvl="3" w:tplc="0409000F" w:tentative="1">
+      <w:start w:val="1"/>
+      <w:numFmt w:val="decimal"/>
+      <w:lvlText w:val="%4."/>
+      <w:lvlJc w:val="left"/>
+      <w:pPr>
+        <w:ind w:left="2880" w:hanging="360"/>
+      </w:pPr>
+    </w:lvl>
+    <w:lvl w:ilvl="4" w:tplc="04090019" w:tentative="1">
+      <w:start w:val="1"/>
+      <w:numFmt w:val="lowerLetter"/>
+      <w:lvlText w:val="%5."/>
+      <w:lvlJc w:val="left"/>
+      <w:pPr>
+        <w:ind w:left="3600" w:hanging="360"/>
+      </w:pPr>
+    </w:lvl>
+    <w:lvl w:ilvl="5" w:tplc="0409001B" w:tentative="1">
+      <w:start w:val="1"/>
+      <w:numFmt w:val="lowerRoman"/>
+      <w:lvlText w:val="%6."/>
+      <w:lvlJc w:val="right"/>
+      <w:pPr>
+        <w:ind w:left="4320" w:hanging="180"/>
+      </w:pPr>
+    </w:lvl>
+    <w:lvl w:ilvl="6" w:tplc="0409000F" w:tentative="1">
+      <w:start w:val="1"/>
+      <w:numFmt w:val="decimal"/>
+      <w:lvlText w:val="%7."/>
+      <w:lvlJc w:val="left"/>
+      <w:pPr>
+        <w:ind w:left="5040" w:hanging="360"/>
+      </w:pPr>
+    </w:lvl>
+    <w:lvl w:ilvl="7" w:tplc="04090019" w:tentative="1">
+      <w:start w:val="1"/>
+      <w:numFmt w:val="lowerLetter"/>
+      <w:lvlText w:val="%8."/>
+      <w:lvlJc w:val="left"/>
+      <w:pPr>
+        <w:ind w:left="5760" w:hanging="360"/>
+      </w:pPr>
+    </w:lvl>
+    <w:lvl w:ilvl="8" w:tplc="0409001B" w:tentative="1">
+      <w:start w:val="1"/>
+      <w:numFmt w:val="lowerRoman"/>
+      <w:lvlText w:val="%9."/>
+      <w:lvlJc w:val="right"/>
+      <w:pPr>
+        <w:ind w:left="6480" w:hanging="180"/>
+      </w:pPr>
+    </w:lvl>
+  </w:abstractNum>
+  <w:abstractNum w:abstractNumId="9" w15:restartNumberingAfterBreak="0">
     <w:nsid w:val="6BB42604"/>
     <w:multiLevelType w:val="multilevel"/>
     <w:tmpl w:val="6416FD70"/>
@@ -7082,11 +10385,583 @@
       </w:pPr>
     </w:lvl>
   </w:abstractNum>
+  <w:abstractNum w:abstractNumId="10" w15:restartNumberingAfterBreak="0">
+    <w:nsid w:val="6F513F11"/>
+    <w:multiLevelType w:val="multilevel"/>
+    <w:tmpl w:val="63621F90"/>
+    <w:lvl w:ilvl="0">
+      <w:start w:val="1"/>
+      <w:numFmt w:val="bullet"/>
+      <w:lvlText w:val=""/>
+      <w:lvlJc w:val="left"/>
+      <w:pPr>
+        <w:tabs>
+          <w:tab w:val="num" w:pos="720"/>
+        </w:tabs>
+        <w:ind w:left="720" w:hanging="360"/>
+      </w:pPr>
+      <w:rPr>
+        <w:rFonts w:ascii="Symbol" w:hAnsi="Symbol" w:hint="default"/>
+        <w:sz w:val="20"/>
+      </w:rPr>
+    </w:lvl>
+    <w:lvl w:ilvl="1" w:tentative="1">
+      <w:start w:val="1"/>
+      <w:numFmt w:val="bullet"/>
+      <w:lvlText w:val="o"/>
+      <w:lvlJc w:val="left"/>
+      <w:pPr>
+        <w:tabs>
+          <w:tab w:val="num" w:pos="1440"/>
+        </w:tabs>
+        <w:ind w:left="1440" w:hanging="360"/>
+      </w:pPr>
+      <w:rPr>
+        <w:rFonts w:ascii="Courier New" w:hAnsi="Courier New" w:hint="default"/>
+        <w:sz w:val="20"/>
+      </w:rPr>
+    </w:lvl>
+    <w:lvl w:ilvl="2" w:tentative="1">
+      <w:start w:val="1"/>
+      <w:numFmt w:val="bullet"/>
+      <w:lvlText w:val=""/>
+      <w:lvlJc w:val="left"/>
+      <w:pPr>
+        <w:tabs>
+          <w:tab w:val="num" w:pos="2160"/>
+        </w:tabs>
+        <w:ind w:left="2160" w:hanging="360"/>
+      </w:pPr>
+      <w:rPr>
+        <w:rFonts w:ascii="Wingdings" w:hAnsi="Wingdings" w:hint="default"/>
+        <w:sz w:val="20"/>
+      </w:rPr>
+    </w:lvl>
+    <w:lvl w:ilvl="3" w:tentative="1">
+      <w:start w:val="1"/>
+      <w:numFmt w:val="bullet"/>
+      <w:lvlText w:val=""/>
+      <w:lvlJc w:val="left"/>
+      <w:pPr>
+        <w:tabs>
+          <w:tab w:val="num" w:pos="2880"/>
+        </w:tabs>
+        <w:ind w:left="2880" w:hanging="360"/>
+      </w:pPr>
+      <w:rPr>
+        <w:rFonts w:ascii="Wingdings" w:hAnsi="Wingdings" w:hint="default"/>
+        <w:sz w:val="20"/>
+      </w:rPr>
+    </w:lvl>
+    <w:lvl w:ilvl="4" w:tentative="1">
+      <w:start w:val="1"/>
+      <w:numFmt w:val="bullet"/>
+      <w:lvlText w:val=""/>
+      <w:lvlJc w:val="left"/>
+      <w:pPr>
+        <w:tabs>
+          <w:tab w:val="num" w:pos="3600"/>
+        </w:tabs>
+        <w:ind w:left="3600" w:hanging="360"/>
+      </w:pPr>
+      <w:rPr>
+        <w:rFonts w:ascii="Wingdings" w:hAnsi="Wingdings" w:hint="default"/>
+        <w:sz w:val="20"/>
+      </w:rPr>
+    </w:lvl>
+    <w:lvl w:ilvl="5" w:tentative="1">
+      <w:start w:val="1"/>
+      <w:numFmt w:val="bullet"/>
+      <w:lvlText w:val=""/>
+      <w:lvlJc w:val="left"/>
+      <w:pPr>
+        <w:tabs>
+          <w:tab w:val="num" w:pos="4320"/>
+        </w:tabs>
+        <w:ind w:left="4320" w:hanging="360"/>
+      </w:pPr>
+      <w:rPr>
+        <w:rFonts w:ascii="Wingdings" w:hAnsi="Wingdings" w:hint="default"/>
+        <w:sz w:val="20"/>
+      </w:rPr>
+    </w:lvl>
+    <w:lvl w:ilvl="6" w:tentative="1">
+      <w:start w:val="1"/>
+      <w:numFmt w:val="bullet"/>
+      <w:lvlText w:val=""/>
+      <w:lvlJc w:val="left"/>
+      <w:pPr>
+        <w:tabs>
+          <w:tab w:val="num" w:pos="5040"/>
+        </w:tabs>
+        <w:ind w:left="5040" w:hanging="360"/>
+      </w:pPr>
+      <w:rPr>
+        <w:rFonts w:ascii="Wingdings" w:hAnsi="Wingdings" w:hint="default"/>
+        <w:sz w:val="20"/>
+      </w:rPr>
+    </w:lvl>
+    <w:lvl w:ilvl="7" w:tentative="1">
+      <w:start w:val="1"/>
+      <w:numFmt w:val="bullet"/>
+      <w:lvlText w:val=""/>
+      <w:lvlJc w:val="left"/>
+      <w:pPr>
+        <w:tabs>
+          <w:tab w:val="num" w:pos="5760"/>
+        </w:tabs>
+        <w:ind w:left="5760" w:hanging="360"/>
+      </w:pPr>
+      <w:rPr>
+        <w:rFonts w:ascii="Wingdings" w:hAnsi="Wingdings" w:hint="default"/>
+        <w:sz w:val="20"/>
+      </w:rPr>
+    </w:lvl>
+    <w:lvl w:ilvl="8" w:tentative="1">
+      <w:start w:val="1"/>
+      <w:numFmt w:val="bullet"/>
+      <w:lvlText w:val=""/>
+      <w:lvlJc w:val="left"/>
+      <w:pPr>
+        <w:tabs>
+          <w:tab w:val="num" w:pos="6480"/>
+        </w:tabs>
+        <w:ind w:left="6480" w:hanging="360"/>
+      </w:pPr>
+      <w:rPr>
+        <w:rFonts w:ascii="Wingdings" w:hAnsi="Wingdings" w:hint="default"/>
+        <w:sz w:val="20"/>
+      </w:rPr>
+    </w:lvl>
+  </w:abstractNum>
+  <w:abstractNum w:abstractNumId="11" w15:restartNumberingAfterBreak="0">
+    <w:nsid w:val="725043DF"/>
+    <w:multiLevelType w:val="multilevel"/>
+    <w:tmpl w:val="3224FF7A"/>
+    <w:lvl w:ilvl="0">
+      <w:start w:val="1"/>
+      <w:numFmt w:val="lowerRoman"/>
+      <w:lvlText w:val="%1."/>
+      <w:lvlJc w:val="right"/>
+      <w:pPr>
+        <w:tabs>
+          <w:tab w:val="num" w:pos="720"/>
+        </w:tabs>
+        <w:ind w:left="720" w:hanging="360"/>
+      </w:pPr>
+      <w:rPr>
+        <w:rFonts w:hint="default"/>
+        <w:sz w:val="20"/>
+      </w:rPr>
+    </w:lvl>
+    <w:lvl w:ilvl="1" w:tentative="1">
+      <w:start w:val="1"/>
+      <w:numFmt w:val="bullet"/>
+      <w:lvlText w:val="o"/>
+      <w:lvlJc w:val="left"/>
+      <w:pPr>
+        <w:tabs>
+          <w:tab w:val="num" w:pos="1440"/>
+        </w:tabs>
+        <w:ind w:left="1440" w:hanging="360"/>
+      </w:pPr>
+      <w:rPr>
+        <w:rFonts w:ascii="Courier New" w:hAnsi="Courier New" w:hint="default"/>
+        <w:sz w:val="20"/>
+      </w:rPr>
+    </w:lvl>
+    <w:lvl w:ilvl="2" w:tentative="1">
+      <w:start w:val="1"/>
+      <w:numFmt w:val="bullet"/>
+      <w:lvlText w:val=""/>
+      <w:lvlJc w:val="left"/>
+      <w:pPr>
+        <w:tabs>
+          <w:tab w:val="num" w:pos="2160"/>
+        </w:tabs>
+        <w:ind w:left="2160" w:hanging="360"/>
+      </w:pPr>
+      <w:rPr>
+        <w:rFonts w:ascii="Wingdings" w:hAnsi="Wingdings" w:hint="default"/>
+        <w:sz w:val="20"/>
+      </w:rPr>
+    </w:lvl>
+    <w:lvl w:ilvl="3" w:tentative="1">
+      <w:start w:val="1"/>
+      <w:numFmt w:val="bullet"/>
+      <w:lvlText w:val=""/>
+      <w:lvlJc w:val="left"/>
+      <w:pPr>
+        <w:tabs>
+          <w:tab w:val="num" w:pos="2880"/>
+        </w:tabs>
+        <w:ind w:left="2880" w:hanging="360"/>
+      </w:pPr>
+      <w:rPr>
+        <w:rFonts w:ascii="Wingdings" w:hAnsi="Wingdings" w:hint="default"/>
+        <w:sz w:val="20"/>
+      </w:rPr>
+    </w:lvl>
+    <w:lvl w:ilvl="4" w:tentative="1">
+      <w:start w:val="1"/>
+      <w:numFmt w:val="bullet"/>
+      <w:lvlText w:val=""/>
+      <w:lvlJc w:val="left"/>
+      <w:pPr>
+        <w:tabs>
+          <w:tab w:val="num" w:pos="3600"/>
+        </w:tabs>
+        <w:ind w:left="3600" w:hanging="360"/>
+      </w:pPr>
+      <w:rPr>
+        <w:rFonts w:ascii="Wingdings" w:hAnsi="Wingdings" w:hint="default"/>
+        <w:sz w:val="20"/>
+      </w:rPr>
+    </w:lvl>
+    <w:lvl w:ilvl="5" w:tentative="1">
+      <w:start w:val="1"/>
+      <w:numFmt w:val="bullet"/>
+      <w:lvlText w:val=""/>
+      <w:lvlJc w:val="left"/>
+      <w:pPr>
+        <w:tabs>
+          <w:tab w:val="num" w:pos="4320"/>
+        </w:tabs>
+        <w:ind w:left="4320" w:hanging="360"/>
+      </w:pPr>
+      <w:rPr>
+        <w:rFonts w:ascii="Wingdings" w:hAnsi="Wingdings" w:hint="default"/>
+        <w:sz w:val="20"/>
+      </w:rPr>
+    </w:lvl>
+    <w:lvl w:ilvl="6" w:tentative="1">
+      <w:start w:val="1"/>
+      <w:numFmt w:val="bullet"/>
+      <w:lvlText w:val=""/>
+      <w:lvlJc w:val="left"/>
+      <w:pPr>
+        <w:tabs>
+          <w:tab w:val="num" w:pos="5040"/>
+        </w:tabs>
+        <w:ind w:left="5040" w:hanging="360"/>
+      </w:pPr>
+      <w:rPr>
+        <w:rFonts w:ascii="Wingdings" w:hAnsi="Wingdings" w:hint="default"/>
+        <w:sz w:val="20"/>
+      </w:rPr>
+    </w:lvl>
+    <w:lvl w:ilvl="7" w:tentative="1">
+      <w:start w:val="1"/>
+      <w:numFmt w:val="bullet"/>
+      <w:lvlText w:val=""/>
+      <w:lvlJc w:val="left"/>
+      <w:pPr>
+        <w:tabs>
+          <w:tab w:val="num" w:pos="5760"/>
+        </w:tabs>
+        <w:ind w:left="5760" w:hanging="360"/>
+      </w:pPr>
+      <w:rPr>
+        <w:rFonts w:ascii="Wingdings" w:hAnsi="Wingdings" w:hint="default"/>
+        <w:sz w:val="20"/>
+      </w:rPr>
+    </w:lvl>
+    <w:lvl w:ilvl="8" w:tentative="1">
+      <w:start w:val="1"/>
+      <w:numFmt w:val="bullet"/>
+      <w:lvlText w:val=""/>
+      <w:lvlJc w:val="left"/>
+      <w:pPr>
+        <w:tabs>
+          <w:tab w:val="num" w:pos="6480"/>
+        </w:tabs>
+        <w:ind w:left="6480" w:hanging="360"/>
+      </w:pPr>
+      <w:rPr>
+        <w:rFonts w:ascii="Wingdings" w:hAnsi="Wingdings" w:hint="default"/>
+        <w:sz w:val="20"/>
+      </w:rPr>
+    </w:lvl>
+  </w:abstractNum>
+  <w:abstractNum w:abstractNumId="12" w15:restartNumberingAfterBreak="0">
+    <w:nsid w:val="7891235B"/>
+    <w:multiLevelType w:val="hybridMultilevel"/>
+    <w:tmpl w:val="CEEE0D6C"/>
+    <w:lvl w:ilvl="0" w:tplc="0409000F">
+      <w:start w:val="1"/>
+      <w:numFmt w:val="decimal"/>
+      <w:lvlText w:val="%1."/>
+      <w:lvlJc w:val="left"/>
+      <w:pPr>
+        <w:ind w:left="720" w:hanging="360"/>
+      </w:pPr>
+      <w:rPr>
+        <w:rFonts w:hint="default"/>
+      </w:rPr>
+    </w:lvl>
+    <w:lvl w:ilvl="1" w:tplc="04090019" w:tentative="1">
+      <w:start w:val="1"/>
+      <w:numFmt w:val="lowerLetter"/>
+      <w:lvlText w:val="%2."/>
+      <w:lvlJc w:val="left"/>
+      <w:pPr>
+        <w:ind w:left="1440" w:hanging="360"/>
+      </w:pPr>
+    </w:lvl>
+    <w:lvl w:ilvl="2" w:tplc="0409001B" w:tentative="1">
+      <w:start w:val="1"/>
+      <w:numFmt w:val="lowerRoman"/>
+      <w:lvlText w:val="%3."/>
+      <w:lvlJc w:val="right"/>
+      <w:pPr>
+        <w:ind w:left="2160" w:hanging="180"/>
+      </w:pPr>
+    </w:lvl>
+    <w:lvl w:ilvl="3" w:tplc="0409000F" w:tentative="1">
+      <w:start w:val="1"/>
+      <w:numFmt w:val="decimal"/>
+      <w:lvlText w:val="%4."/>
+      <w:lvlJc w:val="left"/>
+      <w:pPr>
+        <w:ind w:left="2880" w:hanging="360"/>
+      </w:pPr>
+    </w:lvl>
+    <w:lvl w:ilvl="4" w:tplc="04090019" w:tentative="1">
+      <w:start w:val="1"/>
+      <w:numFmt w:val="lowerLetter"/>
+      <w:lvlText w:val="%5."/>
+      <w:lvlJc w:val="left"/>
+      <w:pPr>
+        <w:ind w:left="3600" w:hanging="360"/>
+      </w:pPr>
+    </w:lvl>
+    <w:lvl w:ilvl="5" w:tplc="0409001B" w:tentative="1">
+      <w:start w:val="1"/>
+      <w:numFmt w:val="lowerRoman"/>
+      <w:lvlText w:val="%6."/>
+      <w:lvlJc w:val="right"/>
+      <w:pPr>
+        <w:ind w:left="4320" w:hanging="180"/>
+      </w:pPr>
+    </w:lvl>
+    <w:lvl w:ilvl="6" w:tplc="0409000F" w:tentative="1">
+      <w:start w:val="1"/>
+      <w:numFmt w:val="decimal"/>
+      <w:lvlText w:val="%7."/>
+      <w:lvlJc w:val="left"/>
+      <w:pPr>
+        <w:ind w:left="5040" w:hanging="360"/>
+      </w:pPr>
+    </w:lvl>
+    <w:lvl w:ilvl="7" w:tplc="04090019" w:tentative="1">
+      <w:start w:val="1"/>
+      <w:numFmt w:val="lowerLetter"/>
+      <w:lvlText w:val="%8."/>
+      <w:lvlJc w:val="left"/>
+      <w:pPr>
+        <w:ind w:left="5760" w:hanging="360"/>
+      </w:pPr>
+    </w:lvl>
+    <w:lvl w:ilvl="8" w:tplc="0409001B" w:tentative="1">
+      <w:start w:val="1"/>
+      <w:numFmt w:val="lowerRoman"/>
+      <w:lvlText w:val="%9."/>
+      <w:lvlJc w:val="right"/>
+      <w:pPr>
+        <w:ind w:left="6480" w:hanging="180"/>
+      </w:pPr>
+    </w:lvl>
+  </w:abstractNum>
+  <w:abstractNum w:abstractNumId="13" w15:restartNumberingAfterBreak="0">
+    <w:nsid w:val="7C66223C"/>
+    <w:multiLevelType w:val="multilevel"/>
+    <w:tmpl w:val="43FA1A80"/>
+    <w:lvl w:ilvl="0">
+      <w:start w:val="1"/>
+      <w:numFmt w:val="bullet"/>
+      <w:lvlText w:val=""/>
+      <w:lvlJc w:val="left"/>
+      <w:pPr>
+        <w:tabs>
+          <w:tab w:val="num" w:pos="720"/>
+        </w:tabs>
+        <w:ind w:left="720" w:hanging="360"/>
+      </w:pPr>
+      <w:rPr>
+        <w:rFonts w:ascii="Symbol" w:hAnsi="Symbol" w:hint="default"/>
+        <w:sz w:val="20"/>
+      </w:rPr>
+    </w:lvl>
+    <w:lvl w:ilvl="1" w:tentative="1">
+      <w:start w:val="1"/>
+      <w:numFmt w:val="bullet"/>
+      <w:lvlText w:val="o"/>
+      <w:lvlJc w:val="left"/>
+      <w:pPr>
+        <w:tabs>
+          <w:tab w:val="num" w:pos="1440"/>
+        </w:tabs>
+        <w:ind w:left="1440" w:hanging="360"/>
+      </w:pPr>
+      <w:rPr>
+        <w:rFonts w:ascii="Courier New" w:hAnsi="Courier New" w:hint="default"/>
+        <w:sz w:val="20"/>
+      </w:rPr>
+    </w:lvl>
+    <w:lvl w:ilvl="2" w:tentative="1">
+      <w:start w:val="1"/>
+      <w:numFmt w:val="bullet"/>
+      <w:lvlText w:val=""/>
+      <w:lvlJc w:val="left"/>
+      <w:pPr>
+        <w:tabs>
+          <w:tab w:val="num" w:pos="2160"/>
+        </w:tabs>
+        <w:ind w:left="2160" w:hanging="360"/>
+      </w:pPr>
+      <w:rPr>
+        <w:rFonts w:ascii="Wingdings" w:hAnsi="Wingdings" w:hint="default"/>
+        <w:sz w:val="20"/>
+      </w:rPr>
+    </w:lvl>
+    <w:lvl w:ilvl="3" w:tentative="1">
+      <w:start w:val="1"/>
+      <w:numFmt w:val="bullet"/>
+      <w:lvlText w:val=""/>
+      <w:lvlJc w:val="left"/>
+      <w:pPr>
+        <w:tabs>
+          <w:tab w:val="num" w:pos="2880"/>
+        </w:tabs>
+        <w:ind w:left="2880" w:hanging="360"/>
+      </w:pPr>
+      <w:rPr>
+        <w:rFonts w:ascii="Wingdings" w:hAnsi="Wingdings" w:hint="default"/>
+        <w:sz w:val="20"/>
+      </w:rPr>
+    </w:lvl>
+    <w:lvl w:ilvl="4" w:tentative="1">
+      <w:start w:val="1"/>
+      <w:numFmt w:val="bullet"/>
+      <w:lvlText w:val=""/>
+      <w:lvlJc w:val="left"/>
+      <w:pPr>
+        <w:tabs>
+          <w:tab w:val="num" w:pos="3600"/>
+        </w:tabs>
+        <w:ind w:left="3600" w:hanging="360"/>
+      </w:pPr>
+      <w:rPr>
+        <w:rFonts w:ascii="Wingdings" w:hAnsi="Wingdings" w:hint="default"/>
+        <w:sz w:val="20"/>
+      </w:rPr>
+    </w:lvl>
+    <w:lvl w:ilvl="5" w:tentative="1">
+      <w:start w:val="1"/>
+      <w:numFmt w:val="bullet"/>
+      <w:lvlText w:val=""/>
+      <w:lvlJc w:val="left"/>
+      <w:pPr>
+        <w:tabs>
+          <w:tab w:val="num" w:pos="4320"/>
+        </w:tabs>
+        <w:ind w:left="4320" w:hanging="360"/>
+      </w:pPr>
+      <w:rPr>
+        <w:rFonts w:ascii="Wingdings" w:hAnsi="Wingdings" w:hint="default"/>
+        <w:sz w:val="20"/>
+      </w:rPr>
+    </w:lvl>
+    <w:lvl w:ilvl="6" w:tentative="1">
+      <w:start w:val="1"/>
+      <w:numFmt w:val="bullet"/>
+      <w:lvlText w:val=""/>
+      <w:lvlJc w:val="left"/>
+      <w:pPr>
+        <w:tabs>
+          <w:tab w:val="num" w:pos="5040"/>
+        </w:tabs>
+        <w:ind w:left="5040" w:hanging="360"/>
+      </w:pPr>
+      <w:rPr>
+        <w:rFonts w:ascii="Wingdings" w:hAnsi="Wingdings" w:hint="default"/>
+        <w:sz w:val="20"/>
+      </w:rPr>
+    </w:lvl>
+    <w:lvl w:ilvl="7" w:tentative="1">
+      <w:start w:val="1"/>
+      <w:numFmt w:val="bullet"/>
+      <w:lvlText w:val=""/>
+      <w:lvlJc w:val="left"/>
+      <w:pPr>
+        <w:tabs>
+          <w:tab w:val="num" w:pos="5760"/>
+        </w:tabs>
+        <w:ind w:left="5760" w:hanging="360"/>
+      </w:pPr>
+      <w:rPr>
+        <w:rFonts w:ascii="Wingdings" w:hAnsi="Wingdings" w:hint="default"/>
+        <w:sz w:val="20"/>
+      </w:rPr>
+    </w:lvl>
+    <w:lvl w:ilvl="8" w:tentative="1">
+      <w:start w:val="1"/>
+      <w:numFmt w:val="bullet"/>
+      <w:lvlText w:val=""/>
+      <w:lvlJc w:val="left"/>
+      <w:pPr>
+        <w:tabs>
+          <w:tab w:val="num" w:pos="6480"/>
+        </w:tabs>
+        <w:ind w:left="6480" w:hanging="360"/>
+      </w:pPr>
+      <w:rPr>
+        <w:rFonts w:ascii="Wingdings" w:hAnsi="Wingdings" w:hint="default"/>
+        <w:sz w:val="20"/>
+      </w:rPr>
+    </w:lvl>
+  </w:abstractNum>
   <w:num w:numId="1" w16cid:durableId="675154718">
+    <w:abstractNumId w:val="9"/>
+  </w:num>
+  <w:num w:numId="2" w16cid:durableId="1718433428">
+    <w:abstractNumId w:val="5"/>
+  </w:num>
+  <w:num w:numId="3" w16cid:durableId="163326160">
+    <w:abstractNumId w:val="13"/>
+  </w:num>
+  <w:num w:numId="4" w16cid:durableId="355886979">
+    <w:abstractNumId w:val="10"/>
+  </w:num>
+  <w:num w:numId="5" w16cid:durableId="1981760387">
     <w:abstractNumId w:val="1"/>
   </w:num>
-  <w:num w:numId="2" w16cid:durableId="1718433428">
+  <w:num w:numId="6" w16cid:durableId="74480629">
+    <w:abstractNumId w:val="4"/>
+  </w:num>
+  <w:num w:numId="7" w16cid:durableId="604533965">
+    <w:abstractNumId w:val="3"/>
+  </w:num>
+  <w:num w:numId="8" w16cid:durableId="891767513">
+    <w:abstractNumId w:val="7"/>
+  </w:num>
+  <w:num w:numId="9" w16cid:durableId="1566140926">
+    <w:abstractNumId w:val="6"/>
+  </w:num>
+  <w:num w:numId="10" w16cid:durableId="930042710">
+    <w:abstractNumId w:val="8"/>
+  </w:num>
+  <w:num w:numId="11" w16cid:durableId="1970358682">
     <w:abstractNumId w:val="0"/>
+  </w:num>
+  <w:num w:numId="12" w16cid:durableId="137579614">
+    <w:abstractNumId w:val="12"/>
+  </w:num>
+  <w:num w:numId="13" w16cid:durableId="937909429">
+    <w:abstractNumId w:val="2"/>
+  </w:num>
+  <w:num w:numId="14" w16cid:durableId="324168000">
+    <w:abstractNumId w:val="11"/>
   </w:num>
 </w:numbering>
 </file>
@@ -8129,6 +12004,56 @@
       <w:iCs/>
     </w:rPr>
   </w:style>
+  <w:style w:type="paragraph" w:styleId="Header">
+    <w:name w:val="header"/>
+    <w:basedOn w:val="Normal"/>
+    <w:link w:val="HeaderChar"/>
+    <w:uiPriority w:val="99"/>
+    <w:unhideWhenUsed/>
+    <w:rsid w:val="004C1072"/>
+    <w:pPr>
+      <w:tabs>
+        <w:tab w:val="center" w:pos="4680"/>
+        <w:tab w:val="right" w:pos="9360"/>
+      </w:tabs>
+      <w:spacing w:after="0" w:line="240" w:lineRule="auto"/>
+    </w:pPr>
+  </w:style>
+  <w:style w:type="character" w:customStyle="1" w:styleId="HeaderChar">
+    <w:name w:val="Header Char"/>
+    <w:basedOn w:val="DefaultParagraphFont"/>
+    <w:link w:val="Header"/>
+    <w:uiPriority w:val="99"/>
+    <w:rsid w:val="004C1072"/>
+    <w:rPr>
+      <w:noProof/>
+    </w:rPr>
+  </w:style>
+  <w:style w:type="paragraph" w:styleId="Footer">
+    <w:name w:val="footer"/>
+    <w:basedOn w:val="Normal"/>
+    <w:link w:val="FooterChar"/>
+    <w:uiPriority w:val="99"/>
+    <w:unhideWhenUsed/>
+    <w:rsid w:val="004C1072"/>
+    <w:pPr>
+      <w:tabs>
+        <w:tab w:val="center" w:pos="4680"/>
+        <w:tab w:val="right" w:pos="9360"/>
+      </w:tabs>
+      <w:spacing w:after="0" w:line="240" w:lineRule="auto"/>
+    </w:pPr>
+  </w:style>
+  <w:style w:type="character" w:customStyle="1" w:styleId="FooterChar">
+    <w:name w:val="Footer Char"/>
+    <w:basedOn w:val="DefaultParagraphFont"/>
+    <w:link w:val="Footer"/>
+    <w:uiPriority w:val="99"/>
+    <w:rsid w:val="004C1072"/>
+    <w:rPr>
+      <w:noProof/>
+    </w:rPr>
+  </w:style>
 </w:styles>
 </file>
 

--- a/Documentatie.docx
+++ b/Documentatie.docx
@@ -18,7 +18,7 @@
     </w:p>
     <w:p>
       <w:pPr>
-        <w:jc w:val="both"/>
+        <w:jc w:val="center"/>
         <w:rPr>
           <w:rFonts w:ascii="Times New Roman" w:eastAsia="Times New Roman" w:hAnsi="Times New Roman" w:cs="Times New Roman"/>
           <w:b/>
@@ -325,17 +325,17 @@
     </w:p>
     <w:p>
       <w:pPr>
-        <w:jc w:val="both"/>
-        <w:rPr>
-          <w:rFonts w:ascii="Times New Roman" w:eastAsia="Times New Roman" w:hAnsi="Times New Roman" w:cs="Times New Roman"/>
-          <w:kern w:val="0"/>
-          <w14:ligatures w14:val="none"/>
-        </w:rPr>
-      </w:pPr>
-    </w:p>
-    <w:p>
-      <w:pPr>
-        <w:jc w:val="both"/>
+        <w:jc w:val="right"/>
+        <w:rPr>
+          <w:rFonts w:ascii="Times New Roman" w:eastAsia="Times New Roman" w:hAnsi="Times New Roman" w:cs="Times New Roman"/>
+          <w:kern w:val="0"/>
+          <w14:ligatures w14:val="none"/>
+        </w:rPr>
+      </w:pPr>
+    </w:p>
+    <w:p>
+      <w:pPr>
+        <w:jc w:val="right"/>
         <w:rPr>
           <w:rFonts w:ascii="Times New Roman" w:eastAsia="Times New Roman" w:hAnsi="Times New Roman" w:cs="Times New Roman"/>
           <w:kern w:val="0"/>
@@ -353,17 +353,17 @@
     </w:p>
     <w:p>
       <w:pPr>
-        <w:jc w:val="both"/>
-        <w:rPr>
-          <w:rFonts w:ascii="Times New Roman" w:eastAsia="Times New Roman" w:hAnsi="Times New Roman" w:cs="Times New Roman"/>
-          <w:kern w:val="0"/>
-          <w14:ligatures w14:val="none"/>
-        </w:rPr>
-      </w:pPr>
-    </w:p>
-    <w:p>
-      <w:pPr>
-        <w:jc w:val="both"/>
+        <w:jc w:val="right"/>
+        <w:rPr>
+          <w:rFonts w:ascii="Times New Roman" w:eastAsia="Times New Roman" w:hAnsi="Times New Roman" w:cs="Times New Roman"/>
+          <w:kern w:val="0"/>
+          <w14:ligatures w14:val="none"/>
+        </w:rPr>
+      </w:pPr>
+    </w:p>
+    <w:p>
+      <w:pPr>
+        <w:jc w:val="right"/>
         <w:rPr>
           <w:rFonts w:ascii="Times New Roman" w:eastAsia="Times New Roman" w:hAnsi="Times New Roman" w:cs="Times New Roman"/>
           <w:kern w:val="0"/>
@@ -381,7 +381,7 @@
     </w:p>
     <w:p>
       <w:pPr>
-        <w:jc w:val="both"/>
+        <w:jc w:val="right"/>
         <w:rPr>
           <w:rFonts w:ascii="Times New Roman" w:eastAsia="Times New Roman" w:hAnsi="Times New Roman" w:cs="Times New Roman"/>
           <w:kern w:val="0"/>
@@ -7866,23 +7866,7 @@
           <w:kern w:val="0"/>
           <w14:ligatures w14:val="none"/>
         </w:rPr>
-        <w:t>Fieca</w:t>
-      </w:r>
-      <w:r>
-        <w:rPr>
-          <w:rFonts w:ascii="Times New Roman" w:eastAsia="Times New Roman" w:hAnsi="Times New Roman" w:cs="Times New Roman"/>
-          <w:kern w:val="0"/>
-          <w14:ligatures w14:val="none"/>
-        </w:rPr>
-        <w:t>r</w:t>
-      </w:r>
-      <w:r>
-        <w:rPr>
-          <w:rFonts w:ascii="Times New Roman" w:eastAsia="Times New Roman" w:hAnsi="Times New Roman" w:cs="Times New Roman"/>
-          <w:kern w:val="0"/>
-          <w14:ligatures w14:val="none"/>
-        </w:rPr>
-        <w:t xml:space="preserve">e script </w:t>
+        <w:t xml:space="preserve">Fiecare script </w:t>
       </w:r>
       <w:r>
         <w:rPr>
@@ -9119,8 +9103,2087 @@
         <w:jc w:val="both"/>
         <w:rPr>
           <w:rFonts w:ascii="Times New Roman" w:eastAsia="Times New Roman" w:hAnsi="Times New Roman" w:cs="Times New Roman"/>
+          <w:kern w:val="0"/>
+          <w14:ligatures w14:val="none"/>
+        </w:rPr>
+      </w:pPr>
+    </w:p>
+    <w:p>
+      <w:pPr>
+        <w:jc w:val="both"/>
+        <w:rPr>
+          <w:rFonts w:ascii="Times New Roman" w:eastAsia="Times New Roman" w:hAnsi="Times New Roman" w:cs="Times New Roman"/>
+          <w:kern w:val="0"/>
+          <w14:ligatures w14:val="none"/>
+        </w:rPr>
+      </w:pPr>
+      <w:r>
+        <w:rPr>
+          <w:rFonts w:ascii="Times New Roman" w:eastAsia="Times New Roman" w:hAnsi="Times New Roman" w:cs="Times New Roman"/>
+          <w:kern w:val="0"/>
+          <w14:ligatures w14:val="none"/>
+        </w:rPr>
+        <w:t>Următoarele informații vor cuprinde din ceea ce este alcătuit proiectul</w:t>
+      </w:r>
+      <w:r>
+        <w:rPr>
+          <w:rFonts w:ascii="Times New Roman" w:eastAsia="Times New Roman" w:hAnsi="Times New Roman" w:cs="Times New Roman"/>
+          <w:kern w:val="0"/>
+          <w14:ligatures w14:val="none"/>
+        </w:rPr>
+        <w:t>:</w:t>
+      </w:r>
+    </w:p>
+    <w:p>
+      <w:pPr>
+        <w:ind w:firstLine="720"/>
+        <w:jc w:val="both"/>
+        <w:rPr>
+          <w:rFonts w:ascii="Times New Roman" w:eastAsia="Times New Roman" w:hAnsi="Times New Roman" w:cs="Times New Roman"/>
+          <w:kern w:val="0"/>
+          <w14:ligatures w14:val="none"/>
+        </w:rPr>
+      </w:pPr>
+      <w:r>
+        <w:rPr>
+          <w:rFonts w:ascii="Times New Roman" w:eastAsia="Times New Roman" w:hAnsi="Times New Roman" w:cs="Times New Roman"/>
+          <w:kern w:val="0"/>
+          <w14:ligatures w14:val="none"/>
+        </w:rPr>
+        <w:t>Mediu tip wargame (stil OverTheWire/Bandit), cu 25 de misiuni SSH legate printr-un fir narativ (stagiul militarului Alex Stamate, Exercițiul SENTINEL). Progresul se face exclusiv prin exploatarea unui concept real de sisteme de operare, în urma deslușirii anumitor misiuni particulare</w:t>
+      </w:r>
+    </w:p>
+    <w:p>
+      <w:pPr>
+        <w:jc w:val="both"/>
+        <w:rPr>
+          <w:rFonts w:ascii="Times New Roman" w:eastAsia="Times New Roman" w:hAnsi="Times New Roman" w:cs="Times New Roman"/>
+          <w:b/>
+          <w:bCs/>
+          <w:kern w:val="0"/>
+          <w14:ligatures w14:val="none"/>
+        </w:rPr>
+      </w:pPr>
+      <w:r>
+        <w:rPr>
+          <w:rFonts w:ascii="Times New Roman" w:eastAsia="Times New Roman" w:hAnsi="Times New Roman" w:cs="Times New Roman"/>
+          <w:b/>
+          <w:bCs/>
+          <w:kern w:val="0"/>
+          <w:highlight w:val="yellow"/>
+          <w14:ligatures w14:val="none"/>
+        </w:rPr>
+        <w:t>Pornire rapidă</w:t>
+      </w:r>
+    </w:p>
+    <w:p>
+      <w:pPr>
+        <w:jc w:val="both"/>
+        <w:rPr>
+          <w:rFonts w:ascii="Times New Roman" w:eastAsia="Times New Roman" w:hAnsi="Times New Roman" w:cs="Times New Roman"/>
+          <w:color w:val="000000" w:themeColor="text1"/>
+          <w:kern w:val="0"/>
+          <w14:ligatures w14:val="none"/>
+        </w:rPr>
+      </w:pPr>
+      <w:r>
+        <w:rPr>
+          <w:rFonts w:ascii="Times New Roman" w:eastAsia="Times New Roman" w:hAnsi="Times New Roman" w:cs="Times New Roman"/>
+          <w:color w:val="000000" w:themeColor="text1"/>
+          <w:kern w:val="0"/>
+          <w14:ligatures w14:val="none"/>
+        </w:rPr>
+        <w:t>chmod +x scripts/*.sh</w:t>
+      </w:r>
+    </w:p>
+    <w:p>
+      <w:pPr>
+        <w:jc w:val="both"/>
+        <w:rPr>
+          <w:rFonts w:ascii="Times New Roman" w:eastAsia="Times New Roman" w:hAnsi="Times New Roman" w:cs="Times New Roman"/>
+          <w:color w:val="000000" w:themeColor="text1"/>
+          <w:kern w:val="0"/>
+          <w14:ligatures w14:val="none"/>
+        </w:rPr>
+      </w:pPr>
+      <w:r>
+        <w:rPr>
+          <w:rFonts w:ascii="Times New Roman" w:eastAsia="Times New Roman" w:hAnsi="Times New Roman" w:cs="Times New Roman"/>
+          <w:color w:val="000000" w:themeColor="text1"/>
+          <w:kern w:val="0"/>
+          <w14:ligatures w14:val="none"/>
+        </w:rPr>
+        <w:t>./scripts/build.sh</w:t>
+      </w:r>
+    </w:p>
+    <w:p>
+      <w:pPr>
+        <w:jc w:val="both"/>
+        <w:rPr>
+          <w:rFonts w:ascii="Times New Roman" w:eastAsia="Times New Roman" w:hAnsi="Times New Roman" w:cs="Times New Roman"/>
+          <w:color w:val="000000" w:themeColor="text1"/>
+          <w:kern w:val="0"/>
+          <w14:ligatures w14:val="none"/>
+        </w:rPr>
+      </w:pPr>
+      <w:r>
+        <w:rPr>
+          <w:rFonts w:ascii="Times New Roman" w:eastAsia="Times New Roman" w:hAnsi="Times New Roman" w:cs="Times New Roman"/>
+          <w:color w:val="000000" w:themeColor="text1"/>
+          <w:kern w:val="0"/>
+          <w14:ligatures w14:val="none"/>
+        </w:rPr>
+        <w:t>./scripts/run.sh</w:t>
+      </w:r>
+    </w:p>
+    <w:p>
+      <w:pPr>
+        <w:jc w:val="both"/>
+        <w:rPr>
+          <w:rFonts w:ascii="Times New Roman" w:eastAsia="Times New Roman" w:hAnsi="Times New Roman" w:cs="Times New Roman"/>
+          <w:color w:val="000000" w:themeColor="text1"/>
+          <w:kern w:val="0"/>
+          <w14:ligatures w14:val="none"/>
+        </w:rPr>
+      </w:pPr>
+      <w:r>
+        <w:rPr>
+          <w:rFonts w:ascii="Times New Roman" w:eastAsia="Times New Roman" w:hAnsi="Times New Roman" w:cs="Times New Roman"/>
+          <w:color w:val="000000" w:themeColor="text1"/>
+          <w:kern w:val="0"/>
+          <w14:ligatures w14:val="none"/>
+        </w:rPr>
+        <w:t>ssh m0n@localhost -p 2220   # parola: alex</w:t>
+      </w:r>
+    </w:p>
+    <w:p>
+      <w:pPr>
+        <w:jc w:val="both"/>
+        <w:rPr>
+          <w:rFonts w:ascii="Times New Roman" w:eastAsia="Times New Roman" w:hAnsi="Times New Roman" w:cs="Times New Roman"/>
+          <w:color w:val="000000" w:themeColor="text1"/>
+          <w:kern w:val="0"/>
+          <w14:ligatures w14:val="none"/>
+        </w:rPr>
+      </w:pPr>
+      <w:r>
+        <w:rPr>
+          <w:rFonts w:ascii="Times New Roman" w:eastAsia="Times New Roman" w:hAnsi="Times New Roman" w:cs="Times New Roman"/>
+          <w:color w:val="000000" w:themeColor="text1"/>
+          <w:kern w:val="0"/>
+          <w14:ligatures w14:val="none"/>
+        </w:rPr>
+        <w:t>#n reprezinta numărul provocării, va trebui comanda exit și ssh cu n</w:t>
+      </w:r>
+    </w:p>
+    <w:p>
+      <w:pPr>
+        <w:jc w:val="both"/>
+        <w:rPr>
+          <w:rFonts w:ascii="Times New Roman" w:eastAsia="Times New Roman" w:hAnsi="Times New Roman" w:cs="Times New Roman"/>
+          <w:color w:val="747474" w:themeColor="background2" w:themeShade="80"/>
+          <w:kern w:val="0"/>
+          <w14:ligatures w14:val="none"/>
+        </w:rPr>
+      </w:pPr>
+    </w:p>
+    <w:p>
+      <w:pPr>
+        <w:jc w:val="both"/>
+        <w:rPr>
+          <w:rFonts w:ascii="Times New Roman" w:eastAsia="Times New Roman" w:hAnsi="Times New Roman" w:cs="Times New Roman"/>
+          <w:color w:val="000000" w:themeColor="text1"/>
+          <w:kern w:val="0"/>
+          <w14:ligatures w14:val="none"/>
+        </w:rPr>
+      </w:pPr>
+    </w:p>
+    <w:p>
+      <w:pPr>
+        <w:jc w:val="both"/>
+        <w:rPr>
+          <w:rFonts w:ascii="Times New Roman" w:eastAsia="Times New Roman" w:hAnsi="Times New Roman" w:cs="Times New Roman"/>
+          <w:color w:val="000000" w:themeColor="text1"/>
+          <w:kern w:val="0"/>
+          <w:sz w:val="36"/>
+          <w:szCs w:val="36"/>
+          <w14:ligatures w14:val="none"/>
+        </w:rPr>
+      </w:pPr>
+      <w:r>
+        <w:rPr>
+          <w:rFonts w:ascii="Times New Roman" w:eastAsia="Times New Roman" w:hAnsi="Times New Roman" w:cs="Times New Roman"/>
+          <w:color w:val="000000" w:themeColor="text1"/>
+          <w:kern w:val="0"/>
+          <w:sz w:val="36"/>
+          <w:szCs w:val="36"/>
+          <w:highlight w:val="lightGray"/>
+          <w14:ligatures w14:val="none"/>
+        </w:rPr>
+        <w:lastRenderedPageBreak/>
+        <w:t>4. INSTRUCȚIUNI PENTRU IMPLEMENTAREA MEDIULUI DE LUCRU</w:t>
+      </w:r>
+    </w:p>
+    <w:p>
+      <w:pPr>
+        <w:shd w:val="clear" w:color="auto" w:fill="0D1117"/>
+        <w:spacing w:after="240" w:line="240" w:lineRule="auto"/>
+        <w:outlineLvl w:val="0"/>
+        <w:rPr>
+          <w:rFonts w:ascii="Segoe UI" w:eastAsia="Times New Roman" w:hAnsi="Segoe UI" w:cs="Segoe UI"/>
+          <w:b/>
+          <w:bCs/>
+          <w:color w:val="F0F6FC"/>
+          <w:kern w:val="36"/>
+          <w:sz w:val="48"/>
+          <w:szCs w:val="48"/>
+          <w14:ligatures w14:val="none"/>
+        </w:rPr>
+      </w:pPr>
+      <w:r>
+        <w:rPr>
+          <w:rFonts w:ascii="Segoe UI" w:eastAsia="Times New Roman" w:hAnsi="Segoe UI" w:cs="Segoe UI"/>
+          <w:b/>
+          <w:bCs/>
+          <w:color w:val="F0F6FC"/>
+          <w:kern w:val="36"/>
+          <w:sz w:val="48"/>
+          <w:szCs w:val="48"/>
+          <w14:ligatures w14:val="none"/>
+        </w:rPr>
+        <w:t>PARTEA 1 — Pregătirea sistemului</w:t>
+      </w:r>
+    </w:p>
+    <w:p>
+      <w:pPr>
+        <w:shd w:val="clear" w:color="auto" w:fill="151B23"/>
+        <w:tabs>
+          <w:tab w:val="left" w:pos="916"/>
+          <w:tab w:val="left" w:pos="1832"/>
+          <w:tab w:val="left" w:pos="2748"/>
+          <w:tab w:val="left" w:pos="3664"/>
+          <w:tab w:val="left" w:pos="4580"/>
+          <w:tab w:val="left" w:pos="5496"/>
+          <w:tab w:val="left" w:pos="6412"/>
+          <w:tab w:val="left" w:pos="7328"/>
+          <w:tab w:val="left" w:pos="8244"/>
+          <w:tab w:val="left" w:pos="9160"/>
+          <w:tab w:val="left" w:pos="10076"/>
+          <w:tab w:val="left" w:pos="10992"/>
+          <w:tab w:val="left" w:pos="11908"/>
+          <w:tab w:val="left" w:pos="12824"/>
+          <w:tab w:val="left" w:pos="13740"/>
+          <w:tab w:val="left" w:pos="14656"/>
+        </w:tabs>
+        <w:spacing w:after="0" w:line="240" w:lineRule="auto"/>
+        <w:rPr>
+          <w:rFonts w:ascii="Consolas" w:eastAsia="Times New Roman" w:hAnsi="Consolas" w:cs="Courier New"/>
+          <w:color w:val="F0F6FC"/>
+          <w:kern w:val="0"/>
+          <w:sz w:val="20"/>
+          <w:szCs w:val="20"/>
+          <w14:ligatures w14:val="none"/>
+        </w:rPr>
+      </w:pPr>
+      <w:r>
+        <w:rPr>
+          <w:rFonts w:ascii="Consolas" w:eastAsia="Times New Roman" w:hAnsi="Consolas" w:cs="Courier New"/>
+          <w:color w:val="F0F6FC"/>
+          <w:kern w:val="0"/>
+          <w:sz w:val="20"/>
+          <w:szCs w:val="20"/>
+          <w14:ligatures w14:val="none"/>
+        </w:rPr>
+        <w:t xml:space="preserve">sudo apt update </w:t>
+      </w:r>
+      <w:r>
+        <w:rPr>
+          <w:rFonts w:ascii="Consolas" w:eastAsia="Times New Roman" w:hAnsi="Consolas" w:cs="Courier New"/>
+          <w:color w:val="FF7B72"/>
+          <w:kern w:val="0"/>
+          <w:sz w:val="20"/>
+          <w:szCs w:val="20"/>
+          <w14:ligatures w14:val="none"/>
+        </w:rPr>
+        <w:t>&amp;&amp;</w:t>
+      </w:r>
+      <w:r>
+        <w:rPr>
+          <w:rFonts w:ascii="Consolas" w:eastAsia="Times New Roman" w:hAnsi="Consolas" w:cs="Courier New"/>
+          <w:color w:val="F0F6FC"/>
+          <w:kern w:val="0"/>
+          <w:sz w:val="20"/>
+          <w:szCs w:val="20"/>
+          <w14:ligatures w14:val="none"/>
+        </w:rPr>
+        <w:t xml:space="preserve"> sudo apt upgrade -y</w:t>
+      </w:r>
+    </w:p>
+    <w:p>
+      <w:pPr>
+        <w:shd w:val="clear" w:color="auto" w:fill="151B23"/>
+        <w:tabs>
+          <w:tab w:val="left" w:pos="916"/>
+          <w:tab w:val="left" w:pos="1832"/>
+          <w:tab w:val="left" w:pos="2748"/>
+          <w:tab w:val="left" w:pos="3664"/>
+          <w:tab w:val="left" w:pos="4580"/>
+          <w:tab w:val="left" w:pos="5496"/>
+          <w:tab w:val="left" w:pos="6412"/>
+          <w:tab w:val="left" w:pos="7328"/>
+          <w:tab w:val="left" w:pos="8244"/>
+          <w:tab w:val="left" w:pos="9160"/>
+          <w:tab w:val="left" w:pos="10076"/>
+          <w:tab w:val="left" w:pos="10992"/>
+          <w:tab w:val="left" w:pos="11908"/>
+          <w:tab w:val="left" w:pos="12824"/>
+          <w:tab w:val="left" w:pos="13740"/>
+          <w:tab w:val="left" w:pos="14656"/>
+        </w:tabs>
+        <w:spacing w:after="0" w:line="240" w:lineRule="auto"/>
+        <w:rPr>
+          <w:rFonts w:ascii="Consolas" w:eastAsia="Times New Roman" w:hAnsi="Consolas" w:cs="Courier New"/>
+          <w:color w:val="F0F6FC"/>
+          <w:kern w:val="0"/>
+          <w:sz w:val="20"/>
+          <w:szCs w:val="20"/>
+          <w14:ligatures w14:val="none"/>
+        </w:rPr>
+      </w:pPr>
+      <w:r>
+        <w:rPr>
+          <w:rFonts w:ascii="Consolas" w:eastAsia="Times New Roman" w:hAnsi="Consolas" w:cs="Courier New"/>
+          <w:color w:val="F0F6FC"/>
+          <w:kern w:val="0"/>
+          <w:sz w:val="20"/>
+          <w:szCs w:val="20"/>
+          <w14:ligatures w14:val="none"/>
+        </w:rPr>
+        <w:t>sudo apt install docker.io git -y</w:t>
+      </w:r>
+    </w:p>
+    <w:p>
+      <w:pPr>
+        <w:shd w:val="clear" w:color="auto" w:fill="151B23"/>
+        <w:tabs>
+          <w:tab w:val="left" w:pos="916"/>
+          <w:tab w:val="left" w:pos="1832"/>
+          <w:tab w:val="left" w:pos="2748"/>
+          <w:tab w:val="left" w:pos="3664"/>
+          <w:tab w:val="left" w:pos="4580"/>
+          <w:tab w:val="left" w:pos="5496"/>
+          <w:tab w:val="left" w:pos="6412"/>
+          <w:tab w:val="left" w:pos="7328"/>
+          <w:tab w:val="left" w:pos="8244"/>
+          <w:tab w:val="left" w:pos="9160"/>
+          <w:tab w:val="left" w:pos="10076"/>
+          <w:tab w:val="left" w:pos="10992"/>
+          <w:tab w:val="left" w:pos="11908"/>
+          <w:tab w:val="left" w:pos="12824"/>
+          <w:tab w:val="left" w:pos="13740"/>
+          <w:tab w:val="left" w:pos="14656"/>
+        </w:tabs>
+        <w:spacing w:after="0" w:line="240" w:lineRule="auto"/>
+        <w:rPr>
+          <w:rFonts w:ascii="Consolas" w:eastAsia="Times New Roman" w:hAnsi="Consolas" w:cs="Courier New"/>
+          <w:color w:val="F0F6FC"/>
+          <w:kern w:val="0"/>
+          <w:sz w:val="20"/>
+          <w:szCs w:val="20"/>
+          <w14:ligatures w14:val="none"/>
+        </w:rPr>
+      </w:pPr>
+      <w:r>
+        <w:rPr>
+          <w:rFonts w:ascii="Consolas" w:eastAsia="Times New Roman" w:hAnsi="Consolas" w:cs="Courier New"/>
+          <w:color w:val="F0F6FC"/>
+          <w:kern w:val="0"/>
+          <w:sz w:val="20"/>
+          <w:szCs w:val="20"/>
+          <w14:ligatures w14:val="none"/>
+        </w:rPr>
+        <w:t xml:space="preserve">sudo systemctl </w:t>
+      </w:r>
+      <w:r>
+        <w:rPr>
+          <w:rFonts w:ascii="Consolas" w:eastAsia="Times New Roman" w:hAnsi="Consolas" w:cs="Courier New"/>
+          <w:color w:val="79C0FF"/>
+          <w:kern w:val="0"/>
+          <w:sz w:val="20"/>
+          <w:szCs w:val="20"/>
+          <w14:ligatures w14:val="none"/>
+        </w:rPr>
+        <w:t>enable</w:t>
+      </w:r>
+      <w:r>
+        <w:rPr>
+          <w:rFonts w:ascii="Consolas" w:eastAsia="Times New Roman" w:hAnsi="Consolas" w:cs="Courier New"/>
+          <w:color w:val="F0F6FC"/>
+          <w:kern w:val="0"/>
+          <w:sz w:val="20"/>
+          <w:szCs w:val="20"/>
+          <w14:ligatures w14:val="none"/>
+        </w:rPr>
+        <w:t xml:space="preserve"> --now docker</w:t>
+      </w:r>
+    </w:p>
+    <w:p>
+      <w:pPr>
+        <w:shd w:val="clear" w:color="auto" w:fill="151B23"/>
+        <w:tabs>
+          <w:tab w:val="left" w:pos="916"/>
+          <w:tab w:val="left" w:pos="1832"/>
+          <w:tab w:val="left" w:pos="2748"/>
+          <w:tab w:val="left" w:pos="3664"/>
+          <w:tab w:val="left" w:pos="4580"/>
+          <w:tab w:val="left" w:pos="5496"/>
+          <w:tab w:val="left" w:pos="6412"/>
+          <w:tab w:val="left" w:pos="7328"/>
+          <w:tab w:val="left" w:pos="8244"/>
+          <w:tab w:val="left" w:pos="9160"/>
+          <w:tab w:val="left" w:pos="10076"/>
+          <w:tab w:val="left" w:pos="10992"/>
+          <w:tab w:val="left" w:pos="11908"/>
+          <w:tab w:val="left" w:pos="12824"/>
+          <w:tab w:val="left" w:pos="13740"/>
+          <w:tab w:val="left" w:pos="14656"/>
+        </w:tabs>
+        <w:spacing w:after="0" w:line="240" w:lineRule="auto"/>
+        <w:rPr>
+          <w:rFonts w:ascii="Consolas" w:eastAsia="Times New Roman" w:hAnsi="Consolas" w:cs="Courier New"/>
+          <w:color w:val="F0F6FC"/>
+          <w:kern w:val="0"/>
+          <w:sz w:val="20"/>
+          <w:szCs w:val="20"/>
+          <w14:ligatures w14:val="none"/>
+        </w:rPr>
+      </w:pPr>
+      <w:r>
+        <w:rPr>
+          <w:rFonts w:ascii="Consolas" w:eastAsia="Times New Roman" w:hAnsi="Consolas" w:cs="Courier New"/>
+          <w:color w:val="F0F6FC"/>
+          <w:kern w:val="0"/>
+          <w:sz w:val="20"/>
+          <w:szCs w:val="20"/>
+          <w14:ligatures w14:val="none"/>
+        </w:rPr>
+        <w:t>sudo usermod -aG docker $USER</w:t>
+      </w:r>
+    </w:p>
+    <w:p>
+      <w:pPr>
+        <w:shd w:val="clear" w:color="auto" w:fill="151B23"/>
+        <w:tabs>
+          <w:tab w:val="left" w:pos="916"/>
+          <w:tab w:val="left" w:pos="1832"/>
+          <w:tab w:val="left" w:pos="2748"/>
+          <w:tab w:val="left" w:pos="3664"/>
+          <w:tab w:val="left" w:pos="4580"/>
+          <w:tab w:val="left" w:pos="5496"/>
+          <w:tab w:val="left" w:pos="6412"/>
+          <w:tab w:val="left" w:pos="7328"/>
+          <w:tab w:val="left" w:pos="8244"/>
+          <w:tab w:val="left" w:pos="9160"/>
+          <w:tab w:val="left" w:pos="10076"/>
+          <w:tab w:val="left" w:pos="10992"/>
+          <w:tab w:val="left" w:pos="11908"/>
+          <w:tab w:val="left" w:pos="12824"/>
+          <w:tab w:val="left" w:pos="13740"/>
+          <w:tab w:val="left" w:pos="14656"/>
+        </w:tabs>
+        <w:spacing w:after="0" w:line="240" w:lineRule="auto"/>
+        <w:rPr>
+          <w:rFonts w:ascii="Consolas" w:eastAsia="Times New Roman" w:hAnsi="Consolas" w:cs="Courier New"/>
+          <w:color w:val="F0F6FC"/>
+          <w:kern w:val="0"/>
+          <w:sz w:val="20"/>
+          <w:szCs w:val="20"/>
+          <w14:ligatures w14:val="none"/>
+        </w:rPr>
+      </w:pPr>
+      <w:r>
+        <w:rPr>
+          <w:rFonts w:ascii="Consolas" w:eastAsia="Times New Roman" w:hAnsi="Consolas" w:cs="Courier New"/>
+          <w:color w:val="F0F6FC"/>
+          <w:kern w:val="0"/>
+          <w:sz w:val="20"/>
+          <w:szCs w:val="20"/>
+          <w14:ligatures w14:val="none"/>
+        </w:rPr>
+        <w:t>reboot</w:t>
+      </w:r>
+    </w:p>
+    <w:p>
+      <w:pPr>
+        <w:shd w:val="clear" w:color="auto" w:fill="0D1117"/>
+        <w:spacing w:after="240" w:line="240" w:lineRule="auto"/>
+        <w:rPr>
+          <w:rFonts w:ascii="Segoe UI" w:eastAsia="Times New Roman" w:hAnsi="Segoe UI" w:cs="Segoe UI"/>
+          <w:color w:val="F0F6FC"/>
+          <w:kern w:val="0"/>
+          <w14:ligatures w14:val="none"/>
+        </w:rPr>
+      </w:pPr>
+      <w:r>
+        <w:rPr>
+          <w:rFonts w:ascii="Segoe UI" w:eastAsia="Times New Roman" w:hAnsi="Segoe UI" w:cs="Segoe UI"/>
+          <w:color w:val="F0F6FC"/>
+          <w:kern w:val="0"/>
+          <w14:ligatures w14:val="none"/>
+        </w:rPr>
+        <w:t>După repornire, verific</w:t>
+      </w:r>
+      <w:r>
+        <w:rPr>
+          <w:rFonts w:ascii="Segoe UI" w:eastAsia="Times New Roman" w:hAnsi="Segoe UI" w:cs="Segoe UI"/>
+          <w:color w:val="F0F6FC"/>
+          <w:kern w:val="0"/>
+          <w14:ligatures w14:val="none"/>
+        </w:rPr>
+        <w:t>ăm</w:t>
+      </w:r>
+      <w:r>
+        <w:rPr>
+          <w:rFonts w:ascii="Segoe UI" w:eastAsia="Times New Roman" w:hAnsi="Segoe UI" w:cs="Segoe UI"/>
+          <w:color w:val="F0F6FC"/>
+          <w:kern w:val="0"/>
+          <w14:ligatures w14:val="none"/>
+        </w:rPr>
+        <w:t>:</w:t>
+      </w:r>
+    </w:p>
+    <w:p>
+      <w:pPr>
+        <w:shd w:val="clear" w:color="auto" w:fill="151B23"/>
+        <w:tabs>
+          <w:tab w:val="left" w:pos="916"/>
+          <w:tab w:val="left" w:pos="1832"/>
+          <w:tab w:val="left" w:pos="2748"/>
+          <w:tab w:val="left" w:pos="3664"/>
+          <w:tab w:val="left" w:pos="4580"/>
+          <w:tab w:val="left" w:pos="5496"/>
+          <w:tab w:val="left" w:pos="6412"/>
+          <w:tab w:val="left" w:pos="7328"/>
+          <w:tab w:val="left" w:pos="8244"/>
+          <w:tab w:val="left" w:pos="9160"/>
+          <w:tab w:val="left" w:pos="10076"/>
+          <w:tab w:val="left" w:pos="10992"/>
+          <w:tab w:val="left" w:pos="11908"/>
+          <w:tab w:val="left" w:pos="12824"/>
+          <w:tab w:val="left" w:pos="13740"/>
+          <w:tab w:val="left" w:pos="14656"/>
+        </w:tabs>
+        <w:spacing w:after="0" w:line="240" w:lineRule="auto"/>
+        <w:rPr>
+          <w:rFonts w:ascii="Consolas" w:eastAsia="Times New Roman" w:hAnsi="Consolas" w:cs="Courier New"/>
+          <w:color w:val="F0F6FC"/>
+          <w:kern w:val="0"/>
+          <w:sz w:val="20"/>
+          <w:szCs w:val="20"/>
+          <w14:ligatures w14:val="none"/>
+        </w:rPr>
+      </w:pPr>
+      <w:r>
+        <w:rPr>
+          <w:rFonts w:ascii="Consolas" w:eastAsia="Times New Roman" w:hAnsi="Consolas" w:cs="Courier New"/>
+          <w:color w:val="F0F6FC"/>
+          <w:kern w:val="0"/>
+          <w:sz w:val="20"/>
+          <w:szCs w:val="20"/>
+          <w14:ligatures w14:val="none"/>
+        </w:rPr>
+        <w:t>docker --version</w:t>
+      </w:r>
+    </w:p>
+    <w:p>
+      <w:pPr>
+        <w:shd w:val="clear" w:color="auto" w:fill="151B23"/>
+        <w:tabs>
+          <w:tab w:val="left" w:pos="916"/>
+          <w:tab w:val="left" w:pos="1832"/>
+          <w:tab w:val="left" w:pos="2748"/>
+          <w:tab w:val="left" w:pos="3664"/>
+          <w:tab w:val="left" w:pos="4580"/>
+          <w:tab w:val="left" w:pos="5496"/>
+          <w:tab w:val="left" w:pos="6412"/>
+          <w:tab w:val="left" w:pos="7328"/>
+          <w:tab w:val="left" w:pos="8244"/>
+          <w:tab w:val="left" w:pos="9160"/>
+          <w:tab w:val="left" w:pos="10076"/>
+          <w:tab w:val="left" w:pos="10992"/>
+          <w:tab w:val="left" w:pos="11908"/>
+          <w:tab w:val="left" w:pos="12824"/>
+          <w:tab w:val="left" w:pos="13740"/>
+          <w:tab w:val="left" w:pos="14656"/>
+        </w:tabs>
+        <w:spacing w:after="0" w:line="240" w:lineRule="auto"/>
+        <w:rPr>
+          <w:rFonts w:ascii="Consolas" w:eastAsia="Times New Roman" w:hAnsi="Consolas" w:cs="Courier New"/>
+          <w:color w:val="F0F6FC"/>
+          <w:kern w:val="0"/>
+          <w:sz w:val="20"/>
+          <w:szCs w:val="20"/>
+          <w14:ligatures w14:val="none"/>
+        </w:rPr>
+      </w:pPr>
+      <w:r>
+        <w:rPr>
+          <w:rFonts w:ascii="Consolas" w:eastAsia="Times New Roman" w:hAnsi="Consolas" w:cs="Courier New"/>
+          <w:color w:val="F0F6FC"/>
+          <w:kern w:val="0"/>
+          <w:sz w:val="20"/>
+          <w:szCs w:val="20"/>
+          <w14:ligatures w14:val="none"/>
+        </w:rPr>
+        <w:t>docker run hello-world</w:t>
+      </w:r>
+    </w:p>
+    <w:p>
+      <w:pPr>
+        <w:shd w:val="clear" w:color="auto" w:fill="151B23"/>
+        <w:tabs>
+          <w:tab w:val="left" w:pos="916"/>
+          <w:tab w:val="left" w:pos="1832"/>
+          <w:tab w:val="left" w:pos="2748"/>
+          <w:tab w:val="left" w:pos="3664"/>
+          <w:tab w:val="left" w:pos="4580"/>
+          <w:tab w:val="left" w:pos="5496"/>
+          <w:tab w:val="left" w:pos="6412"/>
+          <w:tab w:val="left" w:pos="7328"/>
+          <w:tab w:val="left" w:pos="8244"/>
+          <w:tab w:val="left" w:pos="9160"/>
+          <w:tab w:val="left" w:pos="10076"/>
+          <w:tab w:val="left" w:pos="10992"/>
+          <w:tab w:val="left" w:pos="11908"/>
+          <w:tab w:val="left" w:pos="12824"/>
+          <w:tab w:val="left" w:pos="13740"/>
+          <w:tab w:val="left" w:pos="14656"/>
+        </w:tabs>
+        <w:spacing w:after="0" w:line="240" w:lineRule="auto"/>
+        <w:rPr>
+          <w:rFonts w:ascii="Consolas" w:eastAsia="Times New Roman" w:hAnsi="Consolas" w:cs="Courier New"/>
+          <w:color w:val="F0F6FC"/>
+          <w:kern w:val="0"/>
+          <w:sz w:val="20"/>
+          <w:szCs w:val="20"/>
+          <w14:ligatures w14:val="none"/>
+        </w:rPr>
+      </w:pPr>
+      <w:r>
+        <w:rPr>
+          <w:rFonts w:ascii="Consolas" w:eastAsia="Times New Roman" w:hAnsi="Consolas" w:cs="Courier New"/>
+          <w:color w:val="F0F6FC"/>
+          <w:kern w:val="0"/>
+          <w:sz w:val="20"/>
+          <w:szCs w:val="20"/>
+          <w14:ligatures w14:val="none"/>
+        </w:rPr>
+        <w:t>git --version</w:t>
+      </w:r>
+    </w:p>
+    <w:p>
+      <w:pPr>
+        <w:shd w:val="clear" w:color="auto" w:fill="0D1117"/>
+        <w:spacing w:before="360" w:after="240" w:line="240" w:lineRule="auto"/>
+        <w:outlineLvl w:val="0"/>
+        <w:rPr>
+          <w:rFonts w:ascii="Segoe UI" w:eastAsia="Times New Roman" w:hAnsi="Segoe UI" w:cs="Segoe UI"/>
+          <w:b/>
+          <w:bCs/>
+          <w:color w:val="F0F6FC"/>
+          <w:kern w:val="36"/>
+          <w:sz w:val="48"/>
+          <w:szCs w:val="48"/>
+          <w14:ligatures w14:val="none"/>
+        </w:rPr>
+      </w:pPr>
+      <w:r>
+        <w:rPr>
+          <w:rFonts w:ascii="Segoe UI" w:eastAsia="Times New Roman" w:hAnsi="Segoe UI" w:cs="Segoe UI"/>
+          <w:b/>
+          <w:bCs/>
+          <w:color w:val="F0F6FC"/>
+          <w:kern w:val="36"/>
+          <w:sz w:val="48"/>
+          <w:szCs w:val="48"/>
+          <w14:ligatures w14:val="none"/>
+        </w:rPr>
+        <w:t>PARTEA 2 — proiectul pe disc</w:t>
+      </w:r>
+    </w:p>
+    <w:p>
+      <w:pPr>
+        <w:shd w:val="clear" w:color="auto" w:fill="151B23"/>
+        <w:tabs>
+          <w:tab w:val="left" w:pos="916"/>
+          <w:tab w:val="left" w:pos="1832"/>
+          <w:tab w:val="left" w:pos="2748"/>
+          <w:tab w:val="left" w:pos="3664"/>
+          <w:tab w:val="left" w:pos="4580"/>
+          <w:tab w:val="left" w:pos="5496"/>
+          <w:tab w:val="left" w:pos="6412"/>
+          <w:tab w:val="left" w:pos="7328"/>
+          <w:tab w:val="left" w:pos="8244"/>
+          <w:tab w:val="left" w:pos="9160"/>
+          <w:tab w:val="left" w:pos="10076"/>
+          <w:tab w:val="left" w:pos="10992"/>
+          <w:tab w:val="left" w:pos="11908"/>
+          <w:tab w:val="left" w:pos="12824"/>
+          <w:tab w:val="left" w:pos="13740"/>
+          <w:tab w:val="left" w:pos="14656"/>
+        </w:tabs>
+        <w:spacing w:after="0" w:line="240" w:lineRule="auto"/>
+        <w:rPr>
+          <w:rFonts w:ascii="Consolas" w:eastAsia="Times New Roman" w:hAnsi="Consolas" w:cs="Courier New"/>
+          <w:color w:val="F0F6FC"/>
+          <w:kern w:val="0"/>
+          <w:sz w:val="20"/>
+          <w:szCs w:val="20"/>
+          <w14:ligatures w14:val="none"/>
+        </w:rPr>
+      </w:pPr>
+      <w:r>
+        <w:rPr>
+          <w:rFonts w:ascii="Consolas" w:eastAsia="Times New Roman" w:hAnsi="Consolas" w:cs="Courier New"/>
+          <w:color w:val="79C0FF"/>
+          <w:kern w:val="0"/>
+          <w:sz w:val="20"/>
+          <w:szCs w:val="20"/>
+          <w14:ligatures w14:val="none"/>
+        </w:rPr>
+        <w:t>cd</w:t>
+      </w:r>
+      <w:r>
+        <w:rPr>
+          <w:rFonts w:ascii="Consolas" w:eastAsia="Times New Roman" w:hAnsi="Consolas" w:cs="Courier New"/>
+          <w:color w:val="F0F6FC"/>
+          <w:kern w:val="0"/>
+          <w:sz w:val="20"/>
+          <w:szCs w:val="20"/>
+          <w14:ligatures w14:val="none"/>
+        </w:rPr>
+        <w:t xml:space="preserve"> </w:t>
+      </w:r>
+      <w:r>
+        <w:rPr>
+          <w:rFonts w:ascii="Consolas" w:eastAsia="Times New Roman" w:hAnsi="Consolas" w:cs="Courier New"/>
+          <w:color w:val="FF7B72"/>
+          <w:kern w:val="0"/>
+          <w:sz w:val="20"/>
+          <w:szCs w:val="20"/>
+          <w14:ligatures w14:val="none"/>
+        </w:rPr>
+        <w:t>~</w:t>
+      </w:r>
+      <w:r>
+        <w:rPr>
+          <w:rFonts w:ascii="Consolas" w:eastAsia="Times New Roman" w:hAnsi="Consolas" w:cs="Courier New"/>
+          <w:color w:val="F0F6FC"/>
+          <w:kern w:val="0"/>
+          <w:sz w:val="20"/>
+          <w:szCs w:val="20"/>
+          <w14:ligatures w14:val="none"/>
+        </w:rPr>
+        <w:t>/Documents</w:t>
+      </w:r>
+    </w:p>
+    <w:p>
+      <w:pPr>
+        <w:shd w:val="clear" w:color="auto" w:fill="151B23"/>
+        <w:tabs>
+          <w:tab w:val="left" w:pos="916"/>
+          <w:tab w:val="left" w:pos="1832"/>
+          <w:tab w:val="left" w:pos="2748"/>
+          <w:tab w:val="left" w:pos="3664"/>
+          <w:tab w:val="left" w:pos="4580"/>
+          <w:tab w:val="left" w:pos="5496"/>
+          <w:tab w:val="left" w:pos="6412"/>
+          <w:tab w:val="left" w:pos="7328"/>
+          <w:tab w:val="left" w:pos="8244"/>
+          <w:tab w:val="left" w:pos="9160"/>
+          <w:tab w:val="left" w:pos="10076"/>
+          <w:tab w:val="left" w:pos="10992"/>
+          <w:tab w:val="left" w:pos="11908"/>
+          <w:tab w:val="left" w:pos="12824"/>
+          <w:tab w:val="left" w:pos="13740"/>
+          <w:tab w:val="left" w:pos="14656"/>
+        </w:tabs>
+        <w:spacing w:after="0" w:line="240" w:lineRule="auto"/>
+        <w:rPr>
+          <w:rFonts w:ascii="Consolas" w:eastAsia="Times New Roman" w:hAnsi="Consolas" w:cs="Courier New"/>
+          <w:color w:val="F0F6FC"/>
+          <w:kern w:val="0"/>
+          <w:sz w:val="20"/>
+          <w:szCs w:val="20"/>
+          <w14:ligatures w14:val="none"/>
+        </w:rPr>
+      </w:pPr>
+      <w:r>
+        <w:rPr>
+          <w:rFonts w:ascii="Consolas" w:eastAsia="Times New Roman" w:hAnsi="Consolas" w:cs="Courier New"/>
+          <w:color w:val="F0F6FC"/>
+          <w:kern w:val="0"/>
+          <w:sz w:val="20"/>
+          <w:szCs w:val="20"/>
+          <w14:ligatures w14:val="none"/>
+        </w:rPr>
+        <w:t>unzip proiect-stagiu.zip</w:t>
+      </w:r>
+    </w:p>
+    <w:p>
+      <w:pPr>
+        <w:shd w:val="clear" w:color="auto" w:fill="151B23"/>
+        <w:tabs>
+          <w:tab w:val="left" w:pos="916"/>
+          <w:tab w:val="left" w:pos="1832"/>
+          <w:tab w:val="left" w:pos="2748"/>
+          <w:tab w:val="left" w:pos="3664"/>
+          <w:tab w:val="left" w:pos="4580"/>
+          <w:tab w:val="left" w:pos="5496"/>
+          <w:tab w:val="left" w:pos="6412"/>
+          <w:tab w:val="left" w:pos="7328"/>
+          <w:tab w:val="left" w:pos="8244"/>
+          <w:tab w:val="left" w:pos="9160"/>
+          <w:tab w:val="left" w:pos="10076"/>
+          <w:tab w:val="left" w:pos="10992"/>
+          <w:tab w:val="left" w:pos="11908"/>
+          <w:tab w:val="left" w:pos="12824"/>
+          <w:tab w:val="left" w:pos="13740"/>
+          <w:tab w:val="left" w:pos="14656"/>
+        </w:tabs>
+        <w:spacing w:after="0" w:line="240" w:lineRule="auto"/>
+        <w:rPr>
+          <w:rFonts w:ascii="Consolas" w:eastAsia="Times New Roman" w:hAnsi="Consolas" w:cs="Courier New"/>
+          <w:color w:val="F0F6FC"/>
+          <w:kern w:val="0"/>
+          <w:sz w:val="20"/>
+          <w:szCs w:val="20"/>
+          <w14:ligatures w14:val="none"/>
+        </w:rPr>
+      </w:pPr>
+      <w:r>
+        <w:rPr>
+          <w:rFonts w:ascii="Consolas" w:eastAsia="Times New Roman" w:hAnsi="Consolas" w:cs="Courier New"/>
+          <w:color w:val="79C0FF"/>
+          <w:kern w:val="0"/>
+          <w:sz w:val="20"/>
+          <w:szCs w:val="20"/>
+          <w14:ligatures w14:val="none"/>
+        </w:rPr>
+        <w:t>cd</w:t>
+      </w:r>
+      <w:r>
+        <w:rPr>
+          <w:rFonts w:ascii="Consolas" w:eastAsia="Times New Roman" w:hAnsi="Consolas" w:cs="Courier New"/>
+          <w:color w:val="F0F6FC"/>
+          <w:kern w:val="0"/>
+          <w:sz w:val="20"/>
+          <w:szCs w:val="20"/>
+          <w14:ligatures w14:val="none"/>
+        </w:rPr>
+        <w:t xml:space="preserve"> proiect-stagiu</w:t>
+      </w:r>
+    </w:p>
+    <w:p>
+      <w:pPr>
+        <w:shd w:val="clear" w:color="auto" w:fill="151B23"/>
+        <w:tabs>
+          <w:tab w:val="left" w:pos="916"/>
+          <w:tab w:val="left" w:pos="1832"/>
+          <w:tab w:val="left" w:pos="2748"/>
+          <w:tab w:val="left" w:pos="3664"/>
+          <w:tab w:val="left" w:pos="4580"/>
+          <w:tab w:val="left" w:pos="5496"/>
+          <w:tab w:val="left" w:pos="6412"/>
+          <w:tab w:val="left" w:pos="7328"/>
+          <w:tab w:val="left" w:pos="8244"/>
+          <w:tab w:val="left" w:pos="9160"/>
+          <w:tab w:val="left" w:pos="10076"/>
+          <w:tab w:val="left" w:pos="10992"/>
+          <w:tab w:val="left" w:pos="11908"/>
+          <w:tab w:val="left" w:pos="12824"/>
+          <w:tab w:val="left" w:pos="13740"/>
+          <w:tab w:val="left" w:pos="14656"/>
+        </w:tabs>
+        <w:spacing w:after="0" w:line="240" w:lineRule="auto"/>
+        <w:rPr>
+          <w:rFonts w:ascii="Consolas" w:eastAsia="Times New Roman" w:hAnsi="Consolas" w:cs="Courier New"/>
+          <w:color w:val="F0F6FC"/>
+          <w:kern w:val="0"/>
+          <w:sz w:val="20"/>
+          <w:szCs w:val="20"/>
+          <w14:ligatures w14:val="none"/>
+        </w:rPr>
+      </w:pPr>
+      <w:r>
+        <w:rPr>
+          <w:rFonts w:ascii="Consolas" w:eastAsia="Times New Roman" w:hAnsi="Consolas" w:cs="Courier New"/>
+          <w:color w:val="F0F6FC"/>
+          <w:kern w:val="0"/>
+          <w:sz w:val="20"/>
+          <w:szCs w:val="20"/>
+          <w14:ligatures w14:val="none"/>
+        </w:rPr>
+        <w:t>chmod +x scripts/</w:t>
+      </w:r>
+      <w:r>
+        <w:rPr>
+          <w:rFonts w:ascii="Consolas" w:eastAsia="Times New Roman" w:hAnsi="Consolas" w:cs="Courier New"/>
+          <w:color w:val="FF7B72"/>
+          <w:kern w:val="0"/>
+          <w:sz w:val="20"/>
+          <w:szCs w:val="20"/>
+          <w14:ligatures w14:val="none"/>
+        </w:rPr>
+        <w:t>*</w:t>
+      </w:r>
+      <w:r>
+        <w:rPr>
+          <w:rFonts w:ascii="Consolas" w:eastAsia="Times New Roman" w:hAnsi="Consolas" w:cs="Courier New"/>
+          <w:color w:val="F0F6FC"/>
+          <w:kern w:val="0"/>
+          <w:sz w:val="20"/>
+          <w:szCs w:val="20"/>
+          <w14:ligatures w14:val="none"/>
+        </w:rPr>
+        <w:t>.sh</w:t>
+      </w:r>
+    </w:p>
+    <w:p>
+      <w:pPr>
+        <w:shd w:val="clear" w:color="auto" w:fill="151B23"/>
+        <w:tabs>
+          <w:tab w:val="left" w:pos="916"/>
+          <w:tab w:val="left" w:pos="1832"/>
+          <w:tab w:val="left" w:pos="2748"/>
+          <w:tab w:val="left" w:pos="3664"/>
+          <w:tab w:val="left" w:pos="4580"/>
+          <w:tab w:val="left" w:pos="5496"/>
+          <w:tab w:val="left" w:pos="6412"/>
+          <w:tab w:val="left" w:pos="7328"/>
+          <w:tab w:val="left" w:pos="8244"/>
+          <w:tab w:val="left" w:pos="9160"/>
+          <w:tab w:val="left" w:pos="10076"/>
+          <w:tab w:val="left" w:pos="10992"/>
+          <w:tab w:val="left" w:pos="11908"/>
+          <w:tab w:val="left" w:pos="12824"/>
+          <w:tab w:val="left" w:pos="13740"/>
+          <w:tab w:val="left" w:pos="14656"/>
+        </w:tabs>
+        <w:spacing w:after="0" w:line="240" w:lineRule="auto"/>
+        <w:rPr>
+          <w:rFonts w:ascii="Consolas" w:eastAsia="Times New Roman" w:hAnsi="Consolas" w:cs="Courier New"/>
+          <w:color w:val="F0F6FC"/>
+          <w:kern w:val="0"/>
+          <w:sz w:val="20"/>
+          <w:szCs w:val="20"/>
+          <w14:ligatures w14:val="none"/>
+        </w:rPr>
+      </w:pPr>
+      <w:r>
+        <w:rPr>
+          <w:rFonts w:ascii="Consolas" w:eastAsia="Times New Roman" w:hAnsi="Consolas" w:cs="Courier New"/>
+          <w:color w:val="F0F6FC"/>
+          <w:kern w:val="0"/>
+          <w:sz w:val="20"/>
+          <w:szCs w:val="20"/>
+          <w14:ligatures w14:val="none"/>
+        </w:rPr>
+        <w:t xml:space="preserve">find levels -name </w:t>
+      </w:r>
+      <w:r>
+        <w:rPr>
+          <w:rFonts w:ascii="Consolas" w:eastAsia="Times New Roman" w:hAnsi="Consolas" w:cs="Courier New"/>
+          <w:color w:val="A5D6FF"/>
+          <w:kern w:val="0"/>
+          <w:sz w:val="20"/>
+          <w:szCs w:val="20"/>
+          <w14:ligatures w14:val="none"/>
+        </w:rPr>
+        <w:t>"setup.sh"</w:t>
+      </w:r>
+      <w:r>
+        <w:rPr>
+          <w:rFonts w:ascii="Consolas" w:eastAsia="Times New Roman" w:hAnsi="Consolas" w:cs="Courier New"/>
+          <w:color w:val="F0F6FC"/>
+          <w:kern w:val="0"/>
+          <w:sz w:val="20"/>
+          <w:szCs w:val="20"/>
+          <w14:ligatures w14:val="none"/>
+        </w:rPr>
+        <w:t xml:space="preserve"> -exec chmod +x {} \;</w:t>
+      </w:r>
+    </w:p>
+    <w:p>
+      <w:pPr>
+        <w:shd w:val="clear" w:color="auto" w:fill="0D1117"/>
+        <w:spacing w:before="360" w:after="240" w:line="240" w:lineRule="auto"/>
+        <w:outlineLvl w:val="0"/>
+        <w:rPr>
+          <w:rFonts w:ascii="Segoe UI" w:eastAsia="Times New Roman" w:hAnsi="Segoe UI" w:cs="Segoe UI"/>
+          <w:b/>
+          <w:bCs/>
+          <w:color w:val="F0F6FC"/>
+          <w:kern w:val="36"/>
+          <w:sz w:val="48"/>
+          <w:szCs w:val="48"/>
+          <w14:ligatures w14:val="none"/>
+        </w:rPr>
+      </w:pPr>
+      <w:r>
+        <w:rPr>
+          <w:rFonts w:ascii="Segoe UI" w:eastAsia="Times New Roman" w:hAnsi="Segoe UI" w:cs="Segoe UI"/>
+          <w:b/>
+          <w:bCs/>
+          <w:color w:val="F0F6FC"/>
+          <w:kern w:val="36"/>
+          <w:sz w:val="48"/>
+          <w:szCs w:val="48"/>
+          <w14:ligatures w14:val="none"/>
+        </w:rPr>
+        <w:t>PARTEA 3 — Construim și pornești mediul</w:t>
+      </w:r>
+    </w:p>
+    <w:p>
+      <w:pPr>
+        <w:shd w:val="clear" w:color="auto" w:fill="151B23"/>
+        <w:tabs>
+          <w:tab w:val="left" w:pos="916"/>
+          <w:tab w:val="left" w:pos="1832"/>
+          <w:tab w:val="left" w:pos="2748"/>
+          <w:tab w:val="left" w:pos="3664"/>
+          <w:tab w:val="left" w:pos="4580"/>
+          <w:tab w:val="left" w:pos="5496"/>
+          <w:tab w:val="left" w:pos="6412"/>
+          <w:tab w:val="left" w:pos="7328"/>
+          <w:tab w:val="left" w:pos="8244"/>
+          <w:tab w:val="left" w:pos="9160"/>
+          <w:tab w:val="left" w:pos="10076"/>
+          <w:tab w:val="left" w:pos="10992"/>
+          <w:tab w:val="left" w:pos="11908"/>
+          <w:tab w:val="left" w:pos="12824"/>
+          <w:tab w:val="left" w:pos="13740"/>
+          <w:tab w:val="left" w:pos="14656"/>
+        </w:tabs>
+        <w:spacing w:after="0" w:line="240" w:lineRule="auto"/>
+        <w:rPr>
+          <w:rFonts w:ascii="Consolas" w:eastAsia="Times New Roman" w:hAnsi="Consolas" w:cs="Courier New"/>
+          <w:color w:val="F0F6FC"/>
+          <w:kern w:val="0"/>
+          <w:sz w:val="20"/>
+          <w:szCs w:val="20"/>
+          <w14:ligatures w14:val="none"/>
+        </w:rPr>
+      </w:pPr>
+      <w:r>
+        <w:rPr>
+          <w:rFonts w:ascii="Consolas" w:eastAsia="Times New Roman" w:hAnsi="Consolas" w:cs="Courier New"/>
+          <w:color w:val="F0F6FC"/>
+          <w:kern w:val="0"/>
+          <w:sz w:val="20"/>
+          <w:szCs w:val="20"/>
+          <w14:ligatures w14:val="none"/>
+        </w:rPr>
+        <w:t xml:space="preserve">docker build -t proiect-stagiu:v1 </w:t>
+      </w:r>
+      <w:r>
+        <w:rPr>
+          <w:rFonts w:ascii="Consolas" w:eastAsia="Times New Roman" w:hAnsi="Consolas" w:cs="Courier New"/>
+          <w:color w:val="79C0FF"/>
+          <w:kern w:val="0"/>
+          <w:sz w:val="20"/>
+          <w:szCs w:val="20"/>
+          <w14:ligatures w14:val="none"/>
+        </w:rPr>
+        <w:t>.</w:t>
+      </w:r>
+    </w:p>
+    <w:p>
+      <w:pPr>
+        <w:shd w:val="clear" w:color="auto" w:fill="151B23"/>
+        <w:tabs>
+          <w:tab w:val="left" w:pos="916"/>
+          <w:tab w:val="left" w:pos="1832"/>
+          <w:tab w:val="left" w:pos="2748"/>
+          <w:tab w:val="left" w:pos="3664"/>
+          <w:tab w:val="left" w:pos="4580"/>
+          <w:tab w:val="left" w:pos="5496"/>
+          <w:tab w:val="left" w:pos="6412"/>
+          <w:tab w:val="left" w:pos="7328"/>
+          <w:tab w:val="left" w:pos="8244"/>
+          <w:tab w:val="left" w:pos="9160"/>
+          <w:tab w:val="left" w:pos="10076"/>
+          <w:tab w:val="left" w:pos="10992"/>
+          <w:tab w:val="left" w:pos="11908"/>
+          <w:tab w:val="left" w:pos="12824"/>
+          <w:tab w:val="left" w:pos="13740"/>
+          <w:tab w:val="left" w:pos="14656"/>
+        </w:tabs>
+        <w:spacing w:after="0" w:line="240" w:lineRule="auto"/>
+        <w:rPr>
+          <w:rFonts w:ascii="Consolas" w:eastAsia="Times New Roman" w:hAnsi="Consolas" w:cs="Courier New"/>
+          <w:color w:val="F0F6FC"/>
+          <w:kern w:val="0"/>
+          <w:sz w:val="20"/>
+          <w:szCs w:val="20"/>
+          <w14:ligatures w14:val="none"/>
+        </w:rPr>
+      </w:pPr>
+      <w:r>
+        <w:rPr>
+          <w:rFonts w:ascii="Consolas" w:eastAsia="Times New Roman" w:hAnsi="Consolas" w:cs="Courier New"/>
+          <w:color w:val="F0F6FC"/>
+          <w:kern w:val="0"/>
+          <w:sz w:val="20"/>
+          <w:szCs w:val="20"/>
+          <w14:ligatures w14:val="none"/>
+        </w:rPr>
+        <w:t>docker run -d -p 2220:22 --name proiect-stagiu-live proiect-stagiu:v1</w:t>
+      </w:r>
+    </w:p>
+    <w:p>
+      <w:pPr>
+        <w:shd w:val="clear" w:color="auto" w:fill="151B23"/>
+        <w:tabs>
+          <w:tab w:val="left" w:pos="916"/>
+          <w:tab w:val="left" w:pos="1832"/>
+          <w:tab w:val="left" w:pos="2748"/>
+          <w:tab w:val="left" w:pos="3664"/>
+          <w:tab w:val="left" w:pos="4580"/>
+          <w:tab w:val="left" w:pos="5496"/>
+          <w:tab w:val="left" w:pos="6412"/>
+          <w:tab w:val="left" w:pos="7328"/>
+          <w:tab w:val="left" w:pos="8244"/>
+          <w:tab w:val="left" w:pos="9160"/>
+          <w:tab w:val="left" w:pos="10076"/>
+          <w:tab w:val="left" w:pos="10992"/>
+          <w:tab w:val="left" w:pos="11908"/>
+          <w:tab w:val="left" w:pos="12824"/>
+          <w:tab w:val="left" w:pos="13740"/>
+          <w:tab w:val="left" w:pos="14656"/>
+        </w:tabs>
+        <w:spacing w:after="0" w:line="240" w:lineRule="auto"/>
+        <w:rPr>
+          <w:rFonts w:ascii="Consolas" w:eastAsia="Times New Roman" w:hAnsi="Consolas" w:cs="Courier New"/>
+          <w:color w:val="F0F6FC"/>
+          <w:kern w:val="0"/>
+          <w:sz w:val="20"/>
+          <w:szCs w:val="20"/>
+          <w14:ligatures w14:val="none"/>
+        </w:rPr>
+      </w:pPr>
+      <w:r>
+        <w:rPr>
+          <w:rFonts w:ascii="Consolas" w:eastAsia="Times New Roman" w:hAnsi="Consolas" w:cs="Courier New"/>
+          <w:color w:val="F0F6FC"/>
+          <w:kern w:val="0"/>
+          <w:sz w:val="20"/>
+          <w:szCs w:val="20"/>
+          <w14:ligatures w14:val="none"/>
+        </w:rPr>
+        <w:t>docker ps</w:t>
+      </w:r>
+    </w:p>
+    <w:p>
+      <w:pPr>
+        <w:shd w:val="clear" w:color="auto" w:fill="151B23"/>
+        <w:tabs>
+          <w:tab w:val="left" w:pos="916"/>
+          <w:tab w:val="left" w:pos="1832"/>
+          <w:tab w:val="left" w:pos="2748"/>
+          <w:tab w:val="left" w:pos="3664"/>
+          <w:tab w:val="left" w:pos="4580"/>
+          <w:tab w:val="left" w:pos="5496"/>
+          <w:tab w:val="left" w:pos="6412"/>
+          <w:tab w:val="left" w:pos="7328"/>
+          <w:tab w:val="left" w:pos="8244"/>
+          <w:tab w:val="left" w:pos="9160"/>
+          <w:tab w:val="left" w:pos="10076"/>
+          <w:tab w:val="left" w:pos="10992"/>
+          <w:tab w:val="left" w:pos="11908"/>
+          <w:tab w:val="left" w:pos="12824"/>
+          <w:tab w:val="left" w:pos="13740"/>
+          <w:tab w:val="left" w:pos="14656"/>
+        </w:tabs>
+        <w:spacing w:after="0" w:line="240" w:lineRule="auto"/>
+        <w:rPr>
+          <w:rFonts w:ascii="Consolas" w:eastAsia="Times New Roman" w:hAnsi="Consolas" w:cs="Courier New"/>
+          <w:color w:val="F0F6FC"/>
+          <w:kern w:val="0"/>
+          <w:sz w:val="20"/>
+          <w:szCs w:val="20"/>
+          <w14:ligatures w14:val="none"/>
+        </w:rPr>
+      </w:pPr>
+      <w:r>
+        <w:rPr>
+          <w:rFonts w:ascii="Consolas" w:eastAsia="Times New Roman" w:hAnsi="Consolas" w:cs="Courier New"/>
+          <w:color w:val="F0F6FC"/>
+          <w:kern w:val="0"/>
+          <w:sz w:val="20"/>
+          <w:szCs w:val="20"/>
+          <w14:ligatures w14:val="none"/>
+        </w:rPr>
+        <w:t xml:space="preserve">ssh m01@localhost -p 2220        </w:t>
+      </w:r>
+      <w:r>
+        <w:rPr>
+          <w:rFonts w:ascii="Consolas" w:eastAsia="Times New Roman" w:hAnsi="Consolas" w:cs="Courier New"/>
+          <w:color w:val="9198A1"/>
+          <w:kern w:val="0"/>
+          <w:sz w:val="20"/>
+          <w:szCs w:val="20"/>
+          <w14:ligatures w14:val="none"/>
+        </w:rPr>
+        <w:t># parola: alex</w:t>
+      </w:r>
+    </w:p>
+    <w:p>
+      <w:pPr>
+        <w:shd w:val="clear" w:color="auto" w:fill="0D1117"/>
+        <w:spacing w:after="240" w:line="240" w:lineRule="auto"/>
+        <w:rPr>
+          <w:rFonts w:ascii="Segoe UI" w:eastAsia="Times New Roman" w:hAnsi="Segoe UI" w:cs="Segoe UI"/>
+          <w:color w:val="F0F6FC"/>
+          <w:kern w:val="0"/>
+          <w14:ligatures w14:val="none"/>
+        </w:rPr>
+      </w:pPr>
+      <w:r>
+        <w:rPr>
+          <w:rFonts w:ascii="Segoe UI" w:eastAsia="Times New Roman" w:hAnsi="Segoe UI" w:cs="Segoe UI"/>
+          <w:color w:val="F0F6FC"/>
+          <w:kern w:val="0"/>
+          <w14:ligatures w14:val="none"/>
+        </w:rPr>
+        <w:t>Verificare completă:</w:t>
+      </w:r>
+    </w:p>
+    <w:p>
+      <w:pPr>
+        <w:shd w:val="clear" w:color="auto" w:fill="151B23"/>
+        <w:tabs>
+          <w:tab w:val="left" w:pos="916"/>
+          <w:tab w:val="left" w:pos="1832"/>
+          <w:tab w:val="left" w:pos="2748"/>
+          <w:tab w:val="left" w:pos="3664"/>
+          <w:tab w:val="left" w:pos="4580"/>
+          <w:tab w:val="left" w:pos="5496"/>
+          <w:tab w:val="left" w:pos="6412"/>
+          <w:tab w:val="left" w:pos="7328"/>
+          <w:tab w:val="left" w:pos="8244"/>
+          <w:tab w:val="left" w:pos="9160"/>
+          <w:tab w:val="left" w:pos="10076"/>
+          <w:tab w:val="left" w:pos="10992"/>
+          <w:tab w:val="left" w:pos="11908"/>
+          <w:tab w:val="left" w:pos="12824"/>
+          <w:tab w:val="left" w:pos="13740"/>
+          <w:tab w:val="left" w:pos="14656"/>
+        </w:tabs>
+        <w:spacing w:after="0" w:line="240" w:lineRule="auto"/>
+        <w:rPr>
+          <w:rFonts w:ascii="Consolas" w:eastAsia="Times New Roman" w:hAnsi="Consolas" w:cs="Courier New"/>
+          <w:color w:val="F0F6FC"/>
+          <w:kern w:val="0"/>
+          <w:sz w:val="20"/>
+          <w:szCs w:val="20"/>
+          <w14:ligatures w14:val="none"/>
+        </w:rPr>
+      </w:pPr>
+      <w:r>
+        <w:rPr>
+          <w:rFonts w:ascii="Consolas" w:eastAsia="Times New Roman" w:hAnsi="Consolas" w:cs="Courier New"/>
+          <w:color w:val="F0F6FC"/>
+          <w:kern w:val="0"/>
+          <w:sz w:val="20"/>
+          <w:szCs w:val="20"/>
+          <w14:ligatures w14:val="none"/>
+        </w:rPr>
+        <w:t xml:space="preserve">docker </w:t>
+      </w:r>
+      <w:r>
+        <w:rPr>
+          <w:rFonts w:ascii="Consolas" w:eastAsia="Times New Roman" w:hAnsi="Consolas" w:cs="Courier New"/>
+          <w:color w:val="79C0FF"/>
+          <w:kern w:val="0"/>
+          <w:sz w:val="20"/>
+          <w:szCs w:val="20"/>
+          <w14:ligatures w14:val="none"/>
+        </w:rPr>
+        <w:t>exec</w:t>
+      </w:r>
+      <w:r>
+        <w:rPr>
+          <w:rFonts w:ascii="Consolas" w:eastAsia="Times New Roman" w:hAnsi="Consolas" w:cs="Courier New"/>
+          <w:color w:val="F0F6FC"/>
+          <w:kern w:val="0"/>
+          <w:sz w:val="20"/>
+          <w:szCs w:val="20"/>
+          <w14:ligatures w14:val="none"/>
+        </w:rPr>
+        <w:t xml:space="preserve"> -it proiect-stagiu-live bash /opt/scripts/test_environment.sh</w:t>
+      </w:r>
+    </w:p>
+    <w:p>
+      <w:pPr>
+        <w:shd w:val="clear" w:color="auto" w:fill="0D1117"/>
+        <w:spacing w:before="360" w:after="240" w:line="240" w:lineRule="auto"/>
+        <w:outlineLvl w:val="1"/>
+        <w:rPr>
+          <w:rFonts w:ascii="Segoe UI" w:eastAsia="Times New Roman" w:hAnsi="Segoe UI" w:cs="Segoe UI"/>
+          <w:b/>
+          <w:bCs/>
+          <w:color w:val="F0F6FC"/>
+          <w:kern w:val="0"/>
+          <w:sz w:val="36"/>
+          <w:szCs w:val="36"/>
+          <w14:ligatures w14:val="none"/>
+        </w:rPr>
+      </w:pPr>
+      <w:r>
+        <w:rPr>
+          <w:rFonts w:ascii="Segoe UI" w:eastAsia="Times New Roman" w:hAnsi="Segoe UI" w:cs="Segoe UI"/>
+          <w:b/>
+          <w:bCs/>
+          <w:color w:val="F0F6FC"/>
+          <w:kern w:val="0"/>
+          <w:sz w:val="36"/>
+          <w:szCs w:val="36"/>
+          <w14:ligatures w14:val="none"/>
+        </w:rPr>
+        <w:t>PARTEA 4 — Jurnal</w:t>
+      </w:r>
+    </w:p>
+    <w:p>
+      <w:pPr>
+        <w:shd w:val="clear" w:color="auto" w:fill="151B23"/>
+        <w:tabs>
+          <w:tab w:val="left" w:pos="916"/>
+          <w:tab w:val="left" w:pos="1832"/>
+          <w:tab w:val="left" w:pos="2748"/>
+          <w:tab w:val="left" w:pos="3664"/>
+          <w:tab w:val="left" w:pos="4580"/>
+          <w:tab w:val="left" w:pos="5496"/>
+          <w:tab w:val="left" w:pos="6412"/>
+          <w:tab w:val="left" w:pos="7328"/>
+          <w:tab w:val="left" w:pos="8244"/>
+          <w:tab w:val="left" w:pos="9160"/>
+          <w:tab w:val="left" w:pos="10076"/>
+          <w:tab w:val="left" w:pos="10992"/>
+          <w:tab w:val="left" w:pos="11908"/>
+          <w:tab w:val="left" w:pos="12824"/>
+          <w:tab w:val="left" w:pos="13740"/>
+          <w:tab w:val="left" w:pos="14656"/>
+        </w:tabs>
+        <w:spacing w:after="0" w:line="240" w:lineRule="auto"/>
+        <w:rPr>
+          <w:rFonts w:ascii="Consolas" w:eastAsia="Times New Roman" w:hAnsi="Consolas" w:cs="Courier New"/>
+          <w:color w:val="F0F6FC"/>
+          <w:kern w:val="0"/>
+          <w:sz w:val="20"/>
+          <w:szCs w:val="20"/>
+          <w14:ligatures w14:val="none"/>
+        </w:rPr>
+      </w:pPr>
+      <w:r>
+        <w:rPr>
+          <w:rFonts w:ascii="Consolas" w:eastAsia="Times New Roman" w:hAnsi="Consolas" w:cs="Courier New"/>
+          <w:color w:val="F0F6FC"/>
+          <w:kern w:val="0"/>
+          <w:sz w:val="20"/>
+          <w:szCs w:val="20"/>
+          <w14:ligatures w14:val="none"/>
+        </w:rPr>
+        <w:t>nano jurnal/ziua_02.md</w:t>
+      </w:r>
+    </w:p>
+    <w:p>
+      <w:pPr>
+        <w:shd w:val="clear" w:color="auto" w:fill="0D1117"/>
+        <w:spacing w:before="360" w:after="240" w:line="240" w:lineRule="auto"/>
+        <w:outlineLvl w:val="1"/>
+        <w:rPr>
+          <w:rFonts w:ascii="Segoe UI" w:eastAsia="Times New Roman" w:hAnsi="Segoe UI" w:cs="Segoe UI"/>
+          <w:b/>
+          <w:bCs/>
+          <w:color w:val="F0F6FC"/>
+          <w:kern w:val="0"/>
+          <w:sz w:val="36"/>
+          <w:szCs w:val="36"/>
+          <w14:ligatures w14:val="none"/>
+        </w:rPr>
+      </w:pPr>
+      <w:r>
+        <w:rPr>
+          <w:rFonts w:ascii="Segoe UI" w:eastAsia="Times New Roman" w:hAnsi="Segoe UI" w:cs="Segoe UI"/>
+          <w:b/>
+          <w:bCs/>
+          <w:color w:val="F0F6FC"/>
+          <w:kern w:val="0"/>
+          <w:sz w:val="36"/>
+          <w:szCs w:val="36"/>
+          <w14:ligatures w14:val="none"/>
+        </w:rPr>
+        <w:t>PARTEA 5 — GitHub</w:t>
+      </w:r>
+    </w:p>
+    <w:p>
+      <w:pPr>
+        <w:shd w:val="clear" w:color="auto" w:fill="151B23"/>
+        <w:tabs>
+          <w:tab w:val="left" w:pos="916"/>
+          <w:tab w:val="left" w:pos="1832"/>
+          <w:tab w:val="left" w:pos="2748"/>
+          <w:tab w:val="left" w:pos="3664"/>
+          <w:tab w:val="left" w:pos="4580"/>
+          <w:tab w:val="left" w:pos="5496"/>
+          <w:tab w:val="left" w:pos="6412"/>
+          <w:tab w:val="left" w:pos="7328"/>
+          <w:tab w:val="left" w:pos="8244"/>
+          <w:tab w:val="left" w:pos="9160"/>
+          <w:tab w:val="left" w:pos="10076"/>
+          <w:tab w:val="left" w:pos="10992"/>
+          <w:tab w:val="left" w:pos="11908"/>
+          <w:tab w:val="left" w:pos="12824"/>
+          <w:tab w:val="left" w:pos="13740"/>
+          <w:tab w:val="left" w:pos="14656"/>
+        </w:tabs>
+        <w:spacing w:after="0" w:line="240" w:lineRule="auto"/>
+        <w:rPr>
+          <w:rFonts w:ascii="Consolas" w:eastAsia="Times New Roman" w:hAnsi="Consolas" w:cs="Courier New"/>
+          <w:color w:val="F0F6FC"/>
+          <w:kern w:val="0"/>
+          <w:sz w:val="20"/>
+          <w:szCs w:val="20"/>
+          <w14:ligatures w14:val="none"/>
+        </w:rPr>
+      </w:pPr>
+      <w:r>
+        <w:rPr>
+          <w:rFonts w:ascii="Consolas" w:eastAsia="Times New Roman" w:hAnsi="Consolas" w:cs="Courier New"/>
+          <w:color w:val="F0F6FC"/>
+          <w:kern w:val="0"/>
+          <w:sz w:val="20"/>
+          <w:szCs w:val="20"/>
+          <w14:ligatures w14:val="none"/>
+        </w:rPr>
+        <w:lastRenderedPageBreak/>
+        <w:t>git init</w:t>
+      </w:r>
+    </w:p>
+    <w:p>
+      <w:pPr>
+        <w:shd w:val="clear" w:color="auto" w:fill="151B23"/>
+        <w:tabs>
+          <w:tab w:val="left" w:pos="916"/>
+          <w:tab w:val="left" w:pos="1832"/>
+          <w:tab w:val="left" w:pos="2748"/>
+          <w:tab w:val="left" w:pos="3664"/>
+          <w:tab w:val="left" w:pos="4580"/>
+          <w:tab w:val="left" w:pos="5496"/>
+          <w:tab w:val="left" w:pos="6412"/>
+          <w:tab w:val="left" w:pos="7328"/>
+          <w:tab w:val="left" w:pos="8244"/>
+          <w:tab w:val="left" w:pos="9160"/>
+          <w:tab w:val="left" w:pos="10076"/>
+          <w:tab w:val="left" w:pos="10992"/>
+          <w:tab w:val="left" w:pos="11908"/>
+          <w:tab w:val="left" w:pos="12824"/>
+          <w:tab w:val="left" w:pos="13740"/>
+          <w:tab w:val="left" w:pos="14656"/>
+        </w:tabs>
+        <w:spacing w:after="0" w:line="240" w:lineRule="auto"/>
+        <w:rPr>
+          <w:rFonts w:ascii="Consolas" w:eastAsia="Times New Roman" w:hAnsi="Consolas" w:cs="Courier New"/>
+          <w:color w:val="F0F6FC"/>
+          <w:kern w:val="0"/>
+          <w:sz w:val="20"/>
+          <w:szCs w:val="20"/>
+          <w14:ligatures w14:val="none"/>
+        </w:rPr>
+      </w:pPr>
+      <w:r>
+        <w:rPr>
+          <w:rFonts w:ascii="Consolas" w:eastAsia="Times New Roman" w:hAnsi="Consolas" w:cs="Courier New"/>
+          <w:color w:val="F0F6FC"/>
+          <w:kern w:val="0"/>
+          <w:sz w:val="20"/>
+          <w:szCs w:val="20"/>
+          <w14:ligatures w14:val="none"/>
+        </w:rPr>
+        <w:t xml:space="preserve">git config --global user.name </w:t>
+      </w:r>
+      <w:r>
+        <w:rPr>
+          <w:rFonts w:ascii="Consolas" w:eastAsia="Times New Roman" w:hAnsi="Consolas" w:cs="Courier New"/>
+          <w:color w:val="A5D6FF"/>
+          <w:kern w:val="0"/>
+          <w:sz w:val="20"/>
+          <w:szCs w:val="20"/>
+          <w14:ligatures w14:val="none"/>
+        </w:rPr>
+        <w:t xml:space="preserve">"Numele </w:t>
+      </w:r>
+      <w:r>
+        <w:rPr>
+          <w:rFonts w:ascii="Consolas" w:eastAsia="Times New Roman" w:hAnsi="Consolas" w:cs="Courier New"/>
+          <w:color w:val="A5D6FF"/>
+          <w:kern w:val="0"/>
+          <w:sz w:val="20"/>
+          <w:szCs w:val="20"/>
+          <w14:ligatures w14:val="none"/>
+        </w:rPr>
+        <w:t>Meu Stancu</w:t>
+      </w:r>
+      <w:r>
+        <w:rPr>
+          <w:rFonts w:ascii="Consolas" w:eastAsia="Times New Roman" w:hAnsi="Consolas" w:cs="Courier New"/>
+          <w:color w:val="A5D6FF"/>
+          <w:kern w:val="0"/>
+          <w:sz w:val="20"/>
+          <w:szCs w:val="20"/>
+          <w14:ligatures w14:val="none"/>
+        </w:rPr>
+        <w:t>"</w:t>
+      </w:r>
+    </w:p>
+    <w:p>
+      <w:pPr>
+        <w:shd w:val="clear" w:color="auto" w:fill="151B23"/>
+        <w:tabs>
+          <w:tab w:val="left" w:pos="916"/>
+          <w:tab w:val="left" w:pos="1832"/>
+          <w:tab w:val="left" w:pos="2748"/>
+          <w:tab w:val="left" w:pos="3664"/>
+          <w:tab w:val="left" w:pos="4580"/>
+          <w:tab w:val="left" w:pos="5496"/>
+          <w:tab w:val="left" w:pos="6412"/>
+          <w:tab w:val="left" w:pos="7328"/>
+          <w:tab w:val="left" w:pos="8244"/>
+          <w:tab w:val="left" w:pos="9160"/>
+          <w:tab w:val="left" w:pos="10076"/>
+          <w:tab w:val="left" w:pos="10992"/>
+          <w:tab w:val="left" w:pos="11908"/>
+          <w:tab w:val="left" w:pos="12824"/>
+          <w:tab w:val="left" w:pos="13740"/>
+          <w:tab w:val="left" w:pos="14656"/>
+        </w:tabs>
+        <w:spacing w:after="0" w:line="240" w:lineRule="auto"/>
+        <w:rPr>
+          <w:rFonts w:ascii="Consolas" w:eastAsia="Times New Roman" w:hAnsi="Consolas" w:cs="Courier New"/>
+          <w:color w:val="F0F6FC"/>
+          <w:kern w:val="0"/>
+          <w:sz w:val="20"/>
+          <w:szCs w:val="20"/>
+          <w14:ligatures w14:val="none"/>
+        </w:rPr>
+      </w:pPr>
+      <w:r>
+        <w:rPr>
+          <w:rFonts w:ascii="Consolas" w:eastAsia="Times New Roman" w:hAnsi="Consolas" w:cs="Courier New"/>
+          <w:color w:val="F0F6FC"/>
+          <w:kern w:val="0"/>
+          <w:sz w:val="20"/>
+          <w:szCs w:val="20"/>
+          <w14:ligatures w14:val="none"/>
+        </w:rPr>
+        <w:t xml:space="preserve">git config --global user.email </w:t>
+      </w:r>
+      <w:r>
+        <w:rPr>
+          <w:rFonts w:ascii="Consolas" w:eastAsia="Times New Roman" w:hAnsi="Consolas" w:cs="Courier New"/>
+          <w:color w:val="A5D6FF"/>
+          <w:kern w:val="0"/>
+          <w:sz w:val="20"/>
+          <w:szCs w:val="20"/>
+          <w14:ligatures w14:val="none"/>
+        </w:rPr>
+        <w:t>"</w:t>
+      </w:r>
+      <w:r>
+        <w:rPr>
+          <w:rFonts w:ascii="Consolas" w:eastAsia="Times New Roman" w:hAnsi="Consolas" w:cs="Courier New"/>
+          <w:color w:val="A5D6FF"/>
+          <w:kern w:val="0"/>
+          <w:sz w:val="20"/>
+          <w:szCs w:val="20"/>
+          <w14:ligatures w14:val="none"/>
+        </w:rPr>
+        <w:t>stancu</w:t>
+      </w:r>
+      <w:r>
+        <w:rPr>
+          <w:rFonts w:ascii="Consolas" w:eastAsia="Times New Roman" w:hAnsi="Consolas" w:cs="Courier New"/>
+          <w:color w:val="A5D6FF"/>
+          <w:kern w:val="0"/>
+          <w:sz w:val="20"/>
+          <w:szCs w:val="20"/>
+          <w14:ligatures w14:val="none"/>
+        </w:rPr>
+        <w:t>@exemplu.com"</w:t>
+      </w:r>
+    </w:p>
+    <w:p>
+      <w:pPr>
+        <w:shd w:val="clear" w:color="auto" w:fill="151B23"/>
+        <w:tabs>
+          <w:tab w:val="left" w:pos="916"/>
+          <w:tab w:val="left" w:pos="1832"/>
+          <w:tab w:val="left" w:pos="2748"/>
+          <w:tab w:val="left" w:pos="3664"/>
+          <w:tab w:val="left" w:pos="4580"/>
+          <w:tab w:val="left" w:pos="5496"/>
+          <w:tab w:val="left" w:pos="6412"/>
+          <w:tab w:val="left" w:pos="7328"/>
+          <w:tab w:val="left" w:pos="8244"/>
+          <w:tab w:val="left" w:pos="9160"/>
+          <w:tab w:val="left" w:pos="10076"/>
+          <w:tab w:val="left" w:pos="10992"/>
+          <w:tab w:val="left" w:pos="11908"/>
+          <w:tab w:val="left" w:pos="12824"/>
+          <w:tab w:val="left" w:pos="13740"/>
+          <w:tab w:val="left" w:pos="14656"/>
+        </w:tabs>
+        <w:spacing w:after="0" w:line="240" w:lineRule="auto"/>
+        <w:rPr>
+          <w:rFonts w:ascii="Consolas" w:eastAsia="Times New Roman" w:hAnsi="Consolas" w:cs="Courier New"/>
+          <w:color w:val="F0F6FC"/>
+          <w:kern w:val="0"/>
+          <w:sz w:val="20"/>
+          <w:szCs w:val="20"/>
+          <w14:ligatures w14:val="none"/>
+        </w:rPr>
+      </w:pPr>
+      <w:r>
+        <w:rPr>
+          <w:rFonts w:ascii="Consolas" w:eastAsia="Times New Roman" w:hAnsi="Consolas" w:cs="Courier New"/>
+          <w:color w:val="F0F6FC"/>
+          <w:kern w:val="0"/>
+          <w:sz w:val="20"/>
+          <w:szCs w:val="20"/>
+          <w14:ligatures w14:val="none"/>
+        </w:rPr>
+        <w:t xml:space="preserve">git add </w:t>
+      </w:r>
+      <w:r>
+        <w:rPr>
+          <w:rFonts w:ascii="Consolas" w:eastAsia="Times New Roman" w:hAnsi="Consolas" w:cs="Courier New"/>
+          <w:color w:val="79C0FF"/>
+          <w:kern w:val="0"/>
+          <w:sz w:val="20"/>
+          <w:szCs w:val="20"/>
+          <w14:ligatures w14:val="none"/>
+        </w:rPr>
+        <w:t>.</w:t>
+      </w:r>
+    </w:p>
+    <w:p>
+      <w:pPr>
+        <w:shd w:val="clear" w:color="auto" w:fill="151B23"/>
+        <w:tabs>
+          <w:tab w:val="left" w:pos="916"/>
+          <w:tab w:val="left" w:pos="1832"/>
+          <w:tab w:val="left" w:pos="2748"/>
+          <w:tab w:val="left" w:pos="3664"/>
+          <w:tab w:val="left" w:pos="4580"/>
+          <w:tab w:val="left" w:pos="5496"/>
+          <w:tab w:val="left" w:pos="6412"/>
+          <w:tab w:val="left" w:pos="7328"/>
+          <w:tab w:val="left" w:pos="8244"/>
+          <w:tab w:val="left" w:pos="9160"/>
+          <w:tab w:val="left" w:pos="10076"/>
+          <w:tab w:val="left" w:pos="10992"/>
+          <w:tab w:val="left" w:pos="11908"/>
+          <w:tab w:val="left" w:pos="12824"/>
+          <w:tab w:val="left" w:pos="13740"/>
+          <w:tab w:val="left" w:pos="14656"/>
+        </w:tabs>
+        <w:spacing w:after="0" w:line="240" w:lineRule="auto"/>
+        <w:rPr>
+          <w:rFonts w:ascii="Consolas" w:eastAsia="Times New Roman" w:hAnsi="Consolas" w:cs="Courier New"/>
+          <w:color w:val="F0F6FC"/>
+          <w:kern w:val="0"/>
+          <w:sz w:val="20"/>
+          <w:szCs w:val="20"/>
+          <w14:ligatures w14:val="none"/>
+        </w:rPr>
+      </w:pPr>
+      <w:r>
+        <w:rPr>
+          <w:rFonts w:ascii="Consolas" w:eastAsia="Times New Roman" w:hAnsi="Consolas" w:cs="Courier New"/>
+          <w:color w:val="F0F6FC"/>
+          <w:kern w:val="0"/>
+          <w:sz w:val="20"/>
+          <w:szCs w:val="20"/>
+          <w14:ligatures w14:val="none"/>
+        </w:rPr>
+        <w:t xml:space="preserve">git commit -m </w:t>
+      </w:r>
+      <w:r>
+        <w:rPr>
+          <w:rFonts w:ascii="Consolas" w:eastAsia="Times New Roman" w:hAnsi="Consolas" w:cs="Courier New"/>
+          <w:color w:val="A5D6FF"/>
+          <w:kern w:val="0"/>
+          <w:sz w:val="20"/>
+          <w:szCs w:val="20"/>
+          <w14:ligatures w14:val="none"/>
+        </w:rPr>
+        <w:t>"Setup initial + primul build funcțional"</w:t>
+      </w:r>
+    </w:p>
+    <w:p>
+      <w:pPr>
+        <w:shd w:val="clear" w:color="auto" w:fill="151B23"/>
+        <w:tabs>
+          <w:tab w:val="left" w:pos="916"/>
+          <w:tab w:val="left" w:pos="1832"/>
+          <w:tab w:val="left" w:pos="2748"/>
+          <w:tab w:val="left" w:pos="3664"/>
+          <w:tab w:val="left" w:pos="4580"/>
+          <w:tab w:val="left" w:pos="5496"/>
+          <w:tab w:val="left" w:pos="6412"/>
+          <w:tab w:val="left" w:pos="7328"/>
+          <w:tab w:val="left" w:pos="8244"/>
+          <w:tab w:val="left" w:pos="9160"/>
+          <w:tab w:val="left" w:pos="10076"/>
+          <w:tab w:val="left" w:pos="10992"/>
+          <w:tab w:val="left" w:pos="11908"/>
+          <w:tab w:val="left" w:pos="12824"/>
+          <w:tab w:val="left" w:pos="13740"/>
+          <w:tab w:val="left" w:pos="14656"/>
+        </w:tabs>
+        <w:spacing w:after="0" w:line="240" w:lineRule="auto"/>
+        <w:rPr>
+          <w:rFonts w:ascii="Consolas" w:eastAsia="Times New Roman" w:hAnsi="Consolas" w:cs="Courier New"/>
+          <w:color w:val="F0F6FC"/>
+          <w:kern w:val="0"/>
+          <w:sz w:val="20"/>
+          <w:szCs w:val="20"/>
+          <w14:ligatures w14:val="none"/>
+        </w:rPr>
+      </w:pPr>
+      <w:r>
+        <w:rPr>
+          <w:rFonts w:ascii="Consolas" w:eastAsia="Times New Roman" w:hAnsi="Consolas" w:cs="Courier New"/>
+          <w:color w:val="F0F6FC"/>
+          <w:kern w:val="0"/>
+          <w:sz w:val="20"/>
+          <w:szCs w:val="20"/>
+          <w14:ligatures w14:val="none"/>
+        </w:rPr>
+        <w:t>git remote add origin https://github.com/</w:t>
+      </w:r>
+      <w:r>
+        <w:rPr>
+          <w:rFonts w:ascii="Consolas" w:eastAsia="Times New Roman" w:hAnsi="Consolas" w:cs="Courier New"/>
+          <w:color w:val="FF7B72"/>
+          <w:kern w:val="0"/>
+          <w:sz w:val="20"/>
+          <w:szCs w:val="20"/>
+          <w14:ligatures w14:val="none"/>
+        </w:rPr>
+        <w:t>&lt;</w:t>
+      </w:r>
+      <w:r>
+        <w:rPr>
+          <w:rFonts w:ascii="Consolas" w:eastAsia="Times New Roman" w:hAnsi="Consolas" w:cs="Courier New"/>
+          <w:color w:val="F0F6FC"/>
+          <w:kern w:val="0"/>
+          <w:sz w:val="20"/>
+          <w:szCs w:val="20"/>
+          <w14:ligatures w14:val="none"/>
+        </w:rPr>
+        <w:t>user-ul-tau</w:t>
+      </w:r>
+      <w:r>
+        <w:rPr>
+          <w:rFonts w:ascii="Consolas" w:eastAsia="Times New Roman" w:hAnsi="Consolas" w:cs="Courier New"/>
+          <w:color w:val="FF7B72"/>
+          <w:kern w:val="0"/>
+          <w:sz w:val="20"/>
+          <w:szCs w:val="20"/>
+          <w14:ligatures w14:val="none"/>
+        </w:rPr>
+        <w:t>&gt;</w:t>
+      </w:r>
+      <w:r>
+        <w:rPr>
+          <w:rFonts w:ascii="Consolas" w:eastAsia="Times New Roman" w:hAnsi="Consolas" w:cs="Courier New"/>
+          <w:color w:val="F0F6FC"/>
+          <w:kern w:val="0"/>
+          <w:sz w:val="20"/>
+          <w:szCs w:val="20"/>
+          <w14:ligatures w14:val="none"/>
+        </w:rPr>
+        <w:t>/proiect-stancu.git</w:t>
+      </w:r>
+    </w:p>
+    <w:p>
+      <w:pPr>
+        <w:shd w:val="clear" w:color="auto" w:fill="151B23"/>
+        <w:tabs>
+          <w:tab w:val="left" w:pos="916"/>
+          <w:tab w:val="left" w:pos="1832"/>
+          <w:tab w:val="left" w:pos="2748"/>
+          <w:tab w:val="left" w:pos="3664"/>
+          <w:tab w:val="left" w:pos="4580"/>
+          <w:tab w:val="left" w:pos="5496"/>
+          <w:tab w:val="left" w:pos="6412"/>
+          <w:tab w:val="left" w:pos="7328"/>
+          <w:tab w:val="left" w:pos="8244"/>
+          <w:tab w:val="left" w:pos="9160"/>
+          <w:tab w:val="left" w:pos="10076"/>
+          <w:tab w:val="left" w:pos="10992"/>
+          <w:tab w:val="left" w:pos="11908"/>
+          <w:tab w:val="left" w:pos="12824"/>
+          <w:tab w:val="left" w:pos="13740"/>
+          <w:tab w:val="left" w:pos="14656"/>
+        </w:tabs>
+        <w:spacing w:after="0" w:line="240" w:lineRule="auto"/>
+        <w:rPr>
+          <w:rFonts w:ascii="Consolas" w:eastAsia="Times New Roman" w:hAnsi="Consolas" w:cs="Courier New"/>
+          <w:color w:val="F0F6FC"/>
+          <w:kern w:val="0"/>
+          <w:sz w:val="20"/>
+          <w:szCs w:val="20"/>
+          <w14:ligatures w14:val="none"/>
+        </w:rPr>
+      </w:pPr>
+      <w:r>
+        <w:rPr>
+          <w:rFonts w:ascii="Consolas" w:eastAsia="Times New Roman" w:hAnsi="Consolas" w:cs="Courier New"/>
+          <w:color w:val="F0F6FC"/>
+          <w:kern w:val="0"/>
+          <w:sz w:val="20"/>
+          <w:szCs w:val="20"/>
+          <w14:ligatures w14:val="none"/>
+        </w:rPr>
+        <w:t>git branch -M main</w:t>
+      </w:r>
+    </w:p>
+    <w:p>
+      <w:pPr>
+        <w:shd w:val="clear" w:color="auto" w:fill="151B23"/>
+        <w:tabs>
+          <w:tab w:val="left" w:pos="916"/>
+          <w:tab w:val="left" w:pos="1832"/>
+          <w:tab w:val="left" w:pos="2748"/>
+          <w:tab w:val="left" w:pos="3664"/>
+          <w:tab w:val="left" w:pos="4580"/>
+          <w:tab w:val="left" w:pos="5496"/>
+          <w:tab w:val="left" w:pos="6412"/>
+          <w:tab w:val="left" w:pos="7328"/>
+          <w:tab w:val="left" w:pos="8244"/>
+          <w:tab w:val="left" w:pos="9160"/>
+          <w:tab w:val="left" w:pos="10076"/>
+          <w:tab w:val="left" w:pos="10992"/>
+          <w:tab w:val="left" w:pos="11908"/>
+          <w:tab w:val="left" w:pos="12824"/>
+          <w:tab w:val="left" w:pos="13740"/>
+          <w:tab w:val="left" w:pos="14656"/>
+        </w:tabs>
+        <w:spacing w:after="0" w:line="240" w:lineRule="auto"/>
+        <w:rPr>
+          <w:rFonts w:ascii="Consolas" w:eastAsia="Times New Roman" w:hAnsi="Consolas" w:cs="Courier New"/>
+          <w:color w:val="F0F6FC"/>
+          <w:kern w:val="0"/>
+          <w:sz w:val="20"/>
+          <w:szCs w:val="20"/>
+          <w14:ligatures w14:val="none"/>
+        </w:rPr>
+      </w:pPr>
+      <w:r>
+        <w:rPr>
+          <w:rFonts w:ascii="Consolas" w:eastAsia="Times New Roman" w:hAnsi="Consolas" w:cs="Courier New"/>
+          <w:color w:val="F0F6FC"/>
+          <w:kern w:val="0"/>
+          <w:sz w:val="20"/>
+          <w:szCs w:val="20"/>
+          <w14:ligatures w14:val="none"/>
+        </w:rPr>
+        <w:t>git push -u origin main</w:t>
+      </w:r>
+    </w:p>
+    <w:p>
+      <w:pPr>
+        <w:shd w:val="clear" w:color="auto" w:fill="0D1117"/>
+        <w:spacing w:before="360" w:after="240" w:line="240" w:lineRule="auto"/>
+        <w:outlineLvl w:val="1"/>
+        <w:rPr>
+          <w:rFonts w:ascii="Segoe UI" w:eastAsia="Times New Roman" w:hAnsi="Segoe UI" w:cs="Segoe UI"/>
+          <w:b/>
+          <w:bCs/>
+          <w:color w:val="F0F6FC"/>
+          <w:kern w:val="0"/>
+          <w:sz w:val="36"/>
+          <w:szCs w:val="36"/>
+          <w14:ligatures w14:val="none"/>
+        </w:rPr>
+      </w:pPr>
+      <w:r>
+        <w:rPr>
+          <w:rFonts w:ascii="Segoe UI" w:eastAsia="Times New Roman" w:hAnsi="Segoe UI" w:cs="Segoe UI"/>
+          <w:b/>
+          <w:bCs/>
+          <w:color w:val="F0F6FC"/>
+          <w:kern w:val="0"/>
+          <w:sz w:val="36"/>
+          <w:szCs w:val="36"/>
+          <w14:ligatures w14:val="none"/>
+        </w:rPr>
+        <w:t>Resetare mediu</w:t>
+      </w:r>
+    </w:p>
+    <w:p>
+      <w:pPr>
+        <w:shd w:val="clear" w:color="auto" w:fill="151B23"/>
+        <w:tabs>
+          <w:tab w:val="left" w:pos="916"/>
+          <w:tab w:val="left" w:pos="1832"/>
+          <w:tab w:val="left" w:pos="2748"/>
+          <w:tab w:val="left" w:pos="3664"/>
+          <w:tab w:val="left" w:pos="4580"/>
+          <w:tab w:val="left" w:pos="5496"/>
+          <w:tab w:val="left" w:pos="6412"/>
+          <w:tab w:val="left" w:pos="7328"/>
+          <w:tab w:val="left" w:pos="8244"/>
+          <w:tab w:val="left" w:pos="9160"/>
+          <w:tab w:val="left" w:pos="10076"/>
+          <w:tab w:val="left" w:pos="10992"/>
+          <w:tab w:val="left" w:pos="11908"/>
+          <w:tab w:val="left" w:pos="12824"/>
+          <w:tab w:val="left" w:pos="13740"/>
+          <w:tab w:val="left" w:pos="14656"/>
+        </w:tabs>
+        <w:spacing w:after="0" w:line="240" w:lineRule="auto"/>
+        <w:rPr>
+          <w:rFonts w:ascii="Consolas" w:eastAsia="Times New Roman" w:hAnsi="Consolas" w:cs="Courier New"/>
+          <w:color w:val="F0F6FC"/>
+          <w:kern w:val="0"/>
+          <w:sz w:val="20"/>
+          <w:szCs w:val="20"/>
+          <w14:ligatures w14:val="none"/>
+        </w:rPr>
+      </w:pPr>
+      <w:r>
+        <w:rPr>
+          <w:rFonts w:ascii="Consolas" w:eastAsia="Times New Roman" w:hAnsi="Consolas" w:cs="Courier New"/>
+          <w:color w:val="F0F6FC"/>
+          <w:kern w:val="0"/>
+          <w:sz w:val="20"/>
+          <w:szCs w:val="20"/>
+          <w14:ligatures w14:val="none"/>
+        </w:rPr>
+        <w:t>docker stop proiect-stagiu-live</w:t>
+      </w:r>
+    </w:p>
+    <w:p>
+      <w:pPr>
+        <w:shd w:val="clear" w:color="auto" w:fill="151B23"/>
+        <w:tabs>
+          <w:tab w:val="left" w:pos="916"/>
+          <w:tab w:val="left" w:pos="1832"/>
+          <w:tab w:val="left" w:pos="2748"/>
+          <w:tab w:val="left" w:pos="3664"/>
+          <w:tab w:val="left" w:pos="4580"/>
+          <w:tab w:val="left" w:pos="5496"/>
+          <w:tab w:val="left" w:pos="6412"/>
+          <w:tab w:val="left" w:pos="7328"/>
+          <w:tab w:val="left" w:pos="8244"/>
+          <w:tab w:val="left" w:pos="9160"/>
+          <w:tab w:val="left" w:pos="10076"/>
+          <w:tab w:val="left" w:pos="10992"/>
+          <w:tab w:val="left" w:pos="11908"/>
+          <w:tab w:val="left" w:pos="12824"/>
+          <w:tab w:val="left" w:pos="13740"/>
+          <w:tab w:val="left" w:pos="14656"/>
+        </w:tabs>
+        <w:spacing w:after="0" w:line="240" w:lineRule="auto"/>
+        <w:rPr>
+          <w:rFonts w:ascii="Consolas" w:eastAsia="Times New Roman" w:hAnsi="Consolas" w:cs="Courier New"/>
+          <w:color w:val="F0F6FC"/>
+          <w:kern w:val="0"/>
+          <w:sz w:val="20"/>
+          <w:szCs w:val="20"/>
+          <w14:ligatures w14:val="none"/>
+        </w:rPr>
+      </w:pPr>
+      <w:r>
+        <w:rPr>
+          <w:rFonts w:ascii="Consolas" w:eastAsia="Times New Roman" w:hAnsi="Consolas" w:cs="Courier New"/>
+          <w:color w:val="F0F6FC"/>
+          <w:kern w:val="0"/>
+          <w:sz w:val="20"/>
+          <w:szCs w:val="20"/>
+          <w14:ligatures w14:val="none"/>
+        </w:rPr>
+        <w:t>docker rm proiect-stagiu-live</w:t>
+      </w:r>
+    </w:p>
+    <w:p>
+      <w:pPr>
+        <w:shd w:val="clear" w:color="auto" w:fill="151B23"/>
+        <w:tabs>
+          <w:tab w:val="left" w:pos="916"/>
+          <w:tab w:val="left" w:pos="1832"/>
+          <w:tab w:val="left" w:pos="2748"/>
+          <w:tab w:val="left" w:pos="3664"/>
+          <w:tab w:val="left" w:pos="4580"/>
+          <w:tab w:val="left" w:pos="5496"/>
+          <w:tab w:val="left" w:pos="6412"/>
+          <w:tab w:val="left" w:pos="7328"/>
+          <w:tab w:val="left" w:pos="8244"/>
+          <w:tab w:val="left" w:pos="9160"/>
+          <w:tab w:val="left" w:pos="10076"/>
+          <w:tab w:val="left" w:pos="10992"/>
+          <w:tab w:val="left" w:pos="11908"/>
+          <w:tab w:val="left" w:pos="12824"/>
+          <w:tab w:val="left" w:pos="13740"/>
+          <w:tab w:val="left" w:pos="14656"/>
+        </w:tabs>
+        <w:spacing w:after="0" w:line="240" w:lineRule="auto"/>
+        <w:rPr>
+          <w:rFonts w:ascii="Consolas" w:eastAsia="Times New Roman" w:hAnsi="Consolas" w:cs="Courier New"/>
+          <w:color w:val="F0F6FC"/>
+          <w:kern w:val="0"/>
+          <w:sz w:val="20"/>
+          <w:szCs w:val="20"/>
+          <w14:ligatures w14:val="none"/>
+        </w:rPr>
+      </w:pPr>
+      <w:r>
+        <w:rPr>
+          <w:rFonts w:ascii="Consolas" w:eastAsia="Times New Roman" w:hAnsi="Consolas" w:cs="Courier New"/>
+          <w:color w:val="F0F6FC"/>
+          <w:kern w:val="0"/>
+          <w:sz w:val="20"/>
+          <w:szCs w:val="20"/>
+          <w14:ligatures w14:val="none"/>
+        </w:rPr>
+        <w:t>docker run -d -p 2220:22 --name proiect-stagiu-live proiect-stagiu:v1</w:t>
+      </w:r>
+    </w:p>
+    <w:p>
+      <w:pPr>
+        <w:jc w:val="both"/>
+        <w:rPr>
+          <w:rFonts w:ascii="Times New Roman" w:eastAsia="Times New Roman" w:hAnsi="Times New Roman" w:cs="Times New Roman"/>
+          <w:color w:val="000000" w:themeColor="text1"/>
+          <w:kern w:val="0"/>
+          <w:sz w:val="36"/>
+          <w:szCs w:val="36"/>
+          <w14:ligatures w14:val="none"/>
+        </w:rPr>
+      </w:pPr>
+    </w:p>
+    <w:p>
+      <w:pPr>
+        <w:jc w:val="both"/>
+        <w:rPr>
+          <w:rFonts w:ascii="Times New Roman" w:eastAsia="Times New Roman" w:hAnsi="Times New Roman" w:cs="Times New Roman"/>
           <w:noProof w:val="0"/>
           <w:kern w:val="0"/>
+          <w:lang w:val="ro-RO"/>
           <w14:ligatures w14:val="none"/>
         </w:rPr>
       </w:pPr>

--- a/Documentatie.docx
+++ b/Documentatie.docx
@@ -4,6 +4,7 @@
   <w:body>
     <w:p>
       <w:pPr>
+        <w:spacing w:after="0"/>
         <w:jc w:val="both"/>
         <w:rPr>
           <w:rFonts w:ascii="Times New Roman" w:eastAsia="Times New Roman" w:hAnsi="Times New Roman" w:cs="Times New Roman"/>
@@ -18,6 +19,7 @@
     </w:p>
     <w:p>
       <w:pPr>
+        <w:spacing w:after="0"/>
         <w:jc w:val="center"/>
         <w:rPr>
           <w:rFonts w:ascii="Times New Roman" w:eastAsia="Times New Roman" w:hAnsi="Times New Roman" w:cs="Times New Roman"/>
@@ -44,6 +46,7 @@
     </w:p>
     <w:p>
       <w:pPr>
+        <w:spacing w:after="0"/>
         <w:jc w:val="both"/>
         <w:rPr>
           <w:rFonts w:ascii="Times New Roman" w:eastAsia="Times New Roman" w:hAnsi="Times New Roman" w:cs="Times New Roman"/>
@@ -134,46 +137,51 @@
     </w:p>
     <w:p>
       <w:pPr>
-        <w:jc w:val="both"/>
-        <w:rPr>
-          <w:rFonts w:ascii="Times New Roman" w:eastAsia="Times New Roman" w:hAnsi="Times New Roman" w:cs="Times New Roman"/>
-          <w:kern w:val="0"/>
-          <w14:ligatures w14:val="none"/>
-        </w:rPr>
-      </w:pPr>
-    </w:p>
-    <w:p>
-      <w:pPr>
-        <w:jc w:val="both"/>
-        <w:rPr>
-          <w:rFonts w:ascii="Times New Roman" w:eastAsia="Times New Roman" w:hAnsi="Times New Roman" w:cs="Times New Roman"/>
-          <w:kern w:val="0"/>
-          <w14:ligatures w14:val="none"/>
-        </w:rPr>
-      </w:pPr>
-    </w:p>
-    <w:p>
-      <w:pPr>
-        <w:jc w:val="both"/>
-        <w:rPr>
-          <w:rFonts w:ascii="Times New Roman" w:eastAsia="Times New Roman" w:hAnsi="Times New Roman" w:cs="Times New Roman"/>
-          <w:kern w:val="0"/>
-          <w14:ligatures w14:val="none"/>
-        </w:rPr>
-      </w:pPr>
-    </w:p>
-    <w:p>
-      <w:pPr>
-        <w:jc w:val="both"/>
-        <w:rPr>
-          <w:rFonts w:ascii="Times New Roman" w:eastAsia="Times New Roman" w:hAnsi="Times New Roman" w:cs="Times New Roman"/>
-          <w:kern w:val="0"/>
-          <w14:ligatures w14:val="none"/>
-        </w:rPr>
-      </w:pPr>
-    </w:p>
-    <w:p>
-      <w:pPr>
+        <w:spacing w:after="0"/>
+        <w:jc w:val="both"/>
+        <w:rPr>
+          <w:rFonts w:ascii="Times New Roman" w:eastAsia="Times New Roman" w:hAnsi="Times New Roman" w:cs="Times New Roman"/>
+          <w:kern w:val="0"/>
+          <w14:ligatures w14:val="none"/>
+        </w:rPr>
+      </w:pPr>
+    </w:p>
+    <w:p>
+      <w:pPr>
+        <w:spacing w:after="0"/>
+        <w:jc w:val="both"/>
+        <w:rPr>
+          <w:rFonts w:ascii="Times New Roman" w:eastAsia="Times New Roman" w:hAnsi="Times New Roman" w:cs="Times New Roman"/>
+          <w:kern w:val="0"/>
+          <w14:ligatures w14:val="none"/>
+        </w:rPr>
+      </w:pPr>
+    </w:p>
+    <w:p>
+      <w:pPr>
+        <w:spacing w:after="0"/>
+        <w:jc w:val="both"/>
+        <w:rPr>
+          <w:rFonts w:ascii="Times New Roman" w:eastAsia="Times New Roman" w:hAnsi="Times New Roman" w:cs="Times New Roman"/>
+          <w:kern w:val="0"/>
+          <w14:ligatures w14:val="none"/>
+        </w:rPr>
+      </w:pPr>
+    </w:p>
+    <w:p>
+      <w:pPr>
+        <w:spacing w:after="0"/>
+        <w:jc w:val="both"/>
+        <w:rPr>
+          <w:rFonts w:ascii="Times New Roman" w:eastAsia="Times New Roman" w:hAnsi="Times New Roman" w:cs="Times New Roman"/>
+          <w:kern w:val="0"/>
+          <w14:ligatures w14:val="none"/>
+        </w:rPr>
+      </w:pPr>
+    </w:p>
+    <w:p>
+      <w:pPr>
+        <w:spacing w:after="0"/>
         <w:jc w:val="both"/>
         <w:rPr>
           <w:rFonts w:ascii="Times New Roman" w:eastAsia="Times New Roman" w:hAnsi="Times New Roman" w:cs="Times New Roman"/>
@@ -187,6 +195,7 @@
         <w:tabs>
           <w:tab w:val="left" w:pos="6156"/>
         </w:tabs>
+        <w:spacing w:after="0"/>
         <w:jc w:val="both"/>
         <w:rPr>
           <w:rFonts w:ascii="Times New Roman" w:eastAsia="Times New Roman" w:hAnsi="Times New Roman" w:cs="Times New Roman"/>
@@ -205,126 +214,139 @@
     </w:p>
     <w:p>
       <w:pPr>
-        <w:jc w:val="both"/>
-        <w:rPr>
-          <w:rFonts w:ascii="Times New Roman" w:eastAsia="Times New Roman" w:hAnsi="Times New Roman" w:cs="Times New Roman"/>
-          <w:kern w:val="0"/>
-          <w14:ligatures w14:val="none"/>
-        </w:rPr>
-      </w:pPr>
-    </w:p>
-    <w:p>
-      <w:pPr>
-        <w:jc w:val="both"/>
-        <w:rPr>
-          <w:rFonts w:ascii="Times New Roman" w:eastAsia="Times New Roman" w:hAnsi="Times New Roman" w:cs="Times New Roman"/>
-          <w:kern w:val="0"/>
-          <w14:ligatures w14:val="none"/>
-        </w:rPr>
-      </w:pPr>
-    </w:p>
-    <w:p>
-      <w:pPr>
-        <w:jc w:val="both"/>
-        <w:rPr>
-          <w:rFonts w:ascii="Times New Roman" w:eastAsia="Times New Roman" w:hAnsi="Times New Roman" w:cs="Times New Roman"/>
-          <w:kern w:val="0"/>
-          <w14:ligatures w14:val="none"/>
-        </w:rPr>
-      </w:pPr>
-    </w:p>
-    <w:p>
-      <w:pPr>
-        <w:jc w:val="both"/>
-        <w:rPr>
-          <w:rFonts w:ascii="Times New Roman" w:eastAsia="Times New Roman" w:hAnsi="Times New Roman" w:cs="Times New Roman"/>
-          <w:kern w:val="0"/>
-          <w14:ligatures w14:val="none"/>
-        </w:rPr>
-      </w:pPr>
-    </w:p>
-    <w:p>
-      <w:pPr>
-        <w:jc w:val="both"/>
-        <w:rPr>
-          <w:rFonts w:ascii="Times New Roman" w:eastAsia="Times New Roman" w:hAnsi="Times New Roman" w:cs="Times New Roman"/>
-          <w:kern w:val="0"/>
-          <w14:ligatures w14:val="none"/>
-        </w:rPr>
-      </w:pPr>
-    </w:p>
-    <w:p>
-      <w:pPr>
-        <w:jc w:val="both"/>
-        <w:rPr>
-          <w:rFonts w:ascii="Times New Roman" w:eastAsia="Times New Roman" w:hAnsi="Times New Roman" w:cs="Times New Roman"/>
-          <w:kern w:val="0"/>
-          <w14:ligatures w14:val="none"/>
-        </w:rPr>
-      </w:pPr>
-    </w:p>
-    <w:p>
-      <w:pPr>
-        <w:jc w:val="both"/>
-        <w:rPr>
-          <w:rFonts w:ascii="Times New Roman" w:eastAsia="Times New Roman" w:hAnsi="Times New Roman" w:cs="Times New Roman"/>
-          <w:kern w:val="0"/>
-          <w14:ligatures w14:val="none"/>
-        </w:rPr>
-      </w:pPr>
-    </w:p>
-    <w:p>
-      <w:pPr>
-        <w:jc w:val="both"/>
-        <w:rPr>
-          <w:rFonts w:ascii="Times New Roman" w:eastAsia="Times New Roman" w:hAnsi="Times New Roman" w:cs="Times New Roman"/>
-          <w:kern w:val="0"/>
-          <w14:ligatures w14:val="none"/>
-        </w:rPr>
-      </w:pPr>
-    </w:p>
-    <w:p>
-      <w:pPr>
-        <w:jc w:val="both"/>
-        <w:rPr>
-          <w:rFonts w:ascii="Times New Roman" w:eastAsia="Times New Roman" w:hAnsi="Times New Roman" w:cs="Times New Roman"/>
-          <w:kern w:val="0"/>
-          <w14:ligatures w14:val="none"/>
-        </w:rPr>
-      </w:pPr>
-    </w:p>
-    <w:p>
-      <w:pPr>
-        <w:jc w:val="both"/>
-        <w:rPr>
-          <w:rFonts w:ascii="Times New Roman" w:eastAsia="Times New Roman" w:hAnsi="Times New Roman" w:cs="Times New Roman"/>
-          <w:kern w:val="0"/>
-          <w14:ligatures w14:val="none"/>
-        </w:rPr>
-      </w:pPr>
-    </w:p>
-    <w:p>
-      <w:pPr>
-        <w:jc w:val="both"/>
-        <w:rPr>
-          <w:rFonts w:ascii="Times New Roman" w:eastAsia="Times New Roman" w:hAnsi="Times New Roman" w:cs="Times New Roman"/>
-          <w:kern w:val="0"/>
-          <w14:ligatures w14:val="none"/>
-        </w:rPr>
-      </w:pPr>
-    </w:p>
-    <w:p>
-      <w:pPr>
-        <w:jc w:val="both"/>
-        <w:rPr>
-          <w:rFonts w:ascii="Times New Roman" w:eastAsia="Times New Roman" w:hAnsi="Times New Roman" w:cs="Times New Roman"/>
-          <w:kern w:val="0"/>
-          <w14:ligatures w14:val="none"/>
-        </w:rPr>
-      </w:pPr>
-    </w:p>
-    <w:p>
-      <w:pPr>
+        <w:spacing w:after="0"/>
+        <w:jc w:val="both"/>
+        <w:rPr>
+          <w:rFonts w:ascii="Times New Roman" w:eastAsia="Times New Roman" w:hAnsi="Times New Roman" w:cs="Times New Roman"/>
+          <w:kern w:val="0"/>
+          <w14:ligatures w14:val="none"/>
+        </w:rPr>
+      </w:pPr>
+    </w:p>
+    <w:p>
+      <w:pPr>
+        <w:spacing w:after="0"/>
+        <w:jc w:val="both"/>
+        <w:rPr>
+          <w:rFonts w:ascii="Times New Roman" w:eastAsia="Times New Roman" w:hAnsi="Times New Roman" w:cs="Times New Roman"/>
+          <w:kern w:val="0"/>
+          <w14:ligatures w14:val="none"/>
+        </w:rPr>
+      </w:pPr>
+    </w:p>
+    <w:p>
+      <w:pPr>
+        <w:spacing w:after="0"/>
+        <w:jc w:val="both"/>
+        <w:rPr>
+          <w:rFonts w:ascii="Times New Roman" w:eastAsia="Times New Roman" w:hAnsi="Times New Roman" w:cs="Times New Roman"/>
+          <w:kern w:val="0"/>
+          <w14:ligatures w14:val="none"/>
+        </w:rPr>
+      </w:pPr>
+    </w:p>
+    <w:p>
+      <w:pPr>
+        <w:spacing w:after="0"/>
+        <w:jc w:val="both"/>
+        <w:rPr>
+          <w:rFonts w:ascii="Times New Roman" w:eastAsia="Times New Roman" w:hAnsi="Times New Roman" w:cs="Times New Roman"/>
+          <w:kern w:val="0"/>
+          <w14:ligatures w14:val="none"/>
+        </w:rPr>
+      </w:pPr>
+    </w:p>
+    <w:p>
+      <w:pPr>
+        <w:spacing w:after="0"/>
+        <w:jc w:val="both"/>
+        <w:rPr>
+          <w:rFonts w:ascii="Times New Roman" w:eastAsia="Times New Roman" w:hAnsi="Times New Roman" w:cs="Times New Roman"/>
+          <w:kern w:val="0"/>
+          <w14:ligatures w14:val="none"/>
+        </w:rPr>
+      </w:pPr>
+    </w:p>
+    <w:p>
+      <w:pPr>
+        <w:spacing w:after="0"/>
+        <w:jc w:val="both"/>
+        <w:rPr>
+          <w:rFonts w:ascii="Times New Roman" w:eastAsia="Times New Roman" w:hAnsi="Times New Roman" w:cs="Times New Roman"/>
+          <w:kern w:val="0"/>
+          <w14:ligatures w14:val="none"/>
+        </w:rPr>
+      </w:pPr>
+    </w:p>
+    <w:p>
+      <w:pPr>
+        <w:spacing w:after="0"/>
+        <w:jc w:val="both"/>
+        <w:rPr>
+          <w:rFonts w:ascii="Times New Roman" w:eastAsia="Times New Roman" w:hAnsi="Times New Roman" w:cs="Times New Roman"/>
+          <w:kern w:val="0"/>
+          <w14:ligatures w14:val="none"/>
+        </w:rPr>
+      </w:pPr>
+    </w:p>
+    <w:p>
+      <w:pPr>
+        <w:spacing w:after="0"/>
+        <w:jc w:val="both"/>
+        <w:rPr>
+          <w:rFonts w:ascii="Times New Roman" w:eastAsia="Times New Roman" w:hAnsi="Times New Roman" w:cs="Times New Roman"/>
+          <w:kern w:val="0"/>
+          <w14:ligatures w14:val="none"/>
+        </w:rPr>
+      </w:pPr>
+    </w:p>
+    <w:p>
+      <w:pPr>
+        <w:spacing w:after="0"/>
+        <w:jc w:val="both"/>
+        <w:rPr>
+          <w:rFonts w:ascii="Times New Roman" w:eastAsia="Times New Roman" w:hAnsi="Times New Roman" w:cs="Times New Roman"/>
+          <w:kern w:val="0"/>
+          <w14:ligatures w14:val="none"/>
+        </w:rPr>
+      </w:pPr>
+    </w:p>
+    <w:p>
+      <w:pPr>
+        <w:spacing w:after="0"/>
+        <w:jc w:val="both"/>
+        <w:rPr>
+          <w:rFonts w:ascii="Times New Roman" w:eastAsia="Times New Roman" w:hAnsi="Times New Roman" w:cs="Times New Roman"/>
+          <w:kern w:val="0"/>
+          <w14:ligatures w14:val="none"/>
+        </w:rPr>
+      </w:pPr>
+    </w:p>
+    <w:p>
+      <w:pPr>
+        <w:spacing w:after="0"/>
+        <w:jc w:val="both"/>
+        <w:rPr>
+          <w:rFonts w:ascii="Times New Roman" w:eastAsia="Times New Roman" w:hAnsi="Times New Roman" w:cs="Times New Roman"/>
+          <w:kern w:val="0"/>
+          <w14:ligatures w14:val="none"/>
+        </w:rPr>
+      </w:pPr>
+    </w:p>
+    <w:p>
+      <w:pPr>
+        <w:spacing w:after="0"/>
+        <w:jc w:val="both"/>
+        <w:rPr>
+          <w:rFonts w:ascii="Times New Roman" w:eastAsia="Times New Roman" w:hAnsi="Times New Roman" w:cs="Times New Roman"/>
+          <w:kern w:val="0"/>
+          <w14:ligatures w14:val="none"/>
+        </w:rPr>
+      </w:pPr>
+    </w:p>
+    <w:p>
+      <w:pPr>
+        <w:spacing w:after="0"/>
         <w:jc w:val="right"/>
         <w:rPr>
           <w:rFonts w:ascii="Times New Roman" w:eastAsia="Times New Roman" w:hAnsi="Times New Roman" w:cs="Times New Roman"/>
@@ -335,6 +357,7 @@
     </w:p>
     <w:p>
       <w:pPr>
+        <w:spacing w:after="0"/>
         <w:jc w:val="right"/>
         <w:rPr>
           <w:rFonts w:ascii="Times New Roman" w:eastAsia="Times New Roman" w:hAnsi="Times New Roman" w:cs="Times New Roman"/>
@@ -342,6 +365,127 @@
           <w14:ligatures w14:val="none"/>
         </w:rPr>
       </w:pPr>
+    </w:p>
+    <w:p>
+      <w:pPr>
+        <w:spacing w:after="0"/>
+        <w:jc w:val="right"/>
+        <w:rPr>
+          <w:rFonts w:ascii="Times New Roman" w:eastAsia="Times New Roman" w:hAnsi="Times New Roman" w:cs="Times New Roman"/>
+          <w:kern w:val="0"/>
+          <w14:ligatures w14:val="none"/>
+        </w:rPr>
+      </w:pPr>
+    </w:p>
+    <w:p>
+      <w:pPr>
+        <w:spacing w:after="0"/>
+        <w:jc w:val="right"/>
+        <w:rPr>
+          <w:rFonts w:ascii="Times New Roman" w:eastAsia="Times New Roman" w:hAnsi="Times New Roman" w:cs="Times New Roman"/>
+          <w:kern w:val="0"/>
+          <w14:ligatures w14:val="none"/>
+        </w:rPr>
+      </w:pPr>
+    </w:p>
+    <w:p>
+      <w:pPr>
+        <w:spacing w:after="0"/>
+        <w:jc w:val="right"/>
+        <w:rPr>
+          <w:rFonts w:ascii="Times New Roman" w:eastAsia="Times New Roman" w:hAnsi="Times New Roman" w:cs="Times New Roman"/>
+          <w:kern w:val="0"/>
+          <w14:ligatures w14:val="none"/>
+        </w:rPr>
+      </w:pPr>
+    </w:p>
+    <w:p>
+      <w:pPr>
+        <w:spacing w:after="0"/>
+        <w:jc w:val="right"/>
+        <w:rPr>
+          <w:rFonts w:ascii="Times New Roman" w:eastAsia="Times New Roman" w:hAnsi="Times New Roman" w:cs="Times New Roman"/>
+          <w:kern w:val="0"/>
+          <w14:ligatures w14:val="none"/>
+        </w:rPr>
+      </w:pPr>
+    </w:p>
+    <w:p>
+      <w:pPr>
+        <w:spacing w:after="0"/>
+        <w:jc w:val="right"/>
+        <w:rPr>
+          <w:rFonts w:ascii="Times New Roman" w:eastAsia="Times New Roman" w:hAnsi="Times New Roman" w:cs="Times New Roman"/>
+          <w:kern w:val="0"/>
+          <w14:ligatures w14:val="none"/>
+        </w:rPr>
+      </w:pPr>
+    </w:p>
+    <w:p>
+      <w:pPr>
+        <w:spacing w:after="0"/>
+        <w:jc w:val="right"/>
+        <w:rPr>
+          <w:rFonts w:ascii="Times New Roman" w:eastAsia="Times New Roman" w:hAnsi="Times New Roman" w:cs="Times New Roman"/>
+          <w:kern w:val="0"/>
+          <w14:ligatures w14:val="none"/>
+        </w:rPr>
+      </w:pPr>
+    </w:p>
+    <w:p>
+      <w:pPr>
+        <w:spacing w:after="0"/>
+        <w:jc w:val="right"/>
+        <w:rPr>
+          <w:rFonts w:ascii="Times New Roman" w:eastAsia="Times New Roman" w:hAnsi="Times New Roman" w:cs="Times New Roman"/>
+          <w:kern w:val="0"/>
+          <w14:ligatures w14:val="none"/>
+        </w:rPr>
+      </w:pPr>
+    </w:p>
+    <w:p>
+      <w:pPr>
+        <w:spacing w:after="0"/>
+        <w:jc w:val="right"/>
+        <w:rPr>
+          <w:rFonts w:ascii="Times New Roman" w:eastAsia="Times New Roman" w:hAnsi="Times New Roman" w:cs="Times New Roman"/>
+          <w:kern w:val="0"/>
+          <w14:ligatures w14:val="none"/>
+        </w:rPr>
+      </w:pPr>
+    </w:p>
+    <w:p>
+      <w:pPr>
+        <w:spacing w:after="0"/>
+        <w:jc w:val="right"/>
+        <w:rPr>
+          <w:rFonts w:ascii="Times New Roman" w:eastAsia="Times New Roman" w:hAnsi="Times New Roman" w:cs="Times New Roman"/>
+          <w:kern w:val="0"/>
+          <w14:ligatures w14:val="none"/>
+        </w:rPr>
+      </w:pPr>
+    </w:p>
+    <w:p>
+      <w:pPr>
+        <w:spacing w:after="0"/>
+        <w:jc w:val="right"/>
+        <w:rPr>
+          <w:rFonts w:ascii="Times New Roman" w:eastAsia="Times New Roman" w:hAnsi="Times New Roman" w:cs="Times New Roman"/>
+          <w:kern w:val="0"/>
+          <w14:ligatures w14:val="none"/>
+        </w:rPr>
+      </w:pPr>
+    </w:p>
+    <w:p>
+      <w:pPr>
+        <w:spacing w:after="0"/>
+        <w:jc w:val="right"/>
+        <w:rPr>
+          <w:rFonts w:ascii="Times New Roman" w:eastAsia="Times New Roman" w:hAnsi="Times New Roman" w:cs="Times New Roman"/>
+          <w:kern w:val="0"/>
+          <w14:ligatures w14:val="none"/>
+        </w:rPr>
+      </w:pPr>
       <w:r>
         <w:rPr>
           <w:rFonts w:ascii="Times New Roman" w:eastAsia="Times New Roman" w:hAnsi="Times New Roman" w:cs="Times New Roman"/>
@@ -353,6 +497,7 @@
     </w:p>
     <w:p>
       <w:pPr>
+        <w:spacing w:after="0"/>
         <w:jc w:val="right"/>
         <w:rPr>
           <w:rFonts w:ascii="Times New Roman" w:eastAsia="Times New Roman" w:hAnsi="Times New Roman" w:cs="Times New Roman"/>
@@ -363,6 +508,7 @@
     </w:p>
     <w:p>
       <w:pPr>
+        <w:spacing w:after="0"/>
         <w:jc w:val="right"/>
         <w:rPr>
           <w:rFonts w:ascii="Times New Roman" w:eastAsia="Times New Roman" w:hAnsi="Times New Roman" w:cs="Times New Roman"/>
@@ -381,6 +527,7 @@
     </w:p>
     <w:p>
       <w:pPr>
+        <w:spacing w:after="0"/>
         <w:jc w:val="right"/>
         <w:rPr>
           <w:rFonts w:ascii="Times New Roman" w:eastAsia="Times New Roman" w:hAnsi="Times New Roman" w:cs="Times New Roman"/>
@@ -397,2363 +544,15 @@
         <w:t>GRUPA: C112A</w:t>
       </w:r>
     </w:p>
-    <w:sdt>
-      <w:sdtPr>
-        <w:rPr>
-          <w:rFonts w:asciiTheme="minorHAnsi" w:eastAsiaTheme="minorHAnsi" w:hAnsiTheme="minorHAnsi" w:cstheme="minorBidi"/>
-          <w:noProof/>
-          <w:color w:val="auto"/>
-          <w:kern w:val="2"/>
-          <w:sz w:val="24"/>
-          <w:szCs w:val="24"/>
-          <w14:ligatures w14:val="standardContextual"/>
-        </w:rPr>
-        <w:id w:val="667835087"/>
-        <w:docPartObj>
-          <w:docPartGallery w:val="Table of Contents"/>
-          <w:docPartUnique/>
-        </w:docPartObj>
-      </w:sdtPr>
-      <w:sdtEndPr>
-        <w:rPr>
-          <w:b/>
-          <w:bCs/>
-        </w:rPr>
-      </w:sdtEndPr>
-      <w:sdtContent>
-        <w:p>
-          <w:pPr>
-            <w:pStyle w:val="TOCHeading"/>
-            <w:jc w:val="both"/>
-            <w:rPr>
-              <w:noProof/>
-            </w:rPr>
-          </w:pPr>
-          <w:r>
-            <w:rPr>
-              <w:noProof/>
-            </w:rPr>
-            <w:t>Contents</w:t>
-          </w:r>
-        </w:p>
-        <w:p>
-          <w:pPr>
-            <w:pStyle w:val="TOC1"/>
-            <w:tabs>
-              <w:tab w:val="right" w:leader="dot" w:pos="9350"/>
-            </w:tabs>
-            <w:jc w:val="both"/>
-          </w:pPr>
-          <w:r>
-            <w:fldChar w:fldCharType="begin"/>
-          </w:r>
-          <w:r>
-            <w:instrText xml:space="preserve"> TOC \o "1-3" \h \z \u </w:instrText>
-          </w:r>
-          <w:r>
-            <w:fldChar w:fldCharType="separate"/>
-          </w:r>
-          <w:hyperlink w:anchor="_Toc234999570" w:history="1">
-            <w:r>
-              <w:rPr>
-                <w:rStyle w:val="Hyperlink"/>
-                <w:rFonts w:ascii="Times New Roman" w:eastAsia="Times New Roman" w:hAnsi="Times New Roman" w:cs="Times New Roman"/>
-                <w:b/>
-                <w:bCs/>
-                <w:kern w:val="36"/>
-                <w14:ligatures w14:val="none"/>
-              </w:rPr>
-              <w:t>Poveste - cadru</w:t>
-            </w:r>
-            <w:r>
-              <w:rPr>
-                <w:webHidden/>
-              </w:rPr>
-              <w:tab/>
-            </w:r>
-            <w:r>
-              <w:rPr>
-                <w:webHidden/>
-              </w:rPr>
-              <w:fldChar w:fldCharType="begin"/>
-            </w:r>
-            <w:r>
-              <w:rPr>
-                <w:webHidden/>
-              </w:rPr>
-              <w:instrText xml:space="preserve"> PAGEREF _Toc234999570 \h </w:instrText>
-            </w:r>
-            <w:r>
-              <w:rPr>
-                <w:webHidden/>
-              </w:rPr>
-            </w:r>
-            <w:r>
-              <w:rPr>
-                <w:webHidden/>
-              </w:rPr>
-              <w:fldChar w:fldCharType="separate"/>
-            </w:r>
-            <w:r>
-              <w:rPr>
-                <w:webHidden/>
-              </w:rPr>
-              <w:t>3</w:t>
-            </w:r>
-            <w:r>
-              <w:rPr>
-                <w:webHidden/>
-              </w:rPr>
-              <w:fldChar w:fldCharType="end"/>
-            </w:r>
-          </w:hyperlink>
-        </w:p>
-        <w:p>
-          <w:pPr>
-            <w:pStyle w:val="TOC2"/>
-            <w:tabs>
-              <w:tab w:val="right" w:leader="dot" w:pos="9350"/>
-            </w:tabs>
-            <w:jc w:val="both"/>
-          </w:pPr>
-          <w:hyperlink w:anchor="_Toc234999571" w:history="1">
-            <w:r>
-              <w:rPr>
-                <w:rStyle w:val="Hyperlink"/>
-                <w:rFonts w:ascii="Times New Roman" w:eastAsia="Times New Roman" w:hAnsi="Times New Roman" w:cs="Times New Roman"/>
-                <w:b/>
-                <w:bCs/>
-                <w:kern w:val="0"/>
-                <w14:ligatures w14:val="none"/>
-              </w:rPr>
-              <w:t>Premisă</w:t>
-            </w:r>
-            <w:r>
-              <w:rPr>
-                <w:webHidden/>
-              </w:rPr>
-              <w:tab/>
-            </w:r>
-            <w:r>
-              <w:rPr>
-                <w:webHidden/>
-              </w:rPr>
-              <w:fldChar w:fldCharType="begin"/>
-            </w:r>
-            <w:r>
-              <w:rPr>
-                <w:webHidden/>
-              </w:rPr>
-              <w:instrText xml:space="preserve"> PAGEREF _Toc234999571 \h </w:instrText>
-            </w:r>
-            <w:r>
-              <w:rPr>
-                <w:webHidden/>
-              </w:rPr>
-            </w:r>
-            <w:r>
-              <w:rPr>
-                <w:webHidden/>
-              </w:rPr>
-              <w:fldChar w:fldCharType="separate"/>
-            </w:r>
-            <w:r>
-              <w:rPr>
-                <w:webHidden/>
-              </w:rPr>
-              <w:t>3</w:t>
-            </w:r>
-            <w:r>
-              <w:rPr>
-                <w:webHidden/>
-              </w:rPr>
-              <w:fldChar w:fldCharType="end"/>
-            </w:r>
-          </w:hyperlink>
-        </w:p>
-        <w:p>
-          <w:pPr>
-            <w:pStyle w:val="TOC2"/>
-            <w:tabs>
-              <w:tab w:val="right" w:leader="dot" w:pos="9350"/>
-            </w:tabs>
-            <w:jc w:val="both"/>
-          </w:pPr>
-          <w:hyperlink w:anchor="_Toc234999572" w:history="1">
-            <w:r>
-              <w:rPr>
-                <w:rStyle w:val="Hyperlink"/>
-                <w:rFonts w:ascii="Times New Roman" w:eastAsia="Times New Roman" w:hAnsi="Times New Roman" w:cs="Times New Roman"/>
-                <w:b/>
-                <w:bCs/>
-                <w:kern w:val="0"/>
-                <w14:ligatures w14:val="none"/>
-              </w:rPr>
-              <w:t>Structura pe acte</w:t>
-            </w:r>
-            <w:r>
-              <w:rPr>
-                <w:webHidden/>
-              </w:rPr>
-              <w:tab/>
-            </w:r>
-            <w:r>
-              <w:rPr>
-                <w:webHidden/>
-              </w:rPr>
-              <w:fldChar w:fldCharType="begin"/>
-            </w:r>
-            <w:r>
-              <w:rPr>
-                <w:webHidden/>
-              </w:rPr>
-              <w:instrText xml:space="preserve"> PAGEREF _Toc234999572 \h </w:instrText>
-            </w:r>
-            <w:r>
-              <w:rPr>
-                <w:webHidden/>
-              </w:rPr>
-            </w:r>
-            <w:r>
-              <w:rPr>
-                <w:webHidden/>
-              </w:rPr>
-              <w:fldChar w:fldCharType="separate"/>
-            </w:r>
-            <w:r>
-              <w:rPr>
-                <w:webHidden/>
-              </w:rPr>
-              <w:t>3</w:t>
-            </w:r>
-            <w:r>
-              <w:rPr>
-                <w:webHidden/>
-              </w:rPr>
-              <w:fldChar w:fldCharType="end"/>
-            </w:r>
-          </w:hyperlink>
-        </w:p>
-        <w:p>
-          <w:pPr>
-            <w:pStyle w:val="TOC2"/>
-            <w:tabs>
-              <w:tab w:val="right" w:leader="dot" w:pos="9350"/>
-            </w:tabs>
-            <w:jc w:val="both"/>
-          </w:pPr>
-          <w:hyperlink w:anchor="_Toc234999573" w:history="1">
-            <w:r>
-              <w:rPr>
-                <w:rStyle w:val="Hyperlink"/>
-                <w:rFonts w:ascii="Times New Roman" w:eastAsia="Times New Roman" w:hAnsi="Times New Roman" w:cs="Times New Roman"/>
-                <w:b/>
-                <w:bCs/>
-                <w:kern w:val="0"/>
-                <w14:ligatures w14:val="none"/>
-              </w:rPr>
-              <w:t>ACTUL I — Pregătire (ATM)</w:t>
-            </w:r>
-            <w:r>
-              <w:rPr>
-                <w:webHidden/>
-              </w:rPr>
-              <w:tab/>
-            </w:r>
-            <w:r>
-              <w:rPr>
-                <w:webHidden/>
-              </w:rPr>
-              <w:fldChar w:fldCharType="begin"/>
-            </w:r>
-            <w:r>
-              <w:rPr>
-                <w:webHidden/>
-              </w:rPr>
-              <w:instrText xml:space="preserve"> PAGEREF _Toc234999573 \h </w:instrText>
-            </w:r>
-            <w:r>
-              <w:rPr>
-                <w:webHidden/>
-              </w:rPr>
-            </w:r>
-            <w:r>
-              <w:rPr>
-                <w:webHidden/>
-              </w:rPr>
-              <w:fldChar w:fldCharType="separate"/>
-            </w:r>
-            <w:r>
-              <w:rPr>
-                <w:webHidden/>
-              </w:rPr>
-              <w:t>3</w:t>
-            </w:r>
-            <w:r>
-              <w:rPr>
-                <w:webHidden/>
-              </w:rPr>
-              <w:fldChar w:fldCharType="end"/>
-            </w:r>
-          </w:hyperlink>
-        </w:p>
-        <w:p>
-          <w:pPr>
-            <w:pStyle w:val="TOC3"/>
-            <w:tabs>
-              <w:tab w:val="right" w:leader="dot" w:pos="9350"/>
-            </w:tabs>
-            <w:jc w:val="both"/>
-          </w:pPr>
-          <w:hyperlink w:anchor="_Toc234999574" w:history="1">
-            <w:r>
-              <w:rPr>
-                <w:rStyle w:val="Hyperlink"/>
-                <w:rFonts w:ascii="Times New Roman" w:eastAsia="Times New Roman" w:hAnsi="Times New Roman" w:cs="Times New Roman"/>
-                <w:b/>
-                <w:bCs/>
-                <w:kern w:val="0"/>
-                <w14:ligatures w14:val="none"/>
-              </w:rPr>
-              <w:t>Misiunea 01 — „Dosarul de înrolare"</w:t>
-            </w:r>
-            <w:r>
-              <w:rPr>
-                <w:webHidden/>
-              </w:rPr>
-              <w:tab/>
-            </w:r>
-            <w:r>
-              <w:rPr>
-                <w:webHidden/>
-              </w:rPr>
-              <w:fldChar w:fldCharType="begin"/>
-            </w:r>
-            <w:r>
-              <w:rPr>
-                <w:webHidden/>
-              </w:rPr>
-              <w:instrText xml:space="preserve"> PAGEREF _Toc234999574 \h </w:instrText>
-            </w:r>
-            <w:r>
-              <w:rPr>
-                <w:webHidden/>
-              </w:rPr>
-            </w:r>
-            <w:r>
-              <w:rPr>
-                <w:webHidden/>
-              </w:rPr>
-              <w:fldChar w:fldCharType="separate"/>
-            </w:r>
-            <w:r>
-              <w:rPr>
-                <w:webHidden/>
-              </w:rPr>
-              <w:t>3</w:t>
-            </w:r>
-            <w:r>
-              <w:rPr>
-                <w:webHidden/>
-              </w:rPr>
-              <w:fldChar w:fldCharType="end"/>
-            </w:r>
-          </w:hyperlink>
-        </w:p>
-        <w:p>
-          <w:pPr>
-            <w:pStyle w:val="TOC3"/>
-            <w:tabs>
-              <w:tab w:val="right" w:leader="dot" w:pos="9350"/>
-            </w:tabs>
-            <w:jc w:val="both"/>
-          </w:pPr>
-          <w:hyperlink w:anchor="_Toc234999575" w:history="1">
-            <w:r>
-              <w:rPr>
-                <w:rStyle w:val="Hyperlink"/>
-                <w:rFonts w:ascii="Times New Roman" w:eastAsia="Times New Roman" w:hAnsi="Times New Roman" w:cs="Times New Roman"/>
-                <w:b/>
-                <w:bCs/>
-                <w:kern w:val="0"/>
-                <w14:ligatures w14:val="none"/>
-              </w:rPr>
-              <w:t>Misiunea 02 — „Inventarul de echipament"</w:t>
-            </w:r>
-            <w:r>
-              <w:rPr>
-                <w:webHidden/>
-              </w:rPr>
-              <w:tab/>
-            </w:r>
-            <w:r>
-              <w:rPr>
-                <w:webHidden/>
-              </w:rPr>
-              <w:fldChar w:fldCharType="begin"/>
-            </w:r>
-            <w:r>
-              <w:rPr>
-                <w:webHidden/>
-              </w:rPr>
-              <w:instrText xml:space="preserve"> PAGEREF _Toc234999575 \h </w:instrText>
-            </w:r>
-            <w:r>
-              <w:rPr>
-                <w:webHidden/>
-              </w:rPr>
-            </w:r>
-            <w:r>
-              <w:rPr>
-                <w:webHidden/>
-              </w:rPr>
-              <w:fldChar w:fldCharType="separate"/>
-            </w:r>
-            <w:r>
-              <w:rPr>
-                <w:webHidden/>
-              </w:rPr>
-              <w:t>3</w:t>
-            </w:r>
-            <w:r>
-              <w:rPr>
-                <w:webHidden/>
-              </w:rPr>
-              <w:fldChar w:fldCharType="end"/>
-            </w:r>
-          </w:hyperlink>
-        </w:p>
-        <w:p>
-          <w:pPr>
-            <w:pStyle w:val="TOC3"/>
-            <w:tabs>
-              <w:tab w:val="right" w:leader="dot" w:pos="9350"/>
-            </w:tabs>
-            <w:jc w:val="both"/>
-          </w:pPr>
-          <w:hyperlink w:anchor="_Toc234999576" w:history="1">
-            <w:r>
-              <w:rPr>
-                <w:rStyle w:val="Hyperlink"/>
-                <w:rFonts w:ascii="Times New Roman" w:eastAsia="Times New Roman" w:hAnsi="Times New Roman" w:cs="Times New Roman"/>
-                <w:b/>
-                <w:bCs/>
-                <w:kern w:val="0"/>
-                <w14:ligatures w14:val="none"/>
-              </w:rPr>
-              <w:t>Misiunea 03 — „Cifrul de plecare"</w:t>
-            </w:r>
-            <w:r>
-              <w:rPr>
-                <w:webHidden/>
-              </w:rPr>
-              <w:tab/>
-            </w:r>
-            <w:r>
-              <w:rPr>
-                <w:webHidden/>
-              </w:rPr>
-              <w:fldChar w:fldCharType="begin"/>
-            </w:r>
-            <w:r>
-              <w:rPr>
-                <w:webHidden/>
-              </w:rPr>
-              <w:instrText xml:space="preserve"> PAGEREF _Toc234999576 \h </w:instrText>
-            </w:r>
-            <w:r>
-              <w:rPr>
-                <w:webHidden/>
-              </w:rPr>
-            </w:r>
-            <w:r>
-              <w:rPr>
-                <w:webHidden/>
-              </w:rPr>
-              <w:fldChar w:fldCharType="separate"/>
-            </w:r>
-            <w:r>
-              <w:rPr>
-                <w:webHidden/>
-              </w:rPr>
-              <w:t>4</w:t>
-            </w:r>
-            <w:r>
-              <w:rPr>
-                <w:webHidden/>
-              </w:rPr>
-              <w:fldChar w:fldCharType="end"/>
-            </w:r>
-          </w:hyperlink>
-        </w:p>
-        <w:p>
-          <w:pPr>
-            <w:pStyle w:val="TOC2"/>
-            <w:tabs>
-              <w:tab w:val="right" w:leader="dot" w:pos="9350"/>
-            </w:tabs>
-            <w:jc w:val="both"/>
-          </w:pPr>
-          <w:hyperlink w:anchor="_Toc234999577" w:history="1">
-            <w:r>
-              <w:rPr>
-                <w:rStyle w:val="Hyperlink"/>
-                <w:rFonts w:ascii="Times New Roman" w:eastAsia="Times New Roman" w:hAnsi="Times New Roman" w:cs="Times New Roman"/>
-                <w:b/>
-                <w:bCs/>
-                <w:kern w:val="0"/>
-                <w14:ligatures w14:val="none"/>
-              </w:rPr>
-              <w:t>ACTUL II — Poligon în deșert</w:t>
-            </w:r>
-            <w:r>
-              <w:rPr>
-                <w:webHidden/>
-              </w:rPr>
-              <w:tab/>
-            </w:r>
-            <w:r>
-              <w:rPr>
-                <w:webHidden/>
-              </w:rPr>
-              <w:fldChar w:fldCharType="begin"/>
-            </w:r>
-            <w:r>
-              <w:rPr>
-                <w:webHidden/>
-              </w:rPr>
-              <w:instrText xml:space="preserve"> PAGEREF _Toc234999577 \h </w:instrText>
-            </w:r>
-            <w:r>
-              <w:rPr>
-                <w:webHidden/>
-              </w:rPr>
-            </w:r>
-            <w:r>
-              <w:rPr>
-                <w:webHidden/>
-              </w:rPr>
-              <w:fldChar w:fldCharType="separate"/>
-            </w:r>
-            <w:r>
-              <w:rPr>
-                <w:webHidden/>
-              </w:rPr>
-              <w:t>4</w:t>
-            </w:r>
-            <w:r>
-              <w:rPr>
-                <w:webHidden/>
-              </w:rPr>
-              <w:fldChar w:fldCharType="end"/>
-            </w:r>
-          </w:hyperlink>
-        </w:p>
-        <w:p>
-          <w:pPr>
-            <w:pStyle w:val="TOC3"/>
-            <w:tabs>
-              <w:tab w:val="right" w:leader="dot" w:pos="9350"/>
-            </w:tabs>
-            <w:jc w:val="both"/>
-          </w:pPr>
-          <w:hyperlink w:anchor="_Toc234999578" w:history="1">
-            <w:r>
-              <w:rPr>
-                <w:rStyle w:val="Hyperlink"/>
-                <w:rFonts w:ascii="Times New Roman" w:eastAsia="Times New Roman" w:hAnsi="Times New Roman" w:cs="Times New Roman"/>
-                <w:b/>
-                <w:bCs/>
-                <w:kern w:val="0"/>
-                <w14:ligatures w14:val="none"/>
-              </w:rPr>
-              <w:t>Misiunea 04 — „Recensământul garnizoanei"</w:t>
-            </w:r>
-            <w:r>
-              <w:rPr>
-                <w:webHidden/>
-              </w:rPr>
-              <w:tab/>
-            </w:r>
-            <w:r>
-              <w:rPr>
-                <w:webHidden/>
-              </w:rPr>
-              <w:fldChar w:fldCharType="begin"/>
-            </w:r>
-            <w:r>
-              <w:rPr>
-                <w:webHidden/>
-              </w:rPr>
-              <w:instrText xml:space="preserve"> PAGEREF _Toc234999578 \h </w:instrText>
-            </w:r>
-            <w:r>
-              <w:rPr>
-                <w:webHidden/>
-              </w:rPr>
-            </w:r>
-            <w:r>
-              <w:rPr>
-                <w:webHidden/>
-              </w:rPr>
-              <w:fldChar w:fldCharType="separate"/>
-            </w:r>
-            <w:r>
-              <w:rPr>
-                <w:webHidden/>
-              </w:rPr>
-              <w:t>4</w:t>
-            </w:r>
-            <w:r>
-              <w:rPr>
-                <w:webHidden/>
-              </w:rPr>
-              <w:fldChar w:fldCharType="end"/>
-            </w:r>
-          </w:hyperlink>
-        </w:p>
-        <w:p>
-          <w:pPr>
-            <w:pStyle w:val="TOC3"/>
-            <w:tabs>
-              <w:tab w:val="right" w:leader="dot" w:pos="9350"/>
-            </w:tabs>
-            <w:jc w:val="both"/>
-          </w:pPr>
-          <w:hyperlink w:anchor="_Toc234999579" w:history="1">
-            <w:r>
-              <w:rPr>
-                <w:rStyle w:val="Hyperlink"/>
-                <w:rFonts w:ascii="Times New Roman" w:eastAsia="Times New Roman" w:hAnsi="Times New Roman" w:cs="Times New Roman"/>
-                <w:b/>
-                <w:bCs/>
-                <w:kern w:val="0"/>
-                <w14:ligatures w14:val="none"/>
-              </w:rPr>
-              <w:t>Misiunea 05 — „Generatorul de urgență"</w:t>
-            </w:r>
-            <w:r>
-              <w:rPr>
-                <w:webHidden/>
-              </w:rPr>
-              <w:tab/>
-            </w:r>
-            <w:r>
-              <w:rPr>
-                <w:webHidden/>
-              </w:rPr>
-              <w:fldChar w:fldCharType="begin"/>
-            </w:r>
-            <w:r>
-              <w:rPr>
-                <w:webHidden/>
-              </w:rPr>
-              <w:instrText xml:space="preserve"> PAGEREF _Toc234999579 \h </w:instrText>
-            </w:r>
-            <w:r>
-              <w:rPr>
-                <w:webHidden/>
-              </w:rPr>
-            </w:r>
-            <w:r>
-              <w:rPr>
-                <w:webHidden/>
-              </w:rPr>
-              <w:fldChar w:fldCharType="separate"/>
-            </w:r>
-            <w:r>
-              <w:rPr>
-                <w:webHidden/>
-              </w:rPr>
-              <w:t>4</w:t>
-            </w:r>
-            <w:r>
-              <w:rPr>
-                <w:webHidden/>
-              </w:rPr>
-              <w:fldChar w:fldCharType="end"/>
-            </w:r>
-          </w:hyperlink>
-        </w:p>
-        <w:p>
-          <w:pPr>
-            <w:pStyle w:val="TOC3"/>
-            <w:tabs>
-              <w:tab w:val="right" w:leader="dot" w:pos="9350"/>
-            </w:tabs>
-            <w:jc w:val="both"/>
-          </w:pPr>
-          <w:hyperlink w:anchor="_Toc234999580" w:history="1">
-            <w:r>
-              <w:rPr>
-                <w:rStyle w:val="Hyperlink"/>
-                <w:rFonts w:ascii="Times New Roman" w:eastAsia="Times New Roman" w:hAnsi="Times New Roman" w:cs="Times New Roman"/>
-                <w:b/>
-                <w:bCs/>
-                <w:kern w:val="0"/>
-                <w14:ligatures w14:val="none"/>
-              </w:rPr>
-              <w:t>Misiunea 06 — „Radarul care nu doarme niciodată"</w:t>
-            </w:r>
-            <w:r>
-              <w:rPr>
-                <w:webHidden/>
-              </w:rPr>
-              <w:tab/>
-            </w:r>
-            <w:r>
-              <w:rPr>
-                <w:webHidden/>
-              </w:rPr>
-              <w:fldChar w:fldCharType="begin"/>
-            </w:r>
-            <w:r>
-              <w:rPr>
-                <w:webHidden/>
-              </w:rPr>
-              <w:instrText xml:space="preserve"> PAGEREF _Toc234999580 \h </w:instrText>
-            </w:r>
-            <w:r>
-              <w:rPr>
-                <w:webHidden/>
-              </w:rPr>
-            </w:r>
-            <w:r>
-              <w:rPr>
-                <w:webHidden/>
-              </w:rPr>
-              <w:fldChar w:fldCharType="separate"/>
-            </w:r>
-            <w:r>
-              <w:rPr>
-                <w:webHidden/>
-              </w:rPr>
-              <w:t>4</w:t>
-            </w:r>
-            <w:r>
-              <w:rPr>
-                <w:webHidden/>
-              </w:rPr>
-              <w:fldChar w:fldCharType="end"/>
-            </w:r>
-          </w:hyperlink>
-        </w:p>
-        <w:p>
-          <w:pPr>
-            <w:pStyle w:val="TOC3"/>
-            <w:tabs>
-              <w:tab w:val="right" w:leader="dot" w:pos="9350"/>
-            </w:tabs>
-            <w:jc w:val="both"/>
-          </w:pPr>
-          <w:hyperlink w:anchor="_Toc234999581" w:history="1">
-            <w:r>
-              <w:rPr>
-                <w:rStyle w:val="Hyperlink"/>
-                <w:rFonts w:ascii="Times New Roman" w:eastAsia="Times New Roman" w:hAnsi="Times New Roman" w:cs="Times New Roman"/>
-                <w:b/>
-                <w:bCs/>
-                <w:kern w:val="0"/>
-                <w14:ligatures w14:val="none"/>
-              </w:rPr>
-              <w:t>Misiunea 07 — „Rondul de noapte"</w:t>
-            </w:r>
-            <w:r>
-              <w:rPr>
-                <w:webHidden/>
-              </w:rPr>
-              <w:tab/>
-            </w:r>
-            <w:r>
-              <w:rPr>
-                <w:webHidden/>
-              </w:rPr>
-              <w:fldChar w:fldCharType="begin"/>
-            </w:r>
-            <w:r>
-              <w:rPr>
-                <w:webHidden/>
-              </w:rPr>
-              <w:instrText xml:space="preserve"> PAGEREF _Toc234999581 \h </w:instrText>
-            </w:r>
-            <w:r>
-              <w:rPr>
-                <w:webHidden/>
-              </w:rPr>
-            </w:r>
-            <w:r>
-              <w:rPr>
-                <w:webHidden/>
-              </w:rPr>
-              <w:fldChar w:fldCharType="separate"/>
-            </w:r>
-            <w:r>
-              <w:rPr>
-                <w:webHidden/>
-              </w:rPr>
-              <w:t>4</w:t>
-            </w:r>
-            <w:r>
-              <w:rPr>
-                <w:webHidden/>
-              </w:rPr>
-              <w:fldChar w:fldCharType="end"/>
-            </w:r>
-          </w:hyperlink>
-        </w:p>
-        <w:p>
-          <w:pPr>
-            <w:pStyle w:val="TOC3"/>
-            <w:tabs>
-              <w:tab w:val="right" w:leader="dot" w:pos="9350"/>
-            </w:tabs>
-            <w:jc w:val="both"/>
-          </w:pPr>
-          <w:hyperlink w:anchor="_Toc234999582" w:history="1">
-            <w:r>
-              <w:rPr>
-                <w:rStyle w:val="Hyperlink"/>
-                <w:rFonts w:ascii="Times New Roman" w:eastAsia="Times New Roman" w:hAnsi="Times New Roman" w:cs="Times New Roman"/>
-                <w:b/>
-                <w:bCs/>
-                <w:kern w:val="0"/>
-                <w14:ligatures w14:val="none"/>
-              </w:rPr>
-              <w:t>Misiunea 08 — „Depozitul de combustibil"</w:t>
-            </w:r>
-            <w:r>
-              <w:rPr>
-                <w:webHidden/>
-              </w:rPr>
-              <w:tab/>
-            </w:r>
-            <w:r>
-              <w:rPr>
-                <w:webHidden/>
-              </w:rPr>
-              <w:fldChar w:fldCharType="begin"/>
-            </w:r>
-            <w:r>
-              <w:rPr>
-                <w:webHidden/>
-              </w:rPr>
-              <w:instrText xml:space="preserve"> PAGEREF _Toc234999582 \h </w:instrText>
-            </w:r>
-            <w:r>
-              <w:rPr>
-                <w:webHidden/>
-              </w:rPr>
-            </w:r>
-            <w:r>
-              <w:rPr>
-                <w:webHidden/>
-              </w:rPr>
-              <w:fldChar w:fldCharType="separate"/>
-            </w:r>
-            <w:r>
-              <w:rPr>
-                <w:webHidden/>
-              </w:rPr>
-              <w:t>4</w:t>
-            </w:r>
-            <w:r>
-              <w:rPr>
-                <w:webHidden/>
-              </w:rPr>
-              <w:fldChar w:fldCharType="end"/>
-            </w:r>
-          </w:hyperlink>
-        </w:p>
-        <w:p>
-          <w:pPr>
-            <w:pStyle w:val="TOC2"/>
-            <w:tabs>
-              <w:tab w:val="right" w:leader="dot" w:pos="9350"/>
-            </w:tabs>
-            <w:jc w:val="both"/>
-          </w:pPr>
-          <w:hyperlink w:anchor="_Toc234999583" w:history="1">
-            <w:r>
-              <w:rPr>
-                <w:rStyle w:val="Hyperlink"/>
-                <w:rFonts w:ascii="Times New Roman" w:eastAsia="Times New Roman" w:hAnsi="Times New Roman" w:cs="Times New Roman"/>
-                <w:b/>
-                <w:bCs/>
-                <w:kern w:val="0"/>
-                <w14:ligatures w14:val="none"/>
-              </w:rPr>
-              <w:t>ACTUL III — Baza aeriană</w:t>
-            </w:r>
-            <w:r>
-              <w:rPr>
-                <w:webHidden/>
-              </w:rPr>
-              <w:tab/>
-            </w:r>
-            <w:r>
-              <w:rPr>
-                <w:webHidden/>
-              </w:rPr>
-              <w:fldChar w:fldCharType="begin"/>
-            </w:r>
-            <w:r>
-              <w:rPr>
-                <w:webHidden/>
-              </w:rPr>
-              <w:instrText xml:space="preserve"> PAGEREF _Toc234999583 \h </w:instrText>
-            </w:r>
-            <w:r>
-              <w:rPr>
-                <w:webHidden/>
-              </w:rPr>
-            </w:r>
-            <w:r>
-              <w:rPr>
-                <w:webHidden/>
-              </w:rPr>
-              <w:fldChar w:fldCharType="separate"/>
-            </w:r>
-            <w:r>
-              <w:rPr>
-                <w:webHidden/>
-              </w:rPr>
-              <w:t>5</w:t>
-            </w:r>
-            <w:r>
-              <w:rPr>
-                <w:webHidden/>
-              </w:rPr>
-              <w:fldChar w:fldCharType="end"/>
-            </w:r>
-          </w:hyperlink>
-        </w:p>
-        <w:p>
-          <w:pPr>
-            <w:pStyle w:val="TOC3"/>
-            <w:tabs>
-              <w:tab w:val="right" w:leader="dot" w:pos="9350"/>
-            </w:tabs>
-            <w:jc w:val="both"/>
-          </w:pPr>
-          <w:hyperlink w:anchor="_Toc234999584" w:history="1">
-            <w:r>
-              <w:rPr>
-                <w:rStyle w:val="Hyperlink"/>
-                <w:rFonts w:ascii="Times New Roman" w:eastAsia="Times New Roman" w:hAnsi="Times New Roman" w:cs="Times New Roman"/>
-                <w:b/>
-                <w:bCs/>
-                <w:kern w:val="0"/>
-                <w14:ligatures w14:val="none"/>
-              </w:rPr>
-              <w:t>Misiunea 09 — „Jurnalul de zbor"</w:t>
-            </w:r>
-            <w:r>
-              <w:rPr>
-                <w:webHidden/>
-              </w:rPr>
-              <w:tab/>
-            </w:r>
-            <w:r>
-              <w:rPr>
-                <w:webHidden/>
-              </w:rPr>
-              <w:fldChar w:fldCharType="begin"/>
-            </w:r>
-            <w:r>
-              <w:rPr>
-                <w:webHidden/>
-              </w:rPr>
-              <w:instrText xml:space="preserve"> PAGEREF _Toc234999584 \h </w:instrText>
-            </w:r>
-            <w:r>
-              <w:rPr>
-                <w:webHidden/>
-              </w:rPr>
-            </w:r>
-            <w:r>
-              <w:rPr>
-                <w:webHidden/>
-              </w:rPr>
-              <w:fldChar w:fldCharType="separate"/>
-            </w:r>
-            <w:r>
-              <w:rPr>
-                <w:webHidden/>
-              </w:rPr>
-              <w:t>5</w:t>
-            </w:r>
-            <w:r>
-              <w:rPr>
-                <w:webHidden/>
-              </w:rPr>
-              <w:fldChar w:fldCharType="end"/>
-            </w:r>
-          </w:hyperlink>
-        </w:p>
-        <w:p>
-          <w:pPr>
-            <w:pStyle w:val="TOC3"/>
-            <w:tabs>
-              <w:tab w:val="right" w:leader="dot" w:pos="9350"/>
-            </w:tabs>
-            <w:jc w:val="both"/>
-          </w:pPr>
-          <w:hyperlink w:anchor="_Toc234999585" w:history="1">
-            <w:r>
-              <w:rPr>
-                <w:rStyle w:val="Hyperlink"/>
-                <w:rFonts w:ascii="Times New Roman" w:eastAsia="Times New Roman" w:hAnsi="Times New Roman" w:cs="Times New Roman"/>
-                <w:b/>
-                <w:bCs/>
-                <w:kern w:val="0"/>
-                <w14:ligatures w14:val="none"/>
-              </w:rPr>
-              <w:t>Misiunea 10 — „Manifestul încărcăturii"</w:t>
-            </w:r>
-            <w:r>
-              <w:rPr>
-                <w:webHidden/>
-              </w:rPr>
-              <w:tab/>
-            </w:r>
-            <w:r>
-              <w:rPr>
-                <w:webHidden/>
-              </w:rPr>
-              <w:fldChar w:fldCharType="begin"/>
-            </w:r>
-            <w:r>
-              <w:rPr>
-                <w:webHidden/>
-              </w:rPr>
-              <w:instrText xml:space="preserve"> PAGEREF _Toc234999585 \h </w:instrText>
-            </w:r>
-            <w:r>
-              <w:rPr>
-                <w:webHidden/>
-              </w:rPr>
-            </w:r>
-            <w:r>
-              <w:rPr>
-                <w:webHidden/>
-              </w:rPr>
-              <w:fldChar w:fldCharType="separate"/>
-            </w:r>
-            <w:r>
-              <w:rPr>
-                <w:webHidden/>
-              </w:rPr>
-              <w:t>5</w:t>
-            </w:r>
-            <w:r>
-              <w:rPr>
-                <w:webHidden/>
-              </w:rPr>
-              <w:fldChar w:fldCharType="end"/>
-            </w:r>
-          </w:hyperlink>
-        </w:p>
-        <w:p>
-          <w:pPr>
-            <w:pStyle w:val="TOC3"/>
-            <w:tabs>
-              <w:tab w:val="right" w:leader="dot" w:pos="9350"/>
-            </w:tabs>
-            <w:jc w:val="both"/>
-          </w:pPr>
-          <w:hyperlink w:anchor="_Toc234999586" w:history="1">
-            <w:r>
-              <w:rPr>
-                <w:rStyle w:val="Hyperlink"/>
-                <w:rFonts w:ascii="Times New Roman" w:eastAsia="Times New Roman" w:hAnsi="Times New Roman" w:cs="Times New Roman"/>
-                <w:b/>
-                <w:bCs/>
-                <w:kern w:val="0"/>
-                <w14:ligatures w14:val="none"/>
-              </w:rPr>
-              <w:t>Misiunea 11 — „Turnul de control"</w:t>
-            </w:r>
-            <w:r>
-              <w:rPr>
-                <w:webHidden/>
-              </w:rPr>
-              <w:tab/>
-            </w:r>
-            <w:r>
-              <w:rPr>
-                <w:webHidden/>
-              </w:rPr>
-              <w:fldChar w:fldCharType="begin"/>
-            </w:r>
-            <w:r>
-              <w:rPr>
-                <w:webHidden/>
-              </w:rPr>
-              <w:instrText xml:space="preserve"> PAGEREF _Toc234999586 \h </w:instrText>
-            </w:r>
-            <w:r>
-              <w:rPr>
-                <w:webHidden/>
-              </w:rPr>
-            </w:r>
-            <w:r>
-              <w:rPr>
-                <w:webHidden/>
-              </w:rPr>
-              <w:fldChar w:fldCharType="separate"/>
-            </w:r>
-            <w:r>
-              <w:rPr>
-                <w:webHidden/>
-              </w:rPr>
-              <w:t>5</w:t>
-            </w:r>
-            <w:r>
-              <w:rPr>
-                <w:webHidden/>
-              </w:rPr>
-              <w:fldChar w:fldCharType="end"/>
-            </w:r>
-          </w:hyperlink>
-        </w:p>
-        <w:p>
-          <w:pPr>
-            <w:pStyle w:val="TOC3"/>
-            <w:tabs>
-              <w:tab w:val="right" w:leader="dot" w:pos="9350"/>
-            </w:tabs>
-            <w:jc w:val="both"/>
-          </w:pPr>
-          <w:hyperlink w:anchor="_Toc234999587" w:history="1">
-            <w:r>
-              <w:rPr>
-                <w:rStyle w:val="Hyperlink"/>
-                <w:rFonts w:ascii="Times New Roman" w:eastAsia="Times New Roman" w:hAnsi="Times New Roman" w:cs="Times New Roman"/>
-                <w:b/>
-                <w:bCs/>
-                <w:kern w:val="0"/>
-                <w14:ligatures w14:val="none"/>
-              </w:rPr>
-              <w:t>Misiunea 12 — „Cutia neagră"</w:t>
-            </w:r>
-            <w:r>
-              <w:rPr>
-                <w:webHidden/>
-              </w:rPr>
-              <w:tab/>
-            </w:r>
-            <w:r>
-              <w:rPr>
-                <w:webHidden/>
-              </w:rPr>
-              <w:fldChar w:fldCharType="begin"/>
-            </w:r>
-            <w:r>
-              <w:rPr>
-                <w:webHidden/>
-              </w:rPr>
-              <w:instrText xml:space="preserve"> PAGEREF _Toc234999587 \h </w:instrText>
-            </w:r>
-            <w:r>
-              <w:rPr>
-                <w:webHidden/>
-              </w:rPr>
-            </w:r>
-            <w:r>
-              <w:rPr>
-                <w:webHidden/>
-              </w:rPr>
-              <w:fldChar w:fldCharType="separate"/>
-            </w:r>
-            <w:r>
-              <w:rPr>
-                <w:webHidden/>
-              </w:rPr>
-              <w:t>5</w:t>
-            </w:r>
-            <w:r>
-              <w:rPr>
-                <w:webHidden/>
-              </w:rPr>
-              <w:fldChar w:fldCharType="end"/>
-            </w:r>
-          </w:hyperlink>
-        </w:p>
-        <w:p>
-          <w:pPr>
-            <w:pStyle w:val="TOC3"/>
-            <w:tabs>
-              <w:tab w:val="right" w:leader="dot" w:pos="9350"/>
-            </w:tabs>
-            <w:jc w:val="both"/>
-          </w:pPr>
-          <w:hyperlink w:anchor="_Toc234999588" w:history="1">
-            <w:r>
-              <w:rPr>
-                <w:rStyle w:val="Hyperlink"/>
-                <w:rFonts w:ascii="Times New Roman" w:eastAsia="Times New Roman" w:hAnsi="Times New Roman" w:cs="Times New Roman"/>
-                <w:b/>
-                <w:bCs/>
-                <w:kern w:val="0"/>
-                <w14:ligatures w14:val="none"/>
-              </w:rPr>
-              <w:t>Misiunea 13 — „Ceasul aeronavei"</w:t>
-            </w:r>
-            <w:r>
-              <w:rPr>
-                <w:webHidden/>
-              </w:rPr>
-              <w:tab/>
-            </w:r>
-            <w:r>
-              <w:rPr>
-                <w:webHidden/>
-              </w:rPr>
-              <w:fldChar w:fldCharType="begin"/>
-            </w:r>
-            <w:r>
-              <w:rPr>
-                <w:webHidden/>
-              </w:rPr>
-              <w:instrText xml:space="preserve"> PAGEREF _Toc234999588 \h </w:instrText>
-            </w:r>
-            <w:r>
-              <w:rPr>
-                <w:webHidden/>
-              </w:rPr>
-            </w:r>
-            <w:r>
-              <w:rPr>
-                <w:webHidden/>
-              </w:rPr>
-              <w:fldChar w:fldCharType="separate"/>
-            </w:r>
-            <w:r>
-              <w:rPr>
-                <w:webHidden/>
-              </w:rPr>
-              <w:t>5</w:t>
-            </w:r>
-            <w:r>
-              <w:rPr>
-                <w:webHidden/>
-              </w:rPr>
-              <w:fldChar w:fldCharType="end"/>
-            </w:r>
-          </w:hyperlink>
-        </w:p>
-        <w:p>
-          <w:pPr>
-            <w:pStyle w:val="TOC2"/>
-            <w:tabs>
-              <w:tab w:val="right" w:leader="dot" w:pos="9350"/>
-            </w:tabs>
-            <w:jc w:val="both"/>
-          </w:pPr>
-          <w:hyperlink w:anchor="_Toc234999589" w:history="1">
-            <w:r>
-              <w:rPr>
-                <w:rStyle w:val="Hyperlink"/>
-                <w:rFonts w:ascii="Times New Roman" w:eastAsia="Times New Roman" w:hAnsi="Times New Roman" w:cs="Times New Roman"/>
-                <w:b/>
-                <w:bCs/>
-                <w:kern w:val="0"/>
-                <w14:ligatures w14:val="none"/>
-              </w:rPr>
-              <w:t>ACTUL IV — Misiune multinațională, coastă est-africană</w:t>
-            </w:r>
-            <w:r>
-              <w:rPr>
-                <w:webHidden/>
-              </w:rPr>
-              <w:tab/>
-            </w:r>
-            <w:r>
-              <w:rPr>
-                <w:webHidden/>
-              </w:rPr>
-              <w:fldChar w:fldCharType="begin"/>
-            </w:r>
-            <w:r>
-              <w:rPr>
-                <w:webHidden/>
-              </w:rPr>
-              <w:instrText xml:space="preserve"> PAGEREF _Toc234999589 \h </w:instrText>
-            </w:r>
-            <w:r>
-              <w:rPr>
-                <w:webHidden/>
-              </w:rPr>
-            </w:r>
-            <w:r>
-              <w:rPr>
-                <w:webHidden/>
-              </w:rPr>
-              <w:fldChar w:fldCharType="separate"/>
-            </w:r>
-            <w:r>
-              <w:rPr>
-                <w:webHidden/>
-              </w:rPr>
-              <w:t>5</w:t>
-            </w:r>
-            <w:r>
-              <w:rPr>
-                <w:webHidden/>
-              </w:rPr>
-              <w:fldChar w:fldCharType="end"/>
-            </w:r>
-          </w:hyperlink>
-        </w:p>
-        <w:p>
-          <w:pPr>
-            <w:pStyle w:val="TOC3"/>
-            <w:tabs>
-              <w:tab w:val="right" w:leader="dot" w:pos="9350"/>
-            </w:tabs>
-            <w:jc w:val="both"/>
-          </w:pPr>
-          <w:hyperlink w:anchor="_Toc234999590" w:history="1">
-            <w:r>
-              <w:rPr>
-                <w:rStyle w:val="Hyperlink"/>
-                <w:rFonts w:ascii="Times New Roman" w:eastAsia="Times New Roman" w:hAnsi="Times New Roman" w:cs="Times New Roman"/>
-                <w:b/>
-                <w:bCs/>
-                <w:kern w:val="0"/>
-                <w14:ligatures w14:val="none"/>
-              </w:rPr>
-              <w:t>Misiunea 14 — „Punctul de control comun"</w:t>
-            </w:r>
-            <w:r>
-              <w:rPr>
-                <w:webHidden/>
-              </w:rPr>
-              <w:tab/>
-            </w:r>
-            <w:r>
-              <w:rPr>
-                <w:webHidden/>
-              </w:rPr>
-              <w:fldChar w:fldCharType="begin"/>
-            </w:r>
-            <w:r>
-              <w:rPr>
-                <w:webHidden/>
-              </w:rPr>
-              <w:instrText xml:space="preserve"> PAGEREF _Toc234999590 \h </w:instrText>
-            </w:r>
-            <w:r>
-              <w:rPr>
-                <w:webHidden/>
-              </w:rPr>
-            </w:r>
-            <w:r>
-              <w:rPr>
-                <w:webHidden/>
-              </w:rPr>
-              <w:fldChar w:fldCharType="separate"/>
-            </w:r>
-            <w:r>
-              <w:rPr>
-                <w:webHidden/>
-              </w:rPr>
-              <w:t>5</w:t>
-            </w:r>
-            <w:r>
-              <w:rPr>
-                <w:webHidden/>
-              </w:rPr>
-              <w:fldChar w:fldCharType="end"/>
-            </w:r>
-          </w:hyperlink>
-        </w:p>
-        <w:p>
-          <w:pPr>
-            <w:pStyle w:val="TOC3"/>
-            <w:tabs>
-              <w:tab w:val="right" w:leader="dot" w:pos="9350"/>
-            </w:tabs>
-            <w:jc w:val="both"/>
-          </w:pPr>
-          <w:hyperlink w:anchor="_Toc234999591" w:history="1">
-            <w:r>
-              <w:rPr>
-                <w:rStyle w:val="Hyperlink"/>
-                <w:rFonts w:ascii="Times New Roman" w:eastAsia="Times New Roman" w:hAnsi="Times New Roman" w:cs="Times New Roman"/>
-                <w:b/>
-                <w:bCs/>
-                <w:kern w:val="0"/>
-                <w14:ligatures w14:val="none"/>
-              </w:rPr>
-              <w:t>Misiunea 15 — „Releul prin satelit"</w:t>
-            </w:r>
-            <w:r>
-              <w:rPr>
-                <w:webHidden/>
-              </w:rPr>
-              <w:tab/>
-            </w:r>
-            <w:r>
-              <w:rPr>
-                <w:webHidden/>
-              </w:rPr>
-              <w:fldChar w:fldCharType="begin"/>
-            </w:r>
-            <w:r>
-              <w:rPr>
-                <w:webHidden/>
-              </w:rPr>
-              <w:instrText xml:space="preserve"> PAGEREF _Toc234999591 \h </w:instrText>
-            </w:r>
-            <w:r>
-              <w:rPr>
-                <w:webHidden/>
-              </w:rPr>
-            </w:r>
-            <w:r>
-              <w:rPr>
-                <w:webHidden/>
-              </w:rPr>
-              <w:fldChar w:fldCharType="separate"/>
-            </w:r>
-            <w:r>
-              <w:rPr>
-                <w:webHidden/>
-              </w:rPr>
-              <w:t>5</w:t>
-            </w:r>
-            <w:r>
-              <w:rPr>
-                <w:webHidden/>
-              </w:rPr>
-              <w:fldChar w:fldCharType="end"/>
-            </w:r>
-          </w:hyperlink>
-        </w:p>
-        <w:p>
-          <w:pPr>
-            <w:pStyle w:val="TOC3"/>
-            <w:tabs>
-              <w:tab w:val="right" w:leader="dot" w:pos="9350"/>
-            </w:tabs>
-            <w:jc w:val="both"/>
-          </w:pPr>
-          <w:hyperlink w:anchor="_Toc234999592" w:history="1">
-            <w:r>
-              <w:rPr>
-                <w:rStyle w:val="Hyperlink"/>
-                <w:rFonts w:ascii="Times New Roman" w:eastAsia="Times New Roman" w:hAnsi="Times New Roman" w:cs="Times New Roman"/>
-                <w:b/>
-                <w:bCs/>
-                <w:kern w:val="0"/>
-                <w14:ligatures w14:val="none"/>
-              </w:rPr>
-              <w:t>Misiunea 16 — „Depozitul umanitar"</w:t>
-            </w:r>
-            <w:r>
-              <w:rPr>
-                <w:webHidden/>
-              </w:rPr>
-              <w:tab/>
-            </w:r>
-            <w:r>
-              <w:rPr>
-                <w:webHidden/>
-              </w:rPr>
-              <w:fldChar w:fldCharType="begin"/>
-            </w:r>
-            <w:r>
-              <w:rPr>
-                <w:webHidden/>
-              </w:rPr>
-              <w:instrText xml:space="preserve"> PAGEREF _Toc234999592 \h </w:instrText>
-            </w:r>
-            <w:r>
-              <w:rPr>
-                <w:webHidden/>
-              </w:rPr>
-            </w:r>
-            <w:r>
-              <w:rPr>
-                <w:webHidden/>
-              </w:rPr>
-              <w:fldChar w:fldCharType="separate"/>
-            </w:r>
-            <w:r>
-              <w:rPr>
-                <w:webHidden/>
-              </w:rPr>
-              <w:t>6</w:t>
-            </w:r>
-            <w:r>
-              <w:rPr>
-                <w:webHidden/>
-              </w:rPr>
-              <w:fldChar w:fldCharType="end"/>
-            </w:r>
-          </w:hyperlink>
-        </w:p>
-        <w:p>
-          <w:pPr>
-            <w:pStyle w:val="TOC3"/>
-            <w:tabs>
-              <w:tab w:val="right" w:leader="dot" w:pos="9350"/>
-            </w:tabs>
-            <w:jc w:val="both"/>
-          </w:pPr>
-          <w:hyperlink w:anchor="_Toc234999593" w:history="1">
-            <w:r>
-              <w:rPr>
-                <w:rStyle w:val="Hyperlink"/>
-                <w:rFonts w:ascii="Times New Roman" w:eastAsia="Times New Roman" w:hAnsi="Times New Roman" w:cs="Times New Roman"/>
-                <w:b/>
-                <w:bCs/>
-                <w:kern w:val="0"/>
-                <w14:ligatures w14:val="none"/>
-              </w:rPr>
-              <w:t>Misiunea 17 — „Stația meteo de coastă"</w:t>
-            </w:r>
-            <w:r>
-              <w:rPr>
-                <w:webHidden/>
-              </w:rPr>
-              <w:tab/>
-            </w:r>
-            <w:r>
-              <w:rPr>
-                <w:webHidden/>
-              </w:rPr>
-              <w:fldChar w:fldCharType="begin"/>
-            </w:r>
-            <w:r>
-              <w:rPr>
-                <w:webHidden/>
-              </w:rPr>
-              <w:instrText xml:space="preserve"> PAGEREF _Toc234999593 \h </w:instrText>
-            </w:r>
-            <w:r>
-              <w:rPr>
-                <w:webHidden/>
-              </w:rPr>
-            </w:r>
-            <w:r>
-              <w:rPr>
-                <w:webHidden/>
-              </w:rPr>
-              <w:fldChar w:fldCharType="separate"/>
-            </w:r>
-            <w:r>
-              <w:rPr>
-                <w:webHidden/>
-              </w:rPr>
-              <w:t>6</w:t>
-            </w:r>
-            <w:r>
-              <w:rPr>
-                <w:webHidden/>
-              </w:rPr>
-              <w:fldChar w:fldCharType="end"/>
-            </w:r>
-          </w:hyperlink>
-        </w:p>
-        <w:p>
-          <w:pPr>
-            <w:pStyle w:val="TOC3"/>
-            <w:tabs>
-              <w:tab w:val="right" w:leader="dot" w:pos="9350"/>
-            </w:tabs>
-            <w:jc w:val="both"/>
-          </w:pPr>
-          <w:hyperlink w:anchor="_Toc234999594" w:history="1">
-            <w:r>
-              <w:rPr>
-                <w:rStyle w:val="Hyperlink"/>
-                <w:rFonts w:ascii="Times New Roman" w:eastAsia="Times New Roman" w:hAnsi="Times New Roman" w:cs="Times New Roman"/>
-                <w:b/>
-                <w:bCs/>
-                <w:kern w:val="0"/>
-                <w14:ligatures w14:val="none"/>
-              </w:rPr>
-              <w:t>Misiunea 18 — „Arhiva bazei vechi"</w:t>
-            </w:r>
-            <w:r>
-              <w:rPr>
-                <w:webHidden/>
-              </w:rPr>
-              <w:tab/>
-            </w:r>
-            <w:r>
-              <w:rPr>
-                <w:webHidden/>
-              </w:rPr>
-              <w:fldChar w:fldCharType="begin"/>
-            </w:r>
-            <w:r>
-              <w:rPr>
-                <w:webHidden/>
-              </w:rPr>
-              <w:instrText xml:space="preserve"> PAGEREF _Toc234999594 \h </w:instrText>
-            </w:r>
-            <w:r>
-              <w:rPr>
-                <w:webHidden/>
-              </w:rPr>
-            </w:r>
-            <w:r>
-              <w:rPr>
-                <w:webHidden/>
-              </w:rPr>
-              <w:fldChar w:fldCharType="separate"/>
-            </w:r>
-            <w:r>
-              <w:rPr>
-                <w:webHidden/>
-              </w:rPr>
-              <w:t>6</w:t>
-            </w:r>
-            <w:r>
-              <w:rPr>
-                <w:webHidden/>
-              </w:rPr>
-              <w:fldChar w:fldCharType="end"/>
-            </w:r>
-          </w:hyperlink>
-        </w:p>
-        <w:p>
-          <w:pPr>
-            <w:pStyle w:val="TOC2"/>
-            <w:tabs>
-              <w:tab w:val="right" w:leader="dot" w:pos="9350"/>
-            </w:tabs>
-            <w:jc w:val="both"/>
-          </w:pPr>
-          <w:hyperlink w:anchor="_Toc234999595" w:history="1">
-            <w:r>
-              <w:rPr>
-                <w:rStyle w:val="Hyperlink"/>
-                <w:rFonts w:ascii="Times New Roman" w:eastAsia="Times New Roman" w:hAnsi="Times New Roman" w:cs="Times New Roman"/>
-                <w:b/>
-                <w:bCs/>
-                <w:kern w:val="0"/>
-                <w14:ligatures w14:val="none"/>
-              </w:rPr>
-              <w:t>ACTUL V — Stație de releu montan, condiții arctice</w:t>
-            </w:r>
-            <w:r>
-              <w:rPr>
-                <w:webHidden/>
-              </w:rPr>
-              <w:tab/>
-            </w:r>
-            <w:r>
-              <w:rPr>
-                <w:webHidden/>
-              </w:rPr>
-              <w:fldChar w:fldCharType="begin"/>
-            </w:r>
-            <w:r>
-              <w:rPr>
-                <w:webHidden/>
-              </w:rPr>
-              <w:instrText xml:space="preserve"> PAGEREF _Toc234999595 \h </w:instrText>
-            </w:r>
-            <w:r>
-              <w:rPr>
-                <w:webHidden/>
-              </w:rPr>
-            </w:r>
-            <w:r>
-              <w:rPr>
-                <w:webHidden/>
-              </w:rPr>
-              <w:fldChar w:fldCharType="separate"/>
-            </w:r>
-            <w:r>
-              <w:rPr>
-                <w:webHidden/>
-              </w:rPr>
-              <w:t>6</w:t>
-            </w:r>
-            <w:r>
-              <w:rPr>
-                <w:webHidden/>
-              </w:rPr>
-              <w:fldChar w:fldCharType="end"/>
-            </w:r>
-          </w:hyperlink>
-        </w:p>
-        <w:p>
-          <w:pPr>
-            <w:pStyle w:val="TOC3"/>
-            <w:tabs>
-              <w:tab w:val="right" w:leader="dot" w:pos="9350"/>
-            </w:tabs>
-            <w:jc w:val="both"/>
-          </w:pPr>
-          <w:hyperlink w:anchor="_Toc234999596" w:history="1">
-            <w:r>
-              <w:rPr>
-                <w:rStyle w:val="Hyperlink"/>
-                <w:rFonts w:ascii="Times New Roman" w:eastAsia="Times New Roman" w:hAnsi="Times New Roman" w:cs="Times New Roman"/>
-                <w:b/>
-                <w:bCs/>
-                <w:kern w:val="0"/>
-                <w14:ligatures w14:val="none"/>
-              </w:rPr>
-              <w:t>Misiunea 19 — „Semnalul întrerupt"</w:t>
-            </w:r>
-            <w:r>
-              <w:rPr>
-                <w:webHidden/>
-              </w:rPr>
-              <w:tab/>
-            </w:r>
-            <w:r>
-              <w:rPr>
-                <w:webHidden/>
-              </w:rPr>
-              <w:fldChar w:fldCharType="begin"/>
-            </w:r>
-            <w:r>
-              <w:rPr>
-                <w:webHidden/>
-              </w:rPr>
-              <w:instrText xml:space="preserve"> PAGEREF _Toc234999596 \h </w:instrText>
-            </w:r>
-            <w:r>
-              <w:rPr>
-                <w:webHidden/>
-              </w:rPr>
-            </w:r>
-            <w:r>
-              <w:rPr>
-                <w:webHidden/>
-              </w:rPr>
-              <w:fldChar w:fldCharType="separate"/>
-            </w:r>
-            <w:r>
-              <w:rPr>
-                <w:webHidden/>
-              </w:rPr>
-              <w:t>6</w:t>
-            </w:r>
-            <w:r>
-              <w:rPr>
-                <w:webHidden/>
-              </w:rPr>
-              <w:fldChar w:fldCharType="end"/>
-            </w:r>
-          </w:hyperlink>
-        </w:p>
-        <w:p>
-          <w:pPr>
-            <w:pStyle w:val="TOC3"/>
-            <w:tabs>
-              <w:tab w:val="right" w:leader="dot" w:pos="9350"/>
-            </w:tabs>
-            <w:jc w:val="both"/>
-          </w:pPr>
-          <w:hyperlink w:anchor="_Toc234999597" w:history="1">
-            <w:r>
-              <w:rPr>
-                <w:rStyle w:val="Hyperlink"/>
-                <w:rFonts w:ascii="Times New Roman" w:eastAsia="Times New Roman" w:hAnsi="Times New Roman" w:cs="Times New Roman"/>
-                <w:b/>
-                <w:bCs/>
-                <w:kern w:val="0"/>
-                <w14:ligatures w14:val="none"/>
-              </w:rPr>
-              <w:t>Misiunea 20 — „Jurnalul echipei precedente"</w:t>
-            </w:r>
-            <w:r>
-              <w:rPr>
-                <w:webHidden/>
-              </w:rPr>
-              <w:tab/>
-            </w:r>
-            <w:r>
-              <w:rPr>
-                <w:webHidden/>
-              </w:rPr>
-              <w:fldChar w:fldCharType="begin"/>
-            </w:r>
-            <w:r>
-              <w:rPr>
-                <w:webHidden/>
-              </w:rPr>
-              <w:instrText xml:space="preserve"> PAGEREF _Toc234999597 \h </w:instrText>
-            </w:r>
-            <w:r>
-              <w:rPr>
-                <w:webHidden/>
-              </w:rPr>
-            </w:r>
-            <w:r>
-              <w:rPr>
-                <w:webHidden/>
-              </w:rPr>
-              <w:fldChar w:fldCharType="separate"/>
-            </w:r>
-            <w:r>
-              <w:rPr>
-                <w:webHidden/>
-              </w:rPr>
-              <w:t>6</w:t>
-            </w:r>
-            <w:r>
-              <w:rPr>
-                <w:webHidden/>
-              </w:rPr>
-              <w:fldChar w:fldCharType="end"/>
-            </w:r>
-          </w:hyperlink>
-        </w:p>
-        <w:p>
-          <w:pPr>
-            <w:pStyle w:val="TOC3"/>
-            <w:tabs>
-              <w:tab w:val="right" w:leader="dot" w:pos="9350"/>
-            </w:tabs>
-            <w:jc w:val="both"/>
-          </w:pPr>
-          <w:hyperlink w:anchor="_Toc234999598" w:history="1">
-            <w:r>
-              <w:rPr>
-                <w:rStyle w:val="Hyperlink"/>
-                <w:rFonts w:ascii="Times New Roman" w:eastAsia="Times New Roman" w:hAnsi="Times New Roman" w:cs="Times New Roman"/>
-                <w:b/>
-                <w:bCs/>
-                <w:kern w:val="0"/>
-                <w14:ligatures w14:val="none"/>
-              </w:rPr>
-              <w:t>Misiunea 21 — „Spațiul de stocare limitat"</w:t>
-            </w:r>
-            <w:r>
-              <w:rPr>
-                <w:webHidden/>
-              </w:rPr>
-              <w:tab/>
-            </w:r>
-            <w:r>
-              <w:rPr>
-                <w:webHidden/>
-              </w:rPr>
-              <w:fldChar w:fldCharType="begin"/>
-            </w:r>
-            <w:r>
-              <w:rPr>
-                <w:webHidden/>
-              </w:rPr>
-              <w:instrText xml:space="preserve"> PAGEREF _Toc234999598 \h </w:instrText>
-            </w:r>
-            <w:r>
-              <w:rPr>
-                <w:webHidden/>
-              </w:rPr>
-            </w:r>
-            <w:r>
-              <w:rPr>
-                <w:webHidden/>
-              </w:rPr>
-              <w:fldChar w:fldCharType="separate"/>
-            </w:r>
-            <w:r>
-              <w:rPr>
-                <w:webHidden/>
-              </w:rPr>
-              <w:t>6</w:t>
-            </w:r>
-            <w:r>
-              <w:rPr>
-                <w:webHidden/>
-              </w:rPr>
-              <w:fldChar w:fldCharType="end"/>
-            </w:r>
-          </w:hyperlink>
-        </w:p>
-        <w:p>
-          <w:pPr>
-            <w:pStyle w:val="TOC3"/>
-            <w:tabs>
-              <w:tab w:val="right" w:leader="dot" w:pos="9350"/>
-            </w:tabs>
-            <w:jc w:val="both"/>
-          </w:pPr>
-          <w:hyperlink w:anchor="_Toc234999599" w:history="1">
-            <w:r>
-              <w:rPr>
-                <w:rStyle w:val="Hyperlink"/>
-                <w:rFonts w:ascii="Times New Roman" w:eastAsia="Times New Roman" w:hAnsi="Times New Roman" w:cs="Times New Roman"/>
-                <w:b/>
-                <w:bCs/>
-                <w:kern w:val="0"/>
-                <w14:ligatures w14:val="none"/>
-              </w:rPr>
-              <w:t>Misiunea 22 — „Releul final"</w:t>
-            </w:r>
-            <w:r>
-              <w:rPr>
-                <w:webHidden/>
-              </w:rPr>
-              <w:tab/>
-            </w:r>
-            <w:r>
-              <w:rPr>
-                <w:webHidden/>
-              </w:rPr>
-              <w:fldChar w:fldCharType="begin"/>
-            </w:r>
-            <w:r>
-              <w:rPr>
-                <w:webHidden/>
-              </w:rPr>
-              <w:instrText xml:space="preserve"> PAGEREF _Toc234999599 \h </w:instrText>
-            </w:r>
-            <w:r>
-              <w:rPr>
-                <w:webHidden/>
-              </w:rPr>
-            </w:r>
-            <w:r>
-              <w:rPr>
-                <w:webHidden/>
-              </w:rPr>
-              <w:fldChar w:fldCharType="separate"/>
-            </w:r>
-            <w:r>
-              <w:rPr>
-                <w:webHidden/>
-              </w:rPr>
-              <w:t>6</w:t>
-            </w:r>
-            <w:r>
-              <w:rPr>
-                <w:webHidden/>
-              </w:rPr>
-              <w:fldChar w:fldCharType="end"/>
-            </w:r>
-          </w:hyperlink>
-        </w:p>
-        <w:p>
-          <w:pPr>
-            <w:pStyle w:val="TOC2"/>
-            <w:tabs>
-              <w:tab w:val="right" w:leader="dot" w:pos="9350"/>
-            </w:tabs>
-            <w:jc w:val="both"/>
-          </w:pPr>
-          <w:hyperlink w:anchor="_Toc234999600" w:history="1">
-            <w:r>
-              <w:rPr>
-                <w:rStyle w:val="Hyperlink"/>
-                <w:rFonts w:ascii="Times New Roman" w:eastAsia="Times New Roman" w:hAnsi="Times New Roman" w:cs="Times New Roman"/>
-                <w:b/>
-                <w:bCs/>
-                <w:kern w:val="0"/>
-                <w14:ligatures w14:val="none"/>
-              </w:rPr>
-              <w:t>ACTUL VI — Revenire la ATM</w:t>
-            </w:r>
-            <w:r>
-              <w:rPr>
-                <w:webHidden/>
-              </w:rPr>
-              <w:tab/>
-            </w:r>
-            <w:r>
-              <w:rPr>
-                <w:webHidden/>
-              </w:rPr>
-              <w:fldChar w:fldCharType="begin"/>
-            </w:r>
-            <w:r>
-              <w:rPr>
-                <w:webHidden/>
-              </w:rPr>
-              <w:instrText xml:space="preserve"> PAGEREF _Toc234999600 \h </w:instrText>
-            </w:r>
-            <w:r>
-              <w:rPr>
-                <w:webHidden/>
-              </w:rPr>
-            </w:r>
-            <w:r>
-              <w:rPr>
-                <w:webHidden/>
-              </w:rPr>
-              <w:fldChar w:fldCharType="separate"/>
-            </w:r>
-            <w:r>
-              <w:rPr>
-                <w:webHidden/>
-              </w:rPr>
-              <w:t>7</w:t>
-            </w:r>
-            <w:r>
-              <w:rPr>
-                <w:webHidden/>
-              </w:rPr>
-              <w:fldChar w:fldCharType="end"/>
-            </w:r>
-          </w:hyperlink>
-        </w:p>
-        <w:p>
-          <w:pPr>
-            <w:pStyle w:val="TOC3"/>
-            <w:tabs>
-              <w:tab w:val="right" w:leader="dot" w:pos="9350"/>
-            </w:tabs>
-            <w:jc w:val="both"/>
-          </w:pPr>
-          <w:hyperlink w:anchor="_Toc234999601" w:history="1">
-            <w:r>
-              <w:rPr>
-                <w:rStyle w:val="Hyperlink"/>
-                <w:rFonts w:ascii="Times New Roman" w:eastAsia="Times New Roman" w:hAnsi="Times New Roman" w:cs="Times New Roman"/>
-                <w:b/>
-                <w:bCs/>
-                <w:kern w:val="0"/>
-                <w14:ligatures w14:val="none"/>
-              </w:rPr>
-              <w:t>Misiunea 23 — „Raportul cifrat"</w:t>
-            </w:r>
-            <w:r>
-              <w:rPr>
-                <w:webHidden/>
-              </w:rPr>
-              <w:tab/>
-            </w:r>
-            <w:r>
-              <w:rPr>
-                <w:webHidden/>
-              </w:rPr>
-              <w:fldChar w:fldCharType="begin"/>
-            </w:r>
-            <w:r>
-              <w:rPr>
-                <w:webHidden/>
-              </w:rPr>
-              <w:instrText xml:space="preserve"> PAGEREF _Toc234999601 \h </w:instrText>
-            </w:r>
-            <w:r>
-              <w:rPr>
-                <w:webHidden/>
-              </w:rPr>
-            </w:r>
-            <w:r>
-              <w:rPr>
-                <w:webHidden/>
-              </w:rPr>
-              <w:fldChar w:fldCharType="separate"/>
-            </w:r>
-            <w:r>
-              <w:rPr>
-                <w:webHidden/>
-              </w:rPr>
-              <w:t>7</w:t>
-            </w:r>
-            <w:r>
-              <w:rPr>
-                <w:webHidden/>
-              </w:rPr>
-              <w:fldChar w:fldCharType="end"/>
-            </w:r>
-          </w:hyperlink>
-        </w:p>
-        <w:p>
-          <w:pPr>
-            <w:pStyle w:val="TOC3"/>
-            <w:tabs>
-              <w:tab w:val="right" w:leader="dot" w:pos="9350"/>
-            </w:tabs>
-            <w:jc w:val="both"/>
-          </w:pPr>
-          <w:hyperlink w:anchor="_Toc234999602" w:history="1">
-            <w:r>
-              <w:rPr>
-                <w:rStyle w:val="Hyperlink"/>
-                <w:rFonts w:ascii="Times New Roman" w:eastAsia="Times New Roman" w:hAnsi="Times New Roman" w:cs="Times New Roman"/>
-                <w:b/>
-                <w:bCs/>
-                <w:kern w:val="0"/>
-                <w14:ligatures w14:val="none"/>
-              </w:rPr>
-              <w:t>Misiunea 24 — „Auditul de securitate"</w:t>
-            </w:r>
-            <w:r>
-              <w:rPr>
-                <w:webHidden/>
-              </w:rPr>
-              <w:tab/>
-            </w:r>
-            <w:r>
-              <w:rPr>
-                <w:webHidden/>
-              </w:rPr>
-              <w:fldChar w:fldCharType="begin"/>
-            </w:r>
-            <w:r>
-              <w:rPr>
-                <w:webHidden/>
-              </w:rPr>
-              <w:instrText xml:space="preserve"> PAGEREF _Toc234999602 \h </w:instrText>
-            </w:r>
-            <w:r>
-              <w:rPr>
-                <w:webHidden/>
-              </w:rPr>
-            </w:r>
-            <w:r>
-              <w:rPr>
-                <w:webHidden/>
-              </w:rPr>
-              <w:fldChar w:fldCharType="separate"/>
-            </w:r>
-            <w:r>
-              <w:rPr>
-                <w:webHidden/>
-              </w:rPr>
-              <w:t>7</w:t>
-            </w:r>
-            <w:r>
-              <w:rPr>
-                <w:webHidden/>
-              </w:rPr>
-              <w:fldChar w:fldCharType="end"/>
-            </w:r>
-          </w:hyperlink>
-        </w:p>
-        <w:p>
-          <w:pPr>
-            <w:pStyle w:val="TOC3"/>
-            <w:tabs>
-              <w:tab w:val="right" w:leader="dot" w:pos="9350"/>
-            </w:tabs>
-            <w:jc w:val="both"/>
-          </w:pPr>
-          <w:hyperlink w:anchor="_Toc234999603" w:history="1">
-            <w:r>
-              <w:rPr>
-                <w:rStyle w:val="Hyperlink"/>
-                <w:rFonts w:ascii="Times New Roman" w:eastAsia="Times New Roman" w:hAnsi="Times New Roman" w:cs="Times New Roman"/>
-                <w:b/>
-                <w:bCs/>
-                <w:kern w:val="0"/>
-                <w14:ligatures w14:val="none"/>
-              </w:rPr>
-              <w:t>Misiunea 25 — „Dosarul final" (misiune capstone)</w:t>
-            </w:r>
-            <w:r>
-              <w:rPr>
-                <w:webHidden/>
-              </w:rPr>
-              <w:tab/>
-            </w:r>
-            <w:r>
-              <w:rPr>
-                <w:webHidden/>
-              </w:rPr>
-              <w:fldChar w:fldCharType="begin"/>
-            </w:r>
-            <w:r>
-              <w:rPr>
-                <w:webHidden/>
-              </w:rPr>
-              <w:instrText xml:space="preserve"> PAGEREF _Toc234999603 \h </w:instrText>
-            </w:r>
-            <w:r>
-              <w:rPr>
-                <w:webHidden/>
-              </w:rPr>
-            </w:r>
-            <w:r>
-              <w:rPr>
-                <w:webHidden/>
-              </w:rPr>
-              <w:fldChar w:fldCharType="separate"/>
-            </w:r>
-            <w:r>
-              <w:rPr>
-                <w:webHidden/>
-              </w:rPr>
-              <w:t>7</w:t>
-            </w:r>
-            <w:r>
-              <w:rPr>
-                <w:webHidden/>
-              </w:rPr>
-              <w:fldChar w:fldCharType="end"/>
-            </w:r>
-          </w:hyperlink>
-        </w:p>
-        <w:p>
-          <w:pPr>
-            <w:jc w:val="both"/>
-          </w:pPr>
-          <w:r>
-            <w:rPr>
-              <w:b/>
-              <w:bCs/>
-            </w:rPr>
-            <w:fldChar w:fldCharType="end"/>
-          </w:r>
-        </w:p>
-      </w:sdtContent>
-    </w:sdt>
-    <w:p>
-      <w:pPr>
-        <w:spacing w:before="100" w:beforeAutospacing="1" w:after="100" w:afterAutospacing="1" w:line="240" w:lineRule="auto"/>
-        <w:jc w:val="both"/>
-        <w:outlineLvl w:val="0"/>
-        <w:rPr>
-          <w:rFonts w:ascii="Times New Roman" w:eastAsia="Times New Roman" w:hAnsi="Times New Roman" w:cs="Times New Roman"/>
-          <w:b/>
-          <w:bCs/>
-          <w:kern w:val="36"/>
-          <w:sz w:val="48"/>
-          <w:szCs w:val="48"/>
-          <w14:ligatures w14:val="none"/>
-        </w:rPr>
-      </w:pPr>
-    </w:p>
-    <w:p>
-      <w:pPr>
-        <w:spacing w:before="100" w:beforeAutospacing="1" w:after="100" w:afterAutospacing="1" w:line="240" w:lineRule="auto"/>
-        <w:jc w:val="both"/>
-        <w:outlineLvl w:val="0"/>
-        <w:rPr>
-          <w:rFonts w:ascii="Times New Roman" w:eastAsia="Times New Roman" w:hAnsi="Times New Roman" w:cs="Times New Roman"/>
-          <w:b/>
-          <w:bCs/>
-          <w:kern w:val="36"/>
-          <w:sz w:val="48"/>
-          <w:szCs w:val="48"/>
-          <w14:ligatures w14:val="none"/>
-        </w:rPr>
-      </w:pPr>
-    </w:p>
-    <w:p>
-      <w:pPr>
-        <w:spacing w:before="100" w:beforeAutospacing="1" w:after="100" w:afterAutospacing="1" w:line="240" w:lineRule="auto"/>
-        <w:jc w:val="both"/>
-        <w:outlineLvl w:val="0"/>
-        <w:rPr>
-          <w:rFonts w:ascii="Times New Roman" w:eastAsia="Times New Roman" w:hAnsi="Times New Roman" w:cs="Times New Roman"/>
-          <w:b/>
-          <w:bCs/>
-          <w:kern w:val="36"/>
-          <w:sz w:val="48"/>
-          <w:szCs w:val="48"/>
-          <w14:ligatures w14:val="none"/>
-        </w:rPr>
-      </w:pPr>
-    </w:p>
-    <w:p>
-      <w:pPr>
-        <w:spacing w:before="100" w:beforeAutospacing="1" w:after="100" w:afterAutospacing="1" w:line="240" w:lineRule="auto"/>
-        <w:jc w:val="both"/>
-        <w:outlineLvl w:val="0"/>
-        <w:rPr>
-          <w:rFonts w:ascii="Times New Roman" w:eastAsia="Times New Roman" w:hAnsi="Times New Roman" w:cs="Times New Roman"/>
-          <w:b/>
-          <w:bCs/>
-          <w:kern w:val="36"/>
-          <w:sz w:val="48"/>
-          <w:szCs w:val="48"/>
-          <w14:ligatures w14:val="none"/>
-        </w:rPr>
-      </w:pPr>
-    </w:p>
-    <w:p>
-      <w:pPr>
-        <w:spacing w:before="100" w:beforeAutospacing="1" w:after="100" w:afterAutospacing="1" w:line="240" w:lineRule="auto"/>
-        <w:jc w:val="both"/>
-        <w:outlineLvl w:val="0"/>
-        <w:rPr>
-          <w:rFonts w:ascii="Times New Roman" w:eastAsia="Times New Roman" w:hAnsi="Times New Roman" w:cs="Times New Roman"/>
-          <w:b/>
-          <w:bCs/>
-          <w:kern w:val="36"/>
-          <w:sz w:val="48"/>
-          <w:szCs w:val="48"/>
-          <w14:ligatures w14:val="none"/>
-        </w:rPr>
-      </w:pPr>
-    </w:p>
-    <w:p>
-      <w:pPr>
-        <w:spacing w:before="100" w:beforeAutospacing="1" w:after="100" w:afterAutospacing="1" w:line="240" w:lineRule="auto"/>
-        <w:jc w:val="both"/>
-        <w:outlineLvl w:val="0"/>
-        <w:rPr>
-          <w:rFonts w:ascii="Times New Roman" w:eastAsia="Times New Roman" w:hAnsi="Times New Roman" w:cs="Times New Roman"/>
-          <w:b/>
-          <w:bCs/>
-          <w:kern w:val="36"/>
-          <w:sz w:val="48"/>
-          <w:szCs w:val="48"/>
-          <w14:ligatures w14:val="none"/>
-        </w:rPr>
-      </w:pPr>
-    </w:p>
-    <w:p>
-      <w:pPr>
-        <w:spacing w:before="100" w:beforeAutospacing="1" w:after="100" w:afterAutospacing="1" w:line="240" w:lineRule="auto"/>
-        <w:jc w:val="both"/>
-        <w:outlineLvl w:val="0"/>
-        <w:rPr>
-          <w:rFonts w:ascii="Times New Roman" w:eastAsia="Times New Roman" w:hAnsi="Times New Roman" w:cs="Times New Roman"/>
-          <w:b/>
-          <w:bCs/>
-          <w:kern w:val="36"/>
-          <w:sz w:val="48"/>
-          <w:szCs w:val="48"/>
-          <w14:ligatures w14:val="none"/>
-        </w:rPr>
-      </w:pPr>
-    </w:p>
-    <w:p>
-      <w:pPr>
-        <w:spacing w:before="100" w:beforeAutospacing="1" w:after="100" w:afterAutospacing="1" w:line="240" w:lineRule="auto"/>
-        <w:jc w:val="both"/>
-        <w:outlineLvl w:val="0"/>
-        <w:rPr>
-          <w:rFonts w:ascii="Times New Roman" w:eastAsia="Times New Roman" w:hAnsi="Times New Roman" w:cs="Times New Roman"/>
-          <w:b/>
-          <w:bCs/>
-          <w:kern w:val="36"/>
-          <w:sz w:val="48"/>
-          <w:szCs w:val="48"/>
-          <w14:ligatures w14:val="none"/>
-        </w:rPr>
-      </w:pPr>
-    </w:p>
-    <w:p>
-      <w:pPr>
-        <w:jc w:val="both"/>
-        <w:rPr>
-          <w:rFonts w:ascii="Times New Roman" w:eastAsia="Times New Roman" w:hAnsi="Times New Roman" w:cs="Times New Roman"/>
-          <w:b/>
-          <w:bCs/>
-          <w:kern w:val="36"/>
-          <w:sz w:val="48"/>
-          <w:szCs w:val="48"/>
-          <w14:ligatures w14:val="none"/>
-        </w:rPr>
-      </w:pPr>
-      <w:r>
-        <w:rPr>
-          <w:rFonts w:ascii="Times New Roman" w:eastAsia="Times New Roman" w:hAnsi="Times New Roman" w:cs="Times New Roman"/>
-          <w:b/>
-          <w:bCs/>
-          <w:kern w:val="36"/>
-          <w:sz w:val="48"/>
-          <w:szCs w:val="48"/>
-          <w14:ligatures w14:val="none"/>
-        </w:rPr>
-        <w:br w:type="page"/>
-      </w:r>
+    <w:p>
+      <w:pPr>
+        <w:spacing w:after="0"/>
+        <w:rPr>
+          <w:rFonts w:ascii="Times New Roman" w:eastAsia="Times New Roman" w:hAnsi="Times New Roman" w:cs="Times New Roman"/>
+          <w:kern w:val="0"/>
+          <w14:ligatures w14:val="none"/>
+        </w:rPr>
+      </w:pPr>
     </w:p>
     <w:p>
       <w:pPr>
@@ -2762,6 +561,7 @@
           <w:ilvl w:val="0"/>
           <w:numId w:val="12"/>
         </w:numPr>
+        <w:spacing w:after="0"/>
         <w:jc w:val="both"/>
         <w:rPr>
           <w:rFonts w:ascii="Times New Roman" w:eastAsia="Times New Roman" w:hAnsi="Times New Roman" w:cs="Times New Roman"/>
@@ -2792,6 +592,7 @@
     <w:p>
       <w:pPr>
         <w:pStyle w:val="font-claude-response-body"/>
+        <w:spacing w:after="0" w:afterAutospacing="0"/>
         <w:ind w:firstLine="720"/>
         <w:jc w:val="both"/>
         <w:rPr>
@@ -2821,6 +622,7 @@
     <w:p>
       <w:pPr>
         <w:pStyle w:val="font-claude-response-body"/>
+        <w:spacing w:after="0" w:afterAutospacing="0"/>
         <w:ind w:firstLine="720"/>
         <w:jc w:val="both"/>
         <w:rPr>
@@ -2850,6 +652,7 @@
     <w:p>
       <w:pPr>
         <w:pStyle w:val="font-claude-response-body"/>
+        <w:spacing w:after="0" w:afterAutospacing="0"/>
         <w:ind w:firstLine="720"/>
         <w:jc w:val="both"/>
         <w:rPr>
@@ -2891,7 +694,7 @@
     </w:p>
     <w:p>
       <w:pPr>
-        <w:spacing w:before="100" w:beforeAutospacing="1" w:after="100" w:afterAutospacing="1" w:line="240" w:lineRule="auto"/>
+        <w:spacing w:before="100" w:beforeAutospacing="1" w:after="0" w:line="240" w:lineRule="auto"/>
         <w:jc w:val="both"/>
         <w:outlineLvl w:val="0"/>
         <w:rPr>
@@ -2907,7 +710,7 @@
     </w:p>
     <w:p>
       <w:pPr>
-        <w:spacing w:before="100" w:beforeAutospacing="1" w:after="100" w:afterAutospacing="1" w:line="240" w:lineRule="auto"/>
+        <w:spacing w:before="100" w:beforeAutospacing="1" w:after="0" w:line="240" w:lineRule="auto"/>
         <w:jc w:val="both"/>
         <w:outlineLvl w:val="0"/>
         <w:rPr>
@@ -2964,7 +767,7 @@
     </w:p>
     <w:p>
       <w:pPr>
-        <w:spacing w:before="100" w:beforeAutospacing="1" w:after="100" w:afterAutospacing="1" w:line="240" w:lineRule="auto"/>
+        <w:spacing w:before="100" w:beforeAutospacing="1" w:after="0" w:line="240" w:lineRule="auto"/>
         <w:jc w:val="both"/>
         <w:outlineLvl w:val="1"/>
         <w:rPr>
@@ -2994,7 +797,7 @@
     </w:p>
     <w:p>
       <w:pPr>
-        <w:spacing w:before="100" w:beforeAutospacing="1" w:after="100" w:afterAutospacing="1" w:line="240" w:lineRule="auto"/>
+        <w:spacing w:before="100" w:beforeAutospacing="1" w:after="0" w:line="240" w:lineRule="auto"/>
         <w:ind w:firstLine="720"/>
         <w:jc w:val="both"/>
         <w:rPr>
@@ -3078,7 +881,7 @@
     </w:p>
     <w:p>
       <w:pPr>
-        <w:spacing w:before="100" w:beforeAutospacing="1" w:after="100" w:afterAutospacing="1" w:line="240" w:lineRule="auto"/>
+        <w:spacing w:before="100" w:beforeAutospacing="1" w:after="0" w:line="240" w:lineRule="auto"/>
         <w:ind w:firstLine="720"/>
         <w:jc w:val="both"/>
         <w:rPr>
@@ -3180,7 +983,7 @@
     </w:p>
     <w:p>
       <w:pPr>
-        <w:spacing w:before="100" w:beforeAutospacing="1" w:after="100" w:afterAutospacing="1" w:line="240" w:lineRule="auto"/>
+        <w:spacing w:before="100" w:beforeAutospacing="1" w:after="0" w:line="240" w:lineRule="auto"/>
         <w:ind w:firstLine="720"/>
         <w:jc w:val="both"/>
         <w:rPr>
@@ -3245,7 +1048,7 @@
     </w:p>
     <w:p>
       <w:pPr>
-        <w:spacing w:before="100" w:beforeAutospacing="1" w:after="100" w:afterAutospacing="1" w:line="240" w:lineRule="auto"/>
+        <w:spacing w:before="100" w:beforeAutospacing="1" w:after="0" w:line="240" w:lineRule="auto"/>
         <w:jc w:val="both"/>
         <w:outlineLvl w:val="1"/>
         <w:rPr>
@@ -3260,6 +1063,7 @@
       </w:pPr>
       <w:bookmarkStart w:id="2" w:name="_Toc234999572"/>
       <w:r>
+        <w:lastRenderedPageBreak/>
         <w:drawing>
           <wp:anchor distT="0" distB="0" distL="114300" distR="114300" simplePos="0" relativeHeight="251659264" behindDoc="1" locked="0" layoutInCell="1" allowOverlap="1" wp14:anchorId="49ECA20F" wp14:editId="3C23B8FA">
             <wp:simplePos x="0" y="0"/>
@@ -3966,7 +1770,7 @@
     </w:p>
     <w:p>
       <w:pPr>
-        <w:spacing w:before="100" w:beforeAutospacing="1" w:after="100" w:afterAutospacing="1" w:line="240" w:lineRule="auto"/>
+        <w:spacing w:before="100" w:beforeAutospacing="1" w:after="0" w:line="240" w:lineRule="auto"/>
         <w:jc w:val="both"/>
         <w:outlineLvl w:val="1"/>
         <w:rPr>
@@ -3983,7 +1787,7 @@
     </w:p>
     <w:p>
       <w:pPr>
-        <w:spacing w:before="100" w:beforeAutospacing="1" w:after="100" w:afterAutospacing="1" w:line="240" w:lineRule="auto"/>
+        <w:spacing w:before="100" w:beforeAutospacing="1" w:after="0" w:line="240" w:lineRule="auto"/>
         <w:jc w:val="both"/>
         <w:outlineLvl w:val="1"/>
         <w:rPr>
@@ -3999,7 +1803,7 @@
     </w:p>
     <w:p>
       <w:pPr>
-        <w:spacing w:before="100" w:beforeAutospacing="1" w:after="100" w:afterAutospacing="1" w:line="240" w:lineRule="auto"/>
+        <w:spacing w:before="100" w:beforeAutospacing="1" w:after="0" w:line="240" w:lineRule="auto"/>
         <w:jc w:val="both"/>
         <w:outlineLvl w:val="1"/>
         <w:rPr>
@@ -4028,7 +1832,7 @@
     </w:p>
     <w:p>
       <w:pPr>
-        <w:spacing w:before="100" w:beforeAutospacing="1" w:after="100" w:afterAutospacing="1" w:line="240" w:lineRule="auto"/>
+        <w:spacing w:before="100" w:beforeAutospacing="1" w:after="0" w:line="240" w:lineRule="auto"/>
         <w:jc w:val="both"/>
         <w:outlineLvl w:val="2"/>
         <w:rPr>
@@ -4058,7 +1862,7 @@
     </w:p>
     <w:p>
       <w:pPr>
-        <w:spacing w:before="100" w:beforeAutospacing="1" w:after="100" w:afterAutospacing="1" w:line="240" w:lineRule="auto"/>
+        <w:spacing w:before="100" w:beforeAutospacing="1" w:after="0" w:line="240" w:lineRule="auto"/>
         <w:jc w:val="both"/>
         <w:rPr>
           <w:rFonts w:ascii="Times New Roman" w:eastAsia="Times New Roman" w:hAnsi="Times New Roman" w:cs="Times New Roman"/>
@@ -4125,7 +1929,7 @@
     </w:p>
     <w:p>
       <w:pPr>
-        <w:spacing w:before="100" w:beforeAutospacing="1" w:after="100" w:afterAutospacing="1" w:line="240" w:lineRule="auto"/>
+        <w:spacing w:before="100" w:beforeAutospacing="1" w:after="0" w:line="240" w:lineRule="auto"/>
         <w:ind w:firstLine="720"/>
         <w:jc w:val="both"/>
         <w:rPr>
@@ -4177,7 +1981,7 @@
     </w:p>
     <w:p>
       <w:pPr>
-        <w:spacing w:before="100" w:beforeAutospacing="1" w:after="100" w:afterAutospacing="1" w:line="240" w:lineRule="auto"/>
+        <w:spacing w:before="100" w:beforeAutospacing="1" w:after="0" w:line="240" w:lineRule="auto"/>
         <w:jc w:val="both"/>
         <w:outlineLvl w:val="2"/>
         <w:rPr>
@@ -4207,7 +2011,7 @@
     </w:p>
     <w:p>
       <w:pPr>
-        <w:spacing w:before="100" w:beforeAutospacing="1" w:after="100" w:afterAutospacing="1" w:line="240" w:lineRule="auto"/>
+        <w:spacing w:before="100" w:beforeAutospacing="1" w:after="0" w:line="240" w:lineRule="auto"/>
         <w:jc w:val="both"/>
         <w:rPr>
           <w:rFonts w:ascii="Times New Roman" w:eastAsia="Times New Roman" w:hAnsi="Times New Roman" w:cs="Times New Roman"/>
@@ -4274,7 +2078,7 @@
     </w:p>
     <w:p>
       <w:pPr>
-        <w:spacing w:before="100" w:beforeAutospacing="1" w:after="100" w:afterAutospacing="1" w:line="240" w:lineRule="auto"/>
+        <w:spacing w:before="100" w:beforeAutospacing="1" w:after="0" w:line="240" w:lineRule="auto"/>
         <w:ind w:firstLine="720"/>
         <w:jc w:val="both"/>
         <w:rPr>
@@ -4310,7 +2114,7 @@
     </w:p>
     <w:p>
       <w:pPr>
-        <w:spacing w:before="100" w:beforeAutospacing="1" w:after="100" w:afterAutospacing="1" w:line="240" w:lineRule="auto"/>
+        <w:spacing w:before="100" w:beforeAutospacing="1" w:after="0" w:line="240" w:lineRule="auto"/>
         <w:jc w:val="both"/>
         <w:outlineLvl w:val="2"/>
         <w:rPr>
@@ -4340,7 +2144,7 @@
     </w:p>
     <w:p>
       <w:pPr>
-        <w:spacing w:before="100" w:beforeAutospacing="1" w:after="100" w:afterAutospacing="1" w:line="240" w:lineRule="auto"/>
+        <w:spacing w:before="100" w:beforeAutospacing="1" w:after="0" w:line="240" w:lineRule="auto"/>
         <w:jc w:val="both"/>
         <w:rPr>
           <w:rFonts w:ascii="Times New Roman" w:eastAsia="Times New Roman" w:hAnsi="Times New Roman" w:cs="Times New Roman"/>
@@ -4397,7 +2201,7 @@
     </w:p>
     <w:p>
       <w:pPr>
-        <w:spacing w:before="100" w:beforeAutospacing="1" w:after="100" w:afterAutospacing="1" w:line="240" w:lineRule="auto"/>
+        <w:spacing w:before="100" w:beforeAutospacing="1" w:after="0" w:line="240" w:lineRule="auto"/>
         <w:ind w:firstLine="720"/>
         <w:jc w:val="both"/>
         <w:rPr>
@@ -4428,7 +2232,7 @@
     </w:p>
     <w:p>
       <w:pPr>
-        <w:spacing w:before="100" w:beforeAutospacing="1" w:after="100" w:afterAutospacing="1" w:line="240" w:lineRule="auto"/>
+        <w:spacing w:before="100" w:beforeAutospacing="1" w:after="0" w:line="240" w:lineRule="auto"/>
         <w:jc w:val="both"/>
         <w:outlineLvl w:val="1"/>
         <w:rPr>
@@ -4458,7 +2262,7 @@
     </w:p>
     <w:p>
       <w:pPr>
-        <w:spacing w:before="100" w:beforeAutospacing="1" w:after="100" w:afterAutospacing="1" w:line="240" w:lineRule="auto"/>
+        <w:spacing w:before="100" w:beforeAutospacing="1" w:after="0" w:line="240" w:lineRule="auto"/>
         <w:jc w:val="both"/>
         <w:outlineLvl w:val="2"/>
         <w:rPr>
@@ -4482,13 +2286,14 @@
           <w:szCs w:val="27"/>
           <w14:ligatures w14:val="none"/>
         </w:rPr>
+        <w:lastRenderedPageBreak/>
         <w:t>Misiunea 04 — „Recensământul garnizoanei"</w:t>
       </w:r>
       <w:bookmarkEnd w:id="8"/>
     </w:p>
     <w:p>
       <w:pPr>
-        <w:spacing w:before="100" w:beforeAutospacing="1" w:after="100" w:afterAutospacing="1" w:line="240" w:lineRule="auto"/>
+        <w:spacing w:before="100" w:beforeAutospacing="1" w:after="0" w:line="240" w:lineRule="auto"/>
         <w:jc w:val="both"/>
         <w:rPr>
           <w:rFonts w:ascii="Times New Roman" w:eastAsia="Times New Roman" w:hAnsi="Times New Roman" w:cs="Times New Roman"/>
@@ -4545,7 +2350,7 @@
     </w:p>
     <w:p>
       <w:pPr>
-        <w:spacing w:before="100" w:beforeAutospacing="1" w:after="100" w:afterAutospacing="1" w:line="240" w:lineRule="auto"/>
+        <w:spacing w:before="100" w:beforeAutospacing="1" w:after="0" w:line="240" w:lineRule="auto"/>
         <w:ind w:firstLine="720"/>
         <w:jc w:val="both"/>
         <w:rPr>
@@ -4565,7 +2370,7 @@
     </w:p>
     <w:p>
       <w:pPr>
-        <w:spacing w:before="100" w:beforeAutospacing="1" w:after="100" w:afterAutospacing="1" w:line="240" w:lineRule="auto"/>
+        <w:spacing w:before="100" w:beforeAutospacing="1" w:after="0" w:line="240" w:lineRule="auto"/>
         <w:jc w:val="both"/>
         <w:outlineLvl w:val="2"/>
         <w:rPr>
@@ -4595,7 +2400,7 @@
     </w:p>
     <w:p>
       <w:pPr>
-        <w:spacing w:before="100" w:beforeAutospacing="1" w:after="100" w:afterAutospacing="1" w:line="240" w:lineRule="auto"/>
+        <w:spacing w:before="100" w:beforeAutospacing="1" w:after="0" w:line="240" w:lineRule="auto"/>
         <w:jc w:val="both"/>
         <w:rPr>
           <w:rFonts w:ascii="Times New Roman" w:eastAsia="Times New Roman" w:hAnsi="Times New Roman" w:cs="Times New Roman"/>
@@ -4634,7 +2439,7 @@
     </w:p>
     <w:p>
       <w:pPr>
-        <w:spacing w:before="100" w:beforeAutospacing="1" w:after="100" w:afterAutospacing="1" w:line="240" w:lineRule="auto"/>
+        <w:spacing w:before="100" w:beforeAutospacing="1" w:after="0" w:line="240" w:lineRule="auto"/>
         <w:ind w:firstLine="720"/>
         <w:jc w:val="both"/>
         <w:rPr>
@@ -4654,7 +2459,7 @@
     </w:p>
     <w:p>
       <w:pPr>
-        <w:spacing w:before="100" w:beforeAutospacing="1" w:after="100" w:afterAutospacing="1" w:line="240" w:lineRule="auto"/>
+        <w:spacing w:before="100" w:beforeAutospacing="1" w:after="0" w:line="240" w:lineRule="auto"/>
         <w:jc w:val="both"/>
         <w:outlineLvl w:val="2"/>
         <w:rPr>
@@ -4684,7 +2489,7 @@
     </w:p>
     <w:p>
       <w:pPr>
-        <w:spacing w:before="100" w:beforeAutospacing="1" w:after="100" w:afterAutospacing="1" w:line="240" w:lineRule="auto"/>
+        <w:spacing w:before="100" w:beforeAutospacing="1" w:after="0" w:line="240" w:lineRule="auto"/>
         <w:jc w:val="both"/>
         <w:rPr>
           <w:rFonts w:ascii="Times New Roman" w:eastAsia="Times New Roman" w:hAnsi="Times New Roman" w:cs="Times New Roman"/>
@@ -4759,7 +2564,7 @@
     </w:p>
     <w:p>
       <w:pPr>
-        <w:spacing w:before="100" w:beforeAutospacing="1" w:after="100" w:afterAutospacing="1" w:line="240" w:lineRule="auto"/>
+        <w:spacing w:before="100" w:beforeAutospacing="1" w:after="0" w:line="240" w:lineRule="auto"/>
         <w:ind w:firstLine="720"/>
         <w:jc w:val="both"/>
         <w:rPr>
@@ -4779,7 +2584,7 @@
     </w:p>
     <w:p>
       <w:pPr>
-        <w:spacing w:before="100" w:beforeAutospacing="1" w:after="100" w:afterAutospacing="1" w:line="240" w:lineRule="auto"/>
+        <w:spacing w:before="100" w:beforeAutospacing="1" w:after="0" w:line="240" w:lineRule="auto"/>
         <w:jc w:val="both"/>
         <w:outlineLvl w:val="2"/>
         <w:rPr>
@@ -4809,7 +2614,7 @@
     </w:p>
     <w:p>
       <w:pPr>
-        <w:spacing w:before="100" w:beforeAutospacing="1" w:after="100" w:afterAutospacing="1" w:line="240" w:lineRule="auto"/>
+        <w:spacing w:before="100" w:beforeAutospacing="1" w:after="0" w:line="240" w:lineRule="auto"/>
         <w:jc w:val="both"/>
         <w:rPr>
           <w:rFonts w:ascii="Times New Roman" w:eastAsia="Times New Roman" w:hAnsi="Times New Roman" w:cs="Times New Roman"/>
@@ -4848,7 +2653,7 @@
     </w:p>
     <w:p>
       <w:pPr>
-        <w:spacing w:before="100" w:beforeAutospacing="1" w:after="100" w:afterAutospacing="1" w:line="240" w:lineRule="auto"/>
+        <w:spacing w:before="100" w:beforeAutospacing="1" w:after="0" w:line="240" w:lineRule="auto"/>
         <w:ind w:firstLine="720"/>
         <w:jc w:val="both"/>
         <w:rPr>
@@ -4868,7 +2673,7 @@
     </w:p>
     <w:p>
       <w:pPr>
-        <w:spacing w:before="100" w:beforeAutospacing="1" w:after="100" w:afterAutospacing="1" w:line="240" w:lineRule="auto"/>
+        <w:spacing w:before="100" w:beforeAutospacing="1" w:after="0" w:line="240" w:lineRule="auto"/>
         <w:jc w:val="both"/>
         <w:outlineLvl w:val="2"/>
         <w:rPr>
@@ -4898,7 +2703,7 @@
     </w:p>
     <w:p>
       <w:pPr>
-        <w:spacing w:before="100" w:beforeAutospacing="1" w:after="100" w:afterAutospacing="1" w:line="240" w:lineRule="auto"/>
+        <w:spacing w:before="100" w:beforeAutospacing="1" w:after="0" w:line="240" w:lineRule="auto"/>
         <w:jc w:val="both"/>
         <w:rPr>
           <w:rFonts w:ascii="Times New Roman" w:eastAsia="Times New Roman" w:hAnsi="Times New Roman" w:cs="Times New Roman"/>
@@ -4937,7 +2742,7 @@
     </w:p>
     <w:p>
       <w:pPr>
-        <w:spacing w:before="100" w:beforeAutospacing="1" w:after="100" w:afterAutospacing="1" w:line="240" w:lineRule="auto"/>
+        <w:spacing w:before="100" w:beforeAutospacing="1" w:after="0" w:line="240" w:lineRule="auto"/>
         <w:ind w:firstLine="720"/>
         <w:jc w:val="both"/>
         <w:rPr>
@@ -4968,7 +2773,7 @@
     </w:p>
     <w:p>
       <w:pPr>
-        <w:spacing w:before="100" w:beforeAutospacing="1" w:after="100" w:afterAutospacing="1" w:line="240" w:lineRule="auto"/>
+        <w:spacing w:before="100" w:beforeAutospacing="1" w:after="0" w:line="240" w:lineRule="auto"/>
         <w:jc w:val="both"/>
         <w:outlineLvl w:val="1"/>
         <w:rPr>
@@ -4992,14 +2797,13 @@
           <w:szCs w:val="36"/>
           <w14:ligatures w14:val="none"/>
         </w:rPr>
-        <w:lastRenderedPageBreak/>
         <w:t>ACTUL III — Baza aeriană</w:t>
       </w:r>
       <w:bookmarkEnd w:id="13"/>
     </w:p>
     <w:p>
       <w:pPr>
-        <w:spacing w:before="100" w:beforeAutospacing="1" w:after="100" w:afterAutospacing="1" w:line="240" w:lineRule="auto"/>
+        <w:spacing w:before="100" w:beforeAutospacing="1" w:after="0" w:line="240" w:lineRule="auto"/>
         <w:jc w:val="both"/>
         <w:outlineLvl w:val="2"/>
         <w:rPr>
@@ -5029,7 +2833,7 @@
     </w:p>
     <w:p>
       <w:pPr>
-        <w:spacing w:before="100" w:beforeAutospacing="1" w:after="100" w:afterAutospacing="1" w:line="240" w:lineRule="auto"/>
+        <w:spacing w:before="100" w:beforeAutospacing="1" w:after="0" w:line="240" w:lineRule="auto"/>
         <w:jc w:val="both"/>
         <w:rPr>
           <w:rFonts w:ascii="Times New Roman" w:eastAsia="Times New Roman" w:hAnsi="Times New Roman" w:cs="Times New Roman"/>
@@ -5068,7 +2872,7 @@
     </w:p>
     <w:p>
       <w:pPr>
-        <w:spacing w:before="100" w:beforeAutospacing="1" w:after="100" w:afterAutospacing="1" w:line="240" w:lineRule="auto"/>
+        <w:spacing w:before="100" w:beforeAutospacing="1" w:after="0" w:line="240" w:lineRule="auto"/>
         <w:ind w:firstLine="720"/>
         <w:jc w:val="both"/>
         <w:rPr>
@@ -5083,12 +2887,13 @@
           <w:kern w:val="0"/>
           <w14:ligatures w14:val="none"/>
         </w:rPr>
+        <w:lastRenderedPageBreak/>
         <w:t>Fiecare decolare lasă o înregistrare într-un jurnal de sistem. Codul pentru sala de briefing e ascuns printre mii de intrări de rutină, identificabil doar după un tipar de timp neobișnuit.</w:t>
       </w:r>
     </w:p>
     <w:p>
       <w:pPr>
-        <w:spacing w:before="100" w:beforeAutospacing="1" w:after="100" w:afterAutospacing="1" w:line="240" w:lineRule="auto"/>
+        <w:spacing w:before="100" w:beforeAutospacing="1" w:after="0" w:line="240" w:lineRule="auto"/>
         <w:jc w:val="both"/>
         <w:outlineLvl w:val="2"/>
         <w:rPr>
@@ -5118,7 +2923,7 @@
     </w:p>
     <w:p>
       <w:pPr>
-        <w:spacing w:before="100" w:beforeAutospacing="1" w:after="100" w:afterAutospacing="1" w:line="240" w:lineRule="auto"/>
+        <w:spacing w:before="100" w:beforeAutospacing="1" w:after="0" w:line="240" w:lineRule="auto"/>
         <w:jc w:val="both"/>
         <w:rPr>
           <w:rFonts w:ascii="Times New Roman" w:eastAsia="Times New Roman" w:hAnsi="Times New Roman" w:cs="Times New Roman"/>
@@ -5193,7 +2998,7 @@
     </w:p>
     <w:p>
       <w:pPr>
-        <w:spacing w:before="100" w:beforeAutospacing="1" w:after="100" w:afterAutospacing="1" w:line="240" w:lineRule="auto"/>
+        <w:spacing w:before="100" w:beforeAutospacing="1" w:after="0" w:line="240" w:lineRule="auto"/>
         <w:ind w:firstLine="720"/>
         <w:jc w:val="both"/>
         <w:rPr>
@@ -5213,7 +3018,7 @@
     </w:p>
     <w:p>
       <w:pPr>
-        <w:spacing w:before="100" w:beforeAutospacing="1" w:after="100" w:afterAutospacing="1" w:line="240" w:lineRule="auto"/>
+        <w:spacing w:before="100" w:beforeAutospacing="1" w:after="0" w:line="240" w:lineRule="auto"/>
         <w:jc w:val="both"/>
         <w:outlineLvl w:val="2"/>
         <w:rPr>
@@ -5243,7 +3048,7 @@
     </w:p>
     <w:p>
       <w:pPr>
-        <w:spacing w:before="100" w:beforeAutospacing="1" w:after="100" w:afterAutospacing="1" w:line="240" w:lineRule="auto"/>
+        <w:spacing w:before="100" w:beforeAutospacing="1" w:after="0" w:line="240" w:lineRule="auto"/>
         <w:jc w:val="both"/>
         <w:rPr>
           <w:rFonts w:ascii="Times New Roman" w:eastAsia="Times New Roman" w:hAnsi="Times New Roman" w:cs="Times New Roman"/>
@@ -5318,7 +3123,7 @@
     </w:p>
     <w:p>
       <w:pPr>
-        <w:spacing w:before="100" w:beforeAutospacing="1" w:after="100" w:afterAutospacing="1" w:line="240" w:lineRule="auto"/>
+        <w:spacing w:before="100" w:beforeAutospacing="1" w:after="0" w:line="240" w:lineRule="auto"/>
         <w:ind w:firstLine="720"/>
         <w:jc w:val="both"/>
         <w:rPr>
@@ -5338,7 +3143,7 @@
     </w:p>
     <w:p>
       <w:pPr>
-        <w:spacing w:before="100" w:beforeAutospacing="1" w:after="100" w:afterAutospacing="1" w:line="240" w:lineRule="auto"/>
+        <w:spacing w:before="100" w:beforeAutospacing="1" w:after="0" w:line="240" w:lineRule="auto"/>
         <w:jc w:val="both"/>
         <w:outlineLvl w:val="2"/>
         <w:rPr>
@@ -5368,7 +3173,7 @@
     </w:p>
     <w:p>
       <w:pPr>
-        <w:spacing w:before="100" w:beforeAutospacing="1" w:after="100" w:afterAutospacing="1" w:line="240" w:lineRule="auto"/>
+        <w:spacing w:before="100" w:beforeAutospacing="1" w:after="0" w:line="240" w:lineRule="auto"/>
         <w:jc w:val="both"/>
         <w:rPr>
           <w:rFonts w:ascii="Times New Roman" w:eastAsia="Times New Roman" w:hAnsi="Times New Roman" w:cs="Times New Roman"/>
@@ -5443,7 +3248,7 @@
     </w:p>
     <w:p>
       <w:pPr>
-        <w:spacing w:before="100" w:beforeAutospacing="1" w:after="100" w:afterAutospacing="1" w:line="240" w:lineRule="auto"/>
+        <w:spacing w:before="100" w:beforeAutospacing="1" w:after="0" w:line="240" w:lineRule="auto"/>
         <w:ind w:firstLine="720"/>
         <w:jc w:val="both"/>
         <w:rPr>
@@ -5463,7 +3268,7 @@
     </w:p>
     <w:p>
       <w:pPr>
-        <w:spacing w:before="100" w:beforeAutospacing="1" w:after="100" w:afterAutospacing="1" w:line="240" w:lineRule="auto"/>
+        <w:spacing w:before="100" w:beforeAutospacing="1" w:after="0" w:line="240" w:lineRule="auto"/>
         <w:jc w:val="both"/>
         <w:outlineLvl w:val="2"/>
         <w:rPr>
@@ -5493,7 +3298,7 @@
     </w:p>
     <w:p>
       <w:pPr>
-        <w:spacing w:before="100" w:beforeAutospacing="1" w:after="100" w:afterAutospacing="1" w:line="240" w:lineRule="auto"/>
+        <w:spacing w:before="100" w:beforeAutospacing="1" w:after="0" w:line="240" w:lineRule="auto"/>
         <w:jc w:val="both"/>
         <w:rPr>
           <w:rFonts w:ascii="Times New Roman" w:eastAsia="Times New Roman" w:hAnsi="Times New Roman" w:cs="Times New Roman"/>
@@ -5568,7 +3373,7 @@
     </w:p>
     <w:p>
       <w:pPr>
-        <w:spacing w:before="100" w:beforeAutospacing="1" w:after="100" w:afterAutospacing="1" w:line="240" w:lineRule="auto"/>
+        <w:spacing w:before="100" w:beforeAutospacing="1" w:after="0" w:line="240" w:lineRule="auto"/>
         <w:ind w:firstLine="720"/>
         <w:jc w:val="both"/>
         <w:rPr>
@@ -5599,7 +3404,7 @@
     </w:p>
     <w:p>
       <w:pPr>
-        <w:spacing w:before="100" w:beforeAutospacing="1" w:after="100" w:afterAutospacing="1" w:line="240" w:lineRule="auto"/>
+        <w:spacing w:before="100" w:beforeAutospacing="1" w:after="0" w:line="240" w:lineRule="auto"/>
         <w:jc w:val="both"/>
         <w:outlineLvl w:val="1"/>
         <w:rPr>
@@ -5629,7 +3434,7 @@
     </w:p>
     <w:p>
       <w:pPr>
-        <w:spacing w:before="100" w:beforeAutospacing="1" w:after="100" w:afterAutospacing="1" w:line="240" w:lineRule="auto"/>
+        <w:spacing w:before="100" w:beforeAutospacing="1" w:after="0" w:line="240" w:lineRule="auto"/>
         <w:jc w:val="both"/>
         <w:outlineLvl w:val="2"/>
         <w:rPr>
@@ -5659,7 +3464,114 @@
     </w:p>
     <w:p>
       <w:pPr>
-        <w:spacing w:before="100" w:beforeAutospacing="1" w:after="100" w:afterAutospacing="1" w:line="240" w:lineRule="auto"/>
+        <w:spacing w:before="100" w:beforeAutospacing="1" w:after="0" w:line="240" w:lineRule="auto"/>
+        <w:jc w:val="both"/>
+        <w:rPr>
+          <w:rFonts w:ascii="Times New Roman" w:eastAsia="Times New Roman" w:hAnsi="Times New Roman" w:cs="Times New Roman"/>
+          <w:kern w:val="0"/>
+          <w14:ligatures w14:val="none"/>
+        </w:rPr>
+      </w:pPr>
+      <w:r>
+        <w:rPr>
+          <w:rFonts w:ascii="Times New Roman" w:eastAsia="Times New Roman" w:hAnsi="Times New Roman" w:cs="Times New Roman"/>
+          <w:b/>
+          <w:bCs/>
+          <w:kern w:val="0"/>
+          <w14:ligatures w14:val="none"/>
+        </w:rPr>
+        <w:t>Cerința</w:t>
+      </w:r>
+      <w:r>
+        <w:rPr>
+          <w:rFonts w:ascii="Times New Roman" w:eastAsia="Times New Roman" w:hAnsi="Times New Roman" w:cs="Times New Roman"/>
+          <w:b/>
+          <w:bCs/>
+          <w:kern w:val="0"/>
+          <w14:ligatures w14:val="none"/>
+        </w:rPr>
+        <w:t>:</w:t>
+      </w:r>
+      <w:r>
+        <w:rPr>
+          <w:rFonts w:ascii="Times New Roman" w:eastAsia="Times New Roman" w:hAnsi="Times New Roman" w:cs="Times New Roman"/>
+          <w:kern w:val="0"/>
+          <w14:ligatures w14:val="none"/>
+        </w:rPr>
+        <w:t xml:space="preserve"> variabile de mediu (</w:t>
+      </w:r>
+      <w:r>
+        <w:rPr>
+          <w:rFonts w:ascii="Courier New" w:eastAsia="Times New Roman" w:hAnsi="Courier New" w:cs="Courier New"/>
+          <w:kern w:val="0"/>
+          <w:sz w:val="20"/>
+          <w:szCs w:val="20"/>
+          <w14:ligatures w14:val="none"/>
+        </w:rPr>
+        <w:t>/proc/pid/environ</w:t>
+      </w:r>
+      <w:r>
+        <w:rPr>
+          <w:rFonts w:ascii="Times New Roman" w:eastAsia="Times New Roman" w:hAnsi="Times New Roman" w:cs="Times New Roman"/>
+          <w:kern w:val="0"/>
+          <w14:ligatures w14:val="none"/>
+        </w:rPr>
+        <w:t xml:space="preserve">) </w:t>
+      </w:r>
+    </w:p>
+    <w:p>
+      <w:pPr>
+        <w:spacing w:before="100" w:beforeAutospacing="1" w:after="0" w:line="240" w:lineRule="auto"/>
+        <w:ind w:firstLine="720"/>
+        <w:jc w:val="both"/>
+        <w:rPr>
+          <w:rFonts w:ascii="Times New Roman" w:eastAsia="Times New Roman" w:hAnsi="Times New Roman" w:cs="Times New Roman"/>
+          <w:kern w:val="0"/>
+          <w14:ligatures w14:val="none"/>
+        </w:rPr>
+      </w:pPr>
+      <w:r>
+        <w:rPr>
+          <w:rFonts w:ascii="Times New Roman" w:eastAsia="Times New Roman" w:hAnsi="Times New Roman" w:cs="Times New Roman"/>
+          <w:kern w:val="0"/>
+          <w14:ligatures w14:val="none"/>
+        </w:rPr>
+        <w:t>Sistemul de coordonare al forțelor multinaționale pasează parametri de configurare unui proces auxiliar prin mediul de execuție — vizibil doar celui care a lansat propriul proces de diagnosticare.</w:t>
+      </w:r>
+    </w:p>
+    <w:p>
+      <w:pPr>
+        <w:spacing w:before="100" w:beforeAutospacing="1" w:after="0" w:line="240" w:lineRule="auto"/>
+        <w:jc w:val="both"/>
+        <w:outlineLvl w:val="2"/>
+        <w:rPr>
+          <w:rFonts w:ascii="Times New Roman" w:eastAsia="Times New Roman" w:hAnsi="Times New Roman" w:cs="Times New Roman"/>
+          <w:b/>
+          <w:bCs/>
+          <w:kern w:val="0"/>
+          <w:sz w:val="27"/>
+          <w:szCs w:val="27"/>
+          <w14:ligatures w14:val="none"/>
+        </w:rPr>
+      </w:pPr>
+      <w:bookmarkStart w:id="21" w:name="_Toc234999591"/>
+      <w:r>
+        <w:rPr>
+          <w:rFonts w:ascii="Times New Roman" w:eastAsia="Times New Roman" w:hAnsi="Times New Roman" w:cs="Times New Roman"/>
+          <w:b/>
+          <w:bCs/>
+          <w:kern w:val="0"/>
+          <w:sz w:val="27"/>
+          <w:szCs w:val="27"/>
+          <w14:ligatures w14:val="none"/>
+        </w:rPr>
+        <w:t>Misiunea 15 — „Releul prin satelit"</w:t>
+      </w:r>
+      <w:bookmarkEnd w:id="21"/>
+    </w:p>
+    <w:p>
+      <w:pPr>
+        <w:spacing w:before="100" w:beforeAutospacing="1" w:after="0" w:line="240" w:lineRule="auto"/>
         <w:jc w:val="both"/>
         <w:rPr>
           <w:rFonts w:ascii="Times New Roman" w:eastAsia="Times New Roman" w:hAnsi="Times New Roman" w:cs="Times New Roman"/>
@@ -5694,30 +3606,12 @@
           <w:kern w:val="0"/>
           <w14:ligatures w14:val="none"/>
         </w:rPr>
-        <w:t xml:space="preserve"> variabile de mediu (</w:t>
-      </w:r>
-      <w:r>
-        <w:rPr>
-          <w:rFonts w:ascii="Courier New" w:eastAsia="Times New Roman" w:hAnsi="Courier New" w:cs="Courier New"/>
-          <w:kern w:val="0"/>
-          <w:sz w:val="20"/>
-          <w:szCs w:val="20"/>
-          <w14:ligatures w14:val="none"/>
-        </w:rPr>
-        <w:t>/proc/pid/environ</w:t>
-      </w:r>
-      <w:r>
-        <w:rPr>
-          <w:rFonts w:ascii="Times New Roman" w:eastAsia="Times New Roman" w:hAnsi="Times New Roman" w:cs="Times New Roman"/>
-          <w:kern w:val="0"/>
-          <w14:ligatures w14:val="none"/>
-        </w:rPr>
-        <w:t xml:space="preserve">) </w:t>
-      </w:r>
-    </w:p>
-    <w:p>
-      <w:pPr>
-        <w:spacing w:before="100" w:beforeAutospacing="1" w:after="100" w:afterAutospacing="1" w:line="240" w:lineRule="auto"/>
+        <w:t xml:space="preserve"> DNS local / rezoluție de nume</w:t>
+      </w:r>
+    </w:p>
+    <w:p>
+      <w:pPr>
+        <w:spacing w:before="100" w:beforeAutospacing="1" w:after="0" w:line="240" w:lineRule="auto"/>
         <w:ind w:firstLine="720"/>
         <w:jc w:val="both"/>
         <w:rPr>
@@ -5732,12 +3626,12 @@
           <w:kern w:val="0"/>
           <w14:ligatures w14:val="none"/>
         </w:rPr>
-        <w:t>Sistemul de coordonare al forțelor multinaționale pasează parametri de configurare unui proces auxiliar prin mediul de execuție — vizibil doar celui care a lansat propriul proces de diagnosticare.</w:t>
-      </w:r>
-    </w:p>
-    <w:p>
-      <w:pPr>
-        <w:spacing w:before="100" w:beforeAutospacing="1" w:after="100" w:afterAutospacing="1" w:line="240" w:lineRule="auto"/>
+        <w:t xml:space="preserve"> Legătura cu baza-mamă trece printr-un nume de gazdă intern, definit manual, nu prin infrastructura DNS obișnuită — codul de sincronizare e ascuns exact în această configurare locală.</w:t>
+      </w:r>
+    </w:p>
+    <w:p>
+      <w:pPr>
+        <w:spacing w:before="100" w:beforeAutospacing="1" w:after="0" w:line="240" w:lineRule="auto"/>
         <w:jc w:val="both"/>
         <w:outlineLvl w:val="2"/>
         <w:rPr>
@@ -5750,7 +3644,7 @@
           <w14:ligatures w14:val="none"/>
         </w:rPr>
       </w:pPr>
-      <w:bookmarkStart w:id="21" w:name="_Toc234999591"/>
+      <w:bookmarkStart w:id="22" w:name="_Toc234999592"/>
       <w:r>
         <w:rPr>
           <w:rFonts w:ascii="Times New Roman" w:eastAsia="Times New Roman" w:hAnsi="Times New Roman" w:cs="Times New Roman"/>
@@ -5761,13 +3655,13 @@
           <w:szCs w:val="27"/>
           <w14:ligatures w14:val="none"/>
         </w:rPr>
-        <w:t>Misiunea 15 — „Releul prin satelit"</w:t>
-      </w:r>
-      <w:bookmarkEnd w:id="21"/>
-    </w:p>
-    <w:p>
-      <w:pPr>
-        <w:spacing w:before="100" w:beforeAutospacing="1" w:after="100" w:afterAutospacing="1" w:line="240" w:lineRule="auto"/>
+        <w:t>Misiunea 16 — „Depozitul umanitar"</w:t>
+      </w:r>
+      <w:bookmarkEnd w:id="22"/>
+    </w:p>
+    <w:p>
+      <w:pPr>
+        <w:spacing w:before="100" w:beforeAutospacing="1" w:after="0" w:line="240" w:lineRule="auto"/>
         <w:jc w:val="both"/>
         <w:rPr>
           <w:rFonts w:ascii="Times New Roman" w:eastAsia="Times New Roman" w:hAnsi="Times New Roman" w:cs="Times New Roman"/>
@@ -5801,12 +3695,12 @@
           <w:kern w:val="0"/>
           <w14:ligatures w14:val="none"/>
         </w:rPr>
-        <w:t xml:space="preserve"> DNS local / rezoluție de nume</w:t>
-      </w:r>
-    </w:p>
-    <w:p>
-      <w:pPr>
-        <w:spacing w:before="100" w:beforeAutospacing="1" w:after="100" w:afterAutospacing="1" w:line="240" w:lineRule="auto"/>
+        <w:t xml:space="preserve"> legături simbolice (symlink)</w:t>
+      </w:r>
+    </w:p>
+    <w:p>
+      <w:pPr>
+        <w:spacing w:before="100" w:beforeAutospacing="1" w:after="0" w:line="240" w:lineRule="auto"/>
         <w:ind w:firstLine="720"/>
         <w:jc w:val="both"/>
         <w:rPr>
@@ -5821,12 +3715,12 @@
           <w:kern w:val="0"/>
           <w14:ligatures w14:val="none"/>
         </w:rPr>
-        <w:t xml:space="preserve"> Legătura cu baza-mamă trece printr-un nume de gazdă intern, definit manual, nu prin infrastructura DNS obișnuită — codul de sincronizare e ascuns exact în această configurare locală.</w:t>
-      </w:r>
-    </w:p>
-    <w:p>
-      <w:pPr>
-        <w:spacing w:before="100" w:beforeAutospacing="1" w:after="100" w:afterAutospacing="1" w:line="240" w:lineRule="auto"/>
+        <w:t xml:space="preserve"> Un depozit de ajutoare umanitare are un sistem de organizare bazat pe scurtături — fișierul real cu manifestul complet e accesibil doar urmând un lanț de legături simbolice, nu prin căutare directă.</w:t>
+      </w:r>
+    </w:p>
+    <w:p>
+      <w:pPr>
+        <w:spacing w:before="100" w:beforeAutospacing="1" w:after="0" w:line="240" w:lineRule="auto"/>
         <w:jc w:val="both"/>
         <w:outlineLvl w:val="2"/>
         <w:rPr>
@@ -5839,7 +3733,7 @@
           <w14:ligatures w14:val="none"/>
         </w:rPr>
       </w:pPr>
-      <w:bookmarkStart w:id="22" w:name="_Toc234999592"/>
+      <w:bookmarkStart w:id="23" w:name="_Toc234999593"/>
       <w:r>
         <w:rPr>
           <w:rFonts w:ascii="Times New Roman" w:eastAsia="Times New Roman" w:hAnsi="Times New Roman" w:cs="Times New Roman"/>
@@ -5850,13 +3744,13 @@
           <w:szCs w:val="27"/>
           <w14:ligatures w14:val="none"/>
         </w:rPr>
-        <w:t>Misiunea 16 — „Depozitul umanitar"</w:t>
-      </w:r>
-      <w:bookmarkEnd w:id="22"/>
-    </w:p>
-    <w:p>
-      <w:pPr>
-        <w:spacing w:before="100" w:beforeAutospacing="1" w:after="100" w:afterAutospacing="1" w:line="240" w:lineRule="auto"/>
+        <w:t>Misiunea 17 — „Stația meteo de coastă"</w:t>
+      </w:r>
+      <w:bookmarkEnd w:id="23"/>
+    </w:p>
+    <w:p>
+      <w:pPr>
+        <w:spacing w:before="100" w:beforeAutospacing="1" w:after="0" w:line="240" w:lineRule="auto"/>
         <w:jc w:val="both"/>
         <w:rPr>
           <w:rFonts w:ascii="Times New Roman" w:eastAsia="Times New Roman" w:hAnsi="Times New Roman" w:cs="Times New Roman"/>
@@ -5890,12 +3784,66 @@
           <w:kern w:val="0"/>
           <w14:ligatures w14:val="none"/>
         </w:rPr>
-        <w:t xml:space="preserve"> legături simbolice (symlink)</w:t>
-      </w:r>
-    </w:p>
-    <w:p>
-      <w:pPr>
-        <w:spacing w:before="100" w:beforeAutospacing="1" w:after="100" w:afterAutospacing="1" w:line="240" w:lineRule="auto"/>
+        <w:t xml:space="preserve"> procesare de date (</w:t>
+      </w:r>
+      <w:r>
+        <w:rPr>
+          <w:rFonts w:ascii="Courier New" w:eastAsia="Times New Roman" w:hAnsi="Courier New" w:cs="Courier New"/>
+          <w:kern w:val="0"/>
+          <w:sz w:val="20"/>
+          <w:szCs w:val="20"/>
+          <w14:ligatures w14:val="none"/>
+        </w:rPr>
+        <w:t>awk</w:t>
+      </w:r>
+      <w:r>
+        <w:rPr>
+          <w:rFonts w:ascii="Times New Roman" w:eastAsia="Times New Roman" w:hAnsi="Times New Roman" w:cs="Times New Roman"/>
+          <w:kern w:val="0"/>
+          <w14:ligatures w14:val="none"/>
+        </w:rPr>
+        <w:t xml:space="preserve">, </w:t>
+      </w:r>
+      <w:r>
+        <w:rPr>
+          <w:rFonts w:ascii="Courier New" w:eastAsia="Times New Roman" w:hAnsi="Courier New" w:cs="Courier New"/>
+          <w:kern w:val="0"/>
+          <w:sz w:val="20"/>
+          <w:szCs w:val="20"/>
+          <w14:ligatures w14:val="none"/>
+        </w:rPr>
+        <w:t>sort</w:t>
+      </w:r>
+      <w:r>
+        <w:rPr>
+          <w:rFonts w:ascii="Times New Roman" w:eastAsia="Times New Roman" w:hAnsi="Times New Roman" w:cs="Times New Roman"/>
+          <w:kern w:val="0"/>
+          <w14:ligatures w14:val="none"/>
+        </w:rPr>
+        <w:t xml:space="preserve">, </w:t>
+      </w:r>
+      <w:r>
+        <w:rPr>
+          <w:rFonts w:ascii="Courier New" w:eastAsia="Times New Roman" w:hAnsi="Courier New" w:cs="Courier New"/>
+          <w:kern w:val="0"/>
+          <w:sz w:val="20"/>
+          <w:szCs w:val="20"/>
+          <w14:ligatures w14:val="none"/>
+        </w:rPr>
+        <w:t>uniq</w:t>
+      </w:r>
+      <w:r>
+        <w:rPr>
+          <w:rFonts w:ascii="Times New Roman" w:eastAsia="Times New Roman" w:hAnsi="Times New Roman" w:cs="Times New Roman"/>
+          <w:kern w:val="0"/>
+          <w14:ligatures w14:val="none"/>
+        </w:rPr>
+        <w:t>)</w:t>
+      </w:r>
+    </w:p>
+    <w:p>
+      <w:pPr>
+        <w:spacing w:before="100" w:beforeAutospacing="1" w:after="0" w:line="240" w:lineRule="auto"/>
         <w:ind w:firstLine="720"/>
         <w:jc w:val="both"/>
         <w:rPr>
@@ -5910,12 +3858,12 @@
           <w:kern w:val="0"/>
           <w14:ligatures w14:val="none"/>
         </w:rPr>
-        <w:t xml:space="preserve"> Un depozit de ajutoare umanitare are un sistem de organizare bazat pe scurtături — fișierul real cu manifestul complet e accesibil doar urmând un lanț de legături simbolice, nu prin căutare directă.</w:t>
-      </w:r>
-    </w:p>
-    <w:p>
-      <w:pPr>
-        <w:spacing w:before="100" w:beforeAutospacing="1" w:after="100" w:afterAutospacing="1" w:line="240" w:lineRule="auto"/>
+        <w:t xml:space="preserve"> Zeci de mii de citiri meteo brute trebuie filtrate și agregate pentru a scoate la iveală o singură anomalie — punctul exact în care echipa de teren a lăsat codul următor.</w:t>
+      </w:r>
+    </w:p>
+    <w:p>
+      <w:pPr>
+        <w:spacing w:before="100" w:beforeAutospacing="1" w:after="0" w:line="240" w:lineRule="auto"/>
         <w:jc w:val="both"/>
         <w:outlineLvl w:val="2"/>
         <w:rPr>
@@ -5928,7 +3876,7 @@
           <w14:ligatures w14:val="none"/>
         </w:rPr>
       </w:pPr>
-      <w:bookmarkStart w:id="23" w:name="_Toc234999593"/>
+      <w:bookmarkStart w:id="24" w:name="_Toc234999594"/>
       <w:r>
         <w:rPr>
           <w:rFonts w:ascii="Times New Roman" w:eastAsia="Times New Roman" w:hAnsi="Times New Roman" w:cs="Times New Roman"/>
@@ -5939,13 +3887,13 @@
           <w:szCs w:val="27"/>
           <w14:ligatures w14:val="none"/>
         </w:rPr>
-        <w:t>Misiunea 17 — „Stația meteo de coastă"</w:t>
-      </w:r>
-      <w:bookmarkEnd w:id="23"/>
-    </w:p>
-    <w:p>
-      <w:pPr>
-        <w:spacing w:before="100" w:beforeAutospacing="1" w:after="100" w:afterAutospacing="1" w:line="240" w:lineRule="auto"/>
+        <w:t>Misiunea 18 — „Arhiva bazei vechi"</w:t>
+      </w:r>
+      <w:bookmarkEnd w:id="24"/>
+    </w:p>
+    <w:p>
+      <w:pPr>
+        <w:spacing w:before="100" w:beforeAutospacing="1" w:after="0" w:line="240" w:lineRule="auto"/>
         <w:jc w:val="both"/>
         <w:rPr>
           <w:rFonts w:ascii="Times New Roman" w:eastAsia="Times New Roman" w:hAnsi="Times New Roman" w:cs="Times New Roman"/>
@@ -5979,7 +3927,7 @@
           <w:kern w:val="0"/>
           <w14:ligatures w14:val="none"/>
         </w:rPr>
-        <w:t xml:space="preserve"> procesare de date (</w:t>
+        <w:t xml:space="preserve"> criptare/decriptare (</w:t>
       </w:r>
       <w:r>
         <w:rPr>
@@ -5989,43 +3937,7 @@
           <w:szCs w:val="20"/>
           <w14:ligatures w14:val="none"/>
         </w:rPr>
-        <w:t>awk</w:t>
-      </w:r>
-      <w:r>
-        <w:rPr>
-          <w:rFonts w:ascii="Times New Roman" w:eastAsia="Times New Roman" w:hAnsi="Times New Roman" w:cs="Times New Roman"/>
-          <w:kern w:val="0"/>
-          <w14:ligatures w14:val="none"/>
-        </w:rPr>
-        <w:t xml:space="preserve">, </w:t>
-      </w:r>
-      <w:r>
-        <w:rPr>
-          <w:rFonts w:ascii="Courier New" w:eastAsia="Times New Roman" w:hAnsi="Courier New" w:cs="Courier New"/>
-          <w:kern w:val="0"/>
-          <w:sz w:val="20"/>
-          <w:szCs w:val="20"/>
-          <w14:ligatures w14:val="none"/>
-        </w:rPr>
-        <w:t>sort</w:t>
-      </w:r>
-      <w:r>
-        <w:rPr>
-          <w:rFonts w:ascii="Times New Roman" w:eastAsia="Times New Roman" w:hAnsi="Times New Roman" w:cs="Times New Roman"/>
-          <w:kern w:val="0"/>
-          <w14:ligatures w14:val="none"/>
-        </w:rPr>
-        <w:t xml:space="preserve">, </w:t>
-      </w:r>
-      <w:r>
-        <w:rPr>
-          <w:rFonts w:ascii="Courier New" w:eastAsia="Times New Roman" w:hAnsi="Courier New" w:cs="Courier New"/>
-          <w:kern w:val="0"/>
-          <w:sz w:val="20"/>
-          <w:szCs w:val="20"/>
-          <w14:ligatures w14:val="none"/>
-        </w:rPr>
-        <w:t>uniq</w:t>
+        <w:t>openssl</w:t>
       </w:r>
       <w:r>
         <w:rPr>
@@ -6038,7 +3950,7 @@
     </w:p>
     <w:p>
       <w:pPr>
-        <w:spacing w:before="100" w:beforeAutospacing="1" w:after="100" w:afterAutospacing="1" w:line="240" w:lineRule="auto"/>
+        <w:spacing w:before="100" w:beforeAutospacing="1" w:after="0" w:line="240" w:lineRule="auto"/>
         <w:ind w:firstLine="720"/>
         <w:jc w:val="both"/>
         <w:rPr>
@@ -6053,12 +3965,53 @@
           <w:kern w:val="0"/>
           <w14:ligatures w14:val="none"/>
         </w:rPr>
-        <w:t xml:space="preserve"> Zeci de mii de citiri meteo brute trebuie filtrate și agregate pentru a scoate la iveală o singură anomalie — punctul exact în care echipa de teren a lăsat codul următor.</w:t>
-      </w:r>
-    </w:p>
-    <w:p>
-      <w:pPr>
-        <w:spacing w:before="100" w:beforeAutospacing="1" w:after="100" w:afterAutospacing="1" w:line="240" w:lineRule="auto"/>
+        <w:t xml:space="preserve"> Sistemele bazei fuseseră dezafectate cu un an înainte. Un fișier arhivat rămas pe disc e criptat cu o parolă derivată dintr-un identificator fix al vechii instalații — ultimul artefact recuperabil de acolo.</w:t>
+      </w:r>
+    </w:p>
+    <w:p>
+      <w:pPr>
+        <w:spacing w:after="0" w:line="240" w:lineRule="auto"/>
+        <w:jc w:val="both"/>
+        <w:rPr>
+          <w:rFonts w:ascii="Times New Roman" w:eastAsia="Times New Roman" w:hAnsi="Times New Roman" w:cs="Times New Roman"/>
+          <w:kern w:val="0"/>
+          <w14:ligatures w14:val="none"/>
+        </w:rPr>
+      </w:pPr>
+    </w:p>
+    <w:p>
+      <w:pPr>
+        <w:spacing w:before="100" w:beforeAutospacing="1" w:after="0" w:line="240" w:lineRule="auto"/>
+        <w:jc w:val="both"/>
+        <w:outlineLvl w:val="1"/>
+        <w:rPr>
+          <w:rFonts w:ascii="Times New Roman" w:eastAsia="Times New Roman" w:hAnsi="Times New Roman" w:cs="Times New Roman"/>
+          <w:b/>
+          <w:bCs/>
+          <w:kern w:val="0"/>
+          <w:sz w:val="36"/>
+          <w:szCs w:val="36"/>
+          <w14:ligatures w14:val="none"/>
+        </w:rPr>
+      </w:pPr>
+      <w:bookmarkStart w:id="25" w:name="_Toc234999595"/>
+      <w:r>
+        <w:rPr>
+          <w:rFonts w:ascii="Times New Roman" w:eastAsia="Times New Roman" w:hAnsi="Times New Roman" w:cs="Times New Roman"/>
+          <w:b/>
+          <w:bCs/>
+          <w:kern w:val="0"/>
+          <w:sz w:val="36"/>
+          <w:szCs w:val="36"/>
+          <w14:ligatures w14:val="none"/>
+        </w:rPr>
+        <w:t>ACTUL V — Stație de releu montan, condiții arctice</w:t>
+      </w:r>
+      <w:bookmarkEnd w:id="25"/>
+    </w:p>
+    <w:p>
+      <w:pPr>
+        <w:spacing w:before="100" w:beforeAutospacing="1" w:after="0" w:line="240" w:lineRule="auto"/>
         <w:jc w:val="both"/>
         <w:outlineLvl w:val="2"/>
         <w:rPr>
@@ -6071,7 +4024,7 @@
           <w14:ligatures w14:val="none"/>
         </w:rPr>
       </w:pPr>
-      <w:bookmarkStart w:id="24" w:name="_Toc234999594"/>
+      <w:bookmarkStart w:id="26" w:name="_Toc234999596"/>
       <w:r>
         <w:rPr>
           <w:rFonts w:ascii="Times New Roman" w:eastAsia="Times New Roman" w:hAnsi="Times New Roman" w:cs="Times New Roman"/>
@@ -6082,13 +4035,13 @@
           <w:szCs w:val="27"/>
           <w14:ligatures w14:val="none"/>
         </w:rPr>
-        <w:t>Misiunea 18 — „Arhiva bazei vechi"</w:t>
-      </w:r>
-      <w:bookmarkEnd w:id="24"/>
-    </w:p>
-    <w:p>
-      <w:pPr>
-        <w:spacing w:before="100" w:beforeAutospacing="1" w:after="100" w:afterAutospacing="1" w:line="240" w:lineRule="auto"/>
+        <w:t>Misiunea 19 — „Semnalul întrerupt"</w:t>
+      </w:r>
+      <w:bookmarkEnd w:id="26"/>
+    </w:p>
+    <w:p>
+      <w:pPr>
+        <w:spacing w:before="100" w:beforeAutospacing="1" w:after="0" w:line="240" w:lineRule="auto"/>
         <w:jc w:val="both"/>
         <w:rPr>
           <w:rFonts w:ascii="Times New Roman" w:eastAsia="Times New Roman" w:hAnsi="Times New Roman" w:cs="Times New Roman"/>
@@ -6122,7 +4075,7 @@
           <w:kern w:val="0"/>
           <w14:ligatures w14:val="none"/>
         </w:rPr>
-        <w:t xml:space="preserve"> criptare/decriptare (</w:t>
+        <w:t xml:space="preserve"> gestiunea semnalelor (</w:t>
       </w:r>
       <w:r>
         <w:rPr>
@@ -6132,20 +4085,20 @@
           <w:szCs w:val="20"/>
           <w14:ligatures w14:val="none"/>
         </w:rPr>
-        <w:t>openssl</w:t>
-      </w:r>
-      <w:r>
-        <w:rPr>
-          <w:rFonts w:ascii="Times New Roman" w:eastAsia="Times New Roman" w:hAnsi="Times New Roman" w:cs="Times New Roman"/>
-          <w:kern w:val="0"/>
-          <w14:ligatures w14:val="none"/>
-        </w:rPr>
-        <w:t>)</w:t>
-      </w:r>
-    </w:p>
-    <w:p>
-      <w:pPr>
-        <w:spacing w:before="100" w:beforeAutospacing="1" w:after="100" w:afterAutospacing="1" w:line="240" w:lineRule="auto"/>
+        <w:t>kill -SIGUSR1</w:t>
+      </w:r>
+      <w:r>
+        <w:rPr>
+          <w:rFonts w:ascii="Times New Roman" w:eastAsia="Times New Roman" w:hAnsi="Times New Roman" w:cs="Times New Roman"/>
+          <w:kern w:val="0"/>
+          <w14:ligatures w14:val="none"/>
+        </w:rPr>
+        <w:t>, procese)</w:t>
+      </w:r>
+    </w:p>
+    <w:p>
+      <w:pPr>
+        <w:spacing w:before="100" w:beforeAutospacing="1" w:after="0" w:line="240" w:lineRule="auto"/>
         <w:ind w:firstLine="720"/>
         <w:jc w:val="both"/>
         <w:rPr>
@@ -6160,7 +4113,311 @@
           <w:kern w:val="0"/>
           <w14:ligatures w14:val="none"/>
         </w:rPr>
-        <w:t xml:space="preserve"> Sistemele bazei fuseseră dezafectate cu un an înainte. Un fișier arhivat rămas pe disc e criptat cu o parolă derivată dintr-un identificator fix al vechii instalații — ultimul artefact recuperabil de acolo.</w:t>
+        <w:t xml:space="preserve"> Stația de releu răspunde la un semnal specific trimis unui proces activ — o metodă veche de comunicare "silențioasă" între tehnicieni, fără fișiere sau rețea.</w:t>
+      </w:r>
+    </w:p>
+    <w:p>
+      <w:pPr>
+        <w:spacing w:before="100" w:beforeAutospacing="1" w:after="0" w:line="240" w:lineRule="auto"/>
+        <w:jc w:val="both"/>
+        <w:outlineLvl w:val="2"/>
+        <w:rPr>
+          <w:rFonts w:ascii="Times New Roman" w:eastAsia="Times New Roman" w:hAnsi="Times New Roman" w:cs="Times New Roman"/>
+          <w:b/>
+          <w:bCs/>
+          <w:kern w:val="0"/>
+          <w:sz w:val="27"/>
+          <w:szCs w:val="27"/>
+          <w14:ligatures w14:val="none"/>
+        </w:rPr>
+      </w:pPr>
+      <w:bookmarkStart w:id="27" w:name="_Toc234999597"/>
+      <w:r>
+        <w:rPr>
+          <w:rFonts w:ascii="Times New Roman" w:eastAsia="Times New Roman" w:hAnsi="Times New Roman" w:cs="Times New Roman"/>
+          <w:b/>
+          <w:bCs/>
+          <w:kern w:val="0"/>
+          <w:sz w:val="27"/>
+          <w:szCs w:val="27"/>
+          <w14:ligatures w14:val="none"/>
+        </w:rPr>
+        <w:t>Misiunea 20 — „Jurnalul echipei precedente"</w:t>
+      </w:r>
+      <w:bookmarkEnd w:id="27"/>
+    </w:p>
+    <w:p>
+      <w:pPr>
+        <w:spacing w:before="100" w:beforeAutospacing="1" w:after="0" w:line="240" w:lineRule="auto"/>
+        <w:jc w:val="both"/>
+        <w:rPr>
+          <w:rFonts w:ascii="Times New Roman" w:eastAsia="Times New Roman" w:hAnsi="Times New Roman" w:cs="Times New Roman"/>
+          <w:kern w:val="0"/>
+          <w14:ligatures w14:val="none"/>
+        </w:rPr>
+      </w:pPr>
+      <w:r>
+        <w:rPr>
+          <w:rFonts w:ascii="Times New Roman" w:eastAsia="Times New Roman" w:hAnsi="Times New Roman" w:cs="Times New Roman"/>
+          <w:b/>
+          <w:bCs/>
+          <w:kern w:val="0"/>
+          <w14:ligatures w14:val="none"/>
+        </w:rPr>
+        <w:t>Cerința</w:t>
+      </w:r>
+      <w:r>
+        <w:rPr>
+          <w:rFonts w:ascii="Times New Roman" w:eastAsia="Times New Roman" w:hAnsi="Times New Roman" w:cs="Times New Roman"/>
+          <w:b/>
+          <w:bCs/>
+          <w:kern w:val="0"/>
+          <w14:ligatures w14:val="none"/>
+        </w:rPr>
+        <w:t>:</w:t>
+      </w:r>
+      <w:r>
+        <w:rPr>
+          <w:rFonts w:ascii="Times New Roman" w:eastAsia="Times New Roman" w:hAnsi="Times New Roman" w:cs="Times New Roman"/>
+          <w:kern w:val="0"/>
+          <w14:ligatures w14:val="none"/>
+        </w:rPr>
+        <w:t xml:space="preserve"> istoricul comenzilor (bash history) </w:t>
+      </w:r>
+    </w:p>
+    <w:p>
+      <w:pPr>
+        <w:spacing w:before="100" w:beforeAutospacing="1" w:after="0" w:line="240" w:lineRule="auto"/>
+        <w:ind w:firstLine="720"/>
+        <w:jc w:val="both"/>
+        <w:rPr>
+          <w:rFonts w:ascii="Times New Roman" w:eastAsia="Times New Roman" w:hAnsi="Times New Roman" w:cs="Times New Roman"/>
+          <w:kern w:val="0"/>
+          <w14:ligatures w14:val="none"/>
+        </w:rPr>
+      </w:pPr>
+      <w:r>
+        <w:rPr>
+          <w:rFonts w:ascii="Times New Roman" w:eastAsia="Times New Roman" w:hAnsi="Times New Roman" w:cs="Times New Roman"/>
+          <w:kern w:val="0"/>
+          <w14:ligatures w14:val="none"/>
+        </w:rPr>
+        <w:t>Ultima echipă a lăsat, neintenționat, urme ale comenzilor executate înainte de evacuarea de urgență — informația de care ai nevoie e îngropată printre zeci de comenzi de rutină.</w:t>
+      </w:r>
+    </w:p>
+    <w:p>
+      <w:pPr>
+        <w:spacing w:before="100" w:beforeAutospacing="1" w:after="0" w:line="240" w:lineRule="auto"/>
+        <w:jc w:val="both"/>
+        <w:outlineLvl w:val="2"/>
+        <w:rPr>
+          <w:rFonts w:ascii="Times New Roman" w:eastAsia="Times New Roman" w:hAnsi="Times New Roman" w:cs="Times New Roman"/>
+          <w:b/>
+          <w:bCs/>
+          <w:kern w:val="0"/>
+          <w:sz w:val="27"/>
+          <w:szCs w:val="27"/>
+          <w14:ligatures w14:val="none"/>
+        </w:rPr>
+      </w:pPr>
+      <w:bookmarkStart w:id="28" w:name="_Toc234999598"/>
+      <w:r>
+        <w:rPr>
+          <w:rFonts w:ascii="Times New Roman" w:eastAsia="Times New Roman" w:hAnsi="Times New Roman" w:cs="Times New Roman"/>
+          <w:b/>
+          <w:bCs/>
+          <w:kern w:val="0"/>
+          <w:sz w:val="27"/>
+          <w:szCs w:val="27"/>
+          <w14:ligatures w14:val="none"/>
+        </w:rPr>
+        <w:lastRenderedPageBreak/>
+        <w:t>Misiunea 21 — „Spațiul de stocare limitat"</w:t>
+      </w:r>
+      <w:bookmarkEnd w:id="28"/>
+    </w:p>
+    <w:p>
+      <w:pPr>
+        <w:spacing w:before="100" w:beforeAutospacing="1" w:after="0" w:line="240" w:lineRule="auto"/>
+        <w:jc w:val="both"/>
+        <w:rPr>
+          <w:rFonts w:ascii="Times New Roman" w:eastAsia="Times New Roman" w:hAnsi="Times New Roman" w:cs="Times New Roman"/>
+          <w:kern w:val="0"/>
+          <w14:ligatures w14:val="none"/>
+        </w:rPr>
+      </w:pPr>
+      <w:r>
+        <w:rPr>
+          <w:rFonts w:ascii="Times New Roman" w:eastAsia="Times New Roman" w:hAnsi="Times New Roman" w:cs="Times New Roman"/>
+          <w:b/>
+          <w:bCs/>
+          <w:kern w:val="0"/>
+          <w14:ligatures w14:val="none"/>
+        </w:rPr>
+        <w:t>Cerința</w:t>
+      </w:r>
+      <w:r>
+        <w:rPr>
+          <w:rFonts w:ascii="Times New Roman" w:eastAsia="Times New Roman" w:hAnsi="Times New Roman" w:cs="Times New Roman"/>
+          <w:b/>
+          <w:bCs/>
+          <w:kern w:val="0"/>
+          <w14:ligatures w14:val="none"/>
+        </w:rPr>
+        <w:t>:</w:t>
+      </w:r>
+      <w:r>
+        <w:rPr>
+          <w:rFonts w:ascii="Times New Roman" w:eastAsia="Times New Roman" w:hAnsi="Times New Roman" w:cs="Times New Roman"/>
+          <w:kern w:val="0"/>
+          <w14:ligatures w14:val="none"/>
+        </w:rPr>
+        <w:t xml:space="preserve"> analiza spațiului pe disc (</w:t>
+      </w:r>
+      <w:r>
+        <w:rPr>
+          <w:rFonts w:ascii="Courier New" w:eastAsia="Times New Roman" w:hAnsi="Courier New" w:cs="Courier New"/>
+          <w:kern w:val="0"/>
+          <w:sz w:val="20"/>
+          <w:szCs w:val="20"/>
+          <w14:ligatures w14:val="none"/>
+        </w:rPr>
+        <w:t>du</w:t>
+      </w:r>
+      <w:r>
+        <w:rPr>
+          <w:rFonts w:ascii="Times New Roman" w:eastAsia="Times New Roman" w:hAnsi="Times New Roman" w:cs="Times New Roman"/>
+          <w:kern w:val="0"/>
+          <w14:ligatures w14:val="none"/>
+        </w:rPr>
+        <w:t xml:space="preserve">, </w:t>
+      </w:r>
+      <w:r>
+        <w:rPr>
+          <w:rFonts w:ascii="Courier New" w:eastAsia="Times New Roman" w:hAnsi="Courier New" w:cs="Courier New"/>
+          <w:kern w:val="0"/>
+          <w:sz w:val="20"/>
+          <w:szCs w:val="20"/>
+          <w14:ligatures w14:val="none"/>
+        </w:rPr>
+        <w:t>df</w:t>
+      </w:r>
+      <w:r>
+        <w:rPr>
+          <w:rFonts w:ascii="Times New Roman" w:eastAsia="Times New Roman" w:hAnsi="Times New Roman" w:cs="Times New Roman"/>
+          <w:kern w:val="0"/>
+          <w14:ligatures w14:val="none"/>
+        </w:rPr>
+        <w:t xml:space="preserve">) </w:t>
+      </w:r>
+    </w:p>
+    <w:p>
+      <w:pPr>
+        <w:spacing w:before="100" w:beforeAutospacing="1" w:after="0" w:line="240" w:lineRule="auto"/>
+        <w:ind w:firstLine="720"/>
+        <w:jc w:val="both"/>
+        <w:rPr>
+          <w:rFonts w:ascii="Times New Roman" w:eastAsia="Times New Roman" w:hAnsi="Times New Roman" w:cs="Times New Roman"/>
+          <w:kern w:val="0"/>
+          <w14:ligatures w14:val="none"/>
+        </w:rPr>
+      </w:pPr>
+      <w:r>
+        <w:rPr>
+          <w:rFonts w:ascii="Times New Roman" w:eastAsia="Times New Roman" w:hAnsi="Times New Roman" w:cs="Times New Roman"/>
+          <w:kern w:val="0"/>
+          <w14:ligatures w14:val="none"/>
+        </w:rPr>
+        <w:t>Discul stației e aproape plin. Codul de acces la generatorul de rezervă e într-un fișier mascat ca fiind foarte mare, dar care de fapt ocupă spațiu real doar printr-un artificiu de sistem de fișiere.</w:t>
+      </w:r>
+    </w:p>
+    <w:p>
+      <w:pPr>
+        <w:spacing w:before="100" w:beforeAutospacing="1" w:after="0" w:line="240" w:lineRule="auto"/>
+        <w:jc w:val="both"/>
+        <w:outlineLvl w:val="2"/>
+        <w:rPr>
+          <w:rFonts w:ascii="Times New Roman" w:eastAsia="Times New Roman" w:hAnsi="Times New Roman" w:cs="Times New Roman"/>
+          <w:b/>
+          <w:bCs/>
+          <w:kern w:val="0"/>
+          <w:sz w:val="27"/>
+          <w:szCs w:val="27"/>
+          <w14:ligatures w14:val="none"/>
+        </w:rPr>
+      </w:pPr>
+      <w:bookmarkStart w:id="29" w:name="_Toc234999599"/>
+      <w:r>
+        <w:rPr>
+          <w:rFonts w:ascii="Times New Roman" w:eastAsia="Times New Roman" w:hAnsi="Times New Roman" w:cs="Times New Roman"/>
+          <w:b/>
+          <w:bCs/>
+          <w:kern w:val="0"/>
+          <w:sz w:val="27"/>
+          <w:szCs w:val="27"/>
+          <w14:ligatures w14:val="none"/>
+        </w:rPr>
+        <w:t>Misiunea 22 — „Releul final"</w:t>
+      </w:r>
+      <w:bookmarkEnd w:id="29"/>
+    </w:p>
+    <w:p>
+      <w:pPr>
+        <w:spacing w:before="100" w:beforeAutospacing="1" w:after="0" w:line="240" w:lineRule="auto"/>
+        <w:jc w:val="both"/>
+        <w:rPr>
+          <w:rFonts w:ascii="Times New Roman" w:eastAsia="Times New Roman" w:hAnsi="Times New Roman" w:cs="Times New Roman"/>
+          <w:kern w:val="0"/>
+          <w14:ligatures w14:val="none"/>
+        </w:rPr>
+      </w:pPr>
+      <w:r>
+        <w:rPr>
+          <w:rFonts w:ascii="Times New Roman" w:eastAsia="Times New Roman" w:hAnsi="Times New Roman" w:cs="Times New Roman"/>
+          <w:b/>
+          <w:bCs/>
+          <w:kern w:val="0"/>
+          <w14:ligatures w14:val="none"/>
+        </w:rPr>
+        <w:t>Cerința</w:t>
+      </w:r>
+      <w:r>
+        <w:rPr>
+          <w:rFonts w:ascii="Times New Roman" w:eastAsia="Times New Roman" w:hAnsi="Times New Roman" w:cs="Times New Roman"/>
+          <w:b/>
+          <w:bCs/>
+          <w:kern w:val="0"/>
+          <w14:ligatures w14:val="none"/>
+        </w:rPr>
+        <w:t>:</w:t>
+      </w:r>
+      <w:r>
+        <w:rPr>
+          <w:rFonts w:ascii="Times New Roman" w:eastAsia="Times New Roman" w:hAnsi="Times New Roman" w:cs="Times New Roman"/>
+          <w:kern w:val="0"/>
+          <w14:ligatures w14:val="none"/>
+        </w:rPr>
+        <w:t xml:space="preserve"> capabilități de proces (alternativă modernă la SUID)</w:t>
+      </w:r>
+    </w:p>
+    <w:p>
+      <w:pPr>
+        <w:spacing w:before="100" w:beforeAutospacing="1" w:after="0" w:line="240" w:lineRule="auto"/>
+        <w:ind w:firstLine="720"/>
+        <w:jc w:val="both"/>
+        <w:rPr>
+          <w:rFonts w:ascii="Times New Roman" w:eastAsia="Times New Roman" w:hAnsi="Times New Roman" w:cs="Times New Roman"/>
+          <w:kern w:val="0"/>
+          <w14:ligatures w14:val="none"/>
+        </w:rPr>
+      </w:pPr>
+      <w:r>
+        <w:rPr>
+          <w:rFonts w:ascii="Times New Roman" w:eastAsia="Times New Roman" w:hAnsi="Times New Roman" w:cs="Times New Roman"/>
+          <w:kern w:val="0"/>
+          <w14:ligatures w14:val="none"/>
+        </w:rPr>
+        <w:t xml:space="preserve"> Ultimul releu montan folosește un mecanism mai fin decât SUID clasic — un utilitar cu o capacitate specifică atașată, suficientă exact pentru operația necesară, nimic mai mult.</w:t>
       </w:r>
     </w:p>
     <w:p>
@@ -6176,7 +4433,7 @@
     </w:p>
     <w:p>
       <w:pPr>
-        <w:spacing w:before="100" w:beforeAutospacing="1" w:after="100" w:afterAutospacing="1" w:line="240" w:lineRule="auto"/>
+        <w:spacing w:before="100" w:beforeAutospacing="1" w:after="0" w:line="240" w:lineRule="auto"/>
         <w:jc w:val="both"/>
         <w:outlineLvl w:val="1"/>
         <w:rPr>
@@ -6189,7 +4446,7 @@
           <w14:ligatures w14:val="none"/>
         </w:rPr>
       </w:pPr>
-      <w:bookmarkStart w:id="25" w:name="_Toc234999595"/>
+      <w:bookmarkStart w:id="30" w:name="_Toc234999600"/>
       <w:r>
         <w:rPr>
           <w:rFonts w:ascii="Times New Roman" w:eastAsia="Times New Roman" w:hAnsi="Times New Roman" w:cs="Times New Roman"/>
@@ -6200,13 +4457,13 @@
           <w:szCs w:val="36"/>
           <w14:ligatures w14:val="none"/>
         </w:rPr>
-        <w:t>ACTUL V — Stație de releu montan, condiții arctice</w:t>
-      </w:r>
-      <w:bookmarkEnd w:id="25"/>
-    </w:p>
-    <w:p>
-      <w:pPr>
-        <w:spacing w:before="100" w:beforeAutospacing="1" w:after="100" w:afterAutospacing="1" w:line="240" w:lineRule="auto"/>
+        <w:t>ACTUL VI — Revenire la ATM</w:t>
+      </w:r>
+      <w:bookmarkEnd w:id="30"/>
+    </w:p>
+    <w:p>
+      <w:pPr>
+        <w:spacing w:before="100" w:beforeAutospacing="1" w:after="0" w:line="240" w:lineRule="auto"/>
         <w:jc w:val="both"/>
         <w:outlineLvl w:val="2"/>
         <w:rPr>
@@ -6219,7 +4476,7 @@
           <w14:ligatures w14:val="none"/>
         </w:rPr>
       </w:pPr>
-      <w:bookmarkStart w:id="26" w:name="_Toc234999596"/>
+      <w:bookmarkStart w:id="31" w:name="_Toc234999601"/>
       <w:r>
         <w:rPr>
           <w:rFonts w:ascii="Times New Roman" w:eastAsia="Times New Roman" w:hAnsi="Times New Roman" w:cs="Times New Roman"/>
@@ -6230,13 +4487,13 @@
           <w:szCs w:val="27"/>
           <w14:ligatures w14:val="none"/>
         </w:rPr>
-        <w:t>Misiunea 19 — „Semnalul întrerupt"</w:t>
-      </w:r>
-      <w:bookmarkEnd w:id="26"/>
-    </w:p>
-    <w:p>
-      <w:pPr>
-        <w:spacing w:before="100" w:beforeAutospacing="1" w:after="100" w:afterAutospacing="1" w:line="240" w:lineRule="auto"/>
+        <w:t>Misiunea 23 — „Raportul cifrat"</w:t>
+      </w:r>
+      <w:bookmarkEnd w:id="31"/>
+    </w:p>
+    <w:p>
+      <w:pPr>
+        <w:spacing w:before="100" w:beforeAutospacing="1" w:after="0" w:line="240" w:lineRule="auto"/>
         <w:jc w:val="both"/>
         <w:rPr>
           <w:rFonts w:ascii="Times New Roman" w:eastAsia="Times New Roman" w:hAnsi="Times New Roman" w:cs="Times New Roman"/>
@@ -6270,7 +4527,7 @@
           <w:kern w:val="0"/>
           <w14:ligatures w14:val="none"/>
         </w:rPr>
-        <w:t xml:space="preserve"> gestiunea semnalelor (</w:t>
+        <w:t xml:space="preserve"> codare/decodare (</w:t>
       </w:r>
       <w:r>
         <w:rPr>
@@ -6280,20 +4537,20 @@
           <w:szCs w:val="20"/>
           <w14:ligatures w14:val="none"/>
         </w:rPr>
-        <w:t>kill -SIGUSR1</w:t>
-      </w:r>
-      <w:r>
-        <w:rPr>
-          <w:rFonts w:ascii="Times New Roman" w:eastAsia="Times New Roman" w:hAnsi="Times New Roman" w:cs="Times New Roman"/>
-          <w:kern w:val="0"/>
-          <w14:ligatures w14:val="none"/>
-        </w:rPr>
-        <w:t>, procese)</w:t>
-      </w:r>
-    </w:p>
-    <w:p>
-      <w:pPr>
-        <w:spacing w:before="100" w:beforeAutospacing="1" w:after="100" w:afterAutospacing="1" w:line="240" w:lineRule="auto"/>
+        <w:t>base64</w:t>
+      </w:r>
+      <w:r>
+        <w:rPr>
+          <w:rFonts w:ascii="Times New Roman" w:eastAsia="Times New Roman" w:hAnsi="Times New Roman" w:cs="Times New Roman"/>
+          <w:kern w:val="0"/>
+          <w14:ligatures w14:val="none"/>
+        </w:rPr>
+        <w:t xml:space="preserve">) combinată cu criptare </w:t>
+      </w:r>
+    </w:p>
+    <w:p>
+      <w:pPr>
+        <w:spacing w:before="100" w:beforeAutospacing="1" w:after="0" w:line="240" w:lineRule="auto"/>
         <w:ind w:firstLine="720"/>
         <w:jc w:val="both"/>
         <w:rPr>
@@ -6308,13 +4565,12 @@
           <w:kern w:val="0"/>
           <w14:ligatures w14:val="none"/>
         </w:rPr>
-        <w:lastRenderedPageBreak/>
-        <w:t xml:space="preserve"> Stația de releu răspunde la un semnal specific trimis unui proces activ — o metodă veche de comunicare "silențioasă" între tehnicieni, fără fișiere sau rețea.</w:t>
-      </w:r>
-    </w:p>
-    <w:p>
-      <w:pPr>
-        <w:spacing w:before="100" w:beforeAutospacing="1" w:after="100" w:afterAutospacing="1" w:line="240" w:lineRule="auto"/>
+        <w:t>Raportul final al stagiului trebuie transmis codat, ca măsură minimă de protecție împotriva citirii accidentale în tranzit.</w:t>
+      </w:r>
+    </w:p>
+    <w:p>
+      <w:pPr>
+        <w:spacing w:before="100" w:beforeAutospacing="1" w:after="0" w:line="240" w:lineRule="auto"/>
         <w:jc w:val="both"/>
         <w:outlineLvl w:val="2"/>
         <w:rPr>
@@ -6327,7 +4583,7 @@
           <w14:ligatures w14:val="none"/>
         </w:rPr>
       </w:pPr>
-      <w:bookmarkStart w:id="27" w:name="_Toc234999597"/>
+      <w:bookmarkStart w:id="32" w:name="_Toc234999602"/>
       <w:r>
         <w:rPr>
           <w:rFonts w:ascii="Times New Roman" w:eastAsia="Times New Roman" w:hAnsi="Times New Roman" w:cs="Times New Roman"/>
@@ -6338,13 +4594,13 @@
           <w:szCs w:val="27"/>
           <w14:ligatures w14:val="none"/>
         </w:rPr>
-        <w:t>Misiunea 20 — „Jurnalul echipei precedente"</w:t>
-      </w:r>
-      <w:bookmarkEnd w:id="27"/>
-    </w:p>
-    <w:p>
-      <w:pPr>
-        <w:spacing w:before="100" w:beforeAutospacing="1" w:after="100" w:afterAutospacing="1" w:line="240" w:lineRule="auto"/>
+        <w:t>Misiunea 24 — „Auditul de securitate"</w:t>
+      </w:r>
+      <w:bookmarkEnd w:id="32"/>
+    </w:p>
+    <w:p>
+      <w:pPr>
+        <w:spacing w:before="100" w:beforeAutospacing="1" w:after="0" w:line="240" w:lineRule="auto"/>
         <w:jc w:val="both"/>
         <w:rPr>
           <w:rFonts w:ascii="Times New Roman" w:eastAsia="Times New Roman" w:hAnsi="Times New Roman" w:cs="Times New Roman"/>
@@ -6378,12 +4634,12 @@
           <w:kern w:val="0"/>
           <w14:ligatures w14:val="none"/>
         </w:rPr>
-        <w:t xml:space="preserve"> istoricul comenzilor (bash history) </w:t>
-      </w:r>
-    </w:p>
-    <w:p>
-      <w:pPr>
-        <w:spacing w:before="100" w:beforeAutospacing="1" w:after="100" w:afterAutospacing="1" w:line="240" w:lineRule="auto"/>
+        <w:t xml:space="preserve"> configurare syslog / descoperire de servicii </w:t>
+      </w:r>
+    </w:p>
+    <w:p>
+      <w:pPr>
+        <w:spacing w:before="100" w:beforeAutospacing="1" w:after="0" w:line="240" w:lineRule="auto"/>
         <w:ind w:firstLine="720"/>
         <w:jc w:val="both"/>
         <w:rPr>
@@ -6398,12 +4654,12 @@
           <w:kern w:val="0"/>
           <w14:ligatures w14:val="none"/>
         </w:rPr>
-        <w:t>Ultima echipă a lăsat, neintenționat, urme ale comenzilor executate înainte de evacuarea de urgență — informația de care ai nevoie e îngropată printre zeci de comenzi de rutină.</w:t>
-      </w:r>
-    </w:p>
-    <w:p>
-      <w:pPr>
-        <w:spacing w:before="100" w:beforeAutospacing="1" w:after="100" w:afterAutospacing="1" w:line="240" w:lineRule="auto"/>
+        <w:t>Înainte de închiderea stagiului, cadetul trebuie să identifice un serviciu de logare configurat neobișnuit, care a păstrat, fără voie, ultimul cod al întregului parcurs.</w:t>
+      </w:r>
+    </w:p>
+    <w:p>
+      <w:pPr>
+        <w:spacing w:before="100" w:beforeAutospacing="1" w:after="0" w:line="240" w:lineRule="auto"/>
         <w:jc w:val="both"/>
         <w:outlineLvl w:val="2"/>
         <w:rPr>
@@ -6416,7 +4672,7 @@
           <w14:ligatures w14:val="none"/>
         </w:rPr>
       </w:pPr>
-      <w:bookmarkStart w:id="28" w:name="_Toc234999598"/>
+      <w:bookmarkStart w:id="33" w:name="_Toc234999603"/>
       <w:r>
         <w:rPr>
           <w:rFonts w:ascii="Times New Roman" w:eastAsia="Times New Roman" w:hAnsi="Times New Roman" w:cs="Times New Roman"/>
@@ -6427,13 +4683,13 @@
           <w:szCs w:val="27"/>
           <w14:ligatures w14:val="none"/>
         </w:rPr>
-        <w:t>Misiunea 21 — „Spațiul de stocare limitat"</w:t>
-      </w:r>
-      <w:bookmarkEnd w:id="28"/>
-    </w:p>
-    <w:p>
-      <w:pPr>
-        <w:spacing w:before="100" w:beforeAutospacing="1" w:after="100" w:afterAutospacing="1" w:line="240" w:lineRule="auto"/>
+        <w:t>Misiunea 25 — „Dosarul final" (misiune capstone)</w:t>
+      </w:r>
+      <w:bookmarkEnd w:id="33"/>
+    </w:p>
+    <w:p>
+      <w:pPr>
+        <w:spacing w:before="100" w:beforeAutospacing="1" w:after="0" w:line="240" w:lineRule="auto"/>
         <w:jc w:val="both"/>
         <w:rPr>
           <w:rFonts w:ascii="Times New Roman" w:eastAsia="Times New Roman" w:hAnsi="Times New Roman" w:cs="Times New Roman"/>
@@ -6467,48 +4723,12 @@
           <w:kern w:val="0"/>
           <w14:ligatures w14:val="none"/>
         </w:rPr>
-        <w:t xml:space="preserve"> analiza spațiului pe disc (</w:t>
-      </w:r>
-      <w:r>
-        <w:rPr>
-          <w:rFonts w:ascii="Courier New" w:eastAsia="Times New Roman" w:hAnsi="Courier New" w:cs="Courier New"/>
-          <w:kern w:val="0"/>
-          <w:sz w:val="20"/>
-          <w:szCs w:val="20"/>
-          <w14:ligatures w14:val="none"/>
-        </w:rPr>
-        <w:t>du</w:t>
-      </w:r>
-      <w:r>
-        <w:rPr>
-          <w:rFonts w:ascii="Times New Roman" w:eastAsia="Times New Roman" w:hAnsi="Times New Roman" w:cs="Times New Roman"/>
-          <w:kern w:val="0"/>
-          <w14:ligatures w14:val="none"/>
-        </w:rPr>
-        <w:t xml:space="preserve">, </w:t>
-      </w:r>
-      <w:r>
-        <w:rPr>
-          <w:rFonts w:ascii="Courier New" w:eastAsia="Times New Roman" w:hAnsi="Courier New" w:cs="Courier New"/>
-          <w:kern w:val="0"/>
-          <w:sz w:val="20"/>
-          <w:szCs w:val="20"/>
-          <w14:ligatures w14:val="none"/>
-        </w:rPr>
-        <w:t>df</w:t>
-      </w:r>
-      <w:r>
-        <w:rPr>
-          <w:rFonts w:ascii="Times New Roman" w:eastAsia="Times New Roman" w:hAnsi="Times New Roman" w:cs="Times New Roman"/>
-          <w:kern w:val="0"/>
-          <w14:ligatures w14:val="none"/>
-        </w:rPr>
-        <w:t xml:space="preserve">) </w:t>
-      </w:r>
-    </w:p>
-    <w:p>
-      <w:pPr>
-        <w:spacing w:before="100" w:beforeAutospacing="1" w:after="100" w:afterAutospacing="1" w:line="240" w:lineRule="auto"/>
+        <w:t xml:space="preserve"> combinație a mai multor tehnici anterioare </w:t>
+      </w:r>
+    </w:p>
+    <w:p>
+      <w:pPr>
+        <w:spacing w:before="100" w:beforeAutospacing="1" w:after="0" w:line="240" w:lineRule="auto"/>
         <w:ind w:firstLine="720"/>
         <w:jc w:val="both"/>
         <w:rPr>
@@ -6523,81 +4743,12 @@
           <w:kern w:val="0"/>
           <w14:ligatures w14:val="none"/>
         </w:rPr>
-        <w:t>Discul stației e aproape plin. Codul de acces la generatorul de rezervă e într-un fișier mascat ca fiind foarte mare, dar care de fapt ocupă spațiu real doar printr-un artificiu de sistem de fișiere.</w:t>
-      </w:r>
-    </w:p>
-    <w:p>
-      <w:pPr>
-        <w:spacing w:before="100" w:beforeAutospacing="1" w:after="100" w:afterAutospacing="1" w:line="240" w:lineRule="auto"/>
-        <w:jc w:val="both"/>
-        <w:outlineLvl w:val="2"/>
-        <w:rPr>
-          <w:rFonts w:ascii="Times New Roman" w:eastAsia="Times New Roman" w:hAnsi="Times New Roman" w:cs="Times New Roman"/>
-          <w:b/>
-          <w:bCs/>
-          <w:kern w:val="0"/>
-          <w:sz w:val="27"/>
-          <w:szCs w:val="27"/>
-          <w14:ligatures w14:val="none"/>
-        </w:rPr>
-      </w:pPr>
-      <w:bookmarkStart w:id="29" w:name="_Toc234999599"/>
-      <w:r>
-        <w:rPr>
-          <w:rFonts w:ascii="Times New Roman" w:eastAsia="Times New Roman" w:hAnsi="Times New Roman" w:cs="Times New Roman"/>
-          <w:b/>
-          <w:bCs/>
-          <w:kern w:val="0"/>
-          <w:sz w:val="27"/>
-          <w:szCs w:val="27"/>
-          <w14:ligatures w14:val="none"/>
-        </w:rPr>
-        <w:t>Misiunea 22 — „Releul final"</w:t>
-      </w:r>
-      <w:bookmarkEnd w:id="29"/>
-    </w:p>
-    <w:p>
-      <w:pPr>
-        <w:spacing w:before="100" w:beforeAutospacing="1" w:after="100" w:afterAutospacing="1" w:line="240" w:lineRule="auto"/>
-        <w:jc w:val="both"/>
-        <w:rPr>
-          <w:rFonts w:ascii="Times New Roman" w:eastAsia="Times New Roman" w:hAnsi="Times New Roman" w:cs="Times New Roman"/>
-          <w:kern w:val="0"/>
-          <w14:ligatures w14:val="none"/>
-        </w:rPr>
-      </w:pPr>
-      <w:r>
-        <w:rPr>
-          <w:rFonts w:ascii="Times New Roman" w:eastAsia="Times New Roman" w:hAnsi="Times New Roman" w:cs="Times New Roman"/>
-          <w:b/>
-          <w:bCs/>
-          <w:kern w:val="0"/>
-          <w14:ligatures w14:val="none"/>
-        </w:rPr>
-        <w:t>Cerința</w:t>
-      </w:r>
-      <w:r>
-        <w:rPr>
-          <w:rFonts w:ascii="Times New Roman" w:eastAsia="Times New Roman" w:hAnsi="Times New Roman" w:cs="Times New Roman"/>
-          <w:b/>
-          <w:bCs/>
-          <w:kern w:val="0"/>
-          <w14:ligatures w14:val="none"/>
-        </w:rPr>
-        <w:t>:</w:t>
-      </w:r>
-      <w:r>
-        <w:rPr>
-          <w:rFonts w:ascii="Times New Roman" w:eastAsia="Times New Roman" w:hAnsi="Times New Roman" w:cs="Times New Roman"/>
-          <w:kern w:val="0"/>
-          <w14:ligatures w14:val="none"/>
-        </w:rPr>
-        <w:t xml:space="preserve"> capabilități de proces (alternativă modernă la SUID)</w:t>
-      </w:r>
-    </w:p>
-    <w:p>
-      <w:pPr>
-        <w:spacing w:before="100" w:beforeAutospacing="1" w:after="100" w:afterAutospacing="1" w:line="240" w:lineRule="auto"/>
+        <w:t>Ultimul cont conține un lanț complet: un fișier arhivat, comprimat, criptat, cu parola derivată dintr-un hash calculat la rândul lui dintr-o informație obținută prin inspecția unui proces activ — o recapitulare a tuturor competențelor acumulate pe parcursul stagiului.</w:t>
+      </w:r>
+    </w:p>
+    <w:p>
+      <w:pPr>
+        <w:spacing w:before="100" w:beforeAutospacing="1" w:after="0" w:line="240" w:lineRule="auto"/>
         <w:ind w:firstLine="720"/>
         <w:jc w:val="both"/>
         <w:rPr>
@@ -6606,146 +4757,10 @@
           <w14:ligatures w14:val="none"/>
         </w:rPr>
       </w:pPr>
-      <w:r>
-        <w:rPr>
-          <w:rFonts w:ascii="Times New Roman" w:eastAsia="Times New Roman" w:hAnsi="Times New Roman" w:cs="Times New Roman"/>
-          <w:kern w:val="0"/>
-          <w14:ligatures w14:val="none"/>
-        </w:rPr>
-        <w:t xml:space="preserve"> Ultimul releu montan folosește un mecanism mai fin decât SUID clasic — un utilitar cu o capacitate specifică atașată, suficientă exact pentru operația necesară, nimic mai mult.</w:t>
-      </w:r>
-    </w:p>
-    <w:p>
-      <w:pPr>
-        <w:spacing w:after="0" w:line="240" w:lineRule="auto"/>
-        <w:jc w:val="both"/>
-        <w:rPr>
-          <w:rFonts w:ascii="Times New Roman" w:eastAsia="Times New Roman" w:hAnsi="Times New Roman" w:cs="Times New Roman"/>
-          <w:kern w:val="0"/>
-          <w14:ligatures w14:val="none"/>
-        </w:rPr>
-      </w:pPr>
-    </w:p>
-    <w:p>
-      <w:pPr>
-        <w:spacing w:before="100" w:beforeAutospacing="1" w:after="100" w:afterAutospacing="1" w:line="240" w:lineRule="auto"/>
-        <w:jc w:val="both"/>
-        <w:outlineLvl w:val="1"/>
-        <w:rPr>
-          <w:rFonts w:ascii="Times New Roman" w:eastAsia="Times New Roman" w:hAnsi="Times New Roman" w:cs="Times New Roman"/>
-          <w:b/>
-          <w:bCs/>
-          <w:kern w:val="0"/>
-          <w:sz w:val="36"/>
-          <w:szCs w:val="36"/>
-          <w14:ligatures w14:val="none"/>
-        </w:rPr>
-      </w:pPr>
-      <w:bookmarkStart w:id="30" w:name="_Toc234999600"/>
-      <w:r>
-        <w:rPr>
-          <w:rFonts w:ascii="Times New Roman" w:eastAsia="Times New Roman" w:hAnsi="Times New Roman" w:cs="Times New Roman"/>
-          <w:b/>
-          <w:bCs/>
-          <w:kern w:val="0"/>
-          <w:sz w:val="36"/>
-          <w:szCs w:val="36"/>
-          <w14:ligatures w14:val="none"/>
-        </w:rPr>
-        <w:t>ACTUL VI — Revenire la ATM</w:t>
-      </w:r>
-      <w:bookmarkEnd w:id="30"/>
-    </w:p>
-    <w:p>
-      <w:pPr>
-        <w:spacing w:before="100" w:beforeAutospacing="1" w:after="100" w:afterAutospacing="1" w:line="240" w:lineRule="auto"/>
-        <w:jc w:val="both"/>
-        <w:outlineLvl w:val="2"/>
-        <w:rPr>
-          <w:rFonts w:ascii="Times New Roman" w:eastAsia="Times New Roman" w:hAnsi="Times New Roman" w:cs="Times New Roman"/>
-          <w:b/>
-          <w:bCs/>
-          <w:kern w:val="0"/>
-          <w:sz w:val="27"/>
-          <w:szCs w:val="27"/>
-          <w14:ligatures w14:val="none"/>
-        </w:rPr>
-      </w:pPr>
-      <w:bookmarkStart w:id="31" w:name="_Toc234999601"/>
-      <w:r>
-        <w:rPr>
-          <w:rFonts w:ascii="Times New Roman" w:eastAsia="Times New Roman" w:hAnsi="Times New Roman" w:cs="Times New Roman"/>
-          <w:b/>
-          <w:bCs/>
-          <w:kern w:val="0"/>
-          <w:sz w:val="27"/>
-          <w:szCs w:val="27"/>
-          <w14:ligatures w14:val="none"/>
-        </w:rPr>
-        <w:t>Misiunea 23 — „Raportul cifrat"</w:t>
-      </w:r>
-      <w:bookmarkEnd w:id="31"/>
-    </w:p>
-    <w:p>
-      <w:pPr>
-        <w:spacing w:before="100" w:beforeAutospacing="1" w:after="100" w:afterAutospacing="1" w:line="240" w:lineRule="auto"/>
-        <w:jc w:val="both"/>
-        <w:rPr>
-          <w:rFonts w:ascii="Times New Roman" w:eastAsia="Times New Roman" w:hAnsi="Times New Roman" w:cs="Times New Roman"/>
-          <w:kern w:val="0"/>
-          <w14:ligatures w14:val="none"/>
-        </w:rPr>
-      </w:pPr>
-      <w:r>
-        <w:rPr>
-          <w:rFonts w:ascii="Times New Roman" w:eastAsia="Times New Roman" w:hAnsi="Times New Roman" w:cs="Times New Roman"/>
-          <w:b/>
-          <w:bCs/>
-          <w:kern w:val="0"/>
-          <w14:ligatures w14:val="none"/>
-        </w:rPr>
-        <w:t>Cerința</w:t>
-      </w:r>
-      <w:r>
-        <w:rPr>
-          <w:rFonts w:ascii="Times New Roman" w:eastAsia="Times New Roman" w:hAnsi="Times New Roman" w:cs="Times New Roman"/>
-          <w:b/>
-          <w:bCs/>
-          <w:kern w:val="0"/>
-          <w14:ligatures w14:val="none"/>
-        </w:rPr>
-        <w:t>:</w:t>
-      </w:r>
-      <w:r>
-        <w:rPr>
-          <w:rFonts w:ascii="Times New Roman" w:eastAsia="Times New Roman" w:hAnsi="Times New Roman" w:cs="Times New Roman"/>
-          <w:kern w:val="0"/>
-          <w14:ligatures w14:val="none"/>
-        </w:rPr>
-        <w:t xml:space="preserve"> codare/decodare (</w:t>
-      </w:r>
-      <w:r>
-        <w:rPr>
-          <w:rFonts w:ascii="Courier New" w:eastAsia="Times New Roman" w:hAnsi="Courier New" w:cs="Courier New"/>
-          <w:kern w:val="0"/>
-          <w:sz w:val="20"/>
-          <w:szCs w:val="20"/>
-          <w14:ligatures w14:val="none"/>
-        </w:rPr>
-        <w:t>base64</w:t>
-      </w:r>
-      <w:r>
-        <w:rPr>
-          <w:rFonts w:ascii="Times New Roman" w:eastAsia="Times New Roman" w:hAnsi="Times New Roman" w:cs="Times New Roman"/>
-          <w:kern w:val="0"/>
-          <w14:ligatures w14:val="none"/>
-        </w:rPr>
-        <w:t xml:space="preserve">) combinată cu criptare </w:t>
-      </w:r>
-    </w:p>
-    <w:p>
-      <w:pPr>
-        <w:spacing w:before="100" w:beforeAutospacing="1" w:after="100" w:afterAutospacing="1" w:line="240" w:lineRule="auto"/>
+    </w:p>
+    <w:p>
+      <w:pPr>
+        <w:spacing w:before="100" w:beforeAutospacing="1" w:after="0" w:line="240" w:lineRule="auto"/>
         <w:ind w:firstLine="720"/>
         <w:jc w:val="both"/>
         <w:rPr>
@@ -6754,87 +4769,10 @@
           <w14:ligatures w14:val="none"/>
         </w:rPr>
       </w:pPr>
-      <w:r>
-        <w:rPr>
-          <w:rFonts w:ascii="Times New Roman" w:eastAsia="Times New Roman" w:hAnsi="Times New Roman" w:cs="Times New Roman"/>
-          <w:kern w:val="0"/>
-          <w14:ligatures w14:val="none"/>
-        </w:rPr>
-        <w:t>Raportul final al stagiului trebuie transmis codat, ca măsură minimă de protecție împotriva citirii accidentale în tranzit.</w:t>
-      </w:r>
-    </w:p>
-    <w:p>
-      <w:pPr>
-        <w:spacing w:before="100" w:beforeAutospacing="1" w:after="100" w:afterAutospacing="1" w:line="240" w:lineRule="auto"/>
-        <w:jc w:val="both"/>
-        <w:outlineLvl w:val="2"/>
-        <w:rPr>
-          <w:rFonts w:ascii="Times New Roman" w:eastAsia="Times New Roman" w:hAnsi="Times New Roman" w:cs="Times New Roman"/>
-          <w:b/>
-          <w:bCs/>
-          <w:kern w:val="0"/>
-          <w:sz w:val="27"/>
-          <w:szCs w:val="27"/>
-          <w14:ligatures w14:val="none"/>
-        </w:rPr>
-      </w:pPr>
-      <w:bookmarkStart w:id="32" w:name="_Toc234999602"/>
-      <w:r>
-        <w:rPr>
-          <w:rFonts w:ascii="Times New Roman" w:eastAsia="Times New Roman" w:hAnsi="Times New Roman" w:cs="Times New Roman"/>
-          <w:b/>
-          <w:bCs/>
-          <w:kern w:val="0"/>
-          <w:sz w:val="27"/>
-          <w:szCs w:val="27"/>
-          <w14:ligatures w14:val="none"/>
-        </w:rPr>
-        <w:t>Misiunea 24 — „Auditul de securitate"</w:t>
-      </w:r>
-      <w:bookmarkEnd w:id="32"/>
-    </w:p>
-    <w:p>
-      <w:pPr>
-        <w:spacing w:before="100" w:beforeAutospacing="1" w:after="100" w:afterAutospacing="1" w:line="240" w:lineRule="auto"/>
-        <w:jc w:val="both"/>
-        <w:rPr>
-          <w:rFonts w:ascii="Times New Roman" w:eastAsia="Times New Roman" w:hAnsi="Times New Roman" w:cs="Times New Roman"/>
-          <w:kern w:val="0"/>
-          <w14:ligatures w14:val="none"/>
-        </w:rPr>
-      </w:pPr>
-      <w:r>
-        <w:rPr>
-          <w:rFonts w:ascii="Times New Roman" w:eastAsia="Times New Roman" w:hAnsi="Times New Roman" w:cs="Times New Roman"/>
-          <w:b/>
-          <w:bCs/>
-          <w:kern w:val="0"/>
-          <w14:ligatures w14:val="none"/>
-        </w:rPr>
-        <w:t>Cerința</w:t>
-      </w:r>
-      <w:r>
-        <w:rPr>
-          <w:rFonts w:ascii="Times New Roman" w:eastAsia="Times New Roman" w:hAnsi="Times New Roman" w:cs="Times New Roman"/>
-          <w:b/>
-          <w:bCs/>
-          <w:kern w:val="0"/>
-          <w14:ligatures w14:val="none"/>
-        </w:rPr>
-        <w:t>:</w:t>
-      </w:r>
-      <w:r>
-        <w:rPr>
-          <w:rFonts w:ascii="Times New Roman" w:eastAsia="Times New Roman" w:hAnsi="Times New Roman" w:cs="Times New Roman"/>
-          <w:kern w:val="0"/>
-          <w14:ligatures w14:val="none"/>
-        </w:rPr>
-        <w:t xml:space="preserve"> configurare syslog / descoperire de servicii </w:t>
-      </w:r>
-    </w:p>
-    <w:p>
-      <w:pPr>
-        <w:spacing w:before="100" w:beforeAutospacing="1" w:after="100" w:afterAutospacing="1" w:line="240" w:lineRule="auto"/>
+    </w:p>
+    <w:p>
+      <w:pPr>
+        <w:spacing w:before="100" w:beforeAutospacing="1" w:after="0" w:line="240" w:lineRule="auto"/>
         <w:ind w:firstLine="720"/>
         <w:jc w:val="both"/>
         <w:rPr>
@@ -6843,120 +4781,10 @@
           <w14:ligatures w14:val="none"/>
         </w:rPr>
       </w:pPr>
-      <w:r>
-        <w:rPr>
-          <w:rFonts w:ascii="Times New Roman" w:eastAsia="Times New Roman" w:hAnsi="Times New Roman" w:cs="Times New Roman"/>
-          <w:kern w:val="0"/>
-          <w14:ligatures w14:val="none"/>
-        </w:rPr>
-        <w:t>Înainte de închiderea stagiului, cadetul trebuie să identifice un serviciu de logare configurat neobișnuit, care a păstrat, fără voie, ultimul cod al întregului parcurs.</w:t>
-      </w:r>
-    </w:p>
-    <w:p>
-      <w:pPr>
-        <w:spacing w:before="100" w:beforeAutospacing="1" w:after="100" w:afterAutospacing="1" w:line="240" w:lineRule="auto"/>
-        <w:jc w:val="both"/>
-        <w:outlineLvl w:val="2"/>
-        <w:rPr>
-          <w:rFonts w:ascii="Times New Roman" w:eastAsia="Times New Roman" w:hAnsi="Times New Roman" w:cs="Times New Roman"/>
-          <w:b/>
-          <w:bCs/>
-          <w:kern w:val="0"/>
-          <w:sz w:val="27"/>
-          <w:szCs w:val="27"/>
-          <w14:ligatures w14:val="none"/>
-        </w:rPr>
-      </w:pPr>
-      <w:bookmarkStart w:id="33" w:name="_Toc234999603"/>
-      <w:r>
-        <w:rPr>
-          <w:rFonts w:ascii="Times New Roman" w:eastAsia="Times New Roman" w:hAnsi="Times New Roman" w:cs="Times New Roman"/>
-          <w:b/>
-          <w:bCs/>
-          <w:kern w:val="0"/>
-          <w:sz w:val="27"/>
-          <w:szCs w:val="27"/>
-          <w14:ligatures w14:val="none"/>
-        </w:rPr>
-        <w:t>Misiunea 25 — „Dosarul final" (misiune capstone)</w:t>
-      </w:r>
-      <w:bookmarkEnd w:id="33"/>
-    </w:p>
-    <w:p>
-      <w:pPr>
-        <w:spacing w:before="100" w:beforeAutospacing="1" w:after="100" w:afterAutospacing="1" w:line="240" w:lineRule="auto"/>
-        <w:jc w:val="both"/>
-        <w:rPr>
-          <w:rFonts w:ascii="Times New Roman" w:eastAsia="Times New Roman" w:hAnsi="Times New Roman" w:cs="Times New Roman"/>
-          <w:kern w:val="0"/>
-          <w14:ligatures w14:val="none"/>
-        </w:rPr>
-      </w:pPr>
-      <w:r>
-        <w:rPr>
-          <w:rFonts w:ascii="Times New Roman" w:eastAsia="Times New Roman" w:hAnsi="Times New Roman" w:cs="Times New Roman"/>
-          <w:b/>
-          <w:bCs/>
-          <w:kern w:val="0"/>
-          <w14:ligatures w14:val="none"/>
-        </w:rPr>
-        <w:t>Cerința</w:t>
-      </w:r>
-      <w:r>
-        <w:rPr>
-          <w:rFonts w:ascii="Times New Roman" w:eastAsia="Times New Roman" w:hAnsi="Times New Roman" w:cs="Times New Roman"/>
-          <w:b/>
-          <w:bCs/>
-          <w:kern w:val="0"/>
-          <w14:ligatures w14:val="none"/>
-        </w:rPr>
-        <w:t>:</w:t>
-      </w:r>
-      <w:r>
-        <w:rPr>
-          <w:rFonts w:ascii="Times New Roman" w:eastAsia="Times New Roman" w:hAnsi="Times New Roman" w:cs="Times New Roman"/>
-          <w:kern w:val="0"/>
-          <w14:ligatures w14:val="none"/>
-        </w:rPr>
-        <w:t xml:space="preserve"> combinație a mai multor tehnici anterioare </w:t>
-      </w:r>
-    </w:p>
-    <w:p>
-      <w:pPr>
-        <w:spacing w:before="100" w:beforeAutospacing="1" w:after="100" w:afterAutospacing="1" w:line="240" w:lineRule="auto"/>
-        <w:ind w:firstLine="720"/>
-        <w:jc w:val="both"/>
-        <w:rPr>
-          <w:rFonts w:ascii="Times New Roman" w:eastAsia="Times New Roman" w:hAnsi="Times New Roman" w:cs="Times New Roman"/>
-          <w:kern w:val="0"/>
-          <w14:ligatures w14:val="none"/>
-        </w:rPr>
-      </w:pPr>
-      <w:r>
-        <w:rPr>
-          <w:rFonts w:ascii="Times New Roman" w:eastAsia="Times New Roman" w:hAnsi="Times New Roman" w:cs="Times New Roman"/>
-          <w:kern w:val="0"/>
-          <w14:ligatures w14:val="none"/>
-        </w:rPr>
-        <w:lastRenderedPageBreak/>
-        <w:t>Ultimul cont conține un lanț complet: un fișier arhivat, comprimat, criptat, cu parola derivată dintr-un hash calculat la rândul lui dintr-o informație obținută prin inspecția unui proces activ — o recapitulare a tuturor competențelor acumulate pe parcursul stagiului.</w:t>
-      </w:r>
-    </w:p>
-    <w:p>
-      <w:pPr>
-        <w:spacing w:before="100" w:beforeAutospacing="1" w:after="100" w:afterAutospacing="1" w:line="240" w:lineRule="auto"/>
-        <w:ind w:firstLine="720"/>
-        <w:jc w:val="both"/>
-        <w:rPr>
-          <w:rFonts w:ascii="Times New Roman" w:eastAsia="Times New Roman" w:hAnsi="Times New Roman" w:cs="Times New Roman"/>
-          <w:kern w:val="0"/>
-          <w14:ligatures w14:val="none"/>
-        </w:rPr>
-      </w:pPr>
-    </w:p>
-    <w:p>
-      <w:pPr>
-        <w:spacing w:before="100" w:beforeAutospacing="1" w:after="100" w:afterAutospacing="1" w:line="240" w:lineRule="auto"/>
+    </w:p>
+    <w:p>
+      <w:pPr>
+        <w:spacing w:before="100" w:beforeAutospacing="1" w:after="0" w:line="240" w:lineRule="auto"/>
         <w:jc w:val="both"/>
         <w:rPr>
           <w:rFonts w:ascii="Times New Roman" w:eastAsia="Times New Roman" w:hAnsi="Times New Roman" w:cs="Times New Roman"/>
@@ -6979,12 +4807,13 @@
           <w:highlight w:val="lightGray"/>
           <w14:ligatures w14:val="none"/>
         </w:rPr>
+        <w:lastRenderedPageBreak/>
         <w:t>3. DOCUMENTAȚIE TEHNICĂ</w:t>
       </w:r>
     </w:p>
     <w:p>
       <w:pPr>
-        <w:spacing w:before="100" w:beforeAutospacing="1" w:after="100" w:afterAutospacing="1" w:line="240" w:lineRule="auto"/>
+        <w:spacing w:before="100" w:beforeAutospacing="1" w:after="0" w:line="240" w:lineRule="auto"/>
         <w:ind w:firstLine="720"/>
         <w:jc w:val="both"/>
         <w:rPr>
@@ -6996,7 +4825,7 @@
     </w:p>
     <w:p>
       <w:pPr>
-        <w:spacing w:before="100" w:beforeAutospacing="1" w:after="100" w:afterAutospacing="1" w:line="240" w:lineRule="auto"/>
+        <w:spacing w:before="100" w:beforeAutospacing="1" w:after="0" w:line="240" w:lineRule="auto"/>
         <w:outlineLvl w:val="1"/>
         <w:rPr>
           <w:rFonts w:ascii="Times New Roman" w:eastAsia="Times New Roman" w:hAnsi="Times New Roman" w:cs="Times New Roman"/>
@@ -7023,7 +4852,7 @@
     </w:p>
     <w:p>
       <w:pPr>
-        <w:spacing w:before="100" w:beforeAutospacing="1" w:after="100" w:afterAutospacing="1" w:line="240" w:lineRule="auto"/>
+        <w:spacing w:before="100" w:beforeAutospacing="1" w:after="0" w:line="240" w:lineRule="auto"/>
         <w:outlineLvl w:val="2"/>
         <w:rPr>
           <w:rFonts w:ascii="Times New Roman" w:eastAsia="Times New Roman" w:hAnsi="Times New Roman" w:cs="Times New Roman"/>
@@ -7050,7 +4879,7 @@
     </w:p>
     <w:p>
       <w:pPr>
-        <w:spacing w:before="100" w:beforeAutospacing="1" w:after="100" w:afterAutospacing="1" w:line="240" w:lineRule="auto"/>
+        <w:spacing w:before="100" w:beforeAutospacing="1" w:after="0" w:line="240" w:lineRule="auto"/>
         <w:ind w:firstLine="720"/>
         <w:jc w:val="both"/>
         <w:rPr>
@@ -7104,7 +4933,7 @@
     </w:p>
     <w:p>
       <w:pPr>
-        <w:spacing w:before="100" w:beforeAutospacing="1" w:after="100" w:afterAutospacing="1" w:line="240" w:lineRule="auto"/>
+        <w:spacing w:before="100" w:beforeAutospacing="1" w:after="0" w:line="240" w:lineRule="auto"/>
         <w:jc w:val="both"/>
         <w:outlineLvl w:val="2"/>
         <w:rPr>
@@ -7132,7 +4961,7 @@
     </w:p>
     <w:p>
       <w:pPr>
-        <w:spacing w:before="100" w:beforeAutospacing="1" w:after="100" w:afterAutospacing="1" w:line="240" w:lineRule="auto"/>
+        <w:spacing w:before="100" w:beforeAutospacing="1" w:after="0" w:line="240" w:lineRule="auto"/>
         <w:ind w:firstLine="360"/>
         <w:jc w:val="both"/>
         <w:rPr>
@@ -7192,7 +5021,7 @@
           <w:ilvl w:val="0"/>
           <w:numId w:val="13"/>
         </w:numPr>
-        <w:spacing w:before="100" w:beforeAutospacing="1" w:after="100" w:afterAutospacing="1" w:line="240" w:lineRule="auto"/>
+        <w:spacing w:before="100" w:beforeAutospacing="1" w:after="0" w:line="240" w:lineRule="auto"/>
         <w:jc w:val="both"/>
         <w:rPr>
           <w:rFonts w:ascii="Times New Roman" w:eastAsia="Times New Roman" w:hAnsi="Times New Roman" w:cs="Times New Roman"/>
@@ -7215,7 +5044,7 @@
           <w:ilvl w:val="0"/>
           <w:numId w:val="13"/>
         </w:numPr>
-        <w:spacing w:before="100" w:beforeAutospacing="1" w:after="100" w:afterAutospacing="1" w:line="240" w:lineRule="auto"/>
+        <w:spacing w:before="100" w:beforeAutospacing="1" w:after="0" w:line="240" w:lineRule="auto"/>
         <w:jc w:val="both"/>
         <w:rPr>
           <w:rFonts w:ascii="Times New Roman" w:eastAsia="Times New Roman" w:hAnsi="Times New Roman" w:cs="Times New Roman"/>
@@ -7238,7 +5067,7 @@
           <w:ilvl w:val="0"/>
           <w:numId w:val="13"/>
         </w:numPr>
-        <w:spacing w:before="100" w:beforeAutospacing="1" w:after="100" w:afterAutospacing="1" w:line="240" w:lineRule="auto"/>
+        <w:spacing w:before="100" w:beforeAutospacing="1" w:after="0" w:line="240" w:lineRule="auto"/>
         <w:jc w:val="both"/>
         <w:rPr>
           <w:rFonts w:ascii="Times New Roman" w:eastAsia="Times New Roman" w:hAnsi="Times New Roman" w:cs="Times New Roman"/>
@@ -7265,7 +5094,7 @@
     </w:p>
     <w:p>
       <w:pPr>
-        <w:spacing w:before="100" w:beforeAutospacing="1" w:after="100" w:afterAutospacing="1" w:line="240" w:lineRule="auto"/>
+        <w:spacing w:before="100" w:beforeAutospacing="1" w:after="0" w:line="240" w:lineRule="auto"/>
         <w:jc w:val="both"/>
         <w:outlineLvl w:val="2"/>
         <w:rPr>
@@ -7293,7 +5122,7 @@
     </w:p>
     <w:p>
       <w:pPr>
-        <w:spacing w:before="100" w:beforeAutospacing="1" w:after="100" w:afterAutospacing="1" w:line="240" w:lineRule="auto"/>
+        <w:spacing w:before="100" w:beforeAutospacing="1" w:after="0" w:line="240" w:lineRule="auto"/>
         <w:ind w:firstLine="360"/>
         <w:jc w:val="both"/>
         <w:rPr>
@@ -7353,7 +5182,7 @@
           <w:ilvl w:val="0"/>
           <w:numId w:val="14"/>
         </w:numPr>
-        <w:spacing w:before="100" w:beforeAutospacing="1" w:after="100" w:afterAutospacing="1" w:line="240" w:lineRule="auto"/>
+        <w:spacing w:before="100" w:beforeAutospacing="1" w:after="0" w:line="240" w:lineRule="auto"/>
         <w:jc w:val="both"/>
         <w:rPr>
           <w:rFonts w:ascii="Times New Roman" w:eastAsia="Times New Roman" w:hAnsi="Times New Roman" w:cs="Times New Roman"/>
@@ -7376,7 +5205,7 @@
           <w:ilvl w:val="0"/>
           <w:numId w:val="14"/>
         </w:numPr>
-        <w:spacing w:before="100" w:beforeAutospacing="1" w:after="100" w:afterAutospacing="1" w:line="240" w:lineRule="auto"/>
+        <w:spacing w:before="100" w:beforeAutospacing="1" w:after="0" w:line="240" w:lineRule="auto"/>
         <w:jc w:val="both"/>
         <w:rPr>
           <w:rFonts w:ascii="Times New Roman" w:eastAsia="Times New Roman" w:hAnsi="Times New Roman" w:cs="Times New Roman"/>
@@ -7417,7 +5246,7 @@
           <w:ilvl w:val="0"/>
           <w:numId w:val="14"/>
         </w:numPr>
-        <w:spacing w:before="100" w:beforeAutospacing="1" w:after="100" w:afterAutospacing="1" w:line="240" w:lineRule="auto"/>
+        <w:spacing w:before="100" w:beforeAutospacing="1" w:after="0" w:line="240" w:lineRule="auto"/>
         <w:jc w:val="both"/>
         <w:rPr>
           <w:rFonts w:ascii="Times New Roman" w:eastAsia="Times New Roman" w:hAnsi="Times New Roman" w:cs="Times New Roman"/>
@@ -7436,7 +5265,7 @@
     </w:p>
     <w:p>
       <w:pPr>
-        <w:spacing w:before="100" w:beforeAutospacing="1" w:after="100" w:afterAutospacing="1" w:line="240" w:lineRule="auto"/>
+        <w:spacing w:before="100" w:beforeAutospacing="1" w:after="0" w:line="240" w:lineRule="auto"/>
         <w:jc w:val="both"/>
         <w:outlineLvl w:val="1"/>
         <w:rPr>
@@ -7459,13 +5288,12 @@
           <w:szCs w:val="36"/>
           <w14:ligatures w14:val="none"/>
         </w:rPr>
-        <w:lastRenderedPageBreak/>
         <w:t>2. Arhitectura soluției implementate</w:t>
       </w:r>
     </w:p>
     <w:p>
       <w:pPr>
-        <w:spacing w:before="100" w:beforeAutospacing="1" w:after="100" w:afterAutospacing="1" w:line="240" w:lineRule="auto"/>
+        <w:spacing w:before="100" w:beforeAutospacing="1" w:after="0" w:line="240" w:lineRule="auto"/>
         <w:jc w:val="both"/>
         <w:outlineLvl w:val="2"/>
         <w:rPr>
@@ -7493,7 +5321,7 @@
     </w:p>
     <w:p>
       <w:pPr>
-        <w:spacing w:before="100" w:beforeAutospacing="1" w:after="100" w:afterAutospacing="1" w:line="240" w:lineRule="auto"/>
+        <w:spacing w:before="100" w:beforeAutospacing="1" w:after="0" w:line="240" w:lineRule="auto"/>
         <w:ind w:firstLine="720"/>
         <w:jc w:val="both"/>
         <w:rPr>
@@ -7508,6 +5336,7 @@
           <w:kern w:val="0"/>
           <w14:ligatures w14:val="none"/>
         </w:rPr>
+        <w:lastRenderedPageBreak/>
         <w:t xml:space="preserve">Accesul la mediu se realizează exclusiv prin protocolul </w:t>
       </w:r>
       <w:r>
@@ -7567,7 +5396,7 @@
     </w:p>
     <w:p>
       <w:pPr>
-        <w:spacing w:before="100" w:beforeAutospacing="1" w:after="100" w:afterAutospacing="1" w:line="240" w:lineRule="auto"/>
+        <w:spacing w:before="100" w:beforeAutospacing="1" w:after="0" w:line="240" w:lineRule="auto"/>
         <w:jc w:val="both"/>
         <w:outlineLvl w:val="2"/>
         <w:rPr>
@@ -7595,7 +5424,7 @@
     </w:p>
     <w:p>
       <w:pPr>
-        <w:spacing w:before="100" w:beforeAutospacing="1" w:after="100" w:afterAutospacing="1" w:line="240" w:lineRule="auto"/>
+        <w:spacing w:before="100" w:beforeAutospacing="1" w:after="0" w:line="240" w:lineRule="auto"/>
         <w:ind w:firstLine="720"/>
         <w:jc w:val="both"/>
         <w:rPr>
@@ -7633,7 +5462,7 @@
     </w:p>
     <w:p>
       <w:pPr>
-        <w:spacing w:before="100" w:beforeAutospacing="1" w:after="100" w:afterAutospacing="1" w:line="240" w:lineRule="auto"/>
+        <w:spacing w:before="100" w:beforeAutospacing="1" w:after="0" w:line="240" w:lineRule="auto"/>
         <w:jc w:val="both"/>
         <w:outlineLvl w:val="2"/>
         <w:rPr>
@@ -7851,7 +5680,7 @@
     </w:p>
     <w:p>
       <w:pPr>
-        <w:spacing w:before="100" w:beforeAutospacing="1" w:after="100" w:afterAutospacing="1" w:line="240" w:lineRule="auto"/>
+        <w:spacing w:before="100" w:beforeAutospacing="1" w:after="0" w:line="240" w:lineRule="auto"/>
         <w:ind w:firstLine="720"/>
         <w:jc w:val="both"/>
         <w:rPr>
@@ -7943,7 +5772,7 @@
     </w:p>
     <w:p>
       <w:pPr>
-        <w:spacing w:before="100" w:beforeAutospacing="1" w:after="100" w:afterAutospacing="1" w:line="240" w:lineRule="auto"/>
+        <w:spacing w:before="100" w:beforeAutospacing="1" w:after="0" w:line="240" w:lineRule="auto"/>
         <w:jc w:val="both"/>
         <w:outlineLvl w:val="1"/>
         <w:rPr>
@@ -7971,7 +5800,7 @@
     </w:p>
     <w:p>
       <w:pPr>
-        <w:spacing w:before="100" w:beforeAutospacing="1" w:after="100" w:afterAutospacing="1" w:line="240" w:lineRule="auto"/>
+        <w:spacing w:before="100" w:beforeAutospacing="1" w:after="0" w:line="240" w:lineRule="auto"/>
         <w:jc w:val="both"/>
         <w:outlineLvl w:val="2"/>
         <w:rPr>
@@ -8404,7 +6233,7 @@
     </w:p>
     <w:p>
       <w:pPr>
-        <w:spacing w:before="100" w:beforeAutospacing="1" w:after="100" w:afterAutospacing="1" w:line="240" w:lineRule="auto"/>
+        <w:spacing w:before="100" w:beforeAutospacing="1" w:after="0" w:line="240" w:lineRule="auto"/>
         <w:ind w:firstLine="720"/>
         <w:jc w:val="both"/>
         <w:rPr>
@@ -8460,7 +6289,7 @@
     </w:p>
     <w:p>
       <w:pPr>
-        <w:spacing w:before="100" w:beforeAutospacing="1" w:after="100" w:afterAutospacing="1" w:line="240" w:lineRule="auto"/>
+        <w:spacing w:before="100" w:beforeAutospacing="1" w:after="0" w:line="240" w:lineRule="auto"/>
         <w:jc w:val="both"/>
         <w:outlineLvl w:val="2"/>
         <w:rPr>
@@ -8575,7 +6404,7 @@
     </w:p>
     <w:p>
       <w:pPr>
-        <w:spacing w:before="100" w:beforeAutospacing="1" w:after="100" w:afterAutospacing="1" w:line="240" w:lineRule="auto"/>
+        <w:spacing w:before="100" w:beforeAutospacing="1" w:after="0" w:line="240" w:lineRule="auto"/>
         <w:ind w:firstLine="720"/>
         <w:jc w:val="both"/>
         <w:rPr>
@@ -8590,7 +6419,6 @@
           <w:kern w:val="0"/>
           <w14:ligatures w14:val="none"/>
         </w:rPr>
-        <w:lastRenderedPageBreak/>
         <w:t xml:space="preserve">Această operațiune parcurge secvențial toate cele 25 de scripturi de inițializare, creează conturile de utilizator corespunzătoare și instalează serviciile necesare (server SSH, demon </w:t>
       </w:r>
       <w:r>
@@ -8650,7 +6478,7 @@
     </w:p>
     <w:p>
       <w:pPr>
-        <w:spacing w:before="100" w:beforeAutospacing="1" w:after="100" w:afterAutospacing="1" w:line="240" w:lineRule="auto"/>
+        <w:spacing w:before="100" w:beforeAutospacing="1" w:after="0" w:line="240" w:lineRule="auto"/>
         <w:jc w:val="both"/>
         <w:outlineLvl w:val="2"/>
         <w:rPr>
@@ -8777,7 +6605,7 @@
     </w:p>
     <w:p>
       <w:pPr>
-        <w:spacing w:before="100" w:beforeAutospacing="1" w:after="100" w:afterAutospacing="1" w:line="240" w:lineRule="auto"/>
+        <w:spacing w:before="100" w:beforeAutospacing="1" w:after="0" w:line="240" w:lineRule="auto"/>
         <w:ind w:firstLine="720"/>
         <w:jc w:val="both"/>
         <w:rPr>
@@ -8792,6 +6620,7 @@
           <w:kern w:val="0"/>
           <w14:ligatures w14:val="none"/>
         </w:rPr>
+        <w:lastRenderedPageBreak/>
         <w:t>Containerul este rulat în regim detașat (</w:t>
       </w:r>
       <w:r>
@@ -8815,7 +6644,7 @@
     </w:p>
     <w:p>
       <w:pPr>
-        <w:spacing w:before="100" w:beforeAutospacing="1" w:after="100" w:afterAutospacing="1" w:line="240" w:lineRule="auto"/>
+        <w:spacing w:before="100" w:beforeAutospacing="1" w:after="0" w:line="240" w:lineRule="auto"/>
         <w:jc w:val="both"/>
         <w:outlineLvl w:val="2"/>
         <w:rPr>
@@ -8843,7 +6672,8 @@
     </w:p>
     <w:p>
       <w:pPr>
-        <w:spacing w:before="100" w:beforeAutospacing="1" w:after="100" w:afterAutospacing="1" w:line="240" w:lineRule="auto"/>
+        <w:spacing w:before="100" w:beforeAutospacing="1" w:after="0" w:line="240" w:lineRule="auto"/>
+        <w:ind w:firstLine="720"/>
         <w:jc w:val="both"/>
         <w:rPr>
           <w:rFonts w:ascii="Times New Roman" w:eastAsia="Times New Roman" w:hAnsi="Times New Roman" w:cs="Times New Roman"/>
@@ -8949,7 +6779,8 @@
     </w:p>
     <w:p>
       <w:pPr>
-        <w:spacing w:before="100" w:beforeAutospacing="1" w:after="100" w:afterAutospacing="1" w:line="240" w:lineRule="auto"/>
+        <w:spacing w:before="100" w:beforeAutospacing="1" w:after="0" w:line="240" w:lineRule="auto"/>
+        <w:ind w:firstLine="720"/>
         <w:jc w:val="both"/>
         <w:rPr>
           <w:rFonts w:ascii="Times New Roman" w:eastAsia="Times New Roman" w:hAnsi="Times New Roman" w:cs="Times New Roman"/>
@@ -9100,16 +6931,18 @@
     </w:p>
     <w:p>
       <w:pPr>
-        <w:jc w:val="both"/>
-        <w:rPr>
-          <w:rFonts w:ascii="Times New Roman" w:eastAsia="Times New Roman" w:hAnsi="Times New Roman" w:cs="Times New Roman"/>
-          <w:kern w:val="0"/>
-          <w14:ligatures w14:val="none"/>
-        </w:rPr>
-      </w:pPr>
-    </w:p>
-    <w:p>
-      <w:pPr>
+        <w:spacing w:after="0"/>
+        <w:jc w:val="both"/>
+        <w:rPr>
+          <w:rFonts w:ascii="Times New Roman" w:eastAsia="Times New Roman" w:hAnsi="Times New Roman" w:cs="Times New Roman"/>
+          <w:kern w:val="0"/>
+          <w14:ligatures w14:val="none"/>
+        </w:rPr>
+      </w:pPr>
+    </w:p>
+    <w:p>
+      <w:pPr>
+        <w:spacing w:after="0"/>
         <w:jc w:val="both"/>
         <w:rPr>
           <w:rFonts w:ascii="Times New Roman" w:eastAsia="Times New Roman" w:hAnsi="Times New Roman" w:cs="Times New Roman"/>
@@ -9136,6 +6969,7 @@
     </w:p>
     <w:p>
       <w:pPr>
+        <w:spacing w:after="0"/>
         <w:ind w:firstLine="720"/>
         <w:jc w:val="both"/>
         <w:rPr>
@@ -9155,6 +6989,7 @@
     </w:p>
     <w:p>
       <w:pPr>
+        <w:spacing w:after="0"/>
         <w:jc w:val="both"/>
         <w:rPr>
           <w:rFonts w:ascii="Times New Roman" w:eastAsia="Times New Roman" w:hAnsi="Times New Roman" w:cs="Times New Roman"/>
@@ -9178,6 +7013,7 @@
     </w:p>
     <w:p>
       <w:pPr>
+        <w:spacing w:after="0"/>
         <w:jc w:val="both"/>
         <w:rPr>
           <w:rFonts w:ascii="Times New Roman" w:eastAsia="Times New Roman" w:hAnsi="Times New Roman" w:cs="Times New Roman"/>
@@ -9198,6 +7034,7 @@
     </w:p>
     <w:p>
       <w:pPr>
+        <w:spacing w:after="0"/>
         <w:jc w:val="both"/>
         <w:rPr>
           <w:rFonts w:ascii="Times New Roman" w:eastAsia="Times New Roman" w:hAnsi="Times New Roman" w:cs="Times New Roman"/>
@@ -9218,6 +7055,7 @@
     </w:p>
     <w:p>
       <w:pPr>
+        <w:spacing w:after="0"/>
         <w:jc w:val="both"/>
         <w:rPr>
           <w:rFonts w:ascii="Times New Roman" w:eastAsia="Times New Roman" w:hAnsi="Times New Roman" w:cs="Times New Roman"/>
@@ -9238,6 +7076,7 @@
     </w:p>
     <w:p>
       <w:pPr>
+        <w:spacing w:after="0"/>
         <w:jc w:val="both"/>
         <w:rPr>
           <w:rFonts w:ascii="Times New Roman" w:eastAsia="Times New Roman" w:hAnsi="Times New Roman" w:cs="Times New Roman"/>
@@ -9253,19 +7092,19 @@
           <w:kern w:val="0"/>
           <w14:ligatures w14:val="none"/>
         </w:rPr>
-        <w:t>ssh m0n@localhost -p 2220   # parola: alex</w:t>
-      </w:r>
-    </w:p>
-    <w:p>
-      <w:pPr>
-        <w:jc w:val="both"/>
-        <w:rPr>
-          <w:rFonts w:ascii="Times New Roman" w:eastAsia="Times New Roman" w:hAnsi="Times New Roman" w:cs="Times New Roman"/>
+        <w:t>ssh m</w:t>
+      </w:r>
+      <w:r>
+        <w:rPr>
+          <w:rFonts w:ascii="Times New Roman" w:eastAsia="Times New Roman" w:hAnsi="Times New Roman" w:cs="Times New Roman"/>
+          <w:b/>
+          <w:bCs/>
           <w:color w:val="000000" w:themeColor="text1"/>
           <w:kern w:val="0"/>
           <w14:ligatures w14:val="none"/>
         </w:rPr>
-      </w:pPr>
+        <w:t>NR</w:t>
+      </w:r>
       <w:r>
         <w:rPr>
           <w:rFonts w:ascii="Times New Roman" w:eastAsia="Times New Roman" w:hAnsi="Times New Roman" w:cs="Times New Roman"/>
@@ -9273,11 +7112,53 @@
           <w:kern w:val="0"/>
           <w14:ligatures w14:val="none"/>
         </w:rPr>
-        <w:t>#n reprezinta numărul provocării, va trebui comanda exit și ssh cu n</w:t>
-      </w:r>
-    </w:p>
-    <w:p>
-      <w:pPr>
+        <w:t>@localhost -p 2220   # parola: alex</w:t>
+      </w:r>
+    </w:p>
+    <w:p>
+      <w:pPr>
+        <w:spacing w:after="0"/>
+        <w:jc w:val="both"/>
+        <w:rPr>
+          <w:rFonts w:ascii="Times New Roman" w:eastAsia="Times New Roman" w:hAnsi="Times New Roman" w:cs="Times New Roman"/>
+          <w:color w:val="000000" w:themeColor="text1"/>
+          <w:kern w:val="0"/>
+          <w14:ligatures w14:val="none"/>
+        </w:rPr>
+      </w:pPr>
+      <w:r>
+        <w:rPr>
+          <w:rFonts w:ascii="Times New Roman" w:eastAsia="Times New Roman" w:hAnsi="Times New Roman" w:cs="Times New Roman"/>
+          <w:color w:val="000000" w:themeColor="text1"/>
+          <w:kern w:val="0"/>
+          <w14:ligatures w14:val="none"/>
+        </w:rPr>
+        <w:t>#</w:t>
+      </w:r>
+      <w:r>
+        <w:rPr>
+          <w:rFonts w:ascii="Times New Roman" w:eastAsia="Times New Roman" w:hAnsi="Times New Roman" w:cs="Times New Roman"/>
+          <w:b/>
+          <w:bCs/>
+          <w:color w:val="000000" w:themeColor="text1"/>
+          <w:kern w:val="0"/>
+          <w14:ligatures w14:val="none"/>
+        </w:rPr>
+        <w:t>NR</w:t>
+      </w:r>
+      <w:r>
+        <w:rPr>
+          <w:rFonts w:ascii="Times New Roman" w:eastAsia="Times New Roman" w:hAnsi="Times New Roman" w:cs="Times New Roman"/>
+          <w:color w:val="000000" w:themeColor="text1"/>
+          <w:kern w:val="0"/>
+          <w14:ligatures w14:val="none"/>
+        </w:rPr>
+        <w:t xml:space="preserve"> reprezinta numărul provocării, va trebui comanda exit și ssh cu n</w:t>
+      </w:r>
+    </w:p>
+    <w:p>
+      <w:pPr>
+        <w:spacing w:after="0"/>
         <w:jc w:val="both"/>
         <w:rPr>
           <w:rFonts w:ascii="Times New Roman" w:eastAsia="Times New Roman" w:hAnsi="Times New Roman" w:cs="Times New Roman"/>
@@ -9289,6 +7170,7 @@
     </w:p>
     <w:p>
       <w:pPr>
+        <w:spacing w:after="0"/>
         <w:jc w:val="both"/>
         <w:rPr>
           <w:rFonts w:ascii="Times New Roman" w:eastAsia="Times New Roman" w:hAnsi="Times New Roman" w:cs="Times New Roman"/>
@@ -9300,6 +7182,7 @@
     </w:p>
     <w:p>
       <w:pPr>
+        <w:spacing w:after="0"/>
         <w:jc w:val="both"/>
         <w:rPr>
           <w:rFonts w:ascii="Times New Roman" w:eastAsia="Times New Roman" w:hAnsi="Times New Roman" w:cs="Times New Roman"/>
@@ -9320,14 +7203,13 @@
           <w:highlight w:val="lightGray"/>
           <w14:ligatures w14:val="none"/>
         </w:rPr>
-        <w:lastRenderedPageBreak/>
         <w:t>4. INSTRUCȚIUNI PENTRU IMPLEMENTAREA MEDIULUI DE LUCRU</w:t>
       </w:r>
     </w:p>
     <w:p>
       <w:pPr>
         <w:shd w:val="clear" w:color="auto" w:fill="0D1117"/>
-        <w:spacing w:after="240" w:line="240" w:lineRule="auto"/>
+        <w:spacing w:after="0" w:line="240" w:lineRule="auto"/>
         <w:outlineLvl w:val="0"/>
         <w:rPr>
           <w:rFonts w:ascii="Segoe UI" w:eastAsia="Times New Roman" w:hAnsi="Segoe UI" w:cs="Segoe UI"/>
@@ -9616,7 +7498,7 @@
     <w:p>
       <w:pPr>
         <w:shd w:val="clear" w:color="auto" w:fill="0D1117"/>
-        <w:spacing w:after="240" w:line="240" w:lineRule="auto"/>
+        <w:spacing w:after="0" w:line="240" w:lineRule="auto"/>
         <w:rPr>
           <w:rFonts w:ascii="Segoe UI" w:eastAsia="Times New Roman" w:hAnsi="Segoe UI" w:cs="Segoe UI"/>
           <w:color w:val="F0F6FC"/>
@@ -9784,7 +7666,7 @@
     <w:p>
       <w:pPr>
         <w:shd w:val="clear" w:color="auto" w:fill="0D1117"/>
-        <w:spacing w:before="360" w:after="240" w:line="240" w:lineRule="auto"/>
+        <w:spacing w:before="360" w:after="0" w:line="240" w:lineRule="auto"/>
         <w:outlineLvl w:val="0"/>
         <w:rPr>
           <w:rFonts w:ascii="Segoe UI" w:eastAsia="Times New Roman" w:hAnsi="Segoe UI" w:cs="Segoe UI"/>
@@ -9851,6 +7733,7 @@
           <w:szCs w:val="20"/>
           <w14:ligatures w14:val="none"/>
         </w:rPr>
+        <w:lastRenderedPageBreak/>
         <w:t>cd</w:t>
       </w:r>
       <w:r>
@@ -10117,7 +8000,7 @@
     <w:p>
       <w:pPr>
         <w:shd w:val="clear" w:color="auto" w:fill="0D1117"/>
-        <w:spacing w:before="360" w:after="240" w:line="240" w:lineRule="auto"/>
+        <w:spacing w:before="360" w:after="0" w:line="240" w:lineRule="auto"/>
         <w:outlineLvl w:val="0"/>
         <w:rPr>
           <w:rFonts w:ascii="Segoe UI" w:eastAsia="Times New Roman" w:hAnsi="Segoe UI" w:cs="Segoe UI"/>
@@ -10341,7 +8224,7 @@
     <w:p>
       <w:pPr>
         <w:shd w:val="clear" w:color="auto" w:fill="0D1117"/>
-        <w:spacing w:after="240" w:line="240" w:lineRule="auto"/>
+        <w:spacing w:after="0" w:line="240" w:lineRule="auto"/>
         <w:rPr>
           <w:rFonts w:ascii="Segoe UI" w:eastAsia="Times New Roman" w:hAnsi="Segoe UI" w:cs="Segoe UI"/>
           <w:color w:val="F0F6FC"/>
@@ -10427,7 +8310,7 @@
     <w:p>
       <w:pPr>
         <w:shd w:val="clear" w:color="auto" w:fill="0D1117"/>
-        <w:spacing w:before="360" w:after="240" w:line="240" w:lineRule="auto"/>
+        <w:spacing w:before="360" w:after="0" w:line="240" w:lineRule="auto"/>
         <w:outlineLvl w:val="1"/>
         <w:rPr>
           <w:rFonts w:ascii="Segoe UI" w:eastAsia="Times New Roman" w:hAnsi="Segoe UI" w:cs="Segoe UI"/>
@@ -10500,7 +8383,7 @@
     <w:p>
       <w:pPr>
         <w:shd w:val="clear" w:color="auto" w:fill="0D1117"/>
-        <w:spacing w:before="360" w:after="240" w:line="240" w:lineRule="auto"/>
+        <w:spacing w:before="360" w:after="0" w:line="240" w:lineRule="auto"/>
         <w:outlineLvl w:val="1"/>
         <w:rPr>
           <w:rFonts w:ascii="Segoe UI" w:eastAsia="Times New Roman" w:hAnsi="Segoe UI" w:cs="Segoe UI"/>
@@ -10567,7 +8450,6 @@
           <w:szCs w:val="20"/>
           <w14:ligatures w14:val="none"/>
         </w:rPr>
-        <w:lastRenderedPageBreak/>
         <w:t>git init</w:t>
       </w:r>
     </w:p>
@@ -11007,7 +8889,7 @@
     <w:p>
       <w:pPr>
         <w:shd w:val="clear" w:color="auto" w:fill="0D1117"/>
-        <w:spacing w:before="360" w:after="240" w:line="240" w:lineRule="auto"/>
+        <w:spacing w:before="360" w:after="0" w:line="240" w:lineRule="auto"/>
         <w:outlineLvl w:val="1"/>
         <w:rPr>
           <w:rFonts w:ascii="Segoe UI" w:eastAsia="Times New Roman" w:hAnsi="Segoe UI" w:cs="Segoe UI"/>
@@ -11165,6 +9047,7 @@
     </w:p>
     <w:p>
       <w:pPr>
+        <w:spacing w:after="0"/>
         <w:jc w:val="both"/>
         <w:rPr>
           <w:rFonts w:ascii="Times New Roman" w:eastAsia="Times New Roman" w:hAnsi="Times New Roman" w:cs="Times New Roman"/>
@@ -11178,6 +9061,2946 @@
     </w:p>
     <w:p>
       <w:pPr>
+        <w:spacing w:after="0"/>
+        <w:jc w:val="both"/>
+        <w:rPr>
+          <w:rFonts w:ascii="Times New Roman" w:eastAsia="Times New Roman" w:hAnsi="Times New Roman" w:cs="Times New Roman"/>
+          <w:kern w:val="0"/>
+          <w:sz w:val="36"/>
+          <w:szCs w:val="36"/>
+          <w14:ligatures w14:val="none"/>
+        </w:rPr>
+      </w:pPr>
+      <w:r>
+        <w:rPr>
+          <w:rFonts w:ascii="Times New Roman" w:eastAsia="Times New Roman" w:hAnsi="Times New Roman" w:cs="Times New Roman"/>
+          <w:kern w:val="0"/>
+          <w:sz w:val="36"/>
+          <w:szCs w:val="36"/>
+          <w:highlight w:val="lightGray"/>
+          <w14:ligatures w14:val="none"/>
+        </w:rPr>
+        <w:t>5. DOCKER</w:t>
+      </w:r>
+    </w:p>
+    <w:p>
+      <w:pPr>
+        <w:spacing w:before="320" w:after="0" w:line="240" w:lineRule="auto"/>
+        <w:jc w:val="both"/>
+        <w:outlineLvl w:val="0"/>
+        <w:rPr>
+          <w:rFonts w:ascii="Times New Roman" w:eastAsia="Times New Roman" w:hAnsi="Times New Roman" w:cs="Times New Roman"/>
+          <w:color w:val="000000" w:themeColor="text1"/>
+          <w:kern w:val="0"/>
+          <w:sz w:val="22"/>
+          <w:szCs w:val="22"/>
+          <w14:ligatures w14:val="none"/>
+        </w:rPr>
+      </w:pPr>
+      <w:r>
+        <w:rPr>
+          <w:rFonts w:ascii="Times New Roman" w:eastAsia="Times New Roman" w:hAnsi="Times New Roman" w:cs="Times New Roman"/>
+          <w:b/>
+          <w:bCs/>
+          <w:color w:val="000000" w:themeColor="text1"/>
+          <w:kern w:val="0"/>
+          <w:sz w:val="22"/>
+          <w:szCs w:val="22"/>
+          <w14:ligatures w14:val="none"/>
+        </w:rPr>
+        <w:t>1. Ce este Docker și de ce a fost ales</w:t>
+      </w:r>
+    </w:p>
+    <w:p>
+      <w:pPr>
+        <w:spacing w:after="0" w:line="300" w:lineRule="auto"/>
+        <w:ind w:firstLine="160"/>
+        <w:jc w:val="both"/>
+        <w:rPr>
+          <w:rFonts w:ascii="Times New Roman" w:eastAsia="Times New Roman" w:hAnsi="Times New Roman" w:cs="Times New Roman"/>
+          <w:kern w:val="0"/>
+          <w:sz w:val="22"/>
+          <w:szCs w:val="22"/>
+          <w14:ligatures w14:val="none"/>
+        </w:rPr>
+      </w:pPr>
+      <w:r>
+        <w:rPr>
+          <w:rFonts w:ascii="Times New Roman" w:eastAsia="Times New Roman" w:hAnsi="Times New Roman" w:cs="Times New Roman"/>
+          <w:kern w:val="0"/>
+          <w:sz w:val="22"/>
+          <w:szCs w:val="22"/>
+          <w14:ligatures w14:val="none"/>
+        </w:rPr>
+        <w:t>Docker este o platformă de containerizare — o tehnologie care permite ambalarea unei aplicații, împreună cu toate dependințele sale (sistem de operare minimal, biblioteci, configurări), într-o unitate portabilă și izolată, numită container.</w:t>
+      </w:r>
+    </w:p>
+    <w:p>
+      <w:pPr>
+        <w:spacing w:after="0" w:line="300" w:lineRule="auto"/>
+        <w:ind w:firstLine="160"/>
+        <w:jc w:val="both"/>
+        <w:rPr>
+          <w:rFonts w:ascii="Times New Roman" w:eastAsia="Times New Roman" w:hAnsi="Times New Roman" w:cs="Times New Roman"/>
+          <w:kern w:val="0"/>
+          <w:sz w:val="22"/>
+          <w:szCs w:val="22"/>
+          <w14:ligatures w14:val="none"/>
+        </w:rPr>
+      </w:pPr>
+      <w:r>
+        <w:rPr>
+          <w:rFonts w:ascii="Times New Roman" w:eastAsia="Times New Roman" w:hAnsi="Times New Roman" w:cs="Times New Roman"/>
+          <w:kern w:val="0"/>
+          <w:sz w:val="22"/>
+          <w:szCs w:val="22"/>
+          <w14:ligatures w14:val="none"/>
+        </w:rPr>
+        <w:lastRenderedPageBreak/>
+        <w:t>Spre deosebire de o mașină virtuală completă, un container Docker nu virtualizează întregul hardware, ci partajează nucleul (kernel-ul) sistemului de operare gazdă, izolând doar spațiul de procese, sistemul de fișiere și rețeaua. Această abordare oferă:</w:t>
+      </w:r>
+    </w:p>
+    <w:p>
+      <w:pPr>
+        <w:numPr>
+          <w:ilvl w:val="0"/>
+          <w:numId w:val="15"/>
+        </w:numPr>
+        <w:spacing w:after="0" w:line="280" w:lineRule="auto"/>
+        <w:jc w:val="both"/>
+        <w:rPr>
+          <w:rFonts w:ascii="Times New Roman" w:eastAsia="Times New Roman" w:hAnsi="Times New Roman" w:cs="Times New Roman"/>
+          <w:kern w:val="0"/>
+          <w:sz w:val="22"/>
+          <w:szCs w:val="22"/>
+          <w14:ligatures w14:val="none"/>
+        </w:rPr>
+      </w:pPr>
+      <w:r>
+        <w:rPr>
+          <w:rFonts w:ascii="Times New Roman" w:eastAsia="Times New Roman" w:hAnsi="Times New Roman" w:cs="Times New Roman"/>
+          <w:kern w:val="0"/>
+          <w:sz w:val="22"/>
+          <w:szCs w:val="22"/>
+          <w14:ligatures w14:val="none"/>
+        </w:rPr>
+        <w:t>timp de pornire redus (secunde, față de minute la o mașină virtuală completă);</w:t>
+      </w:r>
+    </w:p>
+    <w:p>
+      <w:pPr>
+        <w:numPr>
+          <w:ilvl w:val="0"/>
+          <w:numId w:val="15"/>
+        </w:numPr>
+        <w:spacing w:after="0" w:line="280" w:lineRule="auto"/>
+        <w:jc w:val="both"/>
+        <w:rPr>
+          <w:rFonts w:ascii="Times New Roman" w:eastAsia="Times New Roman" w:hAnsi="Times New Roman" w:cs="Times New Roman"/>
+          <w:kern w:val="0"/>
+          <w:sz w:val="22"/>
+          <w:szCs w:val="22"/>
+          <w14:ligatures w14:val="none"/>
+        </w:rPr>
+      </w:pPr>
+      <w:r>
+        <w:rPr>
+          <w:rFonts w:ascii="Times New Roman" w:eastAsia="Times New Roman" w:hAnsi="Times New Roman" w:cs="Times New Roman"/>
+          <w:kern w:val="0"/>
+          <w:sz w:val="22"/>
+          <w:szCs w:val="22"/>
+          <w14:ligatures w14:val="none"/>
+        </w:rPr>
+        <w:t>consum redus de resurse (nu se rulează un al doilea kernel complet);</w:t>
+      </w:r>
+    </w:p>
+    <w:p>
+      <w:pPr>
+        <w:numPr>
+          <w:ilvl w:val="0"/>
+          <w:numId w:val="15"/>
+        </w:numPr>
+        <w:spacing w:after="0" w:line="280" w:lineRule="auto"/>
+        <w:jc w:val="both"/>
+        <w:rPr>
+          <w:rFonts w:ascii="Times New Roman" w:eastAsia="Times New Roman" w:hAnsi="Times New Roman" w:cs="Times New Roman"/>
+          <w:kern w:val="0"/>
+          <w:sz w:val="22"/>
+          <w:szCs w:val="22"/>
+          <w14:ligatures w14:val="none"/>
+        </w:rPr>
+      </w:pPr>
+      <w:r>
+        <w:rPr>
+          <w:rFonts w:ascii="Times New Roman" w:eastAsia="Times New Roman" w:hAnsi="Times New Roman" w:cs="Times New Roman"/>
+          <w:kern w:val="0"/>
+          <w:sz w:val="22"/>
+          <w:szCs w:val="22"/>
+          <w14:ligatures w14:val="none"/>
+        </w:rPr>
+        <w:t>reproductibilitate exactă — aceeași imagine produce întotdeauna un mediu identic, indiferent de sistemul gazdă.</w:t>
+      </w:r>
+    </w:p>
+    <w:p>
+      <w:pPr>
+        <w:spacing w:after="0" w:line="240" w:lineRule="auto"/>
+        <w:jc w:val="both"/>
+        <w:rPr>
+          <w:rFonts w:ascii="Times New Roman" w:eastAsia="Times New Roman" w:hAnsi="Times New Roman" w:cs="Times New Roman"/>
+          <w:kern w:val="0"/>
+          <w:sz w:val="22"/>
+          <w:szCs w:val="22"/>
+          <w14:ligatures w14:val="none"/>
+        </w:rPr>
+      </w:pPr>
+    </w:p>
+    <w:p>
+      <w:pPr>
+        <w:spacing w:after="0" w:line="300" w:lineRule="auto"/>
+        <w:ind w:firstLine="160"/>
+        <w:jc w:val="both"/>
+        <w:rPr>
+          <w:rFonts w:ascii="Times New Roman" w:eastAsia="Times New Roman" w:hAnsi="Times New Roman" w:cs="Times New Roman"/>
+          <w:kern w:val="0"/>
+          <w:sz w:val="22"/>
+          <w:szCs w:val="22"/>
+          <w14:ligatures w14:val="none"/>
+        </w:rPr>
+      </w:pPr>
+      <w:r>
+        <w:rPr>
+          <w:rFonts w:ascii="Times New Roman" w:eastAsia="Times New Roman" w:hAnsi="Times New Roman" w:cs="Times New Roman"/>
+          <w:kern w:val="0"/>
+          <w:sz w:val="22"/>
+          <w:szCs w:val="22"/>
+          <w14:ligatures w14:val="none"/>
+        </w:rPr>
+        <w:t>Pentru proiectul de față, Docker a fost preferat unei mașini virtuale suplimentare (imbricate în Linux Mint) tocmai pentru viteza de reconstrucție — un aspect esențial în etapa de dezvoltare, unde mediul a fost reconstruit repetat, pe măsură ce scripturile misiunilor au fost corectate.</w:t>
+      </w:r>
+    </w:p>
+    <w:p>
+      <w:pPr>
+        <w:spacing w:before="320" w:after="0" w:line="240" w:lineRule="auto"/>
+        <w:jc w:val="both"/>
+        <w:outlineLvl w:val="0"/>
+        <w:rPr>
+          <w:rFonts w:ascii="Times New Roman" w:eastAsia="Times New Roman" w:hAnsi="Times New Roman" w:cs="Times New Roman"/>
+          <w:color w:val="000000" w:themeColor="text1"/>
+          <w:kern w:val="0"/>
+          <w:sz w:val="22"/>
+          <w:szCs w:val="22"/>
+          <w14:ligatures w14:val="none"/>
+        </w:rPr>
+      </w:pPr>
+      <w:r>
+        <w:rPr>
+          <w:rFonts w:ascii="Times New Roman" w:eastAsia="Times New Roman" w:hAnsi="Times New Roman" w:cs="Times New Roman"/>
+          <w:b/>
+          <w:bCs/>
+          <w:color w:val="000000" w:themeColor="text1"/>
+          <w:kern w:val="0"/>
+          <w:sz w:val="22"/>
+          <w:szCs w:val="22"/>
+          <w14:ligatures w14:val="none"/>
+        </w:rPr>
+        <w:t>2. Concepte fundamentale Docker</w:t>
+      </w:r>
+    </w:p>
+    <w:p>
+      <w:pPr>
+        <w:spacing w:before="260" w:after="0" w:line="240" w:lineRule="auto"/>
+        <w:jc w:val="both"/>
+        <w:outlineLvl w:val="1"/>
+        <w:rPr>
+          <w:rFonts w:ascii="Times New Roman" w:eastAsia="Times New Roman" w:hAnsi="Times New Roman" w:cs="Times New Roman"/>
+          <w:color w:val="000000" w:themeColor="text1"/>
+          <w:kern w:val="0"/>
+          <w:sz w:val="22"/>
+          <w:szCs w:val="22"/>
+          <w14:ligatures w14:val="none"/>
+        </w:rPr>
+      </w:pPr>
+      <w:r>
+        <w:rPr>
+          <w:rFonts w:ascii="Times New Roman" w:eastAsia="Times New Roman" w:hAnsi="Times New Roman" w:cs="Times New Roman"/>
+          <w:b/>
+          <w:bCs/>
+          <w:color w:val="000000" w:themeColor="text1"/>
+          <w:kern w:val="0"/>
+          <w:sz w:val="22"/>
+          <w:szCs w:val="22"/>
+          <w14:ligatures w14:val="none"/>
+        </w:rPr>
+        <w:t>2.1. Imagine vs. Container</w:t>
+      </w:r>
+    </w:p>
+    <w:p>
+      <w:pPr>
+        <w:spacing w:after="0" w:line="300" w:lineRule="auto"/>
+        <w:jc w:val="both"/>
+        <w:rPr>
+          <w:rFonts w:ascii="Times New Roman" w:eastAsia="Times New Roman" w:hAnsi="Times New Roman" w:cs="Times New Roman"/>
+          <w:kern w:val="0"/>
+          <w:sz w:val="22"/>
+          <w:szCs w:val="22"/>
+          <w14:ligatures w14:val="none"/>
+        </w:rPr>
+      </w:pPr>
+      <w:r>
+        <w:rPr>
+          <w:rFonts w:ascii="Times New Roman" w:eastAsia="Times New Roman" w:hAnsi="Times New Roman" w:cs="Times New Roman"/>
+          <w:kern w:val="0"/>
+          <w:sz w:val="22"/>
+          <w:szCs w:val="22"/>
+          <w14:ligatures w14:val="none"/>
+        </w:rPr>
+        <w:t>Este esențială distincția între acești doi termeni, adesea confundați:</w:t>
+      </w:r>
+    </w:p>
+    <w:tbl>
+      <w:tblPr>
+        <w:tblW w:w="5000" w:type="pct"/>
+        <w:tblBorders>
+          <w:top w:val="single" w:sz="4" w:space="0" w:color="auto"/>
+          <w:left w:val="single" w:sz="4" w:space="0" w:color="auto"/>
+          <w:bottom w:val="single" w:sz="4" w:space="0" w:color="auto"/>
+          <w:right w:val="single" w:sz="4" w:space="0" w:color="auto"/>
+          <w:insideH w:val="single" w:sz="4" w:space="0" w:color="auto"/>
+          <w:insideV w:val="single" w:sz="4" w:space="0" w:color="auto"/>
+        </w:tblBorders>
+        <w:tblCellMar>
+          <w:left w:w="10" w:type="dxa"/>
+          <w:right w:w="10" w:type="dxa"/>
+        </w:tblCellMar>
+        <w:tblLook w:val="04A0" w:firstRow="1" w:lastRow="0" w:firstColumn="1" w:lastColumn="0" w:noHBand="0" w:noVBand="1"/>
+      </w:tblPr>
+      <w:tblGrid>
+        <w:gridCol w:w="2445"/>
+        <w:gridCol w:w="6905"/>
+      </w:tblGrid>
+      <w:tr>
+        <w:tblPrEx>
+          <w:tblCellMar>
+            <w:top w:w="0" w:type="dxa"/>
+            <w:bottom w:w="0" w:type="dxa"/>
+          </w:tblCellMar>
+        </w:tblPrEx>
+        <w:trPr>
+          <w:tblHeader/>
+        </w:trPr>
+        <w:tc>
+          <w:tcPr>
+            <w:tcW w:w="2500" w:type="dxa"/>
+            <w:shd w:val="clear" w:color="auto" w:fill="2F2F2F"/>
+            <w:tcMar>
+              <w:top w:w="100" w:type="dxa"/>
+              <w:left w:w="120" w:type="dxa"/>
+              <w:bottom w:w="100" w:type="dxa"/>
+              <w:right w:w="120" w:type="dxa"/>
+            </w:tcMar>
+          </w:tcPr>
+          <w:p>
+            <w:pPr>
+              <w:spacing w:after="0" w:line="240" w:lineRule="auto"/>
+              <w:jc w:val="both"/>
+              <w:rPr>
+                <w:rFonts w:ascii="Times New Roman" w:eastAsia="Times New Roman" w:hAnsi="Times New Roman" w:cs="Times New Roman"/>
+                <w:kern w:val="0"/>
+                <w:sz w:val="22"/>
+                <w:szCs w:val="22"/>
+                <w14:ligatures w14:val="none"/>
+              </w:rPr>
+            </w:pPr>
+            <w:r>
+              <w:rPr>
+                <w:rFonts w:ascii="Times New Roman" w:eastAsia="Times New Roman" w:hAnsi="Times New Roman" w:cs="Times New Roman"/>
+                <w:b/>
+                <w:bCs/>
+                <w:color w:val="FFFFFF"/>
+                <w:kern w:val="0"/>
+                <w:sz w:val="22"/>
+                <w:szCs w:val="22"/>
+                <w14:ligatures w14:val="none"/>
+              </w:rPr>
+              <w:t>Termen</w:t>
+            </w:r>
+          </w:p>
+        </w:tc>
+        <w:tc>
+          <w:tcPr>
+            <w:tcW w:w="7160" w:type="dxa"/>
+            <w:shd w:val="clear" w:color="auto" w:fill="2F2F2F"/>
+            <w:tcMar>
+              <w:top w:w="100" w:type="dxa"/>
+              <w:left w:w="120" w:type="dxa"/>
+              <w:bottom w:w="100" w:type="dxa"/>
+              <w:right w:w="120" w:type="dxa"/>
+            </w:tcMar>
+          </w:tcPr>
+          <w:p>
+            <w:pPr>
+              <w:spacing w:after="0" w:line="240" w:lineRule="auto"/>
+              <w:jc w:val="both"/>
+              <w:rPr>
+                <w:rFonts w:ascii="Times New Roman" w:eastAsia="Times New Roman" w:hAnsi="Times New Roman" w:cs="Times New Roman"/>
+                <w:kern w:val="0"/>
+                <w:sz w:val="22"/>
+                <w:szCs w:val="22"/>
+                <w14:ligatures w14:val="none"/>
+              </w:rPr>
+            </w:pPr>
+            <w:r>
+              <w:rPr>
+                <w:rFonts w:ascii="Times New Roman" w:eastAsia="Times New Roman" w:hAnsi="Times New Roman" w:cs="Times New Roman"/>
+                <w:b/>
+                <w:bCs/>
+                <w:color w:val="FFFFFF"/>
+                <w:kern w:val="0"/>
+                <w:sz w:val="22"/>
+                <w:szCs w:val="22"/>
+                <w14:ligatures w14:val="none"/>
+              </w:rPr>
+              <w:t>Definiție</w:t>
+            </w:r>
+          </w:p>
+        </w:tc>
+      </w:tr>
+      <w:tr>
+        <w:tblPrEx>
+          <w:tblCellMar>
+            <w:top w:w="0" w:type="dxa"/>
+            <w:bottom w:w="0" w:type="dxa"/>
+          </w:tblCellMar>
+        </w:tblPrEx>
+        <w:tc>
+          <w:tcPr>
+            <w:tcW w:w="2500" w:type="dxa"/>
+            <w:tcMar>
+              <w:top w:w="100" w:type="dxa"/>
+              <w:left w:w="120" w:type="dxa"/>
+              <w:bottom w:w="100" w:type="dxa"/>
+              <w:right w:w="120" w:type="dxa"/>
+            </w:tcMar>
+          </w:tcPr>
+          <w:p>
+            <w:pPr>
+              <w:spacing w:after="0" w:line="240" w:lineRule="auto"/>
+              <w:jc w:val="both"/>
+              <w:rPr>
+                <w:rFonts w:ascii="Times New Roman" w:eastAsia="Times New Roman" w:hAnsi="Times New Roman" w:cs="Times New Roman"/>
+                <w:kern w:val="0"/>
+                <w:sz w:val="22"/>
+                <w:szCs w:val="22"/>
+                <w14:ligatures w14:val="none"/>
+              </w:rPr>
+            </w:pPr>
+            <w:r>
+              <w:rPr>
+                <w:rFonts w:ascii="Times New Roman" w:eastAsia="Times New Roman" w:hAnsi="Times New Roman" w:cs="Times New Roman"/>
+                <w:b/>
+                <w:bCs/>
+                <w:kern w:val="0"/>
+                <w:sz w:val="22"/>
+                <w:szCs w:val="22"/>
+                <w14:ligatures w14:val="none"/>
+              </w:rPr>
+              <w:t>Imagine (image)</w:t>
+            </w:r>
+          </w:p>
+        </w:tc>
+        <w:tc>
+          <w:tcPr>
+            <w:tcW w:w="7160" w:type="dxa"/>
+            <w:tcMar>
+              <w:top w:w="100" w:type="dxa"/>
+              <w:left w:w="120" w:type="dxa"/>
+              <w:bottom w:w="100" w:type="dxa"/>
+              <w:right w:w="120" w:type="dxa"/>
+            </w:tcMar>
+          </w:tcPr>
+          <w:p>
+            <w:pPr>
+              <w:spacing w:after="0" w:line="240" w:lineRule="auto"/>
+              <w:jc w:val="both"/>
+              <w:rPr>
+                <w:rFonts w:ascii="Times New Roman" w:eastAsia="Times New Roman" w:hAnsi="Times New Roman" w:cs="Times New Roman"/>
+                <w:kern w:val="0"/>
+                <w:sz w:val="22"/>
+                <w:szCs w:val="22"/>
+                <w14:ligatures w14:val="none"/>
+              </w:rPr>
+            </w:pPr>
+            <w:r>
+              <w:rPr>
+                <w:rFonts w:ascii="Times New Roman" w:eastAsia="Times New Roman" w:hAnsi="Times New Roman" w:cs="Times New Roman"/>
+                <w:kern w:val="0"/>
+                <w:sz w:val="22"/>
+                <w:szCs w:val="22"/>
+                <w14:ligatures w14:val="none"/>
+              </w:rPr>
+              <w:t>Un șablon static, needitabil, care conține sistemul de fișiere complet configurat — rezultatul comenzii docker build</w:t>
+            </w:r>
+          </w:p>
+        </w:tc>
+      </w:tr>
+      <w:tr>
+        <w:tblPrEx>
+          <w:tblCellMar>
+            <w:top w:w="0" w:type="dxa"/>
+            <w:bottom w:w="0" w:type="dxa"/>
+          </w:tblCellMar>
+        </w:tblPrEx>
+        <w:tc>
+          <w:tcPr>
+            <w:tcW w:w="2500" w:type="dxa"/>
+            <w:tcMar>
+              <w:top w:w="100" w:type="dxa"/>
+              <w:left w:w="120" w:type="dxa"/>
+              <w:bottom w:w="100" w:type="dxa"/>
+              <w:right w:w="120" w:type="dxa"/>
+            </w:tcMar>
+          </w:tcPr>
+          <w:p>
+            <w:pPr>
+              <w:spacing w:after="0" w:line="240" w:lineRule="auto"/>
+              <w:jc w:val="both"/>
+              <w:rPr>
+                <w:rFonts w:ascii="Times New Roman" w:eastAsia="Times New Roman" w:hAnsi="Times New Roman" w:cs="Times New Roman"/>
+                <w:kern w:val="0"/>
+                <w:sz w:val="22"/>
+                <w:szCs w:val="22"/>
+                <w14:ligatures w14:val="none"/>
+              </w:rPr>
+            </w:pPr>
+            <w:r>
+              <w:rPr>
+                <w:rFonts w:ascii="Times New Roman" w:eastAsia="Times New Roman" w:hAnsi="Times New Roman" w:cs="Times New Roman"/>
+                <w:b/>
+                <w:bCs/>
+                <w:kern w:val="0"/>
+                <w:sz w:val="22"/>
+                <w:szCs w:val="22"/>
+                <w14:ligatures w14:val="none"/>
+              </w:rPr>
+              <w:t>Container</w:t>
+            </w:r>
+          </w:p>
+        </w:tc>
+        <w:tc>
+          <w:tcPr>
+            <w:tcW w:w="7160" w:type="dxa"/>
+            <w:tcMar>
+              <w:top w:w="100" w:type="dxa"/>
+              <w:left w:w="120" w:type="dxa"/>
+              <w:bottom w:w="100" w:type="dxa"/>
+              <w:right w:w="120" w:type="dxa"/>
+            </w:tcMar>
+          </w:tcPr>
+          <w:p>
+            <w:pPr>
+              <w:spacing w:after="0" w:line="240" w:lineRule="auto"/>
+              <w:jc w:val="both"/>
+              <w:rPr>
+                <w:rFonts w:ascii="Times New Roman" w:eastAsia="Times New Roman" w:hAnsi="Times New Roman" w:cs="Times New Roman"/>
+                <w:kern w:val="0"/>
+                <w:sz w:val="22"/>
+                <w:szCs w:val="22"/>
+                <w14:ligatures w14:val="none"/>
+              </w:rPr>
+            </w:pPr>
+            <w:r>
+              <w:rPr>
+                <w:rFonts w:ascii="Times New Roman" w:eastAsia="Times New Roman" w:hAnsi="Times New Roman" w:cs="Times New Roman"/>
+                <w:kern w:val="0"/>
+                <w:sz w:val="22"/>
+                <w:szCs w:val="22"/>
+                <w14:ligatures w14:val="none"/>
+              </w:rPr>
+              <w:t>O instanță în execuție, pornită dintr-o imagine — rezultatul comenzii docker run</w:t>
+            </w:r>
+          </w:p>
+        </w:tc>
+      </w:tr>
+    </w:tbl>
+    <w:p>
+      <w:pPr>
+        <w:spacing w:after="0" w:line="240" w:lineRule="auto"/>
+        <w:jc w:val="both"/>
+        <w:rPr>
+          <w:rFonts w:ascii="Times New Roman" w:eastAsia="Times New Roman" w:hAnsi="Times New Roman" w:cs="Times New Roman"/>
+          <w:kern w:val="0"/>
+          <w:sz w:val="22"/>
+          <w:szCs w:val="22"/>
+          <w14:ligatures w14:val="none"/>
+        </w:rPr>
+      </w:pPr>
+    </w:p>
+    <w:p>
+      <w:pPr>
+        <w:spacing w:after="0" w:line="300" w:lineRule="auto"/>
+        <w:ind w:firstLine="720"/>
+        <w:jc w:val="both"/>
+        <w:rPr>
+          <w:rFonts w:ascii="Times New Roman" w:eastAsia="Times New Roman" w:hAnsi="Times New Roman" w:cs="Times New Roman"/>
+          <w:kern w:val="0"/>
+          <w:sz w:val="22"/>
+          <w:szCs w:val="22"/>
+          <w14:ligatures w14:val="none"/>
+        </w:rPr>
+      </w:pPr>
+      <w:r>
+        <w:rPr>
+          <w:rFonts w:ascii="Times New Roman" w:eastAsia="Times New Roman" w:hAnsi="Times New Roman" w:cs="Times New Roman"/>
+          <w:kern w:val="0"/>
+          <w:sz w:val="22"/>
+          <w:szCs w:val="22"/>
+          <w14:ligatures w14:val="none"/>
+        </w:rPr>
+        <w:t>Relația dintre cele două este similară celei dintre o clasă și un obiect instanțiat din acea clasă: din aceeași imagine se pot porni oricâte containere independente, fiecare cu propria stare de execuție, fără ca imaginea de bază să fie modificată.</w:t>
+      </w:r>
+    </w:p>
+    <w:p>
+      <w:pPr>
+        <w:spacing w:before="260" w:after="0" w:line="240" w:lineRule="auto"/>
+        <w:jc w:val="both"/>
+        <w:outlineLvl w:val="1"/>
+        <w:rPr>
+          <w:rFonts w:ascii="Times New Roman" w:eastAsia="Times New Roman" w:hAnsi="Times New Roman" w:cs="Times New Roman"/>
+          <w:color w:val="000000" w:themeColor="text1"/>
+          <w:kern w:val="0"/>
+          <w:sz w:val="22"/>
+          <w:szCs w:val="22"/>
+          <w14:ligatures w14:val="none"/>
+        </w:rPr>
+      </w:pPr>
+      <w:r>
+        <w:rPr>
+          <w:rFonts w:ascii="Times New Roman" w:eastAsia="Times New Roman" w:hAnsi="Times New Roman" w:cs="Times New Roman"/>
+          <w:b/>
+          <w:bCs/>
+          <w:color w:val="000000" w:themeColor="text1"/>
+          <w:kern w:val="0"/>
+          <w:sz w:val="22"/>
+          <w:szCs w:val="22"/>
+          <w14:ligatures w14:val="none"/>
+        </w:rPr>
+        <w:t>2.2. Layere (straturi)</w:t>
+      </w:r>
+    </w:p>
+    <w:p>
+      <w:pPr>
+        <w:spacing w:after="0" w:line="300" w:lineRule="auto"/>
+        <w:ind w:firstLine="720"/>
+        <w:jc w:val="both"/>
+        <w:rPr>
+          <w:rFonts w:ascii="Times New Roman" w:eastAsia="Times New Roman" w:hAnsi="Times New Roman" w:cs="Times New Roman"/>
+          <w:kern w:val="0"/>
+          <w:sz w:val="22"/>
+          <w:szCs w:val="22"/>
+          <w14:ligatures w14:val="none"/>
+        </w:rPr>
+      </w:pPr>
+      <w:r>
+        <w:rPr>
+          <w:rFonts w:ascii="Times New Roman" w:eastAsia="Times New Roman" w:hAnsi="Times New Roman" w:cs="Times New Roman"/>
+          <w:kern w:val="0"/>
+          <w:sz w:val="22"/>
+          <w:szCs w:val="22"/>
+          <w14:ligatures w14:val="none"/>
+        </w:rPr>
+        <w:t>O imagine Docker este construită incremental, sub forma unui set de straturi suprapuse, fiecare corespunzând unei instrucțiuni din Dockerfile. Docker reține în cache rezultatul fiecărui strat; la o reconstrucție ulterioară, doar straturile modificate (și cele ulterioare lor, în ordine) sunt reconstruite efectiv, restul fiind refolosite direct din cache. Acest mecanism explică de ce o reconstrucție parțială (după modificarea unui singur script de misiune) este semnificativ mai rapidă decât construcția inițială.</w:t>
+      </w:r>
+    </w:p>
+    <w:p>
+      <w:pPr>
+        <w:spacing w:before="320" w:after="0" w:line="240" w:lineRule="auto"/>
+        <w:jc w:val="both"/>
+        <w:outlineLvl w:val="0"/>
+        <w:rPr>
+          <w:rFonts w:ascii="Times New Roman" w:eastAsia="Times New Roman" w:hAnsi="Times New Roman" w:cs="Times New Roman"/>
+          <w:color w:val="000000" w:themeColor="text1"/>
+          <w:kern w:val="0"/>
+          <w:sz w:val="22"/>
+          <w:szCs w:val="22"/>
+          <w14:ligatures w14:val="none"/>
+        </w:rPr>
+      </w:pPr>
+      <w:r>
+        <w:rPr>
+          <w:rFonts w:ascii="Times New Roman" w:eastAsia="Times New Roman" w:hAnsi="Times New Roman" w:cs="Times New Roman"/>
+          <w:b/>
+          <w:bCs/>
+          <w:color w:val="000000" w:themeColor="text1"/>
+          <w:kern w:val="0"/>
+          <w:sz w:val="22"/>
+          <w:szCs w:val="22"/>
+          <w14:ligatures w14:val="none"/>
+        </w:rPr>
+        <w:t>3. Structura Dockerfile-ului proiectului</w:t>
+      </w:r>
+    </w:p>
+    <w:p>
+      <w:pPr>
+        <w:spacing w:before="260" w:after="0" w:line="240" w:lineRule="auto"/>
+        <w:jc w:val="both"/>
+        <w:outlineLvl w:val="1"/>
+        <w:rPr>
+          <w:rFonts w:ascii="Times New Roman" w:eastAsia="Times New Roman" w:hAnsi="Times New Roman" w:cs="Times New Roman"/>
+          <w:color w:val="000000" w:themeColor="text1"/>
+          <w:kern w:val="0"/>
+          <w:sz w:val="22"/>
+          <w:szCs w:val="22"/>
+          <w14:ligatures w14:val="none"/>
+        </w:rPr>
+      </w:pPr>
+      <w:r>
+        <w:rPr>
+          <w:rFonts w:ascii="Times New Roman" w:eastAsia="Times New Roman" w:hAnsi="Times New Roman" w:cs="Times New Roman"/>
+          <w:b/>
+          <w:bCs/>
+          <w:color w:val="000000" w:themeColor="text1"/>
+          <w:kern w:val="0"/>
+          <w:sz w:val="22"/>
+          <w:szCs w:val="22"/>
+          <w14:ligatures w14:val="none"/>
+        </w:rPr>
+        <w:t>3.1. Imaginea de bază</w:t>
+      </w:r>
+    </w:p>
+    <w:tbl>
+      <w:tblPr>
+        <w:tblW w:w="5000" w:type="pct"/>
+        <w:tblBorders>
+          <w:top w:val="single" w:sz="4" w:space="0" w:color="D0D0D0"/>
+          <w:left w:val="single" w:sz="4" w:space="0" w:color="D0D0D0"/>
+          <w:bottom w:val="single" w:sz="4" w:space="0" w:color="D0D0D0"/>
+          <w:right w:val="single" w:sz="4" w:space="0" w:color="D0D0D0"/>
+          <w:insideH w:val="single" w:sz="4" w:space="0" w:color="auto"/>
+          <w:insideV w:val="single" w:sz="4" w:space="0" w:color="auto"/>
+        </w:tblBorders>
+        <w:tblCellMar>
+          <w:left w:w="10" w:type="dxa"/>
+          <w:right w:w="10" w:type="dxa"/>
+        </w:tblCellMar>
+        <w:tblLook w:val="04A0" w:firstRow="1" w:lastRow="0" w:firstColumn="1" w:lastColumn="0" w:noHBand="0" w:noVBand="1"/>
+      </w:tblPr>
+      <w:tblGrid>
+        <w:gridCol w:w="9350"/>
+      </w:tblGrid>
+      <w:tr>
+        <w:tblPrEx>
+          <w:tblCellMar>
+            <w:top w:w="0" w:type="dxa"/>
+            <w:bottom w:w="0" w:type="dxa"/>
+          </w:tblCellMar>
+        </w:tblPrEx>
+        <w:tc>
+          <w:tcPr>
+            <w:tcW w:w="0" w:type="auto"/>
+            <w:shd w:val="clear" w:color="auto" w:fill="F4F4F4"/>
+            <w:tcMar>
+              <w:top w:w="120" w:type="dxa"/>
+              <w:left w:w="160" w:type="dxa"/>
+              <w:bottom w:w="120" w:type="dxa"/>
+              <w:right w:w="160" w:type="dxa"/>
+            </w:tcMar>
+          </w:tcPr>
+          <w:p>
+            <w:pPr>
+              <w:spacing w:after="0" w:line="260" w:lineRule="auto"/>
+              <w:jc w:val="both"/>
+              <w:rPr>
+                <w:rFonts w:ascii="Times New Roman" w:eastAsia="Times New Roman" w:hAnsi="Times New Roman" w:cs="Times New Roman"/>
+                <w:kern w:val="0"/>
+                <w:sz w:val="22"/>
+                <w:szCs w:val="22"/>
+                <w14:ligatures w14:val="none"/>
+              </w:rPr>
+            </w:pPr>
+            <w:r>
+              <w:rPr>
+                <w:rFonts w:ascii="Courier New" w:eastAsia="Courier New" w:hAnsi="Courier New" w:cs="Courier New"/>
+                <w:kern w:val="0"/>
+                <w:sz w:val="22"/>
+                <w:szCs w:val="22"/>
+                <w14:ligatures w14:val="none"/>
+              </w:rPr>
+              <w:t>FROM ubuntu:22.04</w:t>
+            </w:r>
+          </w:p>
+        </w:tc>
+      </w:tr>
+    </w:tbl>
+    <w:p>
+      <w:pPr>
+        <w:spacing w:after="0" w:line="240" w:lineRule="auto"/>
+        <w:jc w:val="both"/>
+        <w:rPr>
+          <w:rFonts w:ascii="Times New Roman" w:eastAsia="Times New Roman" w:hAnsi="Times New Roman" w:cs="Times New Roman"/>
+          <w:kern w:val="0"/>
+          <w:sz w:val="22"/>
+          <w:szCs w:val="22"/>
+          <w14:ligatures w14:val="none"/>
+        </w:rPr>
+      </w:pPr>
+    </w:p>
+    <w:p>
+      <w:pPr>
+        <w:spacing w:after="0" w:line="300" w:lineRule="auto"/>
+        <w:ind w:firstLine="720"/>
+        <w:jc w:val="both"/>
+        <w:rPr>
+          <w:rFonts w:ascii="Times New Roman" w:eastAsia="Times New Roman" w:hAnsi="Times New Roman" w:cs="Times New Roman"/>
+          <w:kern w:val="0"/>
+          <w:sz w:val="22"/>
+          <w:szCs w:val="22"/>
+          <w14:ligatures w14:val="none"/>
+        </w:rPr>
+      </w:pPr>
+      <w:r>
+        <w:rPr>
+          <w:rFonts w:ascii="Times New Roman" w:eastAsia="Times New Roman" w:hAnsi="Times New Roman" w:cs="Times New Roman"/>
+          <w:kern w:val="0"/>
+          <w:sz w:val="22"/>
+          <w:szCs w:val="22"/>
+          <w14:ligatures w14:val="none"/>
+        </w:rPr>
+        <w:t>Se pornește de la imaginea oficială Ubuntu 22.04 LTS, publicată pe Docker Hub — o distribuție minimală, fără interfață grafică, aleasă pentru stabilitate pe termen lung și compatibilitate directă cu comenzile predate la disciplina Sisteme de Operare.</w:t>
+      </w:r>
+    </w:p>
+    <w:p>
+      <w:pPr>
+        <w:spacing w:before="260" w:after="0" w:line="240" w:lineRule="auto"/>
+        <w:jc w:val="both"/>
+        <w:outlineLvl w:val="1"/>
+        <w:rPr>
+          <w:rFonts w:ascii="Times New Roman" w:eastAsia="Times New Roman" w:hAnsi="Times New Roman" w:cs="Times New Roman"/>
+          <w:color w:val="2E74B5"/>
+          <w:kern w:val="0"/>
+          <w:sz w:val="22"/>
+          <w:szCs w:val="22"/>
+          <w14:ligatures w14:val="none"/>
+        </w:rPr>
+      </w:pPr>
+      <w:r>
+        <w:rPr>
+          <w:rFonts w:ascii="Times New Roman" w:eastAsia="Times New Roman" w:hAnsi="Times New Roman" w:cs="Times New Roman"/>
+          <w:b/>
+          <w:bCs/>
+          <w:color w:val="000000" w:themeColor="text1"/>
+          <w:kern w:val="0"/>
+          <w:sz w:val="22"/>
+          <w:szCs w:val="22"/>
+          <w14:ligatures w14:val="none"/>
+        </w:rPr>
+        <w:lastRenderedPageBreak/>
+        <w:t>3.2. Variabile de mediu ale build-ului</w:t>
+      </w:r>
+    </w:p>
+    <w:tbl>
+      <w:tblPr>
+        <w:tblW w:w="5000" w:type="pct"/>
+        <w:tblBorders>
+          <w:top w:val="single" w:sz="4" w:space="0" w:color="D0D0D0"/>
+          <w:left w:val="single" w:sz="4" w:space="0" w:color="D0D0D0"/>
+          <w:bottom w:val="single" w:sz="4" w:space="0" w:color="D0D0D0"/>
+          <w:right w:val="single" w:sz="4" w:space="0" w:color="D0D0D0"/>
+          <w:insideH w:val="single" w:sz="4" w:space="0" w:color="auto"/>
+          <w:insideV w:val="single" w:sz="4" w:space="0" w:color="auto"/>
+        </w:tblBorders>
+        <w:tblCellMar>
+          <w:left w:w="10" w:type="dxa"/>
+          <w:right w:w="10" w:type="dxa"/>
+        </w:tblCellMar>
+        <w:tblLook w:val="04A0" w:firstRow="1" w:lastRow="0" w:firstColumn="1" w:lastColumn="0" w:noHBand="0" w:noVBand="1"/>
+      </w:tblPr>
+      <w:tblGrid>
+        <w:gridCol w:w="9350"/>
+      </w:tblGrid>
+      <w:tr>
+        <w:tblPrEx>
+          <w:tblCellMar>
+            <w:top w:w="0" w:type="dxa"/>
+            <w:bottom w:w="0" w:type="dxa"/>
+          </w:tblCellMar>
+        </w:tblPrEx>
+        <w:tc>
+          <w:tcPr>
+            <w:tcW w:w="0" w:type="auto"/>
+            <w:shd w:val="clear" w:color="auto" w:fill="F4F4F4"/>
+            <w:tcMar>
+              <w:top w:w="120" w:type="dxa"/>
+              <w:left w:w="160" w:type="dxa"/>
+              <w:bottom w:w="120" w:type="dxa"/>
+              <w:right w:w="160" w:type="dxa"/>
+            </w:tcMar>
+          </w:tcPr>
+          <w:p>
+            <w:pPr>
+              <w:spacing w:after="0" w:line="260" w:lineRule="auto"/>
+              <w:jc w:val="both"/>
+              <w:rPr>
+                <w:rFonts w:ascii="Times New Roman" w:eastAsia="Times New Roman" w:hAnsi="Times New Roman" w:cs="Times New Roman"/>
+                <w:kern w:val="0"/>
+                <w:sz w:val="22"/>
+                <w:szCs w:val="22"/>
+                <w14:ligatures w14:val="none"/>
+              </w:rPr>
+            </w:pPr>
+            <w:r>
+              <w:rPr>
+                <w:rFonts w:ascii="Courier New" w:eastAsia="Courier New" w:hAnsi="Courier New" w:cs="Courier New"/>
+                <w:kern w:val="0"/>
+                <w:sz w:val="22"/>
+                <w:szCs w:val="22"/>
+                <w14:ligatures w14:val="none"/>
+              </w:rPr>
+              <w:t>ENV DEBIAN_FRONTEND=noninteractive</w:t>
+            </w:r>
+          </w:p>
+        </w:tc>
+      </w:tr>
+    </w:tbl>
+    <w:p>
+      <w:pPr>
+        <w:spacing w:after="0" w:line="240" w:lineRule="auto"/>
+        <w:jc w:val="both"/>
+        <w:rPr>
+          <w:rFonts w:ascii="Times New Roman" w:eastAsia="Times New Roman" w:hAnsi="Times New Roman" w:cs="Times New Roman"/>
+          <w:kern w:val="0"/>
+          <w:sz w:val="22"/>
+          <w:szCs w:val="22"/>
+          <w14:ligatures w14:val="none"/>
+        </w:rPr>
+      </w:pPr>
+    </w:p>
+    <w:p>
+      <w:pPr>
+        <w:spacing w:after="0" w:line="300" w:lineRule="auto"/>
+        <w:ind w:firstLine="720"/>
+        <w:jc w:val="both"/>
+        <w:rPr>
+          <w:rFonts w:ascii="Times New Roman" w:eastAsia="Times New Roman" w:hAnsi="Times New Roman" w:cs="Times New Roman"/>
+          <w:kern w:val="0"/>
+          <w:sz w:val="22"/>
+          <w:szCs w:val="22"/>
+          <w14:ligatures w14:val="none"/>
+        </w:rPr>
+      </w:pPr>
+      <w:r>
+        <w:rPr>
+          <w:rFonts w:ascii="Times New Roman" w:eastAsia="Times New Roman" w:hAnsi="Times New Roman" w:cs="Times New Roman"/>
+          <w:kern w:val="0"/>
+          <w:sz w:val="22"/>
+          <w:szCs w:val="22"/>
+          <w14:ligatures w14:val="none"/>
+        </w:rPr>
+        <w:t>Dezactivează solicitările interactive ale gestionarului de pachete apt (de exemplu, alegerea fusului orar), care ar bloca altfel procesul automat de construcție, neavând un utilizator prezent să răspundă la prompturi.</w:t>
+      </w:r>
+    </w:p>
+    <w:p>
+      <w:pPr>
+        <w:spacing w:before="260" w:after="0" w:line="240" w:lineRule="auto"/>
+        <w:jc w:val="both"/>
+        <w:outlineLvl w:val="1"/>
+        <w:rPr>
+          <w:rFonts w:ascii="Times New Roman" w:eastAsia="Times New Roman" w:hAnsi="Times New Roman" w:cs="Times New Roman"/>
+          <w:color w:val="2E74B5"/>
+          <w:kern w:val="0"/>
+          <w:sz w:val="22"/>
+          <w:szCs w:val="22"/>
+          <w14:ligatures w14:val="none"/>
+        </w:rPr>
+      </w:pPr>
+      <w:r>
+        <w:rPr>
+          <w:rFonts w:ascii="Times New Roman" w:eastAsia="Times New Roman" w:hAnsi="Times New Roman" w:cs="Times New Roman"/>
+          <w:b/>
+          <w:bCs/>
+          <w:color w:val="000000" w:themeColor="text1"/>
+          <w:kern w:val="0"/>
+          <w:sz w:val="22"/>
+          <w:szCs w:val="22"/>
+          <w14:ligatures w14:val="none"/>
+        </w:rPr>
+        <w:t>3.3. Instalarea pachetelor</w:t>
+      </w:r>
+    </w:p>
+    <w:tbl>
+      <w:tblPr>
+        <w:tblW w:w="5000" w:type="pct"/>
+        <w:tblBorders>
+          <w:top w:val="single" w:sz="4" w:space="0" w:color="D0D0D0"/>
+          <w:left w:val="single" w:sz="4" w:space="0" w:color="D0D0D0"/>
+          <w:bottom w:val="single" w:sz="4" w:space="0" w:color="D0D0D0"/>
+          <w:right w:val="single" w:sz="4" w:space="0" w:color="D0D0D0"/>
+          <w:insideH w:val="single" w:sz="4" w:space="0" w:color="auto"/>
+          <w:insideV w:val="single" w:sz="4" w:space="0" w:color="auto"/>
+        </w:tblBorders>
+        <w:tblCellMar>
+          <w:left w:w="10" w:type="dxa"/>
+          <w:right w:w="10" w:type="dxa"/>
+        </w:tblCellMar>
+        <w:tblLook w:val="04A0" w:firstRow="1" w:lastRow="0" w:firstColumn="1" w:lastColumn="0" w:noHBand="0" w:noVBand="1"/>
+      </w:tblPr>
+      <w:tblGrid>
+        <w:gridCol w:w="9350"/>
+      </w:tblGrid>
+      <w:tr>
+        <w:tblPrEx>
+          <w:tblCellMar>
+            <w:top w:w="0" w:type="dxa"/>
+            <w:bottom w:w="0" w:type="dxa"/>
+          </w:tblCellMar>
+        </w:tblPrEx>
+        <w:tc>
+          <w:tcPr>
+            <w:tcW w:w="0" w:type="auto"/>
+            <w:shd w:val="clear" w:color="auto" w:fill="F4F4F4"/>
+            <w:tcMar>
+              <w:top w:w="120" w:type="dxa"/>
+              <w:left w:w="160" w:type="dxa"/>
+              <w:bottom w:w="120" w:type="dxa"/>
+              <w:right w:w="160" w:type="dxa"/>
+            </w:tcMar>
+          </w:tcPr>
+          <w:p>
+            <w:pPr>
+              <w:spacing w:after="0" w:line="260" w:lineRule="auto"/>
+              <w:jc w:val="both"/>
+              <w:rPr>
+                <w:rFonts w:ascii="Times New Roman" w:eastAsia="Times New Roman" w:hAnsi="Times New Roman" w:cs="Times New Roman"/>
+                <w:kern w:val="0"/>
+                <w:sz w:val="22"/>
+                <w:szCs w:val="22"/>
+                <w14:ligatures w14:val="none"/>
+              </w:rPr>
+            </w:pPr>
+            <w:r>
+              <w:rPr>
+                <w:rFonts w:ascii="Courier New" w:eastAsia="Courier New" w:hAnsi="Courier New" w:cs="Courier New"/>
+                <w:kern w:val="0"/>
+                <w:sz w:val="22"/>
+                <w:szCs w:val="22"/>
+                <w14:ligatures w14:val="none"/>
+              </w:rPr>
+              <w:t>RUN apt-get update &amp;&amp; apt-get install -y \</w:t>
+            </w:r>
+          </w:p>
+          <w:p>
+            <w:pPr>
+              <w:spacing w:after="0" w:line="260" w:lineRule="auto"/>
+              <w:jc w:val="both"/>
+              <w:rPr>
+                <w:rFonts w:ascii="Times New Roman" w:eastAsia="Times New Roman" w:hAnsi="Times New Roman" w:cs="Times New Roman"/>
+                <w:kern w:val="0"/>
+                <w:sz w:val="22"/>
+                <w:szCs w:val="22"/>
+                <w14:ligatures w14:val="none"/>
+              </w:rPr>
+            </w:pPr>
+            <w:r>
+              <w:rPr>
+                <w:rFonts w:ascii="Courier New" w:eastAsia="Courier New" w:hAnsi="Courier New" w:cs="Courier New"/>
+                <w:kern w:val="0"/>
+                <w:sz w:val="22"/>
+                <w:szCs w:val="22"/>
+                <w14:ligatures w14:val="none"/>
+              </w:rPr>
+              <w:t xml:space="preserve">    openssh-server cron gcc openssl sudo vim less procps python3 \</w:t>
+            </w:r>
+          </w:p>
+          <w:p>
+            <w:pPr>
+              <w:spacing w:after="0" w:line="260" w:lineRule="auto"/>
+              <w:jc w:val="both"/>
+              <w:rPr>
+                <w:rFonts w:ascii="Times New Roman" w:eastAsia="Times New Roman" w:hAnsi="Times New Roman" w:cs="Times New Roman"/>
+                <w:kern w:val="0"/>
+                <w:sz w:val="22"/>
+                <w:szCs w:val="22"/>
+                <w14:ligatures w14:val="none"/>
+              </w:rPr>
+            </w:pPr>
+            <w:r>
+              <w:rPr>
+                <w:rFonts w:ascii="Courier New" w:eastAsia="Courier New" w:hAnsi="Courier New" w:cs="Courier New"/>
+                <w:kern w:val="0"/>
+                <w:sz w:val="22"/>
+                <w:szCs w:val="22"/>
+                <w14:ligatures w14:val="none"/>
+              </w:rPr>
+              <w:t xml:space="preserve">    net-tools iputils-ping binutils dnsutils \</w:t>
+            </w:r>
+          </w:p>
+          <w:p>
+            <w:pPr>
+              <w:spacing w:after="0" w:line="260" w:lineRule="auto"/>
+              <w:jc w:val="both"/>
+              <w:rPr>
+                <w:rFonts w:ascii="Times New Roman" w:eastAsia="Times New Roman" w:hAnsi="Times New Roman" w:cs="Times New Roman"/>
+                <w:kern w:val="0"/>
+                <w:sz w:val="22"/>
+                <w:szCs w:val="22"/>
+                <w14:ligatures w14:val="none"/>
+              </w:rPr>
+            </w:pPr>
+            <w:r>
+              <w:rPr>
+                <w:rFonts w:ascii="Courier New" w:eastAsia="Courier New" w:hAnsi="Courier New" w:cs="Courier New"/>
+                <w:kern w:val="0"/>
+                <w:sz w:val="22"/>
+                <w:szCs w:val="22"/>
+                <w14:ligatures w14:val="none"/>
+              </w:rPr>
+              <w:t xml:space="preserve">    &amp;&amp; rm -rf /var/lib/apt/lists/*</w:t>
+            </w:r>
+          </w:p>
+        </w:tc>
+      </w:tr>
+    </w:tbl>
+    <w:p>
+      <w:pPr>
+        <w:spacing w:after="0" w:line="240" w:lineRule="auto"/>
+        <w:jc w:val="both"/>
+        <w:rPr>
+          <w:rFonts w:ascii="Times New Roman" w:eastAsia="Times New Roman" w:hAnsi="Times New Roman" w:cs="Times New Roman"/>
+          <w:kern w:val="0"/>
+          <w:sz w:val="22"/>
+          <w:szCs w:val="22"/>
+          <w14:ligatures w14:val="none"/>
+        </w:rPr>
+      </w:pPr>
+    </w:p>
+    <w:p>
+      <w:pPr>
+        <w:spacing w:after="0" w:line="300" w:lineRule="auto"/>
+        <w:ind w:firstLine="720"/>
+        <w:jc w:val="both"/>
+        <w:rPr>
+          <w:rFonts w:ascii="Times New Roman" w:eastAsia="Times New Roman" w:hAnsi="Times New Roman" w:cs="Times New Roman"/>
+          <w:kern w:val="0"/>
+          <w:sz w:val="22"/>
+          <w:szCs w:val="22"/>
+          <w14:ligatures w14:val="none"/>
+        </w:rPr>
+      </w:pPr>
+      <w:r>
+        <w:rPr>
+          <w:rFonts w:ascii="Times New Roman" w:eastAsia="Times New Roman" w:hAnsi="Times New Roman" w:cs="Times New Roman"/>
+          <w:kern w:val="0"/>
+          <w:sz w:val="22"/>
+          <w:szCs w:val="22"/>
+          <w14:ligatures w14:val="none"/>
+        </w:rPr>
+        <w:t>Toate pachetele sunt instalate printr-o singură instrucțiune RUN, concatenată prin &amp;&amp;  — practică standard în scrierea Dockerfile-urilor, care evită crearea unui strat separat (deci a unui punct de cache separat) pentru fiecare pachet, reducând totodată dimensiunea finală a imaginii. Ștergerea cache-ului apt (rm -rf /var/lib/apt/lists/*) la finalul aceleiași instrucțiuni elimină fișiere temporare devenite inutile, în aceeași linie de construcție a stratului.</w:t>
+      </w:r>
+    </w:p>
+    <w:p>
+      <w:pPr>
+        <w:spacing w:before="260" w:after="0" w:line="240" w:lineRule="auto"/>
+        <w:jc w:val="both"/>
+        <w:outlineLvl w:val="1"/>
+        <w:rPr>
+          <w:rFonts w:ascii="Times New Roman" w:eastAsia="Times New Roman" w:hAnsi="Times New Roman" w:cs="Times New Roman"/>
+          <w:color w:val="000000" w:themeColor="text1"/>
+          <w:kern w:val="0"/>
+          <w:sz w:val="22"/>
+          <w:szCs w:val="22"/>
+          <w14:ligatures w14:val="none"/>
+        </w:rPr>
+      </w:pPr>
+      <w:r>
+        <w:rPr>
+          <w:rFonts w:ascii="Times New Roman" w:eastAsia="Times New Roman" w:hAnsi="Times New Roman" w:cs="Times New Roman"/>
+          <w:b/>
+          <w:bCs/>
+          <w:color w:val="000000" w:themeColor="text1"/>
+          <w:kern w:val="0"/>
+          <w:sz w:val="22"/>
+          <w:szCs w:val="22"/>
+          <w14:ligatures w14:val="none"/>
+        </w:rPr>
+        <w:t>3.4. Pregătirea directoarelor de lucru</w:t>
+      </w:r>
+    </w:p>
+    <w:tbl>
+      <w:tblPr>
+        <w:tblW w:w="5000" w:type="pct"/>
+        <w:tblBorders>
+          <w:top w:val="single" w:sz="4" w:space="0" w:color="D0D0D0"/>
+          <w:left w:val="single" w:sz="4" w:space="0" w:color="D0D0D0"/>
+          <w:bottom w:val="single" w:sz="4" w:space="0" w:color="D0D0D0"/>
+          <w:right w:val="single" w:sz="4" w:space="0" w:color="D0D0D0"/>
+          <w:insideH w:val="single" w:sz="4" w:space="0" w:color="auto"/>
+          <w:insideV w:val="single" w:sz="4" w:space="0" w:color="auto"/>
+        </w:tblBorders>
+        <w:tblCellMar>
+          <w:left w:w="10" w:type="dxa"/>
+          <w:right w:w="10" w:type="dxa"/>
+        </w:tblCellMar>
+        <w:tblLook w:val="04A0" w:firstRow="1" w:lastRow="0" w:firstColumn="1" w:lastColumn="0" w:noHBand="0" w:noVBand="1"/>
+      </w:tblPr>
+      <w:tblGrid>
+        <w:gridCol w:w="9350"/>
+      </w:tblGrid>
+      <w:tr>
+        <w:tblPrEx>
+          <w:tblCellMar>
+            <w:top w:w="0" w:type="dxa"/>
+            <w:bottom w:w="0" w:type="dxa"/>
+          </w:tblCellMar>
+        </w:tblPrEx>
+        <w:tc>
+          <w:tcPr>
+            <w:tcW w:w="0" w:type="auto"/>
+            <w:shd w:val="clear" w:color="auto" w:fill="F4F4F4"/>
+            <w:tcMar>
+              <w:top w:w="120" w:type="dxa"/>
+              <w:left w:w="160" w:type="dxa"/>
+              <w:bottom w:w="120" w:type="dxa"/>
+              <w:right w:w="160" w:type="dxa"/>
+            </w:tcMar>
+          </w:tcPr>
+          <w:p>
+            <w:pPr>
+              <w:spacing w:after="0" w:line="260" w:lineRule="auto"/>
+              <w:jc w:val="both"/>
+              <w:rPr>
+                <w:rFonts w:ascii="Times New Roman" w:eastAsia="Times New Roman" w:hAnsi="Times New Roman" w:cs="Times New Roman"/>
+                <w:kern w:val="0"/>
+                <w:sz w:val="22"/>
+                <w:szCs w:val="22"/>
+                <w14:ligatures w14:val="none"/>
+              </w:rPr>
+            </w:pPr>
+            <w:r>
+              <w:rPr>
+                <w:rFonts w:ascii="Courier New" w:eastAsia="Courier New" w:hAnsi="Courier New" w:cs="Courier New"/>
+                <w:kern w:val="0"/>
+                <w:sz w:val="22"/>
+                <w:szCs w:val="22"/>
+                <w14:ligatures w14:val="none"/>
+              </w:rPr>
+              <w:t>RUN mkdir -p /var/run/sshd /opt/solutions /opt/levels /opt/procs</w:t>
+            </w:r>
+          </w:p>
+        </w:tc>
+      </w:tr>
+    </w:tbl>
+    <w:p>
+      <w:pPr>
+        <w:spacing w:after="0" w:line="240" w:lineRule="auto"/>
+        <w:jc w:val="both"/>
+        <w:rPr>
+          <w:rFonts w:ascii="Times New Roman" w:eastAsia="Times New Roman" w:hAnsi="Times New Roman" w:cs="Times New Roman"/>
+          <w:kern w:val="0"/>
+          <w:sz w:val="22"/>
+          <w:szCs w:val="22"/>
+          <w14:ligatures w14:val="none"/>
+        </w:rPr>
+      </w:pPr>
+    </w:p>
+    <w:p>
+      <w:pPr>
+        <w:spacing w:after="0" w:line="300" w:lineRule="auto"/>
+        <w:ind w:firstLine="720"/>
+        <w:jc w:val="both"/>
+        <w:rPr>
+          <w:rFonts w:ascii="Times New Roman" w:eastAsia="Times New Roman" w:hAnsi="Times New Roman" w:cs="Times New Roman"/>
+          <w:kern w:val="0"/>
+          <w:sz w:val="22"/>
+          <w:szCs w:val="22"/>
+          <w14:ligatures w14:val="none"/>
+        </w:rPr>
+      </w:pPr>
+      <w:r>
+        <w:rPr>
+          <w:rFonts w:ascii="Times New Roman" w:eastAsia="Times New Roman" w:hAnsi="Times New Roman" w:cs="Times New Roman"/>
+          <w:kern w:val="0"/>
+          <w:sz w:val="22"/>
+          <w:szCs w:val="22"/>
+          <w14:ligatures w14:val="none"/>
+        </w:rPr>
+        <w:t>Sunt create directoarele necesare funcționării serverului SSH (/var/run/sshd) și organizării interne a proiectului: /opt/levels (sursele misiunilor, copiate ulterior), /opt/procs (scripturi ce rulează ca procese de fundal), /opt/solutions (jurnalul de soluții, uz intern).</w:t>
+      </w:r>
+    </w:p>
+    <w:p>
+      <w:pPr>
+        <w:spacing w:before="260" w:after="0" w:line="240" w:lineRule="auto"/>
+        <w:jc w:val="both"/>
+        <w:outlineLvl w:val="1"/>
+        <w:rPr>
+          <w:rFonts w:ascii="Times New Roman" w:eastAsia="Times New Roman" w:hAnsi="Times New Roman" w:cs="Times New Roman"/>
+          <w:color w:val="000000" w:themeColor="text1"/>
+          <w:kern w:val="0"/>
+          <w:sz w:val="22"/>
+          <w:szCs w:val="22"/>
+          <w14:ligatures w14:val="none"/>
+        </w:rPr>
+      </w:pPr>
+      <w:r>
+        <w:rPr>
+          <w:rFonts w:ascii="Times New Roman" w:eastAsia="Times New Roman" w:hAnsi="Times New Roman" w:cs="Times New Roman"/>
+          <w:b/>
+          <w:bCs/>
+          <w:color w:val="000000" w:themeColor="text1"/>
+          <w:kern w:val="0"/>
+          <w:sz w:val="22"/>
+          <w:szCs w:val="22"/>
+          <w14:ligatures w14:val="none"/>
+        </w:rPr>
+        <w:t>3.5. Copierea fișierelor sursă</w:t>
+      </w:r>
+    </w:p>
+    <w:tbl>
+      <w:tblPr>
+        <w:tblW w:w="5000" w:type="pct"/>
+        <w:tblBorders>
+          <w:top w:val="single" w:sz="4" w:space="0" w:color="D0D0D0"/>
+          <w:left w:val="single" w:sz="4" w:space="0" w:color="D0D0D0"/>
+          <w:bottom w:val="single" w:sz="4" w:space="0" w:color="D0D0D0"/>
+          <w:right w:val="single" w:sz="4" w:space="0" w:color="D0D0D0"/>
+          <w:insideH w:val="single" w:sz="4" w:space="0" w:color="auto"/>
+          <w:insideV w:val="single" w:sz="4" w:space="0" w:color="auto"/>
+        </w:tblBorders>
+        <w:tblCellMar>
+          <w:left w:w="10" w:type="dxa"/>
+          <w:right w:w="10" w:type="dxa"/>
+        </w:tblCellMar>
+        <w:tblLook w:val="04A0" w:firstRow="1" w:lastRow="0" w:firstColumn="1" w:lastColumn="0" w:noHBand="0" w:noVBand="1"/>
+      </w:tblPr>
+      <w:tblGrid>
+        <w:gridCol w:w="9350"/>
+      </w:tblGrid>
+      <w:tr>
+        <w:tblPrEx>
+          <w:tblCellMar>
+            <w:top w:w="0" w:type="dxa"/>
+            <w:bottom w:w="0" w:type="dxa"/>
+          </w:tblCellMar>
+        </w:tblPrEx>
+        <w:tc>
+          <w:tcPr>
+            <w:tcW w:w="0" w:type="auto"/>
+            <w:shd w:val="clear" w:color="auto" w:fill="F4F4F4"/>
+            <w:tcMar>
+              <w:top w:w="120" w:type="dxa"/>
+              <w:left w:w="160" w:type="dxa"/>
+              <w:bottom w:w="120" w:type="dxa"/>
+              <w:right w:w="160" w:type="dxa"/>
+            </w:tcMar>
+          </w:tcPr>
+          <w:p>
+            <w:pPr>
+              <w:spacing w:after="0" w:line="260" w:lineRule="auto"/>
+              <w:jc w:val="both"/>
+              <w:rPr>
+                <w:rFonts w:ascii="Times New Roman" w:eastAsia="Times New Roman" w:hAnsi="Times New Roman" w:cs="Times New Roman"/>
+                <w:kern w:val="0"/>
+                <w:sz w:val="22"/>
+                <w:szCs w:val="22"/>
+                <w14:ligatures w14:val="none"/>
+              </w:rPr>
+            </w:pPr>
+            <w:r>
+              <w:rPr>
+                <w:rFonts w:ascii="Courier New" w:eastAsia="Courier New" w:hAnsi="Courier New" w:cs="Courier New"/>
+                <w:kern w:val="0"/>
+                <w:sz w:val="22"/>
+                <w:szCs w:val="22"/>
+                <w14:ligatures w14:val="none"/>
+              </w:rPr>
+              <w:t>COPY levels/ /opt/levels/</w:t>
+            </w:r>
+          </w:p>
+          <w:p>
+            <w:pPr>
+              <w:spacing w:after="0" w:line="260" w:lineRule="auto"/>
+              <w:jc w:val="both"/>
+              <w:rPr>
+                <w:rFonts w:ascii="Times New Roman" w:eastAsia="Times New Roman" w:hAnsi="Times New Roman" w:cs="Times New Roman"/>
+                <w:kern w:val="0"/>
+                <w:sz w:val="22"/>
+                <w:szCs w:val="22"/>
+                <w14:ligatures w14:val="none"/>
+              </w:rPr>
+            </w:pPr>
+            <w:r>
+              <w:rPr>
+                <w:rFonts w:ascii="Courier New" w:eastAsia="Courier New" w:hAnsi="Courier New" w:cs="Courier New"/>
+                <w:kern w:val="0"/>
+                <w:sz w:val="22"/>
+                <w:szCs w:val="22"/>
+                <w14:ligatures w14:val="none"/>
+              </w:rPr>
+              <w:t>COPY scripts/entrypoint.sh /entrypoint.sh</w:t>
+            </w:r>
+          </w:p>
+          <w:p>
+            <w:pPr>
+              <w:spacing w:after="0" w:line="260" w:lineRule="auto"/>
+              <w:jc w:val="both"/>
+              <w:rPr>
+                <w:rFonts w:ascii="Times New Roman" w:eastAsia="Times New Roman" w:hAnsi="Times New Roman" w:cs="Times New Roman"/>
+                <w:kern w:val="0"/>
+                <w:sz w:val="22"/>
+                <w:szCs w:val="22"/>
+                <w14:ligatures w14:val="none"/>
+              </w:rPr>
+            </w:pPr>
+            <w:r>
+              <w:rPr>
+                <w:rFonts w:ascii="Courier New" w:eastAsia="Courier New" w:hAnsi="Courier New" w:cs="Courier New"/>
+                <w:kern w:val="0"/>
+                <w:sz w:val="22"/>
+                <w:szCs w:val="22"/>
+                <w14:ligatures w14:val="none"/>
+              </w:rPr>
+              <w:t>COPY scripts/test_environment.sh /opt/scripts/test_environment.sh</w:t>
+            </w:r>
+          </w:p>
+        </w:tc>
+      </w:tr>
+    </w:tbl>
+    <w:p>
+      <w:pPr>
+        <w:spacing w:after="0" w:line="240" w:lineRule="auto"/>
+        <w:jc w:val="both"/>
+        <w:rPr>
+          <w:rFonts w:ascii="Times New Roman" w:eastAsia="Times New Roman" w:hAnsi="Times New Roman" w:cs="Times New Roman"/>
+          <w:kern w:val="0"/>
+          <w:sz w:val="22"/>
+          <w:szCs w:val="22"/>
+          <w14:ligatures w14:val="none"/>
+        </w:rPr>
+      </w:pPr>
+    </w:p>
+    <w:p>
+      <w:pPr>
+        <w:spacing w:after="0" w:line="300" w:lineRule="auto"/>
+        <w:ind w:firstLine="720"/>
+        <w:jc w:val="both"/>
+        <w:rPr>
+          <w:rFonts w:ascii="Times New Roman" w:eastAsia="Times New Roman" w:hAnsi="Times New Roman" w:cs="Times New Roman"/>
+          <w:kern w:val="0"/>
+          <w:sz w:val="22"/>
+          <w:szCs w:val="22"/>
+          <w14:ligatures w14:val="none"/>
+        </w:rPr>
+      </w:pPr>
+      <w:r>
+        <w:rPr>
+          <w:rFonts w:ascii="Times New Roman" w:eastAsia="Times New Roman" w:hAnsi="Times New Roman" w:cs="Times New Roman"/>
+          <w:kern w:val="0"/>
+          <w:sz w:val="22"/>
+          <w:szCs w:val="22"/>
+          <w14:ligatures w14:val="none"/>
+        </w:rPr>
+        <w:t>Instrucțiunea COPY transferă fișiere de pe mașina gazdă (unde rulează comanda docker build) în interiorul imaginii. Este singurul mecanism prin care codul sursă dezvoltat local ajunge parte din imaginea finală.</w:t>
+      </w:r>
+    </w:p>
+    <w:p>
+      <w:pPr>
+        <w:spacing w:before="260" w:after="0" w:line="240" w:lineRule="auto"/>
+        <w:jc w:val="both"/>
+        <w:outlineLvl w:val="1"/>
+        <w:rPr>
+          <w:rFonts w:ascii="Times New Roman" w:eastAsia="Times New Roman" w:hAnsi="Times New Roman" w:cs="Times New Roman"/>
+          <w:color w:val="000000" w:themeColor="text1"/>
+          <w:kern w:val="0"/>
+          <w:sz w:val="22"/>
+          <w:szCs w:val="22"/>
+          <w14:ligatures w14:val="none"/>
+        </w:rPr>
+      </w:pPr>
+      <w:r>
+        <w:rPr>
+          <w:rFonts w:ascii="Times New Roman" w:eastAsia="Times New Roman" w:hAnsi="Times New Roman" w:cs="Times New Roman"/>
+          <w:b/>
+          <w:bCs/>
+          <w:color w:val="000000" w:themeColor="text1"/>
+          <w:kern w:val="0"/>
+          <w:sz w:val="22"/>
+          <w:szCs w:val="22"/>
+          <w14:ligatures w14:val="none"/>
+        </w:rPr>
+        <w:t>3.6. Execuția scripturilor de configurare</w:t>
+      </w:r>
+    </w:p>
+    <w:tbl>
+      <w:tblPr>
+        <w:tblW w:w="5000" w:type="pct"/>
+        <w:tblBorders>
+          <w:top w:val="single" w:sz="4" w:space="0" w:color="D0D0D0"/>
+          <w:left w:val="single" w:sz="4" w:space="0" w:color="D0D0D0"/>
+          <w:bottom w:val="single" w:sz="4" w:space="0" w:color="D0D0D0"/>
+          <w:right w:val="single" w:sz="4" w:space="0" w:color="D0D0D0"/>
+          <w:insideH w:val="single" w:sz="4" w:space="0" w:color="auto"/>
+          <w:insideV w:val="single" w:sz="4" w:space="0" w:color="auto"/>
+        </w:tblBorders>
+        <w:tblCellMar>
+          <w:left w:w="10" w:type="dxa"/>
+          <w:right w:w="10" w:type="dxa"/>
+        </w:tblCellMar>
+        <w:tblLook w:val="04A0" w:firstRow="1" w:lastRow="0" w:firstColumn="1" w:lastColumn="0" w:noHBand="0" w:noVBand="1"/>
+      </w:tblPr>
+      <w:tblGrid>
+        <w:gridCol w:w="9350"/>
+      </w:tblGrid>
+      <w:tr>
+        <w:tblPrEx>
+          <w:tblCellMar>
+            <w:top w:w="0" w:type="dxa"/>
+            <w:bottom w:w="0" w:type="dxa"/>
+          </w:tblCellMar>
+        </w:tblPrEx>
+        <w:tc>
+          <w:tcPr>
+            <w:tcW w:w="0" w:type="auto"/>
+            <w:shd w:val="clear" w:color="auto" w:fill="F4F4F4"/>
+            <w:tcMar>
+              <w:top w:w="120" w:type="dxa"/>
+              <w:left w:w="160" w:type="dxa"/>
+              <w:bottom w:w="120" w:type="dxa"/>
+              <w:right w:w="160" w:type="dxa"/>
+            </w:tcMar>
+          </w:tcPr>
+          <w:p>
+            <w:pPr>
+              <w:spacing w:after="0" w:line="260" w:lineRule="auto"/>
+              <w:jc w:val="both"/>
+              <w:rPr>
+                <w:rFonts w:ascii="Times New Roman" w:eastAsia="Times New Roman" w:hAnsi="Times New Roman" w:cs="Times New Roman"/>
+                <w:kern w:val="0"/>
+                <w:sz w:val="22"/>
+                <w:szCs w:val="22"/>
+                <w14:ligatures w14:val="none"/>
+              </w:rPr>
+            </w:pPr>
+            <w:r>
+              <w:rPr>
+                <w:rFonts w:ascii="Courier New" w:eastAsia="Courier New" w:hAnsi="Courier New" w:cs="Courier New"/>
+                <w:kern w:val="0"/>
+                <w:sz w:val="22"/>
+                <w:szCs w:val="22"/>
+                <w14:ligatures w14:val="none"/>
+              </w:rPr>
+              <w:t>RUN /opt/levels/m01/setup.sh</w:t>
+            </w:r>
+          </w:p>
+          <w:p>
+            <w:pPr>
+              <w:spacing w:after="0" w:line="260" w:lineRule="auto"/>
+              <w:jc w:val="both"/>
+              <w:rPr>
+                <w:rFonts w:ascii="Times New Roman" w:eastAsia="Times New Roman" w:hAnsi="Times New Roman" w:cs="Times New Roman"/>
+                <w:kern w:val="0"/>
+                <w:sz w:val="22"/>
+                <w:szCs w:val="22"/>
+                <w14:ligatures w14:val="none"/>
+              </w:rPr>
+            </w:pPr>
+            <w:r>
+              <w:rPr>
+                <w:rFonts w:ascii="Courier New" w:eastAsia="Courier New" w:hAnsi="Courier New" w:cs="Courier New"/>
+                <w:kern w:val="0"/>
+                <w:sz w:val="22"/>
+                <w:szCs w:val="22"/>
+                <w14:ligatures w14:val="none"/>
+              </w:rPr>
+              <w:t>RUN /opt/levels/m02/setup.sh</w:t>
+            </w:r>
+          </w:p>
+          <w:p>
+            <w:pPr>
+              <w:spacing w:after="0" w:line="260" w:lineRule="auto"/>
+              <w:jc w:val="both"/>
+              <w:rPr>
+                <w:rFonts w:ascii="Times New Roman" w:eastAsia="Times New Roman" w:hAnsi="Times New Roman" w:cs="Times New Roman"/>
+                <w:kern w:val="0"/>
+                <w:sz w:val="22"/>
+                <w:szCs w:val="22"/>
+                <w14:ligatures w14:val="none"/>
+              </w:rPr>
+            </w:pPr>
+            <w:r>
+              <w:rPr>
+                <w:rFonts w:ascii="Courier New" w:eastAsia="Courier New" w:hAnsi="Courier New" w:cs="Courier New"/>
+                <w:kern w:val="0"/>
+                <w:sz w:val="22"/>
+                <w:szCs w:val="22"/>
+                <w14:ligatures w14:val="none"/>
+              </w:rPr>
+              <w:t>...</w:t>
+            </w:r>
+          </w:p>
+          <w:p>
+            <w:pPr>
+              <w:spacing w:after="0" w:line="260" w:lineRule="auto"/>
+              <w:jc w:val="both"/>
+              <w:rPr>
+                <w:rFonts w:ascii="Times New Roman" w:eastAsia="Times New Roman" w:hAnsi="Times New Roman" w:cs="Times New Roman"/>
+                <w:kern w:val="0"/>
+                <w:sz w:val="22"/>
+                <w:szCs w:val="22"/>
+                <w14:ligatures w14:val="none"/>
+              </w:rPr>
+            </w:pPr>
+            <w:r>
+              <w:rPr>
+                <w:rFonts w:ascii="Courier New" w:eastAsia="Courier New" w:hAnsi="Courier New" w:cs="Courier New"/>
+                <w:kern w:val="0"/>
+                <w:sz w:val="22"/>
+                <w:szCs w:val="22"/>
+                <w14:ligatures w14:val="none"/>
+              </w:rPr>
+              <w:t>RUN /opt/levels/m25/setup.sh</w:t>
+            </w:r>
+          </w:p>
+        </w:tc>
+      </w:tr>
+    </w:tbl>
+    <w:p>
+      <w:pPr>
+        <w:spacing w:after="0" w:line="240" w:lineRule="auto"/>
+        <w:jc w:val="both"/>
+        <w:rPr>
+          <w:rFonts w:ascii="Times New Roman" w:eastAsia="Times New Roman" w:hAnsi="Times New Roman" w:cs="Times New Roman"/>
+          <w:kern w:val="0"/>
+          <w:sz w:val="22"/>
+          <w:szCs w:val="22"/>
+          <w14:ligatures w14:val="none"/>
+        </w:rPr>
+      </w:pPr>
+    </w:p>
+    <w:p>
+      <w:pPr>
+        <w:spacing w:after="0" w:line="300" w:lineRule="auto"/>
+        <w:ind w:firstLine="720"/>
+        <w:jc w:val="both"/>
+        <w:rPr>
+          <w:rFonts w:ascii="Times New Roman" w:eastAsia="Times New Roman" w:hAnsi="Times New Roman" w:cs="Times New Roman"/>
+          <w:kern w:val="0"/>
+          <w:sz w:val="22"/>
+          <w:szCs w:val="22"/>
+          <w14:ligatures w14:val="none"/>
+        </w:rPr>
+      </w:pPr>
+      <w:r>
+        <w:rPr>
+          <w:rFonts w:ascii="Times New Roman" w:eastAsia="Times New Roman" w:hAnsi="Times New Roman" w:cs="Times New Roman"/>
+          <w:kern w:val="0"/>
+          <w:sz w:val="22"/>
+          <w:szCs w:val="22"/>
+          <w14:ligatures w14:val="none"/>
+        </w:rPr>
+        <w:lastRenderedPageBreak/>
+        <w:t>Fiecare script de misiune este invocat printr-o instrucțiune RUN separată. Această separare, deși generează 25 de straturi distincte (în loc de unul singur), a fost o decizie deliberată: la modificarea unui singur script (de exemplu, misiunea 12), Docker reconstruiește doar stratul corespunzător și pe cele ulterioare lui (13–25), refolosind din cache toate straturile anterioare (1–11), reducând semnificativ timpul de reconstrucție în etapa de dezvoltare iterativă.</w:t>
+      </w:r>
+    </w:p>
+    <w:p>
+      <w:pPr>
+        <w:spacing w:before="260" w:after="0" w:line="240" w:lineRule="auto"/>
+        <w:jc w:val="both"/>
+        <w:outlineLvl w:val="1"/>
+        <w:rPr>
+          <w:rFonts w:ascii="Times New Roman" w:eastAsia="Times New Roman" w:hAnsi="Times New Roman" w:cs="Times New Roman"/>
+          <w:color w:val="2E74B5"/>
+          <w:kern w:val="0"/>
+          <w:sz w:val="22"/>
+          <w:szCs w:val="22"/>
+          <w14:ligatures w14:val="none"/>
+        </w:rPr>
+      </w:pPr>
+      <w:r>
+        <w:rPr>
+          <w:rFonts w:ascii="Times New Roman" w:eastAsia="Times New Roman" w:hAnsi="Times New Roman" w:cs="Times New Roman"/>
+          <w:b/>
+          <w:bCs/>
+          <w:color w:val="000000" w:themeColor="text1"/>
+          <w:kern w:val="0"/>
+          <w:sz w:val="22"/>
+          <w:szCs w:val="22"/>
+          <w14:ligatures w14:val="none"/>
+        </w:rPr>
+        <w:t>3.7. Configurarea finală și punctul de intrare</w:t>
+      </w:r>
+    </w:p>
+    <w:tbl>
+      <w:tblPr>
+        <w:tblW w:w="5000" w:type="pct"/>
+        <w:tblBorders>
+          <w:top w:val="single" w:sz="4" w:space="0" w:color="D0D0D0"/>
+          <w:left w:val="single" w:sz="4" w:space="0" w:color="D0D0D0"/>
+          <w:bottom w:val="single" w:sz="4" w:space="0" w:color="D0D0D0"/>
+          <w:right w:val="single" w:sz="4" w:space="0" w:color="D0D0D0"/>
+          <w:insideH w:val="single" w:sz="4" w:space="0" w:color="auto"/>
+          <w:insideV w:val="single" w:sz="4" w:space="0" w:color="auto"/>
+        </w:tblBorders>
+        <w:tblCellMar>
+          <w:left w:w="10" w:type="dxa"/>
+          <w:right w:w="10" w:type="dxa"/>
+        </w:tblCellMar>
+        <w:tblLook w:val="04A0" w:firstRow="1" w:lastRow="0" w:firstColumn="1" w:lastColumn="0" w:noHBand="0" w:noVBand="1"/>
+      </w:tblPr>
+      <w:tblGrid>
+        <w:gridCol w:w="9350"/>
+      </w:tblGrid>
+      <w:tr>
+        <w:tblPrEx>
+          <w:tblCellMar>
+            <w:top w:w="0" w:type="dxa"/>
+            <w:bottom w:w="0" w:type="dxa"/>
+          </w:tblCellMar>
+        </w:tblPrEx>
+        <w:tc>
+          <w:tcPr>
+            <w:tcW w:w="0" w:type="auto"/>
+            <w:shd w:val="clear" w:color="auto" w:fill="F4F4F4"/>
+            <w:tcMar>
+              <w:top w:w="120" w:type="dxa"/>
+              <w:left w:w="160" w:type="dxa"/>
+              <w:bottom w:w="120" w:type="dxa"/>
+              <w:right w:w="160" w:type="dxa"/>
+            </w:tcMar>
+          </w:tcPr>
+          <w:p>
+            <w:pPr>
+              <w:spacing w:after="0" w:line="260" w:lineRule="auto"/>
+              <w:jc w:val="both"/>
+              <w:rPr>
+                <w:rFonts w:ascii="Times New Roman" w:eastAsia="Times New Roman" w:hAnsi="Times New Roman" w:cs="Times New Roman"/>
+                <w:kern w:val="0"/>
+                <w:sz w:val="22"/>
+                <w:szCs w:val="22"/>
+                <w14:ligatures w14:val="none"/>
+              </w:rPr>
+            </w:pPr>
+            <w:r>
+              <w:rPr>
+                <w:rFonts w:ascii="Courier New" w:eastAsia="Courier New" w:hAnsi="Courier New" w:cs="Courier New"/>
+                <w:kern w:val="0"/>
+                <w:sz w:val="22"/>
+                <w:szCs w:val="22"/>
+                <w14:ligatures w14:val="none"/>
+              </w:rPr>
+              <w:t>EXPOSE 22</w:t>
+            </w:r>
+          </w:p>
+          <w:p>
+            <w:pPr>
+              <w:spacing w:after="0" w:line="260" w:lineRule="auto"/>
+              <w:jc w:val="both"/>
+              <w:rPr>
+                <w:rFonts w:ascii="Times New Roman" w:eastAsia="Times New Roman" w:hAnsi="Times New Roman" w:cs="Times New Roman"/>
+                <w:kern w:val="0"/>
+                <w:sz w:val="22"/>
+                <w:szCs w:val="22"/>
+                <w14:ligatures w14:val="none"/>
+              </w:rPr>
+            </w:pPr>
+            <w:r>
+              <w:rPr>
+                <w:rFonts w:ascii="Courier New" w:eastAsia="Courier New" w:hAnsi="Courier New" w:cs="Courier New"/>
+                <w:kern w:val="0"/>
+                <w:sz w:val="22"/>
+                <w:szCs w:val="22"/>
+                <w14:ligatures w14:val="none"/>
+              </w:rPr>
+              <w:t>ENTRYPOINT ["/entrypoint.sh"]</w:t>
+            </w:r>
+          </w:p>
+        </w:tc>
+      </w:tr>
+    </w:tbl>
+    <w:p>
+      <w:pPr>
+        <w:spacing w:after="0" w:line="240" w:lineRule="auto"/>
+        <w:jc w:val="both"/>
+        <w:rPr>
+          <w:rFonts w:ascii="Times New Roman" w:eastAsia="Times New Roman" w:hAnsi="Times New Roman" w:cs="Times New Roman"/>
+          <w:kern w:val="0"/>
+          <w:sz w:val="22"/>
+          <w:szCs w:val="22"/>
+          <w14:ligatures w14:val="none"/>
+        </w:rPr>
+      </w:pPr>
+    </w:p>
+    <w:p>
+      <w:pPr>
+        <w:spacing w:after="0" w:line="300" w:lineRule="auto"/>
+        <w:jc w:val="both"/>
+        <w:rPr>
+          <w:rFonts w:ascii="Times New Roman" w:eastAsia="Times New Roman" w:hAnsi="Times New Roman" w:cs="Times New Roman"/>
+          <w:kern w:val="0"/>
+          <w:sz w:val="22"/>
+          <w:szCs w:val="22"/>
+          <w14:ligatures w14:val="none"/>
+        </w:rPr>
+      </w:pPr>
+      <w:r>
+        <w:rPr>
+          <w:rFonts w:ascii="Times New Roman" w:eastAsia="Times New Roman" w:hAnsi="Times New Roman" w:cs="Times New Roman"/>
+          <w:kern w:val="0"/>
+          <w:sz w:val="22"/>
+          <w:szCs w:val="22"/>
+          <w14:ligatures w14:val="none"/>
+        </w:rPr>
+        <w:t>EXPOSE 22 documentează faptul că imaginea utilizează portul 22 (SSH); instrucțiunea are rol informativ — maparea efectivă a portului către mașina gazdă se face la docker run, prin opțiunea -p. ENTRYPOINT definește procesul care pornește automat la lansarea oricărui container din această imagine.</w:t>
+      </w:r>
+    </w:p>
+    <w:p>
+      <w:pPr>
+        <w:spacing w:before="320" w:after="0" w:line="240" w:lineRule="auto"/>
+        <w:jc w:val="both"/>
+        <w:outlineLvl w:val="0"/>
+        <w:rPr>
+          <w:rFonts w:ascii="Times New Roman" w:eastAsia="Times New Roman" w:hAnsi="Times New Roman" w:cs="Times New Roman"/>
+          <w:color w:val="000000" w:themeColor="text1"/>
+          <w:kern w:val="0"/>
+          <w:sz w:val="22"/>
+          <w:szCs w:val="22"/>
+          <w14:ligatures w14:val="none"/>
+        </w:rPr>
+      </w:pPr>
+      <w:r>
+        <w:rPr>
+          <w:rFonts w:ascii="Times New Roman" w:eastAsia="Times New Roman" w:hAnsi="Times New Roman" w:cs="Times New Roman"/>
+          <w:b/>
+          <w:bCs/>
+          <w:color w:val="000000" w:themeColor="text1"/>
+          <w:kern w:val="0"/>
+          <w:sz w:val="22"/>
+          <w:szCs w:val="22"/>
+          <w14:ligatures w14:val="none"/>
+        </w:rPr>
+        <w:t>4. Ciclul de viață al containerului</w:t>
+      </w:r>
+    </w:p>
+    <w:p>
+      <w:pPr>
+        <w:spacing w:before="260" w:after="0" w:line="240" w:lineRule="auto"/>
+        <w:jc w:val="both"/>
+        <w:outlineLvl w:val="1"/>
+        <w:rPr>
+          <w:rFonts w:ascii="Times New Roman" w:eastAsia="Times New Roman" w:hAnsi="Times New Roman" w:cs="Times New Roman"/>
+          <w:color w:val="000000" w:themeColor="text1"/>
+          <w:kern w:val="0"/>
+          <w:sz w:val="22"/>
+          <w:szCs w:val="22"/>
+          <w14:ligatures w14:val="none"/>
+        </w:rPr>
+      </w:pPr>
+      <w:r>
+        <w:rPr>
+          <w:rFonts w:ascii="Times New Roman" w:eastAsia="Times New Roman" w:hAnsi="Times New Roman" w:cs="Times New Roman"/>
+          <w:b/>
+          <w:bCs/>
+          <w:color w:val="000000" w:themeColor="text1"/>
+          <w:kern w:val="0"/>
+          <w:sz w:val="22"/>
+          <w:szCs w:val="22"/>
+          <w14:ligatures w14:val="none"/>
+        </w:rPr>
+        <w:t>4.1. Construcția imaginii</w:t>
+      </w:r>
+    </w:p>
+    <w:tbl>
+      <w:tblPr>
+        <w:tblW w:w="5000" w:type="pct"/>
+        <w:tblBorders>
+          <w:top w:val="single" w:sz="4" w:space="0" w:color="D0D0D0"/>
+          <w:left w:val="single" w:sz="4" w:space="0" w:color="D0D0D0"/>
+          <w:bottom w:val="single" w:sz="4" w:space="0" w:color="D0D0D0"/>
+          <w:right w:val="single" w:sz="4" w:space="0" w:color="D0D0D0"/>
+          <w:insideH w:val="single" w:sz="4" w:space="0" w:color="auto"/>
+          <w:insideV w:val="single" w:sz="4" w:space="0" w:color="auto"/>
+        </w:tblBorders>
+        <w:tblCellMar>
+          <w:left w:w="10" w:type="dxa"/>
+          <w:right w:w="10" w:type="dxa"/>
+        </w:tblCellMar>
+        <w:tblLook w:val="04A0" w:firstRow="1" w:lastRow="0" w:firstColumn="1" w:lastColumn="0" w:noHBand="0" w:noVBand="1"/>
+      </w:tblPr>
+      <w:tblGrid>
+        <w:gridCol w:w="9350"/>
+      </w:tblGrid>
+      <w:tr>
+        <w:tblPrEx>
+          <w:tblCellMar>
+            <w:top w:w="0" w:type="dxa"/>
+            <w:bottom w:w="0" w:type="dxa"/>
+          </w:tblCellMar>
+        </w:tblPrEx>
+        <w:tc>
+          <w:tcPr>
+            <w:tcW w:w="0" w:type="auto"/>
+            <w:shd w:val="clear" w:color="auto" w:fill="F4F4F4"/>
+            <w:tcMar>
+              <w:top w:w="120" w:type="dxa"/>
+              <w:left w:w="160" w:type="dxa"/>
+              <w:bottom w:w="120" w:type="dxa"/>
+              <w:right w:w="160" w:type="dxa"/>
+            </w:tcMar>
+          </w:tcPr>
+          <w:p>
+            <w:pPr>
+              <w:spacing w:after="0" w:line="260" w:lineRule="auto"/>
+              <w:jc w:val="both"/>
+              <w:rPr>
+                <w:rFonts w:ascii="Times New Roman" w:eastAsia="Times New Roman" w:hAnsi="Times New Roman" w:cs="Times New Roman"/>
+                <w:kern w:val="0"/>
+                <w:sz w:val="22"/>
+                <w:szCs w:val="22"/>
+                <w14:ligatures w14:val="none"/>
+              </w:rPr>
+            </w:pPr>
+            <w:r>
+              <w:rPr>
+                <w:rFonts w:ascii="Courier New" w:eastAsia="Courier New" w:hAnsi="Courier New" w:cs="Courier New"/>
+                <w:kern w:val="0"/>
+                <w:sz w:val="22"/>
+                <w:szCs w:val="22"/>
+                <w14:ligatures w14:val="none"/>
+              </w:rPr>
+              <w:t>docker build -t proiect-stagiu:v1 .</w:t>
+            </w:r>
+          </w:p>
+        </w:tc>
+      </w:tr>
+    </w:tbl>
+    <w:p>
+      <w:pPr>
+        <w:spacing w:after="0" w:line="240" w:lineRule="auto"/>
+        <w:jc w:val="both"/>
+        <w:rPr>
+          <w:rFonts w:ascii="Times New Roman" w:eastAsia="Times New Roman" w:hAnsi="Times New Roman" w:cs="Times New Roman"/>
+          <w:kern w:val="0"/>
+          <w:sz w:val="22"/>
+          <w:szCs w:val="22"/>
+          <w14:ligatures w14:val="none"/>
+        </w:rPr>
+      </w:pPr>
+    </w:p>
+    <w:p>
+      <w:pPr>
+        <w:spacing w:after="0" w:line="300" w:lineRule="auto"/>
+        <w:ind w:firstLine="720"/>
+        <w:jc w:val="both"/>
+        <w:rPr>
+          <w:rFonts w:ascii="Times New Roman" w:eastAsia="Times New Roman" w:hAnsi="Times New Roman" w:cs="Times New Roman"/>
+          <w:kern w:val="0"/>
+          <w:sz w:val="22"/>
+          <w:szCs w:val="22"/>
+          <w14:ligatures w14:val="none"/>
+        </w:rPr>
+      </w:pPr>
+      <w:r>
+        <w:rPr>
+          <w:rFonts w:ascii="Times New Roman" w:eastAsia="Times New Roman" w:hAnsi="Times New Roman" w:cs="Times New Roman"/>
+          <w:kern w:val="0"/>
+          <w:sz w:val="22"/>
+          <w:szCs w:val="22"/>
+          <w14:ligatures w14:val="none"/>
+        </w:rPr>
+        <w:t>Parametrul -t atribuie imaginii rezultate un nume și o etichetă (tag) — proiect-stagiu:v1 — folosite ulterior pentru a o identifica. Argumentul final, . , indică Docker-ului contextul de construcție (directorul curent), locul unde caută atât Dockerfile, cât și fișierele referite prin COPY.</w:t>
+      </w:r>
+    </w:p>
+    <w:p>
+      <w:pPr>
+        <w:spacing w:before="260" w:after="0" w:line="240" w:lineRule="auto"/>
+        <w:jc w:val="both"/>
+        <w:outlineLvl w:val="1"/>
+        <w:rPr>
+          <w:rFonts w:ascii="Times New Roman" w:eastAsia="Times New Roman" w:hAnsi="Times New Roman" w:cs="Times New Roman"/>
+          <w:color w:val="000000" w:themeColor="text1"/>
+          <w:kern w:val="0"/>
+          <w:sz w:val="22"/>
+          <w:szCs w:val="22"/>
+          <w14:ligatures w14:val="none"/>
+        </w:rPr>
+      </w:pPr>
+      <w:r>
+        <w:rPr>
+          <w:rFonts w:ascii="Times New Roman" w:eastAsia="Times New Roman" w:hAnsi="Times New Roman" w:cs="Times New Roman"/>
+          <w:b/>
+          <w:bCs/>
+          <w:color w:val="000000" w:themeColor="text1"/>
+          <w:kern w:val="0"/>
+          <w:sz w:val="22"/>
+          <w:szCs w:val="22"/>
+          <w14:ligatures w14:val="none"/>
+        </w:rPr>
+        <w:t>4.2. Pornirea unui container</w:t>
+      </w:r>
+    </w:p>
+    <w:tbl>
+      <w:tblPr>
+        <w:tblW w:w="5000" w:type="pct"/>
+        <w:tblBorders>
+          <w:top w:val="single" w:sz="4" w:space="0" w:color="D0D0D0"/>
+          <w:left w:val="single" w:sz="4" w:space="0" w:color="D0D0D0"/>
+          <w:bottom w:val="single" w:sz="4" w:space="0" w:color="D0D0D0"/>
+          <w:right w:val="single" w:sz="4" w:space="0" w:color="D0D0D0"/>
+          <w:insideH w:val="single" w:sz="4" w:space="0" w:color="auto"/>
+          <w:insideV w:val="single" w:sz="4" w:space="0" w:color="auto"/>
+        </w:tblBorders>
+        <w:tblCellMar>
+          <w:left w:w="10" w:type="dxa"/>
+          <w:right w:w="10" w:type="dxa"/>
+        </w:tblCellMar>
+        <w:tblLook w:val="04A0" w:firstRow="1" w:lastRow="0" w:firstColumn="1" w:lastColumn="0" w:noHBand="0" w:noVBand="1"/>
+      </w:tblPr>
+      <w:tblGrid>
+        <w:gridCol w:w="9350"/>
+      </w:tblGrid>
+      <w:tr>
+        <w:tblPrEx>
+          <w:tblCellMar>
+            <w:top w:w="0" w:type="dxa"/>
+            <w:bottom w:w="0" w:type="dxa"/>
+          </w:tblCellMar>
+        </w:tblPrEx>
+        <w:tc>
+          <w:tcPr>
+            <w:tcW w:w="0" w:type="auto"/>
+            <w:shd w:val="clear" w:color="auto" w:fill="F4F4F4"/>
+            <w:tcMar>
+              <w:top w:w="120" w:type="dxa"/>
+              <w:left w:w="160" w:type="dxa"/>
+              <w:bottom w:w="120" w:type="dxa"/>
+              <w:right w:w="160" w:type="dxa"/>
+            </w:tcMar>
+          </w:tcPr>
+          <w:p>
+            <w:pPr>
+              <w:spacing w:after="0" w:line="260" w:lineRule="auto"/>
+              <w:jc w:val="both"/>
+              <w:rPr>
+                <w:rFonts w:ascii="Times New Roman" w:eastAsia="Times New Roman" w:hAnsi="Times New Roman" w:cs="Times New Roman"/>
+                <w:kern w:val="0"/>
+                <w:sz w:val="22"/>
+                <w:szCs w:val="22"/>
+                <w14:ligatures w14:val="none"/>
+              </w:rPr>
+            </w:pPr>
+            <w:r>
+              <w:rPr>
+                <w:rFonts w:ascii="Courier New" w:eastAsia="Courier New" w:hAnsi="Courier New" w:cs="Courier New"/>
+                <w:kern w:val="0"/>
+                <w:sz w:val="22"/>
+                <w:szCs w:val="22"/>
+                <w14:ligatures w14:val="none"/>
+              </w:rPr>
+              <w:t>docker run -d -p 2220:22 --name proiect-stagiu-live proiect-stagiu:v1</w:t>
+            </w:r>
+          </w:p>
+        </w:tc>
+      </w:tr>
+    </w:tbl>
+    <w:p>
+      <w:pPr>
+        <w:spacing w:after="0" w:line="240" w:lineRule="auto"/>
+        <w:jc w:val="both"/>
+        <w:rPr>
+          <w:rFonts w:ascii="Times New Roman" w:eastAsia="Times New Roman" w:hAnsi="Times New Roman" w:cs="Times New Roman"/>
+          <w:kern w:val="0"/>
+          <w:sz w:val="22"/>
+          <w:szCs w:val="22"/>
+          <w14:ligatures w14:val="none"/>
+        </w:rPr>
+      </w:pPr>
+    </w:p>
+    <w:p>
+      <w:pPr>
+        <w:numPr>
+          <w:ilvl w:val="0"/>
+          <w:numId w:val="15"/>
+        </w:numPr>
+        <w:spacing w:after="0" w:line="280" w:lineRule="auto"/>
+        <w:jc w:val="both"/>
+        <w:rPr>
+          <w:rFonts w:ascii="Times New Roman" w:eastAsia="Times New Roman" w:hAnsi="Times New Roman" w:cs="Times New Roman"/>
+          <w:kern w:val="0"/>
+          <w:sz w:val="22"/>
+          <w:szCs w:val="22"/>
+          <w14:ligatures w14:val="none"/>
+        </w:rPr>
+      </w:pPr>
+      <w:r>
+        <w:rPr>
+          <w:rFonts w:ascii="Times New Roman" w:eastAsia="Times New Roman" w:hAnsi="Times New Roman" w:cs="Times New Roman"/>
+          <w:kern w:val="0"/>
+          <w:sz w:val="22"/>
+          <w:szCs w:val="22"/>
+          <w14:ligatures w14:val="none"/>
+        </w:rPr>
+        <w:t>-d (detached) — containerul rulează în fundal, fără a bloca terminalul curent;</w:t>
+      </w:r>
+    </w:p>
+    <w:p>
+      <w:pPr>
+        <w:numPr>
+          <w:ilvl w:val="0"/>
+          <w:numId w:val="15"/>
+        </w:numPr>
+        <w:spacing w:after="0" w:line="280" w:lineRule="auto"/>
+        <w:jc w:val="both"/>
+        <w:rPr>
+          <w:rFonts w:ascii="Times New Roman" w:eastAsia="Times New Roman" w:hAnsi="Times New Roman" w:cs="Times New Roman"/>
+          <w:kern w:val="0"/>
+          <w:sz w:val="22"/>
+          <w:szCs w:val="22"/>
+          <w14:ligatures w14:val="none"/>
+        </w:rPr>
+      </w:pPr>
+      <w:r>
+        <w:rPr>
+          <w:rFonts w:ascii="Times New Roman" w:eastAsia="Times New Roman" w:hAnsi="Times New Roman" w:cs="Times New Roman"/>
+          <w:kern w:val="0"/>
+          <w:sz w:val="22"/>
+          <w:szCs w:val="22"/>
+          <w14:ligatures w14:val="none"/>
+        </w:rPr>
+        <w:t>-p 2220:22 — mapează portul 2220 al mașinii gazdă către portul 22 al containerului (unde ascultă serverul SSH intern); alegerea unui port diferit de 22 pe gazdă evită conflictul cu un eventual server SSH deja activ pe sistemul real;</w:t>
+      </w:r>
+    </w:p>
+    <w:p>
+      <w:pPr>
+        <w:numPr>
+          <w:ilvl w:val="0"/>
+          <w:numId w:val="15"/>
+        </w:numPr>
+        <w:spacing w:after="0" w:line="280" w:lineRule="auto"/>
+        <w:jc w:val="both"/>
+        <w:rPr>
+          <w:rFonts w:ascii="Times New Roman" w:eastAsia="Times New Roman" w:hAnsi="Times New Roman" w:cs="Times New Roman"/>
+          <w:kern w:val="0"/>
+          <w:sz w:val="22"/>
+          <w:szCs w:val="22"/>
+          <w14:ligatures w14:val="none"/>
+        </w:rPr>
+      </w:pPr>
+      <w:r>
+        <w:rPr>
+          <w:rFonts w:ascii="Times New Roman" w:eastAsia="Times New Roman" w:hAnsi="Times New Roman" w:cs="Times New Roman"/>
+          <w:kern w:val="0"/>
+          <w:sz w:val="22"/>
+          <w:szCs w:val="22"/>
+          <w14:ligatures w14:val="none"/>
+        </w:rPr>
+        <w:t>--name proiect-stagiu-live — atribuie containerului un nume ușor de referit în comenzile ulterioare, evitând identificatorii hash generați automat.</w:t>
+      </w:r>
+    </w:p>
+    <w:p>
+      <w:pPr>
+        <w:spacing w:before="260" w:after="0" w:line="240" w:lineRule="auto"/>
+        <w:jc w:val="both"/>
+        <w:outlineLvl w:val="1"/>
+        <w:rPr>
+          <w:rFonts w:ascii="Times New Roman" w:eastAsia="Times New Roman" w:hAnsi="Times New Roman" w:cs="Times New Roman"/>
+          <w:color w:val="000000" w:themeColor="text1"/>
+          <w:kern w:val="0"/>
+          <w:sz w:val="22"/>
+          <w:szCs w:val="22"/>
+          <w14:ligatures w14:val="none"/>
+        </w:rPr>
+      </w:pPr>
+      <w:r>
+        <w:rPr>
+          <w:rFonts w:ascii="Times New Roman" w:eastAsia="Times New Roman" w:hAnsi="Times New Roman" w:cs="Times New Roman"/>
+          <w:b/>
+          <w:bCs/>
+          <w:color w:val="000000" w:themeColor="text1"/>
+          <w:kern w:val="0"/>
+          <w:sz w:val="22"/>
+          <w:szCs w:val="22"/>
+          <w14:ligatures w14:val="none"/>
+        </w:rPr>
+        <w:t>4.3. Ciclul build → run, repetat</w:t>
+      </w:r>
+    </w:p>
+    <w:p>
+      <w:pPr>
+        <w:spacing w:after="0" w:line="300" w:lineRule="auto"/>
+        <w:ind w:firstLine="720"/>
+        <w:jc w:val="both"/>
+        <w:rPr>
+          <w:rFonts w:ascii="Times New Roman" w:eastAsia="Times New Roman" w:hAnsi="Times New Roman" w:cs="Times New Roman"/>
+          <w:kern w:val="0"/>
+          <w:sz w:val="22"/>
+          <w:szCs w:val="22"/>
+          <w14:ligatures w14:val="none"/>
+        </w:rPr>
+      </w:pPr>
+      <w:r>
+        <w:rPr>
+          <w:rFonts w:ascii="Times New Roman" w:eastAsia="Times New Roman" w:hAnsi="Times New Roman" w:cs="Times New Roman"/>
+          <w:kern w:val="0"/>
+          <w:sz w:val="22"/>
+          <w:szCs w:val="22"/>
+          <w14:ligatures w14:val="none"/>
+        </w:rPr>
+        <w:t>Orice modificare a fișierelor sursă (scripturile din levels/) nu se reflectă automat într-un container deja pornit — imaginea rulantă rămâne „înghețată” la starea din momentul construcției. Aplicarea unei modificări impune secvența completă:</w:t>
+      </w:r>
+    </w:p>
+    <w:tbl>
+      <w:tblPr>
+        <w:tblW w:w="5000" w:type="pct"/>
+        <w:tblBorders>
+          <w:top w:val="single" w:sz="4" w:space="0" w:color="D0D0D0"/>
+          <w:left w:val="single" w:sz="4" w:space="0" w:color="D0D0D0"/>
+          <w:bottom w:val="single" w:sz="4" w:space="0" w:color="D0D0D0"/>
+          <w:right w:val="single" w:sz="4" w:space="0" w:color="D0D0D0"/>
+          <w:insideH w:val="single" w:sz="4" w:space="0" w:color="auto"/>
+          <w:insideV w:val="single" w:sz="4" w:space="0" w:color="auto"/>
+        </w:tblBorders>
+        <w:tblCellMar>
+          <w:left w:w="10" w:type="dxa"/>
+          <w:right w:w="10" w:type="dxa"/>
+        </w:tblCellMar>
+        <w:tblLook w:val="04A0" w:firstRow="1" w:lastRow="0" w:firstColumn="1" w:lastColumn="0" w:noHBand="0" w:noVBand="1"/>
+      </w:tblPr>
+      <w:tblGrid>
+        <w:gridCol w:w="9350"/>
+      </w:tblGrid>
+      <w:tr>
+        <w:tblPrEx>
+          <w:tblCellMar>
+            <w:top w:w="0" w:type="dxa"/>
+            <w:bottom w:w="0" w:type="dxa"/>
+          </w:tblCellMar>
+        </w:tblPrEx>
+        <w:tc>
+          <w:tcPr>
+            <w:tcW w:w="0" w:type="auto"/>
+            <w:shd w:val="clear" w:color="auto" w:fill="F4F4F4"/>
+            <w:tcMar>
+              <w:top w:w="120" w:type="dxa"/>
+              <w:left w:w="160" w:type="dxa"/>
+              <w:bottom w:w="120" w:type="dxa"/>
+              <w:right w:w="160" w:type="dxa"/>
+            </w:tcMar>
+          </w:tcPr>
+          <w:p>
+            <w:pPr>
+              <w:spacing w:after="0" w:line="260" w:lineRule="auto"/>
+              <w:jc w:val="both"/>
+              <w:rPr>
+                <w:rFonts w:ascii="Times New Roman" w:eastAsia="Times New Roman" w:hAnsi="Times New Roman" w:cs="Times New Roman"/>
+                <w:kern w:val="0"/>
+                <w:sz w:val="22"/>
+                <w:szCs w:val="22"/>
+                <w14:ligatures w14:val="none"/>
+              </w:rPr>
+            </w:pPr>
+            <w:r>
+              <w:rPr>
+                <w:rFonts w:ascii="Courier New" w:eastAsia="Courier New" w:hAnsi="Courier New" w:cs="Courier New"/>
+                <w:kern w:val="0"/>
+                <w:sz w:val="22"/>
+                <w:szCs w:val="22"/>
+                <w14:ligatures w14:val="none"/>
+              </w:rPr>
+              <w:t>docker build -t proiect-stagiu:v1 .</w:t>
+            </w:r>
+          </w:p>
+          <w:p>
+            <w:pPr>
+              <w:spacing w:after="0" w:line="260" w:lineRule="auto"/>
+              <w:jc w:val="both"/>
+              <w:rPr>
+                <w:rFonts w:ascii="Times New Roman" w:eastAsia="Times New Roman" w:hAnsi="Times New Roman" w:cs="Times New Roman"/>
+                <w:kern w:val="0"/>
+                <w:sz w:val="22"/>
+                <w:szCs w:val="22"/>
+                <w14:ligatures w14:val="none"/>
+              </w:rPr>
+            </w:pPr>
+            <w:r>
+              <w:rPr>
+                <w:rFonts w:ascii="Courier New" w:eastAsia="Courier New" w:hAnsi="Courier New" w:cs="Courier New"/>
+                <w:kern w:val="0"/>
+                <w:sz w:val="22"/>
+                <w:szCs w:val="22"/>
+                <w14:ligatures w14:val="none"/>
+              </w:rPr>
+              <w:t>docker stop proiect-stagiu-live</w:t>
+            </w:r>
+          </w:p>
+          <w:p>
+            <w:pPr>
+              <w:spacing w:after="0" w:line="260" w:lineRule="auto"/>
+              <w:jc w:val="both"/>
+              <w:rPr>
+                <w:rFonts w:ascii="Times New Roman" w:eastAsia="Times New Roman" w:hAnsi="Times New Roman" w:cs="Times New Roman"/>
+                <w:kern w:val="0"/>
+                <w:sz w:val="22"/>
+                <w:szCs w:val="22"/>
+                <w14:ligatures w14:val="none"/>
+              </w:rPr>
+            </w:pPr>
+            <w:r>
+              <w:rPr>
+                <w:rFonts w:ascii="Courier New" w:eastAsia="Courier New" w:hAnsi="Courier New" w:cs="Courier New"/>
+                <w:kern w:val="0"/>
+                <w:sz w:val="22"/>
+                <w:szCs w:val="22"/>
+                <w14:ligatures w14:val="none"/>
+              </w:rPr>
+              <w:t>docker rm proiect-stagiu-live</w:t>
+            </w:r>
+          </w:p>
+          <w:p>
+            <w:pPr>
+              <w:spacing w:after="0" w:line="260" w:lineRule="auto"/>
+              <w:jc w:val="both"/>
+              <w:rPr>
+                <w:rFonts w:ascii="Times New Roman" w:eastAsia="Times New Roman" w:hAnsi="Times New Roman" w:cs="Times New Roman"/>
+                <w:kern w:val="0"/>
+                <w:sz w:val="22"/>
+                <w:szCs w:val="22"/>
+                <w14:ligatures w14:val="none"/>
+              </w:rPr>
+            </w:pPr>
+            <w:r>
+              <w:rPr>
+                <w:rFonts w:ascii="Courier New" w:eastAsia="Courier New" w:hAnsi="Courier New" w:cs="Courier New"/>
+                <w:kern w:val="0"/>
+                <w:sz w:val="22"/>
+                <w:szCs w:val="22"/>
+                <w14:ligatures w14:val="none"/>
+              </w:rPr>
+              <w:t>docker run -d -p 2220:22 --name proiect-stagiu-live proiect-stagiu:v1</w:t>
+            </w:r>
+          </w:p>
+        </w:tc>
+      </w:tr>
+    </w:tbl>
+    <w:p>
+      <w:pPr>
+        <w:spacing w:after="0" w:line="240" w:lineRule="auto"/>
+        <w:jc w:val="both"/>
+        <w:rPr>
+          <w:rFonts w:ascii="Times New Roman" w:eastAsia="Times New Roman" w:hAnsi="Times New Roman" w:cs="Times New Roman"/>
+          <w:kern w:val="0"/>
+          <w:sz w:val="22"/>
+          <w:szCs w:val="22"/>
+          <w14:ligatures w14:val="none"/>
+        </w:rPr>
+      </w:pPr>
+      <w:r>
+        <w:rPr>
+          <w:rFonts w:ascii="Times New Roman" w:eastAsia="Times New Roman" w:hAnsi="Times New Roman" w:cs="Times New Roman"/>
+          <w:kern w:val="0"/>
+          <w:sz w:val="22"/>
+          <w:szCs w:val="22"/>
+          <w14:ligatures w14:val="none"/>
+        </w:rPr>
+        <w:lastRenderedPageBreak/>
+        <w:tab/>
+      </w:r>
+    </w:p>
+    <w:p>
+      <w:pPr>
+        <w:spacing w:after="0" w:line="300" w:lineRule="auto"/>
+        <w:ind w:firstLine="720"/>
+        <w:jc w:val="both"/>
+        <w:rPr>
+          <w:rFonts w:ascii="Times New Roman" w:eastAsia="Times New Roman" w:hAnsi="Times New Roman" w:cs="Times New Roman"/>
+          <w:kern w:val="0"/>
+          <w:sz w:val="22"/>
+          <w:szCs w:val="22"/>
+          <w14:ligatures w14:val="none"/>
+        </w:rPr>
+      </w:pPr>
+      <w:r>
+        <w:rPr>
+          <w:rFonts w:ascii="Times New Roman" w:eastAsia="Times New Roman" w:hAnsi="Times New Roman" w:cs="Times New Roman"/>
+          <w:kern w:val="0"/>
+          <w:sz w:val="22"/>
+          <w:szCs w:val="22"/>
+          <w14:ligatures w14:val="none"/>
+        </w:rPr>
+        <w:t>Primul pas reconstruiește imaginea (rapid, datorită cache-ului descris la secțiunea 3.6); pașii următori opresc și elimină containerul vechi, apoi pornesc unul nou, din imaginea actualizată.</w:t>
+      </w:r>
+    </w:p>
+    <w:p>
+      <w:pPr>
+        <w:spacing w:before="320" w:after="0" w:line="240" w:lineRule="auto"/>
+        <w:jc w:val="both"/>
+        <w:outlineLvl w:val="0"/>
+        <w:rPr>
+          <w:rFonts w:ascii="Times New Roman" w:eastAsia="Times New Roman" w:hAnsi="Times New Roman" w:cs="Times New Roman"/>
+          <w:color w:val="000000" w:themeColor="text1"/>
+          <w:kern w:val="0"/>
+          <w:sz w:val="22"/>
+          <w:szCs w:val="22"/>
+          <w14:ligatures w14:val="none"/>
+        </w:rPr>
+      </w:pPr>
+      <w:r>
+        <w:rPr>
+          <w:rFonts w:ascii="Times New Roman" w:eastAsia="Times New Roman" w:hAnsi="Times New Roman" w:cs="Times New Roman"/>
+          <w:b/>
+          <w:bCs/>
+          <w:color w:val="000000" w:themeColor="text1"/>
+          <w:kern w:val="0"/>
+          <w:sz w:val="22"/>
+          <w:szCs w:val="22"/>
+          <w14:ligatures w14:val="none"/>
+        </w:rPr>
+        <w:t>5. Modelul de rulare — instanță unică</w:t>
+      </w:r>
+    </w:p>
+    <w:p>
+      <w:pPr>
+        <w:spacing w:after="0" w:line="300" w:lineRule="auto"/>
+        <w:ind w:firstLine="720"/>
+        <w:jc w:val="both"/>
+        <w:rPr>
+          <w:rFonts w:ascii="Times New Roman" w:eastAsia="Times New Roman" w:hAnsi="Times New Roman" w:cs="Times New Roman"/>
+          <w:kern w:val="0"/>
+          <w:sz w:val="22"/>
+          <w:szCs w:val="22"/>
+          <w14:ligatures w14:val="none"/>
+        </w:rPr>
+      </w:pPr>
+      <w:r>
+        <w:rPr>
+          <w:rFonts w:ascii="Times New Roman" w:eastAsia="Times New Roman" w:hAnsi="Times New Roman" w:cs="Times New Roman"/>
+          <w:kern w:val="0"/>
+          <w:sz w:val="22"/>
+          <w:szCs w:val="22"/>
+          <w14:ligatures w14:val="none"/>
+        </w:rPr>
+        <w:t>Spre deosebire de o arhitectură cu izolare la nivel de infrastructură (un container per utilizator), proiectul rulează o singură instanță containerizată, accesibilă simultan de mai mulți utilizatori prin conexiuni SSH paralele. Izolarea logică între cele 25 de „misiuni” este asigurată exclusiv prin mecanismul de permisiuni al sistemului de fișiere Unix, nu prin separare la nivel de container.</w:t>
+      </w:r>
+    </w:p>
+    <w:p>
+      <w:pPr>
+        <w:spacing w:after="0" w:line="300" w:lineRule="auto"/>
+        <w:ind w:firstLine="720"/>
+        <w:jc w:val="both"/>
+        <w:rPr>
+          <w:rFonts w:ascii="Times New Roman" w:eastAsia="Times New Roman" w:hAnsi="Times New Roman" w:cs="Times New Roman"/>
+          <w:kern w:val="0"/>
+          <w:sz w:val="22"/>
+          <w:szCs w:val="22"/>
+          <w14:ligatures w14:val="none"/>
+        </w:rPr>
+      </w:pPr>
+      <w:r>
+        <w:rPr>
+          <w:rFonts w:ascii="Times New Roman" w:eastAsia="Times New Roman" w:hAnsi="Times New Roman" w:cs="Times New Roman"/>
+          <w:kern w:val="0"/>
+          <w:sz w:val="22"/>
+          <w:szCs w:val="22"/>
+          <w14:ligatures w14:val="none"/>
+        </w:rPr>
+        <w:t>Această alegere arhitecturală reflectă fidel modelul platformelor educaționale consacrate de tip wargame (precum OverTheWire — Bandit), unde mii de utilizatori accesează concurent aceeași infrastructură.</w:t>
+      </w:r>
+    </w:p>
+    <w:p>
+      <w:pPr>
+        <w:spacing w:before="320" w:after="0" w:line="240" w:lineRule="auto"/>
+        <w:jc w:val="both"/>
+        <w:outlineLvl w:val="0"/>
+        <w:rPr>
+          <w:rFonts w:ascii="Times New Roman" w:eastAsia="Times New Roman" w:hAnsi="Times New Roman" w:cs="Times New Roman"/>
+          <w:color w:val="000000" w:themeColor="text1"/>
+          <w:kern w:val="0"/>
+          <w:sz w:val="22"/>
+          <w:szCs w:val="22"/>
+          <w14:ligatures w14:val="none"/>
+        </w:rPr>
+      </w:pPr>
+      <w:r>
+        <w:rPr>
+          <w:rFonts w:ascii="Times New Roman" w:eastAsia="Times New Roman" w:hAnsi="Times New Roman" w:cs="Times New Roman"/>
+          <w:b/>
+          <w:bCs/>
+          <w:color w:val="000000" w:themeColor="text1"/>
+          <w:kern w:val="0"/>
+          <w:sz w:val="22"/>
+          <w:szCs w:val="22"/>
+          <w14:ligatures w14:val="none"/>
+        </w:rPr>
+        <w:t>6. Persistență și resetare</w:t>
+      </w:r>
+    </w:p>
+    <w:p>
+      <w:pPr>
+        <w:spacing w:after="0" w:line="300" w:lineRule="auto"/>
+        <w:ind w:firstLine="720"/>
+        <w:jc w:val="both"/>
+        <w:rPr>
+          <w:rFonts w:ascii="Times New Roman" w:eastAsia="Times New Roman" w:hAnsi="Times New Roman" w:cs="Times New Roman"/>
+          <w:kern w:val="0"/>
+          <w:sz w:val="22"/>
+          <w:szCs w:val="22"/>
+          <w14:ligatures w14:val="none"/>
+        </w:rPr>
+      </w:pPr>
+      <w:r>
+        <w:rPr>
+          <w:rFonts w:ascii="Times New Roman" w:eastAsia="Times New Roman" w:hAnsi="Times New Roman" w:cs="Times New Roman"/>
+          <w:kern w:val="0"/>
+          <w:sz w:val="22"/>
+          <w:szCs w:val="22"/>
+          <w14:ligatures w14:val="none"/>
+        </w:rPr>
+        <w:t>Containerele Docker sunt, prin natura lor, efemere: orice modificare realizată în interiorul unui container activ (fișiere create, șterse, procese pornite manual) se pierde definitiv la eliminarea acestuia (docker rm), imaginea de bază rămânând neschimbată.</w:t>
+      </w:r>
+    </w:p>
+    <w:p>
+      <w:pPr>
+        <w:spacing w:after="0" w:line="300" w:lineRule="auto"/>
+        <w:ind w:firstLine="720"/>
+        <w:jc w:val="both"/>
+        <w:rPr>
+          <w:rFonts w:ascii="Times New Roman" w:eastAsia="Times New Roman" w:hAnsi="Times New Roman" w:cs="Times New Roman"/>
+          <w:kern w:val="0"/>
+          <w:sz w:val="22"/>
+          <w:szCs w:val="22"/>
+          <w14:ligatures w14:val="none"/>
+        </w:rPr>
+      </w:pPr>
+      <w:r>
+        <w:rPr>
+          <w:rFonts w:ascii="Times New Roman" w:eastAsia="Times New Roman" w:hAnsi="Times New Roman" w:cs="Times New Roman"/>
+          <w:kern w:val="0"/>
+          <w:sz w:val="22"/>
+          <w:szCs w:val="22"/>
+          <w14:ligatures w14:val="none"/>
+        </w:rPr>
+        <w:t>Această proprietate este exploatată deliberat pentru resetarea mediului între sesiuni de laborator succesive:</w:t>
+      </w:r>
+    </w:p>
+    <w:tbl>
+      <w:tblPr>
+        <w:tblW w:w="5000" w:type="pct"/>
+        <w:tblBorders>
+          <w:top w:val="single" w:sz="4" w:space="0" w:color="D0D0D0"/>
+          <w:left w:val="single" w:sz="4" w:space="0" w:color="D0D0D0"/>
+          <w:bottom w:val="single" w:sz="4" w:space="0" w:color="D0D0D0"/>
+          <w:right w:val="single" w:sz="4" w:space="0" w:color="D0D0D0"/>
+          <w:insideH w:val="single" w:sz="4" w:space="0" w:color="auto"/>
+          <w:insideV w:val="single" w:sz="4" w:space="0" w:color="auto"/>
+        </w:tblBorders>
+        <w:tblCellMar>
+          <w:left w:w="10" w:type="dxa"/>
+          <w:right w:w="10" w:type="dxa"/>
+        </w:tblCellMar>
+        <w:tblLook w:val="04A0" w:firstRow="1" w:lastRow="0" w:firstColumn="1" w:lastColumn="0" w:noHBand="0" w:noVBand="1"/>
+      </w:tblPr>
+      <w:tblGrid>
+        <w:gridCol w:w="9350"/>
+      </w:tblGrid>
+      <w:tr>
+        <w:tblPrEx>
+          <w:tblCellMar>
+            <w:top w:w="0" w:type="dxa"/>
+            <w:bottom w:w="0" w:type="dxa"/>
+          </w:tblCellMar>
+        </w:tblPrEx>
+        <w:tc>
+          <w:tcPr>
+            <w:tcW w:w="0" w:type="auto"/>
+            <w:shd w:val="clear" w:color="auto" w:fill="F4F4F4"/>
+            <w:tcMar>
+              <w:top w:w="120" w:type="dxa"/>
+              <w:left w:w="160" w:type="dxa"/>
+              <w:bottom w:w="120" w:type="dxa"/>
+              <w:right w:w="160" w:type="dxa"/>
+            </w:tcMar>
+          </w:tcPr>
+          <w:p>
+            <w:pPr>
+              <w:spacing w:after="0" w:line="260" w:lineRule="auto"/>
+              <w:jc w:val="both"/>
+              <w:rPr>
+                <w:rFonts w:ascii="Times New Roman" w:eastAsia="Times New Roman" w:hAnsi="Times New Roman" w:cs="Times New Roman"/>
+                <w:kern w:val="0"/>
+                <w:sz w:val="22"/>
+                <w:szCs w:val="22"/>
+                <w14:ligatures w14:val="none"/>
+              </w:rPr>
+            </w:pPr>
+            <w:r>
+              <w:rPr>
+                <w:rFonts w:ascii="Courier New" w:eastAsia="Courier New" w:hAnsi="Courier New" w:cs="Courier New"/>
+                <w:kern w:val="0"/>
+                <w:sz w:val="22"/>
+                <w:szCs w:val="22"/>
+                <w14:ligatures w14:val="none"/>
+              </w:rPr>
+              <w:t>docker stop proiect-stagiu-live</w:t>
+            </w:r>
+          </w:p>
+          <w:p>
+            <w:pPr>
+              <w:spacing w:after="0" w:line="260" w:lineRule="auto"/>
+              <w:jc w:val="both"/>
+              <w:rPr>
+                <w:rFonts w:ascii="Times New Roman" w:eastAsia="Times New Roman" w:hAnsi="Times New Roman" w:cs="Times New Roman"/>
+                <w:kern w:val="0"/>
+                <w:sz w:val="22"/>
+                <w:szCs w:val="22"/>
+                <w14:ligatures w14:val="none"/>
+              </w:rPr>
+            </w:pPr>
+            <w:r>
+              <w:rPr>
+                <w:rFonts w:ascii="Courier New" w:eastAsia="Courier New" w:hAnsi="Courier New" w:cs="Courier New"/>
+                <w:kern w:val="0"/>
+                <w:sz w:val="22"/>
+                <w:szCs w:val="22"/>
+                <w14:ligatures w14:val="none"/>
+              </w:rPr>
+              <w:t>docker rm proiect-stagiu-live</w:t>
+            </w:r>
+          </w:p>
+          <w:p>
+            <w:pPr>
+              <w:spacing w:after="0" w:line="260" w:lineRule="auto"/>
+              <w:jc w:val="both"/>
+              <w:rPr>
+                <w:rFonts w:ascii="Times New Roman" w:eastAsia="Times New Roman" w:hAnsi="Times New Roman" w:cs="Times New Roman"/>
+                <w:kern w:val="0"/>
+                <w:sz w:val="22"/>
+                <w:szCs w:val="22"/>
+                <w14:ligatures w14:val="none"/>
+              </w:rPr>
+            </w:pPr>
+            <w:r>
+              <w:rPr>
+                <w:rFonts w:ascii="Courier New" w:eastAsia="Courier New" w:hAnsi="Courier New" w:cs="Courier New"/>
+                <w:kern w:val="0"/>
+                <w:sz w:val="22"/>
+                <w:szCs w:val="22"/>
+                <w14:ligatures w14:val="none"/>
+              </w:rPr>
+              <w:t>docker run -d -p 2220:22 --name proiect-stagiu-live proiect-stagiu:v1</w:t>
+            </w:r>
+          </w:p>
+        </w:tc>
+      </w:tr>
+    </w:tbl>
+    <w:p>
+      <w:pPr>
+        <w:spacing w:after="0" w:line="240" w:lineRule="auto"/>
+        <w:jc w:val="both"/>
+        <w:rPr>
+          <w:rFonts w:ascii="Times New Roman" w:eastAsia="Times New Roman" w:hAnsi="Times New Roman" w:cs="Times New Roman"/>
+          <w:kern w:val="0"/>
+          <w:sz w:val="22"/>
+          <w:szCs w:val="22"/>
+          <w14:ligatures w14:val="none"/>
+        </w:rPr>
+      </w:pPr>
+    </w:p>
+    <w:p>
+      <w:pPr>
+        <w:spacing w:after="0" w:line="300" w:lineRule="auto"/>
+        <w:ind w:firstLine="720"/>
+        <w:jc w:val="both"/>
+        <w:rPr>
+          <w:rFonts w:ascii="Times New Roman" w:eastAsia="Times New Roman" w:hAnsi="Times New Roman" w:cs="Times New Roman"/>
+          <w:kern w:val="0"/>
+          <w:sz w:val="22"/>
+          <w:szCs w:val="22"/>
+          <w14:ligatures w14:val="none"/>
+        </w:rPr>
+      </w:pPr>
+      <w:r>
+        <w:rPr>
+          <w:rFonts w:ascii="Times New Roman" w:eastAsia="Times New Roman" w:hAnsi="Times New Roman" w:cs="Times New Roman"/>
+          <w:kern w:val="0"/>
+          <w:sz w:val="22"/>
+          <w:szCs w:val="22"/>
+          <w14:ligatures w14:val="none"/>
+        </w:rPr>
+        <w:t>Un container nou, pornit din aceeași imagine, reproduce identic starea inițială — orice progres sau eventuală modificare accidentală a unui utilizator anterior este complet eliminată.</w:t>
+      </w:r>
+    </w:p>
+    <w:p>
+      <w:pPr>
+        <w:spacing w:before="320" w:after="0" w:line="240" w:lineRule="auto"/>
+        <w:jc w:val="both"/>
+        <w:outlineLvl w:val="0"/>
+        <w:rPr>
+          <w:rFonts w:ascii="Times New Roman" w:eastAsia="Times New Roman" w:hAnsi="Times New Roman" w:cs="Times New Roman"/>
+          <w:color w:val="000000" w:themeColor="text1"/>
+          <w:kern w:val="0"/>
+          <w:sz w:val="22"/>
+          <w:szCs w:val="22"/>
+          <w14:ligatures w14:val="none"/>
+        </w:rPr>
+      </w:pPr>
+      <w:r>
+        <w:rPr>
+          <w:rFonts w:ascii="Times New Roman" w:eastAsia="Times New Roman" w:hAnsi="Times New Roman" w:cs="Times New Roman"/>
+          <w:b/>
+          <w:bCs/>
+          <w:color w:val="000000" w:themeColor="text1"/>
+          <w:kern w:val="0"/>
+          <w:sz w:val="22"/>
+          <w:szCs w:val="22"/>
+          <w14:ligatures w14:val="none"/>
+        </w:rPr>
+        <w:t>7. Verificarea stării mediului</w:t>
+      </w:r>
+    </w:p>
+    <w:tbl>
+      <w:tblPr>
+        <w:tblW w:w="5000" w:type="pct"/>
+        <w:tblBorders>
+          <w:top w:val="single" w:sz="4" w:space="0" w:color="D0D0D0"/>
+          <w:left w:val="single" w:sz="4" w:space="0" w:color="D0D0D0"/>
+          <w:bottom w:val="single" w:sz="4" w:space="0" w:color="D0D0D0"/>
+          <w:right w:val="single" w:sz="4" w:space="0" w:color="D0D0D0"/>
+          <w:insideH w:val="single" w:sz="4" w:space="0" w:color="auto"/>
+          <w:insideV w:val="single" w:sz="4" w:space="0" w:color="auto"/>
+        </w:tblBorders>
+        <w:tblCellMar>
+          <w:left w:w="10" w:type="dxa"/>
+          <w:right w:w="10" w:type="dxa"/>
+        </w:tblCellMar>
+        <w:tblLook w:val="04A0" w:firstRow="1" w:lastRow="0" w:firstColumn="1" w:lastColumn="0" w:noHBand="0" w:noVBand="1"/>
+      </w:tblPr>
+      <w:tblGrid>
+        <w:gridCol w:w="9350"/>
+      </w:tblGrid>
+      <w:tr>
+        <w:tblPrEx>
+          <w:tblCellMar>
+            <w:top w:w="0" w:type="dxa"/>
+            <w:bottom w:w="0" w:type="dxa"/>
+          </w:tblCellMar>
+        </w:tblPrEx>
+        <w:tc>
+          <w:tcPr>
+            <w:tcW w:w="0" w:type="auto"/>
+            <w:shd w:val="clear" w:color="auto" w:fill="F4F4F4"/>
+            <w:tcMar>
+              <w:top w:w="120" w:type="dxa"/>
+              <w:left w:w="160" w:type="dxa"/>
+              <w:bottom w:w="120" w:type="dxa"/>
+              <w:right w:w="160" w:type="dxa"/>
+            </w:tcMar>
+          </w:tcPr>
+          <w:p>
+            <w:pPr>
+              <w:spacing w:after="0" w:line="260" w:lineRule="auto"/>
+              <w:jc w:val="both"/>
+              <w:rPr>
+                <w:rFonts w:ascii="Times New Roman" w:eastAsia="Times New Roman" w:hAnsi="Times New Roman" w:cs="Times New Roman"/>
+                <w:kern w:val="0"/>
+                <w:sz w:val="22"/>
+                <w:szCs w:val="22"/>
+                <w14:ligatures w14:val="none"/>
+              </w:rPr>
+            </w:pPr>
+            <w:r>
+              <w:rPr>
+                <w:rFonts w:ascii="Courier New" w:eastAsia="Courier New" w:hAnsi="Courier New" w:cs="Courier New"/>
+                <w:kern w:val="0"/>
+                <w:sz w:val="22"/>
+                <w:szCs w:val="22"/>
+                <w14:ligatures w14:val="none"/>
+              </w:rPr>
+              <w:t>docker ps</w:t>
+            </w:r>
+          </w:p>
+          <w:p>
+            <w:pPr>
+              <w:spacing w:after="0" w:line="260" w:lineRule="auto"/>
+              <w:jc w:val="both"/>
+              <w:rPr>
+                <w:rFonts w:ascii="Times New Roman" w:eastAsia="Times New Roman" w:hAnsi="Times New Roman" w:cs="Times New Roman"/>
+                <w:kern w:val="0"/>
+                <w:sz w:val="22"/>
+                <w:szCs w:val="22"/>
+                <w14:ligatures w14:val="none"/>
+              </w:rPr>
+            </w:pPr>
+            <w:r>
+              <w:rPr>
+                <w:rFonts w:ascii="Courier New" w:eastAsia="Courier New" w:hAnsi="Courier New" w:cs="Courier New"/>
+                <w:kern w:val="0"/>
+                <w:sz w:val="22"/>
+                <w:szCs w:val="22"/>
+                <w14:ligatures w14:val="none"/>
+              </w:rPr>
+              <w:t>docker ps -a</w:t>
+            </w:r>
+          </w:p>
+        </w:tc>
+      </w:tr>
+    </w:tbl>
+    <w:p>
+      <w:pPr>
+        <w:spacing w:after="0" w:line="240" w:lineRule="auto"/>
+        <w:jc w:val="both"/>
+        <w:rPr>
+          <w:rFonts w:ascii="Times New Roman" w:eastAsia="Times New Roman" w:hAnsi="Times New Roman" w:cs="Times New Roman"/>
+          <w:kern w:val="0"/>
+          <w:sz w:val="22"/>
+          <w:szCs w:val="22"/>
+          <w14:ligatures w14:val="none"/>
+        </w:rPr>
+      </w:pPr>
+    </w:p>
+    <w:p>
+      <w:pPr>
+        <w:spacing w:after="0" w:line="300" w:lineRule="auto"/>
+        <w:ind w:firstLine="720"/>
+        <w:jc w:val="both"/>
+        <w:rPr>
+          <w:rFonts w:ascii="Times New Roman" w:eastAsia="Times New Roman" w:hAnsi="Times New Roman" w:cs="Times New Roman"/>
+          <w:kern w:val="0"/>
+          <w:sz w:val="22"/>
+          <w:szCs w:val="22"/>
+          <w14:ligatures w14:val="none"/>
+        </w:rPr>
+      </w:pPr>
+      <w:r>
+        <w:rPr>
+          <w:rFonts w:ascii="Times New Roman" w:eastAsia="Times New Roman" w:hAnsi="Times New Roman" w:cs="Times New Roman"/>
+          <w:kern w:val="0"/>
+          <w:sz w:val="22"/>
+          <w:szCs w:val="22"/>
+          <w14:ligatures w14:val="none"/>
+        </w:rPr>
+        <w:t>D</w:t>
+      </w:r>
+      <w:r>
+        <w:rPr>
+          <w:rFonts w:ascii="Times New Roman" w:eastAsia="Times New Roman" w:hAnsi="Times New Roman" w:cs="Times New Roman"/>
+          <w:kern w:val="0"/>
+          <w:sz w:val="22"/>
+          <w:szCs w:val="22"/>
+          <w14:ligatures w14:val="none"/>
+        </w:rPr>
+        <w:t>ocker ps listează containerele active; adăugarea opțiunii -a (all) extinde lista și la containerele oprite, dar neșterse — util pentru diagnosticare, atunci când un container pare „dispărut” fără a fi fost explicit eliminat.</w:t>
+      </w:r>
+    </w:p>
+    <w:tbl>
+      <w:tblPr>
+        <w:tblW w:w="5000" w:type="pct"/>
+        <w:tblBorders>
+          <w:top w:val="single" w:sz="4" w:space="0" w:color="D0D0D0"/>
+          <w:left w:val="single" w:sz="4" w:space="0" w:color="D0D0D0"/>
+          <w:bottom w:val="single" w:sz="4" w:space="0" w:color="D0D0D0"/>
+          <w:right w:val="single" w:sz="4" w:space="0" w:color="D0D0D0"/>
+          <w:insideH w:val="single" w:sz="4" w:space="0" w:color="auto"/>
+          <w:insideV w:val="single" w:sz="4" w:space="0" w:color="auto"/>
+        </w:tblBorders>
+        <w:tblCellMar>
+          <w:left w:w="10" w:type="dxa"/>
+          <w:right w:w="10" w:type="dxa"/>
+        </w:tblCellMar>
+        <w:tblLook w:val="04A0" w:firstRow="1" w:lastRow="0" w:firstColumn="1" w:lastColumn="0" w:noHBand="0" w:noVBand="1"/>
+      </w:tblPr>
+      <w:tblGrid>
+        <w:gridCol w:w="9350"/>
+      </w:tblGrid>
+      <w:tr>
+        <w:tblPrEx>
+          <w:tblCellMar>
+            <w:top w:w="0" w:type="dxa"/>
+            <w:bottom w:w="0" w:type="dxa"/>
+          </w:tblCellMar>
+        </w:tblPrEx>
+        <w:tc>
+          <w:tcPr>
+            <w:tcW w:w="0" w:type="auto"/>
+            <w:shd w:val="clear" w:color="auto" w:fill="F4F4F4"/>
+            <w:tcMar>
+              <w:top w:w="120" w:type="dxa"/>
+              <w:left w:w="160" w:type="dxa"/>
+              <w:bottom w:w="120" w:type="dxa"/>
+              <w:right w:w="160" w:type="dxa"/>
+            </w:tcMar>
+          </w:tcPr>
+          <w:p>
+            <w:pPr>
+              <w:spacing w:after="0" w:line="260" w:lineRule="auto"/>
+              <w:jc w:val="both"/>
+              <w:rPr>
+                <w:rFonts w:ascii="Times New Roman" w:eastAsia="Times New Roman" w:hAnsi="Times New Roman" w:cs="Times New Roman"/>
+                <w:kern w:val="0"/>
+                <w:sz w:val="22"/>
+                <w:szCs w:val="22"/>
+                <w14:ligatures w14:val="none"/>
+              </w:rPr>
+            </w:pPr>
+            <w:r>
+              <w:rPr>
+                <w:rFonts w:ascii="Courier New" w:eastAsia="Courier New" w:hAnsi="Courier New" w:cs="Courier New"/>
+                <w:kern w:val="0"/>
+                <w:sz w:val="22"/>
+                <w:szCs w:val="22"/>
+                <w14:ligatures w14:val="none"/>
+              </w:rPr>
+              <w:t>docker exec -it proiect-stagiu-live bash /opt/scripts/test_environment.sh</w:t>
+            </w:r>
+          </w:p>
+        </w:tc>
+      </w:tr>
+    </w:tbl>
+    <w:p>
+      <w:pPr>
+        <w:spacing w:after="0" w:line="240" w:lineRule="auto"/>
+        <w:jc w:val="both"/>
+        <w:rPr>
+          <w:rFonts w:ascii="Times New Roman" w:eastAsia="Times New Roman" w:hAnsi="Times New Roman" w:cs="Times New Roman"/>
+          <w:kern w:val="0"/>
+          <w:sz w:val="22"/>
+          <w:szCs w:val="22"/>
+          <w14:ligatures w14:val="none"/>
+        </w:rPr>
+      </w:pPr>
+    </w:p>
+    <w:p>
+      <w:pPr>
+        <w:spacing w:after="0" w:line="300" w:lineRule="auto"/>
+        <w:ind w:firstLine="720"/>
+        <w:jc w:val="both"/>
+        <w:rPr>
+          <w:rFonts w:ascii="Times New Roman" w:eastAsia="Times New Roman" w:hAnsi="Times New Roman" w:cs="Times New Roman"/>
+          <w:kern w:val="0"/>
+          <w:sz w:val="22"/>
+          <w:szCs w:val="22"/>
+          <w14:ligatures w14:val="none"/>
+        </w:rPr>
+      </w:pPr>
+      <w:r>
+        <w:rPr>
+          <w:rFonts w:ascii="Times New Roman" w:eastAsia="Times New Roman" w:hAnsi="Times New Roman" w:cs="Times New Roman"/>
+          <w:kern w:val="0"/>
+          <w:sz w:val="22"/>
+          <w:szCs w:val="22"/>
+          <w14:ligatures w14:val="none"/>
+        </w:rPr>
+        <w:t>D</w:t>
+      </w:r>
+      <w:r>
+        <w:rPr>
+          <w:rFonts w:ascii="Times New Roman" w:eastAsia="Times New Roman" w:hAnsi="Times New Roman" w:cs="Times New Roman"/>
+          <w:kern w:val="0"/>
+          <w:sz w:val="22"/>
+          <w:szCs w:val="22"/>
+          <w14:ligatures w14:val="none"/>
+        </w:rPr>
+        <w:t>ocker exec execută o comandă în interiorul unui container deja activ, fără a porni o nouă instanță. Este mecanismul folosit pentru rularea scriptului de validare structurală a celor 25 de misiuni, direct din exteriorul containerului, fără a necesita o sesiune SSH separată.</w:t>
+      </w:r>
+    </w:p>
+    <w:p>
+      <w:pPr>
+        <w:spacing w:after="0"/>
         <w:jc w:val="both"/>
         <w:rPr>
           <w:rFonts w:ascii="Times New Roman" w:eastAsia="Times New Roman" w:hAnsi="Times New Roman" w:cs="Times New Roman"/>
@@ -12598,6 +13421,60 @@
     </w:lvl>
   </w:abstractNum>
   <w:abstractNum w:abstractNumId="11" w15:restartNumberingAfterBreak="0">
+    <w:nsid w:val="710D491F"/>
+    <w:multiLevelType w:val="hybridMultilevel"/>
+    <w:tmpl w:val="C486CB9C"/>
+    <w:lvl w:ilvl="0" w:tplc="A508CE60">
+      <w:start w:val="1"/>
+      <w:numFmt w:val="bullet"/>
+      <w:lvlText w:val="•"/>
+      <w:lvlJc w:val="left"/>
+      <w:pPr>
+        <w:ind w:left="420" w:hanging="260"/>
+      </w:pPr>
+    </w:lvl>
+    <w:lvl w:ilvl="1" w:tplc="BD6C5CCE">
+      <w:numFmt w:val="decimal"/>
+      <w:lvlText w:val=""/>
+      <w:lvlJc w:val="left"/>
+    </w:lvl>
+    <w:lvl w:ilvl="2" w:tplc="D78483EE">
+      <w:numFmt w:val="decimal"/>
+      <w:lvlText w:val=""/>
+      <w:lvlJc w:val="left"/>
+    </w:lvl>
+    <w:lvl w:ilvl="3" w:tplc="E8FA8096">
+      <w:numFmt w:val="decimal"/>
+      <w:lvlText w:val=""/>
+      <w:lvlJc w:val="left"/>
+    </w:lvl>
+    <w:lvl w:ilvl="4" w:tplc="6610F048">
+      <w:numFmt w:val="decimal"/>
+      <w:lvlText w:val=""/>
+      <w:lvlJc w:val="left"/>
+    </w:lvl>
+    <w:lvl w:ilvl="5" w:tplc="955C6762">
+      <w:numFmt w:val="decimal"/>
+      <w:lvlText w:val=""/>
+      <w:lvlJc w:val="left"/>
+    </w:lvl>
+    <w:lvl w:ilvl="6" w:tplc="839EC29A">
+      <w:numFmt w:val="decimal"/>
+      <w:lvlText w:val=""/>
+      <w:lvlJc w:val="left"/>
+    </w:lvl>
+    <w:lvl w:ilvl="7" w:tplc="3B4AF330">
+      <w:numFmt w:val="decimal"/>
+      <w:lvlText w:val=""/>
+      <w:lvlJc w:val="left"/>
+    </w:lvl>
+    <w:lvl w:ilvl="8" w:tplc="05306140">
+      <w:numFmt w:val="decimal"/>
+      <w:lvlText w:val=""/>
+      <w:lvlJc w:val="left"/>
+    </w:lvl>
+  </w:abstractNum>
+  <w:abstractNum w:abstractNumId="12" w15:restartNumberingAfterBreak="0">
     <w:nsid w:val="725043DF"/>
     <w:multiLevelType w:val="multilevel"/>
     <w:tmpl w:val="3224FF7A"/>
@@ -12746,7 +13623,7 @@
       </w:rPr>
     </w:lvl>
   </w:abstractNum>
-  <w:abstractNum w:abstractNumId="12" w15:restartNumberingAfterBreak="0">
+  <w:abstractNum w:abstractNumId="13" w15:restartNumberingAfterBreak="0">
     <w:nsid w:val="7891235B"/>
     <w:multiLevelType w:val="hybridMultilevel"/>
     <w:tmpl w:val="CEEE0D6C"/>
@@ -12835,7 +13712,7 @@
       </w:pPr>
     </w:lvl>
   </w:abstractNum>
-  <w:abstractNum w:abstractNumId="13" w15:restartNumberingAfterBreak="0">
+  <w:abstractNum w:abstractNumId="14" w15:restartNumberingAfterBreak="0">
     <w:nsid w:val="7C66223C"/>
     <w:multiLevelType w:val="multilevel"/>
     <w:tmpl w:val="43FA1A80"/>
@@ -12991,7 +13868,7 @@
     <w:abstractNumId w:val="5"/>
   </w:num>
   <w:num w:numId="3" w16cid:durableId="163326160">
-    <w:abstractNumId w:val="13"/>
+    <w:abstractNumId w:val="14"/>
   </w:num>
   <w:num w:numId="4" w16cid:durableId="355886979">
     <w:abstractNumId w:val="10"/>
@@ -13018,13 +13895,19 @@
     <w:abstractNumId w:val="0"/>
   </w:num>
   <w:num w:numId="12" w16cid:durableId="137579614">
-    <w:abstractNumId w:val="12"/>
+    <w:abstractNumId w:val="13"/>
   </w:num>
   <w:num w:numId="13" w16cid:durableId="937909429">
     <w:abstractNumId w:val="2"/>
   </w:num>
   <w:num w:numId="14" w16cid:durableId="324168000">
+    <w:abstractNumId w:val="12"/>
+  </w:num>
+  <w:num w:numId="15" w16cid:durableId="1196115598">
     <w:abstractNumId w:val="11"/>
+    <w:lvlOverride w:ilvl="0">
+      <w:startOverride w:val="1"/>
+    </w:lvlOverride>
   </w:num>
 </w:numbering>
 </file>
@@ -13635,7 +14518,6 @@
   <w:style w:type="character" w:default="1" w:styleId="DefaultParagraphFont">
     <w:name w:val="Default Paragraph Font"/>
     <w:uiPriority w:val="1"/>
-    <w:semiHidden/>
     <w:unhideWhenUsed/>
   </w:style>
   <w:style w:type="table" w:default="1" w:styleId="TableNormal">
